--- a/doc/PDFAS4_WebDokumentation.docx
+++ b/doc/PDFAS4_WebDokumentation.docx
@@ -1,6 +1,6 @@
 
 <file path=word/document.xml><?xml version="1.0" encoding="utf-8"?>
-<w:document xmlns:wpc="http://schemas.microsoft.com/office/word/2010/wordprocessingCanvas" xmlns:cx="http://schemas.microsoft.com/office/drawing/2014/chartex" xmlns:cx1="http://schemas.microsoft.com/office/drawing/2015/9/8/chartex" xmlns:mc="http://schemas.openxmlformats.org/markup-compatibility/2006" xmlns:o="urn:schemas-microsoft-com:office:office" xmlns:r="http://schemas.openxmlformats.org/officeDocument/2006/relationships" xmlns:m="http://schemas.openxmlformats.org/officeDocument/2006/math" xmlns:v="urn:schemas-microsoft-com:vml" xmlns:wp14="http://schemas.microsoft.com/office/word/2010/wordprocessingDrawing" xmlns:wp="http://schemas.openxmlformats.org/drawingml/2006/wordprocessingDrawing" xmlns:w10="urn:schemas-microsoft-com:office:word" xmlns:w="http://schemas.openxmlformats.org/wordprocessingml/2006/main" xmlns:w14="http://schemas.microsoft.com/office/word/2010/wordml" xmlns:w15="http://schemas.microsoft.com/office/word/2012/wordml" xmlns:w16se="http://schemas.microsoft.com/office/word/2015/wordml/symex" xmlns:wpg="http://schemas.microsoft.com/office/word/2010/wordprocessingGroup" xmlns:wpi="http://schemas.microsoft.com/office/word/2010/wordprocessingInk" xmlns:wne="http://schemas.microsoft.com/office/word/2006/wordml" xmlns:wps="http://schemas.microsoft.com/office/word/2010/wordprocessingShape" mc:Ignorable="w14 w15 w16se wp14">
+<w:document xmlns:wpc="http://schemas.microsoft.com/office/word/2010/wordprocessingCanvas" xmlns:cx="http://schemas.microsoft.com/office/drawing/2014/chartex" xmlns:cx1="http://schemas.microsoft.com/office/drawing/2015/9/8/chartex" xmlns:cx2="http://schemas.microsoft.com/office/drawing/2015/10/21/chartex" xmlns:cx3="http://schemas.microsoft.com/office/drawing/2016/5/9/chartex" xmlns:cx4="http://schemas.microsoft.com/office/drawing/2016/5/10/chartex" xmlns:cx5="http://schemas.microsoft.com/office/drawing/2016/5/11/chartex" xmlns:cx6="http://schemas.microsoft.com/office/drawing/2016/5/12/chartex" xmlns:cx7="http://schemas.microsoft.com/office/drawing/2016/5/13/chartex" xmlns:cx8="http://schemas.microsoft.com/office/drawing/2016/5/14/chartex" xmlns:mc="http://schemas.openxmlformats.org/markup-compatibility/2006" xmlns:aink="http://schemas.microsoft.com/office/drawing/2016/ink" xmlns:am3d="http://schemas.microsoft.com/office/drawing/2017/model3d" xmlns:o="urn:schemas-microsoft-com:office:office" xmlns:r="http://schemas.openxmlformats.org/officeDocument/2006/relationships" xmlns:m="http://schemas.openxmlformats.org/officeDocument/2006/math" xmlns:v="urn:schemas-microsoft-com:vml" xmlns:wp14="http://schemas.microsoft.com/office/word/2010/wordprocessingDrawing" xmlns:wp="http://schemas.openxmlformats.org/drawingml/2006/wordprocessingDrawing" xmlns:w10="urn:schemas-microsoft-com:office:word" xmlns:w="http://schemas.openxmlformats.org/wordprocessingml/2006/main" xmlns:w14="http://schemas.microsoft.com/office/word/2010/wordml" xmlns:w15="http://schemas.microsoft.com/office/word/2012/wordml" xmlns:w16cid="http://schemas.microsoft.com/office/word/2016/wordml/cid" xmlns:w16se="http://schemas.microsoft.com/office/word/2015/wordml/symex" xmlns:wpg="http://schemas.microsoft.com/office/word/2010/wordprocessingGroup" xmlns:wpi="http://schemas.microsoft.com/office/word/2010/wordprocessingInk" xmlns:wne="http://schemas.microsoft.com/office/word/2006/wordml" xmlns:wps="http://schemas.microsoft.com/office/word/2010/wordprocessingShape" mc:Ignorable="w14 w15 w16se w16cid wp14">
   <w:body>
     <w:tbl>
       <w:tblPr>
@@ -27,7 +27,7 @@
           </w:tcPr>
           <w:p>
             <w:pPr>
-              <w:pStyle w:val="NoSpacing"/>
+              <w:pStyle w:val="KeinLeerraum"/>
               <w:ind w:left="0" w:right="0"/>
               <w:rPr>
                 <w:rFonts w:asciiTheme="majorHAnsi" w:hAnsiTheme="majorHAnsi"/>
@@ -42,7 +42,7 @@
               <mc:AlternateContent>
                 <mc:Choice Requires="wps">
                   <w:drawing>
-                    <wp:anchor distT="0" distB="0" distL="114300" distR="114300" simplePos="0" relativeHeight="251659264" behindDoc="1" locked="0" layoutInCell="1" allowOverlap="1" wp14:anchorId="6CFA8A33" wp14:editId="6294B8F1">
+                    <wp:anchor distT="0" distB="0" distL="114300" distR="114300" simplePos="0" relativeHeight="251659264" behindDoc="1" locked="0" layoutInCell="1" allowOverlap="1" wp14:anchorId="42411A63" wp14:editId="569E30B7">
                       <wp:simplePos x="0" y="0"/>
                       <wp:positionH relativeFrom="leftMargin">
                         <wp:posOffset>-352425</wp:posOffset>
@@ -91,7 +91,7 @@
                               <w:txbxContent>
                                 <w:p>
                                   <w:pPr>
-                                    <w:pStyle w:val="Title"/>
+                                    <w:pStyle w:val="Titel"/>
                                     <w:jc w:val="right"/>
                                   </w:pPr>
                                   <w:r>
@@ -120,7 +120,7 @@
                 </mc:Choice>
                 <mc:Fallback>
                   <w:pict>
-                    <v:shapetype w14:anchorId="6CFA8A33" id="_x0000_t202" coordsize="21600,21600" o:spt="202" path="m,l,21600r21600,l21600,xe">
+                    <v:shapetype w14:anchorId="42411A63" id="_x0000_t202" coordsize="21600,21600" o:spt="202" path="m,l,21600r21600,l21600,xe">
                       <v:stroke joinstyle="miter"/>
                       <v:path gradientshapeok="t" o:connecttype="rect"/>
                     </v:shapetype>
@@ -129,7 +129,7 @@
                         <w:txbxContent>
                           <w:p>
                             <w:pPr>
-                              <w:pStyle w:val="Title"/>
+                              <w:pStyle w:val="Titel"/>
                               <w:jc w:val="right"/>
                             </w:pPr>
                             <w:r>
@@ -153,7 +153,7 @@
           </w:tcPr>
           <w:p>
             <w:pPr>
-              <w:pStyle w:val="NoSpacing"/>
+              <w:pStyle w:val="KeinLeerraum"/>
               <w:tabs>
                 <w:tab w:val="left" w:pos="3297"/>
               </w:tabs>
@@ -166,7 +166,7 @@
                 <w:lang w:eastAsia="en-US"/>
               </w:rPr>
               <w:drawing>
-                <wp:anchor distT="0" distB="0" distL="114300" distR="114300" simplePos="0" relativeHeight="251660288" behindDoc="0" locked="0" layoutInCell="1" allowOverlap="1" wp14:anchorId="39BF264F" wp14:editId="752D7BFD">
+                <wp:anchor distT="0" distB="0" distL="114300" distR="114300" simplePos="0" relativeHeight="251660288" behindDoc="0" locked="0" layoutInCell="1" allowOverlap="1" wp14:anchorId="0DBFB3C6" wp14:editId="0E607DDD">
                   <wp:simplePos x="5019675" y="857250"/>
                   <wp:positionH relativeFrom="margin">
                     <wp:posOffset>260350</wp:posOffset>
@@ -227,7 +227,7 @@
     </w:tbl>
     <w:tbl>
       <w:tblPr>
-        <w:tblStyle w:val="TableGrid"/>
+        <w:tblStyle w:val="Tabellenraster"/>
         <w:tblW w:w="8788" w:type="dxa"/>
         <w:tblInd w:w="392" w:type="dxa"/>
         <w:tblBorders>
@@ -258,7 +258,7 @@
           </w:tcPr>
           <w:p>
             <w:pPr>
-              <w:pStyle w:val="Title"/>
+              <w:pStyle w:val="Titel"/>
             </w:pPr>
           </w:p>
         </w:tc>
@@ -268,7 +268,7 @@
           </w:tcPr>
           <w:p>
             <w:pPr>
-              <w:pStyle w:val="Title"/>
+              <w:pStyle w:val="Titel"/>
             </w:pPr>
             <w:r>
               <w:t>PDF-AS Webanwendung Dokumentation</w:t>
@@ -289,7 +289,7 @@
           </w:tcPr>
           <w:p>
             <w:pPr>
-              <w:pStyle w:val="Title"/>
+              <w:pStyle w:val="Titel"/>
             </w:pPr>
           </w:p>
         </w:tc>
@@ -300,7 +300,7 @@
           </w:tcPr>
           <w:p>
             <w:pPr>
-              <w:pStyle w:val="Subtitle"/>
+              <w:pStyle w:val="Untertitel"/>
             </w:pPr>
             <w:r>
               <w:rPr>
@@ -324,7 +324,7 @@
           </w:tcPr>
           <w:p>
             <w:pPr>
-              <w:pStyle w:val="Title"/>
+              <w:pStyle w:val="Titel"/>
             </w:pPr>
           </w:p>
         </w:tc>
@@ -383,7 +383,7 @@
           </w:tcPr>
           <w:p>
             <w:pPr>
-              <w:pStyle w:val="Title"/>
+              <w:pStyle w:val="Titel"/>
             </w:pPr>
           </w:p>
         </w:tc>
@@ -467,7 +467,7 @@
           </w:tcPr>
           <w:p>
             <w:pPr>
-              <w:pStyle w:val="Title"/>
+              <w:pStyle w:val="Titel"/>
               <w:rPr>
                 <w:lang w:val="en-US"/>
               </w:rPr>
@@ -512,11 +512,19 @@
                 <w:lang w:val="en-US"/>
               </w:rPr>
             </w:pPr>
+            <w:proofErr w:type="spellStart"/>
             <w:r>
               <w:rPr>
                 <w:lang w:val="en-US"/>
               </w:rPr>
-              <w:t xml:space="preserve">Emina </w:t>
+              <w:t>Emina</w:t>
+            </w:r>
+            <w:proofErr w:type="spellEnd"/>
+            <w:r>
+              <w:rPr>
+                <w:lang w:val="en-US"/>
+              </w:rPr>
+              <w:t xml:space="preserve"> </w:t>
             </w:r>
             <w:proofErr w:type="spellStart"/>
             <w:r>
@@ -610,7 +618,7 @@
     </w:p>
     <w:p>
       <w:pPr>
-        <w:pStyle w:val="TOC1"/>
+        <w:pStyle w:val="Verzeichnis1"/>
         <w:tabs>
           <w:tab w:val="right" w:leader="dot" w:pos="9304"/>
         </w:tabs>
@@ -690,7 +698,7 @@
     </w:p>
     <w:p>
       <w:pPr>
-        <w:pStyle w:val="TOC2"/>
+        <w:pStyle w:val="Verzeichnis2"/>
         <w:tabs>
           <w:tab w:val="right" w:leader="dot" w:pos="9304"/>
         </w:tabs>
@@ -761,7 +769,7 @@
     </w:p>
     <w:p>
       <w:pPr>
-        <w:pStyle w:val="TOC2"/>
+        <w:pStyle w:val="Verzeichnis2"/>
         <w:tabs>
           <w:tab w:val="right" w:leader="dot" w:pos="9304"/>
         </w:tabs>
@@ -832,7 +840,7 @@
     </w:p>
     <w:p>
       <w:pPr>
-        <w:pStyle w:val="TOC2"/>
+        <w:pStyle w:val="Verzeichnis2"/>
         <w:tabs>
           <w:tab w:val="right" w:leader="dot" w:pos="9304"/>
         </w:tabs>
@@ -903,7 +911,7 @@
     </w:p>
     <w:p>
       <w:pPr>
-        <w:pStyle w:val="TOC2"/>
+        <w:pStyle w:val="Verzeichnis2"/>
         <w:tabs>
           <w:tab w:val="right" w:leader="dot" w:pos="9304"/>
         </w:tabs>
@@ -974,7 +982,7 @@
     </w:p>
     <w:p>
       <w:pPr>
-        <w:pStyle w:val="TOC2"/>
+        <w:pStyle w:val="Verzeichnis2"/>
         <w:tabs>
           <w:tab w:val="right" w:leader="dot" w:pos="9304"/>
         </w:tabs>
@@ -1045,7 +1053,7 @@
     </w:p>
     <w:p>
       <w:pPr>
-        <w:pStyle w:val="TOC1"/>
+        <w:pStyle w:val="Verzeichnis1"/>
         <w:tabs>
           <w:tab w:val="right" w:leader="dot" w:pos="9304"/>
         </w:tabs>
@@ -1127,18 +1135,20 @@
     </w:p>
     <w:p>
       <w:pPr>
-        <w:pStyle w:val="Heading1"/>
+        <w:pStyle w:val="berschrift1"/>
       </w:pPr>
       <w:bookmarkStart w:id="0" w:name="_Toc396214475"/>
+      <w:proofErr w:type="spellStart"/>
       <w:r>
         <w:lastRenderedPageBreak/>
         <w:t>Deployment</w:t>
       </w:r>
       <w:bookmarkEnd w:id="0"/>
-    </w:p>
-    <w:p>
-      <w:pPr>
-        <w:pStyle w:val="Heading2"/>
+      <w:proofErr w:type="spellEnd"/>
+    </w:p>
+    <w:p>
+      <w:pPr>
+        <w:pStyle w:val="berschrift2"/>
       </w:pPr>
       <w:bookmarkStart w:id="1" w:name="_Toc396214476"/>
       <w:r>
@@ -1154,7 +1164,31 @@
         <w:t>zum</w:t>
       </w:r>
       <w:r>
-        <w:t xml:space="preserve"> Beispiel dem Apache Tomcat Server, muss eine Java Umgebungsvariable „pdf-as-web.conf“ definiert sein. Der Wert dieser Umgebungsvariablen ist der Dateipfad zur PDF-AS Web Konfigurationsdatei. Ein Beispielparameter für den Apache Tomcat Server:</w:t>
+        <w:t xml:space="preserve"> Beispiel dem Apache </w:t>
+      </w:r>
+      <w:proofErr w:type="spellStart"/>
+      <w:r>
+        <w:t>Tomcat</w:t>
+      </w:r>
+      <w:proofErr w:type="spellEnd"/>
+      <w:r>
+        <w:t xml:space="preserve"> Server, muss eine Java Umgebungsvariable „</w:t>
+      </w:r>
+      <w:proofErr w:type="spellStart"/>
+      <w:r>
+        <w:t>pdf-as-web.conf</w:t>
+      </w:r>
+      <w:proofErr w:type="spellEnd"/>
+      <w:r>
+        <w:t xml:space="preserve">“ definiert sein. Der Wert dieser Umgebungsvariablen ist der Dateipfad zur PDF-AS Web Konfigurationsdatei. Ein Beispielparameter für den Apache </w:t>
+      </w:r>
+      <w:proofErr w:type="spellStart"/>
+      <w:r>
+        <w:t>Tomcat</w:t>
+      </w:r>
+      <w:proofErr w:type="spellEnd"/>
+      <w:r>
+        <w:t xml:space="preserve"> Server:</w:t>
       </w:r>
     </w:p>
     <w:p>
@@ -1184,7 +1218,7 @@
     </w:p>
     <w:p>
       <w:pPr>
-        <w:pStyle w:val="Heading2"/>
+        <w:pStyle w:val="berschrift2"/>
         <w:rPr>
           <w:color w:val="auto"/>
         </w:rPr>
@@ -1227,7 +1261,7 @@
     </w:p>
     <w:p>
       <w:pPr>
-        <w:pStyle w:val="Heading2"/>
+        <w:pStyle w:val="berschrift2"/>
       </w:pPr>
       <w:r>
         <w:t>SOAP</w:t>
@@ -1286,25 +1320,91 @@
         <w:rPr>
           <w:i/>
         </w:rPr>
-        <w:t>„{pdf-as-web-url}/</w:t>
-      </w:r>
+        <w:t>„{</w:t>
+      </w:r>
+      <w:proofErr w:type="spellStart"/>
       <w:r>
         <w:rPr>
           <w:i/>
         </w:rPr>
-        <w:t>services/</w:t>
-      </w:r>
+        <w:t>pdf</w:t>
+      </w:r>
+      <w:proofErr w:type="spellEnd"/>
       <w:r>
         <w:rPr>
           <w:i/>
         </w:rPr>
-        <w:t>wssign?wsdl“</w:t>
+        <w:t>-</w:t>
+      </w:r>
+      <w:proofErr w:type="spellStart"/>
+      <w:r>
+        <w:rPr>
+          <w:i/>
+        </w:rPr>
+        <w:t>as</w:t>
+      </w:r>
+      <w:proofErr w:type="spellEnd"/>
+      <w:r>
+        <w:rPr>
+          <w:i/>
+        </w:rPr>
+        <w:t>-web-</w:t>
+      </w:r>
+      <w:proofErr w:type="spellStart"/>
+      <w:proofErr w:type="gramStart"/>
+      <w:r>
+        <w:rPr>
+          <w:i/>
+        </w:rPr>
+        <w:t>url</w:t>
+      </w:r>
+      <w:proofErr w:type="spellEnd"/>
+      <w:r>
+        <w:rPr>
+          <w:i/>
+        </w:rPr>
+        <w:t>}/</w:t>
+      </w:r>
+      <w:proofErr w:type="spellStart"/>
+      <w:proofErr w:type="gramEnd"/>
+      <w:r>
+        <w:rPr>
+          <w:i/>
+        </w:rPr>
+        <w:t>services</w:t>
+      </w:r>
+      <w:proofErr w:type="spellEnd"/>
+      <w:r>
+        <w:rPr>
+          <w:i/>
+        </w:rPr>
+        <w:t>/</w:t>
+      </w:r>
+      <w:proofErr w:type="spellStart"/>
+      <w:r>
+        <w:rPr>
+          <w:i/>
+        </w:rPr>
+        <w:t>wssign?wsdl</w:t>
+      </w:r>
+      <w:proofErr w:type="spellEnd"/>
+      <w:r>
+        <w:rPr>
+          <w:i/>
+        </w:rPr>
+        <w:t>“</w:t>
       </w:r>
       <w:r>
         <w:t xml:space="preserve"> abgerufen werden.</w:t>
       </w:r>
       <w:r>
-        <w:t xml:space="preserve"> Anwendungen können die SOAP-Schnittstelle nutzen um PDF-Dokumente direkt an PDF-AS Web hochzuladen. Bei diesem Request können diverse Signaturoptionen, wie beispielsweise der „Connector“, übergeben werden. Mit Hilfe der „Connector“ Option wird bestimmt womit die Signaturerzeugt werden soll. Hier können </w:t>
+        <w:t xml:space="preserve"> Anwendungen können die SOAP-Schnittstelle nutzen um PDF-Dokumente direkt an PDF-AS Web hochzuladen. Bei diesem Request können diverse Signaturoptionen, wie beispielsweise der „Connector“, übergeben werden. Mit Hilfe der „Connector“ Option wird bestimmt womit die Signatur</w:t>
+      </w:r>
+      <w:r>
+        <w:t xml:space="preserve"> </w:t>
+      </w:r>
+      <w:r>
+        <w:t xml:space="preserve">erzeugt werden soll. Hier können </w:t>
       </w:r>
       <w:r>
         <w:t>s</w:t>
@@ -1325,7 +1425,15 @@
         <w:t>, wie „BKU“, „MOBILEBKU“ oder „ONLINEBKU“.</w:t>
       </w:r>
       <w:r>
-        <w:t xml:space="preserve"> Wird eine serverbasierte Signatur verwendet, ist das signierte Dokument in der Antwort enthalten. Wird eine clientbasierte Signatur verwendet, benötigt PDF-AS Web eine Benutzerschnittstelle um direkt mit dem Benutzer zu kommunizieren. In diesem Fall ist eine URL in der Antwort enthalten, auf die der Benutzer weitergeleitet werden muss. Das signierte Dokument wird dann entweder direkt an den Benutzer übermittelt oder die aufrufende Anwendung kann per „invoke-url“ informiert werden.</w:t>
+        <w:t xml:space="preserve"> Wird eine serverbasierte Signatur verwendet, ist das signierte Dokument in der Antwort enthalten. Wird eine clientbasierte Signatur verwendet, benötigt PDF-AS Web eine Benutzerschnittstelle um direkt mit dem Benutzer zu kommunizieren. In diesem Fall ist eine URL in der Antwort enthalten, auf die der Benutzer weitergeleitet werden muss. Das signierte Dokument wird dann entweder direkt an den Benutzer übermittelt oder die aufrufende Anwendung kann per „</w:t>
+      </w:r>
+      <w:proofErr w:type="spellStart"/>
+      <w:r>
+        <w:t>invoke-url</w:t>
+      </w:r>
+      <w:proofErr w:type="spellEnd"/>
+      <w:r>
+        <w:t>“ informiert werden.</w:t>
       </w:r>
       <w:r>
         <w:t xml:space="preserve"> „</w:t>
@@ -1369,7 +1477,7 @@
         </w:rPr>
         <w:lastRenderedPageBreak/>
         <w:drawing>
-          <wp:inline distT="0" distB="0" distL="0" distR="0" wp14:anchorId="7C7311FA" wp14:editId="6585AFEF">
+          <wp:inline distT="0" distB="0" distL="0" distR="0" wp14:anchorId="26C92CFA" wp14:editId="0ECF3450">
             <wp:extent cx="5861685" cy="3432175"/>
             <wp:effectExtent l="0" t="0" r="5715" b="0"/>
             <wp:docPr id="3" name="Grafik 3" descr="E:\devel\pdf-as-4\src\doc\SOAP_Upload_Sequence.png"/>
@@ -1420,7 +1528,7 @@
     </w:p>
     <w:p>
       <w:pPr>
-        <w:pStyle w:val="Caption"/>
+        <w:pStyle w:val="Beschriftung"/>
       </w:pPr>
       <w:bookmarkStart w:id="3" w:name="_Ref393120030"/>
       <w:r>
@@ -1451,7 +1559,23 @@
     </w:p>
     <w:p>
       <w:r>
-        <w:t xml:space="preserve">Die SOAP-Schnittstelle bietet zwei Methoden „signSingle“ und „signBulk“. </w:t>
+        <w:t>Die SOAP-Schnittstelle bietet zwei Methoden „</w:t>
+      </w:r>
+      <w:proofErr w:type="spellStart"/>
+      <w:r>
+        <w:t>signSingle</w:t>
+      </w:r>
+      <w:proofErr w:type="spellEnd"/>
+      <w:r>
+        <w:t>“ und „</w:t>
+      </w:r>
+      <w:proofErr w:type="spellStart"/>
+      <w:r>
+        <w:t>signBulk</w:t>
+      </w:r>
+      <w:proofErr w:type="spellEnd"/>
+      <w:r>
+        <w:t xml:space="preserve">“. </w:t>
       </w:r>
       <w:r>
         <w:t xml:space="preserve">Mit </w:t>
@@ -1460,10 +1584,34 @@
         <w:t xml:space="preserve">der Methode </w:t>
       </w:r>
       <w:r>
-        <w:t>„signSingle“ lässt sich ein Dokument signieren.</w:t>
-      </w:r>
-      <w:r>
-        <w:t xml:space="preserve"> Mit der Methode „signBulk“ lassen sich mehrere Signaturanfragen im Bulk erstellen.</w:t>
+        <w:t>„</w:t>
+      </w:r>
+      <w:proofErr w:type="spellStart"/>
+      <w:r>
+        <w:t>signSingle</w:t>
+      </w:r>
+      <w:proofErr w:type="spellEnd"/>
+      <w:r>
+        <w:t>“ lässt sich ein Dokument signieren.</w:t>
+      </w:r>
+      <w:r>
+        <w:t xml:space="preserve"> Mit der Methode „</w:t>
+      </w:r>
+      <w:proofErr w:type="spellStart"/>
+      <w:r>
+        <w:t>signBulk</w:t>
+      </w:r>
+      <w:proofErr w:type="spellEnd"/>
+      <w:r>
+        <w:t xml:space="preserve">“ lassen sich mehrere Signaturanfragen im </w:t>
+      </w:r>
+      <w:proofErr w:type="spellStart"/>
+      <w:r>
+        <w:t>Bulk</w:t>
+      </w:r>
+      <w:proofErr w:type="spellEnd"/>
+      <w:r>
+        <w:t xml:space="preserve"> erstellen.</w:t>
       </w:r>
     </w:p>
     <w:p>
@@ -1474,160 +1622,467 @@
         <w:rPr>
           <w:i/>
         </w:rPr>
-        <w:t>„{pdf-as-web-url}/</w:t>
-      </w:r>
+        <w:t>„{</w:t>
+      </w:r>
+      <w:proofErr w:type="spellStart"/>
       <w:r>
         <w:rPr>
           <w:i/>
         </w:rPr>
-        <w:t>services/</w:t>
-      </w:r>
+        <w:t>pdf</w:t>
+      </w:r>
+      <w:proofErr w:type="spellEnd"/>
       <w:r>
         <w:rPr>
           <w:i/>
         </w:rPr>
-        <w:t>ws</w:t>
-      </w:r>
+        <w:t>-</w:t>
+      </w:r>
+      <w:proofErr w:type="spellStart"/>
       <w:r>
         <w:rPr>
           <w:i/>
         </w:rPr>
-        <w:t>verify</w:t>
-      </w:r>
+        <w:t>as</w:t>
+      </w:r>
+      <w:proofErr w:type="spellEnd"/>
       <w:r>
         <w:rPr>
           <w:i/>
         </w:rPr>
-        <w:t>?wsdl“</w:t>
-      </w:r>
-      <w:r>
-        <w:t xml:space="preserve"> abgerufen werden.</w:t>
-      </w:r>
-      <w:r>
-        <w:t xml:space="preserve"> Die SOAP-Schnittstelle bietet eine Methode „verify“ an. Diese Methode verifiziert ein Dokument und antwortet mit einer Liste von Signaturergebnissen. Für jede Signatur im Dokument wird ein Signaturergebnis gelistet.</w:t>
-      </w:r>
-    </w:p>
-    <w:p>
-      <w:pPr>
-        <w:pStyle w:val="Heading2"/>
-      </w:pPr>
-      <w:bookmarkStart w:id="4" w:name="_Toc396214478"/>
-      <w:r>
-        <w:t>PDF-AS Web Clusterbetrieb</w:t>
-      </w:r>
-      <w:bookmarkEnd w:id="4"/>
-    </w:p>
-    <w:p>
-      <w:r>
-        <w:t>PDF-AS Web lässt s</w:t>
-      </w:r>
-      <w:r>
-        <w:t>ich in einem Cluster betreiben.</w:t>
-      </w:r>
-      <w:r>
-        <w:t xml:space="preserve"> Vorrausetzung für die korrekte Funktion von PDF-AS Web im Cluster ist, dass der Lastverteiler</w:t>
-      </w:r>
-      <w:r>
-        <w:t xml:space="preserve"> bestehende Sitzungen immer zur selben Instanz weiterleitet. Es muss also eine Session Fixation im Load Balancer geschehen. Ein Beispiel dafür mit zwei Tomcat Instanzen als Anwendungsserver und einem Apache Webserver.</w:t>
-      </w:r>
-    </w:p>
-    <w:p/>
-    <w:p>
-      <w:r>
-        <w:t>In den beiden Tomcat Instanzen muss der Parameter jvmRoute für die Catalina engine festgelegt werden. Der Wert dieses Parameters muss sich in beiden Instanzen unterscheiden. In unserem Beispiel ist die „node1“ und „node2“</w:t>
-      </w:r>
-    </w:p>
-    <w:p>
-      <w:r>
-        <w:lastRenderedPageBreak/>
-        <w:t>Dazu wird in der der conf/server.xml die Zeile „&lt;Engine name=“Catalina“ defaultHost=“localhost“&gt;“ geändert zu „&lt;Engine name=“Catalina“ defaultHost=“localhost“ jvmRoute=“node1“&gt;“ bzw. „&lt;Engine name=“Catalina“ defaultHost=“localhost“ jvmRoute=“node2“&gt;“.</w:t>
-      </w:r>
-    </w:p>
-    <w:p>
-      <w:r>
-        <w:t>Wenn beide Tomcat Instanz auf demselben Server ausgeführt werden, müssen auch die AJP Ports unterschiedlich sein. In unserem Beispiel sind diese auf 8009 und 8029 festgelegt.</w:t>
-      </w:r>
-    </w:p>
-    <w:p>
-      <w:pPr>
-        <w:rPr>
-          <w:lang w:val="en-US"/>
-        </w:rPr>
-      </w:pPr>
-      <w:r>
-        <w:t xml:space="preserve">Im Apache Webserver müssen die Module „proxy_ajp“ und „proxy_balancer“ aktiviert sein. </w:t>
+        <w:t>-web-</w:t>
       </w:r>
       <w:proofErr w:type="spellStart"/>
       <w:proofErr w:type="gramStart"/>
       <w:r>
         <w:rPr>
+          <w:i/>
+        </w:rPr>
+        <w:t>url</w:t>
+      </w:r>
+      <w:proofErr w:type="spellEnd"/>
+      <w:r>
+        <w:rPr>
+          <w:i/>
+        </w:rPr>
+        <w:t>}/</w:t>
+      </w:r>
+      <w:proofErr w:type="spellStart"/>
+      <w:proofErr w:type="gramEnd"/>
+      <w:r>
+        <w:rPr>
+          <w:i/>
+        </w:rPr>
+        <w:t>services</w:t>
+      </w:r>
+      <w:proofErr w:type="spellEnd"/>
+      <w:r>
+        <w:rPr>
+          <w:i/>
+        </w:rPr>
+        <w:t>/</w:t>
+      </w:r>
+      <w:proofErr w:type="spellStart"/>
+      <w:r>
+        <w:rPr>
+          <w:i/>
+        </w:rPr>
+        <w:t>ws</w:t>
+      </w:r>
+      <w:r>
+        <w:rPr>
+          <w:i/>
+        </w:rPr>
+        <w:t>verify</w:t>
+      </w:r>
+      <w:r>
+        <w:rPr>
+          <w:i/>
+        </w:rPr>
+        <w:t>?wsdl</w:t>
+      </w:r>
+      <w:proofErr w:type="spellEnd"/>
+      <w:r>
+        <w:rPr>
+          <w:i/>
+        </w:rPr>
+        <w:t>“</w:t>
+      </w:r>
+      <w:r>
+        <w:t xml:space="preserve"> abgerufen werden.</w:t>
+      </w:r>
+      <w:r>
+        <w:t xml:space="preserve"> Die SOAP-Schnittstelle bietet eine Methode „</w:t>
+      </w:r>
+      <w:proofErr w:type="spellStart"/>
+      <w:r>
+        <w:t>verify</w:t>
+      </w:r>
+      <w:proofErr w:type="spellEnd"/>
+      <w:r>
+        <w:t>“ an. Diese Methode verifiziert ein Dokument und antwortet mit einer Liste von Signaturergebnissen. Für jede Signatur im Dokument wird ein Signaturergebnis gelistet.</w:t>
+      </w:r>
+    </w:p>
+    <w:p>
+      <w:pPr>
+        <w:pStyle w:val="berschrift2"/>
+      </w:pPr>
+      <w:bookmarkStart w:id="4" w:name="_Toc396214478"/>
+      <w:r>
+        <w:t>PDF-AS Web Clusterbetrieb</w:t>
+      </w:r>
+      <w:bookmarkEnd w:id="4"/>
+    </w:p>
+    <w:p>
+      <w:r>
+        <w:t>PDF-AS Web lässt s</w:t>
+      </w:r>
+      <w:r>
+        <w:t>ich in einem Cluster betreiben.</w:t>
+      </w:r>
+      <w:r>
+        <w:t xml:space="preserve"> Vorrausetzung für die korrekte Funktion von PDF-AS Web im Cluster ist, dass der Lastverteiler</w:t>
+      </w:r>
+      <w:r>
+        <w:t xml:space="preserve"> bestehende Sitzungen immer zur selben Instanz weiterleitet. Es muss also eine Session Fixation im Load Balancer geschehen. Ein Beispiel dafür mit zwei </w:t>
+      </w:r>
+      <w:proofErr w:type="spellStart"/>
+      <w:r>
+        <w:t>Tomcat</w:t>
+      </w:r>
+      <w:proofErr w:type="spellEnd"/>
+      <w:r>
+        <w:t xml:space="preserve"> Instanzen als Anwendungsserver und einem Apache Webserver.</w:t>
+      </w:r>
+    </w:p>
+    <w:p/>
+    <w:p>
+      <w:r>
+        <w:t xml:space="preserve">In den beiden </w:t>
+      </w:r>
+      <w:proofErr w:type="spellStart"/>
+      <w:r>
+        <w:t>Tomcat</w:t>
+      </w:r>
+      <w:proofErr w:type="spellEnd"/>
+      <w:r>
+        <w:t xml:space="preserve"> Instanzen muss der Parameter </w:t>
+      </w:r>
+      <w:proofErr w:type="spellStart"/>
+      <w:r>
+        <w:t>jvmRoute</w:t>
+      </w:r>
+      <w:proofErr w:type="spellEnd"/>
+      <w:r>
+        <w:t xml:space="preserve"> für die Catalina </w:t>
+      </w:r>
+      <w:proofErr w:type="spellStart"/>
+      <w:r>
+        <w:t>engine</w:t>
+      </w:r>
+      <w:proofErr w:type="spellEnd"/>
+      <w:r>
+        <w:t xml:space="preserve"> festgelegt werden. Der Wert dieses Parameters muss sich in beiden Instanzen unterscheiden. In unserem Beispiel ist die „node1“ und „node2“</w:t>
+      </w:r>
+    </w:p>
+    <w:p>
+      <w:r>
+        <w:lastRenderedPageBreak/>
+        <w:t xml:space="preserve">Dazu wird in der der </w:t>
+      </w:r>
+      <w:proofErr w:type="spellStart"/>
+      <w:r>
+        <w:t>conf</w:t>
+      </w:r>
+      <w:proofErr w:type="spellEnd"/>
+      <w:r>
+        <w:t xml:space="preserve">/server.xml die Zeile „&lt;Engine </w:t>
+      </w:r>
+      <w:proofErr w:type="spellStart"/>
+      <w:r>
+        <w:t>name</w:t>
+      </w:r>
+      <w:proofErr w:type="spellEnd"/>
+      <w:r>
+        <w:t xml:space="preserve">=“Catalina“ </w:t>
+      </w:r>
+      <w:proofErr w:type="spellStart"/>
+      <w:r>
+        <w:t>defaultHost</w:t>
+      </w:r>
+      <w:proofErr w:type="spellEnd"/>
+      <w:r>
+        <w:t>=“</w:t>
+      </w:r>
+      <w:proofErr w:type="spellStart"/>
+      <w:r>
+        <w:t>localhost</w:t>
+      </w:r>
+      <w:proofErr w:type="spellEnd"/>
+      <w:r>
+        <w:t xml:space="preserve">“&gt;“ geändert zu „&lt;Engine </w:t>
+      </w:r>
+      <w:proofErr w:type="spellStart"/>
+      <w:r>
+        <w:t>name</w:t>
+      </w:r>
+      <w:proofErr w:type="spellEnd"/>
+      <w:r>
+        <w:t xml:space="preserve">=“Catalina“ </w:t>
+      </w:r>
+      <w:proofErr w:type="spellStart"/>
+      <w:r>
+        <w:t>defaultHost</w:t>
+      </w:r>
+      <w:proofErr w:type="spellEnd"/>
+      <w:r>
+        <w:t>=“</w:t>
+      </w:r>
+      <w:proofErr w:type="spellStart"/>
+      <w:r>
+        <w:t>localhost</w:t>
+      </w:r>
+      <w:proofErr w:type="spellEnd"/>
+      <w:r>
+        <w:t xml:space="preserve">“ </w:t>
+      </w:r>
+      <w:proofErr w:type="spellStart"/>
+      <w:r>
+        <w:t>jvmRoute</w:t>
+      </w:r>
+      <w:proofErr w:type="spellEnd"/>
+      <w:r>
+        <w:t xml:space="preserve">=“node1“&gt;“ bzw. „&lt;Engine </w:t>
+      </w:r>
+      <w:proofErr w:type="spellStart"/>
+      <w:r>
+        <w:t>name</w:t>
+      </w:r>
+      <w:proofErr w:type="spellEnd"/>
+      <w:r>
+        <w:t xml:space="preserve">=“Catalina“ </w:t>
+      </w:r>
+      <w:proofErr w:type="spellStart"/>
+      <w:r>
+        <w:t>defaultHost</w:t>
+      </w:r>
+      <w:proofErr w:type="spellEnd"/>
+      <w:r>
+        <w:t>=“</w:t>
+      </w:r>
+      <w:proofErr w:type="spellStart"/>
+      <w:r>
+        <w:t>localhost</w:t>
+      </w:r>
+      <w:proofErr w:type="spellEnd"/>
+      <w:r>
+        <w:t xml:space="preserve">“ </w:t>
+      </w:r>
+      <w:proofErr w:type="spellStart"/>
+      <w:r>
+        <w:t>jvmRoute</w:t>
+      </w:r>
+      <w:proofErr w:type="spellEnd"/>
+      <w:r>
+        <w:t>=“node2“&gt;“.</w:t>
+      </w:r>
+    </w:p>
+    <w:p>
+      <w:r>
+        <w:t xml:space="preserve">Wenn beide </w:t>
+      </w:r>
+      <w:proofErr w:type="spellStart"/>
+      <w:r>
+        <w:t>Tomcat</w:t>
+      </w:r>
+      <w:proofErr w:type="spellEnd"/>
+      <w:r>
+        <w:t xml:space="preserve"> Instanz auf demselben Server ausgeführt werden, müssen auch die AJP Ports unterschiedlich sein. In unserem Beispiel sind diese auf 8009 und 8029 festgelegt.</w:t>
+      </w:r>
+    </w:p>
+    <w:p>
+      <w:pPr>
+        <w:rPr>
+          <w:lang w:val="en-US"/>
+        </w:rPr>
+      </w:pPr>
+      <w:r>
+        <w:t>Im Apache Webserver müssen die Module „</w:t>
+      </w:r>
+      <w:proofErr w:type="spellStart"/>
+      <w:r>
+        <w:t>proxy_ajp</w:t>
+      </w:r>
+      <w:proofErr w:type="spellEnd"/>
+      <w:r>
+        <w:t>“ und „</w:t>
+      </w:r>
+      <w:proofErr w:type="spellStart"/>
+      <w:r>
+        <w:t>proxy_balancer</w:t>
+      </w:r>
+      <w:proofErr w:type="spellEnd"/>
+      <w:r>
+        <w:t xml:space="preserve">“ aktiviert sein. </w:t>
+      </w:r>
+      <w:proofErr w:type="spellStart"/>
+      <w:r>
+        <w:rPr>
           <w:lang w:val="en-US"/>
         </w:rPr>
         <w:t>Als</w:t>
+      </w:r>
+      <w:proofErr w:type="spellEnd"/>
+      <w:r>
+        <w:rPr>
+          <w:lang w:val="en-US"/>
+        </w:rPr>
+        <w:t xml:space="preserve"> </w:t>
+      </w:r>
+      <w:proofErr w:type="spellStart"/>
+      <w:r>
+        <w:rPr>
+          <w:lang w:val="en-US"/>
+        </w:rPr>
+        <w:t>erstes</w:t>
+      </w:r>
+      <w:proofErr w:type="spellEnd"/>
+      <w:r>
+        <w:rPr>
+          <w:lang w:val="en-US"/>
+        </w:rPr>
+        <w:t xml:space="preserve"> </w:t>
+      </w:r>
+      <w:proofErr w:type="spellStart"/>
+      <w:r>
+        <w:rPr>
+          <w:lang w:val="en-US"/>
+        </w:rPr>
+        <w:t>wird</w:t>
+      </w:r>
+      <w:proofErr w:type="spellEnd"/>
+      <w:r>
+        <w:rPr>
+          <w:lang w:val="en-US"/>
+        </w:rPr>
+        <w:t xml:space="preserve"> </w:t>
+      </w:r>
+      <w:proofErr w:type="spellStart"/>
+      <w:r>
+        <w:rPr>
+          <w:lang w:val="en-US"/>
+        </w:rPr>
+        <w:t>ein</w:t>
+      </w:r>
+      <w:proofErr w:type="spellEnd"/>
+      <w:r>
+        <w:rPr>
+          <w:lang w:val="en-US"/>
+        </w:rPr>
+        <w:t xml:space="preserve"> Balancer </w:t>
+      </w:r>
+      <w:proofErr w:type="spellStart"/>
+      <w:r>
+        <w:rPr>
+          <w:lang w:val="en-US"/>
+        </w:rPr>
+        <w:t>definiert</w:t>
+      </w:r>
+      <w:proofErr w:type="spellEnd"/>
+      <w:r>
+        <w:rPr>
+          <w:lang w:val="en-US"/>
+        </w:rPr>
+        <w:t>:</w:t>
+      </w:r>
+    </w:p>
+    <w:p>
+      <w:pPr>
+        <w:pStyle w:val="Preformatted"/>
+        <w:rPr>
+          <w:highlight w:val="white"/>
+          <w:lang w:val="en-US"/>
+        </w:rPr>
+      </w:pPr>
+      <w:r>
+        <w:rPr>
+          <w:highlight w:val="white"/>
+          <w:lang w:val="en-US"/>
+        </w:rPr>
+        <w:t>&lt;Proxy balancer://testcluster stickysession=JSESSIONID|jsessionid scolonpathdelim=On&gt;</w:t>
+      </w:r>
+    </w:p>
+    <w:p>
+      <w:pPr>
+        <w:pStyle w:val="Preformatted"/>
+        <w:rPr>
+          <w:highlight w:val="white"/>
+          <w:lang w:val="en-US"/>
+        </w:rPr>
+      </w:pPr>
+      <w:r>
+        <w:rPr>
+          <w:highlight w:val="white"/>
+          <w:lang w:val="en-US"/>
+        </w:rPr>
+        <w:t>BalancerMember ajp://127.0.0.1:8009 min=10 max=100 route=node1 loadfactor=1</w:t>
+      </w:r>
+    </w:p>
+    <w:p>
+      <w:pPr>
+        <w:pStyle w:val="Preformatted"/>
+        <w:rPr>
+          <w:highlight w:val="white"/>
+          <w:lang w:val="en-US"/>
+        </w:rPr>
+      </w:pPr>
+      <w:r>
+        <w:rPr>
+          <w:highlight w:val="white"/>
+          <w:lang w:val="en-US"/>
+        </w:rPr>
+        <w:t>BalancerMember ajp://127.0.0.1:8029 min=10 max=100 route=node2 loadfactor=1</w:t>
+      </w:r>
+    </w:p>
+    <w:p>
+      <w:pPr>
+        <w:pStyle w:val="Preformatted"/>
+        <w:rPr>
+          <w:highlight w:val="white"/>
+        </w:rPr>
+      </w:pPr>
+      <w:r>
+        <w:rPr>
+          <w:highlight w:val="white"/>
+        </w:rPr>
+        <w:t>&lt;/Proxy&gt;</w:t>
+      </w:r>
+    </w:p>
+    <w:p/>
+    <w:p>
+      <w:r>
+        <w:t xml:space="preserve">Als </w:t>
+      </w:r>
+      <w:proofErr w:type="spellStart"/>
+      <w:r>
+        <w:t>letzer</w:t>
+      </w:r>
+      <w:proofErr w:type="spellEnd"/>
+      <w:r>
+        <w:t xml:space="preserve"> Schritt muss noch </w:t>
+      </w:r>
+      <w:proofErr w:type="gramStart"/>
+      <w:r>
+        <w:t xml:space="preserve">ein  </w:t>
+      </w:r>
+      <w:proofErr w:type="spellStart"/>
+      <w:r>
+        <w:t>ProxyPass</w:t>
       </w:r>
       <w:proofErr w:type="spellEnd"/>
       <w:proofErr w:type="gramEnd"/>
       <w:r>
-        <w:rPr>
-          <w:lang w:val="en-US"/>
-        </w:rPr>
-        <w:t xml:space="preserve"> </w:t>
-      </w:r>
-      <w:proofErr w:type="spellStart"/>
-      <w:r>
-        <w:rPr>
-          <w:lang w:val="en-US"/>
-        </w:rPr>
-        <w:t>erstes</w:t>
-      </w:r>
-      <w:proofErr w:type="spellEnd"/>
-      <w:r>
-        <w:rPr>
-          <w:lang w:val="en-US"/>
-        </w:rPr>
-        <w:t xml:space="preserve"> </w:t>
-      </w:r>
-      <w:proofErr w:type="spellStart"/>
-      <w:r>
-        <w:rPr>
-          <w:lang w:val="en-US"/>
-        </w:rPr>
-        <w:t>wird</w:t>
-      </w:r>
-      <w:proofErr w:type="spellEnd"/>
-      <w:r>
-        <w:rPr>
-          <w:lang w:val="en-US"/>
-        </w:rPr>
-        <w:t xml:space="preserve"> </w:t>
-      </w:r>
-      <w:proofErr w:type="spellStart"/>
-      <w:r>
-        <w:rPr>
-          <w:lang w:val="en-US"/>
-        </w:rPr>
-        <w:t>eine</w:t>
-      </w:r>
-      <w:proofErr w:type="spellEnd"/>
-      <w:r>
-        <w:rPr>
-          <w:lang w:val="en-US"/>
-        </w:rPr>
-        <w:t xml:space="preserve"> Balancer </w:t>
-      </w:r>
-      <w:proofErr w:type="spellStart"/>
-      <w:r>
-        <w:rPr>
-          <w:lang w:val="en-US"/>
-        </w:rPr>
-        <w:t>definiert</w:t>
-      </w:r>
-      <w:proofErr w:type="spellEnd"/>
-      <w:r>
-        <w:rPr>
-          <w:lang w:val="en-US"/>
-        </w:rPr>
-        <w:t>:</w:t>
+        <w:t xml:space="preserve"> konfiguriert werden, welcher auf den Balancer zeigt:</w:t>
       </w:r>
     </w:p>
     <w:p>
@@ -1643,74 +2098,6 @@
           <w:highlight w:val="white"/>
           <w:lang w:val="en-US"/>
         </w:rPr>
-        <w:t>&lt;Proxy balancer://testcluster stickysession=JSESSIONID|jsessionid scolonpathdelim=On&gt;</w:t>
-      </w:r>
-    </w:p>
-    <w:p>
-      <w:pPr>
-        <w:pStyle w:val="Preformatted"/>
-        <w:rPr>
-          <w:highlight w:val="white"/>
-          <w:lang w:val="en-US"/>
-        </w:rPr>
-      </w:pPr>
-      <w:r>
-        <w:rPr>
-          <w:highlight w:val="white"/>
-          <w:lang w:val="en-US"/>
-        </w:rPr>
-        <w:t>BalancerMember ajp://127.0.0.1:8009 min=10 max=100 route=node1 loadfactor=1</w:t>
-      </w:r>
-    </w:p>
-    <w:p>
-      <w:pPr>
-        <w:pStyle w:val="Preformatted"/>
-        <w:rPr>
-          <w:highlight w:val="white"/>
-          <w:lang w:val="en-US"/>
-        </w:rPr>
-      </w:pPr>
-      <w:r>
-        <w:rPr>
-          <w:highlight w:val="white"/>
-          <w:lang w:val="en-US"/>
-        </w:rPr>
-        <w:t>BalancerMember ajp://127.0.0.1:8029 min=10 max=100 route=node2 loadfactor=1</w:t>
-      </w:r>
-    </w:p>
-    <w:p>
-      <w:pPr>
-        <w:pStyle w:val="Preformatted"/>
-        <w:rPr>
-          <w:highlight w:val="white"/>
-        </w:rPr>
-      </w:pPr>
-      <w:r>
-        <w:rPr>
-          <w:highlight w:val="white"/>
-        </w:rPr>
-        <w:t>&lt;/Proxy&gt;</w:t>
-      </w:r>
-    </w:p>
-    <w:p/>
-    <w:p>
-      <w:r>
-        <w:t>Als letzer Schritt muss noch ein  ProxyPass konfiguriert werden, welcher auf den Balancer zeigt:</w:t>
-      </w:r>
-    </w:p>
-    <w:p>
-      <w:pPr>
-        <w:pStyle w:val="Preformatted"/>
-        <w:rPr>
-          <w:highlight w:val="white"/>
-          <w:lang w:val="en-US"/>
-        </w:rPr>
-      </w:pPr>
-      <w:r>
-        <w:rPr>
-          <w:highlight w:val="white"/>
-          <w:lang w:val="en-US"/>
-        </w:rPr>
         <w:t>ProxyPass /pdf-as-web balancer://testcluster/pdf-as-web</w:t>
       </w:r>
     </w:p>
@@ -1731,7 +2118,7 @@
     </w:p>
     <w:p>
       <w:pPr>
-        <w:pStyle w:val="Heading2"/>
+        <w:pStyle w:val="berschrift2"/>
       </w:pPr>
       <w:bookmarkStart w:id="5" w:name="_Toc396214479"/>
       <w:r>
@@ -1856,9 +2243,11 @@
             </w:tcBorders>
           </w:tcPr>
           <w:p>
+            <w:proofErr w:type="spellStart"/>
             <w:r>
               <w:t>pdfas.dir</w:t>
             </w:r>
+            <w:proofErr w:type="spellEnd"/>
           </w:p>
         </w:tc>
         <w:tc>
@@ -1934,9 +2323,13 @@
             </w:tcBorders>
           </w:tcPr>
           <w:p>
+            <w:proofErr w:type="spellStart"/>
+            <w:proofErr w:type="gramStart"/>
             <w:r>
               <w:t>error.showdetails</w:t>
             </w:r>
+            <w:proofErr w:type="spellEnd"/>
+            <w:proofErr w:type="gramEnd"/>
           </w:p>
         </w:tc>
         <w:tc>
@@ -1954,12 +2347,28 @@
                 <w:i/>
               </w:rPr>
             </w:pPr>
+            <w:proofErr w:type="spellStart"/>
             <w:r>
               <w:rPr>
                 <w:i/>
               </w:rPr>
-              <w:t>true | false</w:t>
-            </w:r>
+              <w:t>true</w:t>
+            </w:r>
+            <w:proofErr w:type="spellEnd"/>
+            <w:r>
+              <w:rPr>
+                <w:i/>
+              </w:rPr>
+              <w:t xml:space="preserve"> | </w:t>
+            </w:r>
+            <w:proofErr w:type="spellStart"/>
+            <w:r>
+              <w:rPr>
+                <w:i/>
+              </w:rPr>
+              <w:t>false</w:t>
+            </w:r>
+            <w:proofErr w:type="spellEnd"/>
           </w:p>
         </w:tc>
         <w:tc>
@@ -2044,7 +2453,15 @@
               <w:t xml:space="preserve">Die URL die PDF-AS für die lokale Bürgerkartenumgebung verwenden soll. </w:t>
             </w:r>
             <w:r>
-              <w:t xml:space="preserve">Ist dieser Parameter nicht definiert, so wird der Parameter </w:t>
+              <w:t xml:space="preserve">Ist dieser Parameter nicht definiert, so </w:t>
+            </w:r>
+            <w:proofErr w:type="gramStart"/>
+            <w:r>
+              <w:t>wird</w:t>
+            </w:r>
+            <w:proofErr w:type="gramEnd"/>
+            <w:r>
+              <w:t xml:space="preserve"> der Parameter </w:t>
             </w:r>
             <w:r>
               <w:t>bku.sign.url</w:t>
@@ -2069,10 +2486,17 @@
             </w:tcBorders>
           </w:tcPr>
           <w:p>
+            <w:proofErr w:type="spellStart"/>
+            <w:proofErr w:type="gramStart"/>
             <w:r>
               <w:lastRenderedPageBreak/>
-              <w:t>bku.sign.enabled</w:t>
-            </w:r>
+              <w:t>bku.sign</w:t>
+            </w:r>
+            <w:proofErr w:type="gramEnd"/>
+            <w:r>
+              <w:t>.enabled</w:t>
+            </w:r>
+            <w:proofErr w:type="spellEnd"/>
           </w:p>
         </w:tc>
         <w:tc>
@@ -2090,12 +2514,28 @@
                 <w:i/>
               </w:rPr>
             </w:pPr>
+            <w:proofErr w:type="spellStart"/>
             <w:r>
               <w:rPr>
                 <w:i/>
               </w:rPr>
-              <w:t>true | false</w:t>
-            </w:r>
+              <w:t>true</w:t>
+            </w:r>
+            <w:proofErr w:type="spellEnd"/>
+            <w:r>
+              <w:rPr>
+                <w:i/>
+              </w:rPr>
+              <w:t xml:space="preserve"> | </w:t>
+            </w:r>
+            <w:proofErr w:type="spellStart"/>
+            <w:r>
+              <w:rPr>
+                <w:i/>
+              </w:rPr>
+              <w:t>false</w:t>
+            </w:r>
+            <w:proofErr w:type="spellEnd"/>
           </w:p>
         </w:tc>
         <w:tc>
@@ -2111,7 +2551,23 @@
               <w:cnfStyle w:val="000000010000" w:firstRow="0" w:lastRow="0" w:firstColumn="0" w:lastColumn="0" w:oddVBand="0" w:evenVBand="0" w:oddHBand="0" w:evenHBand="1" w:firstRowFirstColumn="0" w:firstRowLastColumn="0" w:lastRowFirstColumn="0" w:lastRowLastColumn="0"/>
             </w:pPr>
             <w:r>
-              <w:t>PDF-AS-WEB verbietet die Benutzung einer lokalen Bürgerkartenumgebung wenn dieser Parameter auf false gesetzt ist.</w:t>
+              <w:t xml:space="preserve">PDF-AS-WEB verbietet die Benutzung einer lokalen </w:t>
+            </w:r>
+            <w:proofErr w:type="gramStart"/>
+            <w:r>
+              <w:t>Bürgerkartenumgebung</w:t>
+            </w:r>
+            <w:proofErr w:type="gramEnd"/>
+            <w:r>
+              <w:t xml:space="preserve"> wenn dieser Parameter auf </w:t>
+            </w:r>
+            <w:proofErr w:type="spellStart"/>
+            <w:r>
+              <w:t>false</w:t>
+            </w:r>
+            <w:proofErr w:type="spellEnd"/>
+            <w:r>
+              <w:t xml:space="preserve"> gesetzt ist.</w:t>
             </w:r>
           </w:p>
         </w:tc>
@@ -2180,7 +2636,15 @@
               <w:t xml:space="preserve">Die URL die PDF-AS für die online Bürgerkartenumgebung verwenden soll. </w:t>
             </w:r>
             <w:r>
-              <w:t>Ist dieser Parameter nicht definiert, so wird der Parameter moc</w:t>
+              <w:t xml:space="preserve">Ist dieser Parameter nicht definiert, so </w:t>
+            </w:r>
+            <w:proofErr w:type="gramStart"/>
+            <w:r>
+              <w:t>wird</w:t>
+            </w:r>
+            <w:proofErr w:type="gramEnd"/>
+            <w:r>
+              <w:t xml:space="preserve"> der Parameter moc</w:t>
             </w:r>
             <w:r>
               <w:t>.sign.url</w:t>
@@ -2205,9 +2669,16 @@
             </w:tcBorders>
           </w:tcPr>
           <w:p>
-            <w:r>
-              <w:t>moc.sign.enabled</w:t>
-            </w:r>
+            <w:proofErr w:type="spellStart"/>
+            <w:proofErr w:type="gramStart"/>
+            <w:r>
+              <w:t>moc.sign</w:t>
+            </w:r>
+            <w:proofErr w:type="gramEnd"/>
+            <w:r>
+              <w:t>.enabled</w:t>
+            </w:r>
+            <w:proofErr w:type="spellEnd"/>
           </w:p>
         </w:tc>
         <w:tc>
@@ -2225,12 +2696,28 @@
                 <w:i/>
               </w:rPr>
             </w:pPr>
+            <w:proofErr w:type="spellStart"/>
             <w:r>
               <w:rPr>
                 <w:i/>
               </w:rPr>
-              <w:t>true | false</w:t>
-            </w:r>
+              <w:t>true</w:t>
+            </w:r>
+            <w:proofErr w:type="spellEnd"/>
+            <w:r>
+              <w:rPr>
+                <w:i/>
+              </w:rPr>
+              <w:t xml:space="preserve"> | </w:t>
+            </w:r>
+            <w:proofErr w:type="spellStart"/>
+            <w:r>
+              <w:rPr>
+                <w:i/>
+              </w:rPr>
+              <w:t>false</w:t>
+            </w:r>
+            <w:proofErr w:type="spellEnd"/>
           </w:p>
         </w:tc>
         <w:tc>
@@ -2246,7 +2733,23 @@
               <w:cnfStyle w:val="000000010000" w:firstRow="0" w:lastRow="0" w:firstColumn="0" w:lastColumn="0" w:oddVBand="0" w:evenVBand="0" w:oddHBand="0" w:evenHBand="1" w:firstRowFirstColumn="0" w:firstRowLastColumn="0" w:lastRowFirstColumn="0" w:lastRowLastColumn="0"/>
             </w:pPr>
             <w:r>
-              <w:t>PDF-AS-WEB verbietet die Benutzung einer online Bürgerkartenumgebung wenn dieser Parameter auf false gesetzt ist.</w:t>
+              <w:t xml:space="preserve">PDF-AS-WEB verbietet die Benutzung einer online </w:t>
+            </w:r>
+            <w:proofErr w:type="gramStart"/>
+            <w:r>
+              <w:t>Bürgerkartenumgebung</w:t>
+            </w:r>
+            <w:proofErr w:type="gramEnd"/>
+            <w:r>
+              <w:t xml:space="preserve"> wenn dieser Parameter auf </w:t>
+            </w:r>
+            <w:proofErr w:type="spellStart"/>
+            <w:r>
+              <w:t>false</w:t>
+            </w:r>
+            <w:proofErr w:type="spellEnd"/>
+            <w:r>
+              <w:t xml:space="preserve"> gesetzt ist.</w:t>
             </w:r>
           </w:p>
         </w:tc>
@@ -2309,7 +2812,15 @@
               <w:t xml:space="preserve">Die URL die PDF-AS für die Handy Signatur verwenden soll. </w:t>
             </w:r>
             <w:r>
-              <w:t>Ist dieser Parameter nicht definiert, so wird der Parameter mobile</w:t>
+              <w:t xml:space="preserve">Ist dieser Parameter nicht definiert, so </w:t>
+            </w:r>
+            <w:proofErr w:type="gramStart"/>
+            <w:r>
+              <w:t>wird</w:t>
+            </w:r>
+            <w:proofErr w:type="gramEnd"/>
+            <w:r>
+              <w:t xml:space="preserve"> der Parameter mobile</w:t>
             </w:r>
             <w:r>
               <w:t>.sign.url</w:t>
@@ -2334,9 +2845,16 @@
             </w:tcBorders>
           </w:tcPr>
           <w:p>
-            <w:r>
-              <w:t>mobile.sign.enabled</w:t>
-            </w:r>
+            <w:proofErr w:type="spellStart"/>
+            <w:proofErr w:type="gramStart"/>
+            <w:r>
+              <w:t>mobile.sign</w:t>
+            </w:r>
+            <w:proofErr w:type="gramEnd"/>
+            <w:r>
+              <w:t>.enabled</w:t>
+            </w:r>
+            <w:proofErr w:type="spellEnd"/>
           </w:p>
         </w:tc>
         <w:tc>
@@ -2354,12 +2872,28 @@
                 <w:i/>
               </w:rPr>
             </w:pPr>
+            <w:proofErr w:type="spellStart"/>
             <w:r>
               <w:rPr>
                 <w:i/>
               </w:rPr>
-              <w:t>true | false</w:t>
-            </w:r>
+              <w:t>true</w:t>
+            </w:r>
+            <w:proofErr w:type="spellEnd"/>
+            <w:r>
+              <w:rPr>
+                <w:i/>
+              </w:rPr>
+              <w:t xml:space="preserve"> | </w:t>
+            </w:r>
+            <w:proofErr w:type="spellStart"/>
+            <w:r>
+              <w:rPr>
+                <w:i/>
+              </w:rPr>
+              <w:t>false</w:t>
+            </w:r>
+            <w:proofErr w:type="spellEnd"/>
           </w:p>
         </w:tc>
         <w:tc>
@@ -2375,7 +2909,23 @@
               <w:cnfStyle w:val="000000010000" w:firstRow="0" w:lastRow="0" w:firstColumn="0" w:lastColumn="0" w:oddVBand="0" w:evenVBand="0" w:oddHBand="0" w:evenHBand="1" w:firstRowFirstColumn="0" w:firstRowLastColumn="0" w:lastRowFirstColumn="0" w:lastRowLastColumn="0"/>
             </w:pPr>
             <w:r>
-              <w:t>PDF-AS-WEB verbietet die Benutzung der Handy Signatur wenn dieser Parameter auf false gesetzt ist.</w:t>
+              <w:t xml:space="preserve">PDF-AS-WEB verbietet die Benutzung der Handy </w:t>
+            </w:r>
+            <w:proofErr w:type="gramStart"/>
+            <w:r>
+              <w:t>Signatur</w:t>
+            </w:r>
+            <w:proofErr w:type="gramEnd"/>
+            <w:r>
+              <w:t xml:space="preserve"> wenn dieser Parameter auf </w:t>
+            </w:r>
+            <w:proofErr w:type="spellStart"/>
+            <w:r>
+              <w:t>false</w:t>
+            </w:r>
+            <w:proofErr w:type="spellEnd"/>
+            <w:r>
+              <w:t xml:space="preserve"> gesetzt ist.</w:t>
             </w:r>
           </w:p>
         </w:tc>
@@ -2451,9 +3001,13 @@
             </w:tcBorders>
           </w:tcPr>
           <w:p>
+            <w:proofErr w:type="spellStart"/>
+            <w:proofErr w:type="gramStart"/>
             <w:r>
               <w:t>moa.enabled</w:t>
             </w:r>
+            <w:proofErr w:type="spellEnd"/>
+            <w:proofErr w:type="gramEnd"/>
           </w:p>
         </w:tc>
         <w:tc>
@@ -2471,12 +3025,28 @@
                 <w:i/>
               </w:rPr>
             </w:pPr>
+            <w:proofErr w:type="spellStart"/>
             <w:r>
               <w:rPr>
                 <w:i/>
               </w:rPr>
-              <w:t>true | false</w:t>
-            </w:r>
+              <w:t>true</w:t>
+            </w:r>
+            <w:proofErr w:type="spellEnd"/>
+            <w:r>
+              <w:rPr>
+                <w:i/>
+              </w:rPr>
+              <w:t xml:space="preserve"> | </w:t>
+            </w:r>
+            <w:proofErr w:type="spellStart"/>
+            <w:r>
+              <w:rPr>
+                <w:i/>
+              </w:rPr>
+              <w:t>false</w:t>
+            </w:r>
+            <w:proofErr w:type="spellEnd"/>
           </w:p>
         </w:tc>
         <w:tc>
@@ -2508,9 +3078,13 @@
             </w:tcBorders>
           </w:tcPr>
           <w:p>
+            <w:proofErr w:type="spellStart"/>
+            <w:proofErr w:type="gramStart"/>
             <w:r>
               <w:t>ks.enabled</w:t>
             </w:r>
+            <w:proofErr w:type="spellEnd"/>
+            <w:proofErr w:type="gramEnd"/>
           </w:p>
         </w:tc>
         <w:tc>
@@ -2528,12 +3102,28 @@
                 <w:i/>
               </w:rPr>
             </w:pPr>
+            <w:proofErr w:type="spellStart"/>
             <w:r>
               <w:rPr>
                 <w:i/>
               </w:rPr>
-              <w:t>true | false</w:t>
-            </w:r>
+              <w:t>true</w:t>
+            </w:r>
+            <w:proofErr w:type="spellEnd"/>
+            <w:r>
+              <w:rPr>
+                <w:i/>
+              </w:rPr>
+              <w:t xml:space="preserve"> | </w:t>
+            </w:r>
+            <w:proofErr w:type="spellStart"/>
+            <w:r>
+              <w:rPr>
+                <w:i/>
+              </w:rPr>
+              <w:t>false</w:t>
+            </w:r>
+            <w:proofErr w:type="spellEnd"/>
           </w:p>
         </w:tc>
         <w:tc>
@@ -2549,7 +3139,15 @@
               <w:cnfStyle w:val="000000000000" w:firstRow="0" w:lastRow="0" w:firstColumn="0" w:lastColumn="0" w:oddVBand="0" w:evenVBand="0" w:oddHBand="0" w:evenHBand="0" w:firstRowFirstColumn="0" w:firstRowLastColumn="0" w:lastRowFirstColumn="0" w:lastRowLastColumn="0"/>
             </w:pPr>
             <w:r>
-              <w:t>Legt fest ob PDF-AS die Signatur mit einem KeyStore am Server zulassen soll.</w:t>
+              <w:t xml:space="preserve">Legt fest ob PDF-AS die Signatur mit einem </w:t>
+            </w:r>
+            <w:proofErr w:type="spellStart"/>
+            <w:r>
+              <w:t>KeyStore</w:t>
+            </w:r>
+            <w:proofErr w:type="spellEnd"/>
+            <w:r>
+              <w:t xml:space="preserve"> am Server zulassen soll.</w:t>
             </w:r>
           </w:p>
         </w:tc>
@@ -2568,9 +3166,13 @@
             </w:tcBorders>
           </w:tcPr>
           <w:p>
+            <w:proofErr w:type="spellStart"/>
+            <w:proofErr w:type="gramStart"/>
             <w:r>
               <w:t>ks.file</w:t>
             </w:r>
+            <w:proofErr w:type="spellEnd"/>
+            <w:proofErr w:type="gramEnd"/>
           </w:p>
         </w:tc>
         <w:tc>
@@ -2609,7 +3211,23 @@
               <w:cnfStyle w:val="000000010000" w:firstRow="0" w:lastRow="0" w:firstColumn="0" w:lastColumn="0" w:oddVBand="0" w:evenVBand="0" w:oddHBand="0" w:evenHBand="1" w:firstRowFirstColumn="0" w:firstRowLastColumn="0" w:lastRowFirstColumn="0" w:lastRowLastColumn="0"/>
             </w:pPr>
             <w:r>
-              <w:t>Die bei einer Signatur mit einem Keystore zu verwendende KeyStore Datei.</w:t>
+              <w:t xml:space="preserve">Die bei einer Signatur mit einem </w:t>
+            </w:r>
+            <w:proofErr w:type="spellStart"/>
+            <w:r>
+              <w:t>Keystore</w:t>
+            </w:r>
+            <w:proofErr w:type="spellEnd"/>
+            <w:r>
+              <w:t xml:space="preserve"> zu verwendende </w:t>
+            </w:r>
+            <w:proofErr w:type="spellStart"/>
+            <w:r>
+              <w:t>KeyStore</w:t>
+            </w:r>
+            <w:proofErr w:type="spellEnd"/>
+            <w:r>
+              <w:t xml:space="preserve"> Datei.</w:t>
             </w:r>
           </w:p>
         </w:tc>
@@ -2625,9 +3243,13 @@
             </w:tcBorders>
           </w:tcPr>
           <w:p>
+            <w:proofErr w:type="spellStart"/>
+            <w:proofErr w:type="gramStart"/>
             <w:r>
               <w:t>ks.type</w:t>
             </w:r>
+            <w:proofErr w:type="spellEnd"/>
+            <w:proofErr w:type="gramEnd"/>
           </w:p>
         </w:tc>
         <w:tc>
@@ -2666,7 +3288,15 @@
               <w:cnfStyle w:val="000000000000" w:firstRow="0" w:lastRow="0" w:firstColumn="0" w:lastColumn="0" w:oddVBand="0" w:evenVBand="0" w:oddHBand="0" w:evenHBand="0" w:firstRowFirstColumn="0" w:firstRowLastColumn="0" w:lastRowFirstColumn="0" w:lastRowLastColumn="0"/>
             </w:pPr>
             <w:r>
-              <w:t>Die Art der Keystore Datei</w:t>
+              <w:t xml:space="preserve">Die Art der </w:t>
+            </w:r>
+            <w:proofErr w:type="spellStart"/>
+            <w:r>
+              <w:t>Keystore</w:t>
+            </w:r>
+            <w:proofErr w:type="spellEnd"/>
+            <w:r>
+              <w:t xml:space="preserve"> Datei</w:t>
             </w:r>
           </w:p>
         </w:tc>
@@ -2685,9 +3315,13 @@
             </w:tcBorders>
           </w:tcPr>
           <w:p>
+            <w:proofErr w:type="spellStart"/>
+            <w:proofErr w:type="gramStart"/>
             <w:r>
               <w:t>ks.pass</w:t>
             </w:r>
+            <w:proofErr w:type="spellEnd"/>
+            <w:proofErr w:type="gramEnd"/>
           </w:p>
         </w:tc>
         <w:tc>
@@ -2726,7 +3360,15 @@
               <w:cnfStyle w:val="000000010000" w:firstRow="0" w:lastRow="0" w:firstColumn="0" w:lastColumn="0" w:oddVBand="0" w:evenVBand="0" w:oddHBand="0" w:evenHBand="1" w:firstRowFirstColumn="0" w:firstRowLastColumn="0" w:lastRowFirstColumn="0" w:lastRowLastColumn="0"/>
             </w:pPr>
             <w:r>
-              <w:t>Das Passwort für die Keystore Datei</w:t>
+              <w:t xml:space="preserve">Das Passwort für die </w:t>
+            </w:r>
+            <w:proofErr w:type="spellStart"/>
+            <w:r>
+              <w:t>Keystore</w:t>
+            </w:r>
+            <w:proofErr w:type="spellEnd"/>
+            <w:r>
+              <w:t xml:space="preserve"> Datei</w:t>
             </w:r>
           </w:p>
         </w:tc>
@@ -2742,9 +3384,13 @@
             </w:tcBorders>
           </w:tcPr>
           <w:p>
+            <w:proofErr w:type="spellStart"/>
+            <w:proofErr w:type="gramStart"/>
             <w:r>
               <w:t>ks.key.alias</w:t>
             </w:r>
+            <w:proofErr w:type="spellEnd"/>
+            <w:proofErr w:type="gramEnd"/>
           </w:p>
         </w:tc>
         <w:tc>
@@ -2777,7 +3423,15 @@
               <w:cnfStyle w:val="000000000000" w:firstRow="0" w:lastRow="0" w:firstColumn="0" w:lastColumn="0" w:oddVBand="0" w:evenVBand="0" w:oddHBand="0" w:evenHBand="0" w:firstRowFirstColumn="0" w:firstRowLastColumn="0" w:lastRowFirstColumn="0" w:lastRowLastColumn="0"/>
             </w:pPr>
             <w:r>
-              <w:t xml:space="preserve">Der Bezeichner des Schlüssels in der KeyStore Datei </w:t>
+              <w:t xml:space="preserve">Der Bezeichner des Schlüssels in der </w:t>
+            </w:r>
+            <w:proofErr w:type="spellStart"/>
+            <w:r>
+              <w:t>KeyStore</w:t>
+            </w:r>
+            <w:proofErr w:type="spellEnd"/>
+            <w:r>
+              <w:t xml:space="preserve"> Datei </w:t>
             </w:r>
             <w:r>
               <w:t xml:space="preserve">mit dem die Signatur durchgeführt werden </w:t>
@@ -2802,9 +3456,13 @@
             </w:tcBorders>
           </w:tcPr>
           <w:p>
+            <w:proofErr w:type="spellStart"/>
+            <w:proofErr w:type="gramStart"/>
             <w:r>
               <w:t>ks.key.pass</w:t>
             </w:r>
+            <w:proofErr w:type="spellEnd"/>
+            <w:proofErr w:type="gramEnd"/>
           </w:p>
         </w:tc>
         <w:tc>
@@ -2846,7 +3504,15 @@
               <w:t>Das Passwort</w:t>
             </w:r>
             <w:r>
-              <w:t xml:space="preserve"> für den Schlüssel in der KeyStore Datei.</w:t>
+              <w:t xml:space="preserve"> für den Schlüssel in der </w:t>
+            </w:r>
+            <w:proofErr w:type="spellStart"/>
+            <w:r>
+              <w:t>KeyStore</w:t>
+            </w:r>
+            <w:proofErr w:type="spellEnd"/>
+            <w:r>
+              <w:t xml:space="preserve"> Datei.</w:t>
             </w:r>
           </w:p>
         </w:tc>
@@ -2862,8 +3528,13 @@
             </w:tcBorders>
           </w:tcPr>
           <w:p>
-            <w:r>
-              <w:t>ksl.(id).*</w:t>
+            <w:proofErr w:type="gramStart"/>
+            <w:r>
+              <w:t>ksl.(</w:t>
+            </w:r>
+            <w:proofErr w:type="gramEnd"/>
+            <w:r>
+              <w:t>id).*</w:t>
             </w:r>
           </w:p>
         </w:tc>
@@ -2897,7 +3568,89 @@
               <w:cnfStyle w:val="000000000000" w:firstRow="0" w:lastRow="0" w:firstColumn="0" w:lastColumn="0" w:oddVBand="0" w:evenVBand="0" w:oddHBand="0" w:evenHBand="0" w:firstRowFirstColumn="0" w:firstRowLastColumn="0" w:lastRowFirstColumn="0" w:lastRowLastColumn="0"/>
             </w:pPr>
             <w:r>
-              <w:t>Mit ksl wird eine Liste von Keystore Einträgen ermöglicht. Die Zusammensetzung ergibt sich als ksl.(identifier).(property). Der Identifier identifiziert den Eintrag in der Keystoreliste. Für jeden Eintrag müssen die Eigenschaften für diesen Keystore definiert werden. Diese Eigenschaften sind äquivialent zu den Keystore Eigenschaften ks.*.</w:t>
+              <w:t xml:space="preserve">Mit </w:t>
+            </w:r>
+            <w:proofErr w:type="spellStart"/>
+            <w:r>
+              <w:t>ksl</w:t>
+            </w:r>
+            <w:proofErr w:type="spellEnd"/>
+            <w:r>
+              <w:t xml:space="preserve"> wird eine Liste von </w:t>
+            </w:r>
+            <w:proofErr w:type="spellStart"/>
+            <w:r>
+              <w:t>Keystore</w:t>
+            </w:r>
+            <w:proofErr w:type="spellEnd"/>
+            <w:r>
+              <w:t xml:space="preserve"> Einträgen ermöglicht. Die Zusammensetzung ergibt sich als </w:t>
+            </w:r>
+            <w:proofErr w:type="spellStart"/>
+            <w:proofErr w:type="gramStart"/>
+            <w:r>
+              <w:t>ksl</w:t>
+            </w:r>
+            <w:proofErr w:type="spellEnd"/>
+            <w:r>
+              <w:t>.(</w:t>
+            </w:r>
+            <w:proofErr w:type="spellStart"/>
+            <w:proofErr w:type="gramEnd"/>
+            <w:r>
+              <w:t>identifier</w:t>
+            </w:r>
+            <w:proofErr w:type="spellEnd"/>
+            <w:r>
+              <w:t>).(</w:t>
+            </w:r>
+            <w:proofErr w:type="spellStart"/>
+            <w:r>
+              <w:t>property</w:t>
+            </w:r>
+            <w:proofErr w:type="spellEnd"/>
+            <w:r>
+              <w:t xml:space="preserve">). Der Identifier identifiziert den Eintrag in der </w:t>
+            </w:r>
+            <w:proofErr w:type="spellStart"/>
+            <w:r>
+              <w:t>Keystoreliste</w:t>
+            </w:r>
+            <w:proofErr w:type="spellEnd"/>
+            <w:r>
+              <w:t xml:space="preserve">. Für jeden Eintrag müssen die Eigenschaften für diesen </w:t>
+            </w:r>
+            <w:proofErr w:type="spellStart"/>
+            <w:r>
+              <w:t>Keystore</w:t>
+            </w:r>
+            <w:proofErr w:type="spellEnd"/>
+            <w:r>
+              <w:t xml:space="preserve"> definiert werden. Diese Eigenschaften sind </w:t>
+            </w:r>
+            <w:proofErr w:type="spellStart"/>
+            <w:r>
+              <w:t>äquivialent</w:t>
+            </w:r>
+            <w:proofErr w:type="spellEnd"/>
+            <w:r>
+              <w:t xml:space="preserve"> zu den </w:t>
+            </w:r>
+            <w:proofErr w:type="spellStart"/>
+            <w:r>
+              <w:t>Keystore</w:t>
+            </w:r>
+            <w:proofErr w:type="spellEnd"/>
+            <w:r>
+              <w:t xml:space="preserve"> Eigenschaften </w:t>
+            </w:r>
+            <w:proofErr w:type="spellStart"/>
+            <w:r>
+              <w:t>ks</w:t>
+            </w:r>
+            <w:proofErr w:type="spellEnd"/>
+            <w:r>
+              <w:t>.*.</w:t>
             </w:r>
           </w:p>
         </w:tc>
@@ -2916,8 +3669,13 @@
             </w:tcBorders>
           </w:tcPr>
           <w:p>
-            <w:r>
-              <w:t>moal.(id).*</w:t>
+            <w:proofErr w:type="gramStart"/>
+            <w:r>
+              <w:t>moal.(</w:t>
+            </w:r>
+            <w:proofErr w:type="gramEnd"/>
+            <w:r>
+              <w:t>id).*</w:t>
             </w:r>
           </w:p>
         </w:tc>
@@ -2951,11 +3709,85 @@
               <w:cnfStyle w:val="000000010000" w:firstRow="0" w:lastRow="0" w:firstColumn="0" w:lastColumn="0" w:oddVBand="0" w:evenVBand="0" w:oddHBand="0" w:evenHBand="1" w:firstRowFirstColumn="0" w:firstRowLastColumn="0" w:lastRowFirstColumn="0" w:lastRowLastColumn="0"/>
             </w:pPr>
             <w:r>
-              <w:t xml:space="preserve">Mit moal wird eine Liste von MOA-SS Einträgen ermöglicht. Die Zusammensetzung ergibt sich als moal.(identifier).(property). Der Identifier </w:t>
+              <w:t xml:space="preserve">Mit </w:t>
+            </w:r>
+            <w:proofErr w:type="spellStart"/>
+            <w:r>
+              <w:t>moal</w:t>
+            </w:r>
+            <w:proofErr w:type="spellEnd"/>
+            <w:r>
+              <w:t xml:space="preserve"> wird eine Liste von MOA-SS Einträgen ermöglicht. Die Zusammensetzung ergibt sich als </w:t>
+            </w:r>
+            <w:proofErr w:type="spellStart"/>
+            <w:proofErr w:type="gramStart"/>
+            <w:r>
+              <w:t>moal</w:t>
+            </w:r>
+            <w:proofErr w:type="spellEnd"/>
+            <w:r>
+              <w:t>.(</w:t>
+            </w:r>
+            <w:proofErr w:type="spellStart"/>
+            <w:proofErr w:type="gramEnd"/>
+            <w:r>
+              <w:t>identifier</w:t>
+            </w:r>
+            <w:proofErr w:type="spellEnd"/>
+            <w:r>
+              <w:t>).(</w:t>
+            </w:r>
+            <w:proofErr w:type="spellStart"/>
+            <w:r>
+              <w:t>property</w:t>
+            </w:r>
+            <w:proofErr w:type="spellEnd"/>
+            <w:r>
+              <w:t xml:space="preserve">). Der Identifier </w:t>
             </w:r>
             <w:r>
               <w:lastRenderedPageBreak/>
-              <w:t>identifiziert den Eintrag in der Liste. Für jeden Eintrag müssen die Eigenschaften für diese MOA-SS Anbindung definiert werden. Diese Eigenschaften sind „enabled“, „url“, „KeyIdentifier“, „Certificate“. Diese Eigenschaften verhalten sich äquivialent zu den Einstellungen „</w:t>
+              <w:t>identifiziert den Eintrag in der Liste. Für jeden Eintrag müssen die Eigenschaften für diese MOA-SS Anbindung definiert werden. Diese Eigenschaften sind „</w:t>
+            </w:r>
+            <w:proofErr w:type="spellStart"/>
+            <w:r>
+              <w:t>enabled</w:t>
+            </w:r>
+            <w:proofErr w:type="spellEnd"/>
+            <w:r>
+              <w:t>“, „</w:t>
+            </w:r>
+            <w:proofErr w:type="spellStart"/>
+            <w:r>
+              <w:t>url</w:t>
+            </w:r>
+            <w:proofErr w:type="spellEnd"/>
+            <w:r>
+              <w:t>“, „</w:t>
+            </w:r>
+            <w:proofErr w:type="spellStart"/>
+            <w:r>
+              <w:t>KeyIdentifier</w:t>
+            </w:r>
+            <w:proofErr w:type="spellEnd"/>
+            <w:r>
+              <w:t>“, „</w:t>
+            </w:r>
+            <w:proofErr w:type="spellStart"/>
+            <w:r>
+              <w:t>Certificate</w:t>
+            </w:r>
+            <w:proofErr w:type="spellEnd"/>
+            <w:r>
+              <w:t xml:space="preserve">“. Diese Eigenschaften verhalten sich </w:t>
+            </w:r>
+            <w:proofErr w:type="spellStart"/>
+            <w:r>
+              <w:t>äquivialent</w:t>
+            </w:r>
+            <w:proofErr w:type="spellEnd"/>
+            <w:r>
+              <w:t xml:space="preserve"> zu den Einstellungen „</w:t>
             </w:r>
             <w:r>
               <w:t>3.3 Basiseinstellu</w:t>
@@ -2977,10 +3809,17 @@
             </w:tcBorders>
           </w:tcPr>
           <w:p>
+            <w:proofErr w:type="spellStart"/>
+            <w:proofErr w:type="gramStart"/>
             <w:r>
               <w:lastRenderedPageBreak/>
-              <w:t>soap.sign.enabled</w:t>
-            </w:r>
+              <w:t>soap.sign</w:t>
+            </w:r>
+            <w:proofErr w:type="gramEnd"/>
+            <w:r>
+              <w:t>.enabled</w:t>
+            </w:r>
+            <w:proofErr w:type="spellEnd"/>
           </w:p>
         </w:tc>
         <w:tc>
@@ -2998,12 +3837,28 @@
                 <w:i/>
               </w:rPr>
             </w:pPr>
+            <w:proofErr w:type="spellStart"/>
             <w:r>
               <w:rPr>
                 <w:i/>
               </w:rPr>
-              <w:t>true | false</w:t>
-            </w:r>
+              <w:t>true</w:t>
+            </w:r>
+            <w:proofErr w:type="spellEnd"/>
+            <w:r>
+              <w:rPr>
+                <w:i/>
+              </w:rPr>
+              <w:t xml:space="preserve"> | </w:t>
+            </w:r>
+            <w:proofErr w:type="spellStart"/>
+            <w:r>
+              <w:rPr>
+                <w:i/>
+              </w:rPr>
+              <w:t>false</w:t>
+            </w:r>
+            <w:proofErr w:type="spellEnd"/>
           </w:p>
         </w:tc>
         <w:tc>
@@ -3038,9 +3893,13 @@
             </w:tcBorders>
           </w:tcPr>
           <w:p>
+            <w:proofErr w:type="spellStart"/>
+            <w:proofErr w:type="gramStart"/>
             <w:r>
               <w:t>Soap.verify.enabled</w:t>
             </w:r>
+            <w:proofErr w:type="spellEnd"/>
+            <w:proofErr w:type="gramEnd"/>
           </w:p>
         </w:tc>
         <w:tc>
@@ -3058,12 +3917,28 @@
                 <w:i/>
               </w:rPr>
             </w:pPr>
+            <w:proofErr w:type="spellStart"/>
             <w:r>
               <w:rPr>
                 <w:i/>
               </w:rPr>
-              <w:t>true | false</w:t>
-            </w:r>
+              <w:t>true</w:t>
+            </w:r>
+            <w:proofErr w:type="spellEnd"/>
+            <w:r>
+              <w:rPr>
+                <w:i/>
+              </w:rPr>
+              <w:t xml:space="preserve"> | </w:t>
+            </w:r>
+            <w:proofErr w:type="spellStart"/>
+            <w:r>
+              <w:rPr>
+                <w:i/>
+              </w:rPr>
+              <w:t>false</w:t>
+            </w:r>
+            <w:proofErr w:type="spellEnd"/>
           </w:p>
         </w:tc>
         <w:tc>
@@ -3095,9 +3970,13 @@
             </w:tcBorders>
           </w:tcPr>
           <w:p>
+            <w:proofErr w:type="spellStart"/>
+            <w:proofErr w:type="gramStart"/>
             <w:r>
               <w:t>whitelist.enabled</w:t>
             </w:r>
+            <w:proofErr w:type="spellEnd"/>
+            <w:proofErr w:type="gramEnd"/>
           </w:p>
         </w:tc>
         <w:tc>
@@ -3115,12 +3994,28 @@
                 <w:i/>
               </w:rPr>
             </w:pPr>
+            <w:proofErr w:type="spellStart"/>
             <w:r>
               <w:rPr>
                 <w:i/>
               </w:rPr>
-              <w:t>true | false</w:t>
-            </w:r>
+              <w:t>true</w:t>
+            </w:r>
+            <w:proofErr w:type="spellEnd"/>
+            <w:r>
+              <w:rPr>
+                <w:i/>
+              </w:rPr>
+              <w:t xml:space="preserve"> | </w:t>
+            </w:r>
+            <w:proofErr w:type="spellStart"/>
+            <w:r>
+              <w:rPr>
+                <w:i/>
+              </w:rPr>
+              <w:t>false</w:t>
+            </w:r>
+            <w:proofErr w:type="spellEnd"/>
           </w:p>
         </w:tc>
         <w:tc>
@@ -3136,7 +4031,15 @@
               <w:cnfStyle w:val="000000000000" w:firstRow="0" w:lastRow="0" w:firstColumn="0" w:lastColumn="0" w:oddVBand="0" w:evenVBand="0" w:oddHBand="0" w:evenHBand="0" w:firstRowFirstColumn="0" w:firstRowLastColumn="0" w:lastRowFirstColumn="0" w:lastRowLastColumn="0"/>
             </w:pPr>
             <w:r>
-              <w:t>Legt fest ob PDF-AS externe URLS mit der Whitelist vergleicht.</w:t>
+              <w:t xml:space="preserve">Legt fest ob PDF-AS externe URLS mit der </w:t>
+            </w:r>
+            <w:proofErr w:type="spellStart"/>
+            <w:r>
+              <w:t>Whitelist</w:t>
+            </w:r>
+            <w:proofErr w:type="spellEnd"/>
+            <w:r>
+              <w:t xml:space="preserve"> vergleicht.</w:t>
             </w:r>
           </w:p>
         </w:tc>
@@ -3155,9 +4058,11 @@
             </w:tcBorders>
           </w:tcPr>
           <w:p>
+            <w:proofErr w:type="gramStart"/>
             <w:r>
               <w:t>whitelist.url.*</w:t>
             </w:r>
+            <w:proofErr w:type="gramEnd"/>
           </w:p>
         </w:tc>
         <w:tc>
@@ -3175,12 +4080,14 @@
                 <w:i/>
               </w:rPr>
             </w:pPr>
+            <w:proofErr w:type="spellStart"/>
             <w:r>
               <w:rPr>
                 <w:i/>
               </w:rPr>
               <w:t>JavaRegularExpression</w:t>
             </w:r>
+            <w:proofErr w:type="spellEnd"/>
           </w:p>
         </w:tc>
         <w:tc>
@@ -3196,7 +4103,23 @@
               <w:cnfStyle w:val="000000010000" w:firstRow="0" w:lastRow="0" w:firstColumn="0" w:lastColumn="0" w:oddVBand="0" w:evenVBand="0" w:oddHBand="0" w:evenHBand="1" w:firstRowFirstColumn="0" w:firstRowLastColumn="0" w:lastRowFirstColumn="0" w:lastRowLastColumn="0"/>
             </w:pPr>
             <w:r>
-              <w:t>Eine Liste von Regular Expressions die eine Whitelist für externe URLS in PDF-AS festlegen.</w:t>
+              <w:t xml:space="preserve">Eine Liste von Regular </w:t>
+            </w:r>
+            <w:proofErr w:type="spellStart"/>
+            <w:r>
+              <w:t>Expressions</w:t>
+            </w:r>
+            <w:proofErr w:type="spellEnd"/>
+            <w:r>
+              <w:t xml:space="preserve"> die eine </w:t>
+            </w:r>
+            <w:proofErr w:type="spellStart"/>
+            <w:r>
+              <w:t>Whitelist</w:t>
+            </w:r>
+            <w:proofErr w:type="spellEnd"/>
+            <w:r>
+              <w:t xml:space="preserve"> für externe URLS in PDF-AS festlegen.</w:t>
             </w:r>
           </w:p>
         </w:tc>
@@ -3212,9 +4135,13 @@
             </w:tcBorders>
           </w:tcPr>
           <w:p>
+            <w:proofErr w:type="spellStart"/>
+            <w:proofErr w:type="gramStart"/>
             <w:r>
               <w:t>request.store</w:t>
             </w:r>
+            <w:proofErr w:type="spellEnd"/>
+            <w:proofErr w:type="gramEnd"/>
           </w:p>
         </w:tc>
         <w:tc>
@@ -3232,12 +4159,36 @@
                 <w:i/>
               </w:rPr>
             </w:pPr>
+            <w:proofErr w:type="spellStart"/>
+            <w:proofErr w:type="gramStart"/>
             <w:r>
               <w:rPr>
                 <w:i/>
               </w:rPr>
-              <w:t>at.gv.egiz.pdfas.web.store.InMemoryRequestStore | at.gv.egiz.pdfas.web.store.DBRequestStore</w:t>
-            </w:r>
+              <w:t>at.gv.egiz.pdfas.web.store</w:t>
+            </w:r>
+            <w:proofErr w:type="gramEnd"/>
+            <w:r>
+              <w:rPr>
+                <w:i/>
+              </w:rPr>
+              <w:t>.InMemoryRequestStore</w:t>
+            </w:r>
+            <w:proofErr w:type="spellEnd"/>
+            <w:r>
+              <w:rPr>
+                <w:i/>
+              </w:rPr>
+              <w:t xml:space="preserve"> | </w:t>
+            </w:r>
+            <w:proofErr w:type="spellStart"/>
+            <w:r>
+              <w:rPr>
+                <w:i/>
+              </w:rPr>
+              <w:t>at.gv.egiz.pdfas.web.store.DBRequestStore</w:t>
+            </w:r>
+            <w:proofErr w:type="spellEnd"/>
           </w:p>
         </w:tc>
         <w:tc>
@@ -3253,7 +4204,55 @@
               <w:cnfStyle w:val="000000000000" w:firstRow="0" w:lastRow="0" w:firstColumn="0" w:lastColumn="0" w:oddVBand="0" w:evenVBand="0" w:oddHBand="0" w:evenHBand="0" w:firstRowFirstColumn="0" w:firstRowLastColumn="0" w:lastRowFirstColumn="0" w:lastRowLastColumn="0"/>
             </w:pPr>
             <w:r>
-              <w:t>Legt die Implementierung des Requeststores fest. Nur wenn PDF-AS im Cluster verwendet wird und per SOAP-Schnittstelle eine clientbasierte Signatur erstellt werden soll, sollte dieser Parameter vom InMemoryRequestStore auf den DBRequestStore gestellt werden. Wenn hier der DBReqeustStore verwendet wird, speichert PDF-AS Web Signaturrequests, die per SOAP-Schnittstelle kommen und vom Benutzer bearbeitet werden müssen in eine Datenbank. In diesem Fall müssen die Eigenschaften hibernate.props.* entsprechenden festgelegt werden.</w:t>
+              <w:t xml:space="preserve">Legt die Implementierung des </w:t>
+            </w:r>
+            <w:proofErr w:type="spellStart"/>
+            <w:r>
+              <w:t>Requeststores</w:t>
+            </w:r>
+            <w:proofErr w:type="spellEnd"/>
+            <w:r>
+              <w:t xml:space="preserve"> fest. Nur wenn PDF-AS im Cluster verwendet wird und per SOAP-Schnittstelle eine clientbasierte Signatur erstellt werden soll, sollte dieser Parameter vom </w:t>
+            </w:r>
+            <w:proofErr w:type="spellStart"/>
+            <w:r>
+              <w:t>InMemoryRequestStore</w:t>
+            </w:r>
+            <w:proofErr w:type="spellEnd"/>
+            <w:r>
+              <w:t xml:space="preserve"> auf den </w:t>
+            </w:r>
+            <w:proofErr w:type="spellStart"/>
+            <w:r>
+              <w:t>DBRequestStore</w:t>
+            </w:r>
+            <w:proofErr w:type="spellEnd"/>
+            <w:r>
+              <w:t xml:space="preserve"> gestellt werden. Wenn hier der </w:t>
+            </w:r>
+            <w:proofErr w:type="spellStart"/>
+            <w:r>
+              <w:t>DBReqeustStore</w:t>
+            </w:r>
+            <w:proofErr w:type="spellEnd"/>
+            <w:r>
+              <w:t xml:space="preserve"> verwendet wird, speichert PDF-AS Web </w:t>
+            </w:r>
+            <w:proofErr w:type="spellStart"/>
+            <w:r>
+              <w:t>Signaturrequests</w:t>
+            </w:r>
+            <w:proofErr w:type="spellEnd"/>
+            <w:r>
+              <w:t xml:space="preserve">, die per SOAP-Schnittstelle kommen und vom Benutzer bearbeitet werden müssen in eine Datenbank. In diesem Fall müssen die Eigenschaften </w:t>
+            </w:r>
+            <w:proofErr w:type="gramStart"/>
+            <w:r>
+              <w:t>hibernate.props</w:t>
+            </w:r>
+            <w:proofErr w:type="gramEnd"/>
+            <w:r>
+              <w:t>.* entsprechenden festgelegt werden.</w:t>
             </w:r>
           </w:p>
         </w:tc>
@@ -3272,12 +4271,19 @@
             </w:tcBorders>
           </w:tcPr>
           <w:p>
+            <w:proofErr w:type="spellStart"/>
             <w:r>
               <w:t>r</w:t>
             </w:r>
             <w:r>
-              <w:t>equest.db.timeout</w:t>
-            </w:r>
+              <w:t>equest.</w:t>
+            </w:r>
+            <w:proofErr w:type="gramStart"/>
+            <w:r>
+              <w:t>db.timeout</w:t>
+            </w:r>
+            <w:proofErr w:type="spellEnd"/>
+            <w:proofErr w:type="gramEnd"/>
           </w:p>
         </w:tc>
         <w:tc>
@@ -3295,12 +4301,14 @@
                 <w:i/>
               </w:rPr>
             </w:pPr>
+            <w:proofErr w:type="spellStart"/>
             <w:r>
               <w:rPr>
                 <w:i/>
               </w:rPr>
               <w:t>Number</w:t>
             </w:r>
+            <w:proofErr w:type="spellEnd"/>
           </w:p>
         </w:tc>
         <w:tc>
@@ -3316,7 +4324,15 @@
               <w:cnfStyle w:val="000000010000" w:firstRow="0" w:lastRow="0" w:firstColumn="0" w:lastColumn="0" w:oddVBand="0" w:evenVBand="0" w:oddHBand="0" w:evenHBand="1" w:firstRowFirstColumn="0" w:firstRowLastColumn="0" w:lastRowFirstColumn="0" w:lastRowLastColumn="0"/>
             </w:pPr>
             <w:r>
-              <w:t>Gibt die Anzahl der Sekunden an, die ein Signaturrequest in der Datenbank gespeichert wird.</w:t>
+              <w:t xml:space="preserve">Gibt die Anzahl der Sekunden an, die ein </w:t>
+            </w:r>
+            <w:proofErr w:type="spellStart"/>
+            <w:r>
+              <w:t>Signaturrequest</w:t>
+            </w:r>
+            <w:proofErr w:type="spellEnd"/>
+            <w:r>
+              <w:t xml:space="preserve"> in der Datenbank gespeichert wird.</w:t>
             </w:r>
           </w:p>
         </w:tc>
@@ -3332,8 +4348,13 @@
             </w:tcBorders>
           </w:tcPr>
           <w:p>
-            <w:r>
-              <w:t>hibernate.props.*</w:t>
+            <w:proofErr w:type="gramStart"/>
+            <w:r>
+              <w:t>hibernate.props</w:t>
+            </w:r>
+            <w:proofErr w:type="gramEnd"/>
+            <w:r>
+              <w:t>.*</w:t>
             </w:r>
           </w:p>
         </w:tc>
@@ -3373,7 +4394,31 @@
               <w:cnfStyle w:val="000000000000" w:firstRow="0" w:lastRow="0" w:firstColumn="0" w:lastColumn="0" w:oddVBand="0" w:evenVBand="0" w:oddHBand="0" w:evenHBand="0" w:firstRowFirstColumn="0" w:firstRowLastColumn="0" w:lastRowFirstColumn="0" w:lastRowLastColumn="0"/>
             </w:pPr>
             <w:r>
-              <w:t xml:space="preserve">Alle Eigenschaften die unter diesem Prefix eingetragen sind dienen der Konfiguration von Hibernate für die Datenbankverbindung des DBRequestStore. Wenn dieser nicht konfiguriert ist, benötigt PDF-AS Web keine Datenbank. </w:t>
+              <w:t xml:space="preserve">Alle Eigenschaften die unter diesem </w:t>
+            </w:r>
+            <w:proofErr w:type="spellStart"/>
+            <w:r>
+              <w:t>Prefix</w:t>
+            </w:r>
+            <w:proofErr w:type="spellEnd"/>
+            <w:r>
+              <w:t xml:space="preserve"> eingetragen sind dienen der Konfiguration von </w:t>
+            </w:r>
+            <w:proofErr w:type="spellStart"/>
+            <w:r>
+              <w:t>Hibernate</w:t>
+            </w:r>
+            <w:proofErr w:type="spellEnd"/>
+            <w:r>
+              <w:t xml:space="preserve"> für die Datenbankverbindung des </w:t>
+            </w:r>
+            <w:proofErr w:type="spellStart"/>
+            <w:r>
+              <w:t>DBRequestStore</w:t>
+            </w:r>
+            <w:proofErr w:type="spellEnd"/>
+            <w:r>
+              <w:t xml:space="preserve">. Wenn dieser nicht konfiguriert ist, benötigt PDF-AS Web keine Datenbank. </w:t>
             </w:r>
             <w:r>
               <w:t>Ein komplettes Beispiel für diese Parameter ist in der Beispielkonfiguration in diesem Dokument zu finden.</w:t>
@@ -3452,9 +4497,13 @@
             </w:tcBorders>
           </w:tcPr>
           <w:p>
+            <w:proofErr w:type="spellStart"/>
+            <w:proofErr w:type="gramStart"/>
             <w:r>
               <w:t>reload.enabled</w:t>
             </w:r>
+            <w:proofErr w:type="spellEnd"/>
+            <w:proofErr w:type="gramEnd"/>
           </w:p>
         </w:tc>
         <w:tc>
@@ -3472,12 +4521,28 @@
                 <w:i/>
               </w:rPr>
             </w:pPr>
+            <w:proofErr w:type="spellStart"/>
             <w:r>
               <w:rPr>
                 <w:i/>
               </w:rPr>
-              <w:t>true | false</w:t>
-            </w:r>
+              <w:t>true</w:t>
+            </w:r>
+            <w:proofErr w:type="spellEnd"/>
+            <w:r>
+              <w:rPr>
+                <w:i/>
+              </w:rPr>
+              <w:t xml:space="preserve"> | </w:t>
+            </w:r>
+            <w:proofErr w:type="spellStart"/>
+            <w:r>
+              <w:rPr>
+                <w:i/>
+              </w:rPr>
+              <w:t>false</w:t>
+            </w:r>
+            <w:proofErr w:type="spellEnd"/>
           </w:p>
         </w:tc>
         <w:tc>
@@ -3512,10 +4577,14 @@
             </w:tcBorders>
           </w:tcPr>
           <w:p>
+            <w:proofErr w:type="spellStart"/>
+            <w:proofErr w:type="gramStart"/>
             <w:r>
               <w:lastRenderedPageBreak/>
               <w:t>allow.ext.overwrite</w:t>
             </w:r>
+            <w:proofErr w:type="spellEnd"/>
+            <w:proofErr w:type="gramEnd"/>
           </w:p>
         </w:tc>
         <w:tc>
@@ -3533,12 +4602,28 @@
                 <w:i/>
               </w:rPr>
             </w:pPr>
+            <w:proofErr w:type="spellStart"/>
             <w:r>
               <w:rPr>
                 <w:i/>
               </w:rPr>
-              <w:t>true | false</w:t>
-            </w:r>
+              <w:t>true</w:t>
+            </w:r>
+            <w:proofErr w:type="spellEnd"/>
+            <w:r>
+              <w:rPr>
+                <w:i/>
+              </w:rPr>
+              <w:t xml:space="preserve"> | </w:t>
+            </w:r>
+            <w:proofErr w:type="spellStart"/>
+            <w:r>
+              <w:rPr>
+                <w:i/>
+              </w:rPr>
+              <w:t>false</w:t>
+            </w:r>
+            <w:proofErr w:type="spellEnd"/>
           </w:p>
         </w:tc>
         <w:tc>
@@ -3554,7 +4639,23 @@
               <w:cnfStyle w:val="000000010000" w:firstRow="0" w:lastRow="0" w:firstColumn="0" w:lastColumn="0" w:oddVBand="0" w:evenVBand="0" w:oddHBand="0" w:evenHBand="1" w:firstRowFirstColumn="0" w:firstRowLastColumn="0" w:lastRowFirstColumn="0" w:lastRowLastColumn="0"/>
             </w:pPr>
             <w:r>
-              <w:t>Ist dieser Paramter auf true gesetzt, erlaubt PDF-AS-WEB externen Anwendungen Konfigurationseinträge zu überschreiben.</w:t>
+              <w:t xml:space="preserve">Ist dieser </w:t>
+            </w:r>
+            <w:proofErr w:type="spellStart"/>
+            <w:r>
+              <w:t>Paramter</w:t>
+            </w:r>
+            <w:proofErr w:type="spellEnd"/>
+            <w:r>
+              <w:t xml:space="preserve"> auf </w:t>
+            </w:r>
+            <w:proofErr w:type="spellStart"/>
+            <w:r>
+              <w:t>true</w:t>
+            </w:r>
+            <w:proofErr w:type="spellEnd"/>
+            <w:r>
+              <w:t xml:space="preserve"> gesetzt, erlaubt PDF-AS-WEB externen Anwendungen Konfigurationseinträge zu überschreiben.</w:t>
             </w:r>
             <w:r>
               <w:t xml:space="preserve"> </w:t>
@@ -3566,7 +4667,36 @@
               <w:t>Achtung</w:t>
             </w:r>
             <w:r>
-              <w:t>: Es können nur Einträge der PDF-AS Konfiguration (cfg/config.properties), nicht jedoch aus der PDF-AS-WEB Konfiguration (pdf-as-web.properties) überschrieben werden.</w:t>
+              <w:t>: Es können nur Einträge der PDF-AS Konfiguration (</w:t>
+            </w:r>
+            <w:proofErr w:type="spellStart"/>
+            <w:r>
+              <w:t>cfg</w:t>
+            </w:r>
+            <w:proofErr w:type="spellEnd"/>
+            <w:r>
+              <w:t>/</w:t>
+            </w:r>
+            <w:proofErr w:type="spellStart"/>
+            <w:r>
+              <w:t>config.properties</w:t>
+            </w:r>
+            <w:proofErr w:type="spellEnd"/>
+            <w:r>
+              <w:t>), nicht jedoch aus der PDF-AS-WEB Konfiguration (</w:t>
+            </w:r>
+            <w:proofErr w:type="spellStart"/>
+            <w:r>
+              <w:t>pdf-as-</w:t>
+            </w:r>
+            <w:proofErr w:type="gramStart"/>
+            <w:r>
+              <w:t>web.properties</w:t>
+            </w:r>
+            <w:proofErr w:type="spellEnd"/>
+            <w:proofErr w:type="gramEnd"/>
+            <w:r>
+              <w:t>) überschrieben werden.</w:t>
             </w:r>
           </w:p>
         </w:tc>
@@ -3582,9 +4712,11 @@
             </w:tcBorders>
           </w:tcPr>
           <w:p>
+            <w:proofErr w:type="gramStart"/>
             <w:r>
               <w:t>ext.overwrite.wl.*</w:t>
             </w:r>
+            <w:proofErr w:type="gramEnd"/>
           </w:p>
         </w:tc>
         <w:tc>
@@ -3602,12 +4734,14 @@
                 <w:i/>
               </w:rPr>
             </w:pPr>
+            <w:proofErr w:type="spellStart"/>
             <w:r>
               <w:rPr>
                 <w:i/>
               </w:rPr>
               <w:t>JavaRegularExpression</w:t>
             </w:r>
+            <w:proofErr w:type="spellEnd"/>
           </w:p>
         </w:tc>
         <w:tc>
@@ -3623,7 +4757,23 @@
               <w:cnfStyle w:val="000000000000" w:firstRow="0" w:lastRow="0" w:firstColumn="0" w:lastColumn="0" w:oddVBand="0" w:evenVBand="0" w:oddHBand="0" w:evenHBand="0" w:firstRowFirstColumn="0" w:firstRowLastColumn="0" w:lastRowFirstColumn="0" w:lastRowLastColumn="0"/>
             </w:pPr>
             <w:r>
-              <w:t>Eine Liste von Regular Expressions die eine Whitelist für Konfigurationseinträge die von externen Anwendungen überschrieben werden können festlegen.</w:t>
+              <w:t xml:space="preserve">Eine Liste von Regular </w:t>
+            </w:r>
+            <w:proofErr w:type="spellStart"/>
+            <w:r>
+              <w:t>Expressions</w:t>
+            </w:r>
+            <w:proofErr w:type="spellEnd"/>
+            <w:r>
+              <w:t xml:space="preserve"> die eine </w:t>
+            </w:r>
+            <w:proofErr w:type="spellStart"/>
+            <w:r>
+              <w:t>Whitelist</w:t>
+            </w:r>
+            <w:proofErr w:type="spellEnd"/>
+            <w:r>
+              <w:t xml:space="preserve"> für Konfigurationseinträge die von externen Anwendungen überschrieben werden können festlegen.</w:t>
             </w:r>
           </w:p>
         </w:tc>
@@ -3642,9 +4792,16 @@
             </w:tcBorders>
           </w:tcPr>
           <w:p>
-            <w:r>
-              <w:t>qr.placeholder.generator.enabled</w:t>
-            </w:r>
+            <w:proofErr w:type="spellStart"/>
+            <w:proofErr w:type="gramStart"/>
+            <w:r>
+              <w:t>qr.placeholder</w:t>
+            </w:r>
+            <w:proofErr w:type="gramEnd"/>
+            <w:r>
+              <w:t>.generator.enabled</w:t>
+            </w:r>
+            <w:proofErr w:type="spellEnd"/>
           </w:p>
           <w:p/>
         </w:tc>
@@ -3663,12 +4820,28 @@
                 <w:i/>
               </w:rPr>
             </w:pPr>
+            <w:proofErr w:type="spellStart"/>
             <w:r>
               <w:rPr>
                 <w:i/>
               </w:rPr>
-              <w:t>true | false</w:t>
-            </w:r>
+              <w:t>true</w:t>
+            </w:r>
+            <w:proofErr w:type="spellEnd"/>
+            <w:r>
+              <w:rPr>
+                <w:i/>
+              </w:rPr>
+              <w:t xml:space="preserve"> | </w:t>
+            </w:r>
+            <w:proofErr w:type="spellStart"/>
+            <w:r>
+              <w:rPr>
+                <w:i/>
+              </w:rPr>
+              <w:t>false</w:t>
+            </w:r>
+            <w:proofErr w:type="spellEnd"/>
           </w:p>
         </w:tc>
         <w:tc>
@@ -3684,7 +4857,23 @@
               <w:cnfStyle w:val="000000010000" w:firstRow="0" w:lastRow="0" w:firstColumn="0" w:lastColumn="0" w:oddVBand="0" w:evenVBand="0" w:oddHBand="0" w:evenHBand="1" w:firstRowFirstColumn="0" w:firstRowLastColumn="0" w:lastRowFirstColumn="0" w:lastRowLastColumn="0"/>
             </w:pPr>
             <w:r>
-              <w:t>Ist dieser Paramter auf true gesetzt, kann das Platzhalter Servlet verwendet werden.</w:t>
+              <w:t xml:space="preserve">Ist dieser </w:t>
+            </w:r>
+            <w:proofErr w:type="spellStart"/>
+            <w:r>
+              <w:t>Paramter</w:t>
+            </w:r>
+            <w:proofErr w:type="spellEnd"/>
+            <w:r>
+              <w:t xml:space="preserve"> auf </w:t>
+            </w:r>
+            <w:proofErr w:type="spellStart"/>
+            <w:r>
+              <w:t>true</w:t>
+            </w:r>
+            <w:proofErr w:type="spellEnd"/>
+            <w:r>
+              <w:t xml:space="preserve"> gesetzt, kann das Platzhalter Servlet verwendet werden.</w:t>
             </w:r>
           </w:p>
         </w:tc>
@@ -3705,12 +4894,14 @@
                 <w:color w:val="auto"/>
               </w:rPr>
             </w:pPr>
+            <w:proofErr w:type="gramStart"/>
             <w:r>
               <w:rPr>
                 <w:color w:val="auto"/>
               </w:rPr>
               <w:t>sl20.sign.enabled</w:t>
             </w:r>
+            <w:proofErr w:type="gramEnd"/>
           </w:p>
           <w:p>
             <w:pPr>
@@ -3736,13 +4927,31 @@
                 <w:color w:val="auto"/>
               </w:rPr>
             </w:pPr>
+            <w:proofErr w:type="spellStart"/>
             <w:r>
               <w:rPr>
                 <w:i/>
                 <w:color w:val="auto"/>
               </w:rPr>
-              <w:t>true | false</w:t>
-            </w:r>
+              <w:t>true</w:t>
+            </w:r>
+            <w:proofErr w:type="spellEnd"/>
+            <w:r>
+              <w:rPr>
+                <w:i/>
+                <w:color w:val="auto"/>
+              </w:rPr>
+              <w:t xml:space="preserve"> | </w:t>
+            </w:r>
+            <w:proofErr w:type="spellStart"/>
+            <w:r>
+              <w:rPr>
+                <w:i/>
+                <w:color w:val="auto"/>
+              </w:rPr>
+              <w:t>false</w:t>
+            </w:r>
+            <w:proofErr w:type="spellEnd"/>
           </w:p>
         </w:tc>
         <w:tc>
@@ -3764,7 +4973,35 @@
               <w:rPr>
                 <w:color w:val="auto"/>
               </w:rPr>
-              <w:t xml:space="preserve">Ist dieser Paramter auf true gesetzt, kann </w:t>
+              <w:t xml:space="preserve">Ist dieser </w:t>
+            </w:r>
+            <w:proofErr w:type="spellStart"/>
+            <w:r>
+              <w:rPr>
+                <w:color w:val="auto"/>
+              </w:rPr>
+              <w:t>Paramter</w:t>
+            </w:r>
+            <w:proofErr w:type="spellEnd"/>
+            <w:r>
+              <w:rPr>
+                <w:color w:val="auto"/>
+              </w:rPr>
+              <w:t xml:space="preserve"> auf </w:t>
+            </w:r>
+            <w:proofErr w:type="spellStart"/>
+            <w:r>
+              <w:rPr>
+                <w:color w:val="auto"/>
+              </w:rPr>
+              <w:t>true</w:t>
+            </w:r>
+            <w:proofErr w:type="spellEnd"/>
+            <w:r>
+              <w:rPr>
+                <w:color w:val="auto"/>
+              </w:rPr>
+              <w:t xml:space="preserve"> gesetzt, kann </w:t>
             </w:r>
             <w:r>
               <w:rPr>
@@ -3913,12 +5150,14 @@
                 <w:color w:val="auto"/>
               </w:rPr>
             </w:pPr>
+            <w:proofErr w:type="gramStart"/>
             <w:r>
               <w:rPr>
                 <w:color w:val="auto"/>
               </w:rPr>
               <w:t>sl20.keystore.file</w:t>
             </w:r>
+            <w:proofErr w:type="gramEnd"/>
           </w:p>
         </w:tc>
         <w:tc>
@@ -3961,11 +5200,19 @@
                 <w:color w:val="auto"/>
               </w:rPr>
             </w:pPr>
-            <w:r>
-              <w:rPr>
-                <w:color w:val="auto"/>
-              </w:rPr>
-              <w:t>Keystore mit Schlüsselmaterial für SL 2.0</w:t>
+            <w:proofErr w:type="spellStart"/>
+            <w:r>
+              <w:rPr>
+                <w:color w:val="auto"/>
+              </w:rPr>
+              <w:t>Keystore</w:t>
+            </w:r>
+            <w:proofErr w:type="spellEnd"/>
+            <w:r>
+              <w:rPr>
+                <w:color w:val="auto"/>
+              </w:rPr>
+              <w:t xml:space="preserve"> mit Schlüsselmaterial für SL 2.0</w:t>
             </w:r>
             <w:r>
               <w:rPr>
@@ -3995,12 +5242,14 @@
                 <w:color w:val="auto"/>
               </w:rPr>
             </w:pPr>
+            <w:proofErr w:type="gramStart"/>
             <w:r>
               <w:rPr>
                 <w:color w:val="auto"/>
               </w:rPr>
               <w:t>sl20.keystore.type</w:t>
             </w:r>
+            <w:proofErr w:type="gramEnd"/>
           </w:p>
         </w:tc>
         <w:tc>
@@ -4053,7 +5302,14 @@
               <w:rPr>
                 <w:color w:val="auto"/>
               </w:rPr>
-              <w:t xml:space="preserve"> Keystore</w:t>
+              <w:t xml:space="preserve"> </w:t>
+            </w:r>
+            <w:proofErr w:type="spellStart"/>
+            <w:r>
+              <w:rPr>
+                <w:color w:val="auto"/>
+              </w:rPr>
+              <w:t>Keystore</w:t>
             </w:r>
             <w:r>
               <w:rPr>
@@ -4061,6 +5317,7 @@
               </w:rPr>
               <w:t>s</w:t>
             </w:r>
+            <w:proofErr w:type="spellEnd"/>
             <w:r>
               <w:rPr>
                 <w:color w:val="auto"/>
@@ -4086,12 +5343,14 @@
                 <w:color w:val="auto"/>
               </w:rPr>
             </w:pPr>
+            <w:proofErr w:type="gramStart"/>
             <w:r>
               <w:rPr>
                 <w:color w:val="auto"/>
               </w:rPr>
               <w:t>sl20.keystore.pass</w:t>
             </w:r>
+            <w:proofErr w:type="gramEnd"/>
           </w:p>
         </w:tc>
         <w:tc>
@@ -4144,8 +5403,16 @@
               <w:rPr>
                 <w:color w:val="auto"/>
               </w:rPr>
-              <w:t xml:space="preserve"> Keystore</w:t>
-            </w:r>
+              <w:t xml:space="preserve"> </w:t>
+            </w:r>
+            <w:proofErr w:type="spellStart"/>
+            <w:r>
+              <w:rPr>
+                <w:color w:val="auto"/>
+              </w:rPr>
+              <w:t>Keystore</w:t>
+            </w:r>
+            <w:proofErr w:type="spellEnd"/>
             <w:r>
               <w:rPr>
                 <w:color w:val="auto"/>
@@ -4229,11 +5496,19 @@
               </w:rPr>
               <w:t xml:space="preserve">Der Bezeichner des </w:t>
             </w:r>
-            <w:r>
-              <w:rPr>
-                <w:color w:val="auto"/>
-              </w:rPr>
-              <w:t>Signature-</w:t>
+            <w:proofErr w:type="spellStart"/>
+            <w:r>
+              <w:rPr>
+                <w:color w:val="auto"/>
+              </w:rPr>
+              <w:t>Signature</w:t>
+            </w:r>
+            <w:proofErr w:type="spellEnd"/>
+            <w:r>
+              <w:rPr>
+                <w:color w:val="auto"/>
+              </w:rPr>
+              <w:t>-</w:t>
             </w:r>
             <w:r>
               <w:rPr>
@@ -4247,11 +5522,19 @@
               </w:rPr>
               <w:t xml:space="preserve">im </w:t>
             </w:r>
-            <w:r>
-              <w:rPr>
-                <w:color w:val="auto"/>
-              </w:rPr>
-              <w:t>KeyStore mit dem die Signatur durchgeführt werden soll.</w:t>
+            <w:proofErr w:type="spellStart"/>
+            <w:r>
+              <w:rPr>
+                <w:color w:val="auto"/>
+              </w:rPr>
+              <w:t>KeyStore</w:t>
+            </w:r>
+            <w:proofErr w:type="spellEnd"/>
+            <w:r>
+              <w:rPr>
+                <w:color w:val="auto"/>
+              </w:rPr>
+              <w:t xml:space="preserve"> mit dem die Signatur durchgeführt werden soll.</w:t>
             </w:r>
           </w:p>
         </w:tc>
@@ -4326,17 +5609,39 @@
               </w:rPr>
               <w:t xml:space="preserve">Das Passwort für den </w:t>
             </w:r>
-            <w:r>
-              <w:rPr>
-                <w:color w:val="auto"/>
-              </w:rPr>
-              <w:t xml:space="preserve">Signature </w:t>
-            </w:r>
-            <w:r>
-              <w:rPr>
-                <w:color w:val="auto"/>
-              </w:rPr>
-              <w:t>Schlüssel in der KeyStore Datei.</w:t>
+            <w:proofErr w:type="spellStart"/>
+            <w:r>
+              <w:rPr>
+                <w:color w:val="auto"/>
+              </w:rPr>
+              <w:t>Signature</w:t>
+            </w:r>
+            <w:proofErr w:type="spellEnd"/>
+            <w:r>
+              <w:rPr>
+                <w:color w:val="auto"/>
+              </w:rPr>
+              <w:t xml:space="preserve"> </w:t>
+            </w:r>
+            <w:r>
+              <w:rPr>
+                <w:color w:val="auto"/>
+              </w:rPr>
+              <w:t xml:space="preserve">Schlüssel in der </w:t>
+            </w:r>
+            <w:proofErr w:type="spellStart"/>
+            <w:r>
+              <w:rPr>
+                <w:color w:val="auto"/>
+              </w:rPr>
+              <w:t>KeyStore</w:t>
+            </w:r>
+            <w:proofErr w:type="spellEnd"/>
+            <w:r>
+              <w:rPr>
+                <w:color w:val="auto"/>
+              </w:rPr>
+              <w:t xml:space="preserve"> Datei.</w:t>
             </w:r>
           </w:p>
         </w:tc>
@@ -4432,7 +5737,21 @@
               <w:rPr>
                 <w:color w:val="auto"/>
               </w:rPr>
-              <w:t xml:space="preserve"> KeyStore mit dem die Signatur durchgeführt werden soll.</w:t>
+              <w:t xml:space="preserve"> </w:t>
+            </w:r>
+            <w:proofErr w:type="spellStart"/>
+            <w:r>
+              <w:rPr>
+                <w:color w:val="auto"/>
+              </w:rPr>
+              <w:t>KeyStore</w:t>
+            </w:r>
+            <w:proofErr w:type="spellEnd"/>
+            <w:r>
+              <w:rPr>
+                <w:color w:val="auto"/>
+              </w:rPr>
+              <w:t xml:space="preserve"> mit dem die Signatur durchgeführt werden soll.</w:t>
             </w:r>
           </w:p>
         </w:tc>
@@ -4524,7 +5843,21 @@
               <w:rPr>
                 <w:color w:val="auto"/>
               </w:rPr>
-              <w:t xml:space="preserve"> KeyStore.</w:t>
+              <w:t xml:space="preserve"> </w:t>
+            </w:r>
+            <w:proofErr w:type="spellStart"/>
+            <w:r>
+              <w:rPr>
+                <w:color w:val="auto"/>
+              </w:rPr>
+              <w:t>KeyStore</w:t>
+            </w:r>
+            <w:proofErr w:type="spellEnd"/>
+            <w:r>
+              <w:rPr>
+                <w:color w:val="auto"/>
+              </w:rPr>
+              <w:t>.</w:t>
             </w:r>
           </w:p>
         </w:tc>
@@ -4548,11 +5881,19 @@
                 <w:color w:val="auto"/>
               </w:rPr>
             </w:pPr>
-            <w:r>
-              <w:rPr>
-                <w:color w:val="auto"/>
-              </w:rPr>
-              <w:t>sl20.debug.validation.disable</w:t>
+            <w:proofErr w:type="gramStart"/>
+            <w:r>
+              <w:rPr>
+                <w:color w:val="auto"/>
+              </w:rPr>
+              <w:t>sl20.debug.validation</w:t>
+            </w:r>
+            <w:proofErr w:type="gramEnd"/>
+            <w:r>
+              <w:rPr>
+                <w:color w:val="auto"/>
+              </w:rPr>
+              <w:t>.disable</w:t>
             </w:r>
           </w:p>
           <w:p>
@@ -4594,13 +5935,31 @@
                 <w:lang w:val="en-US"/>
               </w:rPr>
             </w:pPr>
+            <w:proofErr w:type="spellStart"/>
             <w:r>
               <w:rPr>
                 <w:i/>
                 <w:color w:val="auto"/>
               </w:rPr>
-              <w:t>true | false</w:t>
-            </w:r>
+              <w:t>true</w:t>
+            </w:r>
+            <w:proofErr w:type="spellEnd"/>
+            <w:r>
+              <w:rPr>
+                <w:i/>
+                <w:color w:val="auto"/>
+              </w:rPr>
+              <w:t xml:space="preserve"> | </w:t>
+            </w:r>
+            <w:proofErr w:type="spellStart"/>
+            <w:r>
+              <w:rPr>
+                <w:i/>
+                <w:color w:val="auto"/>
+              </w:rPr>
+              <w:t>false</w:t>
+            </w:r>
+            <w:proofErr w:type="spellEnd"/>
           </w:p>
         </w:tc>
         <w:tc>
@@ -4613,7 +5972,7 @@
           </w:tcPr>
           <w:p>
             <w:pPr>
-              <w:pStyle w:val="NormalWeb"/>
+              <w:pStyle w:val="StandardWeb"/>
               <w:cnfStyle w:val="000000010000" w:firstRow="0" w:lastRow="0" w:firstColumn="0" w:lastColumn="0" w:oddVBand="0" w:evenVBand="0" w:oddHBand="0" w:evenHBand="1" w:firstRowFirstColumn="0" w:firstRowLastColumn="0" w:lastRowFirstColumn="0" w:lastRowLastColumn="0"/>
               <w:rPr>
                 <w:rFonts w:ascii="Century Gothic" w:hAnsi="Century Gothic"/>
@@ -4657,12 +6016,24 @@
                 <w:szCs w:val="22"/>
                 <w:lang w:val="de-DE"/>
               </w:rPr>
-              <w:t>Default: false</w:t>
-            </w:r>
-          </w:p>
-          <w:p>
-            <w:pPr>
-              <w:pStyle w:val="NormalWeb"/>
+              <w:t xml:space="preserve">Default: </w:t>
+            </w:r>
+            <w:proofErr w:type="spellStart"/>
+            <w:r>
+              <w:rPr>
+                <w:rFonts w:ascii="Century Gothic" w:hAnsi="Century Gothic"/>
+                <w:b/>
+                <w:sz w:val="22"/>
+                <w:szCs w:val="22"/>
+                <w:lang w:val="de-DE"/>
+              </w:rPr>
+              <w:t>false</w:t>
+            </w:r>
+            <w:proofErr w:type="spellEnd"/>
+          </w:p>
+          <w:p>
+            <w:pPr>
+              <w:pStyle w:val="StandardWeb"/>
               <w:cnfStyle w:val="000000010000" w:firstRow="0" w:lastRow="0" w:firstColumn="0" w:lastColumn="0" w:oddVBand="0" w:evenVBand="0" w:oddHBand="0" w:evenHBand="1" w:firstRowFirstColumn="0" w:firstRowLastColumn="0" w:lastRowFirstColumn="0" w:lastRowLastColumn="0"/>
               <w:rPr>
                 <w:rFonts w:ascii="Century Gothic" w:hAnsi="Century Gothic"/>
@@ -4674,7 +6045,7 @@
           </w:p>
           <w:p>
             <w:pPr>
-              <w:pStyle w:val="NormalWeb"/>
+              <w:pStyle w:val="StandardWeb"/>
               <w:cnfStyle w:val="000000010000" w:firstRow="0" w:lastRow="0" w:firstColumn="0" w:lastColumn="0" w:oddVBand="0" w:evenVBand="0" w:oddHBand="0" w:evenHBand="1" w:firstRowFirstColumn="0" w:firstRowLastColumn="0" w:lastRowFirstColumn="0" w:lastRowLastColumn="0"/>
               <w:rPr>
                 <w:rFonts w:ascii="Century Gothic" w:hAnsi="Century Gothic"/>
@@ -4686,7 +6057,7 @@
           </w:p>
           <w:p>
             <w:pPr>
-              <w:pStyle w:val="NormalWeb"/>
+              <w:pStyle w:val="StandardWeb"/>
               <w:cnfStyle w:val="000000010000" w:firstRow="0" w:lastRow="0" w:firstColumn="0" w:lastColumn="0" w:oddVBand="0" w:evenVBand="0" w:oddHBand="0" w:evenHBand="1" w:firstRowFirstColumn="0" w:firstRowLastColumn="0" w:lastRowFirstColumn="0" w:lastRowLastColumn="0"/>
               <w:rPr>
                 <w:rFonts w:ascii="Century Gothic" w:hAnsi="Century Gothic"/>
@@ -4715,21 +6086,30 @@
                 <w:lang w:val="en-US"/>
               </w:rPr>
             </w:pPr>
+            <w:proofErr w:type="gramStart"/>
             <w:r>
               <w:rPr>
                 <w:color w:val="auto"/>
                 <w:lang w:val="en-US"/>
               </w:rPr>
               <w:lastRenderedPageBreak/>
-              <w:t>sl20.debug.signed.result.enabled</w:t>
-            </w:r>
-          </w:p>
-          <w:p>
-            <w:pPr>
+              <w:t>sl20.debug.signed</w:t>
+            </w:r>
+            <w:proofErr w:type="gramEnd"/>
+            <w:r>
               <w:rPr>
                 <w:color w:val="auto"/>
                 <w:lang w:val="en-US"/>
               </w:rPr>
+              <w:t>.result.enabled</w:t>
+            </w:r>
+          </w:p>
+          <w:p>
+            <w:pPr>
+              <w:rPr>
+                <w:color w:val="auto"/>
+                <w:lang w:val="en-US"/>
+              </w:rPr>
             </w:pPr>
           </w:p>
         </w:tc>
@@ -4791,7 +6171,7 @@
             </w:pPr>
             <w:r>
               <w:rPr>
-                <w:rStyle w:val="Strong"/>
+                <w:rStyle w:val="Fett"/>
                 <w:rFonts w:ascii="Century Gothic" w:hAnsi="Century Gothic"/>
                 <w:color w:val="auto"/>
               </w:rPr>
@@ -4801,8 +6181,16 @@
               <w:rPr>
                 <w:color w:val="auto"/>
               </w:rPr>
-              <w:t xml:space="preserve"> false</w:t>
-            </w:r>
+              <w:t xml:space="preserve"> </w:t>
+            </w:r>
+            <w:proofErr w:type="spellStart"/>
+            <w:r>
+              <w:rPr>
+                <w:color w:val="auto"/>
+              </w:rPr>
+              <w:t>false</w:t>
+            </w:r>
+            <w:proofErr w:type="spellEnd"/>
           </w:p>
         </w:tc>
       </w:tr>
@@ -4826,20 +6214,29 @@
                 <w:lang w:val="en-US"/>
               </w:rPr>
             </w:pPr>
+            <w:proofErr w:type="gramStart"/>
             <w:r>
               <w:rPr>
                 <w:color w:val="auto"/>
                 <w:lang w:val="en-US"/>
               </w:rPr>
-              <w:t>sl20.debug.signed.result.required</w:t>
-            </w:r>
-          </w:p>
-          <w:p>
-            <w:pPr>
+              <w:t>sl20.debug.signed</w:t>
+            </w:r>
+            <w:proofErr w:type="gramEnd"/>
+            <w:r>
               <w:rPr>
                 <w:color w:val="auto"/>
                 <w:lang w:val="en-US"/>
               </w:rPr>
+              <w:t>.result.required</w:t>
+            </w:r>
+          </w:p>
+          <w:p>
+            <w:pPr>
+              <w:rPr>
+                <w:color w:val="auto"/>
+                <w:lang w:val="en-US"/>
+              </w:rPr>
             </w:pPr>
           </w:p>
         </w:tc>
@@ -4901,7 +6298,7 @@
             </w:pPr>
             <w:r>
               <w:rPr>
-                <w:rStyle w:val="Strong"/>
+                <w:rStyle w:val="Fett"/>
                 <w:rFonts w:ascii="Century Gothic" w:hAnsi="Century Gothic"/>
                 <w:color w:val="auto"/>
               </w:rPr>
@@ -4911,8 +6308,16 @@
               <w:rPr>
                 <w:color w:val="auto"/>
               </w:rPr>
-              <w:t xml:space="preserve"> false</w:t>
-            </w:r>
+              <w:t xml:space="preserve"> </w:t>
+            </w:r>
+            <w:proofErr w:type="spellStart"/>
+            <w:r>
+              <w:rPr>
+                <w:color w:val="auto"/>
+              </w:rPr>
+              <w:t>false</w:t>
+            </w:r>
+            <w:proofErr w:type="spellEnd"/>
           </w:p>
         </w:tc>
       </w:tr>
@@ -4932,19 +6337,30 @@
                 <w:color w:val="auto"/>
               </w:rPr>
             </w:pPr>
+            <w:proofErr w:type="gramStart"/>
             <w:r>
               <w:rPr>
                 <w:color w:val="auto"/>
                 <w:lang w:val="en-US"/>
               </w:rPr>
-              <w:t>sl20.debug.encryption.enabl</w:t>
-            </w:r>
+              <w:t>sl20.debug.encryption</w:t>
+            </w:r>
+            <w:proofErr w:type="gramEnd"/>
+            <w:r>
+              <w:rPr>
+                <w:color w:val="auto"/>
+                <w:lang w:val="en-US"/>
+              </w:rPr>
+              <w:t>.enabl</w:t>
+            </w:r>
+            <w:proofErr w:type="spellStart"/>
             <w:r>
               <w:rPr>
                 <w:color w:val="auto"/>
               </w:rPr>
               <w:t>ed</w:t>
             </w:r>
+            <w:proofErr w:type="spellEnd"/>
           </w:p>
           <w:p>
             <w:pPr>
@@ -4972,13 +6388,31 @@
                 <w:lang w:val="en-US"/>
               </w:rPr>
             </w:pPr>
+            <w:proofErr w:type="spellStart"/>
             <w:r>
               <w:rPr>
                 <w:i/>
                 <w:color w:val="auto"/>
               </w:rPr>
-              <w:t>true | false</w:t>
-            </w:r>
+              <w:t>true</w:t>
+            </w:r>
+            <w:proofErr w:type="spellEnd"/>
+            <w:r>
+              <w:rPr>
+                <w:i/>
+                <w:color w:val="auto"/>
+              </w:rPr>
+              <w:t xml:space="preserve"> | </w:t>
+            </w:r>
+            <w:proofErr w:type="spellStart"/>
+            <w:r>
+              <w:rPr>
+                <w:i/>
+                <w:color w:val="auto"/>
+              </w:rPr>
+              <w:t>false</w:t>
+            </w:r>
+            <w:proofErr w:type="spellEnd"/>
           </w:p>
         </w:tc>
         <w:tc>
@@ -5012,9 +6446,11 @@
                 <w:color w:val="auto"/>
               </w:rPr>
             </w:pPr>
-            <w:r>
-              <w:rPr>
-                <w:rStyle w:val="Strong"/>
+            <w:proofErr w:type="spellStart"/>
+            <w:proofErr w:type="gramStart"/>
+            <w:r>
+              <w:rPr>
+                <w:rStyle w:val="Fett"/>
                 <w:rFonts w:ascii="Century Gothic" w:hAnsi="Century Gothic"/>
                 <w:color w:val="auto"/>
               </w:rPr>
@@ -5026,6 +6462,8 @@
               </w:rPr>
               <w:t>false</w:t>
             </w:r>
+            <w:proofErr w:type="spellEnd"/>
+            <w:proofErr w:type="gramEnd"/>
           </w:p>
         </w:tc>
       </w:tr>
@@ -5048,11 +6486,19 @@
                 <w:color w:val="auto"/>
               </w:rPr>
             </w:pPr>
-            <w:r>
-              <w:rPr>
-                <w:color w:val="auto"/>
-              </w:rPr>
-              <w:t>sl20.debug.encryption.required</w:t>
+            <w:proofErr w:type="gramStart"/>
+            <w:r>
+              <w:rPr>
+                <w:color w:val="auto"/>
+              </w:rPr>
+              <w:t>sl20.debug.encryption</w:t>
+            </w:r>
+            <w:proofErr w:type="gramEnd"/>
+            <w:r>
+              <w:rPr>
+                <w:color w:val="auto"/>
+              </w:rPr>
+              <w:t>.required</w:t>
             </w:r>
           </w:p>
           <w:p>
@@ -5081,13 +6527,31 @@
                 <w:lang w:val="en-US"/>
               </w:rPr>
             </w:pPr>
+            <w:proofErr w:type="spellStart"/>
             <w:r>
               <w:rPr>
                 <w:i/>
                 <w:color w:val="auto"/>
               </w:rPr>
-              <w:t>true | false</w:t>
-            </w:r>
+              <w:t>true</w:t>
+            </w:r>
+            <w:proofErr w:type="spellEnd"/>
+            <w:r>
+              <w:rPr>
+                <w:i/>
+                <w:color w:val="auto"/>
+              </w:rPr>
+              <w:t xml:space="preserve"> | </w:t>
+            </w:r>
+            <w:proofErr w:type="spellStart"/>
+            <w:r>
+              <w:rPr>
+                <w:i/>
+                <w:color w:val="auto"/>
+              </w:rPr>
+              <w:t>false</w:t>
+            </w:r>
+            <w:proofErr w:type="spellEnd"/>
           </w:p>
         </w:tc>
         <w:tc>
@@ -5124,9 +6588,11 @@
                 <w:color w:val="auto"/>
               </w:rPr>
             </w:pPr>
-            <w:r>
-              <w:rPr>
-                <w:rStyle w:val="Strong"/>
+            <w:proofErr w:type="spellStart"/>
+            <w:proofErr w:type="gramStart"/>
+            <w:r>
+              <w:rPr>
+                <w:rStyle w:val="Fett"/>
                 <w:rFonts w:ascii="Century Gothic" w:hAnsi="Century Gothic"/>
                 <w:color w:val="auto"/>
               </w:rPr>
@@ -5139,6 +6605,8 @@
               </w:rPr>
               <w:t>false</w:t>
             </w:r>
+            <w:proofErr w:type="spellEnd"/>
+            <w:proofErr w:type="gramEnd"/>
           </w:p>
         </w:tc>
       </w:tr>
@@ -5146,7 +6614,15 @@
     <w:p/>
     <w:p>
       <w:r>
-        <w:t xml:space="preserve">Die Konfiguration kann zur Laufzeit neu geladen werden. Dies betrifft die Webkonfiguration und die Basiskonfiguration der PDF-AS-Bibliothek. Um die Konfiguration neu zu laden muss das Servlet /Reload </w:t>
+        <w:t xml:space="preserve">Die Konfiguration kann zur Laufzeit neu geladen werden. Dies </w:t>
+      </w:r>
+      <w:proofErr w:type="gramStart"/>
+      <w:r>
+        <w:t>betrifft</w:t>
+      </w:r>
+      <w:proofErr w:type="gramEnd"/>
+      <w:r>
+        <w:t xml:space="preserve"> die Webkonfiguration und die Basiskonfiguration der PDF-AS-Bibliothek. Um die Konfiguration neu zu laden muss das Servlet /Reload </w:t>
       </w:r>
       <w:r>
         <w:t xml:space="preserve">mit der GET-Methode </w:t>
@@ -5160,14 +6636,24 @@
     </w:p>
     <w:p>
       <w:r>
-        <w:t xml:space="preserve">Wenn als Requeststore der Datenbankspeicher </w:t>
-      </w:r>
+        <w:t xml:space="preserve">Wenn als </w:t>
+      </w:r>
+      <w:proofErr w:type="spellStart"/>
+      <w:r>
+        <w:t>Requeststore</w:t>
+      </w:r>
+      <w:proofErr w:type="spellEnd"/>
+      <w:r>
+        <w:t xml:space="preserve"> der Datenbankspeicher </w:t>
+      </w:r>
+      <w:proofErr w:type="spellStart"/>
       <w:r>
         <w:rPr>
           <w:i/>
         </w:rPr>
         <w:t>DBRequestStore</w:t>
       </w:r>
+      <w:proofErr w:type="spellEnd"/>
       <w:r>
         <w:t xml:space="preserve"> verwendet</w:t>
       </w:r>
@@ -5178,12 +6664,36 @@
         <w:t xml:space="preserve"> </w:t>
       </w:r>
       <w:r>
-        <w:t>werden soll, muss die Bibliothek pdf-as-web-db zum Klassenpfad hinzugefügt werden.</w:t>
-      </w:r>
-    </w:p>
-    <w:p>
-      <w:pPr>
-        <w:pStyle w:val="Heading2"/>
+        <w:t xml:space="preserve">werden soll, muss die Bibliothek </w:t>
+      </w:r>
+      <w:proofErr w:type="spellStart"/>
+      <w:r>
+        <w:t>pdf</w:t>
+      </w:r>
+      <w:proofErr w:type="spellEnd"/>
+      <w:r>
+        <w:t>-</w:t>
+      </w:r>
+      <w:proofErr w:type="spellStart"/>
+      <w:r>
+        <w:t>as</w:t>
+      </w:r>
+      <w:proofErr w:type="spellEnd"/>
+      <w:r>
+        <w:t>-web-</w:t>
+      </w:r>
+      <w:proofErr w:type="spellStart"/>
+      <w:r>
+        <w:t>db</w:t>
+      </w:r>
+      <w:proofErr w:type="spellEnd"/>
+      <w:r>
+        <w:t xml:space="preserve"> zum Klassenpfad hinzugefügt werden.</w:t>
+      </w:r>
+    </w:p>
+    <w:p>
+      <w:pPr>
+        <w:pStyle w:val="berschrift2"/>
       </w:pPr>
       <w:r>
         <w:t>Statistik</w:t>
@@ -5191,7 +6701,39 @@
     </w:p>
     <w:p>
       <w:r>
-        <w:t xml:space="preserve">PDF-AS-WEB kann statistische Informationen sammeln. Um eine möglichst gut Integration zu ermöglichen, können einfach selbstentickelte Statistikmodule in PDF-AS-WEB integriert werden. Dazu muss die Schnittstelle  at.gv.egiz.pdfas.web.stats. StatisticBackend implementiert werden. PDF-AS-WEB lädt Implementierungen dieser Schnittstelle mit Hilfe des Java </w:t>
+        <w:t xml:space="preserve">PDF-AS-WEB kann statistische Informationen sammeln. Um </w:t>
+      </w:r>
+      <w:proofErr w:type="gramStart"/>
+      <w:r>
+        <w:t>eine möglichst gut Integration</w:t>
+      </w:r>
+      <w:proofErr w:type="gramEnd"/>
+      <w:r>
+        <w:t xml:space="preserve"> zu ermöglichen, können einfach selbstent</w:t>
+      </w:r>
+      <w:r>
+        <w:t>w</w:t>
+      </w:r>
+      <w:r>
+        <w:t xml:space="preserve">ickelte Statistikmodule in PDF-AS-WEB integriert werden. Dazu muss die Schnittstelle </w:t>
+      </w:r>
+      <w:proofErr w:type="spellStart"/>
+      <w:proofErr w:type="gramStart"/>
+      <w:r>
+        <w:t>at.gv.egiz.pdfas.web.stats</w:t>
+      </w:r>
+      <w:proofErr w:type="spellEnd"/>
+      <w:proofErr w:type="gramEnd"/>
+      <w:r>
+        <w:t xml:space="preserve">. </w:t>
+      </w:r>
+      <w:proofErr w:type="spellStart"/>
+      <w:r>
+        <w:t>StatisticBackend</w:t>
+      </w:r>
+      <w:proofErr w:type="spellEnd"/>
+      <w:r>
+        <w:t xml:space="preserve"> implementiert werden. PDF-AS-WEB lädt Implementierungen dieser Schnittstelle mit Hilfe des Java </w:t>
       </w:r>
       <w:r>
         <w:t>Service Provider Interface</w:t>
@@ -5199,9 +6741,13 @@
       <w:r>
         <w:t>. Eine einfache Implementierung dieser Schnittstelle ist bereits in PDF-AS-WEB integriert und liefert auf dem Logger „</w:t>
       </w:r>
+      <w:proofErr w:type="spellStart"/>
+      <w:proofErr w:type="gramStart"/>
       <w:r>
         <w:t>at.gv.egiz.pdfas.web.statistics</w:t>
       </w:r>
+      <w:proofErr w:type="spellEnd"/>
+      <w:proofErr w:type="gramEnd"/>
       <w:r>
         <w:t>“ statistische Informationen im CSV Format. Die Spa</w:t>
       </w:r>
@@ -5215,7 +6761,7 @@
     </w:p>
     <w:p>
       <w:pPr>
-        <w:pStyle w:val="ListParagraph"/>
+        <w:pStyle w:val="Listenabsatz"/>
         <w:numPr>
           <w:ilvl w:val="0"/>
           <w:numId w:val="14"/>
@@ -5227,55 +6773,83 @@
     </w:p>
     <w:p>
       <w:pPr>
-        <w:pStyle w:val="ListParagraph"/>
+        <w:pStyle w:val="Listenabsatz"/>
         <w:numPr>
           <w:ilvl w:val="0"/>
           <w:numId w:val="14"/>
         </w:numPr>
       </w:pPr>
       <w:r>
-        <w:t>Operation („sign“ | „verify“)</w:t>
-      </w:r>
-    </w:p>
-    <w:p>
-      <w:pPr>
-        <w:pStyle w:val="ListParagraph"/>
+        <w:t>Operation („</w:t>
+      </w:r>
+      <w:proofErr w:type="spellStart"/>
+      <w:r>
+        <w:t>sign</w:t>
+      </w:r>
+      <w:proofErr w:type="spellEnd"/>
+      <w:r>
+        <w:t>“ | „</w:t>
+      </w:r>
+      <w:proofErr w:type="spellStart"/>
+      <w:r>
+        <w:t>verify</w:t>
+      </w:r>
+      <w:proofErr w:type="spellEnd"/>
+      <w:r>
+        <w:t>“)</w:t>
+      </w:r>
+    </w:p>
+    <w:p>
+      <w:pPr>
+        <w:pStyle w:val="Listenabsatz"/>
         <w:numPr>
           <w:ilvl w:val="0"/>
           <w:numId w:val="14"/>
         </w:numPr>
       </w:pPr>
+      <w:proofErr w:type="spellStart"/>
       <w:r>
         <w:t>Signarturgerät</w:t>
       </w:r>
-    </w:p>
-    <w:p>
-      <w:pPr>
-        <w:pStyle w:val="ListParagraph"/>
+      <w:proofErr w:type="spellEnd"/>
+    </w:p>
+    <w:p>
+      <w:pPr>
+        <w:pStyle w:val="Listenabsatz"/>
         <w:numPr>
           <w:ilvl w:val="0"/>
           <w:numId w:val="14"/>
         </w:numPr>
       </w:pPr>
       <w:r>
-        <w:t>Quelle („web“ | „soap“)</w:t>
-      </w:r>
-    </w:p>
-    <w:p>
-      <w:pPr>
-        <w:pStyle w:val="ListParagraph"/>
+        <w:t>Quelle („web“ | „</w:t>
+      </w:r>
+      <w:proofErr w:type="spellStart"/>
+      <w:r>
+        <w:t>soap</w:t>
+      </w:r>
+      <w:proofErr w:type="spellEnd"/>
+      <w:r>
+        <w:t>“)</w:t>
+      </w:r>
+    </w:p>
+    <w:p>
+      <w:pPr>
+        <w:pStyle w:val="Listenabsatz"/>
         <w:numPr>
           <w:ilvl w:val="0"/>
           <w:numId w:val="14"/>
         </w:numPr>
       </w:pPr>
+      <w:proofErr w:type="spellStart"/>
       <w:r>
         <w:t>Signturprofil</w:t>
       </w:r>
-    </w:p>
-    <w:p>
-      <w:pPr>
-        <w:pStyle w:val="ListParagraph"/>
+      <w:proofErr w:type="spellEnd"/>
+    </w:p>
+    <w:p>
+      <w:pPr>
+        <w:pStyle w:val="Listenabsatz"/>
         <w:numPr>
           <w:ilvl w:val="0"/>
           <w:numId w:val="14"/>
@@ -5287,7 +6861,7 @@
     </w:p>
     <w:p>
       <w:pPr>
-        <w:pStyle w:val="ListParagraph"/>
+        <w:pStyle w:val="Listenabsatz"/>
         <w:numPr>
           <w:ilvl w:val="0"/>
           <w:numId w:val="14"/>
@@ -5295,24 +6869,37 @@
       </w:pPr>
       <w:r>
         <w:lastRenderedPageBreak/>
-        <w:t>User-Agent des Client</w:t>
-      </w:r>
-    </w:p>
-    <w:p>
-      <w:pPr>
-        <w:pStyle w:val="ListParagraph"/>
+        <w:t xml:space="preserve">User-Agent </w:t>
+      </w:r>
+      <w:proofErr w:type="gramStart"/>
+      <w:r>
+        <w:t>des Client</w:t>
+      </w:r>
+      <w:proofErr w:type="gramEnd"/>
+    </w:p>
+    <w:p>
+      <w:pPr>
+        <w:pStyle w:val="Listenabsatz"/>
         <w:numPr>
           <w:ilvl w:val="0"/>
           <w:numId w:val="14"/>
         </w:numPr>
       </w:pPr>
       <w:r>
-        <w:t>Status („ok“ | „error“)</w:t>
-      </w:r>
-    </w:p>
-    <w:p>
-      <w:pPr>
-        <w:pStyle w:val="ListParagraph"/>
+        <w:t>Status („ok“ | „</w:t>
+      </w:r>
+      <w:proofErr w:type="spellStart"/>
+      <w:r>
+        <w:t>error</w:t>
+      </w:r>
+      <w:proofErr w:type="spellEnd"/>
+      <w:r>
+        <w:t>“)</w:t>
+      </w:r>
+    </w:p>
+    <w:p>
+      <w:pPr>
+        <w:pStyle w:val="Listenabsatz"/>
         <w:numPr>
           <w:ilvl w:val="0"/>
           <w:numId w:val="14"/>
@@ -5324,7 +6911,7 @@
     </w:p>
     <w:p>
       <w:pPr>
-        <w:pStyle w:val="ListParagraph"/>
+        <w:pStyle w:val="Listenabsatz"/>
         <w:numPr>
           <w:ilvl w:val="0"/>
           <w:numId w:val="14"/>
@@ -5336,7 +6923,7 @@
     </w:p>
     <w:p>
       <w:pPr>
-        <w:pStyle w:val="ListParagraph"/>
+        <w:pStyle w:val="Listenabsatz"/>
         <w:numPr>
           <w:ilvl w:val="0"/>
           <w:numId w:val="14"/>
@@ -5348,7 +6935,7 @@
     </w:p>
     <w:p>
       <w:pPr>
-        <w:pStyle w:val="Heading2"/>
+        <w:pStyle w:val="berschrift2"/>
       </w:pPr>
       <w:r>
         <w:t>Kommunikation</w:t>
@@ -5362,12 +6949,20 @@
     </w:p>
     <w:p>
       <w:r>
-        <w:t>Ausgehende Verbindungen von PDF-AS Web sind Aufrufe wenn PDF-AS Web ein zu signierendes PDF-Dokument an einer URL abholt. Um Beispielsweise Portscans des internen Netzwerks zu verhindern, können diese URLs mit Hilfe einer Whitelist gefiltert werden.</w:t>
-      </w:r>
-    </w:p>
-    <w:p>
-      <w:pPr>
-        <w:pStyle w:val="Heading2"/>
+        <w:t xml:space="preserve">Ausgehende Verbindungen von PDF-AS Web sind Aufrufe wenn PDF-AS Web ein zu signierendes PDF-Dokument an einer URL abholt. Um Beispielsweise Portscans des internen Netzwerks zu verhindern, können diese URLs mit Hilfe einer </w:t>
+      </w:r>
+      <w:proofErr w:type="spellStart"/>
+      <w:r>
+        <w:t>Whitelist</w:t>
+      </w:r>
+      <w:proofErr w:type="spellEnd"/>
+      <w:r>
+        <w:t xml:space="preserve"> gefiltert werden.</w:t>
+      </w:r>
+    </w:p>
+    <w:p>
+      <w:pPr>
+        <w:pStyle w:val="berschrift2"/>
       </w:pPr>
       <w:r>
         <w:t>QR Platzhalter Generator</w:t>
@@ -5375,17 +6970,38 @@
     </w:p>
     <w:p>
       <w:r>
-        <w:t xml:space="preserve">PDF-AS Web bietet ein Platzhalter Servlet an. Mit diesem können QR Platzhalter für PDF-AS erzeugt werden. Das Platzhalter Servlet muss explizit aktiviert werden. Dies geschieht durch den Konfigurationseintrag „qr.placeholder.generator.enabled“. </w:t>
-      </w:r>
-    </w:p>
-    <w:p>
-      <w:r>
-        <w:t>Ist das Platzhalter Servlet aktiv, kann unter der URL /placeholder ein QR Platzhalter erzeugt werden. Die erzeugten Platzhalter haben eine Größe von 250 mal 98 Pixel. Es werden die Http-Methoden GET und POST unterstützt. Die folgenden Parameter können an das Servlet übergeben werden:</w:t>
-      </w:r>
-    </w:p>
-    <w:p>
-      <w:pPr>
-        <w:pStyle w:val="ListParagraph"/>
+        <w:t>PDF-AS Web bietet ein Platzhalter Servlet an. Mit diesem können QR Platzhalter für PDF-AS erzeugt werden. Das Platzhalter Servlet muss explizit aktiviert werden. Dies geschieht durch den Konfigurationseintrag „</w:t>
+      </w:r>
+      <w:proofErr w:type="spellStart"/>
+      <w:proofErr w:type="gramStart"/>
+      <w:r>
+        <w:t>qr.placeholder</w:t>
+      </w:r>
+      <w:proofErr w:type="gramEnd"/>
+      <w:r>
+        <w:t>.generator.enabled</w:t>
+      </w:r>
+      <w:proofErr w:type="spellEnd"/>
+      <w:r>
+        <w:t xml:space="preserve">“. </w:t>
+      </w:r>
+    </w:p>
+    <w:p>
+      <w:r>
+        <w:t>Ist das Platzhalter Servlet aktiv, kann unter der URL /</w:t>
+      </w:r>
+      <w:proofErr w:type="spellStart"/>
+      <w:r>
+        <w:t>placeholder</w:t>
+      </w:r>
+      <w:proofErr w:type="spellEnd"/>
+      <w:r>
+        <w:t xml:space="preserve"> ein QR Platzhalter erzeugt werden. Die erzeugten Platzhalter haben eine Größe von 250 mal 98 Pixel. Es werden die Http-Methoden GET und POST unterstützt. Die folgenden Parameter können an das Servlet übergeben werden:</w:t>
+      </w:r>
+    </w:p>
+    <w:p>
+      <w:pPr>
+        <w:pStyle w:val="Listenabsatz"/>
         <w:numPr>
           <w:ilvl w:val="0"/>
           <w:numId w:val="15"/>
@@ -5394,17 +7010,27 @@
       <w:r>
         <w:t>„</w:t>
       </w:r>
+      <w:proofErr w:type="spellStart"/>
       <w:r>
         <w:rPr>
           <w:b/>
         </w:rPr>
         <w:t>id</w:t>
       </w:r>
+      <w:proofErr w:type="spellEnd"/>
       <w:r>
         <w:t>“: Dieser Parameter gibt an welcher Identifier in den Platzhalter integriert werden soll.</w:t>
       </w:r>
       <w:r>
-        <w:t xml:space="preserve"> Es wird jeglicher Text aktzeptiert, wobei alle Symbole außer a-z, A-Z und 0-9 durch „_“ersetzt werden. (</w:t>
+        <w:t xml:space="preserve"> Es wird jeglicher Text </w:t>
+      </w:r>
+      <w:proofErr w:type="spellStart"/>
+      <w:r>
+        <w:t>aktzeptiert</w:t>
+      </w:r>
+      <w:proofErr w:type="spellEnd"/>
+      <w:r>
+        <w:t>, wobei alle Symbole außer a-z, A-Z und 0-9 durch „_“ersetzt werden. (</w:t>
       </w:r>
       <w:r>
         <w:rPr>
@@ -5418,7 +7044,7 @@
     </w:p>
     <w:p>
       <w:pPr>
-        <w:pStyle w:val="ListParagraph"/>
+        <w:pStyle w:val="Listenabsatz"/>
         <w:numPr>
           <w:ilvl w:val="0"/>
           <w:numId w:val="15"/>
@@ -5427,19 +7053,16 @@
       <w:r>
         <w:t>„</w:t>
       </w:r>
+      <w:proofErr w:type="spellStart"/>
       <w:r>
         <w:rPr>
           <w:b/>
         </w:rPr>
         <w:t>profile</w:t>
       </w:r>
-      <w:r>
-        <w:t xml:space="preserve">“: Dieser Parameter gibt an welches Signaturprofile in den Platzhalter kodiert werden soll. Endet der Profilname mit </w:t>
-      </w:r>
-      <w:bookmarkStart w:id="7" w:name="_GoBack"/>
-      <w:bookmarkEnd w:id="7"/>
-      <w:r>
-        <w:t>„_EN“ wird davon ausgegangen, dass es sich um ein englisches Profil handelt. (</w:t>
+      <w:proofErr w:type="spellEnd"/>
+      <w:r>
+        <w:t>“: Dieser Parameter gibt an welches Signaturprofile in den Platzhalter kodiert werden soll. Endet der Profilname mit „_EN“ wird davon ausgegangen, dass es sich um ein englisches Profil handelt. (</w:t>
       </w:r>
       <w:r>
         <w:rPr>
@@ -5454,14 +7077,14 @@
     <w:p/>
     <w:p>
       <w:pPr>
-        <w:pStyle w:val="Heading1"/>
-      </w:pPr>
-      <w:bookmarkStart w:id="8" w:name="_Toc396214481"/>
+        <w:pStyle w:val="berschrift1"/>
+      </w:pPr>
+      <w:bookmarkStart w:id="7" w:name="_Toc396214481"/>
       <w:r>
         <w:lastRenderedPageBreak/>
         <w:t>Beispiele</w:t>
       </w:r>
-      <w:bookmarkEnd w:id="8"/>
+      <w:bookmarkEnd w:id="7"/>
     </w:p>
     <w:p>
       <w:r>
@@ -7245,8 +8868,13 @@
             <w:pPr>
               <w:cnfStyle w:val="000000010000" w:firstRow="0" w:lastRow="0" w:firstColumn="0" w:lastColumn="0" w:oddVBand="0" w:evenVBand="0" w:oddHBand="0" w:evenHBand="1" w:firstRowFirstColumn="0" w:firstRowLastColumn="0" w:lastRowFirstColumn="0" w:lastRowLastColumn="0"/>
             </w:pPr>
-            <w:r>
-              <w:t>Konfigurationsparamter update</w:t>
+            <w:proofErr w:type="spellStart"/>
+            <w:r>
+              <w:t>Konfigurationsparamter</w:t>
+            </w:r>
+            <w:proofErr w:type="spellEnd"/>
+            <w:r>
+              <w:t xml:space="preserve"> update</w:t>
             </w:r>
           </w:p>
         </w:tc>
@@ -7313,9 +8941,27 @@
             <w:pPr>
               <w:cnfStyle w:val="000000000000" w:firstRow="0" w:lastRow="0" w:firstColumn="0" w:lastColumn="0" w:oddVBand="0" w:evenVBand="0" w:oddHBand="0" w:evenHBand="0" w:firstRowFirstColumn="0" w:firstRowLastColumn="0" w:lastRowFirstColumn="0" w:lastRowLastColumn="0"/>
             </w:pPr>
-            <w:r>
-              <w:t>pdf-as-web-db</w:t>
-            </w:r>
+            <w:proofErr w:type="spellStart"/>
+            <w:r>
+              <w:t>pdf</w:t>
+            </w:r>
+            <w:proofErr w:type="spellEnd"/>
+            <w:r>
+              <w:t>-</w:t>
+            </w:r>
+            <w:proofErr w:type="spellStart"/>
+            <w:r>
+              <w:t>as</w:t>
+            </w:r>
+            <w:proofErr w:type="spellEnd"/>
+            <w:r>
+              <w:t>-web-</w:t>
+            </w:r>
+            <w:proofErr w:type="spellStart"/>
+            <w:r>
+              <w:t>db</w:t>
+            </w:r>
+            <w:proofErr w:type="spellEnd"/>
           </w:p>
         </w:tc>
       </w:tr>
@@ -7397,8 +9043,13 @@
               <w:cnfStyle w:val="000000010000" w:firstRow="0" w:lastRow="0" w:firstColumn="0" w:lastColumn="0" w:oddVBand="0" w:evenVBand="0" w:oddHBand="0" w:evenHBand="1" w:firstRowFirstColumn="0" w:firstRowLastColumn="0" w:lastRowFirstColumn="0" w:lastRowLastColumn="0"/>
             </w:pPr>
             <w:r>
-              <w:t>Key identifier</w:t>
-            </w:r>
+              <w:t xml:space="preserve">Key </w:t>
+            </w:r>
+            <w:proofErr w:type="spellStart"/>
+            <w:r>
+              <w:t>identifier</w:t>
+            </w:r>
+            <w:proofErr w:type="spellEnd"/>
           </w:p>
         </w:tc>
       </w:tr>
@@ -7464,8 +9115,13 @@
             <w:pPr>
               <w:cnfStyle w:val="000000000000" w:firstRow="0" w:lastRow="0" w:firstColumn="0" w:lastColumn="0" w:oddVBand="0" w:evenVBand="0" w:oddHBand="0" w:evenHBand="0" w:firstRowFirstColumn="0" w:firstRowLastColumn="0" w:lastRowFirstColumn="0" w:lastRowLastColumn="0"/>
             </w:pPr>
-            <w:r>
-              <w:t>Platzhhalter Servlet</w:t>
+            <w:proofErr w:type="spellStart"/>
+            <w:r>
+              <w:t>Platzhhalter</w:t>
+            </w:r>
+            <w:proofErr w:type="spellEnd"/>
+            <w:r>
+              <w:t xml:space="preserve"> Servlet</w:t>
             </w:r>
           </w:p>
         </w:tc>
@@ -7547,7 +9203,7 @@
     </w:p>
     <w:p>
       <w:pPr>
-        <w:pStyle w:val="Footer"/>
+        <w:pStyle w:val="Fuzeile"/>
       </w:pPr>
       <w:r>
         <w:br w:type="page"/>
@@ -7614,8 +9270,12 @@
     </w:tbl>
     <w:p/>
     <w:sectPr>
-      <w:footerReference w:type="default" r:id="rId14"/>
-      <w:footerReference w:type="first" r:id="rId15"/>
+      <w:headerReference w:type="even" r:id="rId14"/>
+      <w:headerReference w:type="default" r:id="rId15"/>
+      <w:footerReference w:type="even" r:id="rId16"/>
+      <w:footerReference w:type="default" r:id="rId17"/>
+      <w:headerReference w:type="first" r:id="rId18"/>
+      <w:footerReference w:type="first" r:id="rId19"/>
       <w:pgSz w:w="12240" w:h="15840" w:code="1"/>
       <w:pgMar w:top="1077" w:right="1225" w:bottom="1134" w:left="1701" w:header="720" w:footer="720" w:gutter="0"/>
       <w:cols w:space="720"/>
@@ -7627,7 +9287,7 @@
 </file>
 
 <file path=word/endnotes.xml><?xml version="1.0" encoding="utf-8"?>
-<w:endnotes xmlns:wpc="http://schemas.microsoft.com/office/word/2010/wordprocessingCanvas" xmlns:cx="http://schemas.microsoft.com/office/drawing/2014/chartex" xmlns:cx1="http://schemas.microsoft.com/office/drawing/2015/9/8/chartex" xmlns:mc="http://schemas.openxmlformats.org/markup-compatibility/2006" xmlns:o="urn:schemas-microsoft-com:office:office" xmlns:r="http://schemas.openxmlformats.org/officeDocument/2006/relationships" xmlns:m="http://schemas.openxmlformats.org/officeDocument/2006/math" xmlns:v="urn:schemas-microsoft-com:vml" xmlns:wp14="http://schemas.microsoft.com/office/word/2010/wordprocessingDrawing" xmlns:wp="http://schemas.openxmlformats.org/drawingml/2006/wordprocessingDrawing" xmlns:w10="urn:schemas-microsoft-com:office:word" xmlns:w="http://schemas.openxmlformats.org/wordprocessingml/2006/main" xmlns:w14="http://schemas.microsoft.com/office/word/2010/wordml" xmlns:w15="http://schemas.microsoft.com/office/word/2012/wordml" xmlns:w16se="http://schemas.microsoft.com/office/word/2015/wordml/symex" xmlns:wpg="http://schemas.microsoft.com/office/word/2010/wordprocessingGroup" xmlns:wpi="http://schemas.microsoft.com/office/word/2010/wordprocessingInk" xmlns:wne="http://schemas.microsoft.com/office/word/2006/wordml" xmlns:wps="http://schemas.microsoft.com/office/word/2010/wordprocessingShape" mc:Ignorable="w14 w15 w16se wp14">
+<w:endnotes xmlns:wpc="http://schemas.microsoft.com/office/word/2010/wordprocessingCanvas" xmlns:cx="http://schemas.microsoft.com/office/drawing/2014/chartex" xmlns:cx1="http://schemas.microsoft.com/office/drawing/2015/9/8/chartex" xmlns:cx2="http://schemas.microsoft.com/office/drawing/2015/10/21/chartex" xmlns:cx3="http://schemas.microsoft.com/office/drawing/2016/5/9/chartex" xmlns:cx4="http://schemas.microsoft.com/office/drawing/2016/5/10/chartex" xmlns:cx5="http://schemas.microsoft.com/office/drawing/2016/5/11/chartex" xmlns:cx6="http://schemas.microsoft.com/office/drawing/2016/5/12/chartex" xmlns:cx7="http://schemas.microsoft.com/office/drawing/2016/5/13/chartex" xmlns:cx8="http://schemas.microsoft.com/office/drawing/2016/5/14/chartex" xmlns:mc="http://schemas.openxmlformats.org/markup-compatibility/2006" xmlns:aink="http://schemas.microsoft.com/office/drawing/2016/ink" xmlns:am3d="http://schemas.microsoft.com/office/drawing/2017/model3d" xmlns:o="urn:schemas-microsoft-com:office:office" xmlns:r="http://schemas.openxmlformats.org/officeDocument/2006/relationships" xmlns:m="http://schemas.openxmlformats.org/officeDocument/2006/math" xmlns:v="urn:schemas-microsoft-com:vml" xmlns:wp14="http://schemas.microsoft.com/office/word/2010/wordprocessingDrawing" xmlns:wp="http://schemas.openxmlformats.org/drawingml/2006/wordprocessingDrawing" xmlns:w10="urn:schemas-microsoft-com:office:word" xmlns:w="http://schemas.openxmlformats.org/wordprocessingml/2006/main" xmlns:w14="http://schemas.microsoft.com/office/word/2010/wordml" xmlns:w15="http://schemas.microsoft.com/office/word/2012/wordml" xmlns:w16cid="http://schemas.microsoft.com/office/word/2016/wordml/cid" xmlns:w16se="http://schemas.microsoft.com/office/word/2015/wordml/symex" xmlns:wpg="http://schemas.microsoft.com/office/word/2010/wordprocessingGroup" xmlns:wpi="http://schemas.microsoft.com/office/word/2010/wordprocessingInk" xmlns:wne="http://schemas.microsoft.com/office/word/2006/wordml" xmlns:wps="http://schemas.microsoft.com/office/word/2010/wordprocessingShape" mc:Ignorable="w14 w15 w16se w16cid wp14">
   <w:endnote w:type="separator" w:id="-1">
     <w:p>
       <w:r>
@@ -7646,10 +9306,20 @@
 </file>
 
 <file path=word/footer1.xml><?xml version="1.0" encoding="utf-8"?>
-<w:ftr xmlns:wpc="http://schemas.microsoft.com/office/word/2010/wordprocessingCanvas" xmlns:cx="http://schemas.microsoft.com/office/drawing/2014/chartex" xmlns:cx1="http://schemas.microsoft.com/office/drawing/2015/9/8/chartex" xmlns:mc="http://schemas.openxmlformats.org/markup-compatibility/2006" xmlns:o="urn:schemas-microsoft-com:office:office" xmlns:r="http://schemas.openxmlformats.org/officeDocument/2006/relationships" xmlns:m="http://schemas.openxmlformats.org/officeDocument/2006/math" xmlns:v="urn:schemas-microsoft-com:vml" xmlns:wp14="http://schemas.microsoft.com/office/word/2010/wordprocessingDrawing" xmlns:wp="http://schemas.openxmlformats.org/drawingml/2006/wordprocessingDrawing" xmlns:w10="urn:schemas-microsoft-com:office:word" xmlns:w="http://schemas.openxmlformats.org/wordprocessingml/2006/main" xmlns:w14="http://schemas.microsoft.com/office/word/2010/wordml" xmlns:w15="http://schemas.microsoft.com/office/word/2012/wordml" xmlns:w16se="http://schemas.microsoft.com/office/word/2015/wordml/symex" xmlns:wpg="http://schemas.microsoft.com/office/word/2010/wordprocessingGroup" xmlns:wpi="http://schemas.microsoft.com/office/word/2010/wordprocessingInk" xmlns:wne="http://schemas.microsoft.com/office/word/2006/wordml" xmlns:wps="http://schemas.microsoft.com/office/word/2010/wordprocessingShape" mc:Ignorable="w14 w15 w16se wp14">
+<w:ftr xmlns:wpc="http://schemas.microsoft.com/office/word/2010/wordprocessingCanvas" xmlns:cx="http://schemas.microsoft.com/office/drawing/2014/chartex" xmlns:cx1="http://schemas.microsoft.com/office/drawing/2015/9/8/chartex" xmlns:cx2="http://schemas.microsoft.com/office/drawing/2015/10/21/chartex" xmlns:cx3="http://schemas.microsoft.com/office/drawing/2016/5/9/chartex" xmlns:cx4="http://schemas.microsoft.com/office/drawing/2016/5/10/chartex" xmlns:cx5="http://schemas.microsoft.com/office/drawing/2016/5/11/chartex" xmlns:cx6="http://schemas.microsoft.com/office/drawing/2016/5/12/chartex" xmlns:cx7="http://schemas.microsoft.com/office/drawing/2016/5/13/chartex" xmlns:cx8="http://schemas.microsoft.com/office/drawing/2016/5/14/chartex" xmlns:mc="http://schemas.openxmlformats.org/markup-compatibility/2006" xmlns:aink="http://schemas.microsoft.com/office/drawing/2016/ink" xmlns:am3d="http://schemas.microsoft.com/office/drawing/2017/model3d" xmlns:o="urn:schemas-microsoft-com:office:office" xmlns:r="http://schemas.openxmlformats.org/officeDocument/2006/relationships" xmlns:m="http://schemas.openxmlformats.org/officeDocument/2006/math" xmlns:v="urn:schemas-microsoft-com:vml" xmlns:wp14="http://schemas.microsoft.com/office/word/2010/wordprocessingDrawing" xmlns:wp="http://schemas.openxmlformats.org/drawingml/2006/wordprocessingDrawing" xmlns:w10="urn:schemas-microsoft-com:office:word" xmlns:w="http://schemas.openxmlformats.org/wordprocessingml/2006/main" xmlns:w14="http://schemas.microsoft.com/office/word/2010/wordml" xmlns:w15="http://schemas.microsoft.com/office/word/2012/wordml" xmlns:w16cid="http://schemas.microsoft.com/office/word/2016/wordml/cid" xmlns:w16se="http://schemas.microsoft.com/office/word/2015/wordml/symex" xmlns:wpg="http://schemas.microsoft.com/office/word/2010/wordprocessingGroup" xmlns:wpi="http://schemas.microsoft.com/office/word/2010/wordprocessingInk" xmlns:wne="http://schemas.microsoft.com/office/word/2006/wordml" xmlns:wps="http://schemas.microsoft.com/office/word/2010/wordprocessingShape" mc:Ignorable="w14 w15 w16se w16cid wp14">
   <w:p>
     <w:pPr>
-      <w:pStyle w:val="Footer"/>
+      <w:pStyle w:val="Fuzeile"/>
+    </w:pPr>
+  </w:p>
+</w:ftr>
+</file>
+
+<file path=word/footer2.xml><?xml version="1.0" encoding="utf-8"?>
+<w:ftr xmlns:wpc="http://schemas.microsoft.com/office/word/2010/wordprocessingCanvas" xmlns:cx="http://schemas.microsoft.com/office/drawing/2014/chartex" xmlns:cx1="http://schemas.microsoft.com/office/drawing/2015/9/8/chartex" xmlns:cx2="http://schemas.microsoft.com/office/drawing/2015/10/21/chartex" xmlns:cx3="http://schemas.microsoft.com/office/drawing/2016/5/9/chartex" xmlns:cx4="http://schemas.microsoft.com/office/drawing/2016/5/10/chartex" xmlns:cx5="http://schemas.microsoft.com/office/drawing/2016/5/11/chartex" xmlns:cx6="http://schemas.microsoft.com/office/drawing/2016/5/12/chartex" xmlns:cx7="http://schemas.microsoft.com/office/drawing/2016/5/13/chartex" xmlns:cx8="http://schemas.microsoft.com/office/drawing/2016/5/14/chartex" xmlns:mc="http://schemas.openxmlformats.org/markup-compatibility/2006" xmlns:aink="http://schemas.microsoft.com/office/drawing/2016/ink" xmlns:am3d="http://schemas.microsoft.com/office/drawing/2017/model3d" xmlns:o="urn:schemas-microsoft-com:office:office" xmlns:r="http://schemas.openxmlformats.org/officeDocument/2006/relationships" xmlns:m="http://schemas.openxmlformats.org/officeDocument/2006/math" xmlns:v="urn:schemas-microsoft-com:vml" xmlns:wp14="http://schemas.microsoft.com/office/word/2010/wordprocessingDrawing" xmlns:wp="http://schemas.openxmlformats.org/drawingml/2006/wordprocessingDrawing" xmlns:w10="urn:schemas-microsoft-com:office:word" xmlns:w="http://schemas.openxmlformats.org/wordprocessingml/2006/main" xmlns:w14="http://schemas.microsoft.com/office/word/2010/wordml" xmlns:w15="http://schemas.microsoft.com/office/word/2012/wordml" xmlns:w16cid="http://schemas.microsoft.com/office/word/2016/wordml/cid" xmlns:w16se="http://schemas.microsoft.com/office/word/2015/wordml/symex" xmlns:wpg="http://schemas.microsoft.com/office/word/2010/wordprocessingGroup" xmlns:wpi="http://schemas.microsoft.com/office/word/2010/wordprocessingInk" xmlns:wne="http://schemas.microsoft.com/office/word/2006/wordml" xmlns:wps="http://schemas.microsoft.com/office/word/2010/wordprocessingShape" mc:Ignorable="w14 w15 w16se w16cid wp14">
+  <w:p>
+    <w:pPr>
+      <w:pStyle w:val="Fuzeile"/>
     </w:pPr>
     <w:r>
       <w:rPr>
@@ -7659,7 +9329,7 @@
       <mc:AlternateContent>
         <mc:Choice Requires="wps">
           <w:drawing>
-            <wp:anchor distT="0" distB="0" distL="114300" distR="114300" simplePos="0" relativeHeight="251659264" behindDoc="0" locked="0" layoutInCell="1" allowOverlap="1" wp14:anchorId="0A2C722E" wp14:editId="6624F6F2">
+            <wp:anchor distT="0" distB="0" distL="114300" distR="114300" simplePos="0" relativeHeight="251659264" behindDoc="0" locked="0" layoutInCell="1" allowOverlap="1" wp14:anchorId="3EC3DD82" wp14:editId="7B159F56">
               <wp:simplePos x="0" y="0"/>
               <wp:positionH relativeFrom="margin">
                 <wp:align>left</wp:align>
@@ -7732,56 +9402,18 @@
                               </w:tcPr>
                               <w:p>
                                 <w:pPr>
-                                  <w:pStyle w:val="Footer"/>
+                                  <w:pStyle w:val="Fuzeile"/>
                                 </w:pPr>
-                                <w:r>
-                                  <w:fldChar w:fldCharType="begin"/>
-                                </w:r>
-                                <w:r>
-                                  <w:instrText xml:space="preserve"> STYLEREF  Title  \* MERGEFORMAT </w:instrText>
-                                </w:r>
-                                <w:r>
-                                  <w:fldChar w:fldCharType="end"/>
-                                </w:r>
-                                <w:r>
-                                  <w:rPr>
-                                    <w:noProof/>
-                                  </w:rPr>
-                                  <w:fldChar w:fldCharType="begin"/>
-                                </w:r>
-                                <w:r>
-                                  <w:rPr>
-                                    <w:noProof/>
-                                  </w:rPr>
-                                  <w:instrText xml:space="preserve"> STYLEREF  Subtitle  \* MERGEFORMAT </w:instrText>
-                                </w:r>
-                                <w:r>
-                                  <w:rPr>
-                                    <w:noProof/>
-                                  </w:rPr>
-                                  <w:fldChar w:fldCharType="separate"/>
-                                </w:r>
-                                <w:r>
-                                  <w:rPr>
-                                    <w:noProof/>
-                                  </w:rPr>
-                                  <w:t>Dokumentation zur PDF-AS Webanwendung ab Version 4</w:t>
-                                </w:r>
-                                <w:r>
-                                  <w:rPr>
-                                    <w:noProof/>
-                                  </w:rPr>
-                                  <w:fldChar w:fldCharType="end"/>
-                                </w:r>
-                                <w:r>
-                                  <w:fldChar w:fldCharType="begin"/>
-                                </w:r>
-                                <w:r>
-                                  <w:instrText xml:space="preserve"> STYLEREF  Title \l  \* MERGEFORMAT </w:instrText>
-                                </w:r>
-                                <w:r>
-                                  <w:fldChar w:fldCharType="end"/>
-                                </w:r>
+                                <w:fldSimple w:instr=" STYLEREF  Untertitel  \* MERGEFORMAT ">
+                                  <w:r>
+                                    <w:rPr>
+                                      <w:noProof/>
+                                    </w:rPr>
+                                    <w:t>Dokumentation zur PDF-AS Webanwendung ab Version 4</w:t>
+                                  </w:r>
+                                </w:fldSimple>
+                                <w:bookmarkStart w:id="8" w:name="_GoBack"/>
+                                <w:bookmarkEnd w:id="8"/>
                               </w:p>
                             </w:tc>
                             <w:tc>
@@ -7794,7 +9426,7 @@
                               </w:tcPr>
                               <w:p>
                                 <w:pPr>
-                                  <w:pStyle w:val="Footer"/>
+                                  <w:pStyle w:val="Fuzeile"/>
                                 </w:pPr>
                                 <w:r>
                                   <w:fldChar w:fldCharType="begin"/>
@@ -7821,6 +9453,9 @@
                             </w:tc>
                           </w:tr>
                           <w:tr>
+                            <w:trPr>
+                              <w:trHeight w:val="194"/>
+                            </w:trPr>
                             <w:tc>
                               <w:tcPr>
                                 <w:tcW w:w="4355" w:type="pct"/>
@@ -7830,7 +9465,7 @@
                               </w:tcPr>
                               <w:p>
                                 <w:pPr>
-                                  <w:pStyle w:val="Footer"/>
+                                  <w:pStyle w:val="Fuzeile"/>
                                 </w:pPr>
                               </w:p>
                             </w:tc>
@@ -7843,7 +9478,7 @@
                               </w:tcPr>
                               <w:p>
                                 <w:pPr>
-                                  <w:pStyle w:val="Footer"/>
+                                  <w:pStyle w:val="Fuzeile"/>
                                 </w:pPr>
                               </w:p>
                             </w:tc>
@@ -7851,7 +9486,7 @@
                         </w:tbl>
                         <w:p>
                           <w:pPr>
-                            <w:pStyle w:val="Footer"/>
+                            <w:pStyle w:val="Fuzeile"/>
                           </w:pPr>
                         </w:p>
                       </w:txbxContent>
@@ -7876,7 +9511,7 @@
         </mc:Choice>
         <mc:Fallback>
           <w:pict>
-            <v:shapetype w14:anchorId="0A2C722E" id="_x0000_t202" coordsize="21600,21600" o:spt="202" path="m,l,21600r21600,l21600,xe">
+            <v:shapetype w14:anchorId="3EC3DD82" id="_x0000_t202" coordsize="21600,21600" o:spt="202" path="m,l,21600r21600,l21600,xe">
               <v:stroke joinstyle="miter"/>
               <v:path gradientshapeok="t" o:connecttype="rect"/>
             </v:shapetype>
@@ -7909,56 +9544,18 @@
                         </w:tcPr>
                         <w:p>
                           <w:pPr>
-                            <w:pStyle w:val="Footer"/>
+                            <w:pStyle w:val="Fuzeile"/>
                           </w:pPr>
-                          <w:r>
-                            <w:fldChar w:fldCharType="begin"/>
-                          </w:r>
-                          <w:r>
-                            <w:instrText xml:space="preserve"> STYLEREF  Title  \* MERGEFORMAT </w:instrText>
-                          </w:r>
-                          <w:r>
-                            <w:fldChar w:fldCharType="end"/>
-                          </w:r>
-                          <w:r>
-                            <w:rPr>
-                              <w:noProof/>
-                            </w:rPr>
-                            <w:fldChar w:fldCharType="begin"/>
-                          </w:r>
-                          <w:r>
-                            <w:rPr>
-                              <w:noProof/>
-                            </w:rPr>
-                            <w:instrText xml:space="preserve"> STYLEREF  Subtitle  \* MERGEFORMAT </w:instrText>
-                          </w:r>
-                          <w:r>
-                            <w:rPr>
-                              <w:noProof/>
-                            </w:rPr>
-                            <w:fldChar w:fldCharType="separate"/>
-                          </w:r>
-                          <w:r>
-                            <w:rPr>
-                              <w:noProof/>
-                            </w:rPr>
-                            <w:t>Dokumentation zur PDF-AS Webanwendung ab Version 4</w:t>
-                          </w:r>
-                          <w:r>
-                            <w:rPr>
-                              <w:noProof/>
-                            </w:rPr>
-                            <w:fldChar w:fldCharType="end"/>
-                          </w:r>
-                          <w:r>
-                            <w:fldChar w:fldCharType="begin"/>
-                          </w:r>
-                          <w:r>
-                            <w:instrText xml:space="preserve"> STYLEREF  Title \l  \* MERGEFORMAT </w:instrText>
-                          </w:r>
-                          <w:r>
-                            <w:fldChar w:fldCharType="end"/>
-                          </w:r>
+                          <w:fldSimple w:instr=" STYLEREF  Untertitel  \* MERGEFORMAT ">
+                            <w:r>
+                              <w:rPr>
+                                <w:noProof/>
+                              </w:rPr>
+                              <w:t>Dokumentation zur PDF-AS Webanwendung ab Version 4</w:t>
+                            </w:r>
+                          </w:fldSimple>
+                          <w:bookmarkStart w:id="9" w:name="_GoBack"/>
+                          <w:bookmarkEnd w:id="9"/>
                         </w:p>
                       </w:tc>
                       <w:tc>
@@ -7971,7 +9568,7 @@
                         </w:tcPr>
                         <w:p>
                           <w:pPr>
-                            <w:pStyle w:val="Footer"/>
+                            <w:pStyle w:val="Fuzeile"/>
                           </w:pPr>
                           <w:r>
                             <w:fldChar w:fldCharType="begin"/>
@@ -7998,6 +9595,9 @@
                       </w:tc>
                     </w:tr>
                     <w:tr>
+                      <w:trPr>
+                        <w:trHeight w:val="194"/>
+                      </w:trPr>
                       <w:tc>
                         <w:tcPr>
                           <w:tcW w:w="4355" w:type="pct"/>
@@ -8007,7 +9607,7 @@
                         </w:tcPr>
                         <w:p>
                           <w:pPr>
-                            <w:pStyle w:val="Footer"/>
+                            <w:pStyle w:val="Fuzeile"/>
                           </w:pPr>
                         </w:p>
                       </w:tc>
@@ -8020,7 +9620,7 @@
                         </w:tcPr>
                         <w:p>
                           <w:pPr>
-                            <w:pStyle w:val="Footer"/>
+                            <w:pStyle w:val="Fuzeile"/>
                           </w:pPr>
                         </w:p>
                       </w:tc>
@@ -8028,7 +9628,7 @@
                   </w:tbl>
                   <w:p>
                     <w:pPr>
-                      <w:pStyle w:val="Footer"/>
+                      <w:pStyle w:val="Fuzeile"/>
                     </w:pPr>
                   </w:p>
                 </w:txbxContent>
@@ -8043,11 +9643,11 @@
 </w:ftr>
 </file>
 
-<file path=word/footer2.xml><?xml version="1.0" encoding="utf-8"?>
-<w:ftr xmlns:wpc="http://schemas.microsoft.com/office/word/2010/wordprocessingCanvas" xmlns:cx="http://schemas.microsoft.com/office/drawing/2014/chartex" xmlns:cx1="http://schemas.microsoft.com/office/drawing/2015/9/8/chartex" xmlns:mc="http://schemas.openxmlformats.org/markup-compatibility/2006" xmlns:o="urn:schemas-microsoft-com:office:office" xmlns:r="http://schemas.openxmlformats.org/officeDocument/2006/relationships" xmlns:m="http://schemas.openxmlformats.org/officeDocument/2006/math" xmlns:v="urn:schemas-microsoft-com:vml" xmlns:wp14="http://schemas.microsoft.com/office/word/2010/wordprocessingDrawing" xmlns:wp="http://schemas.openxmlformats.org/drawingml/2006/wordprocessingDrawing" xmlns:w10="urn:schemas-microsoft-com:office:word" xmlns:w="http://schemas.openxmlformats.org/wordprocessingml/2006/main" xmlns:w14="http://schemas.microsoft.com/office/word/2010/wordml" xmlns:w15="http://schemas.microsoft.com/office/word/2012/wordml" xmlns:w16se="http://schemas.microsoft.com/office/word/2015/wordml/symex" xmlns:wpg="http://schemas.microsoft.com/office/word/2010/wordprocessingGroup" xmlns:wpi="http://schemas.microsoft.com/office/word/2010/wordprocessingInk" xmlns:wne="http://schemas.microsoft.com/office/word/2006/wordml" xmlns:wps="http://schemas.microsoft.com/office/word/2010/wordprocessingShape" mc:Ignorable="w14 w15 w16se wp14">
+<file path=word/footer3.xml><?xml version="1.0" encoding="utf-8"?>
+<w:ftr xmlns:wpc="http://schemas.microsoft.com/office/word/2010/wordprocessingCanvas" xmlns:cx="http://schemas.microsoft.com/office/drawing/2014/chartex" xmlns:cx1="http://schemas.microsoft.com/office/drawing/2015/9/8/chartex" xmlns:cx2="http://schemas.microsoft.com/office/drawing/2015/10/21/chartex" xmlns:cx3="http://schemas.microsoft.com/office/drawing/2016/5/9/chartex" xmlns:cx4="http://schemas.microsoft.com/office/drawing/2016/5/10/chartex" xmlns:cx5="http://schemas.microsoft.com/office/drawing/2016/5/11/chartex" xmlns:cx6="http://schemas.microsoft.com/office/drawing/2016/5/12/chartex" xmlns:cx7="http://schemas.microsoft.com/office/drawing/2016/5/13/chartex" xmlns:cx8="http://schemas.microsoft.com/office/drawing/2016/5/14/chartex" xmlns:mc="http://schemas.openxmlformats.org/markup-compatibility/2006" xmlns:aink="http://schemas.microsoft.com/office/drawing/2016/ink" xmlns:am3d="http://schemas.microsoft.com/office/drawing/2017/model3d" xmlns:o="urn:schemas-microsoft-com:office:office" xmlns:r="http://schemas.openxmlformats.org/officeDocument/2006/relationships" xmlns:m="http://schemas.openxmlformats.org/officeDocument/2006/math" xmlns:v="urn:schemas-microsoft-com:vml" xmlns:wp14="http://schemas.microsoft.com/office/word/2010/wordprocessingDrawing" xmlns:wp="http://schemas.openxmlformats.org/drawingml/2006/wordprocessingDrawing" xmlns:w10="urn:schemas-microsoft-com:office:word" xmlns:w="http://schemas.openxmlformats.org/wordprocessingml/2006/main" xmlns:w14="http://schemas.microsoft.com/office/word/2010/wordml" xmlns:w15="http://schemas.microsoft.com/office/word/2012/wordml" xmlns:w16cid="http://schemas.microsoft.com/office/word/2016/wordml/cid" xmlns:w16se="http://schemas.microsoft.com/office/word/2015/wordml/symex" xmlns:wpg="http://schemas.microsoft.com/office/word/2010/wordprocessingGroup" xmlns:wpi="http://schemas.microsoft.com/office/word/2010/wordprocessingInk" xmlns:wne="http://schemas.microsoft.com/office/word/2006/wordml" xmlns:wps="http://schemas.microsoft.com/office/word/2010/wordprocessingShape" mc:Ignorable="w14 w15 w16se w16cid wp14">
   <w:p>
     <w:pPr>
-      <w:pStyle w:val="Footer"/>
+      <w:pStyle w:val="Fuzeile"/>
     </w:pPr>
   </w:p>
   <w:tbl>
@@ -8088,7 +9688,7 @@
         </w:p>
         <w:p>
           <w:pPr>
-            <w:pStyle w:val="NoSpacing"/>
+            <w:pStyle w:val="KeinLeerraum"/>
             <w:ind w:left="0" w:right="0"/>
             <w:rPr>
               <w:rFonts w:asciiTheme="majorHAnsi" w:hAnsiTheme="majorHAnsi"/>
@@ -8283,10 +9883,10 @@
               <w:lang w:val="en-US" w:eastAsia="en-US"/>
             </w:rPr>
             <w:drawing>
-              <wp:inline distT="0" distB="0" distL="0" distR="0" wp14:anchorId="441BA62F" wp14:editId="73C33B9A">
+              <wp:inline distT="0" distB="0" distL="0" distR="0" wp14:anchorId="078EA1A7" wp14:editId="05DC3D71">
                 <wp:extent cx="2762250" cy="255753"/>
                 <wp:effectExtent l="0" t="0" r="0" b="0"/>
-                <wp:docPr id="5" name="Bild 3" descr="bunka"/>
+                <wp:docPr id="9" name="Bild 3" descr="bunka"/>
                 <wp:cNvGraphicFramePr>
                   <a:graphicFrameLocks xmlns:a="http://schemas.openxmlformats.org/drawingml/2006/main" noChangeAspect="1"/>
                 </wp:cNvGraphicFramePr>
@@ -8357,10 +9957,10 @@
               <w:lang w:val="en-US" w:eastAsia="en-US"/>
             </w:rPr>
             <w:drawing>
-              <wp:inline distT="0" distB="0" distL="0" distR="0" wp14:anchorId="23D27DAE" wp14:editId="5D2C43EA">
+              <wp:inline distT="0" distB="0" distL="0" distR="0" wp14:anchorId="6D2DCD3F" wp14:editId="1127E8BE">
                 <wp:extent cx="1014794" cy="496525"/>
                 <wp:effectExtent l="0" t="0" r="0" b="0"/>
-                <wp:docPr id="6" name="Bild 2" descr="tugraz-logo"/>
+                <wp:docPr id="10" name="Bild 2" descr="tugraz-logo"/>
                 <wp:cNvGraphicFramePr>
                   <a:graphicFrameLocks xmlns:a="http://schemas.openxmlformats.org/drawingml/2006/main" noChangeAspect="1"/>
                 </wp:cNvGraphicFramePr>
@@ -8411,14 +10011,14 @@
   </w:tbl>
   <w:p>
     <w:pPr>
-      <w:pStyle w:val="Footer"/>
+      <w:pStyle w:val="Fuzeile"/>
     </w:pPr>
   </w:p>
 </w:ftr>
 </file>
 
 <file path=word/footnotes.xml><?xml version="1.0" encoding="utf-8"?>
-<w:footnotes xmlns:wpc="http://schemas.microsoft.com/office/word/2010/wordprocessingCanvas" xmlns:cx="http://schemas.microsoft.com/office/drawing/2014/chartex" xmlns:cx1="http://schemas.microsoft.com/office/drawing/2015/9/8/chartex" xmlns:mc="http://schemas.openxmlformats.org/markup-compatibility/2006" xmlns:o="urn:schemas-microsoft-com:office:office" xmlns:r="http://schemas.openxmlformats.org/officeDocument/2006/relationships" xmlns:m="http://schemas.openxmlformats.org/officeDocument/2006/math" xmlns:v="urn:schemas-microsoft-com:vml" xmlns:wp14="http://schemas.microsoft.com/office/word/2010/wordprocessingDrawing" xmlns:wp="http://schemas.openxmlformats.org/drawingml/2006/wordprocessingDrawing" xmlns:w10="urn:schemas-microsoft-com:office:word" xmlns:w="http://schemas.openxmlformats.org/wordprocessingml/2006/main" xmlns:w14="http://schemas.microsoft.com/office/word/2010/wordml" xmlns:w15="http://schemas.microsoft.com/office/word/2012/wordml" xmlns:w16se="http://schemas.microsoft.com/office/word/2015/wordml/symex" xmlns:wpg="http://schemas.microsoft.com/office/word/2010/wordprocessingGroup" xmlns:wpi="http://schemas.microsoft.com/office/word/2010/wordprocessingInk" xmlns:wne="http://schemas.microsoft.com/office/word/2006/wordml" xmlns:wps="http://schemas.microsoft.com/office/word/2010/wordprocessingShape" mc:Ignorable="w14 w15 w16se wp14">
+<w:footnotes xmlns:wpc="http://schemas.microsoft.com/office/word/2010/wordprocessingCanvas" xmlns:cx="http://schemas.microsoft.com/office/drawing/2014/chartex" xmlns:cx1="http://schemas.microsoft.com/office/drawing/2015/9/8/chartex" xmlns:cx2="http://schemas.microsoft.com/office/drawing/2015/10/21/chartex" xmlns:cx3="http://schemas.microsoft.com/office/drawing/2016/5/9/chartex" xmlns:cx4="http://schemas.microsoft.com/office/drawing/2016/5/10/chartex" xmlns:cx5="http://schemas.microsoft.com/office/drawing/2016/5/11/chartex" xmlns:cx6="http://schemas.microsoft.com/office/drawing/2016/5/12/chartex" xmlns:cx7="http://schemas.microsoft.com/office/drawing/2016/5/13/chartex" xmlns:cx8="http://schemas.microsoft.com/office/drawing/2016/5/14/chartex" xmlns:mc="http://schemas.openxmlformats.org/markup-compatibility/2006" xmlns:aink="http://schemas.microsoft.com/office/drawing/2016/ink" xmlns:am3d="http://schemas.microsoft.com/office/drawing/2017/model3d" xmlns:o="urn:schemas-microsoft-com:office:office" xmlns:r="http://schemas.openxmlformats.org/officeDocument/2006/relationships" xmlns:m="http://schemas.openxmlformats.org/officeDocument/2006/math" xmlns:v="urn:schemas-microsoft-com:vml" xmlns:wp14="http://schemas.microsoft.com/office/word/2010/wordprocessingDrawing" xmlns:wp="http://schemas.openxmlformats.org/drawingml/2006/wordprocessingDrawing" xmlns:w10="urn:schemas-microsoft-com:office:word" xmlns:w="http://schemas.openxmlformats.org/wordprocessingml/2006/main" xmlns:w14="http://schemas.microsoft.com/office/word/2010/wordml" xmlns:w15="http://schemas.microsoft.com/office/word/2012/wordml" xmlns:w16cid="http://schemas.microsoft.com/office/word/2016/wordml/cid" xmlns:w16se="http://schemas.microsoft.com/office/word/2015/wordml/symex" xmlns:wpg="http://schemas.microsoft.com/office/word/2010/wordprocessingGroup" xmlns:wpi="http://schemas.microsoft.com/office/word/2010/wordprocessingInk" xmlns:wne="http://schemas.microsoft.com/office/word/2006/wordml" xmlns:wps="http://schemas.microsoft.com/office/word/2010/wordprocessingShape" mc:Ignorable="w14 w15 w16se w16cid wp14">
   <w:footnote w:type="separator" w:id="-1">
     <w:p>
       <w:r>
@@ -8436,8 +10036,38 @@
 </w:footnotes>
 </file>
 
+<file path=word/header1.xml><?xml version="1.0" encoding="utf-8"?>
+<w:hdr xmlns:wpc="http://schemas.microsoft.com/office/word/2010/wordprocessingCanvas" xmlns:cx="http://schemas.microsoft.com/office/drawing/2014/chartex" xmlns:cx1="http://schemas.microsoft.com/office/drawing/2015/9/8/chartex" xmlns:cx2="http://schemas.microsoft.com/office/drawing/2015/10/21/chartex" xmlns:cx3="http://schemas.microsoft.com/office/drawing/2016/5/9/chartex" xmlns:cx4="http://schemas.microsoft.com/office/drawing/2016/5/10/chartex" xmlns:cx5="http://schemas.microsoft.com/office/drawing/2016/5/11/chartex" xmlns:cx6="http://schemas.microsoft.com/office/drawing/2016/5/12/chartex" xmlns:cx7="http://schemas.microsoft.com/office/drawing/2016/5/13/chartex" xmlns:cx8="http://schemas.microsoft.com/office/drawing/2016/5/14/chartex" xmlns:mc="http://schemas.openxmlformats.org/markup-compatibility/2006" xmlns:aink="http://schemas.microsoft.com/office/drawing/2016/ink" xmlns:am3d="http://schemas.microsoft.com/office/drawing/2017/model3d" xmlns:o="urn:schemas-microsoft-com:office:office" xmlns:r="http://schemas.openxmlformats.org/officeDocument/2006/relationships" xmlns:m="http://schemas.openxmlformats.org/officeDocument/2006/math" xmlns:v="urn:schemas-microsoft-com:vml" xmlns:wp14="http://schemas.microsoft.com/office/word/2010/wordprocessingDrawing" xmlns:wp="http://schemas.openxmlformats.org/drawingml/2006/wordprocessingDrawing" xmlns:w10="urn:schemas-microsoft-com:office:word" xmlns:w="http://schemas.openxmlformats.org/wordprocessingml/2006/main" xmlns:w14="http://schemas.microsoft.com/office/word/2010/wordml" xmlns:w15="http://schemas.microsoft.com/office/word/2012/wordml" xmlns:w16cid="http://schemas.microsoft.com/office/word/2016/wordml/cid" xmlns:w16se="http://schemas.microsoft.com/office/word/2015/wordml/symex" xmlns:wpg="http://schemas.microsoft.com/office/word/2010/wordprocessingGroup" xmlns:wpi="http://schemas.microsoft.com/office/word/2010/wordprocessingInk" xmlns:wne="http://schemas.microsoft.com/office/word/2006/wordml" xmlns:wps="http://schemas.microsoft.com/office/word/2010/wordprocessingShape" mc:Ignorable="w14 w15 w16se w16cid wp14">
+  <w:p>
+    <w:pPr>
+      <w:pStyle w:val="Kopfzeile"/>
+    </w:pPr>
+  </w:p>
+</w:hdr>
+</file>
+
+<file path=word/header2.xml><?xml version="1.0" encoding="utf-8"?>
+<w:hdr xmlns:wpc="http://schemas.microsoft.com/office/word/2010/wordprocessingCanvas" xmlns:cx="http://schemas.microsoft.com/office/drawing/2014/chartex" xmlns:cx1="http://schemas.microsoft.com/office/drawing/2015/9/8/chartex" xmlns:cx2="http://schemas.microsoft.com/office/drawing/2015/10/21/chartex" xmlns:cx3="http://schemas.microsoft.com/office/drawing/2016/5/9/chartex" xmlns:cx4="http://schemas.microsoft.com/office/drawing/2016/5/10/chartex" xmlns:cx5="http://schemas.microsoft.com/office/drawing/2016/5/11/chartex" xmlns:cx6="http://schemas.microsoft.com/office/drawing/2016/5/12/chartex" xmlns:cx7="http://schemas.microsoft.com/office/drawing/2016/5/13/chartex" xmlns:cx8="http://schemas.microsoft.com/office/drawing/2016/5/14/chartex" xmlns:mc="http://schemas.openxmlformats.org/markup-compatibility/2006" xmlns:aink="http://schemas.microsoft.com/office/drawing/2016/ink" xmlns:am3d="http://schemas.microsoft.com/office/drawing/2017/model3d" xmlns:o="urn:schemas-microsoft-com:office:office" xmlns:r="http://schemas.openxmlformats.org/officeDocument/2006/relationships" xmlns:m="http://schemas.openxmlformats.org/officeDocument/2006/math" xmlns:v="urn:schemas-microsoft-com:vml" xmlns:wp14="http://schemas.microsoft.com/office/word/2010/wordprocessingDrawing" xmlns:wp="http://schemas.openxmlformats.org/drawingml/2006/wordprocessingDrawing" xmlns:w10="urn:schemas-microsoft-com:office:word" xmlns:w="http://schemas.openxmlformats.org/wordprocessingml/2006/main" xmlns:w14="http://schemas.microsoft.com/office/word/2010/wordml" xmlns:w15="http://schemas.microsoft.com/office/word/2012/wordml" xmlns:w16cid="http://schemas.microsoft.com/office/word/2016/wordml/cid" xmlns:w16se="http://schemas.microsoft.com/office/word/2015/wordml/symex" xmlns:wpg="http://schemas.microsoft.com/office/word/2010/wordprocessingGroup" xmlns:wpi="http://schemas.microsoft.com/office/word/2010/wordprocessingInk" xmlns:wne="http://schemas.microsoft.com/office/word/2006/wordml" xmlns:wps="http://schemas.microsoft.com/office/word/2010/wordprocessingShape" mc:Ignorable="w14 w15 w16se w16cid wp14">
+  <w:p>
+    <w:pPr>
+      <w:pStyle w:val="Kopfzeile"/>
+    </w:pPr>
+  </w:p>
+</w:hdr>
+</file>
+
+<file path=word/header3.xml><?xml version="1.0" encoding="utf-8"?>
+<w:hdr xmlns:wpc="http://schemas.microsoft.com/office/word/2010/wordprocessingCanvas" xmlns:cx="http://schemas.microsoft.com/office/drawing/2014/chartex" xmlns:cx1="http://schemas.microsoft.com/office/drawing/2015/9/8/chartex" xmlns:cx2="http://schemas.microsoft.com/office/drawing/2015/10/21/chartex" xmlns:cx3="http://schemas.microsoft.com/office/drawing/2016/5/9/chartex" xmlns:cx4="http://schemas.microsoft.com/office/drawing/2016/5/10/chartex" xmlns:cx5="http://schemas.microsoft.com/office/drawing/2016/5/11/chartex" xmlns:cx6="http://schemas.microsoft.com/office/drawing/2016/5/12/chartex" xmlns:cx7="http://schemas.microsoft.com/office/drawing/2016/5/13/chartex" xmlns:cx8="http://schemas.microsoft.com/office/drawing/2016/5/14/chartex" xmlns:mc="http://schemas.openxmlformats.org/markup-compatibility/2006" xmlns:aink="http://schemas.microsoft.com/office/drawing/2016/ink" xmlns:am3d="http://schemas.microsoft.com/office/drawing/2017/model3d" xmlns:o="urn:schemas-microsoft-com:office:office" xmlns:r="http://schemas.openxmlformats.org/officeDocument/2006/relationships" xmlns:m="http://schemas.openxmlformats.org/officeDocument/2006/math" xmlns:v="urn:schemas-microsoft-com:vml" xmlns:wp14="http://schemas.microsoft.com/office/word/2010/wordprocessingDrawing" xmlns:wp="http://schemas.openxmlformats.org/drawingml/2006/wordprocessingDrawing" xmlns:w10="urn:schemas-microsoft-com:office:word" xmlns:w="http://schemas.openxmlformats.org/wordprocessingml/2006/main" xmlns:w14="http://schemas.microsoft.com/office/word/2010/wordml" xmlns:w15="http://schemas.microsoft.com/office/word/2012/wordml" xmlns:w16cid="http://schemas.microsoft.com/office/word/2016/wordml/cid" xmlns:w16se="http://schemas.microsoft.com/office/word/2015/wordml/symex" xmlns:wpg="http://schemas.microsoft.com/office/word/2010/wordprocessingGroup" xmlns:wpi="http://schemas.microsoft.com/office/word/2010/wordprocessingInk" xmlns:wne="http://schemas.microsoft.com/office/word/2006/wordml" xmlns:wps="http://schemas.microsoft.com/office/word/2010/wordprocessingShape" mc:Ignorable="w14 w15 w16se w16cid wp14">
+  <w:p>
+    <w:pPr>
+      <w:pStyle w:val="Kopfzeile"/>
+    </w:pPr>
+  </w:p>
+</w:hdr>
+</file>
+
 <file path=word/numbering.xml><?xml version="1.0" encoding="utf-8"?>
-<w:numbering xmlns:wpc="http://schemas.microsoft.com/office/word/2010/wordprocessingCanvas" xmlns:cx="http://schemas.microsoft.com/office/drawing/2014/chartex" xmlns:cx1="http://schemas.microsoft.com/office/drawing/2015/9/8/chartex" xmlns:mc="http://schemas.openxmlformats.org/markup-compatibility/2006" xmlns:o="urn:schemas-microsoft-com:office:office" xmlns:r="http://schemas.openxmlformats.org/officeDocument/2006/relationships" xmlns:m="http://schemas.openxmlformats.org/officeDocument/2006/math" xmlns:v="urn:schemas-microsoft-com:vml" xmlns:wp14="http://schemas.microsoft.com/office/word/2010/wordprocessingDrawing" xmlns:wp="http://schemas.openxmlformats.org/drawingml/2006/wordprocessingDrawing" xmlns:w10="urn:schemas-microsoft-com:office:word" xmlns:w="http://schemas.openxmlformats.org/wordprocessingml/2006/main" xmlns:w14="http://schemas.microsoft.com/office/word/2010/wordml" xmlns:w15="http://schemas.microsoft.com/office/word/2012/wordml" xmlns:w16se="http://schemas.microsoft.com/office/word/2015/wordml/symex" xmlns:wpg="http://schemas.microsoft.com/office/word/2010/wordprocessingGroup" xmlns:wpi="http://schemas.microsoft.com/office/word/2010/wordprocessingInk" xmlns:wne="http://schemas.microsoft.com/office/word/2006/wordml" xmlns:wps="http://schemas.microsoft.com/office/word/2010/wordprocessingShape" mc:Ignorable="w14 w15 w16se wp14">
+<w:numbering xmlns:wpc="http://schemas.microsoft.com/office/word/2010/wordprocessingCanvas" xmlns:cx="http://schemas.microsoft.com/office/drawing/2014/chartex" xmlns:cx1="http://schemas.microsoft.com/office/drawing/2015/9/8/chartex" xmlns:cx2="http://schemas.microsoft.com/office/drawing/2015/10/21/chartex" xmlns:cx3="http://schemas.microsoft.com/office/drawing/2016/5/9/chartex" xmlns:cx4="http://schemas.microsoft.com/office/drawing/2016/5/10/chartex" xmlns:cx5="http://schemas.microsoft.com/office/drawing/2016/5/11/chartex" xmlns:cx6="http://schemas.microsoft.com/office/drawing/2016/5/12/chartex" xmlns:cx7="http://schemas.microsoft.com/office/drawing/2016/5/13/chartex" xmlns:cx8="http://schemas.microsoft.com/office/drawing/2016/5/14/chartex" xmlns:mc="http://schemas.openxmlformats.org/markup-compatibility/2006" xmlns:aink="http://schemas.microsoft.com/office/drawing/2016/ink" xmlns:am3d="http://schemas.microsoft.com/office/drawing/2017/model3d" xmlns:o="urn:schemas-microsoft-com:office:office" xmlns:r="http://schemas.openxmlformats.org/officeDocument/2006/relationships" xmlns:m="http://schemas.openxmlformats.org/officeDocument/2006/math" xmlns:v="urn:schemas-microsoft-com:vml" xmlns:wp14="http://schemas.microsoft.com/office/word/2010/wordprocessingDrawing" xmlns:wp="http://schemas.openxmlformats.org/drawingml/2006/wordprocessingDrawing" xmlns:w10="urn:schemas-microsoft-com:office:word" xmlns:w="http://schemas.openxmlformats.org/wordprocessingml/2006/main" xmlns:w14="http://schemas.microsoft.com/office/word/2010/wordml" xmlns:w15="http://schemas.microsoft.com/office/word/2012/wordml" xmlns:w16cid="http://schemas.microsoft.com/office/word/2016/wordml/cid" xmlns:w16se="http://schemas.microsoft.com/office/word/2015/wordml/symex" xmlns:wpg="http://schemas.microsoft.com/office/word/2010/wordprocessingGroup" xmlns:wpi="http://schemas.microsoft.com/office/word/2010/wordprocessingInk" xmlns:wne="http://schemas.microsoft.com/office/word/2006/wordml" xmlns:wps="http://schemas.microsoft.com/office/word/2010/wordprocessingShape" mc:Ignorable="w14 w15 w16se w16cid wp14">
   <w:abstractNum w:abstractNumId="0" w15:restartNumberingAfterBreak="0">
     <w:nsid w:val="FFFFFF89"/>
     <w:multiLevelType w:val="singleLevel"/>
@@ -8445,7 +10075,7 @@
     <w:lvl w:ilvl="0">
       <w:start w:val="1"/>
       <w:numFmt w:val="bullet"/>
-      <w:pStyle w:val="ListBullet"/>
+      <w:pStyle w:val="Aufzhlungszeichen"/>
       <w:lvlText w:val=""/>
       <w:lvlJc w:val="left"/>
       <w:pPr>
@@ -8960,7 +10590,7 @@
     <w:lvl w:ilvl="0">
       <w:start w:val="1"/>
       <w:numFmt w:val="decimal"/>
-      <w:pStyle w:val="Heading1"/>
+      <w:pStyle w:val="berschrift1"/>
       <w:suff w:val="space"/>
       <w:lvlText w:val="%1"/>
       <w:lvlJc w:val="left"/>
@@ -8974,7 +10604,7 @@
     <w:lvl w:ilvl="1">
       <w:start w:val="1"/>
       <w:numFmt w:val="decimal"/>
-      <w:pStyle w:val="Heading2"/>
+      <w:pStyle w:val="berschrift2"/>
       <w:suff w:val="space"/>
       <w:lvlText w:val="%1.%2"/>
       <w:lvlJc w:val="left"/>
@@ -8988,7 +10618,7 @@
     <w:lvl w:ilvl="2">
       <w:start w:val="1"/>
       <w:numFmt w:val="decimal"/>
-      <w:pStyle w:val="Heading3"/>
+      <w:pStyle w:val="berschrift3"/>
       <w:suff w:val="space"/>
       <w:lvlText w:val="%1.%2.%3"/>
       <w:lvlJc w:val="left"/>
@@ -9002,7 +10632,7 @@
     <w:lvl w:ilvl="3">
       <w:start w:val="1"/>
       <w:numFmt w:val="decimal"/>
-      <w:pStyle w:val="Heading4"/>
+      <w:pStyle w:val="berschrift4"/>
       <w:suff w:val="space"/>
       <w:lvlText w:val="%1.%2.%3.%4"/>
       <w:lvlJc w:val="left"/>
@@ -9784,7 +11414,7 @@
 </file>
 
 <file path=word/styles.xml><?xml version="1.0" encoding="utf-8"?>
-<w:styles xmlns:mc="http://schemas.openxmlformats.org/markup-compatibility/2006" xmlns:r="http://schemas.openxmlformats.org/officeDocument/2006/relationships" xmlns:w="http://schemas.openxmlformats.org/wordprocessingml/2006/main" xmlns:w14="http://schemas.microsoft.com/office/word/2010/wordml" xmlns:w15="http://schemas.microsoft.com/office/word/2012/wordml" xmlns:w16se="http://schemas.microsoft.com/office/word/2015/wordml/symex" mc:Ignorable="w14 w15 w16se">
+<w:styles xmlns:mc="http://schemas.openxmlformats.org/markup-compatibility/2006" xmlns:r="http://schemas.openxmlformats.org/officeDocument/2006/relationships" xmlns:w="http://schemas.openxmlformats.org/wordprocessingml/2006/main" xmlns:w14="http://schemas.microsoft.com/office/word/2010/wordml" xmlns:w15="http://schemas.microsoft.com/office/word/2012/wordml" xmlns:w16cid="http://schemas.microsoft.com/office/word/2016/wordml/cid" xmlns:w16se="http://schemas.microsoft.com/office/word/2015/wordml/symex" mc:Ignorable="w14 w15 w16se w16cid">
   <w:docDefaults>
     <w:rPrDefault>
       <w:rPr>
@@ -9799,7 +11429,7 @@
       </w:pPr>
     </w:pPrDefault>
   </w:docDefaults>
-  <w:latentStyles w:defLockedState="0" w:defUIPriority="99" w:defSemiHidden="0" w:defUnhideWhenUsed="0" w:defQFormat="0" w:count="371">
+  <w:latentStyles w:defLockedState="0" w:defUIPriority="99" w:defSemiHidden="0" w:defUnhideWhenUsed="0" w:defQFormat="0" w:count="375">
     <w:lsdException w:name="Normal" w:uiPriority="0" w:qFormat="1"/>
     <w:lsdException w:name="heading 1" w:uiPriority="9" w:qFormat="1"/>
     <w:lsdException w:name="heading 2" w:semiHidden="1" w:uiPriority="9" w:unhideWhenUsed="1" w:qFormat="1"/>
@@ -10171,8 +11801,12 @@
     <w:lsdException w:name="List Table 5 Dark Accent 6" w:uiPriority="50"/>
     <w:lsdException w:name="List Table 6 Colorful Accent 6" w:uiPriority="51"/>
     <w:lsdException w:name="List Table 7 Colorful Accent 6" w:uiPriority="52"/>
+    <w:lsdException w:name="Mention" w:semiHidden="1" w:unhideWhenUsed="1"/>
+    <w:lsdException w:name="Smart Hyperlink" w:semiHidden="1" w:unhideWhenUsed="1"/>
+    <w:lsdException w:name="Hashtag" w:semiHidden="1" w:unhideWhenUsed="1"/>
+    <w:lsdException w:name="Unresolved Mention" w:semiHidden="1" w:unhideWhenUsed="1"/>
   </w:latentStyles>
-  <w:style w:type="paragraph" w:default="1" w:styleId="Normal">
+  <w:style w:type="paragraph" w:default="1" w:styleId="Standard">
     <w:name w:val="Normal"/>
     <w:qFormat/>
     <w:rsid w:val="00835D6C"/>
@@ -10187,11 +11821,11 @@
       <w:lang w:val="de-DE"/>
     </w:rPr>
   </w:style>
-  <w:style w:type="paragraph" w:styleId="Heading1">
+  <w:style w:type="paragraph" w:styleId="berschrift1">
     <w:name w:val="heading 1"/>
-    <w:basedOn w:val="Normal"/>
-    <w:next w:val="Normal"/>
-    <w:link w:val="Heading1Char"/>
+    <w:basedOn w:val="Standard"/>
+    <w:next w:val="Standard"/>
+    <w:link w:val="berschrift1Zchn"/>
     <w:uiPriority w:val="9"/>
     <w:qFormat/>
     <w:rsid w:val="00A61BBC"/>
@@ -10215,11 +11849,11 @@
       <w:szCs w:val="36"/>
     </w:rPr>
   </w:style>
-  <w:style w:type="paragraph" w:styleId="Heading2">
+  <w:style w:type="paragraph" w:styleId="berschrift2">
     <w:name w:val="heading 2"/>
-    <w:basedOn w:val="Normal"/>
-    <w:next w:val="Normal"/>
-    <w:link w:val="Heading2Char"/>
+    <w:basedOn w:val="Standard"/>
+    <w:next w:val="Standard"/>
+    <w:link w:val="berschrift2Zchn"/>
     <w:uiPriority w:val="9"/>
     <w:unhideWhenUsed/>
     <w:qFormat/>
@@ -10241,11 +11875,11 @@
       <w:szCs w:val="26"/>
     </w:rPr>
   </w:style>
-  <w:style w:type="paragraph" w:styleId="Heading3">
+  <w:style w:type="paragraph" w:styleId="berschrift3">
     <w:name w:val="heading 3"/>
-    <w:basedOn w:val="Normal"/>
-    <w:next w:val="Normal"/>
-    <w:link w:val="Heading3Char"/>
+    <w:basedOn w:val="Standard"/>
+    <w:next w:val="Standard"/>
+    <w:link w:val="berschrift3Zchn"/>
     <w:uiPriority w:val="9"/>
     <w:unhideWhenUsed/>
     <w:qFormat/>
@@ -10268,11 +11902,11 @@
       <w:szCs w:val="24"/>
     </w:rPr>
   </w:style>
-  <w:style w:type="paragraph" w:styleId="Heading4">
+  <w:style w:type="paragraph" w:styleId="berschrift4">
     <w:name w:val="heading 4"/>
-    <w:basedOn w:val="Normal"/>
-    <w:next w:val="Normal"/>
-    <w:link w:val="Heading4Char"/>
+    <w:basedOn w:val="Standard"/>
+    <w:next w:val="Standard"/>
+    <w:link w:val="berschrift4Zchn"/>
     <w:uiPriority w:val="9"/>
     <w:unhideWhenUsed/>
     <w:qFormat/>
@@ -10293,13 +11927,13 @@
       <w:iCs/>
     </w:rPr>
   </w:style>
-  <w:style w:type="character" w:default="1" w:styleId="DefaultParagraphFont">
+  <w:style w:type="character" w:default="1" w:styleId="Absatz-Standardschriftart">
     <w:name w:val="Default Paragraph Font"/>
     <w:uiPriority w:val="1"/>
     <w:semiHidden/>
     <w:unhideWhenUsed/>
   </w:style>
-  <w:style w:type="table" w:default="1" w:styleId="TableNormal">
+  <w:style w:type="table" w:default="1" w:styleId="NormaleTabelle">
     <w:name w:val="Normal Table"/>
     <w:uiPriority w:val="99"/>
     <w:semiHidden/>
@@ -10314,7 +11948,7 @@
       </w:tblCellMar>
     </w:tblPr>
   </w:style>
-  <w:style w:type="numbering" w:default="1" w:styleId="NoList">
+  <w:style w:type="numbering" w:default="1" w:styleId="KeineListe">
     <w:name w:val="No List"/>
     <w:uiPriority w:val="99"/>
     <w:semiHidden/>
@@ -10322,7 +11956,7 @@
   </w:style>
   <w:style w:type="paragraph" w:customStyle="1" w:styleId="Logo">
     <w:name w:val="Logo"/>
-    <w:basedOn w:val="Normal"/>
+    <w:basedOn w:val="Standard"/>
     <w:uiPriority w:val="99"/>
     <w:semiHidden/>
     <w:unhideWhenUsed/>
@@ -10330,20 +11964,20 @@
       <w:spacing w:before="600"/>
     </w:pPr>
   </w:style>
-  <w:style w:type="character" w:styleId="PlaceholderText">
+  <w:style w:type="character" w:styleId="Platzhaltertext">
     <w:name w:val="Placeholder Text"/>
-    <w:basedOn w:val="DefaultParagraphFont"/>
+    <w:basedOn w:val="Absatz-Standardschriftart"/>
     <w:uiPriority w:val="99"/>
     <w:semiHidden/>
     <w:rPr>
       <w:color w:val="F24F4F" w:themeColor="accent1"/>
     </w:rPr>
   </w:style>
-  <w:style w:type="paragraph" w:styleId="Title">
+  <w:style w:type="paragraph" w:styleId="Titel">
     <w:name w:val="Title"/>
-    <w:basedOn w:val="Normal"/>
-    <w:next w:val="Normal"/>
-    <w:link w:val="TitleChar"/>
+    <w:basedOn w:val="Standard"/>
+    <w:next w:val="Standard"/>
+    <w:link w:val="TitelZchn"/>
     <w:uiPriority w:val="2"/>
     <w:qFormat/>
     <w:rsid w:val="006D344D"/>
@@ -10357,10 +11991,10 @@
       <w:szCs w:val="62"/>
     </w:rPr>
   </w:style>
-  <w:style w:type="character" w:customStyle="1" w:styleId="TitleChar">
-    <w:name w:val="Title Char"/>
-    <w:basedOn w:val="DefaultParagraphFont"/>
-    <w:link w:val="Title"/>
+  <w:style w:type="character" w:customStyle="1" w:styleId="TitelZchn">
+    <w:name w:val="Titel Zchn"/>
+    <w:basedOn w:val="Absatz-Standardschriftart"/>
+    <w:link w:val="Titel"/>
     <w:uiPriority w:val="2"/>
     <w:rsid w:val="006D344D"/>
     <w:rPr>
@@ -10370,11 +12004,11 @@
       <w:szCs w:val="62"/>
     </w:rPr>
   </w:style>
-  <w:style w:type="paragraph" w:styleId="Subtitle">
+  <w:style w:type="paragraph" w:styleId="Untertitel">
     <w:name w:val="Subtitle"/>
-    <w:basedOn w:val="Normal"/>
-    <w:next w:val="Normal"/>
-    <w:link w:val="SubtitleChar"/>
+    <w:basedOn w:val="Standard"/>
+    <w:next w:val="Standard"/>
+    <w:link w:val="UntertitelZchn"/>
     <w:uiPriority w:val="3"/>
     <w:qFormat/>
     <w:pPr>
@@ -10390,10 +12024,10 @@
       <w:szCs w:val="28"/>
     </w:rPr>
   </w:style>
-  <w:style w:type="character" w:customStyle="1" w:styleId="SubtitleChar">
-    <w:name w:val="Subtitle Char"/>
-    <w:basedOn w:val="DefaultParagraphFont"/>
-    <w:link w:val="Subtitle"/>
+  <w:style w:type="character" w:customStyle="1" w:styleId="UntertitelZchn">
+    <w:name w:val="Untertitel Zchn"/>
+    <w:basedOn w:val="Absatz-Standardschriftart"/>
+    <w:link w:val="Untertitel"/>
     <w:uiPriority w:val="3"/>
     <w:rPr>
       <w:b/>
@@ -10402,7 +12036,7 @@
       <w:szCs w:val="28"/>
     </w:rPr>
   </w:style>
-  <w:style w:type="paragraph" w:styleId="NoSpacing">
+  <w:style w:type="paragraph" w:styleId="KeinLeerraum">
     <w:name w:val="No Spacing"/>
     <w:uiPriority w:val="1"/>
     <w:qFormat/>
@@ -10410,9 +12044,9 @@
       <w:spacing w:before="60" w:after="0" w:line="240" w:lineRule="auto"/>
     </w:pPr>
   </w:style>
-  <w:style w:type="table" w:styleId="TableGrid">
+  <w:style w:type="table" w:styleId="Tabellenraster">
     <w:name w:val="Table Grid"/>
-    <w:basedOn w:val="TableNormal"/>
+    <w:basedOn w:val="NormaleTabelle"/>
     <w:uiPriority w:val="39"/>
     <w:pPr>
       <w:spacing w:after="0" w:line="240" w:lineRule="auto"/>
@@ -10428,10 +12062,10 @@
       </w:tblBorders>
     </w:tblPr>
   </w:style>
-  <w:style w:type="character" w:customStyle="1" w:styleId="Heading1Char">
-    <w:name w:val="Heading 1 Char"/>
-    <w:basedOn w:val="DefaultParagraphFont"/>
-    <w:link w:val="Heading1"/>
+  <w:style w:type="character" w:customStyle="1" w:styleId="berschrift1Zchn">
+    <w:name w:val="Überschrift 1 Zchn"/>
+    <w:basedOn w:val="Absatz-Standardschriftart"/>
+    <w:link w:val="berschrift1"/>
     <w:uiPriority w:val="9"/>
     <w:rsid w:val="00A61BBC"/>
     <w:rPr>
@@ -10441,10 +12075,10 @@
       <w:szCs w:val="36"/>
     </w:rPr>
   </w:style>
-  <w:style w:type="character" w:customStyle="1" w:styleId="Heading2Char">
-    <w:name w:val="Heading 2 Char"/>
-    <w:basedOn w:val="DefaultParagraphFont"/>
-    <w:link w:val="Heading2"/>
+  <w:style w:type="character" w:customStyle="1" w:styleId="berschrift2Zchn">
+    <w:name w:val="Überschrift 2 Zchn"/>
+    <w:basedOn w:val="Absatz-Standardschriftart"/>
+    <w:link w:val="berschrift2"/>
     <w:uiPriority w:val="9"/>
     <w:rsid w:val="00DA6AB9"/>
     <w:rPr>
@@ -10455,10 +12089,10 @@
       <w:szCs w:val="26"/>
     </w:rPr>
   </w:style>
-  <w:style w:type="character" w:customStyle="1" w:styleId="Heading3Char">
-    <w:name w:val="Heading 3 Char"/>
-    <w:basedOn w:val="DefaultParagraphFont"/>
-    <w:link w:val="Heading3"/>
+  <w:style w:type="character" w:customStyle="1" w:styleId="berschrift3Zchn">
+    <w:name w:val="Überschrift 3 Zchn"/>
+    <w:basedOn w:val="Absatz-Standardschriftart"/>
+    <w:link w:val="berschrift3"/>
     <w:uiPriority w:val="9"/>
     <w:rPr>
       <w:rFonts w:asciiTheme="majorHAnsi" w:hAnsiTheme="majorHAnsi"/>
@@ -10470,10 +12104,10 @@
       <w:szCs w:val="24"/>
     </w:rPr>
   </w:style>
-  <w:style w:type="paragraph" w:styleId="Header">
+  <w:style w:type="paragraph" w:styleId="Kopfzeile">
     <w:name w:val="header"/>
-    <w:basedOn w:val="Normal"/>
-    <w:link w:val="HeaderChar"/>
+    <w:basedOn w:val="Standard"/>
+    <w:link w:val="KopfzeileZchn"/>
     <w:uiPriority w:val="99"/>
     <w:unhideWhenUsed/>
     <w:pPr>
@@ -10486,7 +12120,7 @@
   </w:style>
   <w:style w:type="table" w:customStyle="1" w:styleId="TipTable">
     <w:name w:val="Tip Table"/>
-    <w:basedOn w:val="TableNormal"/>
+    <w:basedOn w:val="NormaleTabelle"/>
     <w:uiPriority w:val="99"/>
     <w:pPr>
       <w:spacing w:after="0" w:line="240" w:lineRule="auto"/>
@@ -10515,7 +12149,7 @@
   </w:style>
   <w:style w:type="paragraph" w:customStyle="1" w:styleId="TipText">
     <w:name w:val="Tip Text"/>
-    <w:basedOn w:val="Normal"/>
+    <w:basedOn w:val="Standard"/>
     <w:uiPriority w:val="99"/>
     <w:semiHidden/>
     <w:pPr>
@@ -10532,7 +12166,7 @@
   </w:style>
   <w:style w:type="paragraph" w:customStyle="1" w:styleId="Icon">
     <w:name w:val="Icon"/>
-    <w:basedOn w:val="Normal"/>
+    <w:basedOn w:val="Standard"/>
     <w:uiPriority w:val="99"/>
     <w:semiHidden/>
     <w:qFormat/>
@@ -10541,10 +12175,10 @@
       <w:jc w:val="center"/>
     </w:pPr>
   </w:style>
-  <w:style w:type="character" w:customStyle="1" w:styleId="Heading4Char">
-    <w:name w:val="Heading 4 Char"/>
-    <w:basedOn w:val="DefaultParagraphFont"/>
-    <w:link w:val="Heading4"/>
+  <w:style w:type="character" w:customStyle="1" w:styleId="berschrift4Zchn">
+    <w:name w:val="Überschrift 4 Zchn"/>
+    <w:basedOn w:val="Absatz-Standardschriftart"/>
+    <w:link w:val="berschrift4"/>
     <w:uiPriority w:val="9"/>
     <w:rsid w:val="000D7E18"/>
     <w:rPr>
@@ -10556,7 +12190,7 @@
   </w:style>
   <w:style w:type="table" w:customStyle="1" w:styleId="SOWTable">
     <w:name w:val="SOW Table"/>
-    <w:basedOn w:val="TableNormal"/>
+    <w:basedOn w:val="NormaleTabelle"/>
     <w:uiPriority w:val="99"/>
     <w:rsid w:val="00380A8D"/>
     <w:pPr>
@@ -10612,10 +12246,10 @@
       </w:tcPr>
     </w:tblStylePr>
   </w:style>
-  <w:style w:type="paragraph" w:styleId="TOC3">
+  <w:style w:type="paragraph" w:styleId="Verzeichnis3">
     <w:name w:val="toc 3"/>
-    <w:basedOn w:val="Normal"/>
-    <w:next w:val="Normal"/>
+    <w:basedOn w:val="Standard"/>
+    <w:next w:val="Standard"/>
     <w:autoRedefine/>
     <w:uiPriority w:val="39"/>
     <w:unhideWhenUsed/>
@@ -10624,10 +12258,10 @@
       <w:ind w:left="720" w:right="3240"/>
     </w:pPr>
   </w:style>
-  <w:style w:type="paragraph" w:styleId="TOC4">
+  <w:style w:type="paragraph" w:styleId="Verzeichnis4">
     <w:name w:val="toc 4"/>
-    <w:basedOn w:val="Normal"/>
-    <w:next w:val="Normal"/>
+    <w:basedOn w:val="Standard"/>
+    <w:next w:val="Standard"/>
     <w:autoRedefine/>
     <w:uiPriority w:val="39"/>
     <w:semiHidden/>
@@ -10639,7 +12273,7 @@
   </w:style>
   <w:style w:type="table" w:customStyle="1" w:styleId="LayoutTable">
     <w:name w:val="Layout Table"/>
-    <w:basedOn w:val="TableNormal"/>
+    <w:basedOn w:val="NormaleTabelle"/>
     <w:uiPriority w:val="99"/>
     <w:pPr>
       <w:spacing w:before="60" w:after="0" w:line="240" w:lineRule="auto"/>
@@ -10654,8 +12288,8 @@
   </w:style>
   <w:style w:type="paragraph" w:customStyle="1" w:styleId="FormHeading">
     <w:name w:val="Form Heading"/>
-    <w:basedOn w:val="Normal"/>
-    <w:next w:val="Normal"/>
+    <w:basedOn w:val="Standard"/>
+    <w:next w:val="Standard"/>
     <w:uiPriority w:val="2"/>
     <w:qFormat/>
     <w:rsid w:val="00337EED"/>
@@ -10669,7 +12303,7 @@
   </w:style>
   <w:style w:type="paragraph" w:customStyle="1" w:styleId="Name">
     <w:name w:val="Name"/>
-    <w:basedOn w:val="Normal"/>
+    <w:basedOn w:val="Standard"/>
     <w:uiPriority w:val="2"/>
     <w:qFormat/>
     <w:rsid w:val="0005437E"/>
@@ -10683,10 +12317,10 @@
       <w:szCs w:val="36"/>
     </w:rPr>
   </w:style>
-  <w:style w:type="paragraph" w:styleId="BodyTextIndent">
+  <w:style w:type="paragraph" w:styleId="Textkrper-Zeileneinzug">
     <w:name w:val="Body Text Indent"/>
-    <w:basedOn w:val="Normal"/>
-    <w:link w:val="BodyTextIndentChar"/>
+    <w:basedOn w:val="Standard"/>
+    <w:link w:val="Textkrper-ZeileneinzugZchn"/>
     <w:uiPriority w:val="99"/>
     <w:semiHidden/>
     <w:unhideWhenUsed/>
@@ -10695,16 +12329,16 @@
       <w:ind w:left="360"/>
     </w:pPr>
   </w:style>
-  <w:style w:type="character" w:customStyle="1" w:styleId="BodyTextIndentChar">
-    <w:name w:val="Body Text Indent Char"/>
-    <w:basedOn w:val="DefaultParagraphFont"/>
-    <w:link w:val="BodyTextIndent"/>
+  <w:style w:type="character" w:customStyle="1" w:styleId="Textkrper-ZeileneinzugZchn">
+    <w:name w:val="Textkörper-Zeileneinzug Zchn"/>
+    <w:basedOn w:val="Absatz-Standardschriftart"/>
+    <w:link w:val="Textkrper-Zeileneinzug"/>
     <w:uiPriority w:val="99"/>
     <w:semiHidden/>
   </w:style>
-  <w:style w:type="character" w:styleId="Strong">
+  <w:style w:type="character" w:styleId="Fett">
     <w:name w:val="Strong"/>
-    <w:basedOn w:val="DefaultParagraphFont"/>
+    <w:basedOn w:val="Absatz-Standardschriftart"/>
     <w:uiPriority w:val="22"/>
     <w:unhideWhenUsed/>
     <w:qFormat/>
@@ -10713,10 +12347,10 @@
       <w:bCs/>
     </w:rPr>
   </w:style>
-  <w:style w:type="paragraph" w:styleId="Closing">
+  <w:style w:type="paragraph" w:styleId="Gruformel">
     <w:name w:val="Closing"/>
-    <w:basedOn w:val="Normal"/>
-    <w:link w:val="ClosingChar"/>
+    <w:basedOn w:val="Standard"/>
+    <w:link w:val="GruformelZchn"/>
     <w:uiPriority w:val="11"/>
     <w:unhideWhenUsed/>
     <w:qFormat/>
@@ -10724,25 +12358,25 @@
       <w:spacing w:before="720" w:after="0" w:line="240" w:lineRule="auto"/>
     </w:pPr>
   </w:style>
-  <w:style w:type="character" w:customStyle="1" w:styleId="ClosingChar">
-    <w:name w:val="Closing Char"/>
-    <w:basedOn w:val="DefaultParagraphFont"/>
-    <w:link w:val="Closing"/>
+  <w:style w:type="character" w:customStyle="1" w:styleId="GruformelZchn">
+    <w:name w:val="Grußformel Zchn"/>
+    <w:basedOn w:val="Absatz-Standardschriftart"/>
+    <w:link w:val="Gruformel"/>
     <w:uiPriority w:val="11"/>
   </w:style>
   <w:style w:type="table" w:customStyle="1" w:styleId="SignatureTable">
     <w:name w:val="Signature Table"/>
-    <w:basedOn w:val="TableNormal"/>
+    <w:basedOn w:val="NormaleTabelle"/>
     <w:uiPriority w:val="99"/>
     <w:pPr>
       <w:spacing w:after="0" w:line="240" w:lineRule="auto"/>
     </w:pPr>
     <w:tblPr/>
   </w:style>
-  <w:style w:type="paragraph" w:styleId="ListBullet">
+  <w:style w:type="paragraph" w:styleId="Aufzhlungszeichen">
     <w:name w:val="List Bullet"/>
-    <w:basedOn w:val="Normal"/>
-    <w:link w:val="ListBulletChar"/>
+    <w:basedOn w:val="Standard"/>
+    <w:link w:val="AufzhlungszeichenZchn"/>
     <w:uiPriority w:val="4"/>
     <w:unhideWhenUsed/>
     <w:qFormat/>
@@ -10753,16 +12387,16 @@
       <w:contextualSpacing/>
     </w:pPr>
   </w:style>
-  <w:style w:type="character" w:customStyle="1" w:styleId="HeaderChar">
-    <w:name w:val="Header Char"/>
-    <w:basedOn w:val="DefaultParagraphFont"/>
-    <w:link w:val="Header"/>
+  <w:style w:type="character" w:customStyle="1" w:styleId="KopfzeileZchn">
+    <w:name w:val="Kopfzeile Zchn"/>
+    <w:basedOn w:val="Absatz-Standardschriftart"/>
+    <w:link w:val="Kopfzeile"/>
     <w:uiPriority w:val="99"/>
   </w:style>
-  <w:style w:type="paragraph" w:styleId="Footer">
+  <w:style w:type="paragraph" w:styleId="Fuzeile">
     <w:name w:val="footer"/>
-    <w:basedOn w:val="Normal"/>
-    <w:link w:val="FooterChar"/>
+    <w:basedOn w:val="Standard"/>
+    <w:link w:val="FuzeileZchn"/>
     <w:uiPriority w:val="99"/>
     <w:unhideWhenUsed/>
     <w:qFormat/>
@@ -10776,10 +12410,10 @@
       <w:szCs w:val="18"/>
     </w:rPr>
   </w:style>
-  <w:style w:type="character" w:customStyle="1" w:styleId="FooterChar">
-    <w:name w:val="Footer Char"/>
-    <w:basedOn w:val="DefaultParagraphFont"/>
-    <w:link w:val="Footer"/>
+  <w:style w:type="character" w:customStyle="1" w:styleId="FuzeileZchn">
+    <w:name w:val="Fußzeile Zchn"/>
+    <w:basedOn w:val="Absatz-Standardschriftart"/>
+    <w:link w:val="Fuzeile"/>
     <w:uiPriority w:val="99"/>
     <w:rPr>
       <w:i/>
@@ -10788,10 +12422,10 @@
       <w:szCs w:val="18"/>
     </w:rPr>
   </w:style>
-  <w:style w:type="paragraph" w:styleId="BalloonText">
+  <w:style w:type="paragraph" w:styleId="Sprechblasentext">
     <w:name w:val="Balloon Text"/>
-    <w:basedOn w:val="Normal"/>
-    <w:link w:val="BalloonTextChar"/>
+    <w:basedOn w:val="Standard"/>
+    <w:link w:val="SprechblasentextZchn"/>
     <w:uiPriority w:val="99"/>
     <w:semiHidden/>
     <w:unhideWhenUsed/>
@@ -10805,10 +12439,10 @@
       <w:szCs w:val="16"/>
     </w:rPr>
   </w:style>
-  <w:style w:type="character" w:customStyle="1" w:styleId="BalloonTextChar">
-    <w:name w:val="Balloon Text Char"/>
-    <w:basedOn w:val="DefaultParagraphFont"/>
-    <w:link w:val="BalloonText"/>
+  <w:style w:type="character" w:customStyle="1" w:styleId="SprechblasentextZchn">
+    <w:name w:val="Sprechblasentext Zchn"/>
+    <w:basedOn w:val="Absatz-Standardschriftart"/>
+    <w:link w:val="Sprechblasentext"/>
     <w:uiPriority w:val="99"/>
     <w:semiHidden/>
     <w:rsid w:val="00337EED"/>
@@ -10820,7 +12454,7 @@
   </w:style>
   <w:style w:type="character" w:styleId="Hyperlink">
     <w:name w:val="Hyperlink"/>
-    <w:basedOn w:val="DefaultParagraphFont"/>
+    <w:basedOn w:val="Absatz-Standardschriftart"/>
     <w:uiPriority w:val="99"/>
     <w:unhideWhenUsed/>
     <w:rsid w:val="0088592C"/>
@@ -10829,10 +12463,10 @@
       <w:u w:val="none"/>
     </w:rPr>
   </w:style>
-  <w:style w:type="paragraph" w:styleId="TOCHeading">
+  <w:style w:type="paragraph" w:styleId="Inhaltsverzeichnisberschrift">
     <w:name w:val="TOC Heading"/>
-    <w:basedOn w:val="Heading1"/>
-    <w:next w:val="Normal"/>
+    <w:basedOn w:val="berschrift1"/>
+    <w:next w:val="Standard"/>
     <w:uiPriority w:val="39"/>
     <w:semiHidden/>
     <w:unhideWhenUsed/>
@@ -10854,10 +12488,10 @@
       <w:lang w:eastAsia="de-DE"/>
     </w:rPr>
   </w:style>
-  <w:style w:type="paragraph" w:styleId="TOC1">
+  <w:style w:type="paragraph" w:styleId="Verzeichnis1">
     <w:name w:val="toc 1"/>
-    <w:basedOn w:val="Normal"/>
-    <w:next w:val="Normal"/>
+    <w:basedOn w:val="Standard"/>
+    <w:next w:val="Standard"/>
     <w:autoRedefine/>
     <w:uiPriority w:val="39"/>
     <w:unhideWhenUsed/>
@@ -10886,10 +12520,10 @@
       </w:numPr>
     </w:pPr>
   </w:style>
-  <w:style w:type="paragraph" w:styleId="Caption">
+  <w:style w:type="paragraph" w:styleId="Beschriftung">
     <w:name w:val="caption"/>
-    <w:basedOn w:val="Normal"/>
-    <w:next w:val="Normal"/>
+    <w:basedOn w:val="Standard"/>
+    <w:next w:val="Standard"/>
     <w:uiPriority w:val="35"/>
     <w:unhideWhenUsed/>
     <w:qFormat/>
@@ -10905,10 +12539,10 @@
       <w:szCs w:val="18"/>
     </w:rPr>
   </w:style>
-  <w:style w:type="paragraph" w:styleId="TOC2">
+  <w:style w:type="paragraph" w:styleId="Verzeichnis2">
     <w:name w:val="toc 2"/>
-    <w:basedOn w:val="Normal"/>
-    <w:next w:val="Normal"/>
+    <w:basedOn w:val="Standard"/>
+    <w:next w:val="Standard"/>
     <w:autoRedefine/>
     <w:uiPriority w:val="39"/>
     <w:unhideWhenUsed/>
@@ -10918,10 +12552,10 @@
       <w:ind w:left="220"/>
     </w:pPr>
   </w:style>
-  <w:style w:type="paragraph" w:styleId="TableofFigures">
+  <w:style w:type="paragraph" w:styleId="Abbildungsverzeichnis">
     <w:name w:val="table of figures"/>
-    <w:basedOn w:val="Normal"/>
-    <w:next w:val="Normal"/>
+    <w:basedOn w:val="Standard"/>
+    <w:next w:val="Standard"/>
     <w:uiPriority w:val="99"/>
     <w:unhideWhenUsed/>
     <w:rsid w:val="005657E3"/>
@@ -10929,9 +12563,9 @@
       <w:spacing w:after="0"/>
     </w:pPr>
   </w:style>
-  <w:style w:type="table" w:styleId="LightList-Accent1">
+  <w:style w:type="table" w:styleId="HelleListe-Akzent1">
     <w:name w:val="Light List Accent 1"/>
-    <w:basedOn w:val="TableNormal"/>
+    <w:basedOn w:val="NormaleTabelle"/>
     <w:uiPriority w:val="61"/>
     <w:rsid w:val="004D4634"/>
     <w:pPr>
@@ -11016,7 +12650,7 @@
   </w:style>
   <w:style w:type="paragraph" w:customStyle="1" w:styleId="Preformatted">
     <w:name w:val="Preformatted"/>
-    <w:basedOn w:val="Normal"/>
+    <w:basedOn w:val="Standard"/>
     <w:link w:val="PreformattedChar"/>
     <w:qFormat/>
     <w:rsid w:val="00CB4722"/>
@@ -11033,7 +12667,7 @@
   </w:style>
   <w:style w:type="character" w:customStyle="1" w:styleId="PreformattedChar">
     <w:name w:val="Preformatted Char"/>
-    <w:basedOn w:val="DefaultParagraphFont"/>
+    <w:basedOn w:val="Absatz-Standardschriftart"/>
     <w:link w:val="Preformatted"/>
     <w:rsid w:val="00CB4722"/>
     <w:rPr>
@@ -11045,7 +12679,7 @@
   </w:style>
   <w:style w:type="paragraph" w:customStyle="1" w:styleId="Nummerierung">
     <w:name w:val="Nummerierung"/>
-    <w:basedOn w:val="ListBullet"/>
+    <w:basedOn w:val="Aufzhlungszeichen"/>
     <w:link w:val="NummerierungZchn"/>
     <w:qFormat/>
     <w:rsid w:val="004634FF"/>
@@ -11055,10 +12689,10 @@
       </w:numPr>
     </w:pPr>
   </w:style>
-  <w:style w:type="character" w:customStyle="1" w:styleId="ListBulletChar">
-    <w:name w:val="List Bullet Char"/>
-    <w:basedOn w:val="DefaultParagraphFont"/>
-    <w:link w:val="ListBullet"/>
+  <w:style w:type="character" w:customStyle="1" w:styleId="AufzhlungszeichenZchn">
+    <w:name w:val="Aufzählungszeichen Zchn"/>
+    <w:basedOn w:val="Absatz-Standardschriftart"/>
+    <w:link w:val="Aufzhlungszeichen"/>
     <w:uiPriority w:val="4"/>
     <w:rsid w:val="004634FF"/>
     <w:rPr>
@@ -11068,7 +12702,7 @@
   </w:style>
   <w:style w:type="character" w:customStyle="1" w:styleId="NummerierungZchn">
     <w:name w:val="Nummerierung Zchn"/>
-    <w:basedOn w:val="ListBulletChar"/>
+    <w:basedOn w:val="AufzhlungszeichenZchn"/>
     <w:link w:val="Nummerierung"/>
     <w:rsid w:val="004634FF"/>
     <w:rPr>
@@ -11078,14 +12712,14 @@
   </w:style>
   <w:style w:type="paragraph" w:customStyle="1" w:styleId="Tabellen">
     <w:name w:val="Tabellen"/>
-    <w:basedOn w:val="Normal"/>
+    <w:basedOn w:val="Standard"/>
     <w:link w:val="TabellenZchn"/>
     <w:qFormat/>
     <w:rsid w:val="00835D6C"/>
   </w:style>
   <w:style w:type="character" w:customStyle="1" w:styleId="TabellenZchn">
     <w:name w:val="Tabellen Zchn"/>
-    <w:basedOn w:val="DefaultParagraphFont"/>
+    <w:basedOn w:val="Absatz-Standardschriftart"/>
     <w:link w:val="Tabellen"/>
     <w:rsid w:val="00835D6C"/>
     <w:rPr>
@@ -11096,9 +12730,9 @@
       <w:lang w:val="de-DE"/>
     </w:rPr>
   </w:style>
-  <w:style w:type="character" w:styleId="FollowedHyperlink">
+  <w:style w:type="character" w:styleId="BesuchterLink">
     <w:name w:val="FollowedHyperlink"/>
-    <w:basedOn w:val="DefaultParagraphFont"/>
+    <w:basedOn w:val="Absatz-Standardschriftart"/>
     <w:uiPriority w:val="99"/>
     <w:semiHidden/>
     <w:unhideWhenUsed/>
@@ -11108,9 +12742,9 @@
       <w:u w:val="single"/>
     </w:rPr>
   </w:style>
-  <w:style w:type="paragraph" w:styleId="ListParagraph">
+  <w:style w:type="paragraph" w:styleId="Listenabsatz">
     <w:name w:val="List Paragraph"/>
-    <w:basedOn w:val="Normal"/>
+    <w:basedOn w:val="Standard"/>
     <w:uiPriority w:val="34"/>
     <w:qFormat/>
     <w:rsid w:val="009E0F20"/>
@@ -11121,12 +12755,12 @@
   </w:style>
   <w:style w:type="character" w:customStyle="1" w:styleId="tlid-translation">
     <w:name w:val="tlid-translation"/>
-    <w:basedOn w:val="DefaultParagraphFont"/>
+    <w:basedOn w:val="Absatz-Standardschriftart"/>
     <w:rsid w:val="001B5455"/>
   </w:style>
-  <w:style w:type="paragraph" w:styleId="NormalWeb">
+  <w:style w:type="paragraph" w:styleId="StandardWeb">
     <w:name w:val="Normal (Web)"/>
-    <w:basedOn w:val="Normal"/>
+    <w:basedOn w:val="Standard"/>
     <w:uiPriority w:val="99"/>
     <w:unhideWhenUsed/>
     <w:rsid w:val="00E744E5"/>
@@ -11140,6 +12774,21 @@
       <w:sz w:val="24"/>
       <w:szCs w:val="24"/>
       <w:lang w:val="en-US" w:eastAsia="en-US"/>
+    </w:rPr>
+  </w:style>
+  <w:style w:type="character" w:customStyle="1" w:styleId="fontstyle01">
+    <w:name w:val="fontstyle01"/>
+    <w:basedOn w:val="Absatz-Standardschriftart"/>
+    <w:rsid w:val="001F0A6E"/>
+    <w:rPr>
+      <w:rFonts w:ascii="CenturyGothic-Italic" w:hAnsi="CenturyGothic-Italic" w:hint="default"/>
+      <w:b w:val="0"/>
+      <w:bCs w:val="0"/>
+      <w:i/>
+      <w:iCs/>
+      <w:color w:val="000000"/>
+      <w:sz w:val="18"/>
+      <w:szCs w:val="18"/>
     </w:rPr>
   </w:style>
 </w:styles>
@@ -11390,7 +13039,7 @@
 </file>
 
 <file path=customXml/itemProps3.xml><?xml version="1.0" encoding="utf-8"?>
-<ds:datastoreItem xmlns:ds="http://schemas.openxmlformats.org/officeDocument/2006/customXml" ds:itemID="{EF073F90-4CCC-4319-BED8-CDD88AEC6489}">
+<ds:datastoreItem xmlns:ds="http://schemas.openxmlformats.org/officeDocument/2006/customXml" ds:itemID="{A5AE89AD-C0C2-48EC-93E6-D4F6A8E83B6D}">
   <ds:schemaRefs>
     <ds:schemaRef ds:uri="http://schemas.openxmlformats.org/officeDocument/2006/bibliography"/>
   </ds:schemaRefs>

--- a/doc/PDFAS4_WebDokumentation.docx
+++ b/doc/PDFAS4_WebDokumentation.docx
@@ -34,7 +34,8 @@
           <w:p>
             <w:pPr>
               <w:pStyle w:val="NoSpacing"/>
-              <w:widowControl/>
+              <w:widowControl w:val="false"/>
+              <w:suppressAutoHyphens w:val="true"/>
               <w:spacing w:before="60" w:after="0"/>
               <w:ind w:left="0" w:right="0" w:hanging="0"/>
               <w:jc w:val="left"/>
@@ -45,12 +46,8 @@
             </w:pPr>
             <w:r>
               <w:rPr>
-                <w:rFonts w:eastAsia="" w:cs="" w:ascii="Century Gothic" w:hAnsi="Century Gothic"/>
-                <w:color w:val="4C483D"/>
-                <w:kern w:val="0"/>
-                <w:sz w:val="20"/>
-                <w:szCs w:val="20"/>
-                <w:lang w:val="en-US" w:eastAsia="ja-JP" w:bidi="ar-SA"/>
+                <w:rFonts w:asciiTheme="majorHAnsi" w:hAnsiTheme="majorHAnsi" w:ascii="Century Gothic" w:hAnsi="Century Gothic"/>
+                <w:sz w:val="18"/>
               </w:rPr>
               <mc:AlternateContent>
                 <mc:Choice Requires="wps">
@@ -170,11 +167,12 @@
           <w:p>
             <w:pPr>
               <w:pStyle w:val="NoSpacing"/>
-              <w:widowControl/>
+              <w:widowControl w:val="false"/>
               <w:tabs>
                 <w:tab w:val="clear" w:pos="720"/>
                 <w:tab w:val="left" w:pos="3297" w:leader="none"/>
               </w:tabs>
+              <w:suppressAutoHyphens w:val="true"/>
               <w:spacing w:before="60" w:after="0"/>
               <w:ind w:left="0" w:right="0" w:hanging="0"/>
               <w:jc w:val="center"/>
@@ -251,7 +249,7 @@
         <w:tblStyle w:val="Tabellenraster"/>
         <w:tblW w:w="8788" w:type="dxa"/>
         <w:jc w:val="left"/>
-        <w:tblInd w:w="392" w:type="dxa"/>
+        <w:tblInd w:w="505" w:type="dxa"/>
         <w:tblLayout w:type="fixed"/>
         <w:tblCellMar>
           <w:top w:w="0" w:type="dxa"/>
@@ -262,8 +260,8 @@
         <w:tblLook w:val="04a0" w:noHBand="0" w:noVBand="1" w:firstColumn="1" w:lastRow="0" w:lastColumn="0" w:firstRow="1"/>
       </w:tblPr>
       <w:tblGrid>
-        <w:gridCol w:w="283"/>
-        <w:gridCol w:w="8504"/>
+        <w:gridCol w:w="282"/>
+        <w:gridCol w:w="8505"/>
       </w:tblGrid>
       <w:tr>
         <w:trPr>
@@ -271,7 +269,7 @@
         </w:trPr>
         <w:tc>
           <w:tcPr>
-            <w:tcW w:w="283" w:type="dxa"/>
+            <w:tcW w:w="282" w:type="dxa"/>
             <w:tcBorders>
               <w:top w:val="nil"/>
               <w:left w:val="single" w:sz="4" w:space="0" w:color="E4E3E2"/>
@@ -282,7 +280,8 @@
           <w:p>
             <w:pPr>
               <w:pStyle w:val="Titel"/>
-              <w:widowControl/>
+              <w:widowControl w:val="false"/>
+              <w:suppressAutoHyphens w:val="true"/>
               <w:spacing w:before="120" w:after="0"/>
               <w:rPr>
                 <w:lang w:eastAsia="ja-JP" w:bidi="ar-SA"/>
@@ -297,7 +296,7 @@
         </w:tc>
         <w:tc>
           <w:tcPr>
-            <w:tcW w:w="8504" w:type="dxa"/>
+            <w:tcW w:w="8505" w:type="dxa"/>
             <w:tcBorders>
               <w:top w:val="nil"/>
               <w:left w:val="nil"/>
@@ -308,7 +307,8 @@
           <w:p>
             <w:pPr>
               <w:pStyle w:val="Titel"/>
-              <w:widowControl/>
+              <w:widowControl w:val="false"/>
+              <w:suppressAutoHyphens w:val="true"/>
               <w:spacing w:before="120" w:after="0"/>
               <w:rPr>
                 <w:lang w:eastAsia="ja-JP" w:bidi="ar-SA"/>
@@ -329,7 +329,7 @@
         </w:trPr>
         <w:tc>
           <w:tcPr>
-            <w:tcW w:w="283" w:type="dxa"/>
+            <w:tcW w:w="282" w:type="dxa"/>
             <w:tcBorders>
               <w:top w:val="nil"/>
               <w:left w:val="single" w:sz="4" w:space="0" w:color="E4E3E2"/>
@@ -340,7 +340,8 @@
           <w:p>
             <w:pPr>
               <w:pStyle w:val="Titel"/>
-              <w:widowControl/>
+              <w:widowControl w:val="false"/>
+              <w:suppressAutoHyphens w:val="true"/>
               <w:spacing w:before="120" w:after="0"/>
               <w:rPr>
                 <w:lang w:eastAsia="ja-JP" w:bidi="ar-SA"/>
@@ -355,7 +356,7 @@
         </w:tc>
         <w:tc>
           <w:tcPr>
-            <w:tcW w:w="8504" w:type="dxa"/>
+            <w:tcW w:w="8505" w:type="dxa"/>
             <w:tcBorders>
               <w:top w:val="nil"/>
               <w:left w:val="nil"/>
@@ -367,7 +368,8 @@
           <w:p>
             <w:pPr>
               <w:pStyle w:val="Untertitel"/>
-              <w:widowControl/>
+              <w:widowControl w:val="false"/>
+              <w:suppressAutoHyphens w:val="true"/>
               <w:spacing w:before="320" w:after="0"/>
               <w:rPr>
                 <w:rFonts w:eastAsia="" w:cs=""/>
@@ -393,7 +395,7 @@
         </w:trPr>
         <w:tc>
           <w:tcPr>
-            <w:tcW w:w="283" w:type="dxa"/>
+            <w:tcW w:w="282" w:type="dxa"/>
             <w:tcBorders>
               <w:top w:val="nil"/>
               <w:left w:val="single" w:sz="4" w:space="0" w:color="E4E3E2"/>
@@ -404,7 +406,8 @@
           <w:p>
             <w:pPr>
               <w:pStyle w:val="Titel"/>
-              <w:widowControl/>
+              <w:widowControl w:val="false"/>
+              <w:suppressAutoHyphens w:val="true"/>
               <w:spacing w:before="120" w:after="0"/>
               <w:rPr>
                 <w:lang w:eastAsia="ja-JP" w:bidi="ar-SA"/>
@@ -419,7 +422,7 @@
         </w:tc>
         <w:tc>
           <w:tcPr>
-            <w:tcW w:w="8504" w:type="dxa"/>
+            <w:tcW w:w="8505" w:type="dxa"/>
             <w:tcBorders>
               <w:top w:val="nil"/>
               <w:left w:val="nil"/>
@@ -431,7 +434,8 @@
           <w:p>
             <w:pPr>
               <w:pStyle w:val="Normal"/>
-              <w:widowControl/>
+              <w:widowControl w:val="false"/>
+              <w:suppressAutoHyphens w:val="true"/>
               <w:spacing w:lineRule="auto" w:line="240" w:before="0" w:after="0"/>
               <w:jc w:val="left"/>
               <w:rPr>
@@ -446,31 +450,15 @@
                 <w:kern w:val="0"/>
                 <w:lang w:eastAsia="ja-JP" w:bidi="ar-SA"/>
               </w:rPr>
-              <w:t>Version 0.</w:t>
-            </w:r>
-            <w:r>
-              <w:rPr>
-                <w:rFonts w:eastAsia="" w:cs=""/>
-                <w:kern w:val="0"/>
-                <w:lang w:eastAsia="ja-JP" w:bidi="ar-SA"/>
-              </w:rPr>
-              <w:t>9</w:t>
-            </w:r>
-            <w:r>
-              <w:rPr>
-                <w:rFonts w:eastAsia="" w:cs=""/>
-                <w:kern w:val="0"/>
-                <w:lang w:eastAsia="ja-JP" w:bidi="ar-SA"/>
-              </w:rPr>
-              <w:t>, 0</w:t>
-            </w:r>
-            <w:r>
-              <w:rPr>
-                <w:rFonts w:eastAsia="" w:cs=""/>
-                <w:kern w:val="0"/>
-                <w:lang w:eastAsia="ja-JP" w:bidi="ar-SA"/>
-              </w:rPr>
-              <w:t>2</w:t>
+              <w:t xml:space="preserve">Version </w:t>
+            </w:r>
+            <w:r>
+              <w:rPr>
+                <w:rFonts w:eastAsia="" w:cs=""/>
+                <w:kern w:val="0"/>
+                <w:lang w:eastAsia="ja-JP" w:bidi="ar-SA"/>
+              </w:rPr>
+              <w:t>1</w:t>
             </w:r>
             <w:r>
               <w:rPr>
@@ -486,23 +474,47 @@
                 <w:kern w:val="0"/>
                 <w:lang w:eastAsia="ja-JP" w:bidi="ar-SA"/>
               </w:rPr>
-              <w:t>03</w:t>
-            </w:r>
-            <w:r>
-              <w:rPr>
-                <w:rFonts w:eastAsia="" w:cs=""/>
-                <w:kern w:val="0"/>
-                <w:lang w:eastAsia="ja-JP" w:bidi="ar-SA"/>
-              </w:rPr>
-              <w:t>.20</w:t>
-            </w:r>
-            <w:r>
-              <w:rPr>
-                <w:rFonts w:eastAsia="" w:cs=""/>
-                <w:kern w:val="0"/>
-                <w:lang w:eastAsia="ja-JP" w:bidi="ar-SA"/>
-              </w:rPr>
-              <w:t>23</w:t>
+              <w:t>0</w:t>
+            </w:r>
+            <w:r>
+              <w:rPr>
+                <w:rFonts w:eastAsia="" w:cs=""/>
+                <w:kern w:val="0"/>
+                <w:lang w:eastAsia="ja-JP" w:bidi="ar-SA"/>
+              </w:rPr>
+              <w:t xml:space="preserve">, </w:t>
+            </w:r>
+            <w:r>
+              <w:rPr>
+                <w:rFonts w:eastAsia="" w:cs=""/>
+                <w:kern w:val="0"/>
+                <w:lang w:eastAsia="ja-JP" w:bidi="ar-SA"/>
+              </w:rPr>
+              <w:t>05</w:t>
+            </w:r>
+            <w:r>
+              <w:rPr>
+                <w:rFonts w:eastAsia="" w:cs=""/>
+                <w:kern w:val="0"/>
+                <w:lang w:eastAsia="ja-JP" w:bidi="ar-SA"/>
+              </w:rPr>
+              <w:t>.</w:t>
+            </w:r>
+            <w:r>
+              <w:rPr>
+                <w:rFonts w:eastAsia="" w:cs=""/>
+                <w:kern w:val="0"/>
+                <w:lang w:eastAsia="ja-JP" w:bidi="ar-SA"/>
+              </w:rPr>
+              <w:t>12</w:t>
+            </w:r>
+            <w:r>
+              <w:rPr>
+                <w:rFonts w:eastAsia="" w:cs=""/>
+                <w:kern w:val="0"/>
+                <w:lang w:eastAsia="ja-JP" w:bidi="ar-SA"/>
+              </w:rPr>
+              <w:t>.2023</w:t>
             </w:r>
           </w:p>
         </w:tc>
@@ -513,7 +525,7 @@
         </w:trPr>
         <w:tc>
           <w:tcPr>
-            <w:tcW w:w="283" w:type="dxa"/>
+            <w:tcW w:w="282" w:type="dxa"/>
             <w:tcBorders>
               <w:top w:val="nil"/>
               <w:left w:val="single" w:sz="4" w:space="0" w:color="E4E3E2"/>
@@ -524,7 +536,8 @@
           <w:p>
             <w:pPr>
               <w:pStyle w:val="Titel"/>
-              <w:widowControl/>
+              <w:widowControl w:val="false"/>
+              <w:suppressAutoHyphens w:val="true"/>
               <w:spacing w:before="120" w:after="0"/>
               <w:rPr>
                 <w:lang w:eastAsia="ja-JP" w:bidi="ar-SA"/>
@@ -539,7 +552,7 @@
         </w:tc>
         <w:tc>
           <w:tcPr>
-            <w:tcW w:w="8504" w:type="dxa"/>
+            <w:tcW w:w="8505" w:type="dxa"/>
             <w:tcBorders>
               <w:top w:val="nil"/>
               <w:left w:val="nil"/>
@@ -551,7 +564,8 @@
           <w:p>
             <w:pPr>
               <w:pStyle w:val="Normal"/>
-              <w:widowControl/>
+              <w:widowControl w:val="false"/>
+              <w:suppressAutoHyphens w:val="true"/>
               <w:spacing w:lineRule="auto" w:line="240" w:before="0" w:after="0"/>
               <w:jc w:val="left"/>
               <w:rPr>
@@ -571,7 +585,8 @@
           <w:p>
             <w:pPr>
               <w:pStyle w:val="Normal"/>
-              <w:widowControl/>
+              <w:widowControl w:val="false"/>
+              <w:suppressAutoHyphens w:val="true"/>
               <w:spacing w:lineRule="auto" w:line="240" w:before="0" w:after="0"/>
               <w:jc w:val="left"/>
               <w:rPr>
@@ -602,7 +617,8 @@
           <w:p>
             <w:pPr>
               <w:pStyle w:val="Normal"/>
-              <w:widowControl/>
+              <w:widowControl w:val="false"/>
+              <w:suppressAutoHyphens w:val="true"/>
               <w:spacing w:lineRule="auto" w:line="240" w:before="0" w:after="0"/>
               <w:jc w:val="left"/>
               <w:rPr>
@@ -613,11 +629,9 @@
             </w:pPr>
             <w:r>
               <w:rPr>
-                <w:rFonts w:eastAsia="" w:cs=""/>
-                <w:kern w:val="0"/>
                 <w:sz w:val="8"/>
                 <w:szCs w:val="8"/>
-                <w:lang w:val="en-US" w:eastAsia="ja-JP" w:bidi="ar-SA"/>
+                <w:lang w:val="en-US"/>
               </w:rPr>
             </w:r>
           </w:p>
@@ -629,7 +643,7 @@
         </w:trPr>
         <w:tc>
           <w:tcPr>
-            <w:tcW w:w="283" w:type="dxa"/>
+            <w:tcW w:w="282" w:type="dxa"/>
             <w:tcBorders>
               <w:top w:val="nil"/>
               <w:left w:val="single" w:sz="4" w:space="0" w:color="E4E3E2"/>
@@ -640,7 +654,8 @@
           <w:p>
             <w:pPr>
               <w:pStyle w:val="Titel"/>
-              <w:widowControl/>
+              <w:widowControl w:val="false"/>
+              <w:suppressAutoHyphens w:val="true"/>
               <w:spacing w:before="120" w:after="0"/>
               <w:rPr>
                 <w:lang w:val="en-US"/>
@@ -648,14 +663,14 @@
             </w:pPr>
             <w:r>
               <w:rPr>
-                <w:lang w:val="en-US" w:eastAsia="ja-JP" w:bidi="ar-SA"/>
-              </w:rPr>
-            </w:r>
-          </w:p>
-        </w:tc>
-        <w:tc>
-          <w:tcPr>
-            <w:tcW w:w="8504" w:type="dxa"/>
+                <w:lang w:val="en-US"/>
+              </w:rPr>
+            </w:r>
+          </w:p>
+        </w:tc>
+        <w:tc>
+          <w:tcPr>
+            <w:tcW w:w="8505" w:type="dxa"/>
             <w:tcBorders>
               <w:top w:val="nil"/>
               <w:left w:val="nil"/>
@@ -666,7 +681,8 @@
           <w:p>
             <w:pPr>
               <w:pStyle w:val="Normal"/>
-              <w:widowControl/>
+              <w:widowControl w:val="false"/>
+              <w:suppressAutoHyphens w:val="true"/>
               <w:spacing w:lineRule="auto" w:line="240" w:before="0" w:after="0"/>
               <w:rPr>
                 <w:lang w:val="en-US"/>
@@ -771,6 +787,7 @@
             <w:rPr>
               <w:webHidden/>
               <w:rStyle w:val="Verzeichnissprung"/>
+              <w:vanish w:val="false"/>
             </w:rPr>
             <w:instrText xml:space="preserve"> TOC \z \o "1-3" \u \h</w:instrText>
           </w:r>
@@ -778,6 +795,7 @@
             <w:rPr>
               <w:webHidden/>
               <w:rStyle w:val="Verzeichnissprung"/>
+              <w:vanish w:val="false"/>
             </w:rPr>
             <w:fldChar w:fldCharType="separate"/>
           </w:r>
@@ -785,33 +803,28 @@
             <w:r>
               <w:rPr>
                 <w:webHidden/>
-                <w:rStyle w:val="Verzeichnissprung"/>
-              </w:rPr>
-              <w:t>1 Deployment</w:t>
+              </w:rPr>
+              <w:fldChar w:fldCharType="begin"/>
             </w:r>
             <w:r>
               <w:rPr>
                 <w:webHidden/>
               </w:rPr>
-              <w:fldChar w:fldCharType="begin"/>
+              <w:instrText xml:space="preserve">PAGEREF _Toc396214475 \h</w:instrText>
             </w:r>
             <w:r>
               <w:rPr>
                 <w:webHidden/>
               </w:rPr>
-              <w:instrText xml:space="preserve">PAGEREF _Toc396214475 \h</w:instrText>
+              <w:fldChar w:fldCharType="separate"/>
             </w:r>
             <w:r>
               <w:rPr>
                 <w:webHidden/>
-              </w:rPr>
-              <w:fldChar w:fldCharType="separate"/>
-            </w:r>
-            <w:r>
-              <w:rPr>
                 <w:rStyle w:val="Verzeichnissprung"/>
                 <w:vanish w:val="false"/>
               </w:rPr>
+              <w:t>1 Deployment</w:t>
               <w:tab/>
               <w:t>3</w:t>
             </w:r>
@@ -840,33 +853,28 @@
             <w:r>
               <w:rPr>
                 <w:webHidden/>
-                <w:rStyle w:val="Verzeichnissprung"/>
-              </w:rPr>
-              <w:t>1.1 Konfigurationsparameter</w:t>
+              </w:rPr>
+              <w:fldChar w:fldCharType="begin"/>
             </w:r>
             <w:r>
               <w:rPr>
                 <w:webHidden/>
               </w:rPr>
-              <w:fldChar w:fldCharType="begin"/>
+              <w:instrText xml:space="preserve">PAGEREF _Toc396214476 \h</w:instrText>
             </w:r>
             <w:r>
               <w:rPr>
                 <w:webHidden/>
               </w:rPr>
-              <w:instrText xml:space="preserve">PAGEREF _Toc396214476 \h</w:instrText>
+              <w:fldChar w:fldCharType="separate"/>
             </w:r>
             <w:r>
               <w:rPr>
                 <w:webHidden/>
-              </w:rPr>
-              <w:fldChar w:fldCharType="separate"/>
-            </w:r>
-            <w:r>
-              <w:rPr>
                 <w:rStyle w:val="Verzeichnissprung"/>
                 <w:vanish w:val="false"/>
               </w:rPr>
+              <w:t>1.1 Konfigurationsparameter</w:t>
               <w:tab/>
               <w:t>3</w:t>
             </w:r>
@@ -895,33 +903,28 @@
             <w:r>
               <w:rPr>
                 <w:webHidden/>
-                <w:rStyle w:val="Verzeichnissprung"/>
-              </w:rPr>
-              <w:t>1.2 SOAP-Schnittstelle</w:t>
+              </w:rPr>
+              <w:fldChar w:fldCharType="begin"/>
             </w:r>
             <w:r>
               <w:rPr>
                 <w:webHidden/>
               </w:rPr>
-              <w:fldChar w:fldCharType="begin"/>
+              <w:instrText xml:space="preserve">PAGEREF _Toc396214477 \h</w:instrText>
             </w:r>
             <w:r>
               <w:rPr>
                 <w:webHidden/>
               </w:rPr>
-              <w:instrText xml:space="preserve">PAGEREF _Toc396214477 \h</w:instrText>
+              <w:fldChar w:fldCharType="separate"/>
             </w:r>
             <w:r>
               <w:rPr>
                 <w:webHidden/>
-              </w:rPr>
-              <w:fldChar w:fldCharType="separate"/>
-            </w:r>
-            <w:r>
-              <w:rPr>
                 <w:rStyle w:val="Verzeichnissprung"/>
                 <w:vanish w:val="false"/>
               </w:rPr>
+              <w:t>1.2 SOAP-Schnittstelle</w:t>
               <w:tab/>
               <w:t>3</w:t>
             </w:r>
@@ -950,33 +953,28 @@
             <w:r>
               <w:rPr>
                 <w:webHidden/>
-                <w:rStyle w:val="Verzeichnissprung"/>
-              </w:rPr>
-              <w:t>1.3 PDF-AS Web Clusterbetrieb</w:t>
+              </w:rPr>
+              <w:fldChar w:fldCharType="begin"/>
             </w:r>
             <w:r>
               <w:rPr>
                 <w:webHidden/>
               </w:rPr>
-              <w:fldChar w:fldCharType="begin"/>
+              <w:instrText xml:space="preserve">PAGEREF _Toc396214478 \h</w:instrText>
             </w:r>
             <w:r>
               <w:rPr>
                 <w:webHidden/>
               </w:rPr>
-              <w:instrText xml:space="preserve">PAGEREF _Toc396214478 \h</w:instrText>
+              <w:fldChar w:fldCharType="separate"/>
             </w:r>
             <w:r>
               <w:rPr>
                 <w:webHidden/>
-              </w:rPr>
-              <w:fldChar w:fldCharType="separate"/>
-            </w:r>
-            <w:r>
-              <w:rPr>
                 <w:rStyle w:val="Verzeichnissprung"/>
                 <w:vanish w:val="false"/>
               </w:rPr>
+              <w:t>1.3 PDF-AS Web Clusterbetrieb</w:t>
               <w:tab/>
               <w:t>4</w:t>
             </w:r>
@@ -1005,33 +1003,28 @@
             <w:r>
               <w:rPr>
                 <w:webHidden/>
-                <w:rStyle w:val="Verzeichnissprung"/>
-              </w:rPr>
-              <w:t>1.4 PDF-AS Web Konfigurationsdatei</w:t>
+              </w:rPr>
+              <w:fldChar w:fldCharType="begin"/>
             </w:r>
             <w:r>
               <w:rPr>
                 <w:webHidden/>
               </w:rPr>
-              <w:fldChar w:fldCharType="begin"/>
+              <w:instrText xml:space="preserve">PAGEREF _Toc396214479 \h</w:instrText>
             </w:r>
             <w:r>
               <w:rPr>
                 <w:webHidden/>
               </w:rPr>
-              <w:instrText xml:space="preserve">PAGEREF _Toc396214479 \h</w:instrText>
+              <w:fldChar w:fldCharType="separate"/>
             </w:r>
             <w:r>
               <w:rPr>
                 <w:webHidden/>
-              </w:rPr>
-              <w:fldChar w:fldCharType="separate"/>
-            </w:r>
-            <w:r>
-              <w:rPr>
                 <w:rStyle w:val="Verzeichnissprung"/>
                 <w:vanish w:val="false"/>
               </w:rPr>
+              <w:t>1.4 PDF-AS Web Konfigurationsdatei</w:t>
               <w:tab/>
               <w:t>5</w:t>
             </w:r>
@@ -1060,33 +1053,28 @@
             <w:r>
               <w:rPr>
                 <w:webHidden/>
-                <w:rStyle w:val="Verzeichnissprung"/>
-              </w:rPr>
-              <w:t>1.5 Kommunikation</w:t>
+              </w:rPr>
+              <w:fldChar w:fldCharType="begin"/>
             </w:r>
             <w:r>
               <w:rPr>
                 <w:webHidden/>
               </w:rPr>
-              <w:fldChar w:fldCharType="begin"/>
+              <w:instrText xml:space="preserve">PAGEREF _Toc396214480 \h</w:instrText>
             </w:r>
             <w:r>
               <w:rPr>
                 <w:webHidden/>
               </w:rPr>
-              <w:instrText xml:space="preserve">PAGEREF _Toc396214480 \h</w:instrText>
+              <w:fldChar w:fldCharType="separate"/>
             </w:r>
             <w:r>
               <w:rPr>
                 <w:webHidden/>
-              </w:rPr>
-              <w:fldChar w:fldCharType="separate"/>
-            </w:r>
-            <w:r>
-              <w:rPr>
                 <w:rStyle w:val="Verzeichnissprung"/>
                 <w:vanish w:val="false"/>
               </w:rPr>
+              <w:t>1.5 Kommunikation</w:t>
               <w:tab/>
               <w:t>9</w:t>
             </w:r>
@@ -1115,33 +1103,28 @@
             <w:r>
               <w:rPr>
                 <w:webHidden/>
-                <w:rStyle w:val="Verzeichnissprung"/>
-              </w:rPr>
-              <w:t>2 Beispiele</w:t>
+              </w:rPr>
+              <w:fldChar w:fldCharType="begin"/>
             </w:r>
             <w:r>
               <w:rPr>
                 <w:webHidden/>
               </w:rPr>
-              <w:fldChar w:fldCharType="begin"/>
+              <w:instrText xml:space="preserve">PAGEREF _Toc396214481 \h</w:instrText>
             </w:r>
             <w:r>
               <w:rPr>
                 <w:webHidden/>
               </w:rPr>
-              <w:instrText xml:space="preserve">PAGEREF _Toc396214481 \h</w:instrText>
+              <w:fldChar w:fldCharType="separate"/>
             </w:r>
             <w:r>
               <w:rPr>
                 <w:webHidden/>
-              </w:rPr>
-              <w:fldChar w:fldCharType="separate"/>
-            </w:r>
-            <w:r>
-              <w:rPr>
                 <w:rStyle w:val="Verzeichnissprung"/>
                 <w:vanish w:val="false"/>
               </w:rPr>
+              <w:t>2 Beispiele</w:t>
               <w:tab/>
               <w:t>11</w:t>
             </w:r>
@@ -1292,7 +1275,6 @@
           <w:color w:val="auto"/>
         </w:rPr>
       </w:pPr>
-      <w:bookmarkStart w:id="2" w:name="_Toc396214477"/>
       <w:r>
         <w:rPr>
           <w:color w:val="auto"/>
@@ -1324,12 +1306,12 @@
         </w:numPr>
         <w:rPr/>
       </w:pPr>
-      <w:bookmarkStart w:id="3" w:name="_Toc396214477"/>
+      <w:bookmarkStart w:id="2" w:name="_Toc396214477"/>
       <w:r>
         <w:rPr/>
         <w:t>SOAP-Schnittstelle</w:t>
       </w:r>
-      <w:bookmarkEnd w:id="3"/>
+      <w:bookmarkEnd w:id="2"/>
     </w:p>
     <w:p>
       <w:pPr>
@@ -1437,7 +1419,7 @@
         <w:pStyle w:val="Caption"/>
         <w:rPr/>
       </w:pPr>
-      <w:bookmarkStart w:id="4" w:name="_Ref393120030"/>
+      <w:bookmarkStart w:id="3" w:name="_Ref393120030"/>
       <w:r>
         <w:rPr/>
         <w:t xml:space="preserve">Abbildung </w:t>
@@ -1466,7 +1448,7 @@
         <w:rPr/>
         <w:t>.: Ablauf einer Signatur über die SOAP-Schnittstelle</w:t>
       </w:r>
-      <w:bookmarkEnd w:id="4"/>
+      <w:bookmarkEnd w:id="3"/>
     </w:p>
     <w:p>
       <w:pPr>
@@ -1475,27 +1457,7 @@
       </w:pPr>
       <w:r>
         <w:rPr/>
-        <w:t xml:space="preserve">Die SOAP-Schnittstelle bietet </w:t>
-      </w:r>
-      <w:r>
-        <w:rPr/>
-        <w:t>vier</w:t>
-      </w:r>
-      <w:r>
-        <w:rPr/>
-        <w:t xml:space="preserve"> Methoden „signSingle“, „signBulk“, „</w:t>
-      </w:r>
-      <w:r>
-        <w:rPr/>
-        <w:t>signMultiple“ und „getMultiple“</w:t>
-      </w:r>
-      <w:r>
-        <w:rPr/>
-        <w:t xml:space="preserve">. Mit der Methode „signSingle“ lässt sich ein Dokument signieren. Mit der Methode „signBulk“ lassen sich mehrere Signaturanfragen im Bulk erstellen, </w:t>
-      </w:r>
-      <w:r>
-        <w:rPr/>
-        <w:t>wobei diese Methode nur für Serversignaturen (JKS, oder MOA) zur Verfügung steht.</w:t>
+        <w:t>Die SOAP-Schnittstelle bietet vier Methoden „signSingle“, „signBulk“, „signMultiple“ und „getMultiple“. Mit der Methode „signSingle“ lässt sich ein Dokument signieren. Mit der Methode „signBulk“ lassen sich mehrere Signaturanfragen im Bulk erstellen, wobei diese Methode nur für Serversignaturen (JKS, oder MOA) zur Verfügung steht.</w:t>
       </w:r>
     </w:p>
     <w:p>
@@ -1560,12 +1522,12 @@
         </w:numPr>
         <w:rPr/>
       </w:pPr>
-      <w:bookmarkStart w:id="5" w:name="_Toc396214478"/>
+      <w:bookmarkStart w:id="4" w:name="_Toc396214478"/>
       <w:r>
         <w:rPr/>
         <w:t>PDF-AS Web Clusterbetrieb</w:t>
       </w:r>
-      <w:bookmarkEnd w:id="5"/>
+      <w:bookmarkEnd w:id="4"/>
     </w:p>
     <w:p>
       <w:pPr>
@@ -1763,12 +1725,12 @@
         </w:numPr>
         <w:rPr/>
       </w:pPr>
-      <w:bookmarkStart w:id="6" w:name="_Toc396214479"/>
+      <w:bookmarkStart w:id="5" w:name="_Toc396214479"/>
       <w:r>
         <w:rPr/>
         <w:t>PDF-AS Web Konfigurationsdatei</w:t>
       </w:r>
-      <w:bookmarkEnd w:id="6"/>
+      <w:bookmarkEnd w:id="5"/>
     </w:p>
     <w:p>
       <w:pPr>
@@ -1785,7 +1747,7 @@
         <w:tblStyle w:val="SOWTable"/>
         <w:tblW w:w="10359" w:type="dxa"/>
         <w:jc w:val="left"/>
-        <w:tblInd w:w="0" w:type="dxa"/>
+        <w:tblInd w:w="113" w:type="dxa"/>
         <w:tblLayout w:type="fixed"/>
         <w:tblCellMar>
           <w:top w:w="0" w:type="dxa"/>
@@ -1796,9 +1758,9 @@
         <w:tblLook w:val="04a0" w:noHBand="0" w:noVBand="1" w:firstColumn="1" w:lastRow="0" w:lastColumn="0" w:firstRow="1"/>
       </w:tblPr>
       <w:tblGrid>
-        <w:gridCol w:w="2018"/>
+        <w:gridCol w:w="2017"/>
         <w:gridCol w:w="2909"/>
-        <w:gridCol w:w="5432"/>
+        <w:gridCol w:w="5433"/>
       </w:tblGrid>
       <w:tr>
         <w:trPr>
@@ -1806,7 +1768,7 @@
         </w:trPr>
         <w:tc>
           <w:tcPr>
-            <w:tcW w:w="2018" w:type="dxa"/>
+            <w:tcW w:w="2017" w:type="dxa"/>
             <w:cnfStyle w:val="001000000000" w:firstRow="0" w:lastRow="0" w:firstColumn="1" w:lastColumn="0" w:oddVBand="0" w:evenVBand="0" w:oddHBand="0" w:evenHBand="0" w:firstRowFirstColumn="0" w:firstRowLastColumn="0" w:lastRowFirstColumn="0" w:lastRowLastColumn="0"/>
             <w:tcBorders>
               <w:bottom w:val="nil"/>
@@ -1816,7 +1778,8 @@
           <w:p>
             <w:pPr>
               <w:pStyle w:val="Tabellen"/>
-              <w:widowControl/>
+              <w:widowControl w:val="false"/>
+              <w:suppressAutoHyphens w:val="true"/>
               <w:spacing w:lineRule="auto" w:line="240" w:before="60" w:after="60"/>
               <w:rPr>
                 <w:color w:val="FFFFFF" w:themeColor="background1"/>
@@ -1844,7 +1807,8 @@
           <w:p>
             <w:pPr>
               <w:pStyle w:val="Tabellen"/>
-              <w:widowControl/>
+              <w:widowControl w:val="false"/>
+              <w:suppressAutoHyphens w:val="true"/>
               <w:spacing w:lineRule="auto" w:line="240" w:before="60" w:after="60"/>
               <w:cnfStyle w:val="100000000000" w:firstRow="1" w:lastRow="0" w:firstColumn="0" w:lastColumn="0" w:oddVBand="0" w:evenVBand="0" w:oddHBand="0" w:evenHBand="0" w:firstRowFirstColumn="0" w:firstRowLastColumn="0" w:lastRowFirstColumn="0" w:lastRowLastColumn="0"/>
               <w:rPr>
@@ -1864,7 +1828,7 @@
         </w:tc>
         <w:tc>
           <w:tcPr>
-            <w:tcW w:w="5432" w:type="dxa"/>
+            <w:tcW w:w="5433" w:type="dxa"/>
             <w:tcBorders>
               <w:bottom w:val="nil"/>
             </w:tcBorders>
@@ -1873,7 +1837,8 @@
           <w:p>
             <w:pPr>
               <w:pStyle w:val="Tabellen"/>
-              <w:widowControl/>
+              <w:widowControl w:val="false"/>
+              <w:suppressAutoHyphens w:val="true"/>
               <w:spacing w:lineRule="auto" w:line="240" w:before="60" w:after="60"/>
               <w:cnfStyle w:val="100000000000" w:firstRow="1" w:lastRow="0" w:firstColumn="0" w:lastColumn="0" w:oddVBand="0" w:evenVBand="0" w:oddHBand="0" w:evenHBand="0" w:firstRowFirstColumn="0" w:firstRowLastColumn="0" w:lastRowFirstColumn="0" w:lastRowLastColumn="0"/>
               <w:rPr>
@@ -1896,7 +1861,7 @@
         <w:trPr/>
         <w:tc>
           <w:tcPr>
-            <w:tcW w:w="2018" w:type="dxa"/>
+            <w:tcW w:w="2017" w:type="dxa"/>
             <w:cnfStyle w:val="001000000000" w:firstRow="0" w:lastRow="0" w:firstColumn="1" w:lastColumn="0" w:oddVBand="0" w:evenVBand="0" w:oddHBand="0" w:evenHBand="0" w:firstRowFirstColumn="0" w:firstRowLastColumn="0" w:lastRowFirstColumn="0" w:lastRowLastColumn="0"/>
             <w:tcBorders>
               <w:top w:val="nil"/>
@@ -1906,7 +1871,8 @@
           <w:p>
             <w:pPr>
               <w:pStyle w:val="Normal"/>
-              <w:widowControl/>
+              <w:widowControl w:val="false"/>
+              <w:suppressAutoHyphens w:val="true"/>
               <w:spacing w:lineRule="auto" w:line="240" w:before="60" w:after="60"/>
               <w:rPr>
                 <w:rFonts w:eastAsia="" w:cs=""/>
@@ -1935,7 +1901,8 @@
           <w:p>
             <w:pPr>
               <w:pStyle w:val="Normal"/>
-              <w:widowControl/>
+              <w:widowControl w:val="false"/>
+              <w:suppressAutoHyphens w:val="true"/>
               <w:spacing w:lineRule="auto" w:line="240" w:before="60" w:after="60"/>
               <w:cnfStyle w:val="000000000000" w:firstRow="0" w:lastRow="0" w:firstColumn="0" w:lastColumn="0" w:oddVBand="0" w:evenVBand="0" w:oddHBand="0" w:evenHBand="0" w:firstRowFirstColumn="0" w:firstRowLastColumn="0" w:lastRowFirstColumn="0" w:lastRowLastColumn="0"/>
               <w:rPr>
@@ -1956,16 +1923,17 @@
         </w:tc>
         <w:tc>
           <w:tcPr>
-            <w:tcW w:w="5432" w:type="dxa"/>
-            <w:tcBorders>
-              <w:top w:val="nil"/>
-              <w:bottom w:val="nil"/>
-            </w:tcBorders>
-          </w:tcPr>
-          <w:p>
-            <w:pPr>
-              <w:pStyle w:val="Normal"/>
-              <w:widowControl/>
+            <w:tcW w:w="5433" w:type="dxa"/>
+            <w:tcBorders>
+              <w:top w:val="nil"/>
+              <w:bottom w:val="nil"/>
+            </w:tcBorders>
+          </w:tcPr>
+          <w:p>
+            <w:pPr>
+              <w:pStyle w:val="Normal"/>
+              <w:widowControl w:val="false"/>
+              <w:suppressAutoHyphens w:val="true"/>
               <w:spacing w:lineRule="auto" w:line="240" w:before="60" w:after="60"/>
               <w:cnfStyle w:val="000000000000" w:firstRow="0" w:lastRow="0" w:firstColumn="0" w:lastColumn="0" w:oddVBand="0" w:evenVBand="0" w:oddHBand="0" w:evenHBand="0" w:firstRowFirstColumn="0" w:firstRowLastColumn="0" w:lastRowFirstColumn="0" w:lastRowLastColumn="0"/>
               <w:rPr>
@@ -1991,7 +1959,7 @@
         </w:trPr>
         <w:tc>
           <w:tcPr>
-            <w:tcW w:w="2018" w:type="dxa"/>
+            <w:tcW w:w="2017" w:type="dxa"/>
             <w:cnfStyle w:val="001000000000" w:firstRow="0" w:lastRow="0" w:firstColumn="1" w:lastColumn="0" w:oddVBand="0" w:evenVBand="0" w:oddHBand="0" w:evenHBand="0" w:firstRowFirstColumn="0" w:firstRowLastColumn="0" w:lastRowFirstColumn="0" w:lastRowLastColumn="0"/>
             <w:tcBorders>
               <w:top w:val="nil"/>
@@ -2002,7 +1970,8 @@
           <w:p>
             <w:pPr>
               <w:pStyle w:val="Normal"/>
-              <w:widowControl/>
+              <w:widowControl w:val="false"/>
+              <w:suppressAutoHyphens w:val="true"/>
               <w:spacing w:lineRule="auto" w:line="240" w:before="60" w:after="60"/>
               <w:rPr>
                 <w:rFonts w:eastAsia="" w:cs=""/>
@@ -2032,7 +2001,8 @@
           <w:p>
             <w:pPr>
               <w:pStyle w:val="Normal"/>
-              <w:widowControl/>
+              <w:widowControl w:val="false"/>
+              <w:suppressAutoHyphens w:val="true"/>
               <w:spacing w:lineRule="auto" w:line="240" w:before="60" w:after="60"/>
               <w:cnfStyle w:val="000000010000" w:firstRow="0" w:lastRow="0" w:firstColumn="0" w:lastColumn="0" w:oddVBand="0" w:evenVBand="0" w:oddHBand="0" w:evenHBand="1" w:firstRowFirstColumn="0" w:firstRowLastColumn="0" w:lastRowFirstColumn="0" w:lastRowLastColumn="0"/>
               <w:rPr>
@@ -2053,7 +2023,7 @@
         </w:tc>
         <w:tc>
           <w:tcPr>
-            <w:tcW w:w="5432" w:type="dxa"/>
+            <w:tcW w:w="5433" w:type="dxa"/>
             <w:tcBorders>
               <w:top w:val="nil"/>
               <w:bottom w:val="nil"/>
@@ -2063,7 +2033,8 @@
           <w:p>
             <w:pPr>
               <w:pStyle w:val="Normal"/>
-              <w:widowControl/>
+              <w:widowControl w:val="false"/>
+              <w:suppressAutoHyphens w:val="true"/>
               <w:spacing w:lineRule="auto" w:line="240" w:before="60" w:after="60"/>
               <w:cnfStyle w:val="000000010000" w:firstRow="0" w:lastRow="0" w:firstColumn="0" w:lastColumn="0" w:oddVBand="0" w:evenVBand="0" w:oddHBand="0" w:evenHBand="1" w:firstRowFirstColumn="0" w:firstRowLastColumn="0" w:lastRowFirstColumn="0" w:lastRowLastColumn="0"/>
               <w:rPr>
@@ -2087,7 +2058,7 @@
         <w:trPr/>
         <w:tc>
           <w:tcPr>
-            <w:tcW w:w="2018" w:type="dxa"/>
+            <w:tcW w:w="2017" w:type="dxa"/>
             <w:cnfStyle w:val="001000000000" w:firstRow="0" w:lastRow="0" w:firstColumn="1" w:lastColumn="0" w:oddVBand="0" w:evenVBand="0" w:oddHBand="0" w:evenHBand="0" w:firstRowFirstColumn="0" w:firstRowLastColumn="0" w:lastRowFirstColumn="0" w:lastRowLastColumn="0"/>
             <w:tcBorders>
               <w:top w:val="nil"/>
@@ -2097,7 +2068,8 @@
           <w:p>
             <w:pPr>
               <w:pStyle w:val="Normal"/>
-              <w:widowControl/>
+              <w:widowControl w:val="false"/>
+              <w:suppressAutoHyphens w:val="true"/>
               <w:spacing w:lineRule="auto" w:line="240" w:before="60" w:after="60"/>
               <w:rPr>
                 <w:rFonts w:eastAsia="" w:cs=""/>
@@ -2128,7 +2100,8 @@
           <w:p>
             <w:pPr>
               <w:pStyle w:val="Normal"/>
-              <w:widowControl/>
+              <w:widowControl w:val="false"/>
+              <w:suppressAutoHyphens w:val="true"/>
               <w:spacing w:lineRule="auto" w:line="240" w:before="60" w:after="60"/>
               <w:cnfStyle w:val="000000000000" w:firstRow="0" w:lastRow="0" w:firstColumn="0" w:lastColumn="0" w:oddVBand="0" w:evenVBand="0" w:oddHBand="0" w:evenHBand="0" w:firstRowFirstColumn="0" w:firstRowLastColumn="0" w:lastRowFirstColumn="0" w:lastRowLastColumn="0"/>
               <w:rPr>
@@ -2149,16 +2122,17 @@
         </w:tc>
         <w:tc>
           <w:tcPr>
-            <w:tcW w:w="5432" w:type="dxa"/>
-            <w:tcBorders>
-              <w:top w:val="nil"/>
-              <w:bottom w:val="nil"/>
-            </w:tcBorders>
-          </w:tcPr>
-          <w:p>
-            <w:pPr>
-              <w:pStyle w:val="Normal"/>
-              <w:widowControl/>
+            <w:tcW w:w="5433" w:type="dxa"/>
+            <w:tcBorders>
+              <w:top w:val="nil"/>
+              <w:bottom w:val="nil"/>
+            </w:tcBorders>
+          </w:tcPr>
+          <w:p>
+            <w:pPr>
+              <w:pStyle w:val="Normal"/>
+              <w:widowControl w:val="false"/>
+              <w:suppressAutoHyphens w:val="true"/>
               <w:spacing w:lineRule="auto" w:line="240" w:before="60" w:after="60"/>
               <w:cnfStyle w:val="000000000000" w:firstRow="0" w:lastRow="0" w:firstColumn="0" w:lastColumn="0" w:oddVBand="0" w:evenVBand="0" w:oddHBand="0" w:evenHBand="0" w:firstRowFirstColumn="0" w:firstRowLastColumn="0" w:lastRowFirstColumn="0" w:lastRowLastColumn="0"/>
               <w:rPr>
@@ -2184,7 +2158,7 @@
         </w:trPr>
         <w:tc>
           <w:tcPr>
-            <w:tcW w:w="2018" w:type="dxa"/>
+            <w:tcW w:w="2017" w:type="dxa"/>
             <w:cnfStyle w:val="001000000000" w:firstRow="0" w:lastRow="0" w:firstColumn="1" w:lastColumn="0" w:oddVBand="0" w:evenVBand="0" w:oddHBand="0" w:evenHBand="0" w:firstRowFirstColumn="0" w:firstRowLastColumn="0" w:lastRowFirstColumn="0" w:lastRowLastColumn="0"/>
             <w:tcBorders>
               <w:top w:val="nil"/>
@@ -2195,7 +2169,8 @@
           <w:p>
             <w:pPr>
               <w:pStyle w:val="Normal"/>
-              <w:widowControl/>
+              <w:widowControl w:val="false"/>
+              <w:suppressAutoHyphens w:val="true"/>
               <w:spacing w:lineRule="auto" w:line="240" w:before="60" w:after="60"/>
               <w:rPr>
                 <w:rFonts w:eastAsia="" w:cs=""/>
@@ -2225,7 +2200,8 @@
           <w:p>
             <w:pPr>
               <w:pStyle w:val="Normal"/>
-              <w:widowControl/>
+              <w:widowControl w:val="false"/>
+              <w:suppressAutoHyphens w:val="true"/>
               <w:spacing w:lineRule="auto" w:line="240" w:before="60" w:after="60"/>
               <w:cnfStyle w:val="000000010000" w:firstRow="0" w:lastRow="0" w:firstColumn="0" w:lastColumn="0" w:oddVBand="0" w:evenVBand="0" w:oddHBand="0" w:evenHBand="1" w:firstRowFirstColumn="0" w:firstRowLastColumn="0" w:lastRowFirstColumn="0" w:lastRowLastColumn="0"/>
               <w:rPr>
@@ -2246,7 +2222,7 @@
         </w:tc>
         <w:tc>
           <w:tcPr>
-            <w:tcW w:w="5432" w:type="dxa"/>
+            <w:tcW w:w="5433" w:type="dxa"/>
             <w:tcBorders>
               <w:top w:val="nil"/>
               <w:bottom w:val="nil"/>
@@ -2256,7 +2232,8 @@
           <w:p>
             <w:pPr>
               <w:pStyle w:val="Normal"/>
-              <w:widowControl/>
+              <w:widowControl w:val="false"/>
+              <w:suppressAutoHyphens w:val="true"/>
               <w:spacing w:lineRule="auto" w:line="240" w:before="60" w:after="60"/>
               <w:cnfStyle w:val="000000010000" w:firstRow="0" w:lastRow="0" w:firstColumn="0" w:lastColumn="0" w:oddVBand="0" w:evenVBand="0" w:oddHBand="0" w:evenHBand="1" w:firstRowFirstColumn="0" w:firstRowLastColumn="0" w:lastRowFirstColumn="0" w:lastRowLastColumn="0"/>
               <w:rPr>
@@ -2280,7 +2257,7 @@
         <w:trPr/>
         <w:tc>
           <w:tcPr>
-            <w:tcW w:w="2018" w:type="dxa"/>
+            <w:tcW w:w="2017" w:type="dxa"/>
             <w:cnfStyle w:val="001000000000" w:firstRow="0" w:lastRow="0" w:firstColumn="1" w:lastColumn="0" w:oddVBand="0" w:evenVBand="0" w:oddHBand="0" w:evenHBand="0" w:firstRowFirstColumn="0" w:firstRowLastColumn="0" w:lastRowFirstColumn="0" w:lastRowLastColumn="0"/>
             <w:tcBorders>
               <w:top w:val="nil"/>
@@ -2290,7 +2267,8 @@
           <w:p>
             <w:pPr>
               <w:pStyle w:val="Normal"/>
-              <w:widowControl/>
+              <w:widowControl w:val="false"/>
+              <w:suppressAutoHyphens w:val="true"/>
               <w:spacing w:lineRule="auto" w:line="240" w:before="60" w:after="60"/>
               <w:rPr>
                 <w:rFonts w:eastAsia="" w:cs=""/>
@@ -2319,7 +2297,8 @@
           <w:p>
             <w:pPr>
               <w:pStyle w:val="Normal"/>
-              <w:widowControl/>
+              <w:widowControl w:val="false"/>
+              <w:suppressAutoHyphens w:val="true"/>
               <w:spacing w:lineRule="auto" w:line="240" w:before="60" w:after="60"/>
               <w:cnfStyle w:val="000000000000" w:firstRow="0" w:lastRow="0" w:firstColumn="0" w:lastColumn="0" w:oddVBand="0" w:evenVBand="0" w:oddHBand="0" w:evenHBand="0" w:firstRowFirstColumn="0" w:firstRowLastColumn="0" w:lastRowFirstColumn="0" w:lastRowLastColumn="0"/>
               <w:rPr>
@@ -2340,16 +2319,17 @@
         </w:tc>
         <w:tc>
           <w:tcPr>
-            <w:tcW w:w="5432" w:type="dxa"/>
-            <w:tcBorders>
-              <w:top w:val="nil"/>
-              <w:bottom w:val="nil"/>
-            </w:tcBorders>
-          </w:tcPr>
-          <w:p>
-            <w:pPr>
-              <w:pStyle w:val="Normal"/>
-              <w:widowControl/>
+            <w:tcW w:w="5433" w:type="dxa"/>
+            <w:tcBorders>
+              <w:top w:val="nil"/>
+              <w:bottom w:val="nil"/>
+            </w:tcBorders>
+          </w:tcPr>
+          <w:p>
+            <w:pPr>
+              <w:pStyle w:val="Normal"/>
+              <w:widowControl w:val="false"/>
+              <w:suppressAutoHyphens w:val="true"/>
               <w:spacing w:lineRule="auto" w:line="240" w:before="60" w:after="60"/>
               <w:cnfStyle w:val="000000000000" w:firstRow="0" w:lastRow="0" w:firstColumn="0" w:lastColumn="0" w:oddVBand="0" w:evenVBand="0" w:oddHBand="0" w:evenHBand="0" w:firstRowFirstColumn="0" w:firstRowLastColumn="0" w:lastRowFirstColumn="0" w:lastRowLastColumn="0"/>
               <w:rPr>
@@ -2375,7 +2355,7 @@
         </w:trPr>
         <w:tc>
           <w:tcPr>
-            <w:tcW w:w="2018" w:type="dxa"/>
+            <w:tcW w:w="2017" w:type="dxa"/>
             <w:cnfStyle w:val="001000000000" w:firstRow="0" w:lastRow="0" w:firstColumn="1" w:lastColumn="0" w:oddVBand="0" w:evenVBand="0" w:oddHBand="0" w:evenHBand="0" w:firstRowFirstColumn="0" w:firstRowLastColumn="0" w:lastRowFirstColumn="0" w:lastRowLastColumn="0"/>
             <w:tcBorders>
               <w:top w:val="nil"/>
@@ -2386,7 +2366,8 @@
           <w:p>
             <w:pPr>
               <w:pStyle w:val="Normal"/>
-              <w:widowControl/>
+              <w:widowControl w:val="false"/>
+              <w:suppressAutoHyphens w:val="true"/>
               <w:spacing w:lineRule="auto" w:line="240" w:before="60" w:after="60"/>
               <w:rPr>
                 <w:rFonts w:eastAsia="" w:cs=""/>
@@ -2416,7 +2397,8 @@
           <w:p>
             <w:pPr>
               <w:pStyle w:val="Normal"/>
-              <w:widowControl/>
+              <w:widowControl w:val="false"/>
+              <w:suppressAutoHyphens w:val="true"/>
               <w:spacing w:lineRule="auto" w:line="240" w:before="60" w:after="60"/>
               <w:cnfStyle w:val="000000010000" w:firstRow="0" w:lastRow="0" w:firstColumn="0" w:lastColumn="0" w:oddVBand="0" w:evenVBand="0" w:oddHBand="0" w:evenHBand="1" w:firstRowFirstColumn="0" w:firstRowLastColumn="0" w:lastRowFirstColumn="0" w:lastRowLastColumn="0"/>
               <w:rPr>
@@ -2437,7 +2419,7 @@
         </w:tc>
         <w:tc>
           <w:tcPr>
-            <w:tcW w:w="5432" w:type="dxa"/>
+            <w:tcW w:w="5433" w:type="dxa"/>
             <w:tcBorders>
               <w:top w:val="nil"/>
               <w:bottom w:val="nil"/>
@@ -2447,7 +2429,8 @@
           <w:p>
             <w:pPr>
               <w:pStyle w:val="Normal"/>
-              <w:widowControl/>
+              <w:widowControl w:val="false"/>
+              <w:suppressAutoHyphens w:val="true"/>
               <w:spacing w:lineRule="auto" w:line="240" w:before="60" w:after="60"/>
               <w:cnfStyle w:val="000000010000" w:firstRow="0" w:lastRow="0" w:firstColumn="0" w:lastColumn="0" w:oddVBand="0" w:evenVBand="0" w:oddHBand="0" w:evenHBand="1" w:firstRowFirstColumn="0" w:firstRowLastColumn="0" w:lastRowFirstColumn="0" w:lastRowLastColumn="0"/>
               <w:rPr>
@@ -2471,7 +2454,7 @@
         <w:trPr/>
         <w:tc>
           <w:tcPr>
-            <w:tcW w:w="2018" w:type="dxa"/>
+            <w:tcW w:w="2017" w:type="dxa"/>
             <w:cnfStyle w:val="001000000000" w:firstRow="0" w:lastRow="0" w:firstColumn="1" w:lastColumn="0" w:oddVBand="0" w:evenVBand="0" w:oddHBand="0" w:evenHBand="0" w:firstRowFirstColumn="0" w:firstRowLastColumn="0" w:lastRowFirstColumn="0" w:lastRowLastColumn="0"/>
             <w:tcBorders>
               <w:top w:val="nil"/>
@@ -2481,7 +2464,8 @@
           <w:p>
             <w:pPr>
               <w:pStyle w:val="Normal"/>
-              <w:widowControl/>
+              <w:widowControl w:val="false"/>
+              <w:suppressAutoHyphens w:val="true"/>
               <w:spacing w:lineRule="auto" w:line="240" w:before="60" w:after="60"/>
               <w:rPr>
                 <w:rFonts w:eastAsia="" w:cs=""/>
@@ -2510,7 +2494,8 @@
           <w:p>
             <w:pPr>
               <w:pStyle w:val="Normal"/>
-              <w:widowControl/>
+              <w:widowControl w:val="false"/>
+              <w:suppressAutoHyphens w:val="true"/>
               <w:spacing w:lineRule="auto" w:line="240" w:before="60" w:after="60"/>
               <w:cnfStyle w:val="000000000000" w:firstRow="0" w:lastRow="0" w:firstColumn="0" w:lastColumn="0" w:oddVBand="0" w:evenVBand="0" w:oddHBand="0" w:evenHBand="0" w:firstRowFirstColumn="0" w:firstRowLastColumn="0" w:lastRowFirstColumn="0" w:lastRowLastColumn="0"/>
               <w:rPr>
@@ -2531,16 +2516,17 @@
         </w:tc>
         <w:tc>
           <w:tcPr>
-            <w:tcW w:w="5432" w:type="dxa"/>
-            <w:tcBorders>
-              <w:top w:val="nil"/>
-              <w:bottom w:val="nil"/>
-            </w:tcBorders>
-          </w:tcPr>
-          <w:p>
-            <w:pPr>
-              <w:pStyle w:val="Normal"/>
-              <w:widowControl/>
+            <w:tcW w:w="5433" w:type="dxa"/>
+            <w:tcBorders>
+              <w:top w:val="nil"/>
+              <w:bottom w:val="nil"/>
+            </w:tcBorders>
+          </w:tcPr>
+          <w:p>
+            <w:pPr>
+              <w:pStyle w:val="Normal"/>
+              <w:widowControl w:val="false"/>
+              <w:suppressAutoHyphens w:val="true"/>
               <w:spacing w:lineRule="auto" w:line="240" w:before="60" w:after="60"/>
               <w:cnfStyle w:val="000000000000" w:firstRow="0" w:lastRow="0" w:firstColumn="0" w:lastColumn="0" w:oddVBand="0" w:evenVBand="0" w:oddHBand="0" w:evenHBand="0" w:firstRowFirstColumn="0" w:firstRowLastColumn="0" w:lastRowFirstColumn="0" w:lastRowLastColumn="0"/>
               <w:rPr>
@@ -2566,7 +2552,7 @@
         </w:trPr>
         <w:tc>
           <w:tcPr>
-            <w:tcW w:w="2018" w:type="dxa"/>
+            <w:tcW w:w="2017" w:type="dxa"/>
             <w:cnfStyle w:val="001000000000" w:firstRow="0" w:lastRow="0" w:firstColumn="1" w:lastColumn="0" w:oddVBand="0" w:evenVBand="0" w:oddHBand="0" w:evenHBand="0" w:firstRowFirstColumn="0" w:firstRowLastColumn="0" w:lastRowFirstColumn="0" w:lastRowLastColumn="0"/>
             <w:tcBorders>
               <w:top w:val="nil"/>
@@ -2577,7 +2563,8 @@
           <w:p>
             <w:pPr>
               <w:pStyle w:val="Normal"/>
-              <w:widowControl/>
+              <w:widowControl w:val="false"/>
+              <w:suppressAutoHyphens w:val="true"/>
               <w:spacing w:lineRule="auto" w:line="240" w:before="60" w:after="60"/>
               <w:rPr>
                 <w:rFonts w:eastAsia="" w:cs=""/>
@@ -2607,7 +2594,8 @@
           <w:p>
             <w:pPr>
               <w:pStyle w:val="Normal"/>
-              <w:widowControl/>
+              <w:widowControl w:val="false"/>
+              <w:suppressAutoHyphens w:val="true"/>
               <w:spacing w:lineRule="auto" w:line="240" w:before="60" w:after="60"/>
               <w:cnfStyle w:val="000000010000" w:firstRow="0" w:lastRow="0" w:firstColumn="0" w:lastColumn="0" w:oddVBand="0" w:evenVBand="0" w:oddHBand="0" w:evenHBand="1" w:firstRowFirstColumn="0" w:firstRowLastColumn="0" w:lastRowFirstColumn="0" w:lastRowLastColumn="0"/>
               <w:rPr>
@@ -2628,7 +2616,7 @@
         </w:tc>
         <w:tc>
           <w:tcPr>
-            <w:tcW w:w="5432" w:type="dxa"/>
+            <w:tcW w:w="5433" w:type="dxa"/>
             <w:tcBorders>
               <w:top w:val="nil"/>
               <w:bottom w:val="nil"/>
@@ -2638,7 +2626,8 @@
           <w:p>
             <w:pPr>
               <w:pStyle w:val="Normal"/>
-              <w:widowControl/>
+              <w:widowControl w:val="false"/>
+              <w:suppressAutoHyphens w:val="true"/>
               <w:spacing w:lineRule="auto" w:line="240" w:before="60" w:after="60"/>
               <w:cnfStyle w:val="000000010000" w:firstRow="0" w:lastRow="0" w:firstColumn="0" w:lastColumn="0" w:oddVBand="0" w:evenVBand="0" w:oddHBand="0" w:evenHBand="1" w:firstRowFirstColumn="0" w:firstRowLastColumn="0" w:lastRowFirstColumn="0" w:lastRowLastColumn="0"/>
               <w:rPr>
@@ -2662,7 +2651,7 @@
         <w:trPr/>
         <w:tc>
           <w:tcPr>
-            <w:tcW w:w="2018" w:type="dxa"/>
+            <w:tcW w:w="2017" w:type="dxa"/>
             <w:cnfStyle w:val="001000000000" w:firstRow="0" w:lastRow="0" w:firstColumn="1" w:lastColumn="0" w:oddVBand="0" w:evenVBand="0" w:oddHBand="0" w:evenHBand="0" w:firstRowFirstColumn="0" w:firstRowLastColumn="0" w:lastRowFirstColumn="0" w:lastRowLastColumn="0"/>
             <w:tcBorders>
               <w:top w:val="nil"/>
@@ -2672,7 +2661,8 @@
           <w:p>
             <w:pPr>
               <w:pStyle w:val="Normal"/>
-              <w:widowControl/>
+              <w:widowControl w:val="false"/>
+              <w:suppressAutoHyphens w:val="true"/>
               <w:spacing w:lineRule="auto" w:line="240" w:before="60" w:after="60"/>
               <w:rPr>
                 <w:rFonts w:eastAsia="" w:cs=""/>
@@ -2701,7 +2691,8 @@
           <w:p>
             <w:pPr>
               <w:pStyle w:val="Normal"/>
-              <w:widowControl/>
+              <w:widowControl w:val="false"/>
+              <w:suppressAutoHyphens w:val="true"/>
               <w:spacing w:lineRule="auto" w:line="240" w:before="60" w:after="60"/>
               <w:cnfStyle w:val="000000000000" w:firstRow="0" w:lastRow="0" w:firstColumn="0" w:lastColumn="0" w:oddVBand="0" w:evenVBand="0" w:oddHBand="0" w:evenHBand="0" w:firstRowFirstColumn="0" w:firstRowLastColumn="0" w:lastRowFirstColumn="0" w:lastRowLastColumn="0"/>
               <w:rPr>
@@ -2722,16 +2713,17 @@
         </w:tc>
         <w:tc>
           <w:tcPr>
-            <w:tcW w:w="5432" w:type="dxa"/>
-            <w:tcBorders>
-              <w:top w:val="nil"/>
-              <w:bottom w:val="nil"/>
-            </w:tcBorders>
-          </w:tcPr>
-          <w:p>
-            <w:pPr>
-              <w:pStyle w:val="Normal"/>
-              <w:widowControl/>
+            <w:tcW w:w="5433" w:type="dxa"/>
+            <w:tcBorders>
+              <w:top w:val="nil"/>
+              <w:bottom w:val="nil"/>
+            </w:tcBorders>
+          </w:tcPr>
+          <w:p>
+            <w:pPr>
+              <w:pStyle w:val="Normal"/>
+              <w:widowControl w:val="false"/>
+              <w:suppressAutoHyphens w:val="true"/>
               <w:spacing w:lineRule="auto" w:line="240" w:before="60" w:after="60"/>
               <w:cnfStyle w:val="000000000000" w:firstRow="0" w:lastRow="0" w:firstColumn="0" w:lastColumn="0" w:oddVBand="0" w:evenVBand="0" w:oddHBand="0" w:evenHBand="0" w:firstRowFirstColumn="0" w:firstRowLastColumn="0" w:lastRowFirstColumn="0" w:lastRowLastColumn="0"/>
               <w:rPr>
@@ -2747,6 +2739,129 @@
                 <w:lang w:eastAsia="ja-JP" w:bidi="ar-SA"/>
               </w:rPr>
               <w:t>Legt den öffentlichen Zugangspunkt für PDF-AS Web fest. (optional)</w:t>
+            </w:r>
+          </w:p>
+        </w:tc>
+      </w:tr>
+      <w:tr>
+        <w:trPr/>
+        <w:tc>
+          <w:tcPr>
+            <w:tcW w:w="2017" w:type="dxa"/>
+            <w:cnfStyle w:val="001000000000" w:firstRow="0" w:lastRow="0" w:firstColumn="1" w:lastColumn="0" w:oddVBand="0" w:evenVBand="0" w:oddHBand="0" w:evenHBand="0" w:firstRowFirstColumn="0" w:firstRowLastColumn="0" w:lastRowFirstColumn="0" w:lastRowLastColumn="0"/>
+            <w:tcBorders>
+              <w:top w:val="nil"/>
+              <w:bottom w:val="nil"/>
+            </w:tcBorders>
+          </w:tcPr>
+          <w:p>
+            <w:pPr>
+              <w:pStyle w:val="Normal"/>
+              <w:widowControl w:val="false"/>
+              <w:suppressAutoHyphens w:val="true"/>
+              <w:spacing w:lineRule="auto" w:line="240" w:before="60" w:after="60"/>
+              <w:rPr>
+                <w:rFonts w:ascii="Century Gothic" w:hAnsi="Century Gothic" w:eastAsia="" w:cs="" w:asciiTheme="majorHAnsi" w:hAnsiTheme="majorHAnsi"/>
+                <w:color w:val="000000" w:themeColor="text1"/>
+                <w:kern w:val="0"/>
+                <w:sz w:val="22"/>
+                <w:szCs w:val="22"/>
+                <w:lang w:val="de-DE" w:eastAsia="ja-JP" w:bidi="ar-SA"/>
+              </w:rPr>
+            </w:pPr>
+            <w:r>
+              <w:rPr>
+                <w:rFonts w:eastAsia="" w:cs=""/>
+                <w:color w:val="000000" w:themeColor="text1"/>
+                <w:kern w:val="0"/>
+                <w:sz w:val="22"/>
+                <w:szCs w:val="22"/>
+                <w:shd w:fill="E8F2FE" w:val="clear"/>
+                <w:lang w:val="de-DE" w:eastAsia="ja-JP" w:bidi="ar-SA"/>
+              </w:rPr>
+              <w:t>public.data.url</w:t>
+            </w:r>
+          </w:p>
+        </w:tc>
+        <w:tc>
+          <w:tcPr>
+            <w:tcW w:w="2909" w:type="dxa"/>
+            <w:tcBorders>
+              <w:top w:val="nil"/>
+              <w:bottom w:val="nil"/>
+            </w:tcBorders>
+          </w:tcPr>
+          <w:p>
+            <w:pPr>
+              <w:pStyle w:val="Normal"/>
+              <w:widowControl w:val="false"/>
+              <w:suppressAutoHyphens w:val="true"/>
+              <w:spacing w:lineRule="auto" w:line="240" w:before="60" w:after="60"/>
+              <w:cnfStyle w:val="000000000000" w:firstRow="0" w:lastRow="0" w:firstColumn="0" w:lastColumn="0" w:oddVBand="0" w:evenVBand="0" w:oddHBand="0" w:evenHBand="0" w:firstRowFirstColumn="0" w:firstRowLastColumn="0" w:lastRowFirstColumn="0" w:lastRowLastColumn="0"/>
+              <w:rPr>
+                <w:i/>
+                <w:i/>
+              </w:rPr>
+            </w:pPr>
+            <w:r>
+              <w:rPr>
+                <w:rFonts w:eastAsia="" w:cs=""/>
+                <w:i/>
+                <w:kern w:val="0"/>
+                <w:lang w:eastAsia="ja-JP" w:bidi="ar-SA"/>
+              </w:rPr>
+              <w:t>URL</w:t>
+            </w:r>
+          </w:p>
+        </w:tc>
+        <w:tc>
+          <w:tcPr>
+            <w:tcW w:w="5433" w:type="dxa"/>
+            <w:tcBorders>
+              <w:top w:val="nil"/>
+              <w:bottom w:val="nil"/>
+            </w:tcBorders>
+          </w:tcPr>
+          <w:p>
+            <w:pPr>
+              <w:pStyle w:val="Normal"/>
+              <w:widowControl w:val="false"/>
+              <w:suppressAutoHyphens w:val="true"/>
+              <w:spacing w:lineRule="auto" w:line="240" w:before="60" w:after="60"/>
+              <w:cnfStyle w:val="000000000000" w:firstRow="0" w:lastRow="0" w:firstColumn="0" w:lastColumn="0" w:oddVBand="0" w:evenVBand="0" w:oddHBand="0" w:evenHBand="0" w:firstRowFirstColumn="0" w:firstRowLastColumn="0" w:lastRowFirstColumn="0" w:lastRowLastColumn="0"/>
+              <w:rPr>
+                <w:rFonts w:eastAsia="" w:cs=""/>
+                <w:kern w:val="0"/>
+                <w:lang w:eastAsia="ja-JP" w:bidi="ar-SA"/>
+              </w:rPr>
+            </w:pPr>
+            <w:r>
+              <w:rPr>
+                <w:rFonts w:eastAsia="" w:cs=""/>
+                <w:kern w:val="0"/>
+                <w:lang w:eastAsia="ja-JP" w:bidi="ar-SA"/>
+              </w:rPr>
+              <w:t xml:space="preserve">Legt einen spezifischen Zugangspunkt für die DataURL für die Kommunikation via Security-Layer fest. (option) </w:t>
+              <w:br/>
+              <w:t>Dieser Zugangspunkt wird ausschließlich für die DataURL verwendet und überschreibt die globale Konfiguration des öffentlichen Zugangspunkts (</w:t>
+            </w:r>
+            <w:r>
+              <w:rPr>
+                <w:rFonts w:eastAsia="" w:cs=""/>
+                <w:i/>
+                <w:iCs/>
+                <w:kern w:val="0"/>
+                <w:lang w:eastAsia="ja-JP" w:bidi="ar-SA"/>
+              </w:rPr>
+              <w:t>public.url</w:t>
+            </w:r>
+            <w:r>
+              <w:rPr>
+                <w:rFonts w:eastAsia="" w:cs=""/>
+                <w:kern w:val="0"/>
+                <w:lang w:eastAsia="ja-JP" w:bidi="ar-SA"/>
+              </w:rPr>
+              <w:t>)</w:t>
             </w:r>
           </w:p>
         </w:tc>
@@ -2757,7 +2872,7 @@
         </w:trPr>
         <w:tc>
           <w:tcPr>
-            <w:tcW w:w="2018" w:type="dxa"/>
+            <w:tcW w:w="2017" w:type="dxa"/>
             <w:cnfStyle w:val="001000000000" w:firstRow="0" w:lastRow="0" w:firstColumn="1" w:lastColumn="0" w:oddVBand="0" w:evenVBand="0" w:oddHBand="0" w:evenHBand="0" w:firstRowFirstColumn="0" w:firstRowLastColumn="0" w:lastRowFirstColumn="0" w:lastRowLastColumn="0"/>
             <w:tcBorders>
               <w:top w:val="nil"/>
@@ -2768,7 +2883,8 @@
           <w:p>
             <w:pPr>
               <w:pStyle w:val="Normal"/>
-              <w:widowControl/>
+              <w:widowControl w:val="false"/>
+              <w:suppressAutoHyphens w:val="true"/>
               <w:spacing w:lineRule="auto" w:line="240" w:before="60" w:after="60"/>
               <w:rPr>
                 <w:rFonts w:eastAsia="" w:cs=""/>
@@ -2798,7 +2914,8 @@
           <w:p>
             <w:pPr>
               <w:pStyle w:val="Normal"/>
-              <w:widowControl/>
+              <w:widowControl w:val="false"/>
+              <w:suppressAutoHyphens w:val="true"/>
               <w:spacing w:lineRule="auto" w:line="240" w:before="60" w:after="60"/>
               <w:cnfStyle w:val="000000010000" w:firstRow="0" w:lastRow="0" w:firstColumn="0" w:lastColumn="0" w:oddVBand="0" w:evenVBand="0" w:oddHBand="0" w:evenHBand="1" w:firstRowFirstColumn="0" w:firstRowLastColumn="0" w:lastRowFirstColumn="0" w:lastRowLastColumn="0"/>
               <w:rPr>
@@ -2819,7 +2936,7 @@
         </w:tc>
         <w:tc>
           <w:tcPr>
-            <w:tcW w:w="5432" w:type="dxa"/>
+            <w:tcW w:w="5433" w:type="dxa"/>
             <w:tcBorders>
               <w:top w:val="nil"/>
               <w:bottom w:val="nil"/>
@@ -2829,7 +2946,8 @@
           <w:p>
             <w:pPr>
               <w:pStyle w:val="Normal"/>
-              <w:widowControl/>
+              <w:widowControl w:val="false"/>
+              <w:suppressAutoHyphens w:val="true"/>
               <w:spacing w:lineRule="auto" w:line="240" w:before="60" w:after="60"/>
               <w:cnfStyle w:val="000000010000" w:firstRow="0" w:lastRow="0" w:firstColumn="0" w:lastColumn="0" w:oddVBand="0" w:evenVBand="0" w:oddHBand="0" w:evenHBand="1" w:firstRowFirstColumn="0" w:firstRowLastColumn="0" w:lastRowFirstColumn="0" w:lastRowLastColumn="0"/>
               <w:rPr>
@@ -2853,7 +2971,7 @@
         <w:trPr/>
         <w:tc>
           <w:tcPr>
-            <w:tcW w:w="2018" w:type="dxa"/>
+            <w:tcW w:w="2017" w:type="dxa"/>
             <w:cnfStyle w:val="001000000000" w:firstRow="0" w:lastRow="0" w:firstColumn="1" w:lastColumn="0" w:oddVBand="0" w:evenVBand="0" w:oddHBand="0" w:evenHBand="0" w:firstRowFirstColumn="0" w:firstRowLastColumn="0" w:lastRowFirstColumn="0" w:lastRowLastColumn="0"/>
             <w:tcBorders>
               <w:top w:val="nil"/>
@@ -2863,7 +2981,8 @@
           <w:p>
             <w:pPr>
               <w:pStyle w:val="Normal"/>
-              <w:widowControl/>
+              <w:widowControl w:val="false"/>
+              <w:suppressAutoHyphens w:val="true"/>
               <w:spacing w:lineRule="auto" w:line="240" w:before="60" w:after="60"/>
               <w:rPr>
                 <w:rFonts w:eastAsia="" w:cs=""/>
@@ -2892,7 +3011,8 @@
           <w:p>
             <w:pPr>
               <w:pStyle w:val="Normal"/>
-              <w:widowControl/>
+              <w:widowControl w:val="false"/>
+              <w:suppressAutoHyphens w:val="true"/>
               <w:spacing w:lineRule="auto" w:line="240" w:before="60" w:after="60"/>
               <w:cnfStyle w:val="000000000000" w:firstRow="0" w:lastRow="0" w:firstColumn="0" w:lastColumn="0" w:oddVBand="0" w:evenVBand="0" w:oddHBand="0" w:evenHBand="0" w:firstRowFirstColumn="0" w:firstRowLastColumn="0" w:lastRowFirstColumn="0" w:lastRowLastColumn="0"/>
               <w:rPr>
@@ -2913,16 +3033,17 @@
         </w:tc>
         <w:tc>
           <w:tcPr>
-            <w:tcW w:w="5432" w:type="dxa"/>
-            <w:tcBorders>
-              <w:top w:val="nil"/>
-              <w:bottom w:val="nil"/>
-            </w:tcBorders>
-          </w:tcPr>
-          <w:p>
-            <w:pPr>
-              <w:pStyle w:val="Normal"/>
-              <w:widowControl/>
+            <w:tcW w:w="5433" w:type="dxa"/>
+            <w:tcBorders>
+              <w:top w:val="nil"/>
+              <w:bottom w:val="nil"/>
+            </w:tcBorders>
+          </w:tcPr>
+          <w:p>
+            <w:pPr>
+              <w:pStyle w:val="Normal"/>
+              <w:widowControl w:val="false"/>
+              <w:suppressAutoHyphens w:val="true"/>
               <w:spacing w:lineRule="auto" w:line="240" w:before="60" w:after="60"/>
               <w:cnfStyle w:val="000000000000" w:firstRow="0" w:lastRow="0" w:firstColumn="0" w:lastColumn="0" w:oddVBand="0" w:evenVBand="0" w:oddHBand="0" w:evenHBand="0" w:firstRowFirstColumn="0" w:firstRowLastColumn="0" w:lastRowFirstColumn="0" w:lastRowLastColumn="0"/>
               <w:rPr>
@@ -2948,7 +3069,7 @@
         </w:trPr>
         <w:tc>
           <w:tcPr>
-            <w:tcW w:w="2018" w:type="dxa"/>
+            <w:tcW w:w="2017" w:type="dxa"/>
             <w:cnfStyle w:val="001000000000" w:firstRow="0" w:lastRow="0" w:firstColumn="1" w:lastColumn="0" w:oddVBand="0" w:evenVBand="0" w:oddHBand="0" w:evenHBand="0" w:firstRowFirstColumn="0" w:firstRowLastColumn="0" w:lastRowFirstColumn="0" w:lastRowLastColumn="0"/>
             <w:tcBorders>
               <w:top w:val="nil"/>
@@ -2959,7 +3080,8 @@
           <w:p>
             <w:pPr>
               <w:pStyle w:val="Normal"/>
-              <w:widowControl/>
+              <w:widowControl w:val="false"/>
+              <w:suppressAutoHyphens w:val="true"/>
               <w:spacing w:lineRule="auto" w:line="240" w:before="60" w:after="60"/>
               <w:rPr>
                 <w:rFonts w:eastAsia="" w:cs=""/>
@@ -2989,7 +3111,8 @@
           <w:p>
             <w:pPr>
               <w:pStyle w:val="Normal"/>
-              <w:widowControl/>
+              <w:widowControl w:val="false"/>
+              <w:suppressAutoHyphens w:val="true"/>
               <w:spacing w:lineRule="auto" w:line="240" w:before="60" w:after="60"/>
               <w:cnfStyle w:val="000000010000" w:firstRow="0" w:lastRow="0" w:firstColumn="0" w:lastColumn="0" w:oddVBand="0" w:evenVBand="0" w:oddHBand="0" w:evenHBand="1" w:firstRowFirstColumn="0" w:firstRowLastColumn="0" w:lastRowFirstColumn="0" w:lastRowLastColumn="0"/>
               <w:rPr>
@@ -3010,7 +3133,7 @@
         </w:tc>
         <w:tc>
           <w:tcPr>
-            <w:tcW w:w="5432" w:type="dxa"/>
+            <w:tcW w:w="5433" w:type="dxa"/>
             <w:tcBorders>
               <w:top w:val="nil"/>
               <w:bottom w:val="nil"/>
@@ -3020,7 +3143,8 @@
           <w:p>
             <w:pPr>
               <w:pStyle w:val="Normal"/>
-              <w:widowControl/>
+              <w:widowControl w:val="false"/>
+              <w:suppressAutoHyphens w:val="true"/>
               <w:spacing w:lineRule="auto" w:line="240" w:before="60" w:after="60"/>
               <w:cnfStyle w:val="000000010000" w:firstRow="0" w:lastRow="0" w:firstColumn="0" w:lastColumn="0" w:oddVBand="0" w:evenVBand="0" w:oddHBand="0" w:evenHBand="1" w:firstRowFirstColumn="0" w:firstRowLastColumn="0" w:lastRowFirstColumn="0" w:lastRowLastColumn="0"/>
               <w:rPr>
@@ -3044,7 +3168,7 @@
         <w:trPr/>
         <w:tc>
           <w:tcPr>
-            <w:tcW w:w="2018" w:type="dxa"/>
+            <w:tcW w:w="2017" w:type="dxa"/>
             <w:cnfStyle w:val="001000000000" w:firstRow="0" w:lastRow="0" w:firstColumn="1" w:lastColumn="0" w:oddVBand="0" w:evenVBand="0" w:oddHBand="0" w:evenHBand="0" w:firstRowFirstColumn="0" w:firstRowLastColumn="0" w:lastRowFirstColumn="0" w:lastRowLastColumn="0"/>
             <w:tcBorders>
               <w:top w:val="nil"/>
@@ -3054,7 +3178,8 @@
           <w:p>
             <w:pPr>
               <w:pStyle w:val="Normal"/>
-              <w:widowControl/>
+              <w:widowControl w:val="false"/>
+              <w:suppressAutoHyphens w:val="true"/>
               <w:spacing w:lineRule="auto" w:line="240" w:before="60" w:after="60"/>
               <w:rPr>
                 <w:rFonts w:eastAsia="" w:cs=""/>
@@ -3083,7 +3208,8 @@
           <w:p>
             <w:pPr>
               <w:pStyle w:val="Normal"/>
-              <w:widowControl/>
+              <w:widowControl w:val="false"/>
+              <w:suppressAutoHyphens w:val="true"/>
               <w:spacing w:lineRule="auto" w:line="240" w:before="60" w:after="60"/>
               <w:cnfStyle w:val="000000000000" w:firstRow="0" w:lastRow="0" w:firstColumn="0" w:lastColumn="0" w:oddVBand="0" w:evenVBand="0" w:oddHBand="0" w:evenHBand="0" w:firstRowFirstColumn="0" w:firstRowLastColumn="0" w:lastRowFirstColumn="0" w:lastRowLastColumn="0"/>
               <w:rPr>
@@ -3104,16 +3230,17 @@
         </w:tc>
         <w:tc>
           <w:tcPr>
-            <w:tcW w:w="5432" w:type="dxa"/>
-            <w:tcBorders>
-              <w:top w:val="nil"/>
-              <w:bottom w:val="nil"/>
-            </w:tcBorders>
-          </w:tcPr>
-          <w:p>
-            <w:pPr>
-              <w:pStyle w:val="Normal"/>
-              <w:widowControl/>
+            <w:tcW w:w="5433" w:type="dxa"/>
+            <w:tcBorders>
+              <w:top w:val="nil"/>
+              <w:bottom w:val="nil"/>
+            </w:tcBorders>
+          </w:tcPr>
+          <w:p>
+            <w:pPr>
+              <w:pStyle w:val="Normal"/>
+              <w:widowControl w:val="false"/>
+              <w:suppressAutoHyphens w:val="true"/>
               <w:spacing w:lineRule="auto" w:line="240" w:before="60" w:after="60"/>
               <w:cnfStyle w:val="000000000000" w:firstRow="0" w:lastRow="0" w:firstColumn="0" w:lastColumn="0" w:oddVBand="0" w:evenVBand="0" w:oddHBand="0" w:evenHBand="0" w:firstRowFirstColumn="0" w:firstRowLastColumn="0" w:lastRowFirstColumn="0" w:lastRowLastColumn="0"/>
               <w:rPr>
@@ -3139,7 +3266,7 @@
         </w:trPr>
         <w:tc>
           <w:tcPr>
-            <w:tcW w:w="2018" w:type="dxa"/>
+            <w:tcW w:w="2017" w:type="dxa"/>
             <w:cnfStyle w:val="001000000000" w:firstRow="0" w:lastRow="0" w:firstColumn="1" w:lastColumn="0" w:oddVBand="0" w:evenVBand="0" w:oddHBand="0" w:evenHBand="0" w:firstRowFirstColumn="0" w:firstRowLastColumn="0" w:lastRowFirstColumn="0" w:lastRowLastColumn="0"/>
             <w:tcBorders>
               <w:top w:val="nil"/>
@@ -3150,7 +3277,8 @@
           <w:p>
             <w:pPr>
               <w:pStyle w:val="Normal"/>
-              <w:widowControl/>
+              <w:widowControl w:val="false"/>
+              <w:suppressAutoHyphens w:val="true"/>
               <w:spacing w:lineRule="auto" w:line="240" w:before="60" w:after="60"/>
               <w:rPr>
                 <w:rFonts w:eastAsia="" w:cs=""/>
@@ -3180,7 +3308,8 @@
           <w:p>
             <w:pPr>
               <w:pStyle w:val="Normal"/>
-              <w:widowControl/>
+              <w:widowControl w:val="false"/>
+              <w:suppressAutoHyphens w:val="true"/>
               <w:spacing w:lineRule="auto" w:line="240" w:before="60" w:after="60"/>
               <w:cnfStyle w:val="000000010000" w:firstRow="0" w:lastRow="0" w:firstColumn="0" w:lastColumn="0" w:oddVBand="0" w:evenVBand="0" w:oddHBand="0" w:evenHBand="1" w:firstRowFirstColumn="0" w:firstRowLastColumn="0" w:lastRowFirstColumn="0" w:lastRowLastColumn="0"/>
               <w:rPr>
@@ -3201,7 +3330,7 @@
         </w:tc>
         <w:tc>
           <w:tcPr>
-            <w:tcW w:w="5432" w:type="dxa"/>
+            <w:tcW w:w="5433" w:type="dxa"/>
             <w:tcBorders>
               <w:top w:val="nil"/>
               <w:bottom w:val="nil"/>
@@ -3211,7 +3340,8 @@
           <w:p>
             <w:pPr>
               <w:pStyle w:val="Normal"/>
-              <w:widowControl/>
+              <w:widowControl w:val="false"/>
+              <w:suppressAutoHyphens w:val="true"/>
               <w:spacing w:lineRule="auto" w:line="240" w:before="60" w:after="60"/>
               <w:cnfStyle w:val="000000010000" w:firstRow="0" w:lastRow="0" w:firstColumn="0" w:lastColumn="0" w:oddVBand="0" w:evenVBand="0" w:oddHBand="0" w:evenHBand="1" w:firstRowFirstColumn="0" w:firstRowLastColumn="0" w:lastRowFirstColumn="0" w:lastRowLastColumn="0"/>
               <w:rPr>
@@ -3235,7 +3365,7 @@
         <w:trPr/>
         <w:tc>
           <w:tcPr>
-            <w:tcW w:w="2018" w:type="dxa"/>
+            <w:tcW w:w="2017" w:type="dxa"/>
             <w:cnfStyle w:val="001000000000" w:firstRow="0" w:lastRow="0" w:firstColumn="1" w:lastColumn="0" w:oddVBand="0" w:evenVBand="0" w:oddHBand="0" w:evenHBand="0" w:firstRowFirstColumn="0" w:firstRowLastColumn="0" w:lastRowFirstColumn="0" w:lastRowLastColumn="0"/>
             <w:tcBorders>
               <w:top w:val="nil"/>
@@ -3245,7 +3375,8 @@
           <w:p>
             <w:pPr>
               <w:pStyle w:val="Normal"/>
-              <w:widowControl/>
+              <w:widowControl w:val="false"/>
+              <w:suppressAutoHyphens w:val="true"/>
               <w:spacing w:lineRule="auto" w:line="240" w:before="60" w:after="60"/>
               <w:rPr>
                 <w:rFonts w:eastAsia="" w:cs=""/>
@@ -3274,7 +3405,8 @@
           <w:p>
             <w:pPr>
               <w:pStyle w:val="Normal"/>
-              <w:widowControl/>
+              <w:widowControl w:val="false"/>
+              <w:suppressAutoHyphens w:val="true"/>
               <w:spacing w:lineRule="auto" w:line="240" w:before="60" w:after="60"/>
               <w:cnfStyle w:val="000000000000" w:firstRow="0" w:lastRow="0" w:firstColumn="0" w:lastColumn="0" w:oddVBand="0" w:evenVBand="0" w:oddHBand="0" w:evenHBand="0" w:firstRowFirstColumn="0" w:firstRowLastColumn="0" w:lastRowFirstColumn="0" w:lastRowLastColumn="0"/>
               <w:rPr>
@@ -3284,26 +3416,24 @@
             </w:pPr>
             <w:r>
               <w:rPr>
-                <w:rFonts w:eastAsia="" w:cs=""/>
-                <w:i/>
-                <w:kern w:val="0"/>
-                <w:lang w:eastAsia="ja-JP" w:bidi="ar-SA"/>
-              </w:rPr>
-            </w:r>
-          </w:p>
-        </w:tc>
-        <w:tc>
-          <w:tcPr>
-            <w:tcW w:w="5432" w:type="dxa"/>
-            <w:tcBorders>
-              <w:top w:val="nil"/>
-              <w:bottom w:val="nil"/>
-            </w:tcBorders>
-          </w:tcPr>
-          <w:p>
-            <w:pPr>
-              <w:pStyle w:val="Normal"/>
-              <w:widowControl/>
+                <w:i/>
+              </w:rPr>
+            </w:r>
+          </w:p>
+        </w:tc>
+        <w:tc>
+          <w:tcPr>
+            <w:tcW w:w="5433" w:type="dxa"/>
+            <w:tcBorders>
+              <w:top w:val="nil"/>
+              <w:bottom w:val="nil"/>
+            </w:tcBorders>
+          </w:tcPr>
+          <w:p>
+            <w:pPr>
+              <w:pStyle w:val="Normal"/>
+              <w:widowControl w:val="false"/>
+              <w:suppressAutoHyphens w:val="true"/>
               <w:spacing w:lineRule="auto" w:line="240" w:before="60" w:after="60"/>
               <w:cnfStyle w:val="000000000000" w:firstRow="0" w:lastRow="0" w:firstColumn="0" w:lastColumn="0" w:oddVBand="0" w:evenVBand="0" w:oddHBand="0" w:evenHBand="0" w:firstRowFirstColumn="0" w:firstRowLastColumn="0" w:lastRowFirstColumn="0" w:lastRowLastColumn="0"/>
               <w:rPr>
@@ -3329,7 +3459,7 @@
         </w:trPr>
         <w:tc>
           <w:tcPr>
-            <w:tcW w:w="2018" w:type="dxa"/>
+            <w:tcW w:w="2017" w:type="dxa"/>
             <w:cnfStyle w:val="001000000000" w:firstRow="0" w:lastRow="0" w:firstColumn="1" w:lastColumn="0" w:oddVBand="0" w:evenVBand="0" w:oddHBand="0" w:evenHBand="0" w:firstRowFirstColumn="0" w:firstRowLastColumn="0" w:lastRowFirstColumn="0" w:lastRowLastColumn="0"/>
             <w:tcBorders>
               <w:top w:val="nil"/>
@@ -3340,7 +3470,8 @@
           <w:p>
             <w:pPr>
               <w:pStyle w:val="Normal"/>
-              <w:widowControl/>
+              <w:widowControl w:val="false"/>
+              <w:suppressAutoHyphens w:val="true"/>
               <w:spacing w:lineRule="auto" w:line="240" w:before="60" w:after="60"/>
               <w:rPr>
                 <w:rFonts w:eastAsia="" w:cs=""/>
@@ -3370,7 +3501,8 @@
           <w:p>
             <w:pPr>
               <w:pStyle w:val="Normal"/>
-              <w:widowControl/>
+              <w:widowControl w:val="false"/>
+              <w:suppressAutoHyphens w:val="true"/>
               <w:spacing w:lineRule="auto" w:line="240" w:before="60" w:after="60"/>
               <w:cnfStyle w:val="000000010000" w:firstRow="0" w:lastRow="0" w:firstColumn="0" w:lastColumn="0" w:oddVBand="0" w:evenVBand="0" w:oddHBand="0" w:evenHBand="1" w:firstRowFirstColumn="0" w:firstRowLastColumn="0" w:lastRowFirstColumn="0" w:lastRowLastColumn="0"/>
               <w:rPr>
@@ -3391,7 +3523,7 @@
         </w:tc>
         <w:tc>
           <w:tcPr>
-            <w:tcW w:w="5432" w:type="dxa"/>
+            <w:tcW w:w="5433" w:type="dxa"/>
             <w:tcBorders>
               <w:top w:val="nil"/>
               <w:bottom w:val="nil"/>
@@ -3401,7 +3533,8 @@
           <w:p>
             <w:pPr>
               <w:pStyle w:val="Normal"/>
-              <w:widowControl/>
+              <w:widowControl w:val="false"/>
+              <w:suppressAutoHyphens w:val="true"/>
               <w:spacing w:lineRule="auto" w:line="240" w:before="60" w:after="60"/>
               <w:cnfStyle w:val="000000010000" w:firstRow="0" w:lastRow="0" w:firstColumn="0" w:lastColumn="0" w:oddVBand="0" w:evenVBand="0" w:oddHBand="0" w:evenHBand="1" w:firstRowFirstColumn="0" w:firstRowLastColumn="0" w:lastRowFirstColumn="0" w:lastRowLastColumn="0"/>
               <w:rPr>
@@ -3425,7 +3558,7 @@
         <w:trPr/>
         <w:tc>
           <w:tcPr>
-            <w:tcW w:w="2018" w:type="dxa"/>
+            <w:tcW w:w="2017" w:type="dxa"/>
             <w:cnfStyle w:val="001000000000" w:firstRow="0" w:lastRow="0" w:firstColumn="1" w:lastColumn="0" w:oddVBand="0" w:evenVBand="0" w:oddHBand="0" w:evenHBand="0" w:firstRowFirstColumn="0" w:firstRowLastColumn="0" w:lastRowFirstColumn="0" w:lastRowLastColumn="0"/>
             <w:tcBorders>
               <w:top w:val="nil"/>
@@ -3435,7 +3568,8 @@
           <w:p>
             <w:pPr>
               <w:pStyle w:val="Normal"/>
-              <w:widowControl/>
+              <w:widowControl w:val="false"/>
+              <w:suppressAutoHyphens w:val="true"/>
               <w:spacing w:lineRule="auto" w:line="240" w:before="60" w:after="60"/>
               <w:rPr>
                 <w:rFonts w:eastAsia="" w:cs=""/>
@@ -3464,7 +3598,8 @@
           <w:p>
             <w:pPr>
               <w:pStyle w:val="Normal"/>
-              <w:widowControl/>
+              <w:widowControl w:val="false"/>
+              <w:suppressAutoHyphens w:val="true"/>
               <w:spacing w:lineRule="auto" w:line="240" w:before="60" w:after="60"/>
               <w:cnfStyle w:val="000000000000" w:firstRow="0" w:lastRow="0" w:firstColumn="0" w:lastColumn="0" w:oddVBand="0" w:evenVBand="0" w:oddHBand="0" w:evenHBand="0" w:firstRowFirstColumn="0" w:firstRowLastColumn="0" w:lastRowFirstColumn="0" w:lastRowLastColumn="0"/>
               <w:rPr>
@@ -3474,26 +3609,24 @@
             </w:pPr>
             <w:r>
               <w:rPr>
-                <w:rFonts w:eastAsia="" w:cs=""/>
-                <w:i/>
-                <w:kern w:val="0"/>
-                <w:lang w:eastAsia="ja-JP" w:bidi="ar-SA"/>
-              </w:rPr>
-            </w:r>
-          </w:p>
-        </w:tc>
-        <w:tc>
-          <w:tcPr>
-            <w:tcW w:w="5432" w:type="dxa"/>
-            <w:tcBorders>
-              <w:top w:val="nil"/>
-              <w:bottom w:val="nil"/>
-            </w:tcBorders>
-          </w:tcPr>
-          <w:p>
-            <w:pPr>
-              <w:pStyle w:val="Normal"/>
-              <w:widowControl/>
+                <w:i/>
+              </w:rPr>
+            </w:r>
+          </w:p>
+        </w:tc>
+        <w:tc>
+          <w:tcPr>
+            <w:tcW w:w="5433" w:type="dxa"/>
+            <w:tcBorders>
+              <w:top w:val="nil"/>
+              <w:bottom w:val="nil"/>
+            </w:tcBorders>
+          </w:tcPr>
+          <w:p>
+            <w:pPr>
+              <w:pStyle w:val="Normal"/>
+              <w:widowControl w:val="false"/>
+              <w:suppressAutoHyphens w:val="true"/>
               <w:spacing w:lineRule="auto" w:line="240" w:before="60" w:after="60"/>
               <w:cnfStyle w:val="000000000000" w:firstRow="0" w:lastRow="0" w:firstColumn="0" w:lastColumn="0" w:oddVBand="0" w:evenVBand="0" w:oddHBand="0" w:evenHBand="0" w:firstRowFirstColumn="0" w:firstRowLastColumn="0" w:lastRowFirstColumn="0" w:lastRowLastColumn="0"/>
               <w:rPr>
@@ -3519,7 +3652,7 @@
         </w:trPr>
         <w:tc>
           <w:tcPr>
-            <w:tcW w:w="2018" w:type="dxa"/>
+            <w:tcW w:w="2017" w:type="dxa"/>
             <w:cnfStyle w:val="001000000000" w:firstRow="0" w:lastRow="0" w:firstColumn="1" w:lastColumn="0" w:oddVBand="0" w:evenVBand="0" w:oddHBand="0" w:evenHBand="0" w:firstRowFirstColumn="0" w:firstRowLastColumn="0" w:lastRowFirstColumn="0" w:lastRowLastColumn="0"/>
             <w:tcBorders>
               <w:top w:val="nil"/>
@@ -3530,7 +3663,8 @@
           <w:p>
             <w:pPr>
               <w:pStyle w:val="Normal"/>
-              <w:widowControl/>
+              <w:widowControl w:val="false"/>
+              <w:suppressAutoHyphens w:val="true"/>
               <w:spacing w:lineRule="auto" w:line="240" w:before="60" w:after="60"/>
               <w:rPr>
                 <w:rFonts w:eastAsia="" w:cs=""/>
@@ -3560,7 +3694,8 @@
           <w:p>
             <w:pPr>
               <w:pStyle w:val="Normal"/>
-              <w:widowControl/>
+              <w:widowControl w:val="false"/>
+              <w:suppressAutoHyphens w:val="true"/>
               <w:spacing w:lineRule="auto" w:line="240" w:before="60" w:after="60"/>
               <w:cnfStyle w:val="000000010000" w:firstRow="0" w:lastRow="0" w:firstColumn="0" w:lastColumn="0" w:oddVBand="0" w:evenVBand="0" w:oddHBand="0" w:evenHBand="1" w:firstRowFirstColumn="0" w:firstRowLastColumn="0" w:lastRowFirstColumn="0" w:lastRowLastColumn="0"/>
               <w:rPr>
@@ -3570,17 +3705,14 @@
             </w:pPr>
             <w:r>
               <w:rPr>
-                <w:rFonts w:eastAsia="" w:cs=""/>
-                <w:i/>
-                <w:kern w:val="0"/>
-                <w:lang w:eastAsia="ja-JP" w:bidi="ar-SA"/>
-              </w:rPr>
-            </w:r>
-          </w:p>
-        </w:tc>
-        <w:tc>
-          <w:tcPr>
-            <w:tcW w:w="5432" w:type="dxa"/>
+                <w:i/>
+              </w:rPr>
+            </w:r>
+          </w:p>
+        </w:tc>
+        <w:tc>
+          <w:tcPr>
+            <w:tcW w:w="5433" w:type="dxa"/>
             <w:tcBorders>
               <w:top w:val="nil"/>
               <w:bottom w:val="nil"/>
@@ -3590,7 +3722,8 @@
           <w:p>
             <w:pPr>
               <w:pStyle w:val="Normal"/>
-              <w:widowControl/>
+              <w:widowControl w:val="false"/>
+              <w:suppressAutoHyphens w:val="true"/>
               <w:spacing w:lineRule="auto" w:line="240" w:before="60" w:after="60"/>
               <w:cnfStyle w:val="000000010000" w:firstRow="0" w:lastRow="0" w:firstColumn="0" w:lastColumn="0" w:oddVBand="0" w:evenVBand="0" w:oddHBand="0" w:evenHBand="1" w:firstRowFirstColumn="0" w:firstRowLastColumn="0" w:lastRowFirstColumn="0" w:lastRowLastColumn="0"/>
               <w:rPr>
@@ -3614,7 +3747,7 @@
         <w:trPr/>
         <w:tc>
           <w:tcPr>
-            <w:tcW w:w="2018" w:type="dxa"/>
+            <w:tcW w:w="2017" w:type="dxa"/>
             <w:cnfStyle w:val="001000000000" w:firstRow="0" w:lastRow="0" w:firstColumn="1" w:lastColumn="0" w:oddVBand="0" w:evenVBand="0" w:oddHBand="0" w:evenHBand="0" w:firstRowFirstColumn="0" w:firstRowLastColumn="0" w:lastRowFirstColumn="0" w:lastRowLastColumn="0"/>
             <w:tcBorders>
               <w:top w:val="nil"/>
@@ -3624,7 +3757,8 @@
           <w:p>
             <w:pPr>
               <w:pStyle w:val="Normal"/>
-              <w:widowControl/>
+              <w:widowControl w:val="false"/>
+              <w:suppressAutoHyphens w:val="true"/>
               <w:spacing w:lineRule="auto" w:line="240" w:before="60" w:after="60"/>
               <w:rPr>
                 <w:rFonts w:eastAsia="" w:cs=""/>
@@ -3653,7 +3787,8 @@
           <w:p>
             <w:pPr>
               <w:pStyle w:val="Normal"/>
-              <w:widowControl/>
+              <w:widowControl w:val="false"/>
+              <w:suppressAutoHyphens w:val="true"/>
               <w:spacing w:lineRule="auto" w:line="240" w:before="60" w:after="60"/>
               <w:cnfStyle w:val="000000000000" w:firstRow="0" w:lastRow="0" w:firstColumn="0" w:lastColumn="0" w:oddVBand="0" w:evenVBand="0" w:oddHBand="0" w:evenHBand="0" w:firstRowFirstColumn="0" w:firstRowLastColumn="0" w:lastRowFirstColumn="0" w:lastRowLastColumn="0"/>
               <w:rPr>
@@ -3674,16 +3809,17 @@
         </w:tc>
         <w:tc>
           <w:tcPr>
-            <w:tcW w:w="5432" w:type="dxa"/>
-            <w:tcBorders>
-              <w:top w:val="nil"/>
-              <w:bottom w:val="nil"/>
-            </w:tcBorders>
-          </w:tcPr>
-          <w:p>
-            <w:pPr>
-              <w:pStyle w:val="Normal"/>
-              <w:widowControl/>
+            <w:tcW w:w="5433" w:type="dxa"/>
+            <w:tcBorders>
+              <w:top w:val="nil"/>
+              <w:bottom w:val="nil"/>
+            </w:tcBorders>
+          </w:tcPr>
+          <w:p>
+            <w:pPr>
+              <w:pStyle w:val="Normal"/>
+              <w:widowControl w:val="false"/>
+              <w:suppressAutoHyphens w:val="true"/>
               <w:spacing w:lineRule="auto" w:line="240" w:before="60" w:after="60"/>
               <w:cnfStyle w:val="000000000000" w:firstRow="0" w:lastRow="0" w:firstColumn="0" w:lastColumn="0" w:oddVBand="0" w:evenVBand="0" w:oddHBand="0" w:evenHBand="0" w:firstRowFirstColumn="0" w:firstRowLastColumn="0" w:lastRowFirstColumn="0" w:lastRowLastColumn="0"/>
               <w:rPr>
@@ -3709,7 +3845,7 @@
         </w:trPr>
         <w:tc>
           <w:tcPr>
-            <w:tcW w:w="2018" w:type="dxa"/>
+            <w:tcW w:w="2017" w:type="dxa"/>
             <w:cnfStyle w:val="001000000000" w:firstRow="0" w:lastRow="0" w:firstColumn="1" w:lastColumn="0" w:oddVBand="0" w:evenVBand="0" w:oddHBand="0" w:evenHBand="0" w:firstRowFirstColumn="0" w:firstRowLastColumn="0" w:lastRowFirstColumn="0" w:lastRowLastColumn="0"/>
             <w:tcBorders>
               <w:top w:val="nil"/>
@@ -3720,7 +3856,8 @@
           <w:p>
             <w:pPr>
               <w:pStyle w:val="Normal"/>
-              <w:widowControl/>
+              <w:widowControl w:val="false"/>
+              <w:suppressAutoHyphens w:val="true"/>
               <w:spacing w:lineRule="auto" w:line="240" w:before="60" w:after="60"/>
               <w:rPr>
                 <w:rFonts w:eastAsia="" w:cs=""/>
@@ -3750,7 +3887,8 @@
           <w:p>
             <w:pPr>
               <w:pStyle w:val="Normal"/>
-              <w:widowControl/>
+              <w:widowControl w:val="false"/>
+              <w:suppressAutoHyphens w:val="true"/>
               <w:spacing w:lineRule="auto" w:line="240" w:before="60" w:after="60"/>
               <w:cnfStyle w:val="000000010000" w:firstRow="0" w:lastRow="0" w:firstColumn="0" w:lastColumn="0" w:oddVBand="0" w:evenVBand="0" w:oddHBand="0" w:evenHBand="1" w:firstRowFirstColumn="0" w:firstRowLastColumn="0" w:lastRowFirstColumn="0" w:lastRowLastColumn="0"/>
               <w:rPr>
@@ -3771,7 +3909,7 @@
         </w:tc>
         <w:tc>
           <w:tcPr>
-            <w:tcW w:w="5432" w:type="dxa"/>
+            <w:tcW w:w="5433" w:type="dxa"/>
             <w:tcBorders>
               <w:top w:val="nil"/>
               <w:bottom w:val="nil"/>
@@ -3781,7 +3919,8 @@
           <w:p>
             <w:pPr>
               <w:pStyle w:val="Normal"/>
-              <w:widowControl/>
+              <w:widowControl w:val="false"/>
+              <w:suppressAutoHyphens w:val="true"/>
               <w:spacing w:lineRule="auto" w:line="240" w:before="60" w:after="60"/>
               <w:cnfStyle w:val="000000010000" w:firstRow="0" w:lastRow="0" w:firstColumn="0" w:lastColumn="0" w:oddVBand="0" w:evenVBand="0" w:oddHBand="0" w:evenHBand="1" w:firstRowFirstColumn="0" w:firstRowLastColumn="0" w:lastRowFirstColumn="0" w:lastRowLastColumn="0"/>
               <w:rPr>
@@ -3805,7 +3944,7 @@
         <w:trPr/>
         <w:tc>
           <w:tcPr>
-            <w:tcW w:w="2018" w:type="dxa"/>
+            <w:tcW w:w="2017" w:type="dxa"/>
             <w:cnfStyle w:val="001000000000" w:firstRow="0" w:lastRow="0" w:firstColumn="1" w:lastColumn="0" w:oddVBand="0" w:evenVBand="0" w:oddHBand="0" w:evenHBand="0" w:firstRowFirstColumn="0" w:firstRowLastColumn="0" w:lastRowFirstColumn="0" w:lastRowLastColumn="0"/>
             <w:tcBorders>
               <w:top w:val="nil"/>
@@ -3815,7 +3954,8 @@
           <w:p>
             <w:pPr>
               <w:pStyle w:val="Normal"/>
-              <w:widowControl/>
+              <w:widowControl w:val="false"/>
+              <w:suppressAutoHyphens w:val="true"/>
               <w:spacing w:lineRule="auto" w:line="240" w:before="60" w:after="60"/>
               <w:rPr>
                 <w:rFonts w:eastAsia="" w:cs=""/>
@@ -3844,7 +3984,8 @@
           <w:p>
             <w:pPr>
               <w:pStyle w:val="Normal"/>
-              <w:widowControl/>
+              <w:widowControl w:val="false"/>
+              <w:suppressAutoHyphens w:val="true"/>
               <w:spacing w:lineRule="auto" w:line="240" w:before="60" w:after="60"/>
               <w:cnfStyle w:val="000000000000" w:firstRow="0" w:lastRow="0" w:firstColumn="0" w:lastColumn="0" w:oddVBand="0" w:evenVBand="0" w:oddHBand="0" w:evenHBand="0" w:firstRowFirstColumn="0" w:firstRowLastColumn="0" w:lastRowFirstColumn="0" w:lastRowLastColumn="0"/>
               <w:rPr>
@@ -3865,16 +4006,17 @@
         </w:tc>
         <w:tc>
           <w:tcPr>
-            <w:tcW w:w="5432" w:type="dxa"/>
-            <w:tcBorders>
-              <w:top w:val="nil"/>
-              <w:bottom w:val="nil"/>
-            </w:tcBorders>
-          </w:tcPr>
-          <w:p>
-            <w:pPr>
-              <w:pStyle w:val="Normal"/>
-              <w:widowControl/>
+            <w:tcW w:w="5433" w:type="dxa"/>
+            <w:tcBorders>
+              <w:top w:val="nil"/>
+              <w:bottom w:val="nil"/>
+            </w:tcBorders>
+          </w:tcPr>
+          <w:p>
+            <w:pPr>
+              <w:pStyle w:val="Normal"/>
+              <w:widowControl w:val="false"/>
+              <w:suppressAutoHyphens w:val="true"/>
               <w:spacing w:lineRule="auto" w:line="240" w:before="60" w:after="60"/>
               <w:cnfStyle w:val="000000000000" w:firstRow="0" w:lastRow="0" w:firstColumn="0" w:lastColumn="0" w:oddVBand="0" w:evenVBand="0" w:oddHBand="0" w:evenHBand="0" w:firstRowFirstColumn="0" w:firstRowLastColumn="0" w:lastRowFirstColumn="0" w:lastRowLastColumn="0"/>
               <w:rPr>
@@ -3900,7 +4042,7 @@
         </w:trPr>
         <w:tc>
           <w:tcPr>
-            <w:tcW w:w="2018" w:type="dxa"/>
+            <w:tcW w:w="2017" w:type="dxa"/>
             <w:cnfStyle w:val="001000000000" w:firstRow="0" w:lastRow="0" w:firstColumn="1" w:lastColumn="0" w:oddVBand="0" w:evenVBand="0" w:oddHBand="0" w:evenHBand="0" w:firstRowFirstColumn="0" w:firstRowLastColumn="0" w:lastRowFirstColumn="0" w:lastRowLastColumn="0"/>
             <w:tcBorders>
               <w:top w:val="nil"/>
@@ -3911,7 +4053,8 @@
           <w:p>
             <w:pPr>
               <w:pStyle w:val="Normal"/>
-              <w:widowControl/>
+              <w:widowControl w:val="false"/>
+              <w:suppressAutoHyphens w:val="true"/>
               <w:spacing w:lineRule="auto" w:line="240" w:before="60" w:after="60"/>
               <w:rPr>
                 <w:rFonts w:eastAsia="" w:cs=""/>
@@ -3941,7 +4084,8 @@
           <w:p>
             <w:pPr>
               <w:pStyle w:val="Normal"/>
-              <w:widowControl/>
+              <w:widowControl w:val="false"/>
+              <w:suppressAutoHyphens w:val="true"/>
               <w:spacing w:lineRule="auto" w:line="240" w:before="60" w:after="60"/>
               <w:cnfStyle w:val="000000010000" w:firstRow="0" w:lastRow="0" w:firstColumn="0" w:lastColumn="0" w:oddVBand="0" w:evenVBand="0" w:oddHBand="0" w:evenHBand="1" w:firstRowFirstColumn="0" w:firstRowLastColumn="0" w:lastRowFirstColumn="0" w:lastRowLastColumn="0"/>
               <w:rPr>
@@ -3962,7 +4106,7 @@
         </w:tc>
         <w:tc>
           <w:tcPr>
-            <w:tcW w:w="5432" w:type="dxa"/>
+            <w:tcW w:w="5433" w:type="dxa"/>
             <w:tcBorders>
               <w:top w:val="nil"/>
               <w:bottom w:val="nil"/>
@@ -3972,7 +4116,8 @@
           <w:p>
             <w:pPr>
               <w:pStyle w:val="Normal"/>
-              <w:widowControl/>
+              <w:widowControl w:val="false"/>
+              <w:suppressAutoHyphens w:val="true"/>
               <w:spacing w:lineRule="auto" w:line="240" w:before="60" w:after="60"/>
               <w:cnfStyle w:val="000000010000" w:firstRow="0" w:lastRow="0" w:firstColumn="0" w:lastColumn="0" w:oddVBand="0" w:evenVBand="0" w:oddHBand="0" w:evenHBand="1" w:firstRowFirstColumn="0" w:firstRowLastColumn="0" w:lastRowFirstColumn="0" w:lastRowLastColumn="0"/>
               <w:rPr>
@@ -3996,7 +4141,7 @@
         <w:trPr/>
         <w:tc>
           <w:tcPr>
-            <w:tcW w:w="2018" w:type="dxa"/>
+            <w:tcW w:w="2017" w:type="dxa"/>
             <w:cnfStyle w:val="001000000000" w:firstRow="0" w:lastRow="0" w:firstColumn="1" w:lastColumn="0" w:oddVBand="0" w:evenVBand="0" w:oddHBand="0" w:evenHBand="0" w:firstRowFirstColumn="0" w:firstRowLastColumn="0" w:lastRowFirstColumn="0" w:lastRowLastColumn="0"/>
             <w:tcBorders>
               <w:top w:val="nil"/>
@@ -4006,7 +4151,8 @@
           <w:p>
             <w:pPr>
               <w:pStyle w:val="Normal"/>
-              <w:widowControl/>
+              <w:widowControl w:val="false"/>
+              <w:suppressAutoHyphens w:val="true"/>
               <w:spacing w:lineRule="auto" w:line="240" w:before="60" w:after="60"/>
               <w:rPr>
                 <w:rFonts w:eastAsia="" w:cs=""/>
@@ -4035,7 +4181,8 @@
           <w:p>
             <w:pPr>
               <w:pStyle w:val="Normal"/>
-              <w:widowControl/>
+              <w:widowControl w:val="false"/>
+              <w:suppressAutoHyphens w:val="true"/>
               <w:spacing w:lineRule="auto" w:line="240" w:before="60" w:after="60"/>
               <w:cnfStyle w:val="000000000000" w:firstRow="0" w:lastRow="0" w:firstColumn="0" w:lastColumn="0" w:oddVBand="0" w:evenVBand="0" w:oddHBand="0" w:evenHBand="0" w:firstRowFirstColumn="0" w:firstRowLastColumn="0" w:lastRowFirstColumn="0" w:lastRowLastColumn="0"/>
               <w:rPr>
@@ -4056,16 +4203,17 @@
         </w:tc>
         <w:tc>
           <w:tcPr>
-            <w:tcW w:w="5432" w:type="dxa"/>
-            <w:tcBorders>
-              <w:top w:val="nil"/>
-              <w:bottom w:val="nil"/>
-            </w:tcBorders>
-          </w:tcPr>
-          <w:p>
-            <w:pPr>
-              <w:pStyle w:val="Normal"/>
-              <w:widowControl/>
+            <w:tcW w:w="5433" w:type="dxa"/>
+            <w:tcBorders>
+              <w:top w:val="nil"/>
+              <w:bottom w:val="nil"/>
+            </w:tcBorders>
+          </w:tcPr>
+          <w:p>
+            <w:pPr>
+              <w:pStyle w:val="Normal"/>
+              <w:widowControl w:val="false"/>
+              <w:suppressAutoHyphens w:val="true"/>
               <w:spacing w:lineRule="auto" w:line="240" w:before="60" w:after="60"/>
               <w:cnfStyle w:val="000000000000" w:firstRow="0" w:lastRow="0" w:firstColumn="0" w:lastColumn="0" w:oddVBand="0" w:evenVBand="0" w:oddHBand="0" w:evenHBand="0" w:firstRowFirstColumn="0" w:firstRowLastColumn="0" w:lastRowFirstColumn="0" w:lastRowLastColumn="0"/>
               <w:rPr>
@@ -4091,7 +4239,7 @@
         </w:trPr>
         <w:tc>
           <w:tcPr>
-            <w:tcW w:w="2018" w:type="dxa"/>
+            <w:tcW w:w="2017" w:type="dxa"/>
             <w:cnfStyle w:val="001000000000" w:firstRow="0" w:lastRow="0" w:firstColumn="1" w:lastColumn="0" w:oddVBand="0" w:evenVBand="0" w:oddHBand="0" w:evenHBand="0" w:firstRowFirstColumn="0" w:firstRowLastColumn="0" w:lastRowFirstColumn="0" w:lastRowLastColumn="0"/>
             <w:tcBorders>
               <w:top w:val="nil"/>
@@ -4102,7 +4250,8 @@
           <w:p>
             <w:pPr>
               <w:pStyle w:val="Normal"/>
-              <w:widowControl/>
+              <w:widowControl w:val="false"/>
+              <w:suppressAutoHyphens w:val="true"/>
               <w:spacing w:lineRule="auto" w:line="240" w:before="60" w:after="60"/>
               <w:rPr>
                 <w:rFonts w:eastAsia="" w:cs=""/>
@@ -4132,7 +4281,8 @@
           <w:p>
             <w:pPr>
               <w:pStyle w:val="Normal"/>
-              <w:widowControl/>
+              <w:widowControl w:val="false"/>
+              <w:suppressAutoHyphens w:val="true"/>
               <w:spacing w:lineRule="auto" w:line="240" w:before="60" w:after="60"/>
               <w:cnfStyle w:val="000000010000" w:firstRow="0" w:lastRow="0" w:firstColumn="0" w:lastColumn="0" w:oddVBand="0" w:evenVBand="0" w:oddHBand="0" w:evenHBand="1" w:firstRowFirstColumn="0" w:firstRowLastColumn="0" w:lastRowFirstColumn="0" w:lastRowLastColumn="0"/>
               <w:rPr>
@@ -4153,7 +4303,7 @@
         </w:tc>
         <w:tc>
           <w:tcPr>
-            <w:tcW w:w="5432" w:type="dxa"/>
+            <w:tcW w:w="5433" w:type="dxa"/>
             <w:tcBorders>
               <w:top w:val="nil"/>
               <w:bottom w:val="nil"/>
@@ -4163,7 +4313,8 @@
           <w:p>
             <w:pPr>
               <w:pStyle w:val="Normal"/>
-              <w:widowControl/>
+              <w:widowControl w:val="false"/>
+              <w:suppressAutoHyphens w:val="true"/>
               <w:spacing w:lineRule="auto" w:line="240" w:before="60" w:after="60"/>
               <w:cnfStyle w:val="000000010000" w:firstRow="0" w:lastRow="0" w:firstColumn="0" w:lastColumn="0" w:oddVBand="0" w:evenVBand="0" w:oddHBand="0" w:evenHBand="1" w:firstRowFirstColumn="0" w:firstRowLastColumn="0" w:lastRowFirstColumn="0" w:lastRowLastColumn="0"/>
               <w:rPr>
@@ -4187,7 +4338,7 @@
         <w:trPr/>
         <w:tc>
           <w:tcPr>
-            <w:tcW w:w="2018" w:type="dxa"/>
+            <w:tcW w:w="2017" w:type="dxa"/>
             <w:cnfStyle w:val="001000000000" w:firstRow="0" w:lastRow="0" w:firstColumn="1" w:lastColumn="0" w:oddVBand="0" w:evenVBand="0" w:oddHBand="0" w:evenHBand="0" w:firstRowFirstColumn="0" w:firstRowLastColumn="0" w:lastRowFirstColumn="0" w:lastRowLastColumn="0"/>
             <w:tcBorders>
               <w:top w:val="nil"/>
@@ -4197,7 +4348,8 @@
           <w:p>
             <w:pPr>
               <w:pStyle w:val="Normal"/>
-              <w:widowControl/>
+              <w:widowControl w:val="false"/>
+              <w:suppressAutoHyphens w:val="true"/>
               <w:spacing w:lineRule="auto" w:line="240" w:before="60" w:after="60"/>
               <w:rPr>
                 <w:rFonts w:eastAsia="" w:cs=""/>
@@ -4226,7 +4378,8 @@
           <w:p>
             <w:pPr>
               <w:pStyle w:val="Normal"/>
-              <w:widowControl/>
+              <w:widowControl w:val="false"/>
+              <w:suppressAutoHyphens w:val="true"/>
               <w:spacing w:lineRule="auto" w:line="240" w:before="60" w:after="60"/>
               <w:cnfStyle w:val="000000000000" w:firstRow="0" w:lastRow="0" w:firstColumn="0" w:lastColumn="0" w:oddVBand="0" w:evenVBand="0" w:oddHBand="0" w:evenHBand="0" w:firstRowFirstColumn="0" w:firstRowLastColumn="0" w:lastRowFirstColumn="0" w:lastRowLastColumn="0"/>
               <w:rPr>
@@ -4247,16 +4400,17 @@
         </w:tc>
         <w:tc>
           <w:tcPr>
-            <w:tcW w:w="5432" w:type="dxa"/>
-            <w:tcBorders>
-              <w:top w:val="nil"/>
-              <w:bottom w:val="nil"/>
-            </w:tcBorders>
-          </w:tcPr>
-          <w:p>
-            <w:pPr>
-              <w:pStyle w:val="Normal"/>
-              <w:widowControl/>
+            <w:tcW w:w="5433" w:type="dxa"/>
+            <w:tcBorders>
+              <w:top w:val="nil"/>
+              <w:bottom w:val="nil"/>
+            </w:tcBorders>
+          </w:tcPr>
+          <w:p>
+            <w:pPr>
+              <w:pStyle w:val="Normal"/>
+              <w:widowControl w:val="false"/>
+              <w:suppressAutoHyphens w:val="true"/>
               <w:spacing w:lineRule="auto" w:line="240" w:before="60" w:after="60"/>
               <w:cnfStyle w:val="000000000000" w:firstRow="0" w:lastRow="0" w:firstColumn="0" w:lastColumn="0" w:oddVBand="0" w:evenVBand="0" w:oddHBand="0" w:evenHBand="0" w:firstRowFirstColumn="0" w:firstRowLastColumn="0" w:lastRowFirstColumn="0" w:lastRowLastColumn="0"/>
               <w:rPr>
@@ -4282,7 +4436,7 @@
         </w:trPr>
         <w:tc>
           <w:tcPr>
-            <w:tcW w:w="2018" w:type="dxa"/>
+            <w:tcW w:w="2017" w:type="dxa"/>
             <w:cnfStyle w:val="001000000000" w:firstRow="0" w:lastRow="0" w:firstColumn="1" w:lastColumn="0" w:oddVBand="0" w:evenVBand="0" w:oddHBand="0" w:evenHBand="0" w:firstRowFirstColumn="0" w:firstRowLastColumn="0" w:lastRowFirstColumn="0" w:lastRowLastColumn="0"/>
             <w:tcBorders>
               <w:top w:val="nil"/>
@@ -4293,7 +4447,8 @@
           <w:p>
             <w:pPr>
               <w:pStyle w:val="Normal"/>
-              <w:widowControl/>
+              <w:widowControl w:val="false"/>
+              <w:suppressAutoHyphens w:val="true"/>
               <w:spacing w:lineRule="auto" w:line="240" w:before="60" w:after="60"/>
               <w:rPr>
                 <w:rFonts w:eastAsia="" w:cs=""/>
@@ -4323,7 +4478,8 @@
           <w:p>
             <w:pPr>
               <w:pStyle w:val="Normal"/>
-              <w:widowControl/>
+              <w:widowControl w:val="false"/>
+              <w:suppressAutoHyphens w:val="true"/>
               <w:spacing w:lineRule="auto" w:line="240" w:before="60" w:after="60"/>
               <w:cnfStyle w:val="000000010000" w:firstRow="0" w:lastRow="0" w:firstColumn="0" w:lastColumn="0" w:oddVBand="0" w:evenVBand="0" w:oddHBand="0" w:evenHBand="1" w:firstRowFirstColumn="0" w:firstRowLastColumn="0" w:lastRowFirstColumn="0" w:lastRowLastColumn="0"/>
               <w:rPr>
@@ -4344,7 +4500,7 @@
         </w:tc>
         <w:tc>
           <w:tcPr>
-            <w:tcW w:w="5432" w:type="dxa"/>
+            <w:tcW w:w="5433" w:type="dxa"/>
             <w:tcBorders>
               <w:top w:val="nil"/>
               <w:bottom w:val="nil"/>
@@ -4354,7 +4510,8 @@
           <w:p>
             <w:pPr>
               <w:pStyle w:val="Normal"/>
-              <w:widowControl/>
+              <w:widowControl w:val="false"/>
+              <w:suppressAutoHyphens w:val="true"/>
               <w:spacing w:lineRule="auto" w:line="240" w:before="60" w:after="60"/>
               <w:cnfStyle w:val="000000010000" w:firstRow="0" w:lastRow="0" w:firstColumn="0" w:lastColumn="0" w:oddVBand="0" w:evenVBand="0" w:oddHBand="0" w:evenHBand="1" w:firstRowFirstColumn="0" w:firstRowLastColumn="0" w:lastRowFirstColumn="0" w:lastRowLastColumn="0"/>
               <w:rPr>
@@ -4378,7 +4535,7 @@
         <w:trPr/>
         <w:tc>
           <w:tcPr>
-            <w:tcW w:w="2018" w:type="dxa"/>
+            <w:tcW w:w="2017" w:type="dxa"/>
             <w:cnfStyle w:val="001000000000" w:firstRow="0" w:lastRow="0" w:firstColumn="1" w:lastColumn="0" w:oddVBand="0" w:evenVBand="0" w:oddHBand="0" w:evenHBand="0" w:firstRowFirstColumn="0" w:firstRowLastColumn="0" w:lastRowFirstColumn="0" w:lastRowLastColumn="0"/>
             <w:tcBorders>
               <w:top w:val="nil"/>
@@ -4388,7 +4545,8 @@
           <w:p>
             <w:pPr>
               <w:pStyle w:val="Normal"/>
-              <w:widowControl/>
+              <w:widowControl w:val="false"/>
+              <w:suppressAutoHyphens w:val="true"/>
               <w:spacing w:lineRule="auto" w:line="240" w:before="60" w:after="60"/>
               <w:rPr>
                 <w:rFonts w:eastAsia="" w:cs=""/>
@@ -4417,7 +4575,8 @@
           <w:p>
             <w:pPr>
               <w:pStyle w:val="Normal"/>
-              <w:widowControl/>
+              <w:widowControl w:val="false"/>
+              <w:suppressAutoHyphens w:val="true"/>
               <w:spacing w:lineRule="auto" w:line="240" w:before="60" w:after="60"/>
               <w:cnfStyle w:val="000000000000" w:firstRow="0" w:lastRow="0" w:firstColumn="0" w:lastColumn="0" w:oddVBand="0" w:evenVBand="0" w:oddHBand="0" w:evenHBand="0" w:firstRowFirstColumn="0" w:firstRowLastColumn="0" w:lastRowFirstColumn="0" w:lastRowLastColumn="0"/>
               <w:rPr>
@@ -4438,16 +4597,17 @@
         </w:tc>
         <w:tc>
           <w:tcPr>
-            <w:tcW w:w="5432" w:type="dxa"/>
-            <w:tcBorders>
-              <w:top w:val="nil"/>
-              <w:bottom w:val="nil"/>
-            </w:tcBorders>
-          </w:tcPr>
-          <w:p>
-            <w:pPr>
-              <w:pStyle w:val="Normal"/>
-              <w:widowControl/>
+            <w:tcW w:w="5433" w:type="dxa"/>
+            <w:tcBorders>
+              <w:top w:val="nil"/>
+              <w:bottom w:val="nil"/>
+            </w:tcBorders>
+          </w:tcPr>
+          <w:p>
+            <w:pPr>
+              <w:pStyle w:val="Normal"/>
+              <w:widowControl w:val="false"/>
+              <w:suppressAutoHyphens w:val="true"/>
               <w:spacing w:lineRule="auto" w:line="240" w:before="60" w:after="60"/>
               <w:cnfStyle w:val="000000000000" w:firstRow="0" w:lastRow="0" w:firstColumn="0" w:lastColumn="0" w:oddVBand="0" w:evenVBand="0" w:oddHBand="0" w:evenHBand="0" w:firstRowFirstColumn="0" w:firstRowLastColumn="0" w:lastRowFirstColumn="0" w:lastRowLastColumn="0"/>
               <w:rPr>
@@ -4473,7 +4633,7 @@
         </w:trPr>
         <w:tc>
           <w:tcPr>
-            <w:tcW w:w="2018" w:type="dxa"/>
+            <w:tcW w:w="2017" w:type="dxa"/>
             <w:cnfStyle w:val="001000000000" w:firstRow="0" w:lastRow="0" w:firstColumn="1" w:lastColumn="0" w:oddVBand="0" w:evenVBand="0" w:oddHBand="0" w:evenHBand="0" w:firstRowFirstColumn="0" w:firstRowLastColumn="0" w:lastRowFirstColumn="0" w:lastRowLastColumn="0"/>
             <w:tcBorders>
               <w:top w:val="nil"/>
@@ -4484,7 +4644,8 @@
           <w:p>
             <w:pPr>
               <w:pStyle w:val="Normal"/>
-              <w:widowControl/>
+              <w:widowControl w:val="false"/>
+              <w:suppressAutoHyphens w:val="true"/>
               <w:spacing w:lineRule="auto" w:line="240" w:before="60" w:after="60"/>
               <w:rPr>
                 <w:rFonts w:eastAsia="" w:cs=""/>
@@ -4514,7 +4675,8 @@
           <w:p>
             <w:pPr>
               <w:pStyle w:val="Normal"/>
-              <w:widowControl/>
+              <w:widowControl w:val="false"/>
+              <w:suppressAutoHyphens w:val="true"/>
               <w:spacing w:lineRule="auto" w:line="240" w:before="60" w:after="60"/>
               <w:cnfStyle w:val="000000010000" w:firstRow="0" w:lastRow="0" w:firstColumn="0" w:lastColumn="0" w:oddVBand="0" w:evenVBand="0" w:oddHBand="0" w:evenHBand="1" w:firstRowFirstColumn="0" w:firstRowLastColumn="0" w:lastRowFirstColumn="0" w:lastRowLastColumn="0"/>
               <w:rPr>
@@ -4535,7 +4697,7 @@
         </w:tc>
         <w:tc>
           <w:tcPr>
-            <w:tcW w:w="5432" w:type="dxa"/>
+            <w:tcW w:w="5433" w:type="dxa"/>
             <w:tcBorders>
               <w:top w:val="nil"/>
               <w:bottom w:val="nil"/>
@@ -4545,7 +4707,8 @@
           <w:p>
             <w:pPr>
               <w:pStyle w:val="Normal"/>
-              <w:widowControl/>
+              <w:widowControl w:val="false"/>
+              <w:suppressAutoHyphens w:val="true"/>
               <w:spacing w:lineRule="auto" w:line="240" w:before="60" w:after="60"/>
               <w:cnfStyle w:val="000000010000" w:firstRow="0" w:lastRow="0" w:firstColumn="0" w:lastColumn="0" w:oddVBand="0" w:evenVBand="0" w:oddHBand="0" w:evenHBand="1" w:firstRowFirstColumn="0" w:firstRowLastColumn="0" w:lastRowFirstColumn="0" w:lastRowLastColumn="0"/>
               <w:rPr>
@@ -4586,7 +4749,7 @@
         <w:trPr/>
         <w:tc>
           <w:tcPr>
-            <w:tcW w:w="2018" w:type="dxa"/>
+            <w:tcW w:w="2017" w:type="dxa"/>
             <w:cnfStyle w:val="001000000000" w:firstRow="0" w:lastRow="0" w:firstColumn="1" w:lastColumn="0" w:oddVBand="0" w:evenVBand="0" w:oddHBand="0" w:evenHBand="0" w:firstRowFirstColumn="0" w:firstRowLastColumn="0" w:lastRowFirstColumn="0" w:lastRowLastColumn="0"/>
             <w:tcBorders>
               <w:top w:val="nil"/>
@@ -4596,7 +4759,8 @@
           <w:p>
             <w:pPr>
               <w:pStyle w:val="Normal"/>
-              <w:widowControl/>
+              <w:widowControl w:val="false"/>
+              <w:suppressAutoHyphens w:val="true"/>
               <w:spacing w:lineRule="auto" w:line="240" w:before="60" w:after="60"/>
               <w:rPr>
                 <w:rFonts w:eastAsia="" w:cs=""/>
@@ -4625,7 +4789,8 @@
           <w:p>
             <w:pPr>
               <w:pStyle w:val="Normal"/>
-              <w:widowControl/>
+              <w:widowControl w:val="false"/>
+              <w:suppressAutoHyphens w:val="true"/>
               <w:spacing w:lineRule="auto" w:line="240" w:before="60" w:after="60"/>
               <w:cnfStyle w:val="000000000000" w:firstRow="0" w:lastRow="0" w:firstColumn="0" w:lastColumn="0" w:oddVBand="0" w:evenVBand="0" w:oddHBand="0" w:evenHBand="0" w:firstRowFirstColumn="0" w:firstRowLastColumn="0" w:lastRowFirstColumn="0" w:lastRowLastColumn="0"/>
               <w:rPr>
@@ -4646,16 +4811,17 @@
         </w:tc>
         <w:tc>
           <w:tcPr>
-            <w:tcW w:w="5432" w:type="dxa"/>
-            <w:tcBorders>
-              <w:top w:val="nil"/>
-              <w:bottom w:val="nil"/>
-            </w:tcBorders>
-          </w:tcPr>
-          <w:p>
-            <w:pPr>
-              <w:pStyle w:val="Normal"/>
-              <w:widowControl/>
+            <w:tcW w:w="5433" w:type="dxa"/>
+            <w:tcBorders>
+              <w:top w:val="nil"/>
+              <w:bottom w:val="nil"/>
+            </w:tcBorders>
+          </w:tcPr>
+          <w:p>
+            <w:pPr>
+              <w:pStyle w:val="Normal"/>
+              <w:widowControl w:val="false"/>
+              <w:suppressAutoHyphens w:val="true"/>
               <w:spacing w:lineRule="auto" w:line="240" w:before="60" w:after="60"/>
               <w:cnfStyle w:val="000000000000" w:firstRow="0" w:lastRow="0" w:firstColumn="0" w:lastColumn="0" w:oddVBand="0" w:evenVBand="0" w:oddHBand="0" w:evenHBand="0" w:firstRowFirstColumn="0" w:firstRowLastColumn="0" w:lastRowFirstColumn="0" w:lastRowLastColumn="0"/>
               <w:rPr>
@@ -4681,7 +4847,7 @@
         </w:trPr>
         <w:tc>
           <w:tcPr>
-            <w:tcW w:w="2018" w:type="dxa"/>
+            <w:tcW w:w="2017" w:type="dxa"/>
             <w:cnfStyle w:val="001000000000" w:firstRow="0" w:lastRow="0" w:firstColumn="1" w:lastColumn="0" w:oddVBand="0" w:evenVBand="0" w:oddHBand="0" w:evenHBand="0" w:firstRowFirstColumn="0" w:firstRowLastColumn="0" w:lastRowFirstColumn="0" w:lastRowLastColumn="0"/>
             <w:tcBorders>
               <w:top w:val="nil"/>
@@ -4692,7 +4858,8 @@
           <w:p>
             <w:pPr>
               <w:pStyle w:val="Normal"/>
-              <w:widowControl/>
+              <w:widowControl w:val="false"/>
+              <w:suppressAutoHyphens w:val="true"/>
               <w:spacing w:lineRule="auto" w:line="240" w:before="60" w:after="60"/>
               <w:rPr>
                 <w:rFonts w:eastAsia="" w:cs=""/>
@@ -4712,7 +4879,8 @@
           <w:p>
             <w:pPr>
               <w:pStyle w:val="Normal"/>
-              <w:widowControl/>
+              <w:widowControl w:val="false"/>
+              <w:suppressAutoHyphens w:val="true"/>
               <w:spacing w:lineRule="auto" w:line="240" w:before="60" w:after="60"/>
               <w:rPr>
                 <w:rFonts w:eastAsia="" w:cs=""/>
@@ -4741,7 +4909,8 @@
           <w:p>
             <w:pPr>
               <w:pStyle w:val="Normal"/>
-              <w:widowControl/>
+              <w:widowControl w:val="false"/>
+              <w:suppressAutoHyphens w:val="true"/>
               <w:spacing w:lineRule="auto" w:line="240" w:before="60" w:after="60"/>
               <w:cnfStyle w:val="000000010000" w:firstRow="0" w:lastRow="0" w:firstColumn="0" w:lastColumn="0" w:oddVBand="0" w:evenVBand="0" w:oddHBand="0" w:evenHBand="1" w:firstRowFirstColumn="0" w:firstRowLastColumn="0" w:lastRowFirstColumn="0" w:lastRowLastColumn="0"/>
               <w:rPr>
@@ -4762,7 +4931,7 @@
         </w:tc>
         <w:tc>
           <w:tcPr>
-            <w:tcW w:w="5432" w:type="dxa"/>
+            <w:tcW w:w="5433" w:type="dxa"/>
             <w:tcBorders>
               <w:top w:val="nil"/>
               <w:bottom w:val="nil"/>
@@ -4772,7 +4941,8 @@
           <w:p>
             <w:pPr>
               <w:pStyle w:val="Normal"/>
-              <w:widowControl/>
+              <w:widowControl w:val="false"/>
+              <w:suppressAutoHyphens w:val="true"/>
               <w:spacing w:lineRule="auto" w:line="240" w:before="60" w:after="60"/>
               <w:cnfStyle w:val="000000010000" w:firstRow="0" w:lastRow="0" w:firstColumn="0" w:lastColumn="0" w:oddVBand="0" w:evenVBand="0" w:oddHBand="0" w:evenHBand="1" w:firstRowFirstColumn="0" w:firstRowLastColumn="0" w:lastRowFirstColumn="0" w:lastRowLastColumn="0"/>
               <w:rPr>
@@ -4796,7 +4966,7 @@
         <w:trPr/>
         <w:tc>
           <w:tcPr>
-            <w:tcW w:w="2018" w:type="dxa"/>
+            <w:tcW w:w="2017" w:type="dxa"/>
             <w:cnfStyle w:val="001000000000" w:firstRow="0" w:lastRow="0" w:firstColumn="1" w:lastColumn="0" w:oddVBand="0" w:evenVBand="0" w:oddHBand="0" w:evenHBand="0" w:firstRowFirstColumn="0" w:firstRowLastColumn="0" w:lastRowFirstColumn="0" w:lastRowLastColumn="0"/>
             <w:tcBorders>
               <w:top w:val="nil"/>
@@ -4806,7 +4976,8 @@
           <w:p>
             <w:pPr>
               <w:pStyle w:val="Normal"/>
-              <w:widowControl/>
+              <w:widowControl w:val="false"/>
+              <w:suppressAutoHyphens w:val="true"/>
               <w:spacing w:lineRule="auto" w:line="240" w:before="60" w:after="60"/>
               <w:rPr>
                 <w:color w:val="auto"/>
@@ -4825,7 +4996,8 @@
           <w:p>
             <w:pPr>
               <w:pStyle w:val="Normal"/>
-              <w:widowControl/>
+              <w:widowControl w:val="false"/>
+              <w:suppressAutoHyphens w:val="true"/>
               <w:spacing w:lineRule="auto" w:line="240" w:before="60" w:after="60"/>
               <w:rPr>
                 <w:color w:val="auto"/>
@@ -4833,10 +5005,7 @@
             </w:pPr>
             <w:r>
               <w:rPr>
-                <w:rFonts w:eastAsia="" w:cs=""/>
                 <w:color w:val="auto"/>
-                <w:kern w:val="0"/>
-                <w:lang w:eastAsia="ja-JP" w:bidi="ar-SA"/>
               </w:rPr>
             </w:r>
           </w:p>
@@ -4852,7 +5021,8 @@
           <w:p>
             <w:pPr>
               <w:pStyle w:val="Normal"/>
-              <w:widowControl/>
+              <w:widowControl w:val="false"/>
+              <w:suppressAutoHyphens w:val="true"/>
               <w:spacing w:lineRule="auto" w:line="240" w:before="60" w:after="60"/>
               <w:cnfStyle w:val="000000000000" w:firstRow="0" w:lastRow="0" w:firstColumn="0" w:lastColumn="0" w:oddVBand="0" w:evenVBand="0" w:oddHBand="0" w:evenHBand="0" w:firstRowFirstColumn="0" w:firstRowLastColumn="0" w:lastRowFirstColumn="0" w:lastRowLastColumn="0"/>
               <w:rPr>
@@ -4875,16 +5045,17 @@
         </w:tc>
         <w:tc>
           <w:tcPr>
-            <w:tcW w:w="5432" w:type="dxa"/>
-            <w:tcBorders>
-              <w:top w:val="nil"/>
-              <w:bottom w:val="nil"/>
-            </w:tcBorders>
-          </w:tcPr>
-          <w:p>
-            <w:pPr>
-              <w:pStyle w:val="Normal"/>
-              <w:widowControl/>
+            <w:tcW w:w="5433" w:type="dxa"/>
+            <w:tcBorders>
+              <w:top w:val="nil"/>
+              <w:bottom w:val="nil"/>
+            </w:tcBorders>
+          </w:tcPr>
+          <w:p>
+            <w:pPr>
+              <w:pStyle w:val="Normal"/>
+              <w:widowControl w:val="false"/>
+              <w:suppressAutoHyphens w:val="true"/>
               <w:spacing w:lineRule="auto" w:line="240" w:before="60" w:after="60"/>
               <w:cnfStyle w:val="000000000000" w:firstRow="0" w:lastRow="0" w:firstColumn="0" w:lastColumn="0" w:oddVBand="0" w:evenVBand="0" w:oddHBand="0" w:evenHBand="0" w:firstRowFirstColumn="0" w:firstRowLastColumn="0" w:lastRowFirstColumn="0" w:lastRowLastColumn="0"/>
               <w:rPr>
@@ -4909,7 +5080,7 @@
         </w:trPr>
         <w:tc>
           <w:tcPr>
-            <w:tcW w:w="2018" w:type="dxa"/>
+            <w:tcW w:w="2017" w:type="dxa"/>
             <w:cnfStyle w:val="001000000000" w:firstRow="0" w:lastRow="0" w:firstColumn="1" w:lastColumn="0" w:oddVBand="0" w:evenVBand="0" w:oddHBand="0" w:evenHBand="0" w:firstRowFirstColumn="0" w:firstRowLastColumn="0" w:lastRowFirstColumn="0" w:lastRowLastColumn="0"/>
             <w:tcBorders>
               <w:top w:val="nil"/>
@@ -4920,7 +5091,8 @@
           <w:p>
             <w:pPr>
               <w:pStyle w:val="Normal"/>
-              <w:widowControl/>
+              <w:widowControl w:val="false"/>
+              <w:suppressAutoHyphens w:val="true"/>
               <w:spacing w:lineRule="auto" w:line="240" w:before="60" w:after="60"/>
               <w:rPr>
                 <w:color w:val="auto"/>
@@ -4949,7 +5121,8 @@
           <w:p>
             <w:pPr>
               <w:pStyle w:val="Normal"/>
-              <w:widowControl/>
+              <w:widowControl w:val="false"/>
+              <w:suppressAutoHyphens w:val="true"/>
               <w:spacing w:lineRule="auto" w:line="240" w:before="60" w:after="60"/>
               <w:cnfStyle w:val="000000010000" w:firstRow="0" w:lastRow="0" w:firstColumn="0" w:lastColumn="0" w:oddVBand="0" w:evenVBand="0" w:oddHBand="0" w:evenHBand="1" w:firstRowFirstColumn="0" w:firstRowLastColumn="0" w:lastRowFirstColumn="0" w:lastRowLastColumn="0"/>
               <w:rPr>
@@ -4972,7 +5145,7 @@
         </w:tc>
         <w:tc>
           <w:tcPr>
-            <w:tcW w:w="5432" w:type="dxa"/>
+            <w:tcW w:w="5433" w:type="dxa"/>
             <w:tcBorders>
               <w:top w:val="nil"/>
               <w:bottom w:val="nil"/>
@@ -4982,7 +5155,8 @@
           <w:p>
             <w:pPr>
               <w:pStyle w:val="Normal"/>
-              <w:widowControl/>
+              <w:widowControl w:val="false"/>
+              <w:suppressAutoHyphens w:val="true"/>
               <w:spacing w:lineRule="auto" w:line="240" w:before="60" w:after="60"/>
               <w:cnfStyle w:val="000000010000" w:firstRow="0" w:lastRow="0" w:firstColumn="0" w:lastColumn="0" w:oddVBand="0" w:evenVBand="0" w:oddHBand="0" w:evenHBand="1" w:firstRowFirstColumn="0" w:firstRowLastColumn="0" w:lastRowFirstColumn="0" w:lastRowLastColumn="0"/>
               <w:rPr>
@@ -5006,7 +5180,7 @@
         <w:trPr/>
         <w:tc>
           <w:tcPr>
-            <w:tcW w:w="2018" w:type="dxa"/>
+            <w:tcW w:w="2017" w:type="dxa"/>
             <w:cnfStyle w:val="001000000000" w:firstRow="0" w:lastRow="0" w:firstColumn="1" w:lastColumn="0" w:oddVBand="0" w:evenVBand="0" w:oddHBand="0" w:evenHBand="0" w:firstRowFirstColumn="0" w:firstRowLastColumn="0" w:lastRowFirstColumn="0" w:lastRowLastColumn="0"/>
             <w:tcBorders>
               <w:top w:val="nil"/>
@@ -5016,7 +5190,8 @@
           <w:p>
             <w:pPr>
               <w:pStyle w:val="Normal"/>
-              <w:widowControl/>
+              <w:widowControl w:val="false"/>
+              <w:suppressAutoHyphens w:val="true"/>
               <w:spacing w:lineRule="auto" w:line="240" w:before="60" w:after="60"/>
               <w:rPr>
                 <w:color w:val="auto"/>
@@ -5044,7 +5219,8 @@
           <w:p>
             <w:pPr>
               <w:pStyle w:val="Normal"/>
-              <w:widowControl/>
+              <w:widowControl w:val="false"/>
+              <w:suppressAutoHyphens w:val="true"/>
               <w:spacing w:lineRule="auto" w:line="240" w:before="60" w:after="60"/>
               <w:cnfStyle w:val="000000000000" w:firstRow="0" w:lastRow="0" w:firstColumn="0" w:lastColumn="0" w:oddVBand="0" w:evenVBand="0" w:oddHBand="0" w:evenHBand="0" w:firstRowFirstColumn="0" w:firstRowLastColumn="0" w:lastRowFirstColumn="0" w:lastRowLastColumn="0"/>
               <w:rPr>
@@ -5067,16 +5243,17 @@
         </w:tc>
         <w:tc>
           <w:tcPr>
-            <w:tcW w:w="5432" w:type="dxa"/>
-            <w:tcBorders>
-              <w:top w:val="nil"/>
-              <w:bottom w:val="nil"/>
-            </w:tcBorders>
-          </w:tcPr>
-          <w:p>
-            <w:pPr>
-              <w:pStyle w:val="Normal"/>
-              <w:widowControl/>
+            <w:tcW w:w="5433" w:type="dxa"/>
+            <w:tcBorders>
+              <w:top w:val="nil"/>
+              <w:bottom w:val="nil"/>
+            </w:tcBorders>
+          </w:tcPr>
+          <w:p>
+            <w:pPr>
+              <w:pStyle w:val="Normal"/>
+              <w:widowControl w:val="false"/>
+              <w:suppressAutoHyphens w:val="true"/>
               <w:spacing w:lineRule="auto" w:line="240" w:before="60" w:after="60"/>
               <w:cnfStyle w:val="000000000000" w:firstRow="0" w:lastRow="0" w:firstColumn="0" w:lastColumn="0" w:oddVBand="0" w:evenVBand="0" w:oddHBand="0" w:evenHBand="0" w:firstRowFirstColumn="0" w:firstRowLastColumn="0" w:lastRowFirstColumn="0" w:lastRowLastColumn="0"/>
               <w:rPr>
@@ -5101,7 +5278,7 @@
         </w:trPr>
         <w:tc>
           <w:tcPr>
-            <w:tcW w:w="2018" w:type="dxa"/>
+            <w:tcW w:w="2017" w:type="dxa"/>
             <w:cnfStyle w:val="001000000000" w:firstRow="0" w:lastRow="0" w:firstColumn="1" w:lastColumn="0" w:oddVBand="0" w:evenVBand="0" w:oddHBand="0" w:evenHBand="0" w:firstRowFirstColumn="0" w:firstRowLastColumn="0" w:lastRowFirstColumn="0" w:lastRowLastColumn="0"/>
             <w:tcBorders>
               <w:top w:val="nil"/>
@@ -5112,7 +5289,8 @@
           <w:p>
             <w:pPr>
               <w:pStyle w:val="Normal"/>
-              <w:widowControl/>
+              <w:widowControl w:val="false"/>
+              <w:suppressAutoHyphens w:val="true"/>
               <w:spacing w:lineRule="auto" w:line="240" w:before="60" w:after="60"/>
               <w:rPr>
                 <w:color w:val="auto"/>
@@ -5141,7 +5319,8 @@
           <w:p>
             <w:pPr>
               <w:pStyle w:val="Normal"/>
-              <w:widowControl/>
+              <w:widowControl w:val="false"/>
+              <w:suppressAutoHyphens w:val="true"/>
               <w:spacing w:lineRule="auto" w:line="240" w:before="60" w:after="60"/>
               <w:cnfStyle w:val="000000010000" w:firstRow="0" w:lastRow="0" w:firstColumn="0" w:lastColumn="0" w:oddVBand="0" w:evenVBand="0" w:oddHBand="0" w:evenHBand="1" w:firstRowFirstColumn="0" w:firstRowLastColumn="0" w:lastRowFirstColumn="0" w:lastRowLastColumn="0"/>
               <w:rPr>
@@ -5164,7 +5343,7 @@
         </w:tc>
         <w:tc>
           <w:tcPr>
-            <w:tcW w:w="5432" w:type="dxa"/>
+            <w:tcW w:w="5433" w:type="dxa"/>
             <w:tcBorders>
               <w:top w:val="nil"/>
               <w:bottom w:val="nil"/>
@@ -5174,7 +5353,8 @@
           <w:p>
             <w:pPr>
               <w:pStyle w:val="Normal"/>
-              <w:widowControl/>
+              <w:widowControl w:val="false"/>
+              <w:suppressAutoHyphens w:val="true"/>
               <w:spacing w:lineRule="auto" w:line="240" w:before="60" w:after="60"/>
               <w:cnfStyle w:val="000000010000" w:firstRow="0" w:lastRow="0" w:firstColumn="0" w:lastColumn="0" w:oddVBand="0" w:evenVBand="0" w:oddHBand="0" w:evenHBand="1" w:firstRowFirstColumn="0" w:firstRowLastColumn="0" w:lastRowFirstColumn="0" w:lastRowLastColumn="0"/>
               <w:rPr>
@@ -5197,7 +5377,7 @@
         <w:trPr/>
         <w:tc>
           <w:tcPr>
-            <w:tcW w:w="2018" w:type="dxa"/>
+            <w:tcW w:w="2017" w:type="dxa"/>
             <w:cnfStyle w:val="001000000000" w:firstRow="0" w:lastRow="0" w:firstColumn="1" w:lastColumn="0" w:oddVBand="0" w:evenVBand="0" w:oddHBand="0" w:evenHBand="0" w:firstRowFirstColumn="0" w:firstRowLastColumn="0" w:lastRowFirstColumn="0" w:lastRowLastColumn="0"/>
             <w:tcBorders>
               <w:top w:val="nil"/>
@@ -5207,7 +5387,8 @@
           <w:p>
             <w:pPr>
               <w:pStyle w:val="Normal"/>
-              <w:widowControl/>
+              <w:widowControl w:val="false"/>
+              <w:suppressAutoHyphens w:val="true"/>
               <w:spacing w:lineRule="auto" w:line="240" w:before="60" w:after="60"/>
               <w:rPr>
                 <w:color w:val="auto"/>
@@ -5235,7 +5416,8 @@
           <w:p>
             <w:pPr>
               <w:pStyle w:val="Normal"/>
-              <w:widowControl/>
+              <w:widowControl w:val="false"/>
+              <w:suppressAutoHyphens w:val="true"/>
               <w:spacing w:lineRule="auto" w:line="240" w:before="60" w:after="60"/>
               <w:cnfStyle w:val="000000000000" w:firstRow="0" w:lastRow="0" w:firstColumn="0" w:lastColumn="0" w:oddVBand="0" w:evenVBand="0" w:oddHBand="0" w:evenHBand="0" w:firstRowFirstColumn="0" w:firstRowLastColumn="0" w:lastRowFirstColumn="0" w:lastRowLastColumn="0"/>
               <w:rPr>
@@ -5258,16 +5440,17 @@
         </w:tc>
         <w:tc>
           <w:tcPr>
-            <w:tcW w:w="5432" w:type="dxa"/>
-            <w:tcBorders>
-              <w:top w:val="nil"/>
-              <w:bottom w:val="nil"/>
-            </w:tcBorders>
-          </w:tcPr>
-          <w:p>
-            <w:pPr>
-              <w:pStyle w:val="Normal"/>
-              <w:widowControl/>
+            <w:tcW w:w="5433" w:type="dxa"/>
+            <w:tcBorders>
+              <w:top w:val="nil"/>
+              <w:bottom w:val="nil"/>
+            </w:tcBorders>
+          </w:tcPr>
+          <w:p>
+            <w:pPr>
+              <w:pStyle w:val="Normal"/>
+              <w:widowControl w:val="false"/>
+              <w:suppressAutoHyphens w:val="true"/>
               <w:spacing w:lineRule="auto" w:line="240" w:before="60" w:after="60"/>
               <w:cnfStyle w:val="000000000000" w:firstRow="0" w:lastRow="0" w:firstColumn="0" w:lastColumn="0" w:oddVBand="0" w:evenVBand="0" w:oddHBand="0" w:evenHBand="0" w:firstRowFirstColumn="0" w:firstRowLastColumn="0" w:lastRowFirstColumn="0" w:lastRowLastColumn="0"/>
               <w:rPr>
@@ -5292,7 +5475,7 @@
         </w:trPr>
         <w:tc>
           <w:tcPr>
-            <w:tcW w:w="2018" w:type="dxa"/>
+            <w:tcW w:w="2017" w:type="dxa"/>
             <w:cnfStyle w:val="001000000000" w:firstRow="0" w:lastRow="0" w:firstColumn="1" w:lastColumn="0" w:oddVBand="0" w:evenVBand="0" w:oddHBand="0" w:evenHBand="0" w:firstRowFirstColumn="0" w:firstRowLastColumn="0" w:lastRowFirstColumn="0" w:lastRowLastColumn="0"/>
             <w:tcBorders>
               <w:top w:val="nil"/>
@@ -5303,7 +5486,8 @@
           <w:p>
             <w:pPr>
               <w:pStyle w:val="Normal"/>
-              <w:widowControl/>
+              <w:widowControl w:val="false"/>
+              <w:suppressAutoHyphens w:val="true"/>
               <w:spacing w:lineRule="auto" w:line="240" w:before="60" w:after="60"/>
               <w:rPr>
                 <w:color w:val="auto"/>
@@ -5323,7 +5507,8 @@
           <w:p>
             <w:pPr>
               <w:pStyle w:val="Normal"/>
-              <w:widowControl/>
+              <w:widowControl w:val="false"/>
+              <w:suppressAutoHyphens w:val="true"/>
               <w:spacing w:lineRule="auto" w:line="240" w:before="60" w:after="60"/>
               <w:rPr>
                 <w:color w:val="auto"/>
@@ -5332,50 +5517,47 @@
             </w:pPr>
             <w:r>
               <w:rPr>
-                <w:rFonts w:eastAsia="" w:cs=""/>
-                <w:color w:val="auto"/>
-                <w:kern w:val="0"/>
-                <w:lang w:val="en-US" w:eastAsia="ja-JP" w:bidi="ar-SA"/>
-              </w:rPr>
-            </w:r>
-          </w:p>
-        </w:tc>
-        <w:tc>
-          <w:tcPr>
-            <w:tcW w:w="2909" w:type="dxa"/>
-            <w:tcBorders>
-              <w:top w:val="nil"/>
-              <w:bottom w:val="nil"/>
-            </w:tcBorders>
-            <w:shd w:color="auto" w:fill="DDDBD5" w:themeFill="text2" w:themeFillTint="33" w:val="clear"/>
-          </w:tcPr>
-          <w:p>
-            <w:pPr>
-              <w:pStyle w:val="Normal"/>
-              <w:widowControl/>
-              <w:spacing w:lineRule="auto" w:line="240" w:before="60" w:after="60"/>
-              <w:cnfStyle w:val="000000010000" w:firstRow="0" w:lastRow="0" w:firstColumn="0" w:lastColumn="0" w:oddVBand="0" w:evenVBand="0" w:oddHBand="0" w:evenHBand="1" w:firstRowFirstColumn="0" w:firstRowLastColumn="0" w:lastRowFirstColumn="0" w:lastRowLastColumn="0"/>
-              <w:rPr>
-                <w:i/>
-                <w:i/>
                 <w:color w:val="auto"/>
                 <w:lang w:val="en-US"/>
               </w:rPr>
-            </w:pPr>
-            <w:r>
-              <w:rPr>
-                <w:rFonts w:eastAsia="" w:cs=""/>
+            </w:r>
+          </w:p>
+        </w:tc>
+        <w:tc>
+          <w:tcPr>
+            <w:tcW w:w="2909" w:type="dxa"/>
+            <w:tcBorders>
+              <w:top w:val="nil"/>
+              <w:bottom w:val="nil"/>
+            </w:tcBorders>
+            <w:shd w:color="auto" w:fill="DDDBD5" w:themeFill="text2" w:themeFillTint="33" w:val="clear"/>
+          </w:tcPr>
+          <w:p>
+            <w:pPr>
+              <w:pStyle w:val="Normal"/>
+              <w:widowControl w:val="false"/>
+              <w:suppressAutoHyphens w:val="true"/>
+              <w:spacing w:lineRule="auto" w:line="240" w:before="60" w:after="60"/>
+              <w:cnfStyle w:val="000000010000" w:firstRow="0" w:lastRow="0" w:firstColumn="0" w:lastColumn="0" w:oddVBand="0" w:evenVBand="0" w:oddHBand="0" w:evenHBand="1" w:firstRowFirstColumn="0" w:firstRowLastColumn="0" w:lastRowFirstColumn="0" w:lastRowLastColumn="0"/>
+              <w:rPr>
+                <w:i/>
                 <w:i/>
                 <w:color w:val="auto"/>
-                <w:kern w:val="0"/>
-                <w:lang w:val="en-US" w:eastAsia="ja-JP" w:bidi="ar-SA"/>
-              </w:rPr>
-            </w:r>
-          </w:p>
-        </w:tc>
-        <w:tc>
-          <w:tcPr>
-            <w:tcW w:w="5432" w:type="dxa"/>
+                <w:lang w:val="en-US"/>
+              </w:rPr>
+            </w:pPr>
+            <w:r>
+              <w:rPr>
+                <w:i/>
+                <w:color w:val="auto"/>
+                <w:lang w:val="en-US"/>
+              </w:rPr>
+            </w:r>
+          </w:p>
+        </w:tc>
+        <w:tc>
+          <w:tcPr>
+            <w:tcW w:w="5433" w:type="dxa"/>
             <w:tcBorders>
               <w:top w:val="nil"/>
               <w:bottom w:val="nil"/>
@@ -5385,7 +5567,8 @@
           <w:p>
             <w:pPr>
               <w:pStyle w:val="Normal"/>
-              <w:widowControl/>
+              <w:widowControl w:val="false"/>
+              <w:suppressAutoHyphens w:val="true"/>
               <w:spacing w:lineRule="auto" w:line="240" w:before="60" w:after="60"/>
               <w:cnfStyle w:val="000000010000" w:firstRow="0" w:lastRow="0" w:firstColumn="0" w:lastColumn="0" w:oddVBand="0" w:evenVBand="0" w:oddHBand="0" w:evenHBand="1" w:firstRowFirstColumn="0" w:firstRowLastColumn="0" w:lastRowFirstColumn="0" w:lastRowLastColumn="0"/>
               <w:rPr>
@@ -5408,7 +5591,7 @@
         <w:trPr/>
         <w:tc>
           <w:tcPr>
-            <w:tcW w:w="2018" w:type="dxa"/>
+            <w:tcW w:w="2017" w:type="dxa"/>
             <w:cnfStyle w:val="001000000000" w:firstRow="0" w:lastRow="0" w:firstColumn="1" w:lastColumn="0" w:oddVBand="0" w:evenVBand="0" w:oddHBand="0" w:evenHBand="0" w:firstRowFirstColumn="0" w:firstRowLastColumn="0" w:lastRowFirstColumn="0" w:lastRowLastColumn="0"/>
             <w:tcBorders>
               <w:top w:val="nil"/>
@@ -5418,7 +5601,8 @@
           <w:p>
             <w:pPr>
               <w:pStyle w:val="Normal"/>
-              <w:widowControl/>
+              <w:widowControl w:val="false"/>
+              <w:suppressAutoHyphens w:val="true"/>
               <w:spacing w:lineRule="auto" w:line="240" w:before="60" w:after="60"/>
               <w:rPr>
                 <w:color w:val="auto"/>
@@ -5447,7 +5631,8 @@
           <w:p>
             <w:pPr>
               <w:pStyle w:val="Normal"/>
-              <w:widowControl/>
+              <w:widowControl w:val="false"/>
+              <w:suppressAutoHyphens w:val="true"/>
               <w:spacing w:lineRule="auto" w:line="240" w:before="60" w:after="60"/>
               <w:cnfStyle w:val="000000000000" w:firstRow="0" w:lastRow="0" w:firstColumn="0" w:lastColumn="0" w:oddVBand="0" w:evenVBand="0" w:oddHBand="0" w:evenHBand="0" w:firstRowFirstColumn="0" w:firstRowLastColumn="0" w:lastRowFirstColumn="0" w:lastRowLastColumn="0"/>
               <w:rPr>
@@ -5471,16 +5656,17 @@
         </w:tc>
         <w:tc>
           <w:tcPr>
-            <w:tcW w:w="5432" w:type="dxa"/>
-            <w:tcBorders>
-              <w:top w:val="nil"/>
-              <w:bottom w:val="nil"/>
-            </w:tcBorders>
-          </w:tcPr>
-          <w:p>
-            <w:pPr>
-              <w:pStyle w:val="Normal"/>
-              <w:widowControl/>
+            <w:tcW w:w="5433" w:type="dxa"/>
+            <w:tcBorders>
+              <w:top w:val="nil"/>
+              <w:bottom w:val="nil"/>
+            </w:tcBorders>
+          </w:tcPr>
+          <w:p>
+            <w:pPr>
+              <w:pStyle w:val="Normal"/>
+              <w:widowControl w:val="false"/>
+              <w:suppressAutoHyphens w:val="true"/>
               <w:spacing w:lineRule="auto" w:line="240" w:before="60" w:after="60"/>
               <w:cnfStyle w:val="000000000000" w:firstRow="0" w:lastRow="0" w:firstColumn="0" w:lastColumn="0" w:oddVBand="0" w:evenVBand="0" w:oddHBand="0" w:evenHBand="0" w:firstRowFirstColumn="0" w:firstRowLastColumn="0" w:lastRowFirstColumn="0" w:lastRowLastColumn="0"/>
               <w:rPr>
@@ -5505,7 +5691,7 @@
         </w:trPr>
         <w:tc>
           <w:tcPr>
-            <w:tcW w:w="2018" w:type="dxa"/>
+            <w:tcW w:w="2017" w:type="dxa"/>
             <w:cnfStyle w:val="001000000000" w:firstRow="0" w:lastRow="0" w:firstColumn="1" w:lastColumn="0" w:oddVBand="0" w:evenVBand="0" w:oddHBand="0" w:evenHBand="0" w:firstRowFirstColumn="0" w:firstRowLastColumn="0" w:lastRowFirstColumn="0" w:lastRowLastColumn="0"/>
             <w:tcBorders>
               <w:top w:val="nil"/>
@@ -5516,7 +5702,8 @@
           <w:p>
             <w:pPr>
               <w:pStyle w:val="Normal"/>
-              <w:widowControl/>
+              <w:widowControl w:val="false"/>
+              <w:suppressAutoHyphens w:val="true"/>
               <w:spacing w:lineRule="auto" w:line="240" w:before="60" w:after="60"/>
               <w:rPr>
                 <w:color w:val="auto"/>
@@ -5536,7 +5723,8 @@
           <w:p>
             <w:pPr>
               <w:pStyle w:val="Normal"/>
-              <w:widowControl/>
+              <w:widowControl w:val="false"/>
+              <w:suppressAutoHyphens w:val="true"/>
               <w:spacing w:lineRule="auto" w:line="240" w:before="60" w:after="60"/>
               <w:rPr>
                 <w:color w:val="auto"/>
@@ -5545,50 +5733,47 @@
             </w:pPr>
             <w:r>
               <w:rPr>
-                <w:rFonts w:eastAsia="" w:cs=""/>
-                <w:color w:val="auto"/>
-                <w:kern w:val="0"/>
-                <w:lang w:val="en-US" w:eastAsia="ja-JP" w:bidi="ar-SA"/>
-              </w:rPr>
-            </w:r>
-          </w:p>
-        </w:tc>
-        <w:tc>
-          <w:tcPr>
-            <w:tcW w:w="2909" w:type="dxa"/>
-            <w:tcBorders>
-              <w:top w:val="nil"/>
-              <w:bottom w:val="nil"/>
-            </w:tcBorders>
-            <w:shd w:color="auto" w:fill="DDDBD5" w:themeFill="text2" w:themeFillTint="33" w:val="clear"/>
-          </w:tcPr>
-          <w:p>
-            <w:pPr>
-              <w:pStyle w:val="Normal"/>
-              <w:widowControl/>
-              <w:spacing w:lineRule="auto" w:line="240" w:before="60" w:after="60"/>
-              <w:cnfStyle w:val="000000010000" w:firstRow="0" w:lastRow="0" w:firstColumn="0" w:lastColumn="0" w:oddVBand="0" w:evenVBand="0" w:oddHBand="0" w:evenHBand="1" w:firstRowFirstColumn="0" w:firstRowLastColumn="0" w:lastRowFirstColumn="0" w:lastRowLastColumn="0"/>
-              <w:rPr>
-                <w:i/>
-                <w:i/>
                 <w:color w:val="auto"/>
                 <w:lang w:val="en-US"/>
               </w:rPr>
-            </w:pPr>
-            <w:r>
-              <w:rPr>
-                <w:rFonts w:eastAsia="" w:cs=""/>
+            </w:r>
+          </w:p>
+        </w:tc>
+        <w:tc>
+          <w:tcPr>
+            <w:tcW w:w="2909" w:type="dxa"/>
+            <w:tcBorders>
+              <w:top w:val="nil"/>
+              <w:bottom w:val="nil"/>
+            </w:tcBorders>
+            <w:shd w:color="auto" w:fill="DDDBD5" w:themeFill="text2" w:themeFillTint="33" w:val="clear"/>
+          </w:tcPr>
+          <w:p>
+            <w:pPr>
+              <w:pStyle w:val="Normal"/>
+              <w:widowControl w:val="false"/>
+              <w:suppressAutoHyphens w:val="true"/>
+              <w:spacing w:lineRule="auto" w:line="240" w:before="60" w:after="60"/>
+              <w:cnfStyle w:val="000000010000" w:firstRow="0" w:lastRow="0" w:firstColumn="0" w:lastColumn="0" w:oddVBand="0" w:evenVBand="0" w:oddHBand="0" w:evenHBand="1" w:firstRowFirstColumn="0" w:firstRowLastColumn="0" w:lastRowFirstColumn="0" w:lastRowLastColumn="0"/>
+              <w:rPr>
+                <w:i/>
                 <w:i/>
                 <w:color w:val="auto"/>
-                <w:kern w:val="0"/>
-                <w:lang w:val="en-US" w:eastAsia="ja-JP" w:bidi="ar-SA"/>
-              </w:rPr>
-            </w:r>
-          </w:p>
-        </w:tc>
-        <w:tc>
-          <w:tcPr>
-            <w:tcW w:w="5432" w:type="dxa"/>
+                <w:lang w:val="en-US"/>
+              </w:rPr>
+            </w:pPr>
+            <w:r>
+              <w:rPr>
+                <w:i/>
+                <w:color w:val="auto"/>
+                <w:lang w:val="en-US"/>
+              </w:rPr>
+            </w:r>
+          </w:p>
+        </w:tc>
+        <w:tc>
+          <w:tcPr>
+            <w:tcW w:w="5433" w:type="dxa"/>
             <w:tcBorders>
               <w:top w:val="nil"/>
               <w:bottom w:val="nil"/>
@@ -5598,7 +5783,8 @@
           <w:p>
             <w:pPr>
               <w:pStyle w:val="Normal"/>
-              <w:widowControl/>
+              <w:widowControl w:val="false"/>
+              <w:suppressAutoHyphens w:val="true"/>
               <w:spacing w:lineRule="auto" w:line="240" w:before="60" w:after="60"/>
               <w:cnfStyle w:val="000000010000" w:firstRow="0" w:lastRow="0" w:firstColumn="0" w:lastColumn="0" w:oddVBand="0" w:evenVBand="0" w:oddHBand="0" w:evenHBand="1" w:firstRowFirstColumn="0" w:firstRowLastColumn="0" w:lastRowFirstColumn="0" w:lastRowLastColumn="0"/>
               <w:rPr>
@@ -5640,7 +5826,7 @@
         <w:trPr/>
         <w:tc>
           <w:tcPr>
-            <w:tcW w:w="2018" w:type="dxa"/>
+            <w:tcW w:w="2017" w:type="dxa"/>
             <w:cnfStyle w:val="001000000000" w:firstRow="0" w:lastRow="0" w:firstColumn="1" w:lastColumn="0" w:oddVBand="0" w:evenVBand="0" w:oddHBand="0" w:evenHBand="0" w:firstRowFirstColumn="0" w:firstRowLastColumn="0" w:lastRowFirstColumn="0" w:lastRowLastColumn="0"/>
             <w:tcBorders>
               <w:top w:val="nil"/>
@@ -5650,7 +5836,8 @@
           <w:p>
             <w:pPr>
               <w:pStyle w:val="Normal"/>
-              <w:widowControl/>
+              <w:widowControl w:val="false"/>
+              <w:suppressAutoHyphens w:val="true"/>
               <w:spacing w:lineRule="auto" w:line="240" w:before="60" w:after="60"/>
               <w:rPr>
                 <w:color w:val="auto"/>
@@ -5679,7 +5866,8 @@
           <w:p>
             <w:pPr>
               <w:pStyle w:val="Normal"/>
-              <w:widowControl/>
+              <w:widowControl w:val="false"/>
+              <w:suppressAutoHyphens w:val="true"/>
               <w:spacing w:lineRule="auto" w:line="240" w:before="60" w:after="60"/>
               <w:cnfStyle w:val="000000000000" w:firstRow="0" w:lastRow="0" w:firstColumn="0" w:lastColumn="0" w:oddVBand="0" w:evenVBand="0" w:oddHBand="0" w:evenHBand="0" w:firstRowFirstColumn="0" w:firstRowLastColumn="0" w:lastRowFirstColumn="0" w:lastRowLastColumn="0"/>
               <w:rPr>
@@ -5703,16 +5891,17 @@
         </w:tc>
         <w:tc>
           <w:tcPr>
-            <w:tcW w:w="5432" w:type="dxa"/>
-            <w:tcBorders>
-              <w:top w:val="nil"/>
-              <w:bottom w:val="nil"/>
-            </w:tcBorders>
-          </w:tcPr>
-          <w:p>
-            <w:pPr>
-              <w:pStyle w:val="Normal"/>
-              <w:widowControl/>
+            <w:tcW w:w="5433" w:type="dxa"/>
+            <w:tcBorders>
+              <w:top w:val="nil"/>
+              <w:bottom w:val="nil"/>
+            </w:tcBorders>
+          </w:tcPr>
+          <w:p>
+            <w:pPr>
+              <w:pStyle w:val="Normal"/>
+              <w:widowControl w:val="false"/>
+              <w:suppressAutoHyphens w:val="true"/>
               <w:spacing w:lineRule="auto" w:line="240" w:before="60" w:after="60"/>
               <w:cnfStyle w:val="000000000000" w:firstRow="0" w:lastRow="0" w:firstColumn="0" w:lastColumn="0" w:oddVBand="0" w:evenVBand="0" w:oddHBand="0" w:evenHBand="0" w:firstRowFirstColumn="0" w:firstRowLastColumn="0" w:lastRowFirstColumn="0" w:lastRowLastColumn="0"/>
               <w:rPr>
@@ -5756,7 +5945,7 @@
         </w:trPr>
         <w:tc>
           <w:tcPr>
-            <w:tcW w:w="2018" w:type="dxa"/>
+            <w:tcW w:w="2017" w:type="dxa"/>
             <w:cnfStyle w:val="001000000000" w:firstRow="0" w:lastRow="0" w:firstColumn="1" w:lastColumn="0" w:oddVBand="0" w:evenVBand="0" w:oddHBand="0" w:evenHBand="0" w:firstRowFirstColumn="0" w:firstRowLastColumn="0" w:lastRowFirstColumn="0" w:lastRowLastColumn="0"/>
             <w:tcBorders>
               <w:top w:val="nil"/>
@@ -5767,7 +5956,8 @@
           <w:p>
             <w:pPr>
               <w:pStyle w:val="Normal"/>
-              <w:widowControl/>
+              <w:widowControl w:val="false"/>
+              <w:suppressAutoHyphens w:val="true"/>
               <w:spacing w:lineRule="auto" w:line="240" w:before="60" w:after="60"/>
               <w:rPr>
                 <w:color w:val="auto"/>
@@ -5786,7 +5976,8 @@
           <w:p>
             <w:pPr>
               <w:pStyle w:val="Normal"/>
-              <w:widowControl/>
+              <w:widowControl w:val="false"/>
+              <w:suppressAutoHyphens w:val="true"/>
               <w:spacing w:lineRule="auto" w:line="240" w:before="60" w:after="60"/>
               <w:rPr>
                 <w:color w:val="auto"/>
@@ -5794,17 +5985,15 @@
             </w:pPr>
             <w:r>
               <w:rPr>
-                <w:rFonts w:eastAsia="" w:cs=""/>
                 <w:color w:val="auto"/>
-                <w:kern w:val="0"/>
-                <w:lang w:eastAsia="ja-JP" w:bidi="ar-SA"/>
-              </w:rPr>
-            </w:r>
-          </w:p>
-          <w:p>
-            <w:pPr>
-              <w:pStyle w:val="Normal"/>
-              <w:widowControl/>
+              </w:rPr>
+            </w:r>
+          </w:p>
+          <w:p>
+            <w:pPr>
+              <w:pStyle w:val="Normal"/>
+              <w:widowControl w:val="false"/>
+              <w:suppressAutoHyphens w:val="true"/>
               <w:spacing w:lineRule="auto" w:line="240" w:before="60" w:after="60"/>
               <w:rPr>
                 <w:color w:val="auto"/>
@@ -5812,17 +6001,15 @@
             </w:pPr>
             <w:r>
               <w:rPr>
-                <w:rFonts w:eastAsia="" w:cs=""/>
                 <w:color w:val="auto"/>
-                <w:kern w:val="0"/>
-                <w:lang w:eastAsia="ja-JP" w:bidi="ar-SA"/>
-              </w:rPr>
-            </w:r>
-          </w:p>
-          <w:p>
-            <w:pPr>
-              <w:pStyle w:val="Normal"/>
-              <w:widowControl/>
+              </w:rPr>
+            </w:r>
+          </w:p>
+          <w:p>
+            <w:pPr>
+              <w:pStyle w:val="Normal"/>
+              <w:widowControl w:val="false"/>
+              <w:suppressAutoHyphens w:val="true"/>
               <w:spacing w:lineRule="auto" w:line="240" w:before="60" w:after="60"/>
               <w:rPr>
                 <w:color w:val="auto"/>
@@ -5830,10 +6017,7 @@
             </w:pPr>
             <w:r>
               <w:rPr>
-                <w:rFonts w:eastAsia="" w:cs=""/>
                 <w:color w:val="auto"/>
-                <w:kern w:val="0"/>
-                <w:lang w:eastAsia="ja-JP" w:bidi="ar-SA"/>
               </w:rPr>
             </w:r>
           </w:p>
@@ -5850,7 +6034,8 @@
           <w:p>
             <w:pPr>
               <w:pStyle w:val="Normal"/>
-              <w:widowControl/>
+              <w:widowControl w:val="false"/>
+              <w:suppressAutoHyphens w:val="true"/>
               <w:spacing w:lineRule="auto" w:line="240" w:before="60" w:after="60"/>
               <w:cnfStyle w:val="000000010000" w:firstRow="0" w:lastRow="0" w:firstColumn="0" w:lastColumn="0" w:oddVBand="0" w:evenVBand="0" w:oddHBand="0" w:evenHBand="1" w:firstRowFirstColumn="0" w:firstRowLastColumn="0" w:lastRowFirstColumn="0" w:lastRowLastColumn="0"/>
               <w:rPr>
@@ -5874,7 +6059,7 @@
         </w:tc>
         <w:tc>
           <w:tcPr>
-            <w:tcW w:w="5432" w:type="dxa"/>
+            <w:tcW w:w="5433" w:type="dxa"/>
             <w:tcBorders>
               <w:top w:val="nil"/>
               <w:bottom w:val="nil"/>
@@ -5884,7 +6069,8 @@
           <w:p>
             <w:pPr>
               <w:pStyle w:val="NormalWeb"/>
-              <w:widowControl/>
+              <w:widowControl w:val="false"/>
+              <w:suppressAutoHyphens w:val="true"/>
               <w:spacing w:before="0" w:after="280"/>
               <w:cnfStyle w:val="000000010000" w:firstRow="0" w:lastRow="0" w:firstColumn="0" w:lastColumn="0" w:oddVBand="0" w:evenVBand="0" w:oddHBand="0" w:evenHBand="1" w:firstRowFirstColumn="0" w:firstRowLastColumn="0" w:lastRowFirstColumn="0" w:lastRowLastColumn="0"/>
               <w:rPr>
@@ -5920,7 +6106,8 @@
           <w:p>
             <w:pPr>
               <w:pStyle w:val="NormalWeb"/>
-              <w:widowControl/>
+              <w:widowControl w:val="false"/>
+              <w:suppressAutoHyphens w:val="true"/>
               <w:spacing w:before="280" w:after="280"/>
               <w:cnfStyle w:val="000000010000" w:firstRow="0" w:lastRow="0" w:firstColumn="0" w:lastColumn="0" w:oddVBand="0" w:evenVBand="0" w:oddHBand="0" w:evenHBand="1" w:firstRowFirstColumn="0" w:firstRowLastColumn="0" w:lastRowFirstColumn="0" w:lastRowLastColumn="0"/>
               <w:rPr>
@@ -5933,17 +6120,17 @@
             <w:r>
               <w:rPr>
                 <w:rFonts w:ascii="Century Gothic" w:hAnsi="Century Gothic"/>
-                <w:kern w:val="0"/>
                 <w:sz w:val="22"/>
                 <w:szCs w:val="22"/>
-                <w:lang w:val="de-DE" w:bidi="ar-SA"/>
+                <w:lang w:val="de-DE"/>
               </w:rPr>
             </w:r>
           </w:p>
           <w:p>
             <w:pPr>
               <w:pStyle w:val="NormalWeb"/>
-              <w:widowControl/>
+              <w:widowControl w:val="false"/>
+              <w:suppressAutoHyphens w:val="true"/>
               <w:spacing w:before="280" w:after="280"/>
               <w:cnfStyle w:val="000000010000" w:firstRow="0" w:lastRow="0" w:firstColumn="0" w:lastColumn="0" w:oddVBand="0" w:evenVBand="0" w:oddHBand="0" w:evenHBand="1" w:firstRowFirstColumn="0" w:firstRowLastColumn="0" w:lastRowFirstColumn="0" w:lastRowLastColumn="0"/>
               <w:rPr>
@@ -5956,17 +6143,17 @@
             <w:r>
               <w:rPr>
                 <w:rFonts w:ascii="Century Gothic" w:hAnsi="Century Gothic"/>
-                <w:kern w:val="0"/>
                 <w:sz w:val="22"/>
                 <w:szCs w:val="22"/>
-                <w:lang w:val="de-DE" w:bidi="ar-SA"/>
+                <w:lang w:val="de-DE"/>
               </w:rPr>
             </w:r>
           </w:p>
           <w:p>
             <w:pPr>
               <w:pStyle w:val="NormalWeb"/>
-              <w:widowControl/>
+              <w:widowControl w:val="false"/>
+              <w:suppressAutoHyphens w:val="true"/>
               <w:spacing w:before="280" w:after="0"/>
               <w:cnfStyle w:val="000000010000" w:firstRow="0" w:lastRow="0" w:firstColumn="0" w:lastColumn="0" w:oddVBand="0" w:evenVBand="0" w:oddHBand="0" w:evenHBand="1" w:firstRowFirstColumn="0" w:firstRowLastColumn="0" w:lastRowFirstColumn="0" w:lastRowLastColumn="0"/>
               <w:rPr>
@@ -5979,10 +6166,9 @@
             <w:r>
               <w:rPr>
                 <w:rFonts w:ascii="Century Gothic" w:hAnsi="Century Gothic"/>
-                <w:kern w:val="0"/>
                 <w:sz w:val="22"/>
                 <w:szCs w:val="22"/>
-                <w:lang w:val="de-DE" w:bidi="ar-SA"/>
+                <w:lang w:val="de-DE"/>
               </w:rPr>
             </w:r>
           </w:p>
@@ -5992,7 +6178,7 @@
         <w:trPr/>
         <w:tc>
           <w:tcPr>
-            <w:tcW w:w="2018" w:type="dxa"/>
+            <w:tcW w:w="2017" w:type="dxa"/>
             <w:cnfStyle w:val="001000000000" w:firstRow="0" w:lastRow="0" w:firstColumn="1" w:lastColumn="0" w:oddVBand="0" w:evenVBand="0" w:oddHBand="0" w:evenHBand="0" w:firstRowFirstColumn="0" w:firstRowLastColumn="0" w:lastRowFirstColumn="0" w:lastRowLastColumn="0"/>
             <w:tcBorders>
               <w:top w:val="nil"/>
@@ -6002,7 +6188,8 @@
           <w:p>
             <w:pPr>
               <w:pStyle w:val="Normal"/>
-              <w:widowControl/>
+              <w:widowControl w:val="false"/>
+              <w:suppressAutoHyphens w:val="true"/>
               <w:spacing w:lineRule="auto" w:line="240" w:before="60" w:after="60"/>
               <w:rPr>
                 <w:color w:val="auto"/>
@@ -6022,7 +6209,8 @@
           <w:p>
             <w:pPr>
               <w:pStyle w:val="Normal"/>
-              <w:widowControl/>
+              <w:widowControl w:val="false"/>
+              <w:suppressAutoHyphens w:val="true"/>
               <w:spacing w:lineRule="auto" w:line="240" w:before="60" w:after="60"/>
               <w:rPr>
                 <w:color w:val="auto"/>
@@ -6031,40 +6219,39 @@
             </w:pPr>
             <w:r>
               <w:rPr>
-                <w:rFonts w:eastAsia="" w:cs=""/>
-                <w:color w:val="auto"/>
-                <w:kern w:val="0"/>
-                <w:lang w:val="en-US" w:eastAsia="ja-JP" w:bidi="ar-SA"/>
-              </w:rPr>
-            </w:r>
-          </w:p>
-        </w:tc>
-        <w:tc>
-          <w:tcPr>
-            <w:tcW w:w="2909" w:type="dxa"/>
-            <w:tcBorders>
-              <w:top w:val="nil"/>
-              <w:bottom w:val="nil"/>
-            </w:tcBorders>
-          </w:tcPr>
-          <w:p>
-            <w:pPr>
-              <w:pStyle w:val="Normal"/>
-              <w:widowControl/>
-              <w:spacing w:lineRule="auto" w:line="240" w:before="60" w:after="60"/>
-              <w:cnfStyle w:val="000000000000" w:firstRow="0" w:lastRow="0" w:firstColumn="0" w:lastColumn="0" w:oddVBand="0" w:evenVBand="0" w:oddHBand="0" w:evenHBand="0" w:firstRowFirstColumn="0" w:firstRowLastColumn="0" w:lastRowFirstColumn="0" w:lastRowLastColumn="0"/>
-              <w:rPr>
-                <w:i/>
-                <w:i/>
                 <w:color w:val="auto"/>
                 <w:lang w:val="en-US"/>
               </w:rPr>
-            </w:pPr>
-            <w:r>
-              <w:rPr>
-                <w:rFonts w:eastAsia="" w:cs=""/>
+            </w:r>
+          </w:p>
+        </w:tc>
+        <w:tc>
+          <w:tcPr>
+            <w:tcW w:w="2909" w:type="dxa"/>
+            <w:tcBorders>
+              <w:top w:val="nil"/>
+              <w:bottom w:val="nil"/>
+            </w:tcBorders>
+          </w:tcPr>
+          <w:p>
+            <w:pPr>
+              <w:pStyle w:val="Normal"/>
+              <w:widowControl w:val="false"/>
+              <w:suppressAutoHyphens w:val="true"/>
+              <w:spacing w:lineRule="auto" w:line="240" w:before="60" w:after="60"/>
+              <w:cnfStyle w:val="000000000000" w:firstRow="0" w:lastRow="0" w:firstColumn="0" w:lastColumn="0" w:oddVBand="0" w:evenVBand="0" w:oddHBand="0" w:evenHBand="0" w:firstRowFirstColumn="0" w:firstRowLastColumn="0" w:lastRowFirstColumn="0" w:lastRowLastColumn="0"/>
+              <w:rPr>
+                <w:i/>
                 <w:i/>
                 <w:color w:val="auto"/>
+                <w:lang w:val="en-US"/>
+              </w:rPr>
+            </w:pPr>
+            <w:r>
+              <w:rPr>
+                <w:rFonts w:eastAsia="" w:cs=""/>
+                <w:i/>
+                <w:color w:val="auto"/>
                 <w:kern w:val="0"/>
                 <w:lang w:val="en-US" w:eastAsia="ja-JP" w:bidi="ar-SA"/>
               </w:rPr>
@@ -6074,16 +6261,17 @@
         </w:tc>
         <w:tc>
           <w:tcPr>
-            <w:tcW w:w="5432" w:type="dxa"/>
-            <w:tcBorders>
-              <w:top w:val="nil"/>
-              <w:bottom w:val="nil"/>
-            </w:tcBorders>
-          </w:tcPr>
-          <w:p>
-            <w:pPr>
-              <w:pStyle w:val="Normal"/>
-              <w:widowControl/>
+            <w:tcW w:w="5433" w:type="dxa"/>
+            <w:tcBorders>
+              <w:top w:val="nil"/>
+              <w:bottom w:val="nil"/>
+            </w:tcBorders>
+          </w:tcPr>
+          <w:p>
+            <w:pPr>
+              <w:pStyle w:val="Normal"/>
+              <w:widowControl w:val="false"/>
+              <w:suppressAutoHyphens w:val="true"/>
               <w:spacing w:lineRule="auto" w:line="240" w:before="60" w:after="60"/>
               <w:cnfStyle w:val="000000000000" w:firstRow="0" w:lastRow="0" w:firstColumn="0" w:lastColumn="0" w:oddVBand="0" w:evenVBand="0" w:oddHBand="0" w:evenHBand="0" w:firstRowFirstColumn="0" w:firstRowLastColumn="0" w:lastRowFirstColumn="0" w:lastRowLastColumn="0"/>
               <w:rPr>
@@ -6103,7 +6291,8 @@
           <w:p>
             <w:pPr>
               <w:pStyle w:val="Normal"/>
-              <w:widowControl/>
+              <w:widowControl w:val="false"/>
+              <w:suppressAutoHyphens w:val="true"/>
               <w:spacing w:lineRule="auto" w:line="240" w:before="60" w:after="60"/>
               <w:cnfStyle w:val="000000000000" w:firstRow="0" w:lastRow="0" w:firstColumn="0" w:lastColumn="0" w:oddVBand="0" w:evenVBand="0" w:oddHBand="0" w:evenHBand="0" w:firstRowFirstColumn="0" w:firstRowLastColumn="0" w:lastRowFirstColumn="0" w:lastRowLastColumn="0"/>
               <w:rPr>
@@ -6138,7 +6327,7 @@
         </w:trPr>
         <w:tc>
           <w:tcPr>
-            <w:tcW w:w="2018" w:type="dxa"/>
+            <w:tcW w:w="2017" w:type="dxa"/>
             <w:cnfStyle w:val="001000000000" w:firstRow="0" w:lastRow="0" w:firstColumn="1" w:lastColumn="0" w:oddVBand="0" w:evenVBand="0" w:oddHBand="0" w:evenHBand="0" w:firstRowFirstColumn="0" w:firstRowLastColumn="0" w:lastRowFirstColumn="0" w:lastRowLastColumn="0"/>
             <w:tcBorders>
               <w:top w:val="nil"/>
@@ -6149,7 +6338,8 @@
           <w:p>
             <w:pPr>
               <w:pStyle w:val="Normal"/>
-              <w:widowControl/>
+              <w:widowControl w:val="false"/>
+              <w:suppressAutoHyphens w:val="true"/>
               <w:spacing w:lineRule="auto" w:line="240" w:before="60" w:after="60"/>
               <w:rPr>
                 <w:color w:val="auto"/>
@@ -6169,7 +6359,8 @@
           <w:p>
             <w:pPr>
               <w:pStyle w:val="Normal"/>
-              <w:widowControl/>
+              <w:widowControl w:val="false"/>
+              <w:suppressAutoHyphens w:val="true"/>
               <w:spacing w:lineRule="auto" w:line="240" w:before="60" w:after="60"/>
               <w:rPr>
                 <w:color w:val="auto"/>
@@ -6178,41 +6369,40 @@
             </w:pPr>
             <w:r>
               <w:rPr>
-                <w:rFonts w:eastAsia="" w:cs=""/>
-                <w:color w:val="auto"/>
-                <w:kern w:val="0"/>
-                <w:lang w:val="en-US" w:eastAsia="ja-JP" w:bidi="ar-SA"/>
-              </w:rPr>
-            </w:r>
-          </w:p>
-        </w:tc>
-        <w:tc>
-          <w:tcPr>
-            <w:tcW w:w="2909" w:type="dxa"/>
-            <w:tcBorders>
-              <w:top w:val="nil"/>
-              <w:bottom w:val="nil"/>
-            </w:tcBorders>
-            <w:shd w:color="auto" w:fill="DDDBD5" w:themeFill="text2" w:themeFillTint="33" w:val="clear"/>
-          </w:tcPr>
-          <w:p>
-            <w:pPr>
-              <w:pStyle w:val="Normal"/>
-              <w:widowControl/>
-              <w:spacing w:lineRule="auto" w:line="240" w:before="60" w:after="60"/>
-              <w:cnfStyle w:val="000000010000" w:firstRow="0" w:lastRow="0" w:firstColumn="0" w:lastColumn="0" w:oddVBand="0" w:evenVBand="0" w:oddHBand="0" w:evenHBand="1" w:firstRowFirstColumn="0" w:firstRowLastColumn="0" w:lastRowFirstColumn="0" w:lastRowLastColumn="0"/>
-              <w:rPr>
-                <w:i/>
-                <w:i/>
                 <w:color w:val="auto"/>
                 <w:lang w:val="en-US"/>
               </w:rPr>
-            </w:pPr>
-            <w:r>
-              <w:rPr>
-                <w:rFonts w:eastAsia="" w:cs=""/>
+            </w:r>
+          </w:p>
+        </w:tc>
+        <w:tc>
+          <w:tcPr>
+            <w:tcW w:w="2909" w:type="dxa"/>
+            <w:tcBorders>
+              <w:top w:val="nil"/>
+              <w:bottom w:val="nil"/>
+            </w:tcBorders>
+            <w:shd w:color="auto" w:fill="DDDBD5" w:themeFill="text2" w:themeFillTint="33" w:val="clear"/>
+          </w:tcPr>
+          <w:p>
+            <w:pPr>
+              <w:pStyle w:val="Normal"/>
+              <w:widowControl w:val="false"/>
+              <w:suppressAutoHyphens w:val="true"/>
+              <w:spacing w:lineRule="auto" w:line="240" w:before="60" w:after="60"/>
+              <w:cnfStyle w:val="000000010000" w:firstRow="0" w:lastRow="0" w:firstColumn="0" w:lastColumn="0" w:oddVBand="0" w:evenVBand="0" w:oddHBand="0" w:evenHBand="1" w:firstRowFirstColumn="0" w:firstRowLastColumn="0" w:lastRowFirstColumn="0" w:lastRowLastColumn="0"/>
+              <w:rPr>
+                <w:i/>
                 <w:i/>
                 <w:color w:val="auto"/>
+                <w:lang w:val="en-US"/>
+              </w:rPr>
+            </w:pPr>
+            <w:r>
+              <w:rPr>
+                <w:rFonts w:eastAsia="" w:cs=""/>
+                <w:i/>
+                <w:color w:val="auto"/>
                 <w:kern w:val="0"/>
                 <w:lang w:val="en-US" w:eastAsia="ja-JP" w:bidi="ar-SA"/>
               </w:rPr>
@@ -6222,7 +6412,7 @@
         </w:tc>
         <w:tc>
           <w:tcPr>
-            <w:tcW w:w="5432" w:type="dxa"/>
+            <w:tcW w:w="5433" w:type="dxa"/>
             <w:tcBorders>
               <w:top w:val="nil"/>
               <w:bottom w:val="nil"/>
@@ -6232,7 +6422,8 @@
           <w:p>
             <w:pPr>
               <w:pStyle w:val="Normal"/>
-              <w:widowControl/>
+              <w:widowControl w:val="false"/>
+              <w:suppressAutoHyphens w:val="true"/>
               <w:spacing w:lineRule="auto" w:line="240" w:before="60" w:after="60"/>
               <w:cnfStyle w:val="000000010000" w:firstRow="0" w:lastRow="0" w:firstColumn="0" w:lastColumn="0" w:oddVBand="0" w:evenVBand="0" w:oddHBand="0" w:evenHBand="1" w:firstRowFirstColumn="0" w:firstRowLastColumn="0" w:lastRowFirstColumn="0" w:lastRowLastColumn="0"/>
               <w:rPr>
@@ -6252,7 +6443,8 @@
           <w:p>
             <w:pPr>
               <w:pStyle w:val="Normal"/>
-              <w:widowControl/>
+              <w:widowControl w:val="false"/>
+              <w:suppressAutoHyphens w:val="true"/>
               <w:spacing w:lineRule="auto" w:line="240" w:before="60" w:after="60"/>
               <w:cnfStyle w:val="000000010000" w:firstRow="0" w:lastRow="0" w:firstColumn="0" w:lastColumn="0" w:oddVBand="0" w:evenVBand="0" w:oddHBand="0" w:evenHBand="1" w:firstRowFirstColumn="0" w:firstRowLastColumn="0" w:lastRowFirstColumn="0" w:lastRowLastColumn="0"/>
               <w:rPr>
@@ -6285,7 +6477,7 @@
         <w:trPr/>
         <w:tc>
           <w:tcPr>
-            <w:tcW w:w="2018" w:type="dxa"/>
+            <w:tcW w:w="2017" w:type="dxa"/>
             <w:cnfStyle w:val="001000000000" w:firstRow="0" w:lastRow="0" w:firstColumn="1" w:lastColumn="0" w:oddVBand="0" w:evenVBand="0" w:oddHBand="0" w:evenHBand="0" w:firstRowFirstColumn="0" w:firstRowLastColumn="0" w:lastRowFirstColumn="0" w:lastRowLastColumn="0"/>
             <w:tcBorders>
               <w:top w:val="nil"/>
@@ -6295,7 +6487,8 @@
           <w:p>
             <w:pPr>
               <w:pStyle w:val="Normal"/>
-              <w:widowControl/>
+              <w:widowControl w:val="false"/>
+              <w:suppressAutoHyphens w:val="true"/>
               <w:spacing w:lineRule="auto" w:line="240" w:before="60" w:after="60"/>
               <w:rPr>
                 <w:color w:val="auto"/>
@@ -6323,7 +6516,8 @@
           <w:p>
             <w:pPr>
               <w:pStyle w:val="Normal"/>
-              <w:widowControl/>
+              <w:widowControl w:val="false"/>
+              <w:suppressAutoHyphens w:val="true"/>
               <w:spacing w:lineRule="auto" w:line="240" w:before="60" w:after="60"/>
               <w:rPr>
                 <w:color w:val="auto"/>
@@ -6332,40 +6526,39 @@
             </w:pPr>
             <w:r>
               <w:rPr>
-                <w:rFonts w:eastAsia="" w:cs=""/>
-                <w:color w:val="auto"/>
-                <w:kern w:val="0"/>
-                <w:lang w:val="en-US" w:eastAsia="ja-JP" w:bidi="ar-SA"/>
-              </w:rPr>
-            </w:r>
-          </w:p>
-        </w:tc>
-        <w:tc>
-          <w:tcPr>
-            <w:tcW w:w="2909" w:type="dxa"/>
-            <w:tcBorders>
-              <w:top w:val="nil"/>
-              <w:bottom w:val="nil"/>
-            </w:tcBorders>
-          </w:tcPr>
-          <w:p>
-            <w:pPr>
-              <w:pStyle w:val="Normal"/>
-              <w:widowControl/>
-              <w:spacing w:lineRule="auto" w:line="240" w:before="60" w:after="60"/>
-              <w:cnfStyle w:val="000000000000" w:firstRow="0" w:lastRow="0" w:firstColumn="0" w:lastColumn="0" w:oddVBand="0" w:evenVBand="0" w:oddHBand="0" w:evenHBand="0" w:firstRowFirstColumn="0" w:firstRowLastColumn="0" w:lastRowFirstColumn="0" w:lastRowLastColumn="0"/>
-              <w:rPr>
-                <w:i/>
-                <w:i/>
                 <w:color w:val="auto"/>
                 <w:lang w:val="en-US"/>
               </w:rPr>
-            </w:pPr>
-            <w:r>
-              <w:rPr>
-                <w:rFonts w:eastAsia="" w:cs=""/>
+            </w:r>
+          </w:p>
+        </w:tc>
+        <w:tc>
+          <w:tcPr>
+            <w:tcW w:w="2909" w:type="dxa"/>
+            <w:tcBorders>
+              <w:top w:val="nil"/>
+              <w:bottom w:val="nil"/>
+            </w:tcBorders>
+          </w:tcPr>
+          <w:p>
+            <w:pPr>
+              <w:pStyle w:val="Normal"/>
+              <w:widowControl w:val="false"/>
+              <w:suppressAutoHyphens w:val="true"/>
+              <w:spacing w:lineRule="auto" w:line="240" w:before="60" w:after="60"/>
+              <w:cnfStyle w:val="000000000000" w:firstRow="0" w:lastRow="0" w:firstColumn="0" w:lastColumn="0" w:oddVBand="0" w:evenVBand="0" w:oddHBand="0" w:evenHBand="0" w:firstRowFirstColumn="0" w:firstRowLastColumn="0" w:lastRowFirstColumn="0" w:lastRowLastColumn="0"/>
+              <w:rPr>
+                <w:i/>
                 <w:i/>
                 <w:color w:val="auto"/>
+                <w:lang w:val="en-US"/>
+              </w:rPr>
+            </w:pPr>
+            <w:r>
+              <w:rPr>
+                <w:rFonts w:eastAsia="" w:cs=""/>
+                <w:i/>
+                <w:color w:val="auto"/>
                 <w:kern w:val="0"/>
                 <w:lang w:eastAsia="ja-JP" w:bidi="ar-SA"/>
               </w:rPr>
@@ -6375,16 +6568,17 @@
         </w:tc>
         <w:tc>
           <w:tcPr>
-            <w:tcW w:w="5432" w:type="dxa"/>
-            <w:tcBorders>
-              <w:top w:val="nil"/>
-              <w:bottom w:val="nil"/>
-            </w:tcBorders>
-          </w:tcPr>
-          <w:p>
-            <w:pPr>
-              <w:pStyle w:val="Normal"/>
-              <w:widowControl/>
+            <w:tcW w:w="5433" w:type="dxa"/>
+            <w:tcBorders>
+              <w:top w:val="nil"/>
+              <w:bottom w:val="nil"/>
+            </w:tcBorders>
+          </w:tcPr>
+          <w:p>
+            <w:pPr>
+              <w:pStyle w:val="Normal"/>
+              <w:widowControl w:val="false"/>
+              <w:suppressAutoHyphens w:val="true"/>
               <w:spacing w:lineRule="auto" w:line="240" w:before="60" w:after="60"/>
               <w:cnfStyle w:val="000000000000" w:firstRow="0" w:lastRow="0" w:firstColumn="0" w:lastColumn="0" w:oddVBand="0" w:evenVBand="0" w:oddHBand="0" w:evenHBand="0" w:firstRowFirstColumn="0" w:firstRowLastColumn="0" w:lastRowFirstColumn="0" w:lastRowLastColumn="0"/>
               <w:rPr>
@@ -6406,7 +6600,8 @@
           <w:p>
             <w:pPr>
               <w:pStyle w:val="Normal"/>
-              <w:widowControl/>
+              <w:widowControl w:val="false"/>
+              <w:suppressAutoHyphens w:val="true"/>
               <w:spacing w:lineRule="auto" w:line="240" w:before="60" w:after="60"/>
               <w:cnfStyle w:val="000000000000" w:firstRow="0" w:lastRow="0" w:firstColumn="0" w:lastColumn="0" w:oddVBand="0" w:evenVBand="0" w:oddHBand="0" w:evenHBand="0" w:firstRowFirstColumn="0" w:firstRowLastColumn="0" w:lastRowFirstColumn="0" w:lastRowLastColumn="0"/>
               <w:rPr>
@@ -6441,7 +6636,7 @@
         </w:trPr>
         <w:tc>
           <w:tcPr>
-            <w:tcW w:w="2018" w:type="dxa"/>
+            <w:tcW w:w="2017" w:type="dxa"/>
             <w:cnfStyle w:val="001000000000" w:firstRow="0" w:lastRow="0" w:firstColumn="1" w:lastColumn="0" w:oddVBand="0" w:evenVBand="0" w:oddHBand="0" w:evenHBand="0" w:firstRowFirstColumn="0" w:firstRowLastColumn="0" w:lastRowFirstColumn="0" w:lastRowLastColumn="0"/>
             <w:tcBorders>
               <w:top w:val="nil"/>
@@ -6452,7 +6647,8 @@
           <w:p>
             <w:pPr>
               <w:pStyle w:val="Normal"/>
-              <w:widowControl/>
+              <w:widowControl w:val="false"/>
+              <w:suppressAutoHyphens w:val="true"/>
               <w:spacing w:lineRule="auto" w:line="240" w:before="60" w:after="60"/>
               <w:rPr>
                 <w:color w:val="auto"/>
@@ -6471,7 +6667,8 @@
           <w:p>
             <w:pPr>
               <w:pStyle w:val="Normal"/>
-              <w:widowControl/>
+              <w:widowControl w:val="false"/>
+              <w:suppressAutoHyphens w:val="true"/>
               <w:spacing w:lineRule="auto" w:line="240" w:before="60" w:after="60"/>
               <w:rPr>
                 <w:color w:val="auto"/>
@@ -6480,41 +6677,40 @@
             </w:pPr>
             <w:r>
               <w:rPr>
-                <w:rFonts w:eastAsia="" w:cs=""/>
-                <w:color w:val="auto"/>
-                <w:kern w:val="0"/>
-                <w:lang w:val="en-US" w:eastAsia="ja-JP" w:bidi="ar-SA"/>
-              </w:rPr>
-            </w:r>
-          </w:p>
-        </w:tc>
-        <w:tc>
-          <w:tcPr>
-            <w:tcW w:w="2909" w:type="dxa"/>
-            <w:tcBorders>
-              <w:top w:val="nil"/>
-              <w:bottom w:val="nil"/>
-            </w:tcBorders>
-            <w:shd w:color="auto" w:fill="DDDBD5" w:themeFill="text2" w:themeFillTint="33" w:val="clear"/>
-          </w:tcPr>
-          <w:p>
-            <w:pPr>
-              <w:pStyle w:val="Normal"/>
-              <w:widowControl/>
-              <w:spacing w:lineRule="auto" w:line="240" w:before="60" w:after="60"/>
-              <w:cnfStyle w:val="000000010000" w:firstRow="0" w:lastRow="0" w:firstColumn="0" w:lastColumn="0" w:oddVBand="0" w:evenVBand="0" w:oddHBand="0" w:evenHBand="1" w:firstRowFirstColumn="0" w:firstRowLastColumn="0" w:lastRowFirstColumn="0" w:lastRowLastColumn="0"/>
-              <w:rPr>
-                <w:i/>
-                <w:i/>
                 <w:color w:val="auto"/>
                 <w:lang w:val="en-US"/>
               </w:rPr>
-            </w:pPr>
-            <w:r>
-              <w:rPr>
-                <w:rFonts w:eastAsia="" w:cs=""/>
+            </w:r>
+          </w:p>
+        </w:tc>
+        <w:tc>
+          <w:tcPr>
+            <w:tcW w:w="2909" w:type="dxa"/>
+            <w:tcBorders>
+              <w:top w:val="nil"/>
+              <w:bottom w:val="nil"/>
+            </w:tcBorders>
+            <w:shd w:color="auto" w:fill="DDDBD5" w:themeFill="text2" w:themeFillTint="33" w:val="clear"/>
+          </w:tcPr>
+          <w:p>
+            <w:pPr>
+              <w:pStyle w:val="Normal"/>
+              <w:widowControl w:val="false"/>
+              <w:suppressAutoHyphens w:val="true"/>
+              <w:spacing w:lineRule="auto" w:line="240" w:before="60" w:after="60"/>
+              <w:cnfStyle w:val="000000010000" w:firstRow="0" w:lastRow="0" w:firstColumn="0" w:lastColumn="0" w:oddVBand="0" w:evenVBand="0" w:oddHBand="0" w:evenHBand="1" w:firstRowFirstColumn="0" w:firstRowLastColumn="0" w:lastRowFirstColumn="0" w:lastRowLastColumn="0"/>
+              <w:rPr>
+                <w:i/>
                 <w:i/>
                 <w:color w:val="auto"/>
+                <w:lang w:val="en-US"/>
+              </w:rPr>
+            </w:pPr>
+            <w:r>
+              <w:rPr>
+                <w:rFonts w:eastAsia="" w:cs=""/>
+                <w:i/>
+                <w:color w:val="auto"/>
                 <w:kern w:val="0"/>
                 <w:lang w:eastAsia="ja-JP" w:bidi="ar-SA"/>
               </w:rPr>
@@ -6524,7 +6720,7 @@
         </w:tc>
         <w:tc>
           <w:tcPr>
-            <w:tcW w:w="5432" w:type="dxa"/>
+            <w:tcW w:w="5433" w:type="dxa"/>
             <w:tcBorders>
               <w:top w:val="nil"/>
               <w:bottom w:val="nil"/>
@@ -6534,7 +6730,8 @@
           <w:p>
             <w:pPr>
               <w:pStyle w:val="Normal"/>
-              <w:widowControl/>
+              <w:widowControl w:val="false"/>
+              <w:suppressAutoHyphens w:val="true"/>
               <w:spacing w:lineRule="auto" w:line="240" w:before="60" w:after="60"/>
               <w:cnfStyle w:val="000000010000" w:firstRow="0" w:lastRow="0" w:firstColumn="0" w:lastColumn="0" w:oddVBand="0" w:evenVBand="0" w:oddHBand="0" w:evenHBand="1" w:firstRowFirstColumn="0" w:firstRowLastColumn="0" w:lastRowFirstColumn="0" w:lastRowLastColumn="0"/>
               <w:rPr>
@@ -6557,7 +6754,8 @@
           <w:p>
             <w:pPr>
               <w:pStyle w:val="Normal"/>
-              <w:widowControl/>
+              <w:widowControl w:val="false"/>
+              <w:suppressAutoHyphens w:val="true"/>
               <w:spacing w:lineRule="auto" w:line="240" w:before="60" w:after="60"/>
               <w:cnfStyle w:val="000000010000" w:firstRow="0" w:lastRow="0" w:firstColumn="0" w:lastColumn="0" w:oddVBand="0" w:evenVBand="0" w:oddHBand="0" w:evenHBand="1" w:firstRowFirstColumn="0" w:firstRowLastColumn="0" w:lastRowFirstColumn="0" w:lastRowLastColumn="0"/>
               <w:rPr>
@@ -6660,7 +6858,7 @@
         <w:rPr/>
         <w:t>PDF-AS-WEB kann statistische Informationen sammeln. Um eine möglichst gut Integration zu ermöglichen, können einfach selbstentwickelte Statistikmodule in PDF-AS-WEB integriert werden. Dazu muss die Schnittstelle at.gv.egiz.pdfas.web.stats. StatisticBackend implementiert werden. PDF-AS-WEB lädt Implementierungen dieser Schnittstelle mit Hilfe des Java Service Provider Interface. Eine einfache Implementierung dieser Schnittstelle ist bereits in PDF-AS-WEB integriert und liefert auf dem Logger „at.gv.egiz.pdfas.web.statistics“ statistische Informationen im CSV Format. Die Spalten der CSV Einträge sind wie folgt zu interpretieren:</w:t>
       </w:r>
-      <w:bookmarkStart w:id="7" w:name="_Toc396214480"/>
+      <w:bookmarkStart w:id="6" w:name="_Toc396214480"/>
     </w:p>
     <w:p>
       <w:pPr>
@@ -6829,7 +7027,7 @@
         <w:rPr/>
         <w:t>Kommunikation</w:t>
       </w:r>
-      <w:bookmarkEnd w:id="7"/>
+      <w:bookmarkEnd w:id="6"/>
     </w:p>
     <w:p>
       <w:pPr>
@@ -6971,12 +7169,12 @@
         </w:numPr>
         <w:rPr/>
       </w:pPr>
-      <w:bookmarkStart w:id="8" w:name="_Toc396214481"/>
+      <w:bookmarkStart w:id="7" w:name="_Toc396214481"/>
       <w:r>
         <w:rPr/>
         <w:t>Beispiele</w:t>
       </w:r>
-      <w:bookmarkEnd w:id="8"/>
+      <w:bookmarkEnd w:id="7"/>
     </w:p>
     <w:p>
       <w:pPr>
@@ -8398,7 +8596,7 @@
         <w:tblStyle w:val="SOWTable"/>
         <w:tblW w:w="9140" w:type="dxa"/>
         <w:jc w:val="left"/>
-        <w:tblInd w:w="0" w:type="dxa"/>
+        <w:tblInd w:w="113" w:type="dxa"/>
         <w:tblLayout w:type="fixed"/>
         <w:tblCellMar>
           <w:top w:w="0" w:type="dxa"/>
@@ -8430,7 +8628,8 @@
           <w:p>
             <w:pPr>
               <w:pStyle w:val="Tabellen"/>
-              <w:widowControl/>
+              <w:widowControl w:val="false"/>
+              <w:suppressAutoHyphens w:val="true"/>
               <w:spacing w:lineRule="auto" w:line="240" w:before="60" w:after="60"/>
               <w:rPr>
                 <w:color w:val="FFFFFF" w:themeColor="background1"/>
@@ -8458,7 +8657,8 @@
           <w:p>
             <w:pPr>
               <w:pStyle w:val="Tabellen"/>
-              <w:widowControl/>
+              <w:widowControl w:val="false"/>
+              <w:suppressAutoHyphens w:val="true"/>
               <w:spacing w:lineRule="auto" w:line="240" w:before="60" w:after="60"/>
               <w:cnfStyle w:val="100000000000" w:firstRow="1" w:lastRow="0" w:firstColumn="0" w:lastColumn="0" w:oddVBand="0" w:evenVBand="0" w:oddHBand="0" w:evenHBand="0" w:firstRowFirstColumn="0" w:firstRowLastColumn="0" w:lastRowFirstColumn="0" w:lastRowLastColumn="0"/>
               <w:rPr>
@@ -8487,7 +8687,8 @@
           <w:p>
             <w:pPr>
               <w:pStyle w:val="Tabellen"/>
-              <w:widowControl/>
+              <w:widowControl w:val="false"/>
+              <w:suppressAutoHyphens w:val="true"/>
               <w:spacing w:lineRule="auto" w:line="240" w:before="60" w:after="60"/>
               <w:cnfStyle w:val="100000000000" w:firstRow="1" w:lastRow="0" w:firstColumn="0" w:lastColumn="0" w:oddVBand="0" w:evenVBand="0" w:oddHBand="0" w:evenHBand="0" w:firstRowFirstColumn="0" w:firstRowLastColumn="0" w:lastRowFirstColumn="0" w:lastRowLastColumn="0"/>
               <w:rPr>
@@ -8516,7 +8717,8 @@
           <w:p>
             <w:pPr>
               <w:pStyle w:val="Tabellen"/>
-              <w:widowControl/>
+              <w:widowControl w:val="false"/>
+              <w:suppressAutoHyphens w:val="true"/>
               <w:spacing w:lineRule="auto" w:line="240" w:before="60" w:after="60"/>
               <w:cnfStyle w:val="100000000000" w:firstRow="1" w:lastRow="0" w:firstColumn="0" w:lastColumn="0" w:oddVBand="0" w:evenVBand="0" w:oddHBand="0" w:evenHBand="0" w:firstRowFirstColumn="0" w:firstRowLastColumn="0" w:lastRowFirstColumn="0" w:lastRowLastColumn="0"/>
               <w:rPr>
@@ -8549,7 +8751,8 @@
           <w:p>
             <w:pPr>
               <w:pStyle w:val="Normal"/>
-              <w:widowControl/>
+              <w:widowControl w:val="false"/>
+              <w:suppressAutoHyphens w:val="true"/>
               <w:spacing w:lineRule="auto" w:line="240" w:before="60" w:after="60"/>
               <w:rPr>
                 <w:rFonts w:eastAsia="" w:cs=""/>
@@ -8578,7 +8781,8 @@
           <w:p>
             <w:pPr>
               <w:pStyle w:val="Normal"/>
-              <w:widowControl/>
+              <w:widowControl w:val="false"/>
+              <w:suppressAutoHyphens w:val="true"/>
               <w:spacing w:lineRule="auto" w:line="240" w:before="60" w:after="60"/>
               <w:cnfStyle w:val="000000000000" w:firstRow="0" w:lastRow="0" w:firstColumn="0" w:lastColumn="0" w:oddVBand="0" w:evenVBand="0" w:oddHBand="0" w:evenHBand="0" w:firstRowFirstColumn="0" w:firstRowLastColumn="0" w:lastRowFirstColumn="0" w:lastRowLastColumn="0"/>
               <w:rPr>
@@ -8608,7 +8812,8 @@
           <w:p>
             <w:pPr>
               <w:pStyle w:val="Normal"/>
-              <w:widowControl/>
+              <w:widowControl w:val="false"/>
+              <w:suppressAutoHyphens w:val="true"/>
               <w:spacing w:lineRule="auto" w:line="240" w:before="60" w:after="60"/>
               <w:cnfStyle w:val="000000000000" w:firstRow="0" w:lastRow="0" w:firstColumn="0" w:lastColumn="0" w:oddVBand="0" w:evenVBand="0" w:oddHBand="0" w:evenHBand="0" w:firstRowFirstColumn="0" w:firstRowLastColumn="0" w:lastRowFirstColumn="0" w:lastRowLastColumn="0"/>
               <w:rPr>
@@ -8638,7 +8843,8 @@
           <w:p>
             <w:pPr>
               <w:pStyle w:val="Normal"/>
-              <w:widowControl/>
+              <w:widowControl w:val="false"/>
+              <w:suppressAutoHyphens w:val="true"/>
               <w:spacing w:lineRule="auto" w:line="240" w:before="60" w:after="60"/>
               <w:cnfStyle w:val="000000000000" w:firstRow="0" w:lastRow="0" w:firstColumn="0" w:lastColumn="0" w:oddVBand="0" w:evenVBand="0" w:oddHBand="0" w:evenHBand="0" w:firstRowFirstColumn="0" w:firstRowLastColumn="0" w:lastRowFirstColumn="0" w:lastRowLastColumn="0"/>
               <w:rPr>
@@ -8675,7 +8881,8 @@
           <w:p>
             <w:pPr>
               <w:pStyle w:val="Normal"/>
-              <w:widowControl/>
+              <w:widowControl w:val="false"/>
+              <w:suppressAutoHyphens w:val="true"/>
               <w:spacing w:lineRule="auto" w:line="240" w:before="60" w:after="60"/>
               <w:rPr>
                 <w:rFonts w:eastAsia="" w:cs=""/>
@@ -8705,7 +8912,8 @@
           <w:p>
             <w:pPr>
               <w:pStyle w:val="Normal"/>
-              <w:widowControl/>
+              <w:widowControl w:val="false"/>
+              <w:suppressAutoHyphens w:val="true"/>
               <w:spacing w:lineRule="auto" w:line="240" w:before="60" w:after="60"/>
               <w:cnfStyle w:val="000000010000" w:firstRow="0" w:lastRow="0" w:firstColumn="0" w:lastColumn="0" w:oddVBand="0" w:evenVBand="0" w:oddHBand="0" w:evenHBand="1" w:firstRowFirstColumn="0" w:firstRowLastColumn="0" w:lastRowFirstColumn="0" w:lastRowLastColumn="0"/>
               <w:rPr>
@@ -8736,7 +8944,8 @@
           <w:p>
             <w:pPr>
               <w:pStyle w:val="Normal"/>
-              <w:widowControl/>
+              <w:widowControl w:val="false"/>
+              <w:suppressAutoHyphens w:val="true"/>
               <w:spacing w:lineRule="auto" w:line="240" w:before="60" w:after="60"/>
               <w:cnfStyle w:val="000000010000" w:firstRow="0" w:lastRow="0" w:firstColumn="0" w:lastColumn="0" w:oddVBand="0" w:evenVBand="0" w:oddHBand="0" w:evenHBand="1" w:firstRowFirstColumn="0" w:firstRowLastColumn="0" w:lastRowFirstColumn="0" w:lastRowLastColumn="0"/>
               <w:rPr>
@@ -8767,7 +8976,8 @@
           <w:p>
             <w:pPr>
               <w:pStyle w:val="Normal"/>
-              <w:widowControl/>
+              <w:widowControl w:val="false"/>
+              <w:suppressAutoHyphens w:val="true"/>
               <w:spacing w:lineRule="auto" w:line="240" w:before="60" w:after="60"/>
               <w:cnfStyle w:val="000000010000" w:firstRow="0" w:lastRow="0" w:firstColumn="0" w:lastColumn="0" w:oddVBand="0" w:evenVBand="0" w:oddHBand="0" w:evenHBand="1" w:firstRowFirstColumn="0" w:firstRowLastColumn="0" w:lastRowFirstColumn="0" w:lastRowLastColumn="0"/>
               <w:rPr>
@@ -8801,7 +9011,8 @@
           <w:p>
             <w:pPr>
               <w:pStyle w:val="Normal"/>
-              <w:widowControl/>
+              <w:widowControl w:val="false"/>
+              <w:suppressAutoHyphens w:val="true"/>
               <w:spacing w:lineRule="auto" w:line="240" w:before="60" w:after="60"/>
               <w:rPr>
                 <w:rFonts w:eastAsia="" w:cs=""/>
@@ -8830,7 +9041,8 @@
           <w:p>
             <w:pPr>
               <w:pStyle w:val="Normal"/>
-              <w:widowControl/>
+              <w:widowControl w:val="false"/>
+              <w:suppressAutoHyphens w:val="true"/>
               <w:spacing w:lineRule="auto" w:line="240" w:before="60" w:after="60"/>
               <w:cnfStyle w:val="000000000000" w:firstRow="0" w:lastRow="0" w:firstColumn="0" w:lastColumn="0" w:oddVBand="0" w:evenVBand="0" w:oddHBand="0" w:evenHBand="0" w:firstRowFirstColumn="0" w:firstRowLastColumn="0" w:lastRowFirstColumn="0" w:lastRowLastColumn="0"/>
               <w:rPr>
@@ -8860,7 +9072,8 @@
           <w:p>
             <w:pPr>
               <w:pStyle w:val="Normal"/>
-              <w:widowControl/>
+              <w:widowControl w:val="false"/>
+              <w:suppressAutoHyphens w:val="true"/>
               <w:spacing w:lineRule="auto" w:line="240" w:before="60" w:after="60"/>
               <w:cnfStyle w:val="000000000000" w:firstRow="0" w:lastRow="0" w:firstColumn="0" w:lastColumn="0" w:oddVBand="0" w:evenVBand="0" w:oddHBand="0" w:evenHBand="0" w:firstRowFirstColumn="0" w:firstRowLastColumn="0" w:lastRowFirstColumn="0" w:lastRowLastColumn="0"/>
               <w:rPr>
@@ -8890,7 +9103,8 @@
           <w:p>
             <w:pPr>
               <w:pStyle w:val="Normal"/>
-              <w:widowControl/>
+              <w:widowControl w:val="false"/>
+              <w:suppressAutoHyphens w:val="true"/>
               <w:spacing w:lineRule="auto" w:line="240" w:before="60" w:after="60"/>
               <w:cnfStyle w:val="000000000000" w:firstRow="0" w:lastRow="0" w:firstColumn="0" w:lastColumn="0" w:oddVBand="0" w:evenVBand="0" w:oddHBand="0" w:evenHBand="0" w:firstRowFirstColumn="0" w:firstRowLastColumn="0" w:lastRowFirstColumn="0" w:lastRowLastColumn="0"/>
               <w:rPr>
@@ -8927,7 +9141,8 @@
           <w:p>
             <w:pPr>
               <w:pStyle w:val="Normal"/>
-              <w:widowControl/>
+              <w:widowControl w:val="false"/>
+              <w:suppressAutoHyphens w:val="true"/>
               <w:spacing w:lineRule="auto" w:line="240" w:before="60" w:after="60"/>
               <w:rPr>
                 <w:rFonts w:eastAsia="" w:cs=""/>
@@ -8957,7 +9172,8 @@
           <w:p>
             <w:pPr>
               <w:pStyle w:val="Normal"/>
-              <w:widowControl/>
+              <w:widowControl w:val="false"/>
+              <w:suppressAutoHyphens w:val="true"/>
               <w:spacing w:lineRule="auto" w:line="240" w:before="60" w:after="60"/>
               <w:cnfStyle w:val="000000010000" w:firstRow="0" w:lastRow="0" w:firstColumn="0" w:lastColumn="0" w:oddVBand="0" w:evenVBand="0" w:oddHBand="0" w:evenHBand="1" w:firstRowFirstColumn="0" w:firstRowLastColumn="0" w:lastRowFirstColumn="0" w:lastRowLastColumn="0"/>
               <w:rPr>
@@ -8988,7 +9204,8 @@
           <w:p>
             <w:pPr>
               <w:pStyle w:val="Normal"/>
-              <w:widowControl/>
+              <w:widowControl w:val="false"/>
+              <w:suppressAutoHyphens w:val="true"/>
               <w:spacing w:lineRule="auto" w:line="240" w:before="60" w:after="60"/>
               <w:cnfStyle w:val="000000010000" w:firstRow="0" w:lastRow="0" w:firstColumn="0" w:lastColumn="0" w:oddVBand="0" w:evenVBand="0" w:oddHBand="0" w:evenHBand="1" w:firstRowFirstColumn="0" w:firstRowLastColumn="0" w:lastRowFirstColumn="0" w:lastRowLastColumn="0"/>
               <w:rPr>
@@ -9019,7 +9236,8 @@
           <w:p>
             <w:pPr>
               <w:pStyle w:val="Normal"/>
-              <w:widowControl/>
+              <w:widowControl w:val="false"/>
+              <w:suppressAutoHyphens w:val="true"/>
               <w:spacing w:lineRule="auto" w:line="240" w:before="60" w:after="60"/>
               <w:cnfStyle w:val="000000010000" w:firstRow="0" w:lastRow="0" w:firstColumn="0" w:lastColumn="0" w:oddVBand="0" w:evenVBand="0" w:oddHBand="0" w:evenHBand="1" w:firstRowFirstColumn="0" w:firstRowLastColumn="0" w:lastRowFirstColumn="0" w:lastRowLastColumn="0"/>
               <w:rPr>
@@ -9053,7 +9271,8 @@
           <w:p>
             <w:pPr>
               <w:pStyle w:val="Normal"/>
-              <w:widowControl/>
+              <w:widowControl w:val="false"/>
+              <w:suppressAutoHyphens w:val="true"/>
               <w:spacing w:lineRule="auto" w:line="240" w:before="60" w:after="60"/>
               <w:rPr>
                 <w:rFonts w:eastAsia="" w:cs=""/>
@@ -9082,7 +9301,8 @@
           <w:p>
             <w:pPr>
               <w:pStyle w:val="Normal"/>
-              <w:widowControl/>
+              <w:widowControl w:val="false"/>
+              <w:suppressAutoHyphens w:val="true"/>
               <w:spacing w:lineRule="auto" w:line="240" w:before="60" w:after="60"/>
               <w:cnfStyle w:val="000000000000" w:firstRow="0" w:lastRow="0" w:firstColumn="0" w:lastColumn="0" w:oddVBand="0" w:evenVBand="0" w:oddHBand="0" w:evenHBand="0" w:firstRowFirstColumn="0" w:firstRowLastColumn="0" w:lastRowFirstColumn="0" w:lastRowLastColumn="0"/>
               <w:rPr>
@@ -9112,7 +9332,8 @@
           <w:p>
             <w:pPr>
               <w:pStyle w:val="Normal"/>
-              <w:widowControl/>
+              <w:widowControl w:val="false"/>
+              <w:suppressAutoHyphens w:val="true"/>
               <w:spacing w:lineRule="auto" w:line="240" w:before="60" w:after="60"/>
               <w:cnfStyle w:val="000000000000" w:firstRow="0" w:lastRow="0" w:firstColumn="0" w:lastColumn="0" w:oddVBand="0" w:evenVBand="0" w:oddHBand="0" w:evenHBand="0" w:firstRowFirstColumn="0" w:firstRowLastColumn="0" w:lastRowFirstColumn="0" w:lastRowLastColumn="0"/>
               <w:rPr>
@@ -9142,7 +9363,8 @@
           <w:p>
             <w:pPr>
               <w:pStyle w:val="Normal"/>
-              <w:widowControl/>
+              <w:widowControl w:val="false"/>
+              <w:suppressAutoHyphens w:val="true"/>
               <w:spacing w:lineRule="auto" w:line="240" w:before="60" w:after="60"/>
               <w:cnfStyle w:val="000000000000" w:firstRow="0" w:lastRow="0" w:firstColumn="0" w:lastColumn="0" w:oddVBand="0" w:evenVBand="0" w:oddHBand="0" w:evenHBand="0" w:firstRowFirstColumn="0" w:firstRowLastColumn="0" w:lastRowFirstColumn="0" w:lastRowLastColumn="0"/>
               <w:rPr>
@@ -9179,7 +9401,8 @@
           <w:p>
             <w:pPr>
               <w:pStyle w:val="Normal"/>
-              <w:widowControl/>
+              <w:widowControl w:val="false"/>
+              <w:suppressAutoHyphens w:val="true"/>
               <w:spacing w:lineRule="auto" w:line="240" w:before="60" w:after="60"/>
               <w:rPr>
                 <w:rFonts w:eastAsia="" w:cs=""/>
@@ -9209,7 +9432,8 @@
           <w:p>
             <w:pPr>
               <w:pStyle w:val="Normal"/>
-              <w:widowControl/>
+              <w:widowControl w:val="false"/>
+              <w:suppressAutoHyphens w:val="true"/>
               <w:spacing w:lineRule="auto" w:line="240" w:before="60" w:after="60"/>
               <w:cnfStyle w:val="000000010000" w:firstRow="0" w:lastRow="0" w:firstColumn="0" w:lastColumn="0" w:oddVBand="0" w:evenVBand="0" w:oddHBand="0" w:evenHBand="1" w:firstRowFirstColumn="0" w:firstRowLastColumn="0" w:lastRowFirstColumn="0" w:lastRowLastColumn="0"/>
               <w:rPr>
@@ -9240,7 +9464,8 @@
           <w:p>
             <w:pPr>
               <w:pStyle w:val="Normal"/>
-              <w:widowControl/>
+              <w:widowControl w:val="false"/>
+              <w:suppressAutoHyphens w:val="true"/>
               <w:spacing w:lineRule="auto" w:line="240" w:before="60" w:after="60"/>
               <w:cnfStyle w:val="000000010000" w:firstRow="0" w:lastRow="0" w:firstColumn="0" w:lastColumn="0" w:oddVBand="0" w:evenVBand="0" w:oddHBand="0" w:evenHBand="1" w:firstRowFirstColumn="0" w:firstRowLastColumn="0" w:lastRowFirstColumn="0" w:lastRowLastColumn="0"/>
               <w:rPr>
@@ -9271,7 +9496,8 @@
           <w:p>
             <w:pPr>
               <w:pStyle w:val="Normal"/>
-              <w:widowControl/>
+              <w:widowControl w:val="false"/>
+              <w:suppressAutoHyphens w:val="true"/>
               <w:spacing w:lineRule="auto" w:line="240" w:before="60" w:after="60"/>
               <w:cnfStyle w:val="000000010000" w:firstRow="0" w:lastRow="0" w:firstColumn="0" w:lastColumn="0" w:oddVBand="0" w:evenVBand="0" w:oddHBand="0" w:evenHBand="1" w:firstRowFirstColumn="0" w:firstRowLastColumn="0" w:lastRowFirstColumn="0" w:lastRowLastColumn="0"/>
               <w:rPr>
@@ -9305,7 +9531,8 @@
           <w:p>
             <w:pPr>
               <w:pStyle w:val="Normal"/>
-              <w:widowControl/>
+              <w:widowControl w:val="false"/>
+              <w:suppressAutoHyphens w:val="true"/>
               <w:spacing w:lineRule="auto" w:line="240" w:before="60" w:after="60"/>
               <w:rPr>
                 <w:rFonts w:eastAsia="" w:cs=""/>
@@ -9334,7 +9561,8 @@
           <w:p>
             <w:pPr>
               <w:pStyle w:val="Normal"/>
-              <w:widowControl/>
+              <w:widowControl w:val="false"/>
+              <w:suppressAutoHyphens w:val="true"/>
               <w:spacing w:lineRule="auto" w:line="240" w:before="60" w:after="60"/>
               <w:cnfStyle w:val="000000000000" w:firstRow="0" w:lastRow="0" w:firstColumn="0" w:lastColumn="0" w:oddVBand="0" w:evenVBand="0" w:oddHBand="0" w:evenHBand="0" w:firstRowFirstColumn="0" w:firstRowLastColumn="0" w:lastRowFirstColumn="0" w:lastRowLastColumn="0"/>
               <w:rPr>
@@ -9364,7 +9592,8 @@
           <w:p>
             <w:pPr>
               <w:pStyle w:val="Normal"/>
-              <w:widowControl/>
+              <w:widowControl w:val="false"/>
+              <w:suppressAutoHyphens w:val="true"/>
               <w:spacing w:lineRule="auto" w:line="240" w:before="60" w:after="60"/>
               <w:cnfStyle w:val="000000000000" w:firstRow="0" w:lastRow="0" w:firstColumn="0" w:lastColumn="0" w:oddVBand="0" w:evenVBand="0" w:oddHBand="0" w:evenHBand="0" w:firstRowFirstColumn="0" w:firstRowLastColumn="0" w:lastRowFirstColumn="0" w:lastRowLastColumn="0"/>
               <w:rPr>
@@ -9394,7 +9623,8 @@
           <w:p>
             <w:pPr>
               <w:pStyle w:val="Normal"/>
-              <w:widowControl/>
+              <w:widowControl w:val="false"/>
+              <w:suppressAutoHyphens w:val="true"/>
               <w:spacing w:lineRule="auto" w:line="240" w:before="60" w:after="60"/>
               <w:cnfStyle w:val="000000000000" w:firstRow="0" w:lastRow="0" w:firstColumn="0" w:lastColumn="0" w:oddVBand="0" w:evenVBand="0" w:oddHBand="0" w:evenHBand="0" w:firstRowFirstColumn="0" w:firstRowLastColumn="0" w:lastRowFirstColumn="0" w:lastRowLastColumn="0"/>
               <w:rPr>
@@ -9424,13 +9654,15 @@
             <w:cnfStyle w:val="001000000000" w:firstRow="0" w:lastRow="0" w:firstColumn="1" w:lastColumn="0" w:oddVBand="0" w:evenVBand="0" w:oddHBand="0" w:evenHBand="0" w:firstRowFirstColumn="0" w:firstRowLastColumn="0" w:lastRowFirstColumn="0" w:lastRowLastColumn="0"/>
             <w:tcBorders>
               <w:top w:val="nil"/>
+              <w:bottom w:val="nil"/>
             </w:tcBorders>
             <w:shd w:color="auto" w:fill="DDDBD5" w:themeFill="text2" w:themeFillTint="33" w:val="clear"/>
           </w:tcPr>
           <w:p>
             <w:pPr>
               <w:pStyle w:val="Normal"/>
-              <w:widowControl/>
+              <w:widowControl w:val="false"/>
+              <w:suppressAutoHyphens w:val="true"/>
               <w:spacing w:lineRule="auto" w:line="240" w:before="60" w:after="60"/>
               <w:rPr>
                 <w:rFonts w:eastAsia="" w:cs=""/>
@@ -9453,13 +9685,15 @@
             <w:tcW w:w="1701" w:type="dxa"/>
             <w:tcBorders>
               <w:top w:val="nil"/>
+              <w:bottom w:val="nil"/>
             </w:tcBorders>
             <w:shd w:color="auto" w:fill="DDDBD5" w:themeFill="text2" w:themeFillTint="33" w:val="clear"/>
           </w:tcPr>
           <w:p>
             <w:pPr>
               <w:pStyle w:val="Normal"/>
-              <w:widowControl/>
+              <w:widowControl w:val="false"/>
+              <w:suppressAutoHyphens w:val="true"/>
               <w:spacing w:lineRule="auto" w:line="240" w:before="60" w:after="60"/>
               <w:cnfStyle w:val="000000010000" w:firstRow="0" w:lastRow="0" w:firstColumn="0" w:lastColumn="0" w:oddVBand="0" w:evenVBand="0" w:oddHBand="0" w:evenHBand="1" w:firstRowFirstColumn="0" w:firstRowLastColumn="0" w:lastRowFirstColumn="0" w:lastRowLastColumn="0"/>
               <w:rPr>
@@ -9483,13 +9717,15 @@
             <w:tcW w:w="2410" w:type="dxa"/>
             <w:tcBorders>
               <w:top w:val="nil"/>
+              <w:bottom w:val="nil"/>
             </w:tcBorders>
             <w:shd w:color="auto" w:fill="DDDBD5" w:themeFill="text2" w:themeFillTint="33" w:val="clear"/>
           </w:tcPr>
           <w:p>
             <w:pPr>
               <w:pStyle w:val="Normal"/>
-              <w:widowControl/>
+              <w:widowControl w:val="false"/>
+              <w:suppressAutoHyphens w:val="true"/>
               <w:spacing w:lineRule="auto" w:line="240" w:before="60" w:after="60"/>
               <w:cnfStyle w:val="000000010000" w:firstRow="0" w:lastRow="0" w:firstColumn="0" w:lastColumn="0" w:oddVBand="0" w:evenVBand="0" w:oddHBand="0" w:evenHBand="1" w:firstRowFirstColumn="0" w:firstRowLastColumn="0" w:lastRowFirstColumn="0" w:lastRowLastColumn="0"/>
               <w:rPr>
@@ -9513,13 +9749,15 @@
             <w:tcW w:w="3786" w:type="dxa"/>
             <w:tcBorders>
               <w:top w:val="nil"/>
+              <w:bottom w:val="nil"/>
             </w:tcBorders>
             <w:shd w:color="auto" w:fill="DDDBD5" w:themeFill="text2" w:themeFillTint="33" w:val="clear"/>
           </w:tcPr>
           <w:p>
             <w:pPr>
               <w:pStyle w:val="Normal"/>
-              <w:widowControl/>
+              <w:widowControl w:val="false"/>
+              <w:suppressAutoHyphens w:val="true"/>
               <w:spacing w:lineRule="auto" w:line="240" w:before="60" w:after="60"/>
               <w:cnfStyle w:val="000000010000" w:firstRow="0" w:lastRow="0" w:firstColumn="0" w:lastColumn="0" w:oddVBand="0" w:evenVBand="0" w:oddHBand="0" w:evenHBand="1" w:firstRowFirstColumn="0" w:firstRowLastColumn="0" w:lastRowFirstColumn="0" w:lastRowLastColumn="0"/>
               <w:rPr>
@@ -9555,7 +9793,8 @@
           <w:p>
             <w:pPr>
               <w:pStyle w:val="Normal"/>
-              <w:widowControl/>
+              <w:widowControl w:val="false"/>
+              <w:suppressAutoHyphens w:val="true"/>
               <w:spacing w:lineRule="auto" w:line="240" w:before="60" w:after="60"/>
               <w:rPr>
                 <w:rFonts w:eastAsia="" w:cs=""/>
@@ -9584,7 +9823,8 @@
           <w:p>
             <w:pPr>
               <w:pStyle w:val="Normal"/>
-              <w:widowControl/>
+              <w:widowControl w:val="false"/>
+              <w:suppressAutoHyphens w:val="true"/>
               <w:spacing w:lineRule="auto" w:line="240" w:before="60" w:after="60"/>
               <w:cnfStyle w:val="000000010000" w:firstRow="0" w:lastRow="0" w:firstColumn="0" w:lastColumn="0" w:oddVBand="0" w:evenVBand="0" w:oddHBand="0" w:evenHBand="1" w:firstRowFirstColumn="0" w:firstRowLastColumn="0" w:lastRowFirstColumn="0" w:lastRowLastColumn="0"/>
               <w:rPr>
@@ -9614,7 +9854,8 @@
           <w:p>
             <w:pPr>
               <w:pStyle w:val="Normal"/>
-              <w:widowControl/>
+              <w:widowControl w:val="false"/>
+              <w:suppressAutoHyphens w:val="true"/>
               <w:spacing w:lineRule="auto" w:line="240" w:before="60" w:after="60"/>
               <w:cnfStyle w:val="000000010000" w:firstRow="0" w:lastRow="0" w:firstColumn="0" w:lastColumn="0" w:oddVBand="0" w:evenVBand="0" w:oddHBand="0" w:evenHBand="1" w:firstRowFirstColumn="0" w:firstRowLastColumn="0" w:lastRowFirstColumn="0" w:lastRowLastColumn="0"/>
               <w:rPr>
@@ -9644,7 +9885,8 @@
           <w:p>
             <w:pPr>
               <w:pStyle w:val="Normal"/>
-              <w:widowControl/>
+              <w:widowControl w:val="false"/>
+              <w:suppressAutoHyphens w:val="true"/>
               <w:spacing w:lineRule="auto" w:line="240" w:before="60" w:after="60"/>
               <w:cnfStyle w:val="000000010000" w:firstRow="0" w:lastRow="0" w:firstColumn="0" w:lastColumn="0" w:oddVBand="0" w:evenVBand="0" w:oddHBand="0" w:evenHBand="1" w:firstRowFirstColumn="0" w:firstRowLastColumn="0" w:lastRowFirstColumn="0" w:lastRowLastColumn="0"/>
               <w:rPr>
@@ -9740,7 +9982,8 @@
           <w:p>
             <w:pPr>
               <w:pStyle w:val="Normal"/>
-              <w:widowControl/>
+              <w:widowControl w:val="false"/>
+              <w:suppressAutoHyphens w:val="true"/>
               <w:spacing w:lineRule="auto" w:line="240" w:before="0" w:after="0"/>
               <w:rPr>
                 <w:rFonts w:eastAsia="" w:cs=""/>
@@ -9765,7 +10008,8 @@
           <w:p>
             <w:pPr>
               <w:pStyle w:val="Normal"/>
-              <w:widowControl/>
+              <w:widowControl w:val="false"/>
+              <w:suppressAutoHyphens w:val="true"/>
               <w:spacing w:lineRule="auto" w:line="240" w:before="0" w:after="0"/>
               <w:rPr>
                 <w:rFonts w:eastAsia="" w:cs=""/>
@@ -9795,7 +10039,8 @@
           <w:p>
             <w:pPr>
               <w:pStyle w:val="Normal"/>
-              <w:widowControl/>
+              <w:widowControl w:val="false"/>
+              <w:suppressAutoHyphens w:val="true"/>
               <w:spacing w:lineRule="auto" w:line="240" w:before="0" w:after="0"/>
               <w:rPr>
                 <w:rFonts w:eastAsia="" w:cs=""/>
@@ -9820,7 +10065,8 @@
           <w:p>
             <w:pPr>
               <w:pStyle w:val="Normal"/>
-              <w:widowControl/>
+              <w:widowControl w:val="false"/>
+              <w:suppressAutoHyphens w:val="true"/>
               <w:spacing w:lineRule="auto" w:line="240" w:before="0" w:after="0"/>
               <w:rPr>
                 <w:rFonts w:eastAsia="" w:cs=""/>
@@ -9898,7 +10144,7 @@
       <mc:AlternateContent>
         <mc:Choice Requires="wps">
           <w:drawing>
-            <wp:anchor behindDoc="1" distT="0" distB="0" distL="0" distR="0" simplePos="0" locked="0" layoutInCell="0" allowOverlap="1" relativeHeight="31" wp14:anchorId="3EC3DD82">
+            <wp:anchor behindDoc="1" distT="0" distB="0" distL="0" distR="0" simplePos="0" locked="0" layoutInCell="0" allowOverlap="1" relativeHeight="28" wp14:anchorId="3EC3DD82">
               <wp:simplePos x="0" y="0"/>
               <wp:positionH relativeFrom="margin">
                 <wp:align>left</wp:align>
@@ -9945,7 +10191,7 @@
                           <w:tblPr>
                             <w:tblW w:w="5000" w:type="pct"/>
                             <w:jc w:val="left"/>
-                            <w:tblInd w:w="0" w:type="dxa"/>
+                            <w:tblInd w:w="14" w:type="dxa"/>
                             <w:tblLayout w:type="fixed"/>
                             <w:tblCellMar>
                               <w:top w:w="72" w:type="dxa"/>
@@ -10000,8 +10246,8 @@
                                   <w:rPr/>
                                   <w:fldChar w:fldCharType="end"/>
                                 </w:r>
-                                <w:bookmarkStart w:id="9" w:name="_GoBack"/>
-                                <w:bookmarkEnd w:id="9"/>
+                                <w:bookmarkStart w:id="8" w:name="_GoBack"/>
+                                <w:bookmarkEnd w:id="8"/>
                               </w:p>
                             </w:tc>
                             <w:tc>
@@ -10122,7 +10368,7 @@
                     <w:tblPr>
                       <w:tblW w:w="5000" w:type="pct"/>
                       <w:jc w:val="left"/>
-                      <w:tblInd w:w="0" w:type="dxa"/>
+                      <w:tblInd w:w="14" w:type="dxa"/>
                       <w:tblLayout w:type="fixed"/>
                       <w:tblCellMar>
                         <w:top w:w="72" w:type="dxa"/>
@@ -10177,8 +10423,8 @@
                             <w:rPr/>
                             <w:fldChar w:fldCharType="end"/>
                           </w:r>
-                          <w:bookmarkStart w:id="10" w:name="_GoBack"/>
-                          <w:bookmarkEnd w:id="10"/>
+                          <w:bookmarkStart w:id="9" w:name="_GoBack"/>
+                          <w:bookmarkEnd w:id="9"/>
                         </w:p>
                       </w:tc>
                       <w:tc>
@@ -10329,7 +10575,8 @@
         <w:p>
           <w:pPr>
             <w:pStyle w:val="Name"/>
-            <w:widowControl/>
+            <w:widowControl w:val="false"/>
+            <w:suppressAutoHyphens w:val="true"/>
             <w:spacing w:before="60" w:after="60"/>
             <w:ind w:left="0" w:right="144" w:hanging="0"/>
             <w:rPr>
@@ -10348,7 +10595,8 @@
         <w:p>
           <w:pPr>
             <w:pStyle w:val="NoSpacing"/>
-            <w:widowControl/>
+            <w:widowControl w:val="false"/>
+            <w:suppressAutoHyphens w:val="true"/>
             <w:ind w:left="0" w:right="0" w:hanging="0"/>
             <w:jc w:val="left"/>
             <w:rPr>
@@ -10407,7 +10655,8 @@
         <w:p>
           <w:pPr>
             <w:pStyle w:val="Name"/>
-            <w:widowControl/>
+            <w:widowControl w:val="false"/>
+            <w:suppressAutoHyphens w:val="true"/>
             <w:spacing w:before="60" w:after="60"/>
             <w:ind w:left="144" w:right="144" w:hanging="0"/>
             <w:jc w:val="right"/>
@@ -10450,7 +10699,8 @@
         <w:p>
           <w:pPr>
             <w:pStyle w:val="Name"/>
-            <w:widowControl/>
+            <w:widowControl w:val="false"/>
+            <w:suppressAutoHyphens w:val="true"/>
             <w:ind w:left="144" w:right="144" w:hanging="0"/>
             <w:jc w:val="right"/>
             <w:rPr>
@@ -10482,7 +10732,8 @@
         <w:p>
           <w:pPr>
             <w:pStyle w:val="Name"/>
-            <w:widowControl/>
+            <w:widowControl w:val="false"/>
+            <w:suppressAutoHyphens w:val="true"/>
             <w:spacing w:before="60" w:after="60"/>
             <w:ind w:left="144" w:right="144" w:hanging="0"/>
             <w:jc w:val="right"/>
@@ -10510,10 +10761,7 @@
             <w:br/>
           </w:r>
           <w:r>
-            <w:rPr>
-              <w:kern w:val="0"/>
-              <w:lang w:eastAsia="ja-JP" w:bidi="ar-SA"/>
-            </w:rPr>
+            <w:rPr/>
             <w:drawing>
               <wp:inline distT="0" distB="0" distL="0" distR="0">
                 <wp:extent cx="2762250" cy="255905"/>
@@ -10561,10 +10809,7 @@
             <w:br/>
           </w:r>
           <w:r>
-            <w:rPr>
-              <w:kern w:val="0"/>
-              <w:lang w:eastAsia="ja-JP" w:bidi="ar-SA"/>
-            </w:rPr>
+            <w:rPr/>
             <w:drawing>
               <wp:inline distT="0" distB="0" distL="0" distR="0">
                 <wp:extent cx="1014730" cy="496570"/>
@@ -10690,6 +10935,7 @@
         </w:tabs>
         <w:ind w:left="1080" w:hanging="360"/>
       </w:pPr>
+      <w:rPr/>
     </w:lvl>
     <w:lvl w:ilvl="2">
       <w:start w:val="1"/>
@@ -10702,6 +10948,7 @@
         </w:tabs>
         <w:ind w:left="1440" w:hanging="360"/>
       </w:pPr>
+      <w:rPr/>
     </w:lvl>
     <w:lvl w:ilvl="3">
       <w:start w:val="1"/>
@@ -10714,6 +10961,7 @@
         </w:tabs>
         <w:ind w:left="1800" w:hanging="360"/>
       </w:pPr>
+      <w:rPr/>
     </w:lvl>
     <w:lvl w:ilvl="4">
       <w:start w:val="1"/>
@@ -10726,6 +10974,7 @@
         </w:tabs>
         <w:ind w:left="2160" w:hanging="360"/>
       </w:pPr>
+      <w:rPr/>
     </w:lvl>
     <w:lvl w:ilvl="5">
       <w:start w:val="1"/>
@@ -10738,6 +10987,7 @@
         </w:tabs>
         <w:ind w:left="2520" w:hanging="360"/>
       </w:pPr>
+      <w:rPr/>
     </w:lvl>
     <w:lvl w:ilvl="6">
       <w:start w:val="1"/>
@@ -10750,6 +11000,7 @@
         </w:tabs>
         <w:ind w:left="2880" w:hanging="360"/>
       </w:pPr>
+      <w:rPr/>
     </w:lvl>
     <w:lvl w:ilvl="7">
       <w:start w:val="1"/>
@@ -10762,6 +11013,7 @@
         </w:tabs>
         <w:ind w:left="3240" w:hanging="360"/>
       </w:pPr>
+      <w:rPr/>
     </w:lvl>
     <w:lvl w:ilvl="8">
       <w:start w:val="1"/>
@@ -10774,6 +11026,7 @@
         </w:tabs>
         <w:ind w:left="3600" w:hanging="360"/>
       </w:pPr>
+      <w:rPr/>
     </w:lvl>
   </w:abstractNum>
   <w:abstractNum w:abstractNumId="2">
@@ -11831,12 +12084,13 @@
     <w:rsid w:val="00835d6c"/>
     <w:pPr>
       <w:widowControl/>
+      <w:suppressAutoHyphens w:val="true"/>
       <w:bidi w:val="0"/>
       <w:spacing w:lineRule="auto" w:line="300" w:before="0" w:after="320"/>
       <w:jc w:val="both"/>
     </w:pPr>
     <w:rPr>
-      <w:rFonts w:ascii="Century Gothic" w:hAnsi="Century Gothic" w:asciiTheme="majorHAnsi" w:hAnsiTheme="majorHAnsi" w:eastAsia="" w:cs=""/>
+      <w:rFonts w:ascii="Century Gothic" w:hAnsi="Century Gothic" w:eastAsia="" w:cs="" w:asciiTheme="majorHAnsi" w:hAnsiTheme="majorHAnsi"/>
       <w:color w:val="000000" w:themeColor="text1"/>
       <w:kern w:val="0"/>
       <w:sz w:val="22"/>
@@ -12321,6 +12575,7 @@
     <w:qFormat/>
     <w:pPr>
       <w:widowControl/>
+      <w:suppressAutoHyphens w:val="true"/>
       <w:bidi w:val="0"/>
       <w:spacing w:lineRule="auto" w:line="240" w:before="60" w:after="0"/>
       <w:jc w:val="left"/>

--- a/doc/PDFAS4_WebDokumentation.docx
+++ b/doc/PDFAS4_WebDokumentation.docx
@@ -52,7 +52,7 @@
               <mc:AlternateContent>
                 <mc:Choice Requires="wps">
                   <w:drawing>
-                    <wp:anchor behindDoc="1" distT="0" distB="0" distL="0" distR="0" simplePos="0" locked="0" layoutInCell="1" allowOverlap="1" relativeHeight="33" wp14:anchorId="42411A63">
+                    <wp:anchor behindDoc="1" distT="0" distB="0" distL="0" distR="0" simplePos="0" locked="0" layoutInCell="1" allowOverlap="1" relativeHeight="31" wp14:anchorId="42411A63">
                       <wp:simplePos x="0" y="0"/>
                       <wp:positionH relativeFrom="leftMargin">
                         <wp:posOffset>-352425</wp:posOffset>
@@ -195,7 +195,7 @@
                 <w:lang w:val="en-US" w:eastAsia="ja-JP" w:bidi="ar-SA"/>
               </w:rPr>
               <w:drawing>
-                <wp:anchor behindDoc="0" distT="0" distB="0" distL="114300" distR="114300" simplePos="0" locked="0" layoutInCell="1" allowOverlap="1" relativeHeight="35">
+                <wp:anchor behindDoc="0" distT="0" distB="0" distL="114300" distR="114300" simplePos="0" locked="0" layoutInCell="1" allowOverlap="1" relativeHeight="33">
                   <wp:simplePos x="0" y="0"/>
                   <wp:positionH relativeFrom="margin">
                     <wp:posOffset>260350</wp:posOffset>
@@ -448,73 +448,10 @@
               <w:rPr>
                 <w:rFonts w:eastAsia="" w:cs=""/>
                 <w:kern w:val="0"/>
-                <w:lang w:eastAsia="ja-JP" w:bidi="ar-SA"/>
-              </w:rPr>
-              <w:t xml:space="preserve">Version </w:t>
-            </w:r>
-            <w:r>
-              <w:rPr>
-                <w:rFonts w:eastAsia="" w:cs=""/>
-                <w:kern w:val="0"/>
-                <w:lang w:eastAsia="ja-JP" w:bidi="ar-SA"/>
-              </w:rPr>
-              <w:t>1</w:t>
-            </w:r>
-            <w:r>
-              <w:rPr>
-                <w:rFonts w:eastAsia="" w:cs=""/>
-                <w:kern w:val="0"/>
-                <w:lang w:eastAsia="ja-JP" w:bidi="ar-SA"/>
-              </w:rPr>
-              <w:t>.</w:t>
-            </w:r>
-            <w:r>
-              <w:rPr>
-                <w:rFonts w:eastAsia="" w:cs=""/>
-                <w:kern w:val="0"/>
-                <w:lang w:eastAsia="ja-JP" w:bidi="ar-SA"/>
-              </w:rPr>
-              <w:t>0</w:t>
-            </w:r>
-            <w:r>
-              <w:rPr>
-                <w:rFonts w:eastAsia="" w:cs=""/>
-                <w:kern w:val="0"/>
-                <w:lang w:eastAsia="ja-JP" w:bidi="ar-SA"/>
-              </w:rPr>
-              <w:t xml:space="preserve">, </w:t>
-            </w:r>
-            <w:r>
-              <w:rPr>
-                <w:rFonts w:eastAsia="" w:cs=""/>
-                <w:kern w:val="0"/>
-                <w:lang w:eastAsia="ja-JP" w:bidi="ar-SA"/>
-              </w:rPr>
-              <w:t>05</w:t>
-            </w:r>
-            <w:r>
-              <w:rPr>
-                <w:rFonts w:eastAsia="" w:cs=""/>
-                <w:kern w:val="0"/>
-                <w:lang w:eastAsia="ja-JP" w:bidi="ar-SA"/>
-              </w:rPr>
-              <w:t>.</w:t>
-            </w:r>
-            <w:r>
-              <w:rPr>
-                <w:rFonts w:eastAsia="" w:cs=""/>
-                <w:kern w:val="0"/>
-                <w:lang w:eastAsia="ja-JP" w:bidi="ar-SA"/>
-              </w:rPr>
-              <w:t>12</w:t>
-            </w:r>
-            <w:r>
-              <w:rPr>
-                <w:rFonts w:eastAsia="" w:cs=""/>
-                <w:kern w:val="0"/>
-                <w:lang w:eastAsia="ja-JP" w:bidi="ar-SA"/>
-              </w:rPr>
-              <w:t>.2023</w:t>
+                <w:sz w:val="20"/>
+                <w:lang w:eastAsia="ja-JP" w:bidi="ar-SA"/>
+              </w:rPr>
+              <w:t>Version 1.0, 05.12.2023</w:t>
             </w:r>
           </w:p>
         </w:tc>
@@ -577,6 +514,7 @@
               <w:rPr>
                 <w:rFonts w:eastAsia="" w:cs=""/>
                 <w:kern w:val="0"/>
+                <w:sz w:val="20"/>
                 <w:lang w:val="en-US" w:eastAsia="ja-JP" w:bidi="ar-SA"/>
               </w:rPr>
               <w:t>Thomas Lenz – thomas.lenz@egiz.gv.at</w:t>
@@ -598,6 +536,7 @@
               <w:rPr>
                 <w:rFonts w:eastAsia="" w:cs=""/>
                 <w:kern w:val="0"/>
+                <w:sz w:val="20"/>
                 <w:lang w:val="en-US" w:eastAsia="ja-JP" w:bidi="ar-SA"/>
               </w:rPr>
               <w:t xml:space="preserve">Andreas Fitzek – </w:t>
@@ -608,6 +547,7 @@
                   <w:rStyle w:val="Internetverknpfung"/>
                   <w:rFonts w:eastAsia="" w:cs=""/>
                   <w:kern w:val="0"/>
+                  <w:sz w:val="20"/>
                   <w:lang w:val="en-US" w:eastAsia="ja-JP" w:bidi="ar-SA"/>
                 </w:rPr>
                 <w:t>andreas.fitzek@egiz.gv.at</w:t>
@@ -629,7 +569,7 @@
             </w:pPr>
             <w:r>
               <w:rPr>
-                <w:sz w:val="8"/>
+                <w:sz w:val="20"/>
                 <w:szCs w:val="8"/>
                 <w:lang w:val="en-US"/>
               </w:rPr>
@@ -692,6 +632,7 @@
               <w:rPr>
                 <w:rFonts w:eastAsia="" w:cs=""/>
                 <w:kern w:val="0"/>
+                <w:sz w:val="20"/>
                 <w:lang w:val="en-US" w:eastAsia="ja-JP" w:bidi="ar-SA"/>
               </w:rPr>
               <w:t>Emina Ahmetovic – emina.ahmetovic@egiz.gv.at</w:t>
@@ -1758,9 +1699,9 @@
         <w:tblLook w:val="04a0" w:noHBand="0" w:noVBand="1" w:firstColumn="1" w:lastRow="0" w:lastColumn="0" w:firstRow="1"/>
       </w:tblPr>
       <w:tblGrid>
-        <w:gridCol w:w="2017"/>
+        <w:gridCol w:w="2016"/>
         <w:gridCol w:w="2909"/>
-        <w:gridCol w:w="5433"/>
+        <w:gridCol w:w="5434"/>
       </w:tblGrid>
       <w:tr>
         <w:trPr>
@@ -1768,7 +1709,7 @@
         </w:trPr>
         <w:tc>
           <w:tcPr>
-            <w:tcW w:w="2017" w:type="dxa"/>
+            <w:tcW w:w="2016" w:type="dxa"/>
             <w:cnfStyle w:val="001000000000" w:firstRow="0" w:lastRow="0" w:firstColumn="1" w:lastColumn="0" w:oddVBand="0" w:evenVBand="0" w:oddHBand="0" w:evenHBand="0" w:firstRowFirstColumn="0" w:firstRowLastColumn="0" w:lastRowFirstColumn="0" w:lastRowLastColumn="0"/>
             <w:tcBorders>
               <w:bottom w:val="nil"/>
@@ -1828,7 +1769,7 @@
         </w:tc>
         <w:tc>
           <w:tcPr>
-            <w:tcW w:w="5433" w:type="dxa"/>
+            <w:tcW w:w="5434" w:type="dxa"/>
             <w:tcBorders>
               <w:bottom w:val="nil"/>
             </w:tcBorders>
@@ -1861,7 +1802,7 @@
         <w:trPr/>
         <w:tc>
           <w:tcPr>
-            <w:tcW w:w="2017" w:type="dxa"/>
+            <w:tcW w:w="2016" w:type="dxa"/>
             <w:cnfStyle w:val="001000000000" w:firstRow="0" w:lastRow="0" w:firstColumn="1" w:lastColumn="0" w:oddVBand="0" w:evenVBand="0" w:oddHBand="0" w:evenHBand="0" w:firstRowFirstColumn="0" w:firstRowLastColumn="0" w:lastRowFirstColumn="0" w:lastRowLastColumn="0"/>
             <w:tcBorders>
               <w:top w:val="nil"/>
@@ -1884,6 +1825,7 @@
               <w:rPr>
                 <w:rFonts w:eastAsia="" w:cs=""/>
                 <w:kern w:val="0"/>
+                <w:sz w:val="16"/>
                 <w:lang w:eastAsia="ja-JP" w:bidi="ar-SA"/>
               </w:rPr>
               <w:t>pdfas.dir</w:t>
@@ -1915,6 +1857,7 @@
                 <w:rFonts w:eastAsia="" w:cs=""/>
                 <w:i/>
                 <w:kern w:val="0"/>
+                <w:sz w:val="20"/>
                 <w:lang w:eastAsia="ja-JP" w:bidi="ar-SA"/>
               </w:rPr>
               <w:t>Verzeichnis</w:t>
@@ -1923,7 +1866,7 @@
         </w:tc>
         <w:tc>
           <w:tcPr>
-            <w:tcW w:w="5433" w:type="dxa"/>
+            <w:tcW w:w="5434" w:type="dxa"/>
             <w:tcBorders>
               <w:top w:val="nil"/>
               <w:bottom w:val="nil"/>
@@ -1946,6 +1889,7 @@
               <w:rPr>
                 <w:rFonts w:eastAsia="" w:cs=""/>
                 <w:kern w:val="0"/>
+                <w:sz w:val="20"/>
                 <w:lang w:eastAsia="ja-JP" w:bidi="ar-SA"/>
               </w:rPr>
               <w:t>Das Basisverzeichnis für die PDF-AS Konfiguration</w:t>
@@ -1959,7 +1903,7 @@
         </w:trPr>
         <w:tc>
           <w:tcPr>
-            <w:tcW w:w="2017" w:type="dxa"/>
+            <w:tcW w:w="2016" w:type="dxa"/>
             <w:cnfStyle w:val="001000000000" w:firstRow="0" w:lastRow="0" w:firstColumn="1" w:lastColumn="0" w:oddVBand="0" w:evenVBand="0" w:oddHBand="0" w:evenHBand="0" w:firstRowFirstColumn="0" w:firstRowLastColumn="0" w:lastRowFirstColumn="0" w:lastRowLastColumn="0"/>
             <w:tcBorders>
               <w:top w:val="nil"/>
@@ -1983,6 +1927,7 @@
               <w:rPr>
                 <w:rFonts w:eastAsia="" w:cs=""/>
                 <w:kern w:val="0"/>
+                <w:sz w:val="16"/>
                 <w:lang w:eastAsia="ja-JP" w:bidi="ar-SA"/>
               </w:rPr>
               <w:t>error.showdetails</w:t>
@@ -2015,6 +1960,7 @@
                 <w:rFonts w:eastAsia="" w:cs=""/>
                 <w:i/>
                 <w:kern w:val="0"/>
+                <w:sz w:val="20"/>
                 <w:lang w:eastAsia="ja-JP" w:bidi="ar-SA"/>
               </w:rPr>
               <w:t>true | false</w:t>
@@ -2023,7 +1969,7 @@
         </w:tc>
         <w:tc>
           <w:tcPr>
-            <w:tcW w:w="5433" w:type="dxa"/>
+            <w:tcW w:w="5434" w:type="dxa"/>
             <w:tcBorders>
               <w:top w:val="nil"/>
               <w:bottom w:val="nil"/>
@@ -2047,6 +1993,7 @@
               <w:rPr>
                 <w:rFonts w:eastAsia="" w:cs=""/>
                 <w:kern w:val="0"/>
+                <w:sz w:val="20"/>
                 <w:lang w:eastAsia="ja-JP" w:bidi="ar-SA"/>
               </w:rPr>
               <w:t>Legt fest ob PDF-AS im Fehlerfall eine detaillierte Fehlermeldung liefern soll.</w:t>
@@ -2058,7 +2005,7 @@
         <w:trPr/>
         <w:tc>
           <w:tcPr>
-            <w:tcW w:w="2017" w:type="dxa"/>
+            <w:tcW w:w="2016" w:type="dxa"/>
             <w:cnfStyle w:val="001000000000" w:firstRow="0" w:lastRow="0" w:firstColumn="1" w:lastColumn="0" w:oddVBand="0" w:evenVBand="0" w:oddHBand="0" w:evenHBand="0" w:firstRowFirstColumn="0" w:firstRowLastColumn="0" w:lastRowFirstColumn="0" w:lastRowLastColumn="0"/>
             <w:tcBorders>
               <w:top w:val="nil"/>
@@ -2081,6 +2028,7 @@
               <w:rPr>
                 <w:rFonts w:eastAsia="" w:cs=""/>
                 <w:kern w:val="0"/>
+                <w:sz w:val="16"/>
                 <w:lang w:eastAsia="ja-JP" w:bidi="ar-SA"/>
               </w:rPr>
               <w:t>bku.sign.url |</w:t>
@@ -2114,6 +2062,7 @@
                 <w:rFonts w:eastAsia="" w:cs=""/>
                 <w:i/>
                 <w:kern w:val="0"/>
+                <w:sz w:val="20"/>
                 <w:lang w:eastAsia="ja-JP" w:bidi="ar-SA"/>
               </w:rPr>
               <w:t>URL</w:t>
@@ -2122,7 +2071,7 @@
         </w:tc>
         <w:tc>
           <w:tcPr>
-            <w:tcW w:w="5433" w:type="dxa"/>
+            <w:tcW w:w="5434" w:type="dxa"/>
             <w:tcBorders>
               <w:top w:val="nil"/>
               <w:bottom w:val="nil"/>
@@ -2145,6 +2094,7 @@
               <w:rPr>
                 <w:rFonts w:eastAsia="" w:cs=""/>
                 <w:kern w:val="0"/>
+                <w:sz w:val="20"/>
                 <w:lang w:eastAsia="ja-JP" w:bidi="ar-SA"/>
               </w:rPr>
               <w:t>Die URL die PDF-AS für die lokale Bürgerkartenumgebung verwenden soll. Ist dieser Parameter nicht definiert, so wird der Parameter bku.sign.url aus der Basis PDF-AS Konfiguration verwendet.</w:t>
@@ -2158,7 +2108,7 @@
         </w:trPr>
         <w:tc>
           <w:tcPr>
-            <w:tcW w:w="2017" w:type="dxa"/>
+            <w:tcW w:w="2016" w:type="dxa"/>
             <w:cnfStyle w:val="001000000000" w:firstRow="0" w:lastRow="0" w:firstColumn="1" w:lastColumn="0" w:oddVBand="0" w:evenVBand="0" w:oddHBand="0" w:evenHBand="0" w:firstRowFirstColumn="0" w:firstRowLastColumn="0" w:lastRowFirstColumn="0" w:lastRowLastColumn="0"/>
             <w:tcBorders>
               <w:top w:val="nil"/>
@@ -2182,6 +2132,7 @@
               <w:rPr>
                 <w:rFonts w:eastAsia="" w:cs=""/>
                 <w:kern w:val="0"/>
+                <w:sz w:val="16"/>
                 <w:lang w:eastAsia="ja-JP" w:bidi="ar-SA"/>
               </w:rPr>
               <w:t>bku.sign.enabled</w:t>
@@ -2214,6 +2165,7 @@
                 <w:rFonts w:eastAsia="" w:cs=""/>
                 <w:i/>
                 <w:kern w:val="0"/>
+                <w:sz w:val="20"/>
                 <w:lang w:eastAsia="ja-JP" w:bidi="ar-SA"/>
               </w:rPr>
               <w:t>true | false</w:t>
@@ -2222,7 +2174,7 @@
         </w:tc>
         <w:tc>
           <w:tcPr>
-            <w:tcW w:w="5433" w:type="dxa"/>
+            <w:tcW w:w="5434" w:type="dxa"/>
             <w:tcBorders>
               <w:top w:val="nil"/>
               <w:bottom w:val="nil"/>
@@ -2246,6 +2198,7 @@
               <w:rPr>
                 <w:rFonts w:eastAsia="" w:cs=""/>
                 <w:kern w:val="0"/>
+                <w:sz w:val="20"/>
                 <w:lang w:eastAsia="ja-JP" w:bidi="ar-SA"/>
               </w:rPr>
               <w:t>PDF-AS-WEB verbietet die Benutzung einer lokalen Bürgerkartenumgebung wenn dieser Parameter auf false gesetzt ist.</w:t>
@@ -2257,7 +2210,7 @@
         <w:trPr/>
         <w:tc>
           <w:tcPr>
-            <w:tcW w:w="2017" w:type="dxa"/>
+            <w:tcW w:w="2016" w:type="dxa"/>
             <w:cnfStyle w:val="001000000000" w:firstRow="0" w:lastRow="0" w:firstColumn="1" w:lastColumn="0" w:oddVBand="0" w:evenVBand="0" w:oddHBand="0" w:evenHBand="0" w:firstRowFirstColumn="0" w:firstRowLastColumn="0" w:lastRowFirstColumn="0" w:lastRowLastColumn="0"/>
             <w:tcBorders>
               <w:top w:val="nil"/>
@@ -2280,6 +2233,7 @@
               <w:rPr>
                 <w:rFonts w:eastAsia="" w:cs=""/>
                 <w:kern w:val="0"/>
+                <w:sz w:val="16"/>
                 <w:lang w:eastAsia="ja-JP" w:bidi="ar-SA"/>
               </w:rPr>
               <w:t>moc.sign.url | bku.online.url</w:t>
@@ -2311,6 +2265,7 @@
                 <w:rFonts w:eastAsia="" w:cs=""/>
                 <w:i/>
                 <w:kern w:val="0"/>
+                <w:sz w:val="20"/>
                 <w:lang w:eastAsia="ja-JP" w:bidi="ar-SA"/>
               </w:rPr>
               <w:t>URL</w:t>
@@ -2319,7 +2274,7 @@
         </w:tc>
         <w:tc>
           <w:tcPr>
-            <w:tcW w:w="5433" w:type="dxa"/>
+            <w:tcW w:w="5434" w:type="dxa"/>
             <w:tcBorders>
               <w:top w:val="nil"/>
               <w:bottom w:val="nil"/>
@@ -2342,6 +2297,7 @@
               <w:rPr>
                 <w:rFonts w:eastAsia="" w:cs=""/>
                 <w:kern w:val="0"/>
+                <w:sz w:val="20"/>
                 <w:lang w:eastAsia="ja-JP" w:bidi="ar-SA"/>
               </w:rPr>
               <w:t>Die URL die PDF-AS für die online Bürgerkartenumgebung verwenden soll. Ist dieser Parameter nicht definiert, so wird der Parameter moc.sign.url aus der Basis PDF-AS Konfiguration verwendet.</w:t>
@@ -2355,7 +2311,7 @@
         </w:trPr>
         <w:tc>
           <w:tcPr>
-            <w:tcW w:w="2017" w:type="dxa"/>
+            <w:tcW w:w="2016" w:type="dxa"/>
             <w:cnfStyle w:val="001000000000" w:firstRow="0" w:lastRow="0" w:firstColumn="1" w:lastColumn="0" w:oddVBand="0" w:evenVBand="0" w:oddHBand="0" w:evenHBand="0" w:firstRowFirstColumn="0" w:firstRowLastColumn="0" w:lastRowFirstColumn="0" w:lastRowLastColumn="0"/>
             <w:tcBorders>
               <w:top w:val="nil"/>
@@ -2379,6 +2335,7 @@
               <w:rPr>
                 <w:rFonts w:eastAsia="" w:cs=""/>
                 <w:kern w:val="0"/>
+                <w:sz w:val="16"/>
                 <w:lang w:eastAsia="ja-JP" w:bidi="ar-SA"/>
               </w:rPr>
               <w:t>moc.sign.enabled</w:t>
@@ -2411,6 +2368,7 @@
                 <w:rFonts w:eastAsia="" w:cs=""/>
                 <w:i/>
                 <w:kern w:val="0"/>
+                <w:sz w:val="20"/>
                 <w:lang w:eastAsia="ja-JP" w:bidi="ar-SA"/>
               </w:rPr>
               <w:t>true | false</w:t>
@@ -2419,7 +2377,7 @@
         </w:tc>
         <w:tc>
           <w:tcPr>
-            <w:tcW w:w="5433" w:type="dxa"/>
+            <w:tcW w:w="5434" w:type="dxa"/>
             <w:tcBorders>
               <w:top w:val="nil"/>
               <w:bottom w:val="nil"/>
@@ -2443,6 +2401,7 @@
               <w:rPr>
                 <w:rFonts w:eastAsia="" w:cs=""/>
                 <w:kern w:val="0"/>
+                <w:sz w:val="20"/>
                 <w:lang w:eastAsia="ja-JP" w:bidi="ar-SA"/>
               </w:rPr>
               <w:t>PDF-AS-WEB verbietet die Benutzung einer online Bürgerkartenumgebung wenn dieser Parameter auf false gesetzt ist.</w:t>
@@ -2454,7 +2413,7 @@
         <w:trPr/>
         <w:tc>
           <w:tcPr>
-            <w:tcW w:w="2017" w:type="dxa"/>
+            <w:tcW w:w="2016" w:type="dxa"/>
             <w:cnfStyle w:val="001000000000" w:firstRow="0" w:lastRow="0" w:firstColumn="1" w:lastColumn="0" w:oddVBand="0" w:evenVBand="0" w:oddHBand="0" w:evenHBand="0" w:firstRowFirstColumn="0" w:firstRowLastColumn="0" w:lastRowFirstColumn="0" w:lastRowLastColumn="0"/>
             <w:tcBorders>
               <w:top w:val="nil"/>
@@ -2477,6 +2436,7 @@
               <w:rPr>
                 <w:rFonts w:eastAsia="" w:cs=""/>
                 <w:kern w:val="0"/>
+                <w:sz w:val="16"/>
                 <w:lang w:eastAsia="ja-JP" w:bidi="ar-SA"/>
               </w:rPr>
               <w:t>mobile.sign.url | bku.mobile.url</w:t>
@@ -2508,6 +2468,7 @@
                 <w:rFonts w:eastAsia="" w:cs=""/>
                 <w:i/>
                 <w:kern w:val="0"/>
+                <w:sz w:val="20"/>
                 <w:lang w:eastAsia="ja-JP" w:bidi="ar-SA"/>
               </w:rPr>
               <w:t>URL</w:t>
@@ -2516,7 +2477,7 @@
         </w:tc>
         <w:tc>
           <w:tcPr>
-            <w:tcW w:w="5433" w:type="dxa"/>
+            <w:tcW w:w="5434" w:type="dxa"/>
             <w:tcBorders>
               <w:top w:val="nil"/>
               <w:bottom w:val="nil"/>
@@ -2539,6 +2500,7 @@
               <w:rPr>
                 <w:rFonts w:eastAsia="" w:cs=""/>
                 <w:kern w:val="0"/>
+                <w:sz w:val="20"/>
                 <w:lang w:eastAsia="ja-JP" w:bidi="ar-SA"/>
               </w:rPr>
               <w:t>Die URL die PDF-AS für die Handy Signatur verwenden soll. Ist dieser Parameter nicht definiert, so wird der Parameter mobile.sign.url aus der Basis PDF-AS Konfiguration verwendet.</w:t>
@@ -2552,7 +2514,7 @@
         </w:trPr>
         <w:tc>
           <w:tcPr>
-            <w:tcW w:w="2017" w:type="dxa"/>
+            <w:tcW w:w="2016" w:type="dxa"/>
             <w:cnfStyle w:val="001000000000" w:firstRow="0" w:lastRow="0" w:firstColumn="1" w:lastColumn="0" w:oddVBand="0" w:evenVBand="0" w:oddHBand="0" w:evenHBand="0" w:firstRowFirstColumn="0" w:firstRowLastColumn="0" w:lastRowFirstColumn="0" w:lastRowLastColumn="0"/>
             <w:tcBorders>
               <w:top w:val="nil"/>
@@ -2576,6 +2538,7 @@
               <w:rPr>
                 <w:rFonts w:eastAsia="" w:cs=""/>
                 <w:kern w:val="0"/>
+                <w:sz w:val="16"/>
                 <w:lang w:eastAsia="ja-JP" w:bidi="ar-SA"/>
               </w:rPr>
               <w:t>mobile.sign.enabled</w:t>
@@ -2608,6 +2571,7 @@
                 <w:rFonts w:eastAsia="" w:cs=""/>
                 <w:i/>
                 <w:kern w:val="0"/>
+                <w:sz w:val="20"/>
                 <w:lang w:eastAsia="ja-JP" w:bidi="ar-SA"/>
               </w:rPr>
               <w:t>true | false</w:t>
@@ -2616,7 +2580,7 @@
         </w:tc>
         <w:tc>
           <w:tcPr>
-            <w:tcW w:w="5433" w:type="dxa"/>
+            <w:tcW w:w="5434" w:type="dxa"/>
             <w:tcBorders>
               <w:top w:val="nil"/>
               <w:bottom w:val="nil"/>
@@ -2640,6 +2604,7 @@
               <w:rPr>
                 <w:rFonts w:eastAsia="" w:cs=""/>
                 <w:kern w:val="0"/>
+                <w:sz w:val="20"/>
                 <w:lang w:eastAsia="ja-JP" w:bidi="ar-SA"/>
               </w:rPr>
               <w:t>PDF-AS-WEB verbietet die Benutzung der Handy Signatur wenn dieser Parameter auf false gesetzt ist.</w:t>
@@ -2651,7 +2616,7 @@
         <w:trPr/>
         <w:tc>
           <w:tcPr>
-            <w:tcW w:w="2017" w:type="dxa"/>
+            <w:tcW w:w="2016" w:type="dxa"/>
             <w:cnfStyle w:val="001000000000" w:firstRow="0" w:lastRow="0" w:firstColumn="1" w:lastColumn="0" w:oddVBand="0" w:evenVBand="0" w:oddHBand="0" w:evenHBand="0" w:firstRowFirstColumn="0" w:firstRowLastColumn="0" w:lastRowFirstColumn="0" w:lastRowLastColumn="0"/>
             <w:tcBorders>
               <w:top w:val="nil"/>
@@ -2674,6 +2639,7 @@
               <w:rPr>
                 <w:rFonts w:eastAsia="" w:cs=""/>
                 <w:kern w:val="0"/>
+                <w:sz w:val="16"/>
                 <w:lang w:eastAsia="ja-JP" w:bidi="ar-SA"/>
               </w:rPr>
               <w:t>public.url</w:t>
@@ -2705,6 +2671,7 @@
                 <w:rFonts w:eastAsia="" w:cs=""/>
                 <w:i/>
                 <w:kern w:val="0"/>
+                <w:sz w:val="20"/>
                 <w:lang w:eastAsia="ja-JP" w:bidi="ar-SA"/>
               </w:rPr>
               <w:t>URL</w:t>
@@ -2713,7 +2680,7 @@
         </w:tc>
         <w:tc>
           <w:tcPr>
-            <w:tcW w:w="5433" w:type="dxa"/>
+            <w:tcW w:w="5434" w:type="dxa"/>
             <w:tcBorders>
               <w:top w:val="nil"/>
               <w:bottom w:val="nil"/>
@@ -2736,6 +2703,7 @@
               <w:rPr>
                 <w:rFonts w:eastAsia="" w:cs=""/>
                 <w:kern w:val="0"/>
+                <w:sz w:val="20"/>
                 <w:lang w:eastAsia="ja-JP" w:bidi="ar-SA"/>
               </w:rPr>
               <w:t>Legt den öffentlichen Zugangspunkt für PDF-AS Web fest. (optional)</w:t>
@@ -2747,12 +2715,13 @@
         <w:trPr/>
         <w:tc>
           <w:tcPr>
-            <w:tcW w:w="2017" w:type="dxa"/>
+            <w:tcW w:w="2016" w:type="dxa"/>
             <w:cnfStyle w:val="001000000000" w:firstRow="0" w:lastRow="0" w:firstColumn="1" w:lastColumn="0" w:oddVBand="0" w:evenVBand="0" w:oddHBand="0" w:evenHBand="0" w:firstRowFirstColumn="0" w:firstRowLastColumn="0" w:lastRowFirstColumn="0" w:lastRowLastColumn="0"/>
             <w:tcBorders>
               <w:top w:val="nil"/>
               <w:bottom w:val="nil"/>
             </w:tcBorders>
+            <w:shd w:color="auto" w:fill="DDDBD5" w:themeFill="text2" w:themeFillTint="33" w:val="clear"/>
           </w:tcPr>
           <w:p>
             <w:pPr>
@@ -2764,7 +2733,7 @@
                 <w:rFonts w:ascii="Century Gothic" w:hAnsi="Century Gothic" w:eastAsia="" w:cs="" w:asciiTheme="majorHAnsi" w:hAnsiTheme="majorHAnsi"/>
                 <w:color w:val="000000" w:themeColor="text1"/>
                 <w:kern w:val="0"/>
-                <w:sz w:val="22"/>
+                <w:sz w:val="16"/>
                 <w:szCs w:val="22"/>
                 <w:lang w:val="de-DE" w:eastAsia="ja-JP" w:bidi="ar-SA"/>
               </w:rPr>
@@ -2774,7 +2743,7 @@
                 <w:rFonts w:eastAsia="" w:cs=""/>
                 <w:color w:val="000000" w:themeColor="text1"/>
                 <w:kern w:val="0"/>
-                <w:sz w:val="22"/>
+                <w:sz w:val="16"/>
                 <w:szCs w:val="22"/>
                 <w:shd w:fill="E8F2FE" w:val="clear"/>
                 <w:lang w:val="de-DE" w:eastAsia="ja-JP" w:bidi="ar-SA"/>
@@ -2790,6 +2759,7 @@
               <w:top w:val="nil"/>
               <w:bottom w:val="nil"/>
             </w:tcBorders>
+            <w:shd w:color="auto" w:fill="DDDBD5" w:themeFill="text2" w:themeFillTint="33" w:val="clear"/>
           </w:tcPr>
           <w:p>
             <w:pPr>
@@ -2808,6 +2778,7 @@
                 <w:rFonts w:eastAsia="" w:cs=""/>
                 <w:i/>
                 <w:kern w:val="0"/>
+                <w:sz w:val="20"/>
                 <w:lang w:eastAsia="ja-JP" w:bidi="ar-SA"/>
               </w:rPr>
               <w:t>URL</w:t>
@@ -2816,11 +2787,12 @@
         </w:tc>
         <w:tc>
           <w:tcPr>
-            <w:tcW w:w="5433" w:type="dxa"/>
-            <w:tcBorders>
-              <w:top w:val="nil"/>
-              <w:bottom w:val="nil"/>
-            </w:tcBorders>
+            <w:tcW w:w="5434" w:type="dxa"/>
+            <w:tcBorders>
+              <w:top w:val="nil"/>
+              <w:bottom w:val="nil"/>
+            </w:tcBorders>
+            <w:shd w:color="auto" w:fill="DDDBD5" w:themeFill="text2" w:themeFillTint="33" w:val="clear"/>
           </w:tcPr>
           <w:p>
             <w:pPr>
@@ -2839,6 +2811,7 @@
               <w:rPr>
                 <w:rFonts w:eastAsia="" w:cs=""/>
                 <w:kern w:val="0"/>
+                <w:sz w:val="20"/>
                 <w:lang w:eastAsia="ja-JP" w:bidi="ar-SA"/>
               </w:rPr>
               <w:t xml:space="preserve">Legt einen spezifischen Zugangspunkt für die DataURL für die Kommunikation via Security-Layer fest. (option) </w:t>
@@ -2851,6 +2824,7 @@
                 <w:i/>
                 <w:iCs/>
                 <w:kern w:val="0"/>
+                <w:sz w:val="20"/>
                 <w:lang w:eastAsia="ja-JP" w:bidi="ar-SA"/>
               </w:rPr>
               <w:t>public.url</w:t>
@@ -2859,6 +2833,7 @@
               <w:rPr>
                 <w:rFonts w:eastAsia="" w:cs=""/>
                 <w:kern w:val="0"/>
+                <w:sz w:val="20"/>
                 <w:lang w:eastAsia="ja-JP" w:bidi="ar-SA"/>
               </w:rPr>
               <w:t>)</w:t>
@@ -2872,7 +2847,7 @@
         </w:trPr>
         <w:tc>
           <w:tcPr>
-            <w:tcW w:w="2017" w:type="dxa"/>
+            <w:tcW w:w="2016" w:type="dxa"/>
             <w:cnfStyle w:val="001000000000" w:firstRow="0" w:lastRow="0" w:firstColumn="1" w:lastColumn="0" w:oddVBand="0" w:evenVBand="0" w:oddHBand="0" w:evenHBand="0" w:firstRowFirstColumn="0" w:firstRowLastColumn="0" w:lastRowFirstColumn="0" w:lastRowLastColumn="0"/>
             <w:tcBorders>
               <w:top w:val="nil"/>
@@ -2896,6 +2871,7 @@
               <w:rPr>
                 <w:rFonts w:eastAsia="" w:cs=""/>
                 <w:kern w:val="0"/>
+                <w:sz w:val="16"/>
                 <w:lang w:eastAsia="ja-JP" w:bidi="ar-SA"/>
               </w:rPr>
               <w:t>moa.enabled</w:t>
@@ -2928,6 +2904,7 @@
                 <w:rFonts w:eastAsia="" w:cs=""/>
                 <w:i/>
                 <w:kern w:val="0"/>
+                <w:sz w:val="20"/>
                 <w:lang w:eastAsia="ja-JP" w:bidi="ar-SA"/>
               </w:rPr>
               <w:t>true | false</w:t>
@@ -2936,7 +2913,7 @@
         </w:tc>
         <w:tc>
           <w:tcPr>
-            <w:tcW w:w="5433" w:type="dxa"/>
+            <w:tcW w:w="5434" w:type="dxa"/>
             <w:tcBorders>
               <w:top w:val="nil"/>
               <w:bottom w:val="nil"/>
@@ -2960,6 +2937,7 @@
               <w:rPr>
                 <w:rFonts w:eastAsia="" w:cs=""/>
                 <w:kern w:val="0"/>
+                <w:sz w:val="20"/>
                 <w:lang w:eastAsia="ja-JP" w:bidi="ar-SA"/>
               </w:rPr>
               <w:t>Legt fest ob PDF-AS die Signatur mit einem MOA-SS Server zulassen soll. Der MOA-SS Server wird in der Basiskonfiguration von PDF-AS konfiguriert.</w:t>
@@ -2971,29 +2949,31 @@
         <w:trPr/>
         <w:tc>
           <w:tcPr>
-            <w:tcW w:w="2017" w:type="dxa"/>
+            <w:tcW w:w="2016" w:type="dxa"/>
             <w:cnfStyle w:val="001000000000" w:firstRow="0" w:lastRow="0" w:firstColumn="1" w:lastColumn="0" w:oddVBand="0" w:evenVBand="0" w:oddHBand="0" w:evenHBand="0" w:firstRowFirstColumn="0" w:firstRowLastColumn="0" w:lastRowFirstColumn="0" w:lastRowLastColumn="0"/>
             <w:tcBorders>
               <w:top w:val="nil"/>
               <w:bottom w:val="nil"/>
             </w:tcBorders>
-          </w:tcPr>
-          <w:p>
-            <w:pPr>
-              <w:pStyle w:val="Normal"/>
-              <w:widowControl w:val="false"/>
-              <w:suppressAutoHyphens w:val="true"/>
-              <w:spacing w:lineRule="auto" w:line="240" w:before="60" w:after="60"/>
-              <w:rPr>
-                <w:rFonts w:eastAsia="" w:cs=""/>
-                <w:kern w:val="0"/>
-                <w:lang w:eastAsia="ja-JP" w:bidi="ar-SA"/>
-              </w:rPr>
-            </w:pPr>
-            <w:r>
-              <w:rPr>
-                <w:rFonts w:eastAsia="" w:cs=""/>
-                <w:kern w:val="0"/>
+            <w:shd w:color="auto" w:fill="DDDBD5" w:themeFill="text2" w:themeFillTint="33" w:val="clear"/>
+          </w:tcPr>
+          <w:p>
+            <w:pPr>
+              <w:pStyle w:val="Normal"/>
+              <w:widowControl w:val="false"/>
+              <w:suppressAutoHyphens w:val="true"/>
+              <w:spacing w:lineRule="auto" w:line="240" w:before="60" w:after="60"/>
+              <w:rPr>
+                <w:rFonts w:eastAsia="" w:cs=""/>
+                <w:kern w:val="0"/>
+                <w:lang w:eastAsia="ja-JP" w:bidi="ar-SA"/>
+              </w:rPr>
+            </w:pPr>
+            <w:r>
+              <w:rPr>
+                <w:rFonts w:eastAsia="" w:cs=""/>
+                <w:kern w:val="0"/>
+                <w:sz w:val="16"/>
                 <w:lang w:eastAsia="ja-JP" w:bidi="ar-SA"/>
               </w:rPr>
               <w:t>ks.enabled</w:t>
@@ -3007,6 +2987,7 @@
               <w:top w:val="nil"/>
               <w:bottom w:val="nil"/>
             </w:tcBorders>
+            <w:shd w:color="auto" w:fill="DDDBD5" w:themeFill="text2" w:themeFillTint="33" w:val="clear"/>
           </w:tcPr>
           <w:p>
             <w:pPr>
@@ -3025,6 +3006,7 @@
                 <w:rFonts w:eastAsia="" w:cs=""/>
                 <w:i/>
                 <w:kern w:val="0"/>
+                <w:sz w:val="20"/>
                 <w:lang w:eastAsia="ja-JP" w:bidi="ar-SA"/>
               </w:rPr>
               <w:t>true | false</w:t>
@@ -3033,11 +3015,12 @@
         </w:tc>
         <w:tc>
           <w:tcPr>
-            <w:tcW w:w="5433" w:type="dxa"/>
-            <w:tcBorders>
-              <w:top w:val="nil"/>
-              <w:bottom w:val="nil"/>
-            </w:tcBorders>
+            <w:tcW w:w="5434" w:type="dxa"/>
+            <w:tcBorders>
+              <w:top w:val="nil"/>
+              <w:bottom w:val="nil"/>
+            </w:tcBorders>
+            <w:shd w:color="auto" w:fill="DDDBD5" w:themeFill="text2" w:themeFillTint="33" w:val="clear"/>
           </w:tcPr>
           <w:p>
             <w:pPr>
@@ -3056,6 +3039,7 @@
               <w:rPr>
                 <w:rFonts w:eastAsia="" w:cs=""/>
                 <w:kern w:val="0"/>
+                <w:sz w:val="20"/>
                 <w:lang w:eastAsia="ja-JP" w:bidi="ar-SA"/>
               </w:rPr>
               <w:t>Legt fest ob PDF-AS die Signatur mit einem KeyStore am Server zulassen soll.</w:t>
@@ -3069,7 +3053,7 @@
         </w:trPr>
         <w:tc>
           <w:tcPr>
-            <w:tcW w:w="2017" w:type="dxa"/>
+            <w:tcW w:w="2016" w:type="dxa"/>
             <w:cnfStyle w:val="001000000000" w:firstRow="0" w:lastRow="0" w:firstColumn="1" w:lastColumn="0" w:oddVBand="0" w:evenVBand="0" w:oddHBand="0" w:evenHBand="0" w:firstRowFirstColumn="0" w:firstRowLastColumn="0" w:lastRowFirstColumn="0" w:lastRowLastColumn="0"/>
             <w:tcBorders>
               <w:top w:val="nil"/>
@@ -3093,6 +3077,7 @@
               <w:rPr>
                 <w:rFonts w:eastAsia="" w:cs=""/>
                 <w:kern w:val="0"/>
+                <w:sz w:val="16"/>
                 <w:lang w:eastAsia="ja-JP" w:bidi="ar-SA"/>
               </w:rPr>
               <w:t>ks.file</w:t>
@@ -3125,6 +3110,7 @@
                 <w:rFonts w:eastAsia="" w:cs=""/>
                 <w:i/>
                 <w:kern w:val="0"/>
+                <w:sz w:val="20"/>
                 <w:lang w:eastAsia="ja-JP" w:bidi="ar-SA"/>
               </w:rPr>
               <w:t>Dateipfad</w:t>
@@ -3133,7 +3119,7 @@
         </w:tc>
         <w:tc>
           <w:tcPr>
-            <w:tcW w:w="5433" w:type="dxa"/>
+            <w:tcW w:w="5434" w:type="dxa"/>
             <w:tcBorders>
               <w:top w:val="nil"/>
               <w:bottom w:val="nil"/>
@@ -3157,6 +3143,7 @@
               <w:rPr>
                 <w:rFonts w:eastAsia="" w:cs=""/>
                 <w:kern w:val="0"/>
+                <w:sz w:val="20"/>
                 <w:lang w:eastAsia="ja-JP" w:bidi="ar-SA"/>
               </w:rPr>
               <w:t>Die bei einer Signatur mit einem Keystore zu verwendende KeyStore Datei.</w:t>
@@ -3168,29 +3155,31 @@
         <w:trPr/>
         <w:tc>
           <w:tcPr>
-            <w:tcW w:w="2017" w:type="dxa"/>
+            <w:tcW w:w="2016" w:type="dxa"/>
             <w:cnfStyle w:val="001000000000" w:firstRow="0" w:lastRow="0" w:firstColumn="1" w:lastColumn="0" w:oddVBand="0" w:evenVBand="0" w:oddHBand="0" w:evenHBand="0" w:firstRowFirstColumn="0" w:firstRowLastColumn="0" w:lastRowFirstColumn="0" w:lastRowLastColumn="0"/>
             <w:tcBorders>
               <w:top w:val="nil"/>
               <w:bottom w:val="nil"/>
             </w:tcBorders>
-          </w:tcPr>
-          <w:p>
-            <w:pPr>
-              <w:pStyle w:val="Normal"/>
-              <w:widowControl w:val="false"/>
-              <w:suppressAutoHyphens w:val="true"/>
-              <w:spacing w:lineRule="auto" w:line="240" w:before="60" w:after="60"/>
-              <w:rPr>
-                <w:rFonts w:eastAsia="" w:cs=""/>
-                <w:kern w:val="0"/>
-                <w:lang w:eastAsia="ja-JP" w:bidi="ar-SA"/>
-              </w:rPr>
-            </w:pPr>
-            <w:r>
-              <w:rPr>
-                <w:rFonts w:eastAsia="" w:cs=""/>
-                <w:kern w:val="0"/>
+            <w:shd w:color="auto" w:fill="DDDBD5" w:themeFill="text2" w:themeFillTint="33" w:val="clear"/>
+          </w:tcPr>
+          <w:p>
+            <w:pPr>
+              <w:pStyle w:val="Normal"/>
+              <w:widowControl w:val="false"/>
+              <w:suppressAutoHyphens w:val="true"/>
+              <w:spacing w:lineRule="auto" w:line="240" w:before="60" w:after="60"/>
+              <w:rPr>
+                <w:rFonts w:eastAsia="" w:cs=""/>
+                <w:kern w:val="0"/>
+                <w:lang w:eastAsia="ja-JP" w:bidi="ar-SA"/>
+              </w:rPr>
+            </w:pPr>
+            <w:r>
+              <w:rPr>
+                <w:rFonts w:eastAsia="" w:cs=""/>
+                <w:kern w:val="0"/>
+                <w:sz w:val="16"/>
                 <w:lang w:eastAsia="ja-JP" w:bidi="ar-SA"/>
               </w:rPr>
               <w:t>ks.type</w:t>
@@ -3204,6 +3193,7 @@
               <w:top w:val="nil"/>
               <w:bottom w:val="nil"/>
             </w:tcBorders>
+            <w:shd w:color="auto" w:fill="DDDBD5" w:themeFill="text2" w:themeFillTint="33" w:val="clear"/>
           </w:tcPr>
           <w:p>
             <w:pPr>
@@ -3222,6 +3212,7 @@
                 <w:rFonts w:eastAsia="" w:cs=""/>
                 <w:i/>
                 <w:kern w:val="0"/>
+                <w:sz w:val="20"/>
                 <w:lang w:eastAsia="ja-JP" w:bidi="ar-SA"/>
               </w:rPr>
               <w:t>JKS | PKCS12</w:t>
@@ -3230,11 +3221,12 @@
         </w:tc>
         <w:tc>
           <w:tcPr>
-            <w:tcW w:w="5433" w:type="dxa"/>
-            <w:tcBorders>
-              <w:top w:val="nil"/>
-              <w:bottom w:val="nil"/>
-            </w:tcBorders>
+            <w:tcW w:w="5434" w:type="dxa"/>
+            <w:tcBorders>
+              <w:top w:val="nil"/>
+              <w:bottom w:val="nil"/>
+            </w:tcBorders>
+            <w:shd w:color="auto" w:fill="DDDBD5" w:themeFill="text2" w:themeFillTint="33" w:val="clear"/>
           </w:tcPr>
           <w:p>
             <w:pPr>
@@ -3253,6 +3245,7 @@
               <w:rPr>
                 <w:rFonts w:eastAsia="" w:cs=""/>
                 <w:kern w:val="0"/>
+                <w:sz w:val="20"/>
                 <w:lang w:eastAsia="ja-JP" w:bidi="ar-SA"/>
               </w:rPr>
               <w:t>Die Art der Keystore Datei</w:t>
@@ -3266,7 +3259,7 @@
         </w:trPr>
         <w:tc>
           <w:tcPr>
-            <w:tcW w:w="2017" w:type="dxa"/>
+            <w:tcW w:w="2016" w:type="dxa"/>
             <w:cnfStyle w:val="001000000000" w:firstRow="0" w:lastRow="0" w:firstColumn="1" w:lastColumn="0" w:oddVBand="0" w:evenVBand="0" w:oddHBand="0" w:evenHBand="0" w:firstRowFirstColumn="0" w:firstRowLastColumn="0" w:lastRowFirstColumn="0" w:lastRowLastColumn="0"/>
             <w:tcBorders>
               <w:top w:val="nil"/>
@@ -3290,6 +3283,7 @@
               <w:rPr>
                 <w:rFonts w:eastAsia="" w:cs=""/>
                 <w:kern w:val="0"/>
+                <w:sz w:val="16"/>
                 <w:lang w:eastAsia="ja-JP" w:bidi="ar-SA"/>
               </w:rPr>
               <w:t>ks.pass</w:t>
@@ -3322,6 +3316,7 @@
                 <w:rFonts w:eastAsia="" w:cs=""/>
                 <w:i/>
                 <w:kern w:val="0"/>
+                <w:sz w:val="20"/>
                 <w:lang w:eastAsia="ja-JP" w:bidi="ar-SA"/>
               </w:rPr>
               <w:t>Passwort</w:t>
@@ -3330,7 +3325,7 @@
         </w:tc>
         <w:tc>
           <w:tcPr>
-            <w:tcW w:w="5433" w:type="dxa"/>
+            <w:tcW w:w="5434" w:type="dxa"/>
             <w:tcBorders>
               <w:top w:val="nil"/>
               <w:bottom w:val="nil"/>
@@ -3354,6 +3349,7 @@
               <w:rPr>
                 <w:rFonts w:eastAsia="" w:cs=""/>
                 <w:kern w:val="0"/>
+                <w:sz w:val="20"/>
                 <w:lang w:eastAsia="ja-JP" w:bidi="ar-SA"/>
               </w:rPr>
               <w:t>Das Passwort für die Keystore Datei</w:t>
@@ -3365,29 +3361,31 @@
         <w:trPr/>
         <w:tc>
           <w:tcPr>
-            <w:tcW w:w="2017" w:type="dxa"/>
+            <w:tcW w:w="2016" w:type="dxa"/>
             <w:cnfStyle w:val="001000000000" w:firstRow="0" w:lastRow="0" w:firstColumn="1" w:lastColumn="0" w:oddVBand="0" w:evenVBand="0" w:oddHBand="0" w:evenHBand="0" w:firstRowFirstColumn="0" w:firstRowLastColumn="0" w:lastRowFirstColumn="0" w:lastRowLastColumn="0"/>
             <w:tcBorders>
               <w:top w:val="nil"/>
               <w:bottom w:val="nil"/>
             </w:tcBorders>
-          </w:tcPr>
-          <w:p>
-            <w:pPr>
-              <w:pStyle w:val="Normal"/>
-              <w:widowControl w:val="false"/>
-              <w:suppressAutoHyphens w:val="true"/>
-              <w:spacing w:lineRule="auto" w:line="240" w:before="60" w:after="60"/>
-              <w:rPr>
-                <w:rFonts w:eastAsia="" w:cs=""/>
-                <w:kern w:val="0"/>
-                <w:lang w:eastAsia="ja-JP" w:bidi="ar-SA"/>
-              </w:rPr>
-            </w:pPr>
-            <w:r>
-              <w:rPr>
-                <w:rFonts w:eastAsia="" w:cs=""/>
-                <w:kern w:val="0"/>
+            <w:shd w:color="auto" w:fill="DDDBD5" w:themeFill="text2" w:themeFillTint="33" w:val="clear"/>
+          </w:tcPr>
+          <w:p>
+            <w:pPr>
+              <w:pStyle w:val="Normal"/>
+              <w:widowControl w:val="false"/>
+              <w:suppressAutoHyphens w:val="true"/>
+              <w:spacing w:lineRule="auto" w:line="240" w:before="60" w:after="60"/>
+              <w:rPr>
+                <w:rFonts w:eastAsia="" w:cs=""/>
+                <w:kern w:val="0"/>
+                <w:lang w:eastAsia="ja-JP" w:bidi="ar-SA"/>
+              </w:rPr>
+            </w:pPr>
+            <w:r>
+              <w:rPr>
+                <w:rFonts w:eastAsia="" w:cs=""/>
+                <w:kern w:val="0"/>
+                <w:sz w:val="16"/>
                 <w:lang w:eastAsia="ja-JP" w:bidi="ar-SA"/>
               </w:rPr>
               <w:t>ks.key.alias</w:t>
@@ -3401,6 +3399,7 @@
               <w:top w:val="nil"/>
               <w:bottom w:val="nil"/>
             </w:tcBorders>
+            <w:shd w:color="auto" w:fill="DDDBD5" w:themeFill="text2" w:themeFillTint="33" w:val="clear"/>
           </w:tcPr>
           <w:p>
             <w:pPr>
@@ -3417,17 +3416,19 @@
             <w:r>
               <w:rPr>
                 <w:i/>
-              </w:rPr>
-            </w:r>
-          </w:p>
-        </w:tc>
-        <w:tc>
-          <w:tcPr>
-            <w:tcW w:w="5433" w:type="dxa"/>
-            <w:tcBorders>
-              <w:top w:val="nil"/>
-              <w:bottom w:val="nil"/>
-            </w:tcBorders>
+                <w:sz w:val="20"/>
+              </w:rPr>
+            </w:r>
+          </w:p>
+        </w:tc>
+        <w:tc>
+          <w:tcPr>
+            <w:tcW w:w="5434" w:type="dxa"/>
+            <w:tcBorders>
+              <w:top w:val="nil"/>
+              <w:bottom w:val="nil"/>
+            </w:tcBorders>
+            <w:shd w:color="auto" w:fill="DDDBD5" w:themeFill="text2" w:themeFillTint="33" w:val="clear"/>
           </w:tcPr>
           <w:p>
             <w:pPr>
@@ -3446,6 +3447,7 @@
               <w:rPr>
                 <w:rFonts w:eastAsia="" w:cs=""/>
                 <w:kern w:val="0"/>
+                <w:sz w:val="20"/>
                 <w:lang w:eastAsia="ja-JP" w:bidi="ar-SA"/>
               </w:rPr>
               <w:t>Der Bezeichner des Schlüssels in der KeyStore Datei mit dem die Signatur durchgeführt werden soll.</w:t>
@@ -3459,7 +3461,7 @@
         </w:trPr>
         <w:tc>
           <w:tcPr>
-            <w:tcW w:w="2017" w:type="dxa"/>
+            <w:tcW w:w="2016" w:type="dxa"/>
             <w:cnfStyle w:val="001000000000" w:firstRow="0" w:lastRow="0" w:firstColumn="1" w:lastColumn="0" w:oddVBand="0" w:evenVBand="0" w:oddHBand="0" w:evenHBand="0" w:firstRowFirstColumn="0" w:firstRowLastColumn="0" w:lastRowFirstColumn="0" w:lastRowLastColumn="0"/>
             <w:tcBorders>
               <w:top w:val="nil"/>
@@ -3483,6 +3485,7 @@
               <w:rPr>
                 <w:rFonts w:eastAsia="" w:cs=""/>
                 <w:kern w:val="0"/>
+                <w:sz w:val="16"/>
                 <w:lang w:eastAsia="ja-JP" w:bidi="ar-SA"/>
               </w:rPr>
               <w:t>ks.key.pass</w:t>
@@ -3515,6 +3518,7 @@
                 <w:rFonts w:eastAsia="" w:cs=""/>
                 <w:i/>
                 <w:kern w:val="0"/>
+                <w:sz w:val="20"/>
                 <w:lang w:eastAsia="ja-JP" w:bidi="ar-SA"/>
               </w:rPr>
               <w:t>Passwort</w:t>
@@ -3523,7 +3527,7 @@
         </w:tc>
         <w:tc>
           <w:tcPr>
-            <w:tcW w:w="5433" w:type="dxa"/>
+            <w:tcW w:w="5434" w:type="dxa"/>
             <w:tcBorders>
               <w:top w:val="nil"/>
               <w:bottom w:val="nil"/>
@@ -3547,6 +3551,7 @@
               <w:rPr>
                 <w:rFonts w:eastAsia="" w:cs=""/>
                 <w:kern w:val="0"/>
+                <w:sz w:val="20"/>
                 <w:lang w:eastAsia="ja-JP" w:bidi="ar-SA"/>
               </w:rPr>
               <w:t>Das Passwort für den Schlüssel in der KeyStore Datei.</w:t>
@@ -3558,29 +3563,31 @@
         <w:trPr/>
         <w:tc>
           <w:tcPr>
-            <w:tcW w:w="2017" w:type="dxa"/>
+            <w:tcW w:w="2016" w:type="dxa"/>
             <w:cnfStyle w:val="001000000000" w:firstRow="0" w:lastRow="0" w:firstColumn="1" w:lastColumn="0" w:oddVBand="0" w:evenVBand="0" w:oddHBand="0" w:evenHBand="0" w:firstRowFirstColumn="0" w:firstRowLastColumn="0" w:lastRowFirstColumn="0" w:lastRowLastColumn="0"/>
             <w:tcBorders>
               <w:top w:val="nil"/>
               <w:bottom w:val="nil"/>
             </w:tcBorders>
-          </w:tcPr>
-          <w:p>
-            <w:pPr>
-              <w:pStyle w:val="Normal"/>
-              <w:widowControl w:val="false"/>
-              <w:suppressAutoHyphens w:val="true"/>
-              <w:spacing w:lineRule="auto" w:line="240" w:before="60" w:after="60"/>
-              <w:rPr>
-                <w:rFonts w:eastAsia="" w:cs=""/>
-                <w:kern w:val="0"/>
-                <w:lang w:eastAsia="ja-JP" w:bidi="ar-SA"/>
-              </w:rPr>
-            </w:pPr>
-            <w:r>
-              <w:rPr>
-                <w:rFonts w:eastAsia="" w:cs=""/>
-                <w:kern w:val="0"/>
+            <w:shd w:color="auto" w:fill="DDDBD5" w:themeFill="text2" w:themeFillTint="33" w:val="clear"/>
+          </w:tcPr>
+          <w:p>
+            <w:pPr>
+              <w:pStyle w:val="Normal"/>
+              <w:widowControl w:val="false"/>
+              <w:suppressAutoHyphens w:val="true"/>
+              <w:spacing w:lineRule="auto" w:line="240" w:before="60" w:after="60"/>
+              <w:rPr>
+                <w:rFonts w:eastAsia="" w:cs=""/>
+                <w:kern w:val="0"/>
+                <w:lang w:eastAsia="ja-JP" w:bidi="ar-SA"/>
+              </w:rPr>
+            </w:pPr>
+            <w:r>
+              <w:rPr>
+                <w:rFonts w:eastAsia="" w:cs=""/>
+                <w:kern w:val="0"/>
+                <w:sz w:val="16"/>
                 <w:lang w:eastAsia="ja-JP" w:bidi="ar-SA"/>
               </w:rPr>
               <w:t>ksl.(id).*</w:t>
@@ -3594,6 +3601,7 @@
               <w:top w:val="nil"/>
               <w:bottom w:val="nil"/>
             </w:tcBorders>
+            <w:shd w:color="auto" w:fill="DDDBD5" w:themeFill="text2" w:themeFillTint="33" w:val="clear"/>
           </w:tcPr>
           <w:p>
             <w:pPr>
@@ -3610,17 +3618,19 @@
             <w:r>
               <w:rPr>
                 <w:i/>
-              </w:rPr>
-            </w:r>
-          </w:p>
-        </w:tc>
-        <w:tc>
-          <w:tcPr>
-            <w:tcW w:w="5433" w:type="dxa"/>
-            <w:tcBorders>
-              <w:top w:val="nil"/>
-              <w:bottom w:val="nil"/>
-            </w:tcBorders>
+                <w:sz w:val="20"/>
+              </w:rPr>
+            </w:r>
+          </w:p>
+        </w:tc>
+        <w:tc>
+          <w:tcPr>
+            <w:tcW w:w="5434" w:type="dxa"/>
+            <w:tcBorders>
+              <w:top w:val="nil"/>
+              <w:bottom w:val="nil"/>
+            </w:tcBorders>
+            <w:shd w:color="auto" w:fill="DDDBD5" w:themeFill="text2" w:themeFillTint="33" w:val="clear"/>
           </w:tcPr>
           <w:p>
             <w:pPr>
@@ -3639,6 +3649,7 @@
               <w:rPr>
                 <w:rFonts w:eastAsia="" w:cs=""/>
                 <w:kern w:val="0"/>
+                <w:sz w:val="20"/>
                 <w:lang w:eastAsia="ja-JP" w:bidi="ar-SA"/>
               </w:rPr>
               <w:t>Mit ksl wird eine Liste von Keystore Einträgen ermöglicht. Die Zusammensetzung ergibt sich als ksl.(identifier).(property). Der Identifier identifiziert den Eintrag in der Keystoreliste. Für jeden Eintrag müssen die Eigenschaften für diesen Keystore definiert werden. Diese Eigenschaften sind äquivialent zu den Keystore Eigenschaften ks.*.</w:t>
@@ -3652,7 +3663,7 @@
         </w:trPr>
         <w:tc>
           <w:tcPr>
-            <w:tcW w:w="2017" w:type="dxa"/>
+            <w:tcW w:w="2016" w:type="dxa"/>
             <w:cnfStyle w:val="001000000000" w:firstRow="0" w:lastRow="0" w:firstColumn="1" w:lastColumn="0" w:oddVBand="0" w:evenVBand="0" w:oddHBand="0" w:evenHBand="0" w:firstRowFirstColumn="0" w:firstRowLastColumn="0" w:lastRowFirstColumn="0" w:lastRowLastColumn="0"/>
             <w:tcBorders>
               <w:top w:val="nil"/>
@@ -3676,6 +3687,7 @@
               <w:rPr>
                 <w:rFonts w:eastAsia="" w:cs=""/>
                 <w:kern w:val="0"/>
+                <w:sz w:val="16"/>
                 <w:lang w:eastAsia="ja-JP" w:bidi="ar-SA"/>
               </w:rPr>
               <w:t>moal.(id).*</w:t>
@@ -3706,13 +3718,14 @@
             <w:r>
               <w:rPr>
                 <w:i/>
-              </w:rPr>
-            </w:r>
-          </w:p>
-        </w:tc>
-        <w:tc>
-          <w:tcPr>
-            <w:tcW w:w="5433" w:type="dxa"/>
+                <w:sz w:val="20"/>
+              </w:rPr>
+            </w:r>
+          </w:p>
+        </w:tc>
+        <w:tc>
+          <w:tcPr>
+            <w:tcW w:w="5434" w:type="dxa"/>
             <w:tcBorders>
               <w:top w:val="nil"/>
               <w:bottom w:val="nil"/>
@@ -3736,6 +3749,7 @@
               <w:rPr>
                 <w:rFonts w:eastAsia="" w:cs=""/>
                 <w:kern w:val="0"/>
+                <w:sz w:val="20"/>
                 <w:lang w:eastAsia="ja-JP" w:bidi="ar-SA"/>
               </w:rPr>
               <w:t>Mit moal wird eine Liste von MOA-SS Einträgen ermöglicht. Die Zusammensetzung ergibt sich als moal.(identifier).(property). Der Identifier identifiziert den Eintrag in der Liste. Für jeden Eintrag müssen die Eigenschaften für diese MOA-SS Anbindung definiert werden. Diese Eigenschaften sind „enabled“, „url“, „KeyIdentifier“, „Certificate“. Diese Eigenschaften verhalten sich äquivialent zu den Einstellungen „3.3 Basiseinstellungen für die Anbindung an MOA-SS“ aus der PDF-AS Dokumentation.</w:t>
@@ -3747,29 +3761,31 @@
         <w:trPr/>
         <w:tc>
           <w:tcPr>
-            <w:tcW w:w="2017" w:type="dxa"/>
+            <w:tcW w:w="2016" w:type="dxa"/>
             <w:cnfStyle w:val="001000000000" w:firstRow="0" w:lastRow="0" w:firstColumn="1" w:lastColumn="0" w:oddVBand="0" w:evenVBand="0" w:oddHBand="0" w:evenHBand="0" w:firstRowFirstColumn="0" w:firstRowLastColumn="0" w:lastRowFirstColumn="0" w:lastRowLastColumn="0"/>
             <w:tcBorders>
               <w:top w:val="nil"/>
               <w:bottom w:val="nil"/>
             </w:tcBorders>
-          </w:tcPr>
-          <w:p>
-            <w:pPr>
-              <w:pStyle w:val="Normal"/>
-              <w:widowControl w:val="false"/>
-              <w:suppressAutoHyphens w:val="true"/>
-              <w:spacing w:lineRule="auto" w:line="240" w:before="60" w:after="60"/>
-              <w:rPr>
-                <w:rFonts w:eastAsia="" w:cs=""/>
-                <w:kern w:val="0"/>
-                <w:lang w:eastAsia="ja-JP" w:bidi="ar-SA"/>
-              </w:rPr>
-            </w:pPr>
-            <w:r>
-              <w:rPr>
-                <w:rFonts w:eastAsia="" w:cs=""/>
-                <w:kern w:val="0"/>
+            <w:shd w:color="auto" w:fill="DDDBD5" w:themeFill="text2" w:themeFillTint="33" w:val="clear"/>
+          </w:tcPr>
+          <w:p>
+            <w:pPr>
+              <w:pStyle w:val="Normal"/>
+              <w:widowControl w:val="false"/>
+              <w:suppressAutoHyphens w:val="true"/>
+              <w:spacing w:lineRule="auto" w:line="240" w:before="60" w:after="60"/>
+              <w:rPr>
+                <w:rFonts w:eastAsia="" w:cs=""/>
+                <w:kern w:val="0"/>
+                <w:lang w:eastAsia="ja-JP" w:bidi="ar-SA"/>
+              </w:rPr>
+            </w:pPr>
+            <w:r>
+              <w:rPr>
+                <w:rFonts w:eastAsia="" w:cs=""/>
+                <w:kern w:val="0"/>
+                <w:sz w:val="16"/>
                 <w:lang w:eastAsia="ja-JP" w:bidi="ar-SA"/>
               </w:rPr>
               <w:t>soap.sign.enabled</w:t>
@@ -3783,6 +3799,7 @@
               <w:top w:val="nil"/>
               <w:bottom w:val="nil"/>
             </w:tcBorders>
+            <w:shd w:color="auto" w:fill="DDDBD5" w:themeFill="text2" w:themeFillTint="33" w:val="clear"/>
           </w:tcPr>
           <w:p>
             <w:pPr>
@@ -3801,6 +3818,7 @@
                 <w:rFonts w:eastAsia="" w:cs=""/>
                 <w:i/>
                 <w:kern w:val="0"/>
+                <w:sz w:val="20"/>
                 <w:lang w:eastAsia="ja-JP" w:bidi="ar-SA"/>
               </w:rPr>
               <w:t>true | false</w:t>
@@ -3809,11 +3827,12 @@
         </w:tc>
         <w:tc>
           <w:tcPr>
-            <w:tcW w:w="5433" w:type="dxa"/>
-            <w:tcBorders>
-              <w:top w:val="nil"/>
-              <w:bottom w:val="nil"/>
-            </w:tcBorders>
+            <w:tcW w:w="5434" w:type="dxa"/>
+            <w:tcBorders>
+              <w:top w:val="nil"/>
+              <w:bottom w:val="nil"/>
+            </w:tcBorders>
+            <w:shd w:color="auto" w:fill="DDDBD5" w:themeFill="text2" w:themeFillTint="33" w:val="clear"/>
           </w:tcPr>
           <w:p>
             <w:pPr>
@@ -3832,6 +3851,7 @@
               <w:rPr>
                 <w:rFonts w:eastAsia="" w:cs=""/>
                 <w:kern w:val="0"/>
+                <w:sz w:val="20"/>
                 <w:lang w:eastAsia="ja-JP" w:bidi="ar-SA"/>
               </w:rPr>
               <w:t>Aktiviert oder Deaktiviert die SOAP-Schnittstelle. Standardmäßig ist die SOAP-Schnittstelle deaktiviert.</w:t>
@@ -3845,7 +3865,7 @@
         </w:trPr>
         <w:tc>
           <w:tcPr>
-            <w:tcW w:w="2017" w:type="dxa"/>
+            <w:tcW w:w="2016" w:type="dxa"/>
             <w:cnfStyle w:val="001000000000" w:firstRow="0" w:lastRow="0" w:firstColumn="1" w:lastColumn="0" w:oddVBand="0" w:evenVBand="0" w:oddHBand="0" w:evenHBand="0" w:firstRowFirstColumn="0" w:firstRowLastColumn="0" w:lastRowFirstColumn="0" w:lastRowLastColumn="0"/>
             <w:tcBorders>
               <w:top w:val="nil"/>
@@ -3869,6 +3889,7 @@
               <w:rPr>
                 <w:rFonts w:eastAsia="" w:cs=""/>
                 <w:kern w:val="0"/>
+                <w:sz w:val="16"/>
                 <w:lang w:eastAsia="ja-JP" w:bidi="ar-SA"/>
               </w:rPr>
               <w:t>Soap.verify.enabled</w:t>
@@ -3901,6 +3922,7 @@
                 <w:rFonts w:eastAsia="" w:cs=""/>
                 <w:i/>
                 <w:kern w:val="0"/>
+                <w:sz w:val="20"/>
                 <w:lang w:eastAsia="ja-JP" w:bidi="ar-SA"/>
               </w:rPr>
               <w:t>true | false</w:t>
@@ -3909,7 +3931,7 @@
         </w:tc>
         <w:tc>
           <w:tcPr>
-            <w:tcW w:w="5433" w:type="dxa"/>
+            <w:tcW w:w="5434" w:type="dxa"/>
             <w:tcBorders>
               <w:top w:val="nil"/>
               <w:bottom w:val="nil"/>
@@ -3933,6 +3955,7 @@
               <w:rPr>
                 <w:rFonts w:eastAsia="" w:cs=""/>
                 <w:kern w:val="0"/>
+                <w:sz w:val="20"/>
                 <w:lang w:eastAsia="ja-JP" w:bidi="ar-SA"/>
               </w:rPr>
               <w:t>Aktiviert oder Deaktiviert die SOAP-Schnittstelle für Verifikation. Standardmäßig ist die SOAP-Schnittstelle deaktiviert.</w:t>
@@ -3944,29 +3967,31 @@
         <w:trPr/>
         <w:tc>
           <w:tcPr>
-            <w:tcW w:w="2017" w:type="dxa"/>
+            <w:tcW w:w="2016" w:type="dxa"/>
             <w:cnfStyle w:val="001000000000" w:firstRow="0" w:lastRow="0" w:firstColumn="1" w:lastColumn="0" w:oddVBand="0" w:evenVBand="0" w:oddHBand="0" w:evenHBand="0" w:firstRowFirstColumn="0" w:firstRowLastColumn="0" w:lastRowFirstColumn="0" w:lastRowLastColumn="0"/>
             <w:tcBorders>
               <w:top w:val="nil"/>
               <w:bottom w:val="nil"/>
             </w:tcBorders>
-          </w:tcPr>
-          <w:p>
-            <w:pPr>
-              <w:pStyle w:val="Normal"/>
-              <w:widowControl w:val="false"/>
-              <w:suppressAutoHyphens w:val="true"/>
-              <w:spacing w:lineRule="auto" w:line="240" w:before="60" w:after="60"/>
-              <w:rPr>
-                <w:rFonts w:eastAsia="" w:cs=""/>
-                <w:kern w:val="0"/>
-                <w:lang w:eastAsia="ja-JP" w:bidi="ar-SA"/>
-              </w:rPr>
-            </w:pPr>
-            <w:r>
-              <w:rPr>
-                <w:rFonts w:eastAsia="" w:cs=""/>
-                <w:kern w:val="0"/>
+            <w:shd w:color="auto" w:fill="DDDBD5" w:themeFill="text2" w:themeFillTint="33" w:val="clear"/>
+          </w:tcPr>
+          <w:p>
+            <w:pPr>
+              <w:pStyle w:val="Normal"/>
+              <w:widowControl w:val="false"/>
+              <w:suppressAutoHyphens w:val="true"/>
+              <w:spacing w:lineRule="auto" w:line="240" w:before="60" w:after="60"/>
+              <w:rPr>
+                <w:rFonts w:eastAsia="" w:cs=""/>
+                <w:kern w:val="0"/>
+                <w:lang w:eastAsia="ja-JP" w:bidi="ar-SA"/>
+              </w:rPr>
+            </w:pPr>
+            <w:r>
+              <w:rPr>
+                <w:rFonts w:eastAsia="" w:cs=""/>
+                <w:kern w:val="0"/>
+                <w:sz w:val="16"/>
                 <w:lang w:eastAsia="ja-JP" w:bidi="ar-SA"/>
               </w:rPr>
               <w:t>whitelist.enabled</w:t>
@@ -3980,6 +4005,7 @@
               <w:top w:val="nil"/>
               <w:bottom w:val="nil"/>
             </w:tcBorders>
+            <w:shd w:color="auto" w:fill="DDDBD5" w:themeFill="text2" w:themeFillTint="33" w:val="clear"/>
           </w:tcPr>
           <w:p>
             <w:pPr>
@@ -3998,6 +4024,7 @@
                 <w:rFonts w:eastAsia="" w:cs=""/>
                 <w:i/>
                 <w:kern w:val="0"/>
+                <w:sz w:val="20"/>
                 <w:lang w:eastAsia="ja-JP" w:bidi="ar-SA"/>
               </w:rPr>
               <w:t>true | false</w:t>
@@ -4006,11 +4033,12 @@
         </w:tc>
         <w:tc>
           <w:tcPr>
-            <w:tcW w:w="5433" w:type="dxa"/>
-            <w:tcBorders>
-              <w:top w:val="nil"/>
-              <w:bottom w:val="nil"/>
-            </w:tcBorders>
+            <w:tcW w:w="5434" w:type="dxa"/>
+            <w:tcBorders>
+              <w:top w:val="nil"/>
+              <w:bottom w:val="nil"/>
+            </w:tcBorders>
+            <w:shd w:color="auto" w:fill="DDDBD5" w:themeFill="text2" w:themeFillTint="33" w:val="clear"/>
           </w:tcPr>
           <w:p>
             <w:pPr>
@@ -4029,6 +4057,7 @@
               <w:rPr>
                 <w:rFonts w:eastAsia="" w:cs=""/>
                 <w:kern w:val="0"/>
+                <w:sz w:val="20"/>
                 <w:lang w:eastAsia="ja-JP" w:bidi="ar-SA"/>
               </w:rPr>
               <w:t>Legt fest ob PDF-AS externe URLS mit der Whitelist vergleicht.</w:t>
@@ -4042,7 +4071,7 @@
         </w:trPr>
         <w:tc>
           <w:tcPr>
-            <w:tcW w:w="2017" w:type="dxa"/>
+            <w:tcW w:w="2016" w:type="dxa"/>
             <w:cnfStyle w:val="001000000000" w:firstRow="0" w:lastRow="0" w:firstColumn="1" w:lastColumn="0" w:oddVBand="0" w:evenVBand="0" w:oddHBand="0" w:evenHBand="0" w:firstRowFirstColumn="0" w:firstRowLastColumn="0" w:lastRowFirstColumn="0" w:lastRowLastColumn="0"/>
             <w:tcBorders>
               <w:top w:val="nil"/>
@@ -4066,6 +4095,7 @@
               <w:rPr>
                 <w:rFonts w:eastAsia="" w:cs=""/>
                 <w:kern w:val="0"/>
+                <w:sz w:val="16"/>
                 <w:lang w:eastAsia="ja-JP" w:bidi="ar-SA"/>
               </w:rPr>
               <w:t>whitelist.url.*</w:t>
@@ -4098,6 +4128,7 @@
                 <w:rFonts w:eastAsia="" w:cs=""/>
                 <w:i/>
                 <w:kern w:val="0"/>
+                <w:sz w:val="20"/>
                 <w:lang w:eastAsia="ja-JP" w:bidi="ar-SA"/>
               </w:rPr>
               <w:t>JavaRegularExpression</w:t>
@@ -4106,7 +4137,7 @@
         </w:tc>
         <w:tc>
           <w:tcPr>
-            <w:tcW w:w="5433" w:type="dxa"/>
+            <w:tcW w:w="5434" w:type="dxa"/>
             <w:tcBorders>
               <w:top w:val="nil"/>
               <w:bottom w:val="nil"/>
@@ -4130,6 +4161,7 @@
               <w:rPr>
                 <w:rFonts w:eastAsia="" w:cs=""/>
                 <w:kern w:val="0"/>
+                <w:sz w:val="20"/>
                 <w:lang w:eastAsia="ja-JP" w:bidi="ar-SA"/>
               </w:rPr>
               <w:t>Eine Liste von Regular Expressions die eine Whitelist für externe URLS in PDF-AS festlegen.</w:t>
@@ -4141,29 +4173,31 @@
         <w:trPr/>
         <w:tc>
           <w:tcPr>
-            <w:tcW w:w="2017" w:type="dxa"/>
+            <w:tcW w:w="2016" w:type="dxa"/>
             <w:cnfStyle w:val="001000000000" w:firstRow="0" w:lastRow="0" w:firstColumn="1" w:lastColumn="0" w:oddVBand="0" w:evenVBand="0" w:oddHBand="0" w:evenHBand="0" w:firstRowFirstColumn="0" w:firstRowLastColumn="0" w:lastRowFirstColumn="0" w:lastRowLastColumn="0"/>
             <w:tcBorders>
               <w:top w:val="nil"/>
               <w:bottom w:val="nil"/>
             </w:tcBorders>
-          </w:tcPr>
-          <w:p>
-            <w:pPr>
-              <w:pStyle w:val="Normal"/>
-              <w:widowControl w:val="false"/>
-              <w:suppressAutoHyphens w:val="true"/>
-              <w:spacing w:lineRule="auto" w:line="240" w:before="60" w:after="60"/>
-              <w:rPr>
-                <w:rFonts w:eastAsia="" w:cs=""/>
-                <w:kern w:val="0"/>
-                <w:lang w:eastAsia="ja-JP" w:bidi="ar-SA"/>
-              </w:rPr>
-            </w:pPr>
-            <w:r>
-              <w:rPr>
-                <w:rFonts w:eastAsia="" w:cs=""/>
-                <w:kern w:val="0"/>
+            <w:shd w:color="auto" w:fill="DDDBD5" w:themeFill="text2" w:themeFillTint="33" w:val="clear"/>
+          </w:tcPr>
+          <w:p>
+            <w:pPr>
+              <w:pStyle w:val="Normal"/>
+              <w:widowControl w:val="false"/>
+              <w:suppressAutoHyphens w:val="true"/>
+              <w:spacing w:lineRule="auto" w:line="240" w:before="60" w:after="60"/>
+              <w:rPr>
+                <w:rFonts w:eastAsia="" w:cs=""/>
+                <w:kern w:val="0"/>
+                <w:lang w:eastAsia="ja-JP" w:bidi="ar-SA"/>
+              </w:rPr>
+            </w:pPr>
+            <w:r>
+              <w:rPr>
+                <w:rFonts w:eastAsia="" w:cs=""/>
+                <w:kern w:val="0"/>
+                <w:sz w:val="16"/>
                 <w:lang w:eastAsia="ja-JP" w:bidi="ar-SA"/>
               </w:rPr>
               <w:t>request.store</w:t>
@@ -4177,6 +4211,7 @@
               <w:top w:val="nil"/>
               <w:bottom w:val="nil"/>
             </w:tcBorders>
+            <w:shd w:color="auto" w:fill="DDDBD5" w:themeFill="text2" w:themeFillTint="33" w:val="clear"/>
           </w:tcPr>
           <w:p>
             <w:pPr>
@@ -4195,6 +4230,7 @@
                 <w:rFonts w:eastAsia="" w:cs=""/>
                 <w:i/>
                 <w:kern w:val="0"/>
+                <w:sz w:val="20"/>
                 <w:lang w:eastAsia="ja-JP" w:bidi="ar-SA"/>
               </w:rPr>
               <w:t>at.gv.egiz.pdfas.web.store.InMemoryRequestStore | at.gv.egiz.pdfas.web.store.DBRequestStore</w:t>
@@ -4203,11 +4239,12 @@
         </w:tc>
         <w:tc>
           <w:tcPr>
-            <w:tcW w:w="5433" w:type="dxa"/>
-            <w:tcBorders>
-              <w:top w:val="nil"/>
-              <w:bottom w:val="nil"/>
-            </w:tcBorders>
+            <w:tcW w:w="5434" w:type="dxa"/>
+            <w:tcBorders>
+              <w:top w:val="nil"/>
+              <w:bottom w:val="nil"/>
+            </w:tcBorders>
+            <w:shd w:color="auto" w:fill="DDDBD5" w:themeFill="text2" w:themeFillTint="33" w:val="clear"/>
           </w:tcPr>
           <w:p>
             <w:pPr>
@@ -4226,6 +4263,7 @@
               <w:rPr>
                 <w:rFonts w:eastAsia="" w:cs=""/>
                 <w:kern w:val="0"/>
+                <w:sz w:val="20"/>
                 <w:lang w:eastAsia="ja-JP" w:bidi="ar-SA"/>
               </w:rPr>
               <w:t>Legt die Implementierung des Requeststores fest. Nur wenn PDF-AS im Cluster verwendet wird und per SOAP-Schnittstelle eine clientbasierte Signatur erstellt werden soll, sollte dieser Parameter vom InMemoryRequestStore auf den DBRequestStore gestellt werden. Wenn hier der DBReqeustStore verwendet wird, speichert PDF-AS Web Signaturrequests, die per SOAP-Schnittstelle kommen und vom Benutzer bearbeitet werden müssen in eine Datenbank. In diesem Fall müssen die Eigenschaften hibernate.props.* entsprechenden festgelegt werden.</w:t>
@@ -4239,7 +4277,7 @@
         </w:trPr>
         <w:tc>
           <w:tcPr>
-            <w:tcW w:w="2017" w:type="dxa"/>
+            <w:tcW w:w="2016" w:type="dxa"/>
             <w:cnfStyle w:val="001000000000" w:firstRow="0" w:lastRow="0" w:firstColumn="1" w:lastColumn="0" w:oddVBand="0" w:evenVBand="0" w:oddHBand="0" w:evenHBand="0" w:firstRowFirstColumn="0" w:firstRowLastColumn="0" w:lastRowFirstColumn="0" w:lastRowLastColumn="0"/>
             <w:tcBorders>
               <w:top w:val="nil"/>
@@ -4263,6 +4301,7 @@
               <w:rPr>
                 <w:rFonts w:eastAsia="" w:cs=""/>
                 <w:kern w:val="0"/>
+                <w:sz w:val="16"/>
                 <w:lang w:eastAsia="ja-JP" w:bidi="ar-SA"/>
               </w:rPr>
               <w:t>request.db.timeout</w:t>
@@ -4295,6 +4334,7 @@
                 <w:rFonts w:eastAsia="" w:cs=""/>
                 <w:i/>
                 <w:kern w:val="0"/>
+                <w:sz w:val="20"/>
                 <w:lang w:eastAsia="ja-JP" w:bidi="ar-SA"/>
               </w:rPr>
               <w:t>Number</w:t>
@@ -4303,7 +4343,7 @@
         </w:tc>
         <w:tc>
           <w:tcPr>
-            <w:tcW w:w="5433" w:type="dxa"/>
+            <w:tcW w:w="5434" w:type="dxa"/>
             <w:tcBorders>
               <w:top w:val="nil"/>
               <w:bottom w:val="nil"/>
@@ -4327,6 +4367,7 @@
               <w:rPr>
                 <w:rFonts w:eastAsia="" w:cs=""/>
                 <w:kern w:val="0"/>
+                <w:sz w:val="20"/>
                 <w:lang w:eastAsia="ja-JP" w:bidi="ar-SA"/>
               </w:rPr>
               <w:t>Gibt die Anzahl der Sekunden an, die ein Signaturrequest in der Datenbank gespeichert wird.</w:t>
@@ -4338,29 +4379,31 @@
         <w:trPr/>
         <w:tc>
           <w:tcPr>
-            <w:tcW w:w="2017" w:type="dxa"/>
+            <w:tcW w:w="2016" w:type="dxa"/>
             <w:cnfStyle w:val="001000000000" w:firstRow="0" w:lastRow="0" w:firstColumn="1" w:lastColumn="0" w:oddVBand="0" w:evenVBand="0" w:oddHBand="0" w:evenHBand="0" w:firstRowFirstColumn="0" w:firstRowLastColumn="0" w:lastRowFirstColumn="0" w:lastRowLastColumn="0"/>
             <w:tcBorders>
               <w:top w:val="nil"/>
               <w:bottom w:val="nil"/>
             </w:tcBorders>
-          </w:tcPr>
-          <w:p>
-            <w:pPr>
-              <w:pStyle w:val="Normal"/>
-              <w:widowControl w:val="false"/>
-              <w:suppressAutoHyphens w:val="true"/>
-              <w:spacing w:lineRule="auto" w:line="240" w:before="60" w:after="60"/>
-              <w:rPr>
-                <w:rFonts w:eastAsia="" w:cs=""/>
-                <w:kern w:val="0"/>
-                <w:lang w:eastAsia="ja-JP" w:bidi="ar-SA"/>
-              </w:rPr>
-            </w:pPr>
-            <w:r>
-              <w:rPr>
-                <w:rFonts w:eastAsia="" w:cs=""/>
-                <w:kern w:val="0"/>
+            <w:shd w:color="auto" w:fill="DDDBD5" w:themeFill="text2" w:themeFillTint="33" w:val="clear"/>
+          </w:tcPr>
+          <w:p>
+            <w:pPr>
+              <w:pStyle w:val="Normal"/>
+              <w:widowControl w:val="false"/>
+              <w:suppressAutoHyphens w:val="true"/>
+              <w:spacing w:lineRule="auto" w:line="240" w:before="60" w:after="60"/>
+              <w:rPr>
+                <w:rFonts w:eastAsia="" w:cs=""/>
+                <w:kern w:val="0"/>
+                <w:lang w:eastAsia="ja-JP" w:bidi="ar-SA"/>
+              </w:rPr>
+            </w:pPr>
+            <w:r>
+              <w:rPr>
+                <w:rFonts w:eastAsia="" w:cs=""/>
+                <w:kern w:val="0"/>
+                <w:sz w:val="16"/>
                 <w:lang w:eastAsia="ja-JP" w:bidi="ar-SA"/>
               </w:rPr>
               <w:t>hibernate.props.*</w:t>
@@ -4374,6 +4417,7 @@
               <w:top w:val="nil"/>
               <w:bottom w:val="nil"/>
             </w:tcBorders>
+            <w:shd w:color="auto" w:fill="DDDBD5" w:themeFill="text2" w:themeFillTint="33" w:val="clear"/>
           </w:tcPr>
           <w:p>
             <w:pPr>
@@ -4392,6 +4436,7 @@
                 <w:rFonts w:eastAsia="" w:cs=""/>
                 <w:i/>
                 <w:kern w:val="0"/>
+                <w:sz w:val="20"/>
                 <w:lang w:eastAsia="ja-JP" w:bidi="ar-SA"/>
               </w:rPr>
               <w:t>Sammlung von Eigenschaften</w:t>
@@ -4400,11 +4445,12 @@
         </w:tc>
         <w:tc>
           <w:tcPr>
-            <w:tcW w:w="5433" w:type="dxa"/>
-            <w:tcBorders>
-              <w:top w:val="nil"/>
-              <w:bottom w:val="nil"/>
-            </w:tcBorders>
+            <w:tcW w:w="5434" w:type="dxa"/>
+            <w:tcBorders>
+              <w:top w:val="nil"/>
+              <w:bottom w:val="nil"/>
+            </w:tcBorders>
+            <w:shd w:color="auto" w:fill="DDDBD5" w:themeFill="text2" w:themeFillTint="33" w:val="clear"/>
           </w:tcPr>
           <w:p>
             <w:pPr>
@@ -4423,6 +4469,7 @@
               <w:rPr>
                 <w:rFonts w:eastAsia="" w:cs=""/>
                 <w:kern w:val="0"/>
+                <w:sz w:val="20"/>
                 <w:lang w:eastAsia="ja-JP" w:bidi="ar-SA"/>
               </w:rPr>
               <w:t>Alle Eigenschaften die unter diesem Prefix eingetragen sind dienen der Konfiguration von Hibernate für die Datenbankverbindung des DBRequestStore. Wenn dieser nicht konfiguriert ist, benötigt PDF-AS Web keine Datenbank. Ein komplettes Beispiel für diese Parameter ist in der Beispielkonfiguration in diesem Dokument zu finden.</w:t>
@@ -4436,7 +4483,7 @@
         </w:trPr>
         <w:tc>
           <w:tcPr>
-            <w:tcW w:w="2017" w:type="dxa"/>
+            <w:tcW w:w="2016" w:type="dxa"/>
             <w:cnfStyle w:val="001000000000" w:firstRow="0" w:lastRow="0" w:firstColumn="1" w:lastColumn="0" w:oddVBand="0" w:evenVBand="0" w:oddHBand="0" w:evenHBand="0" w:firstRowFirstColumn="0" w:firstRowLastColumn="0" w:lastRowFirstColumn="0" w:lastRowLastColumn="0"/>
             <w:tcBorders>
               <w:top w:val="nil"/>
@@ -4460,6 +4507,7 @@
               <w:rPr>
                 <w:rFonts w:eastAsia="" w:cs=""/>
                 <w:kern w:val="0"/>
+                <w:sz w:val="16"/>
                 <w:lang w:eastAsia="ja-JP" w:bidi="ar-SA"/>
               </w:rPr>
               <w:t>reload.pwd</w:t>
@@ -4492,6 +4540,7 @@
                 <w:rFonts w:eastAsia="" w:cs=""/>
                 <w:i/>
                 <w:kern w:val="0"/>
+                <w:sz w:val="20"/>
                 <w:lang w:eastAsia="ja-JP" w:bidi="ar-SA"/>
               </w:rPr>
               <w:t>Text</w:t>
@@ -4500,7 +4549,7 @@
         </w:tc>
         <w:tc>
           <w:tcPr>
-            <w:tcW w:w="5433" w:type="dxa"/>
+            <w:tcW w:w="5434" w:type="dxa"/>
             <w:tcBorders>
               <w:top w:val="nil"/>
               <w:bottom w:val="nil"/>
@@ -4524,6 +4573,7 @@
               <w:rPr>
                 <w:rFonts w:eastAsia="" w:cs=""/>
                 <w:kern w:val="0"/>
+                <w:sz w:val="20"/>
                 <w:lang w:eastAsia="ja-JP" w:bidi="ar-SA"/>
               </w:rPr>
               <w:t>Passwort um die Konfiguration neu zu laden.</w:t>
@@ -4535,29 +4585,31 @@
         <w:trPr/>
         <w:tc>
           <w:tcPr>
-            <w:tcW w:w="2017" w:type="dxa"/>
+            <w:tcW w:w="2016" w:type="dxa"/>
             <w:cnfStyle w:val="001000000000" w:firstRow="0" w:lastRow="0" w:firstColumn="1" w:lastColumn="0" w:oddVBand="0" w:evenVBand="0" w:oddHBand="0" w:evenHBand="0" w:firstRowFirstColumn="0" w:firstRowLastColumn="0" w:lastRowFirstColumn="0" w:lastRowLastColumn="0"/>
             <w:tcBorders>
               <w:top w:val="nil"/>
               <w:bottom w:val="nil"/>
             </w:tcBorders>
-          </w:tcPr>
-          <w:p>
-            <w:pPr>
-              <w:pStyle w:val="Normal"/>
-              <w:widowControl w:val="false"/>
-              <w:suppressAutoHyphens w:val="true"/>
-              <w:spacing w:lineRule="auto" w:line="240" w:before="60" w:after="60"/>
-              <w:rPr>
-                <w:rFonts w:eastAsia="" w:cs=""/>
-                <w:kern w:val="0"/>
-                <w:lang w:eastAsia="ja-JP" w:bidi="ar-SA"/>
-              </w:rPr>
-            </w:pPr>
-            <w:r>
-              <w:rPr>
-                <w:rFonts w:eastAsia="" w:cs=""/>
-                <w:kern w:val="0"/>
+            <w:shd w:color="auto" w:fill="DDDBD5" w:themeFill="text2" w:themeFillTint="33" w:val="clear"/>
+          </w:tcPr>
+          <w:p>
+            <w:pPr>
+              <w:pStyle w:val="Normal"/>
+              <w:widowControl w:val="false"/>
+              <w:suppressAutoHyphens w:val="true"/>
+              <w:spacing w:lineRule="auto" w:line="240" w:before="60" w:after="60"/>
+              <w:rPr>
+                <w:rFonts w:eastAsia="" w:cs=""/>
+                <w:kern w:val="0"/>
+                <w:lang w:eastAsia="ja-JP" w:bidi="ar-SA"/>
+              </w:rPr>
+            </w:pPr>
+            <w:r>
+              <w:rPr>
+                <w:rFonts w:eastAsia="" w:cs=""/>
+                <w:kern w:val="0"/>
+                <w:sz w:val="16"/>
                 <w:lang w:eastAsia="ja-JP" w:bidi="ar-SA"/>
               </w:rPr>
               <w:t>reload.enabled</w:t>
@@ -4571,6 +4623,7 @@
               <w:top w:val="nil"/>
               <w:bottom w:val="nil"/>
             </w:tcBorders>
+            <w:shd w:color="auto" w:fill="DDDBD5" w:themeFill="text2" w:themeFillTint="33" w:val="clear"/>
           </w:tcPr>
           <w:p>
             <w:pPr>
@@ -4589,6 +4642,7 @@
                 <w:rFonts w:eastAsia="" w:cs=""/>
                 <w:i/>
                 <w:kern w:val="0"/>
+                <w:sz w:val="20"/>
                 <w:lang w:eastAsia="ja-JP" w:bidi="ar-SA"/>
               </w:rPr>
               <w:t>true | false</w:t>
@@ -4597,11 +4651,12 @@
         </w:tc>
         <w:tc>
           <w:tcPr>
-            <w:tcW w:w="5433" w:type="dxa"/>
-            <w:tcBorders>
-              <w:top w:val="nil"/>
-              <w:bottom w:val="nil"/>
-            </w:tcBorders>
+            <w:tcW w:w="5434" w:type="dxa"/>
+            <w:tcBorders>
+              <w:top w:val="nil"/>
+              <w:bottom w:val="nil"/>
+            </w:tcBorders>
+            <w:shd w:color="auto" w:fill="DDDBD5" w:themeFill="text2" w:themeFillTint="33" w:val="clear"/>
           </w:tcPr>
           <w:p>
             <w:pPr>
@@ -4620,6 +4675,7 @@
               <w:rPr>
                 <w:rFonts w:eastAsia="" w:cs=""/>
                 <w:kern w:val="0"/>
+                <w:sz w:val="20"/>
                 <w:lang w:eastAsia="ja-JP" w:bidi="ar-SA"/>
               </w:rPr>
               <w:t>Aktiviert bzw. Deaktiviert das Servlet um die Konfiguration neu zu laden.</w:t>
@@ -4633,7 +4689,7 @@
         </w:trPr>
         <w:tc>
           <w:tcPr>
-            <w:tcW w:w="2017" w:type="dxa"/>
+            <w:tcW w:w="2016" w:type="dxa"/>
             <w:cnfStyle w:val="001000000000" w:firstRow="0" w:lastRow="0" w:firstColumn="1" w:lastColumn="0" w:oddVBand="0" w:evenVBand="0" w:oddHBand="0" w:evenHBand="0" w:firstRowFirstColumn="0" w:firstRowLastColumn="0" w:lastRowFirstColumn="0" w:lastRowLastColumn="0"/>
             <w:tcBorders>
               <w:top w:val="nil"/>
@@ -4657,6 +4713,7 @@
               <w:rPr>
                 <w:rFonts w:eastAsia="" w:cs=""/>
                 <w:kern w:val="0"/>
+                <w:sz w:val="16"/>
                 <w:lang w:eastAsia="ja-JP" w:bidi="ar-SA"/>
               </w:rPr>
               <w:t>allow.ext.overwrite</w:t>
@@ -4689,6 +4746,7 @@
                 <w:rFonts w:eastAsia="" w:cs=""/>
                 <w:i/>
                 <w:kern w:val="0"/>
+                <w:sz w:val="20"/>
                 <w:lang w:eastAsia="ja-JP" w:bidi="ar-SA"/>
               </w:rPr>
               <w:t>true | false</w:t>
@@ -4697,7 +4755,7 @@
         </w:tc>
         <w:tc>
           <w:tcPr>
-            <w:tcW w:w="5433" w:type="dxa"/>
+            <w:tcW w:w="5434" w:type="dxa"/>
             <w:tcBorders>
               <w:top w:val="nil"/>
               <w:bottom w:val="nil"/>
@@ -4721,6 +4779,7 @@
               <w:rPr>
                 <w:rFonts w:eastAsia="" w:cs=""/>
                 <w:kern w:val="0"/>
+                <w:sz w:val="20"/>
                 <w:lang w:eastAsia="ja-JP" w:bidi="ar-SA"/>
               </w:rPr>
               <w:t xml:space="preserve">Ist dieser Paramter auf true gesetzt, erlaubt PDF-AS-WEB externen Anwendungen Konfigurationseinträge zu überschreiben. </w:t>
@@ -4730,6 +4789,7 @@
                 <w:rFonts w:eastAsia="" w:cs=""/>
                 <w:b/>
                 <w:kern w:val="0"/>
+                <w:sz w:val="20"/>
                 <w:lang w:eastAsia="ja-JP" w:bidi="ar-SA"/>
               </w:rPr>
               <w:t>Achtung</w:t>
@@ -4738,6 +4798,7 @@
               <w:rPr>
                 <w:rFonts w:eastAsia="" w:cs=""/>
                 <w:kern w:val="0"/>
+                <w:sz w:val="20"/>
                 <w:lang w:eastAsia="ja-JP" w:bidi="ar-SA"/>
               </w:rPr>
               <w:t>: Es können nur Einträge der PDF-AS Konfiguration (cfg/config.properties), nicht jedoch aus der PDF-AS-WEB Konfiguration (pdf-as-web.properties) überschrieben werden.</w:t>
@@ -4749,29 +4810,31 @@
         <w:trPr/>
         <w:tc>
           <w:tcPr>
-            <w:tcW w:w="2017" w:type="dxa"/>
+            <w:tcW w:w="2016" w:type="dxa"/>
             <w:cnfStyle w:val="001000000000" w:firstRow="0" w:lastRow="0" w:firstColumn="1" w:lastColumn="0" w:oddVBand="0" w:evenVBand="0" w:oddHBand="0" w:evenHBand="0" w:firstRowFirstColumn="0" w:firstRowLastColumn="0" w:lastRowFirstColumn="0" w:lastRowLastColumn="0"/>
             <w:tcBorders>
               <w:top w:val="nil"/>
               <w:bottom w:val="nil"/>
             </w:tcBorders>
-          </w:tcPr>
-          <w:p>
-            <w:pPr>
-              <w:pStyle w:val="Normal"/>
-              <w:widowControl w:val="false"/>
-              <w:suppressAutoHyphens w:val="true"/>
-              <w:spacing w:lineRule="auto" w:line="240" w:before="60" w:after="60"/>
-              <w:rPr>
-                <w:rFonts w:eastAsia="" w:cs=""/>
-                <w:kern w:val="0"/>
-                <w:lang w:eastAsia="ja-JP" w:bidi="ar-SA"/>
-              </w:rPr>
-            </w:pPr>
-            <w:r>
-              <w:rPr>
-                <w:rFonts w:eastAsia="" w:cs=""/>
-                <w:kern w:val="0"/>
+            <w:shd w:color="auto" w:fill="DDDBD5" w:themeFill="text2" w:themeFillTint="33" w:val="clear"/>
+          </w:tcPr>
+          <w:p>
+            <w:pPr>
+              <w:pStyle w:val="Normal"/>
+              <w:widowControl w:val="false"/>
+              <w:suppressAutoHyphens w:val="true"/>
+              <w:spacing w:lineRule="auto" w:line="240" w:before="60" w:after="60"/>
+              <w:rPr>
+                <w:rFonts w:eastAsia="" w:cs=""/>
+                <w:kern w:val="0"/>
+                <w:lang w:eastAsia="ja-JP" w:bidi="ar-SA"/>
+              </w:rPr>
+            </w:pPr>
+            <w:r>
+              <w:rPr>
+                <w:rFonts w:eastAsia="" w:cs=""/>
+                <w:kern w:val="0"/>
+                <w:sz w:val="16"/>
                 <w:lang w:eastAsia="ja-JP" w:bidi="ar-SA"/>
               </w:rPr>
               <w:t>ext.overwrite.wl.*</w:t>
@@ -4785,6 +4848,7 @@
               <w:top w:val="nil"/>
               <w:bottom w:val="nil"/>
             </w:tcBorders>
+            <w:shd w:color="auto" w:fill="DDDBD5" w:themeFill="text2" w:themeFillTint="33" w:val="clear"/>
           </w:tcPr>
           <w:p>
             <w:pPr>
@@ -4803,6 +4867,7 @@
                 <w:rFonts w:eastAsia="" w:cs=""/>
                 <w:i/>
                 <w:kern w:val="0"/>
+                <w:sz w:val="20"/>
                 <w:lang w:eastAsia="ja-JP" w:bidi="ar-SA"/>
               </w:rPr>
               <w:t>JavaRegularExpression</w:t>
@@ -4811,11 +4876,12 @@
         </w:tc>
         <w:tc>
           <w:tcPr>
-            <w:tcW w:w="5433" w:type="dxa"/>
-            <w:tcBorders>
-              <w:top w:val="nil"/>
-              <w:bottom w:val="nil"/>
-            </w:tcBorders>
+            <w:tcW w:w="5434" w:type="dxa"/>
+            <w:tcBorders>
+              <w:top w:val="nil"/>
+              <w:bottom w:val="nil"/>
+            </w:tcBorders>
+            <w:shd w:color="auto" w:fill="DDDBD5" w:themeFill="text2" w:themeFillTint="33" w:val="clear"/>
           </w:tcPr>
           <w:p>
             <w:pPr>
@@ -4834,6 +4900,7 @@
               <w:rPr>
                 <w:rFonts w:eastAsia="" w:cs=""/>
                 <w:kern w:val="0"/>
+                <w:sz w:val="20"/>
                 <w:lang w:eastAsia="ja-JP" w:bidi="ar-SA"/>
               </w:rPr>
               <w:t>Eine Liste von Regular Expressions die eine Whitelist für Konfigurationseinträge die von externen Anwendungen überschrieben werden können festlegen.</w:t>
@@ -4847,7 +4914,7 @@
         </w:trPr>
         <w:tc>
           <w:tcPr>
-            <w:tcW w:w="2017" w:type="dxa"/>
+            <w:tcW w:w="2016" w:type="dxa"/>
             <w:cnfStyle w:val="001000000000" w:firstRow="0" w:lastRow="0" w:firstColumn="1" w:lastColumn="0" w:oddVBand="0" w:evenVBand="0" w:oddHBand="0" w:evenHBand="0" w:firstRowFirstColumn="0" w:firstRowLastColumn="0" w:lastRowFirstColumn="0" w:lastRowLastColumn="0"/>
             <w:tcBorders>
               <w:top w:val="nil"/>
@@ -4871,6 +4938,7 @@
               <w:rPr>
                 <w:rFonts w:eastAsia="" w:cs=""/>
                 <w:kern w:val="0"/>
+                <w:sz w:val="16"/>
                 <w:lang w:eastAsia="ja-JP" w:bidi="ar-SA"/>
               </w:rPr>
               <w:t>qr.placeholder.generator.enabled</w:t>
@@ -4892,6 +4960,7 @@
               <w:rPr>
                 <w:rFonts w:eastAsia="" w:cs=""/>
                 <w:kern w:val="0"/>
+                <w:sz w:val="16"/>
                 <w:lang w:eastAsia="ja-JP" w:bidi="ar-SA"/>
               </w:rPr>
             </w:r>
@@ -4923,6 +4992,7 @@
                 <w:rFonts w:eastAsia="" w:cs=""/>
                 <w:i/>
                 <w:kern w:val="0"/>
+                <w:sz w:val="20"/>
                 <w:lang w:eastAsia="ja-JP" w:bidi="ar-SA"/>
               </w:rPr>
               <w:t>true | false</w:t>
@@ -4931,7 +5001,7 @@
         </w:tc>
         <w:tc>
           <w:tcPr>
-            <w:tcW w:w="5433" w:type="dxa"/>
+            <w:tcW w:w="5434" w:type="dxa"/>
             <w:tcBorders>
               <w:top w:val="nil"/>
               <w:bottom w:val="nil"/>
@@ -4955,6 +5025,7 @@
               <w:rPr>
                 <w:rFonts w:eastAsia="" w:cs=""/>
                 <w:kern w:val="0"/>
+                <w:sz w:val="20"/>
                 <w:lang w:eastAsia="ja-JP" w:bidi="ar-SA"/>
               </w:rPr>
               <w:t>Ist dieser Paramter auf true gesetzt, kann das Platzhalter Servlet verwendet werden.</w:t>
@@ -4966,12 +5037,13 @@
         <w:trPr/>
         <w:tc>
           <w:tcPr>
-            <w:tcW w:w="2017" w:type="dxa"/>
+            <w:tcW w:w="2016" w:type="dxa"/>
             <w:cnfStyle w:val="001000000000" w:firstRow="0" w:lastRow="0" w:firstColumn="1" w:lastColumn="0" w:oddVBand="0" w:evenVBand="0" w:oddHBand="0" w:evenHBand="0" w:firstRowFirstColumn="0" w:firstRowLastColumn="0" w:lastRowFirstColumn="0" w:lastRowLastColumn="0"/>
             <w:tcBorders>
               <w:top w:val="nil"/>
               <w:bottom w:val="nil"/>
             </w:tcBorders>
+            <w:shd w:color="auto" w:fill="DDDBD5" w:themeFill="text2" w:themeFillTint="33" w:val="clear"/>
           </w:tcPr>
           <w:p>
             <w:pPr>
@@ -4988,6 +5060,7 @@
                 <w:rFonts w:eastAsia="" w:cs=""/>
                 <w:color w:val="auto"/>
                 <w:kern w:val="0"/>
+                <w:sz w:val="16"/>
                 <w:lang w:eastAsia="ja-JP" w:bidi="ar-SA"/>
               </w:rPr>
               <w:t>sl20.sign.enabled</w:t>
@@ -5006,6 +5079,7 @@
             <w:r>
               <w:rPr>
                 <w:color w:val="auto"/>
+                <w:sz w:val="16"/>
               </w:rPr>
             </w:r>
           </w:p>
@@ -5017,6 +5091,7 @@
               <w:top w:val="nil"/>
               <w:bottom w:val="nil"/>
             </w:tcBorders>
+            <w:shd w:color="auto" w:fill="DDDBD5" w:themeFill="text2" w:themeFillTint="33" w:val="clear"/>
           </w:tcPr>
           <w:p>
             <w:pPr>
@@ -5037,6 +5112,7 @@
                 <w:i/>
                 <w:color w:val="auto"/>
                 <w:kern w:val="0"/>
+                <w:sz w:val="20"/>
                 <w:lang w:eastAsia="ja-JP" w:bidi="ar-SA"/>
               </w:rPr>
               <w:t>true | false</w:t>
@@ -5045,11 +5121,12 @@
         </w:tc>
         <w:tc>
           <w:tcPr>
-            <w:tcW w:w="5433" w:type="dxa"/>
-            <w:tcBorders>
-              <w:top w:val="nil"/>
-              <w:bottom w:val="nil"/>
-            </w:tcBorders>
+            <w:tcW w:w="5434" w:type="dxa"/>
+            <w:tcBorders>
+              <w:top w:val="nil"/>
+              <w:bottom w:val="nil"/>
+            </w:tcBorders>
+            <w:shd w:color="auto" w:fill="DDDBD5" w:themeFill="text2" w:themeFillTint="33" w:val="clear"/>
           </w:tcPr>
           <w:p>
             <w:pPr>
@@ -5067,6 +5144,7 @@
                 <w:rFonts w:eastAsia="" w:cs=""/>
                 <w:color w:val="auto"/>
                 <w:kern w:val="0"/>
+                <w:sz w:val="20"/>
                 <w:lang w:eastAsia="ja-JP" w:bidi="ar-SA"/>
               </w:rPr>
               <w:t>Ist dieser Paramter auf true gesetzt, kann die Security-Layer 2.0 Schnittstelle verwendet werden.</w:t>
@@ -5080,7 +5158,7 @@
         </w:trPr>
         <w:tc>
           <w:tcPr>
-            <w:tcW w:w="2017" w:type="dxa"/>
+            <w:tcW w:w="2016" w:type="dxa"/>
             <w:cnfStyle w:val="001000000000" w:firstRow="0" w:lastRow="0" w:firstColumn="1" w:lastColumn="0" w:oddVBand="0" w:evenVBand="0" w:oddHBand="0" w:evenHBand="0" w:firstRowFirstColumn="0" w:firstRowLastColumn="0" w:lastRowFirstColumn="0" w:lastRowLastColumn="0"/>
             <w:tcBorders>
               <w:top w:val="nil"/>
@@ -5103,6 +5181,7 @@
                 <w:rFonts w:eastAsia="" w:cs=""/>
                 <w:color w:val="auto"/>
                 <w:kern w:val="0"/>
+                <w:sz w:val="16"/>
                 <w:lang w:eastAsia="ja-JP" w:bidi="ar-SA"/>
               </w:rPr>
               <w:t>sl20.mobile.url</w:t>
@@ -5137,6 +5216,7 @@
                 <w:i/>
                 <w:color w:val="auto"/>
                 <w:kern w:val="0"/>
+                <w:sz w:val="20"/>
                 <w:lang w:eastAsia="ja-JP" w:bidi="ar-SA"/>
               </w:rPr>
               <w:t>URL</w:t>
@@ -5145,7 +5225,7 @@
         </w:tc>
         <w:tc>
           <w:tcPr>
-            <w:tcW w:w="5433" w:type="dxa"/>
+            <w:tcW w:w="5434" w:type="dxa"/>
             <w:tcBorders>
               <w:top w:val="nil"/>
               <w:bottom w:val="nil"/>
@@ -5169,6 +5249,7 @@
                 <w:rFonts w:eastAsia="" w:cs=""/>
                 <w:color w:val="auto"/>
                 <w:kern w:val="0"/>
+                <w:sz w:val="20"/>
                 <w:lang w:eastAsia="ja-JP" w:bidi="ar-SA"/>
               </w:rPr>
               <w:t>URL zum SL 2.0 Endpunkt der Handysignatur.</w:t>
@@ -5180,12 +5261,13 @@
         <w:trPr/>
         <w:tc>
           <w:tcPr>
-            <w:tcW w:w="2017" w:type="dxa"/>
+            <w:tcW w:w="2016" w:type="dxa"/>
             <w:cnfStyle w:val="001000000000" w:firstRow="0" w:lastRow="0" w:firstColumn="1" w:lastColumn="0" w:oddVBand="0" w:evenVBand="0" w:oddHBand="0" w:evenHBand="0" w:firstRowFirstColumn="0" w:firstRowLastColumn="0" w:lastRowFirstColumn="0" w:lastRowLastColumn="0"/>
             <w:tcBorders>
               <w:top w:val="nil"/>
               <w:bottom w:val="nil"/>
             </w:tcBorders>
+            <w:shd w:color="auto" w:fill="DDDBD5" w:themeFill="text2" w:themeFillTint="33" w:val="clear"/>
           </w:tcPr>
           <w:p>
             <w:pPr>
@@ -5202,6 +5284,7 @@
                 <w:rFonts w:eastAsia="" w:cs=""/>
                 <w:color w:val="auto"/>
                 <w:kern w:val="0"/>
+                <w:sz w:val="16"/>
                 <w:lang w:eastAsia="ja-JP" w:bidi="ar-SA"/>
               </w:rPr>
               <w:t>sl20.keystore.file</w:t>
@@ -5215,6 +5298,7 @@
               <w:top w:val="nil"/>
               <w:bottom w:val="nil"/>
             </w:tcBorders>
+            <w:shd w:color="auto" w:fill="DDDBD5" w:themeFill="text2" w:themeFillTint="33" w:val="clear"/>
           </w:tcPr>
           <w:p>
             <w:pPr>
@@ -5235,6 +5319,7 @@
                 <w:i/>
                 <w:color w:val="auto"/>
                 <w:kern w:val="0"/>
+                <w:sz w:val="20"/>
                 <w:lang w:eastAsia="ja-JP" w:bidi="ar-SA"/>
               </w:rPr>
               <w:t>Dateipfad</w:t>
@@ -5243,11 +5328,12 @@
         </w:tc>
         <w:tc>
           <w:tcPr>
-            <w:tcW w:w="5433" w:type="dxa"/>
-            <w:tcBorders>
-              <w:top w:val="nil"/>
-              <w:bottom w:val="nil"/>
-            </w:tcBorders>
+            <w:tcW w:w="5434" w:type="dxa"/>
+            <w:tcBorders>
+              <w:top w:val="nil"/>
+              <w:bottom w:val="nil"/>
+            </w:tcBorders>
+            <w:shd w:color="auto" w:fill="DDDBD5" w:themeFill="text2" w:themeFillTint="33" w:val="clear"/>
           </w:tcPr>
           <w:p>
             <w:pPr>
@@ -5265,6 +5351,7 @@
                 <w:rFonts w:eastAsia="" w:cs=""/>
                 <w:color w:val="auto"/>
                 <w:kern w:val="0"/>
+                <w:sz w:val="20"/>
                 <w:lang w:eastAsia="ja-JP" w:bidi="ar-SA"/>
               </w:rPr>
               <w:t>Keystore mit Schlüsselmaterial für SL 2.0.</w:t>
@@ -5278,7 +5365,7 @@
         </w:trPr>
         <w:tc>
           <w:tcPr>
-            <w:tcW w:w="2017" w:type="dxa"/>
+            <w:tcW w:w="2016" w:type="dxa"/>
             <w:cnfStyle w:val="001000000000" w:firstRow="0" w:lastRow="0" w:firstColumn="1" w:lastColumn="0" w:oddVBand="0" w:evenVBand="0" w:oddHBand="0" w:evenHBand="0" w:firstRowFirstColumn="0" w:firstRowLastColumn="0" w:lastRowFirstColumn="0" w:lastRowLastColumn="0"/>
             <w:tcBorders>
               <w:top w:val="nil"/>
@@ -5301,6 +5388,7 @@
                 <w:rFonts w:eastAsia="" w:cs=""/>
                 <w:color w:val="auto"/>
                 <w:kern w:val="0"/>
+                <w:sz w:val="16"/>
                 <w:lang w:eastAsia="ja-JP" w:bidi="ar-SA"/>
               </w:rPr>
               <w:t>sl20.keystore.type</w:t>
@@ -5335,6 +5423,7 @@
                 <w:i/>
                 <w:color w:val="auto"/>
                 <w:kern w:val="0"/>
+                <w:sz w:val="20"/>
                 <w:lang w:eastAsia="ja-JP" w:bidi="ar-SA"/>
               </w:rPr>
               <w:t>JKS | PKCS12</w:t>
@@ -5343,7 +5432,7 @@
         </w:tc>
         <w:tc>
           <w:tcPr>
-            <w:tcW w:w="5433" w:type="dxa"/>
+            <w:tcW w:w="5434" w:type="dxa"/>
             <w:tcBorders>
               <w:top w:val="nil"/>
               <w:bottom w:val="nil"/>
@@ -5366,6 +5455,7 @@
                 <w:rFonts w:eastAsia="" w:cs=""/>
                 <w:color w:val="auto"/>
                 <w:kern w:val="0"/>
+                <w:sz w:val="20"/>
                 <w:lang w:eastAsia="ja-JP" w:bidi="ar-SA"/>
               </w:rPr>
               <w:t>Type des Keystores.</w:t>
@@ -5377,12 +5467,13 @@
         <w:trPr/>
         <w:tc>
           <w:tcPr>
-            <w:tcW w:w="2017" w:type="dxa"/>
+            <w:tcW w:w="2016" w:type="dxa"/>
             <w:cnfStyle w:val="001000000000" w:firstRow="0" w:lastRow="0" w:firstColumn="1" w:lastColumn="0" w:oddVBand="0" w:evenVBand="0" w:oddHBand="0" w:evenHBand="0" w:firstRowFirstColumn="0" w:firstRowLastColumn="0" w:lastRowFirstColumn="0" w:lastRowLastColumn="0"/>
             <w:tcBorders>
               <w:top w:val="nil"/>
               <w:bottom w:val="nil"/>
             </w:tcBorders>
+            <w:shd w:color="auto" w:fill="DDDBD5" w:themeFill="text2" w:themeFillTint="33" w:val="clear"/>
           </w:tcPr>
           <w:p>
             <w:pPr>
@@ -5399,6 +5490,7 @@
                 <w:rFonts w:eastAsia="" w:cs=""/>
                 <w:color w:val="auto"/>
                 <w:kern w:val="0"/>
+                <w:sz w:val="16"/>
                 <w:lang w:eastAsia="ja-JP" w:bidi="ar-SA"/>
               </w:rPr>
               <w:t>sl20.keystore.pass</w:t>
@@ -5412,6 +5504,7 @@
               <w:top w:val="nil"/>
               <w:bottom w:val="nil"/>
             </w:tcBorders>
+            <w:shd w:color="auto" w:fill="DDDBD5" w:themeFill="text2" w:themeFillTint="33" w:val="clear"/>
           </w:tcPr>
           <w:p>
             <w:pPr>
@@ -5432,6 +5525,7 @@
                 <w:i/>
                 <w:color w:val="auto"/>
                 <w:kern w:val="0"/>
+                <w:sz w:val="20"/>
                 <w:lang w:eastAsia="ja-JP" w:bidi="ar-SA"/>
               </w:rPr>
               <w:t>Passwort</w:t>
@@ -5440,11 +5534,12 @@
         </w:tc>
         <w:tc>
           <w:tcPr>
-            <w:tcW w:w="5433" w:type="dxa"/>
-            <w:tcBorders>
-              <w:top w:val="nil"/>
-              <w:bottom w:val="nil"/>
-            </w:tcBorders>
+            <w:tcW w:w="5434" w:type="dxa"/>
+            <w:tcBorders>
+              <w:top w:val="nil"/>
+              <w:bottom w:val="nil"/>
+            </w:tcBorders>
+            <w:shd w:color="auto" w:fill="DDDBD5" w:themeFill="text2" w:themeFillTint="33" w:val="clear"/>
           </w:tcPr>
           <w:p>
             <w:pPr>
@@ -5462,6 +5557,7 @@
                 <w:rFonts w:eastAsia="" w:cs=""/>
                 <w:color w:val="auto"/>
                 <w:kern w:val="0"/>
+                <w:sz w:val="20"/>
                 <w:lang w:eastAsia="ja-JP" w:bidi="ar-SA"/>
               </w:rPr>
               <w:t>Das Passwort für den Keystore.</w:t>
@@ -5475,7 +5571,7 @@
         </w:trPr>
         <w:tc>
           <w:tcPr>
-            <w:tcW w:w="2017" w:type="dxa"/>
+            <w:tcW w:w="2016" w:type="dxa"/>
             <w:cnfStyle w:val="001000000000" w:firstRow="0" w:lastRow="0" w:firstColumn="1" w:lastColumn="0" w:oddVBand="0" w:evenVBand="0" w:oddHBand="0" w:evenHBand="0" w:firstRowFirstColumn="0" w:firstRowLastColumn="0" w:lastRowFirstColumn="0" w:lastRowLastColumn="0"/>
             <w:tcBorders>
               <w:top w:val="nil"/>
@@ -5499,6 +5595,7 @@
                 <w:rFonts w:eastAsia="" w:cs=""/>
                 <w:color w:val="auto"/>
                 <w:kern w:val="0"/>
+                <w:sz w:val="16"/>
                 <w:lang w:val="en-US" w:eastAsia="ja-JP" w:bidi="ar-SA"/>
               </w:rPr>
               <w:t>sl20.keystore.sign.key.alias</w:t>
@@ -5518,6 +5615,7 @@
             <w:r>
               <w:rPr>
                 <w:color w:val="auto"/>
+                <w:sz w:val="16"/>
                 <w:lang w:val="en-US"/>
               </w:rPr>
             </w:r>
@@ -5550,6 +5648,7 @@
               <w:rPr>
                 <w:i/>
                 <w:color w:val="auto"/>
+                <w:sz w:val="20"/>
                 <w:lang w:val="en-US"/>
               </w:rPr>
             </w:r>
@@ -5557,7 +5656,7 @@
         </w:tc>
         <w:tc>
           <w:tcPr>
-            <w:tcW w:w="5433" w:type="dxa"/>
+            <w:tcW w:w="5434" w:type="dxa"/>
             <w:tcBorders>
               <w:top w:val="nil"/>
               <w:bottom w:val="nil"/>
@@ -5580,6 +5679,7 @@
                 <w:rFonts w:eastAsia="" w:cs=""/>
                 <w:color w:val="auto"/>
                 <w:kern w:val="0"/>
+                <w:sz w:val="20"/>
                 <w:lang w:eastAsia="ja-JP" w:bidi="ar-SA"/>
               </w:rPr>
               <w:t>Der Bezeichner des Signature-Schlüssels im KeyStore mit dem die Signatur durchgeführt werden soll.</w:t>
@@ -5591,12 +5691,13 @@
         <w:trPr/>
         <w:tc>
           <w:tcPr>
-            <w:tcW w:w="2017" w:type="dxa"/>
+            <w:tcW w:w="2016" w:type="dxa"/>
             <w:cnfStyle w:val="001000000000" w:firstRow="0" w:lastRow="0" w:firstColumn="1" w:lastColumn="0" w:oddVBand="0" w:evenVBand="0" w:oddHBand="0" w:evenHBand="0" w:firstRowFirstColumn="0" w:firstRowLastColumn="0" w:lastRowFirstColumn="0" w:lastRowLastColumn="0"/>
             <w:tcBorders>
               <w:top w:val="nil"/>
               <w:bottom w:val="nil"/>
             </w:tcBorders>
+            <w:shd w:color="auto" w:fill="DDDBD5" w:themeFill="text2" w:themeFillTint="33" w:val="clear"/>
           </w:tcPr>
           <w:p>
             <w:pPr>
@@ -5614,6 +5715,7 @@
                 <w:rFonts w:eastAsia="" w:cs=""/>
                 <w:color w:val="auto"/>
                 <w:kern w:val="0"/>
+                <w:sz w:val="16"/>
                 <w:lang w:val="en-US" w:eastAsia="ja-JP" w:bidi="ar-SA"/>
               </w:rPr>
               <w:t>sl20.keystore.sign.key.pass</w:t>
@@ -5627,6 +5729,7 @@
               <w:top w:val="nil"/>
               <w:bottom w:val="nil"/>
             </w:tcBorders>
+            <w:shd w:color="auto" w:fill="DDDBD5" w:themeFill="text2" w:themeFillTint="33" w:val="clear"/>
           </w:tcPr>
           <w:p>
             <w:pPr>
@@ -5648,6 +5751,7 @@
                 <w:i/>
                 <w:color w:val="auto"/>
                 <w:kern w:val="0"/>
+                <w:sz w:val="20"/>
                 <w:lang w:eastAsia="ja-JP" w:bidi="ar-SA"/>
               </w:rPr>
               <w:t>Passwort</w:t>
@@ -5656,11 +5760,12 @@
         </w:tc>
         <w:tc>
           <w:tcPr>
-            <w:tcW w:w="5433" w:type="dxa"/>
-            <w:tcBorders>
-              <w:top w:val="nil"/>
-              <w:bottom w:val="nil"/>
-            </w:tcBorders>
+            <w:tcW w:w="5434" w:type="dxa"/>
+            <w:tcBorders>
+              <w:top w:val="nil"/>
+              <w:bottom w:val="nil"/>
+            </w:tcBorders>
+            <w:shd w:color="auto" w:fill="DDDBD5" w:themeFill="text2" w:themeFillTint="33" w:val="clear"/>
           </w:tcPr>
           <w:p>
             <w:pPr>
@@ -5678,6 +5783,7 @@
                 <w:rFonts w:eastAsia="" w:cs=""/>
                 <w:color w:val="auto"/>
                 <w:kern w:val="0"/>
+                <w:sz w:val="20"/>
                 <w:lang w:eastAsia="ja-JP" w:bidi="ar-SA"/>
               </w:rPr>
               <w:t>Das Passwort für den Signature Schlüssel in der KeyStore Datei.</w:t>
@@ -5691,7 +5797,7 @@
         </w:trPr>
         <w:tc>
           <w:tcPr>
-            <w:tcW w:w="2017" w:type="dxa"/>
+            <w:tcW w:w="2016" w:type="dxa"/>
             <w:cnfStyle w:val="001000000000" w:firstRow="0" w:lastRow="0" w:firstColumn="1" w:lastColumn="0" w:oddVBand="0" w:evenVBand="0" w:oddHBand="0" w:evenHBand="0" w:firstRowFirstColumn="0" w:firstRowLastColumn="0" w:lastRowFirstColumn="0" w:lastRowLastColumn="0"/>
             <w:tcBorders>
               <w:top w:val="nil"/>
@@ -5715,6 +5821,7 @@
                 <w:rFonts w:eastAsia="" w:cs=""/>
                 <w:color w:val="auto"/>
                 <w:kern w:val="0"/>
+                <w:sz w:val="16"/>
                 <w:lang w:val="en-US" w:eastAsia="ja-JP" w:bidi="ar-SA"/>
               </w:rPr>
               <w:t>sl20.keystore.enc.key.alias</w:t>
@@ -5734,6 +5841,7 @@
             <w:r>
               <w:rPr>
                 <w:color w:val="auto"/>
+                <w:sz w:val="16"/>
                 <w:lang w:val="en-US"/>
               </w:rPr>
             </w:r>
@@ -5766,6 +5874,7 @@
               <w:rPr>
                 <w:i/>
                 <w:color w:val="auto"/>
+                <w:sz w:val="20"/>
                 <w:lang w:val="en-US"/>
               </w:rPr>
             </w:r>
@@ -5773,7 +5882,7 @@
         </w:tc>
         <w:tc>
           <w:tcPr>
-            <w:tcW w:w="5433" w:type="dxa"/>
+            <w:tcW w:w="5434" w:type="dxa"/>
             <w:tcBorders>
               <w:top w:val="nil"/>
               <w:bottom w:val="nil"/>
@@ -5796,6 +5905,7 @@
                 <w:rFonts w:eastAsia="" w:cs=""/>
                 <w:color w:val="auto"/>
                 <w:kern w:val="0"/>
+                <w:sz w:val="20"/>
                 <w:lang w:eastAsia="ja-JP" w:bidi="ar-SA"/>
               </w:rPr>
               <w:t xml:space="preserve">Der Bezeichner des </w:t>
@@ -5806,6 +5916,7 @@
                 <w:rFonts w:eastAsia="" w:cs=""/>
                 <w:color w:val="auto"/>
                 <w:kern w:val="0"/>
+                <w:sz w:val="20"/>
                 <w:lang w:eastAsia="ja-JP" w:bidi="ar-SA"/>
               </w:rPr>
               <w:t xml:space="preserve">Verschlüsselung - </w:t>
@@ -5815,6 +5926,7 @@
                 <w:rFonts w:eastAsia="" w:cs=""/>
                 <w:color w:val="auto"/>
                 <w:kern w:val="0"/>
+                <w:sz w:val="20"/>
                 <w:lang w:eastAsia="ja-JP" w:bidi="ar-SA"/>
               </w:rPr>
               <w:t>Schlüssels im KeyStore mit dem die Signatur durchgeführt werden soll.</w:t>
@@ -5826,12 +5938,13 @@
         <w:trPr/>
         <w:tc>
           <w:tcPr>
-            <w:tcW w:w="2017" w:type="dxa"/>
+            <w:tcW w:w="2016" w:type="dxa"/>
             <w:cnfStyle w:val="001000000000" w:firstRow="0" w:lastRow="0" w:firstColumn="1" w:lastColumn="0" w:oddVBand="0" w:evenVBand="0" w:oddHBand="0" w:evenHBand="0" w:firstRowFirstColumn="0" w:firstRowLastColumn="0" w:lastRowFirstColumn="0" w:lastRowLastColumn="0"/>
             <w:tcBorders>
               <w:top w:val="nil"/>
               <w:bottom w:val="nil"/>
             </w:tcBorders>
+            <w:shd w:color="auto" w:fill="DDDBD5" w:themeFill="text2" w:themeFillTint="33" w:val="clear"/>
           </w:tcPr>
           <w:p>
             <w:pPr>
@@ -5849,6 +5962,7 @@
                 <w:rFonts w:eastAsia="" w:cs=""/>
                 <w:color w:val="auto"/>
                 <w:kern w:val="0"/>
+                <w:sz w:val="16"/>
                 <w:lang w:val="en-US" w:eastAsia="ja-JP" w:bidi="ar-SA"/>
               </w:rPr>
               <w:t>sl20.keystore.enc.key.pass</w:t>
@@ -5862,6 +5976,7 @@
               <w:top w:val="nil"/>
               <w:bottom w:val="nil"/>
             </w:tcBorders>
+            <w:shd w:color="auto" w:fill="DDDBD5" w:themeFill="text2" w:themeFillTint="33" w:val="clear"/>
           </w:tcPr>
           <w:p>
             <w:pPr>
@@ -5883,6 +5998,7 @@
                 <w:i/>
                 <w:color w:val="auto"/>
                 <w:kern w:val="0"/>
+                <w:sz w:val="20"/>
                 <w:lang w:eastAsia="ja-JP" w:bidi="ar-SA"/>
               </w:rPr>
               <w:t>Passwort</w:t>
@@ -5891,11 +6007,12 @@
         </w:tc>
         <w:tc>
           <w:tcPr>
-            <w:tcW w:w="5433" w:type="dxa"/>
-            <w:tcBorders>
-              <w:top w:val="nil"/>
-              <w:bottom w:val="nil"/>
-            </w:tcBorders>
+            <w:tcW w:w="5434" w:type="dxa"/>
+            <w:tcBorders>
+              <w:top w:val="nil"/>
+              <w:bottom w:val="nil"/>
+            </w:tcBorders>
+            <w:shd w:color="auto" w:fill="DDDBD5" w:themeFill="text2" w:themeFillTint="33" w:val="clear"/>
           </w:tcPr>
           <w:p>
             <w:pPr>
@@ -5913,6 +6030,7 @@
                 <w:rFonts w:eastAsia="" w:cs=""/>
                 <w:color w:val="auto"/>
                 <w:kern w:val="0"/>
+                <w:sz w:val="20"/>
                 <w:lang w:eastAsia="ja-JP" w:bidi="ar-SA"/>
               </w:rPr>
               <w:t xml:space="preserve">Das Passwort für den </w:t>
@@ -5923,6 +6041,7 @@
                 <w:rFonts w:eastAsia="" w:cs=""/>
                 <w:color w:val="auto"/>
                 <w:kern w:val="0"/>
+                <w:sz w:val="20"/>
                 <w:lang w:eastAsia="ja-JP" w:bidi="ar-SA"/>
               </w:rPr>
               <w:t xml:space="preserve">Verschlüsselung - </w:t>
@@ -5932,6 +6051,7 @@
                 <w:rFonts w:eastAsia="" w:cs=""/>
                 <w:color w:val="auto"/>
                 <w:kern w:val="0"/>
+                <w:sz w:val="20"/>
                 <w:lang w:eastAsia="ja-JP" w:bidi="ar-SA"/>
               </w:rPr>
               <w:t>Schlüssel im KeyStore.</w:t>
@@ -5945,7 +6065,7 @@
         </w:trPr>
         <w:tc>
           <w:tcPr>
-            <w:tcW w:w="2017" w:type="dxa"/>
+            <w:tcW w:w="2016" w:type="dxa"/>
             <w:cnfStyle w:val="001000000000" w:firstRow="0" w:lastRow="0" w:firstColumn="1" w:lastColumn="0" w:oddVBand="0" w:evenVBand="0" w:oddHBand="0" w:evenHBand="0" w:firstRowFirstColumn="0" w:firstRowLastColumn="0" w:lastRowFirstColumn="0" w:lastRowLastColumn="0"/>
             <w:tcBorders>
               <w:top w:val="nil"/>
@@ -5968,6 +6088,7 @@
                 <w:rFonts w:eastAsia="" w:cs=""/>
                 <w:color w:val="auto"/>
                 <w:kern w:val="0"/>
+                <w:sz w:val="16"/>
                 <w:lang w:eastAsia="ja-JP" w:bidi="ar-SA"/>
               </w:rPr>
               <w:t>sl20.debug.validation.disable</w:t>
@@ -5986,6 +6107,7 @@
             <w:r>
               <w:rPr>
                 <w:color w:val="auto"/>
+                <w:sz w:val="16"/>
               </w:rPr>
             </w:r>
           </w:p>
@@ -6002,6 +6124,7 @@
             <w:r>
               <w:rPr>
                 <w:color w:val="auto"/>
+                <w:sz w:val="16"/>
               </w:rPr>
             </w:r>
           </w:p>
@@ -6018,6 +6141,7 @@
             <w:r>
               <w:rPr>
                 <w:color w:val="auto"/>
+                <w:sz w:val="16"/>
               </w:rPr>
             </w:r>
           </w:p>
@@ -6051,6 +6175,7 @@
                 <w:i/>
                 <w:color w:val="auto"/>
                 <w:kern w:val="0"/>
+                <w:sz w:val="20"/>
                 <w:lang w:eastAsia="ja-JP" w:bidi="ar-SA"/>
               </w:rPr>
               <w:t>true | false</w:t>
@@ -6059,7 +6184,7 @@
         </w:tc>
         <w:tc>
           <w:tcPr>
-            <w:tcW w:w="5433" w:type="dxa"/>
+            <w:tcW w:w="5434" w:type="dxa"/>
             <w:tcBorders>
               <w:top w:val="nil"/>
               <w:bottom w:val="nil"/>
@@ -6178,12 +6303,13 @@
         <w:trPr/>
         <w:tc>
           <w:tcPr>
-            <w:tcW w:w="2017" w:type="dxa"/>
+            <w:tcW w:w="2016" w:type="dxa"/>
             <w:cnfStyle w:val="001000000000" w:firstRow="0" w:lastRow="0" w:firstColumn="1" w:lastColumn="0" w:oddVBand="0" w:evenVBand="0" w:oddHBand="0" w:evenHBand="0" w:firstRowFirstColumn="0" w:firstRowLastColumn="0" w:lastRowFirstColumn="0" w:lastRowLastColumn="0"/>
             <w:tcBorders>
               <w:top w:val="nil"/>
               <w:bottom w:val="nil"/>
             </w:tcBorders>
+            <w:shd w:color="auto" w:fill="DDDBD5" w:themeFill="text2" w:themeFillTint="33" w:val="clear"/>
           </w:tcPr>
           <w:p>
             <w:pPr>
@@ -6201,6 +6327,7 @@
                 <w:rFonts w:eastAsia="" w:cs=""/>
                 <w:color w:val="auto"/>
                 <w:kern w:val="0"/>
+                <w:sz w:val="16"/>
                 <w:lang w:val="en-US" w:eastAsia="ja-JP" w:bidi="ar-SA"/>
               </w:rPr>
               <w:t>sl20.debug.signed.result.enabled</w:t>
@@ -6220,6 +6347,7 @@
             <w:r>
               <w:rPr>
                 <w:color w:val="auto"/>
+                <w:sz w:val="16"/>
                 <w:lang w:val="en-US"/>
               </w:rPr>
             </w:r>
@@ -6232,6 +6360,7 @@
               <w:top w:val="nil"/>
               <w:bottom w:val="nil"/>
             </w:tcBorders>
+            <w:shd w:color="auto" w:fill="DDDBD5" w:themeFill="text2" w:themeFillTint="33" w:val="clear"/>
           </w:tcPr>
           <w:p>
             <w:pPr>
@@ -6253,6 +6382,7 @@
                 <w:i/>
                 <w:color w:val="auto"/>
                 <w:kern w:val="0"/>
+                <w:sz w:val="20"/>
                 <w:lang w:val="en-US" w:eastAsia="ja-JP" w:bidi="ar-SA"/>
               </w:rPr>
               <w:t>true | false</w:t>
@@ -6261,11 +6391,12 @@
         </w:tc>
         <w:tc>
           <w:tcPr>
-            <w:tcW w:w="5433" w:type="dxa"/>
-            <w:tcBorders>
-              <w:top w:val="nil"/>
-              <w:bottom w:val="nil"/>
-            </w:tcBorders>
+            <w:tcW w:w="5434" w:type="dxa"/>
+            <w:tcBorders>
+              <w:top w:val="nil"/>
+              <w:bottom w:val="nil"/>
+            </w:tcBorders>
+            <w:shd w:color="auto" w:fill="DDDBD5" w:themeFill="text2" w:themeFillTint="33" w:val="clear"/>
           </w:tcPr>
           <w:p>
             <w:pPr>
@@ -6283,6 +6414,7 @@
                 <w:rFonts w:eastAsia="" w:cs=""/>
                 <w:color w:val="auto"/>
                 <w:kern w:val="0"/>
+                <w:sz w:val="20"/>
                 <w:lang w:eastAsia="ja-JP" w:bidi="ar-SA"/>
               </w:rPr>
               <w:t>Deaktivierung von signierten Kommandos.</w:t>
@@ -6305,6 +6437,7 @@
                 <w:rFonts w:eastAsia="" w:cs=""/>
                 <w:color w:val="auto"/>
                 <w:kern w:val="0"/>
+                <w:sz w:val="20"/>
                 <w:lang w:eastAsia="ja-JP" w:bidi="ar-SA"/>
               </w:rPr>
               <w:t>Default:</w:t>
@@ -6314,6 +6447,7 @@
                 <w:rFonts w:eastAsia="" w:cs=""/>
                 <w:color w:val="auto"/>
                 <w:kern w:val="0"/>
+                <w:sz w:val="20"/>
                 <w:lang w:eastAsia="ja-JP" w:bidi="ar-SA"/>
               </w:rPr>
               <w:t xml:space="preserve"> false</w:t>
@@ -6327,7 +6461,7 @@
         </w:trPr>
         <w:tc>
           <w:tcPr>
-            <w:tcW w:w="2017" w:type="dxa"/>
+            <w:tcW w:w="2016" w:type="dxa"/>
             <w:cnfStyle w:val="001000000000" w:firstRow="0" w:lastRow="0" w:firstColumn="1" w:lastColumn="0" w:oddVBand="0" w:evenVBand="0" w:oddHBand="0" w:evenHBand="0" w:firstRowFirstColumn="0" w:firstRowLastColumn="0" w:lastRowFirstColumn="0" w:lastRowLastColumn="0"/>
             <w:tcBorders>
               <w:top w:val="nil"/>
@@ -6351,6 +6485,7 @@
                 <w:rFonts w:eastAsia="" w:cs=""/>
                 <w:color w:val="auto"/>
                 <w:kern w:val="0"/>
+                <w:sz w:val="16"/>
                 <w:lang w:val="en-US" w:eastAsia="ja-JP" w:bidi="ar-SA"/>
               </w:rPr>
               <w:t>sl20.debug.signed.result.required</w:t>
@@ -6370,6 +6505,7 @@
             <w:r>
               <w:rPr>
                 <w:color w:val="auto"/>
+                <w:sz w:val="16"/>
                 <w:lang w:val="en-US"/>
               </w:rPr>
             </w:r>
@@ -6404,6 +6540,7 @@
                 <w:i/>
                 <w:color w:val="auto"/>
                 <w:kern w:val="0"/>
+                <w:sz w:val="20"/>
                 <w:lang w:val="en-US" w:eastAsia="ja-JP" w:bidi="ar-SA"/>
               </w:rPr>
               <w:t>true | false</w:t>
@@ -6412,7 +6549,7 @@
         </w:tc>
         <w:tc>
           <w:tcPr>
-            <w:tcW w:w="5433" w:type="dxa"/>
+            <w:tcW w:w="5434" w:type="dxa"/>
             <w:tcBorders>
               <w:top w:val="nil"/>
               <w:bottom w:val="nil"/>
@@ -6435,6 +6572,7 @@
                 <w:rFonts w:eastAsia="" w:cs=""/>
                 <w:color w:val="auto"/>
                 <w:kern w:val="0"/>
+                <w:sz w:val="20"/>
                 <w:lang w:eastAsia="ja-JP" w:bidi="ar-SA"/>
               </w:rPr>
               <w:t>Deaktivierung von verpflichtend signierten Kommandos.</w:t>
@@ -6457,6 +6595,7 @@
                 <w:rFonts w:eastAsia="" w:cs=""/>
                 <w:color w:val="auto"/>
                 <w:kern w:val="0"/>
+                <w:sz w:val="20"/>
                 <w:lang w:eastAsia="ja-JP" w:bidi="ar-SA"/>
               </w:rPr>
               <w:t>Default:</w:t>
@@ -6466,6 +6605,7 @@
                 <w:rFonts w:eastAsia="" w:cs=""/>
                 <w:color w:val="auto"/>
                 <w:kern w:val="0"/>
+                <w:sz w:val="20"/>
                 <w:lang w:eastAsia="ja-JP" w:bidi="ar-SA"/>
               </w:rPr>
               <w:t xml:space="preserve"> false</w:t>
@@ -6477,12 +6617,13 @@
         <w:trPr/>
         <w:tc>
           <w:tcPr>
-            <w:tcW w:w="2017" w:type="dxa"/>
+            <w:tcW w:w="2016" w:type="dxa"/>
             <w:cnfStyle w:val="001000000000" w:firstRow="0" w:lastRow="0" w:firstColumn="1" w:lastColumn="0" w:oddVBand="0" w:evenVBand="0" w:oddHBand="0" w:evenHBand="0" w:firstRowFirstColumn="0" w:firstRowLastColumn="0" w:lastRowFirstColumn="0" w:lastRowLastColumn="0"/>
             <w:tcBorders>
               <w:top w:val="nil"/>
               <w:bottom w:val="nil"/>
             </w:tcBorders>
+            <w:shd w:color="auto" w:fill="DDDBD5" w:themeFill="text2" w:themeFillTint="33" w:val="clear"/>
           </w:tcPr>
           <w:p>
             <w:pPr>
@@ -6499,6 +6640,7 @@
                 <w:rFonts w:eastAsia="" w:cs=""/>
                 <w:color w:val="auto"/>
                 <w:kern w:val="0"/>
+                <w:sz w:val="16"/>
                 <w:lang w:val="en-US" w:eastAsia="ja-JP" w:bidi="ar-SA"/>
               </w:rPr>
               <w:t>sl20.debug.encryption.enabl</w:t>
@@ -6508,6 +6650,7 @@
                 <w:rFonts w:eastAsia="" w:cs=""/>
                 <w:color w:val="auto"/>
                 <w:kern w:val="0"/>
+                <w:sz w:val="16"/>
                 <w:lang w:eastAsia="ja-JP" w:bidi="ar-SA"/>
               </w:rPr>
               <w:t>ed</w:t>
@@ -6527,6 +6670,7 @@
             <w:r>
               <w:rPr>
                 <w:color w:val="auto"/>
+                <w:sz w:val="16"/>
                 <w:lang w:val="en-US"/>
               </w:rPr>
             </w:r>
@@ -6539,6 +6683,7 @@
               <w:top w:val="nil"/>
               <w:bottom w:val="nil"/>
             </w:tcBorders>
+            <w:shd w:color="auto" w:fill="DDDBD5" w:themeFill="text2" w:themeFillTint="33" w:val="clear"/>
           </w:tcPr>
           <w:p>
             <w:pPr>
@@ -6560,6 +6705,7 @@
                 <w:i/>
                 <w:color w:val="auto"/>
                 <w:kern w:val="0"/>
+                <w:sz w:val="20"/>
                 <w:lang w:eastAsia="ja-JP" w:bidi="ar-SA"/>
               </w:rPr>
               <w:t>true | false</w:t>
@@ -6568,11 +6714,12 @@
         </w:tc>
         <w:tc>
           <w:tcPr>
-            <w:tcW w:w="5433" w:type="dxa"/>
-            <w:tcBorders>
-              <w:top w:val="nil"/>
-              <w:bottom w:val="nil"/>
-            </w:tcBorders>
+            <w:tcW w:w="5434" w:type="dxa"/>
+            <w:tcBorders>
+              <w:top w:val="nil"/>
+              <w:bottom w:val="nil"/>
+            </w:tcBorders>
+            <w:shd w:color="auto" w:fill="DDDBD5" w:themeFill="text2" w:themeFillTint="33" w:val="clear"/>
           </w:tcPr>
           <w:p>
             <w:pPr>
@@ -6592,6 +6739,7 @@
                 <w:rFonts w:eastAsia="" w:cs=""/>
                 <w:color w:val="auto"/>
                 <w:kern w:val="0"/>
+                <w:sz w:val="20"/>
                 <w:lang w:eastAsia="ja-JP" w:bidi="ar-SA"/>
               </w:rPr>
               <w:t>Deaktivierung von Verschlüsselung, wodurch signierte Kommandos Schlüsselmaterial zur Verschlüsselung beinhalten.</w:t>
@@ -6614,6 +6762,7 @@
                 <w:rFonts w:eastAsia="" w:cs=""/>
                 <w:color w:val="auto"/>
                 <w:kern w:val="0"/>
+                <w:sz w:val="20"/>
                 <w:lang w:eastAsia="ja-JP" w:bidi="ar-SA"/>
               </w:rPr>
               <w:t>Default:</w:t>
@@ -6623,6 +6772,7 @@
                 <w:rFonts w:eastAsia="" w:cs=""/>
                 <w:color w:val="auto"/>
                 <w:kern w:val="0"/>
+                <w:sz w:val="20"/>
                 <w:lang w:eastAsia="ja-JP" w:bidi="ar-SA"/>
               </w:rPr>
               <w:t>false</w:t>
@@ -6636,7 +6786,7 @@
         </w:trPr>
         <w:tc>
           <w:tcPr>
-            <w:tcW w:w="2017" w:type="dxa"/>
+            <w:tcW w:w="2016" w:type="dxa"/>
             <w:cnfStyle w:val="001000000000" w:firstRow="0" w:lastRow="0" w:firstColumn="1" w:lastColumn="0" w:oddVBand="0" w:evenVBand="0" w:oddHBand="0" w:evenHBand="0" w:firstRowFirstColumn="0" w:firstRowLastColumn="0" w:lastRowFirstColumn="0" w:lastRowLastColumn="0"/>
             <w:tcBorders>
               <w:top w:val="nil"/>
@@ -6659,6 +6809,7 @@
                 <w:rFonts w:eastAsia="" w:cs=""/>
                 <w:color w:val="auto"/>
                 <w:kern w:val="0"/>
+                <w:sz w:val="16"/>
                 <w:lang w:eastAsia="ja-JP" w:bidi="ar-SA"/>
               </w:rPr>
               <w:t>sl20.debug.encryption.required</w:t>
@@ -6678,6 +6829,7 @@
             <w:r>
               <w:rPr>
                 <w:color w:val="auto"/>
+                <w:sz w:val="16"/>
                 <w:lang w:val="en-US"/>
               </w:rPr>
             </w:r>
@@ -6712,6 +6864,7 @@
                 <w:i/>
                 <w:color w:val="auto"/>
                 <w:kern w:val="0"/>
+                <w:sz w:val="20"/>
                 <w:lang w:eastAsia="ja-JP" w:bidi="ar-SA"/>
               </w:rPr>
               <w:t>true | false</w:t>
@@ -6720,7 +6873,7 @@
         </w:tc>
         <w:tc>
           <w:tcPr>
-            <w:tcW w:w="5433" w:type="dxa"/>
+            <w:tcW w:w="5434" w:type="dxa"/>
             <w:tcBorders>
               <w:top w:val="nil"/>
               <w:bottom w:val="nil"/>
@@ -6746,9 +6899,10 @@
                 <w:rFonts w:eastAsia="" w:cs=""/>
                 <w:color w:val="auto"/>
                 <w:kern w:val="0"/>
-                <w:lang w:eastAsia="ja-JP" w:bidi="ar-SA"/>
-              </w:rPr>
-              <w:t xml:space="preserve">Deaktivierung von verpflichtender Verschlüsselung. </w:t>
+                <w:sz w:val="20"/>
+                <w:lang w:eastAsia="ja-JP" w:bidi="ar-SA"/>
+              </w:rPr>
+              <w:t>Deaktivierung von verpflichtender Verschlüsselung.</w:t>
             </w:r>
           </w:p>
           <w:p>
@@ -6769,6 +6923,7 @@
                 <w:rFonts w:eastAsia="" w:cs=""/>
                 <w:color w:val="auto"/>
                 <w:kern w:val="0"/>
+                <w:sz w:val="20"/>
                 <w:lang w:eastAsia="ja-JP" w:bidi="ar-SA"/>
               </w:rPr>
               <w:t>Default:</w:t>
@@ -6778,6 +6933,7 @@
                 <w:rFonts w:eastAsia="" w:cs=""/>
                 <w:color w:val="auto"/>
                 <w:kern w:val="0"/>
+                <w:sz w:val="20"/>
                 <w:lang w:eastAsia="ja-JP" w:bidi="ar-SA"/>
               </w:rPr>
               <w:t>false</w:t>
@@ -8764,6 +8920,7 @@
               <w:rPr>
                 <w:rFonts w:eastAsia="" w:cs=""/>
                 <w:kern w:val="0"/>
+                <w:sz w:val="16"/>
                 <w:lang w:eastAsia="ja-JP" w:bidi="ar-SA"/>
               </w:rPr>
               <w:t>0.1</w:t>
@@ -8795,6 +8952,7 @@
               <w:rPr>
                 <w:rFonts w:eastAsia="" w:cs=""/>
                 <w:kern w:val="0"/>
+                <w:sz w:val="20"/>
                 <w:lang w:eastAsia="ja-JP" w:bidi="ar-SA"/>
               </w:rPr>
               <w:t>06.02.2014</w:t>
@@ -8826,6 +8984,7 @@
               <w:rPr>
                 <w:rFonts w:eastAsia="" w:cs=""/>
                 <w:kern w:val="0"/>
+                <w:sz w:val="20"/>
                 <w:lang w:eastAsia="ja-JP" w:bidi="ar-SA"/>
               </w:rPr>
               <w:t>Andreas Fitzek</w:t>
@@ -8857,6 +9016,7 @@
               <w:rPr>
                 <w:rFonts w:eastAsia="" w:cs=""/>
                 <w:kern w:val="0"/>
+                <w:sz w:val="20"/>
                 <w:lang w:eastAsia="ja-JP" w:bidi="ar-SA"/>
               </w:rPr>
               <w:t>Initiale Version</w:t>
@@ -8894,6 +9054,7 @@
               <w:rPr>
                 <w:rFonts w:eastAsia="" w:cs=""/>
                 <w:kern w:val="0"/>
+                <w:sz w:val="16"/>
                 <w:lang w:eastAsia="ja-JP" w:bidi="ar-SA"/>
               </w:rPr>
               <w:t>0.2</w:t>
@@ -8926,6 +9087,7 @@
               <w:rPr>
                 <w:rFonts w:eastAsia="" w:cs=""/>
                 <w:kern w:val="0"/>
+                <w:sz w:val="20"/>
                 <w:lang w:eastAsia="ja-JP" w:bidi="ar-SA"/>
               </w:rPr>
               <w:t>19.02.2014</w:t>
@@ -8958,6 +9120,7 @@
               <w:rPr>
                 <w:rFonts w:eastAsia="" w:cs=""/>
                 <w:kern w:val="0"/>
+                <w:sz w:val="20"/>
                 <w:lang w:eastAsia="ja-JP" w:bidi="ar-SA"/>
               </w:rPr>
               <w:t>Christian Maierhofer</w:t>
@@ -8990,6 +9153,7 @@
               <w:rPr>
                 <w:rFonts w:eastAsia="" w:cs=""/>
                 <w:kern w:val="0"/>
+                <w:sz w:val="20"/>
                 <w:lang w:eastAsia="ja-JP" w:bidi="ar-SA"/>
               </w:rPr>
               <w:t>Review</w:t>
@@ -9024,6 +9188,7 @@
               <w:rPr>
                 <w:rFonts w:eastAsia="" w:cs=""/>
                 <w:kern w:val="0"/>
+                <w:sz w:val="16"/>
                 <w:lang w:eastAsia="ja-JP" w:bidi="ar-SA"/>
               </w:rPr>
               <w:t>0.3</w:t>
@@ -9055,6 +9220,7 @@
               <w:rPr>
                 <w:rFonts w:eastAsia="" w:cs=""/>
                 <w:kern w:val="0"/>
+                <w:sz w:val="20"/>
                 <w:lang w:eastAsia="ja-JP" w:bidi="ar-SA"/>
               </w:rPr>
               <w:t>15.07.2014</w:t>
@@ -9086,6 +9252,7 @@
               <w:rPr>
                 <w:rFonts w:eastAsia="" w:cs=""/>
                 <w:kern w:val="0"/>
+                <w:sz w:val="20"/>
                 <w:lang w:eastAsia="ja-JP" w:bidi="ar-SA"/>
               </w:rPr>
               <w:t>Andreas Fitzek</w:t>
@@ -9117,6 +9284,7 @@
               <w:rPr>
                 <w:rFonts w:eastAsia="" w:cs=""/>
                 <w:kern w:val="0"/>
+                <w:sz w:val="20"/>
                 <w:lang w:eastAsia="ja-JP" w:bidi="ar-SA"/>
               </w:rPr>
               <w:t>SOAP-Schnittstelle, Clusterbetrieb</w:t>
@@ -9154,6 +9322,7 @@
               <w:rPr>
                 <w:rFonts w:eastAsia="" w:cs=""/>
                 <w:kern w:val="0"/>
+                <w:sz w:val="16"/>
                 <w:lang w:eastAsia="ja-JP" w:bidi="ar-SA"/>
               </w:rPr>
               <w:t>0.4</w:t>
@@ -9186,6 +9355,7 @@
               <w:rPr>
                 <w:rFonts w:eastAsia="" w:cs=""/>
                 <w:kern w:val="0"/>
+                <w:sz w:val="20"/>
                 <w:lang w:eastAsia="ja-JP" w:bidi="ar-SA"/>
               </w:rPr>
               <w:t>18.08.2014</w:t>
@@ -9218,6 +9388,7 @@
               <w:rPr>
                 <w:rFonts w:eastAsia="" w:cs=""/>
                 <w:kern w:val="0"/>
+                <w:sz w:val="20"/>
                 <w:lang w:eastAsia="ja-JP" w:bidi="ar-SA"/>
               </w:rPr>
               <w:t>Andreas Fitzek</w:t>
@@ -9250,6 +9421,7 @@
               <w:rPr>
                 <w:rFonts w:eastAsia="" w:cs=""/>
                 <w:kern w:val="0"/>
+                <w:sz w:val="20"/>
                 <w:lang w:eastAsia="ja-JP" w:bidi="ar-SA"/>
               </w:rPr>
               <w:t>Konfigurationsparamter update</w:t>
@@ -9284,6 +9456,7 @@
               <w:rPr>
                 <w:rFonts w:eastAsia="" w:cs=""/>
                 <w:kern w:val="0"/>
+                <w:sz w:val="16"/>
                 <w:lang w:eastAsia="ja-JP" w:bidi="ar-SA"/>
               </w:rPr>
               <w:t>0.5</w:t>
@@ -9315,6 +9488,7 @@
               <w:rPr>
                 <w:rFonts w:eastAsia="" w:cs=""/>
                 <w:kern w:val="0"/>
+                <w:sz w:val="20"/>
                 <w:lang w:eastAsia="ja-JP" w:bidi="ar-SA"/>
               </w:rPr>
               <w:t>10.10.2014</w:t>
@@ -9346,6 +9520,7 @@
               <w:rPr>
                 <w:rFonts w:eastAsia="" w:cs=""/>
                 <w:kern w:val="0"/>
+                <w:sz w:val="20"/>
                 <w:lang w:eastAsia="ja-JP" w:bidi="ar-SA"/>
               </w:rPr>
               <w:t>Andreas Fitzek</w:t>
@@ -9377,6 +9552,7 @@
               <w:rPr>
                 <w:rFonts w:eastAsia="" w:cs=""/>
                 <w:kern w:val="0"/>
+                <w:sz w:val="20"/>
                 <w:lang w:eastAsia="ja-JP" w:bidi="ar-SA"/>
               </w:rPr>
               <w:t>pdf-as-web-db</w:t>
@@ -9414,6 +9590,7 @@
               <w:rPr>
                 <w:rFonts w:eastAsia="" w:cs=""/>
                 <w:kern w:val="0"/>
+                <w:sz w:val="16"/>
                 <w:lang w:eastAsia="ja-JP" w:bidi="ar-SA"/>
               </w:rPr>
               <w:t>0.6</w:t>
@@ -9446,6 +9623,7 @@
               <w:rPr>
                 <w:rFonts w:eastAsia="" w:cs=""/>
                 <w:kern w:val="0"/>
+                <w:sz w:val="20"/>
                 <w:lang w:eastAsia="ja-JP" w:bidi="ar-SA"/>
               </w:rPr>
               <w:t>26.03.2015</w:t>
@@ -9478,6 +9656,7 @@
               <w:rPr>
                 <w:rFonts w:eastAsia="" w:cs=""/>
                 <w:kern w:val="0"/>
+                <w:sz w:val="20"/>
                 <w:lang w:eastAsia="ja-JP" w:bidi="ar-SA"/>
               </w:rPr>
               <w:t>Andreas Fitzek</w:t>
@@ -9510,6 +9689,7 @@
               <w:rPr>
                 <w:rFonts w:eastAsia="" w:cs=""/>
                 <w:kern w:val="0"/>
+                <w:sz w:val="20"/>
                 <w:lang w:eastAsia="ja-JP" w:bidi="ar-SA"/>
               </w:rPr>
               <w:t>Key identifier</w:t>
@@ -9544,6 +9724,7 @@
               <w:rPr>
                 <w:rFonts w:eastAsia="" w:cs=""/>
                 <w:kern w:val="0"/>
+                <w:sz w:val="16"/>
                 <w:lang w:eastAsia="ja-JP" w:bidi="ar-SA"/>
               </w:rPr>
               <w:t>0.7</w:t>
@@ -9575,6 +9756,7 @@
               <w:rPr>
                 <w:rFonts w:eastAsia="" w:cs=""/>
                 <w:kern w:val="0"/>
+                <w:sz w:val="20"/>
                 <w:lang w:eastAsia="ja-JP" w:bidi="ar-SA"/>
               </w:rPr>
               <w:t>12.02.2016</w:t>
@@ -9606,6 +9788,7 @@
               <w:rPr>
                 <w:rFonts w:eastAsia="" w:cs=""/>
                 <w:kern w:val="0"/>
+                <w:sz w:val="20"/>
                 <w:lang w:eastAsia="ja-JP" w:bidi="ar-SA"/>
               </w:rPr>
               <w:t>Andreas Fitzek</w:t>
@@ -9637,6 +9820,7 @@
               <w:rPr>
                 <w:rFonts w:eastAsia="" w:cs=""/>
                 <w:kern w:val="0"/>
+                <w:sz w:val="20"/>
                 <w:lang w:eastAsia="ja-JP" w:bidi="ar-SA"/>
               </w:rPr>
               <w:t>Platzhhalter Servlet</w:t>
@@ -9674,6 +9858,7 @@
               <w:rPr>
                 <w:rFonts w:eastAsia="" w:cs=""/>
                 <w:kern w:val="0"/>
+                <w:sz w:val="16"/>
                 <w:lang w:eastAsia="ja-JP" w:bidi="ar-SA"/>
               </w:rPr>
               <w:t>0.8</w:t>
@@ -9706,6 +9891,7 @@
               <w:rPr>
                 <w:rFonts w:eastAsia="" w:cs=""/>
                 <w:kern w:val="0"/>
+                <w:sz w:val="20"/>
                 <w:lang w:eastAsia="ja-JP" w:bidi="ar-SA"/>
               </w:rPr>
               <w:t>03.12.2018</w:t>
@@ -9738,6 +9924,7 @@
               <w:rPr>
                 <w:rFonts w:eastAsia="" w:cs=""/>
                 <w:kern w:val="0"/>
+                <w:sz w:val="20"/>
                 <w:lang w:eastAsia="ja-JP" w:bidi="ar-SA"/>
               </w:rPr>
               <w:t>Emina Ahmetovic</w:t>
@@ -9770,6 +9957,7 @@
               <w:rPr>
                 <w:rFonts w:eastAsia="" w:cs=""/>
                 <w:kern w:val="0"/>
+                <w:sz w:val="20"/>
                 <w:lang w:eastAsia="ja-JP" w:bidi="ar-SA"/>
               </w:rPr>
               <w:t>Security Layer 2.0</w:t>
@@ -9806,6 +9994,7 @@
               <w:rPr>
                 <w:rFonts w:eastAsia="" w:cs=""/>
                 <w:kern w:val="0"/>
+                <w:sz w:val="16"/>
                 <w:lang w:eastAsia="ja-JP" w:bidi="ar-SA"/>
               </w:rPr>
               <w:t>0.9</w:t>
@@ -9837,6 +10026,7 @@
               <w:rPr>
                 <w:rFonts w:eastAsia="" w:cs=""/>
                 <w:kern w:val="0"/>
+                <w:sz w:val="20"/>
                 <w:lang w:eastAsia="ja-JP" w:bidi="ar-SA"/>
               </w:rPr>
               <w:t>02.03.2023</w:t>
@@ -9868,6 +10058,7 @@
               <w:rPr>
                 <w:rFonts w:eastAsia="" w:cs=""/>
                 <w:kern w:val="0"/>
+                <w:sz w:val="20"/>
                 <w:lang w:eastAsia="ja-JP" w:bidi="ar-SA"/>
               </w:rPr>
               <w:t>Thomas Lenz</w:t>
@@ -9899,6 +10090,7 @@
               <w:rPr>
                 <w:rFonts w:eastAsia="" w:cs=""/>
                 <w:kern w:val="0"/>
+                <w:sz w:val="20"/>
                 <w:lang w:eastAsia="ja-JP" w:bidi="ar-SA"/>
               </w:rPr>
               <w:t>Bulk-Light Funktion hinzugefügt</w:t>
@@ -9995,6 +10187,7 @@
               <w:rPr>
                 <w:rFonts w:eastAsia="" w:cs=""/>
                 <w:kern w:val="0"/>
+                <w:sz w:val="20"/>
                 <w:lang w:eastAsia="ja-JP" w:bidi="ar-SA"/>
               </w:rPr>
             </w:r>
@@ -10021,6 +10214,7 @@
               <w:rPr>
                 <w:rFonts w:eastAsia="" w:cs=""/>
                 <w:kern w:val="0"/>
+                <w:sz w:val="20"/>
                 <w:lang w:eastAsia="ja-JP" w:bidi="ar-SA"/>
               </w:rPr>
             </w:r>
@@ -10052,6 +10246,7 @@
               <w:rPr>
                 <w:rFonts w:eastAsia="" w:cs=""/>
                 <w:kern w:val="0"/>
+                <w:sz w:val="20"/>
                 <w:lang w:eastAsia="ja-JP" w:bidi="ar-SA"/>
               </w:rPr>
             </w:r>
@@ -10078,6 +10273,7 @@
               <w:rPr>
                 <w:rFonts w:eastAsia="" w:cs=""/>
                 <w:kern w:val="0"/>
+                <w:sz w:val="20"/>
                 <w:lang w:eastAsia="ja-JP" w:bidi="ar-SA"/>
               </w:rPr>
             </w:r>
@@ -10144,7 +10340,7 @@
       <mc:AlternateContent>
         <mc:Choice Requires="wps">
           <w:drawing>
-            <wp:anchor behindDoc="1" distT="0" distB="0" distL="0" distR="0" simplePos="0" locked="0" layoutInCell="0" allowOverlap="1" relativeHeight="28" wp14:anchorId="3EC3DD82">
+            <wp:anchor behindDoc="1" distT="0" distB="0" distL="0" distR="0" simplePos="0" locked="0" layoutInCell="0" allowOverlap="1" relativeHeight="26" wp14:anchorId="3EC3DD82">
               <wp:simplePos x="0" y="0"/>
               <wp:positionH relativeFrom="margin">
                 <wp:align>left</wp:align>
@@ -10278,7 +10474,7 @@
                                 </w:r>
                                 <w:r>
                                   <w:rPr/>
-                                  <w:t>15</w:t>
+                                  <w:t>5</w:t>
                                 </w:r>
                                 <w:r>
                                   <w:rPr/>
@@ -10455,7 +10651,7 @@
                           </w:r>
                           <w:r>
                             <w:rPr/>
-                            <w:t>15</w:t>
+                            <w:t>5</w:t>
                           </w:r>
                           <w:r>
                             <w:rPr/>

--- a/doc/PDFAS4_WebDokumentation.docx
+++ b/doc/PDFAS4_WebDokumentation.docx
@@ -451,7 +451,34 @@
                 <w:sz w:val="20"/>
                 <w:lang w:eastAsia="ja-JP" w:bidi="ar-SA"/>
               </w:rPr>
-              <w:t>Version 1.0, 05.12.2023</w:t>
+              <w:t>Version 1.0, 05.</w:t>
+            </w:r>
+            <w:r>
+              <w:rPr>
+                <w:rFonts w:eastAsia="" w:cs=""/>
+                <w:kern w:val="0"/>
+                <w:sz w:val="20"/>
+                <w:lang w:eastAsia="ja-JP" w:bidi="ar-SA"/>
+              </w:rPr>
+              <w:t>09</w:t>
+            </w:r>
+            <w:r>
+              <w:rPr>
+                <w:rFonts w:eastAsia="" w:cs=""/>
+                <w:kern w:val="0"/>
+                <w:sz w:val="20"/>
+                <w:lang w:eastAsia="ja-JP" w:bidi="ar-SA"/>
+              </w:rPr>
+              <w:t>.202</w:t>
+            </w:r>
+            <w:r>
+              <w:rPr>
+                <w:rFonts w:eastAsia="" w:cs=""/>
+                <w:kern w:val="0"/>
+                <w:sz w:val="20"/>
+                <w:lang w:eastAsia="ja-JP" w:bidi="ar-SA"/>
+              </w:rPr>
+              <w:t>4</w:t>
             </w:r>
           </w:p>
         </w:tc>
@@ -1699,9 +1726,9 @@
         <w:tblLook w:val="04a0" w:noHBand="0" w:noVBand="1" w:firstColumn="1" w:lastRow="0" w:lastColumn="0" w:firstRow="1"/>
       </w:tblPr>
       <w:tblGrid>
-        <w:gridCol w:w="2016"/>
+        <w:gridCol w:w="2015"/>
         <w:gridCol w:w="2909"/>
-        <w:gridCol w:w="5434"/>
+        <w:gridCol w:w="5435"/>
       </w:tblGrid>
       <w:tr>
         <w:trPr>
@@ -1709,7 +1736,7 @@
         </w:trPr>
         <w:tc>
           <w:tcPr>
-            <w:tcW w:w="2016" w:type="dxa"/>
+            <w:tcW w:w="2015" w:type="dxa"/>
             <w:cnfStyle w:val="001000000000" w:firstRow="0" w:lastRow="0" w:firstColumn="1" w:lastColumn="0" w:oddVBand="0" w:evenVBand="0" w:oddHBand="0" w:evenHBand="0" w:firstRowFirstColumn="0" w:firstRowLastColumn="0" w:lastRowFirstColumn="0" w:lastRowLastColumn="0"/>
             <w:tcBorders>
               <w:bottom w:val="nil"/>
@@ -1769,7 +1796,7 @@
         </w:tc>
         <w:tc>
           <w:tcPr>
-            <w:tcW w:w="5434" w:type="dxa"/>
+            <w:tcW w:w="5435" w:type="dxa"/>
             <w:tcBorders>
               <w:bottom w:val="nil"/>
             </w:tcBorders>
@@ -1802,7 +1829,7 @@
         <w:trPr/>
         <w:tc>
           <w:tcPr>
-            <w:tcW w:w="2016" w:type="dxa"/>
+            <w:tcW w:w="2015" w:type="dxa"/>
             <w:cnfStyle w:val="001000000000" w:firstRow="0" w:lastRow="0" w:firstColumn="1" w:lastColumn="0" w:oddVBand="0" w:evenVBand="0" w:oddHBand="0" w:evenHBand="0" w:firstRowFirstColumn="0" w:firstRowLastColumn="0" w:lastRowFirstColumn="0" w:lastRowLastColumn="0"/>
             <w:tcBorders>
               <w:top w:val="nil"/>
@@ -1866,7 +1893,7 @@
         </w:tc>
         <w:tc>
           <w:tcPr>
-            <w:tcW w:w="5434" w:type="dxa"/>
+            <w:tcW w:w="5435" w:type="dxa"/>
             <w:tcBorders>
               <w:top w:val="nil"/>
               <w:bottom w:val="nil"/>
@@ -1903,7 +1930,7 @@
         </w:trPr>
         <w:tc>
           <w:tcPr>
-            <w:tcW w:w="2016" w:type="dxa"/>
+            <w:tcW w:w="2015" w:type="dxa"/>
             <w:cnfStyle w:val="001000000000" w:firstRow="0" w:lastRow="0" w:firstColumn="1" w:lastColumn="0" w:oddVBand="0" w:evenVBand="0" w:oddHBand="0" w:evenHBand="0" w:firstRowFirstColumn="0" w:firstRowLastColumn="0" w:lastRowFirstColumn="0" w:lastRowLastColumn="0"/>
             <w:tcBorders>
               <w:top w:val="nil"/>
@@ -1969,7 +1996,7 @@
         </w:tc>
         <w:tc>
           <w:tcPr>
-            <w:tcW w:w="5434" w:type="dxa"/>
+            <w:tcW w:w="5435" w:type="dxa"/>
             <w:tcBorders>
               <w:top w:val="nil"/>
               <w:bottom w:val="nil"/>
@@ -2005,7 +2032,7 @@
         <w:trPr/>
         <w:tc>
           <w:tcPr>
-            <w:tcW w:w="2016" w:type="dxa"/>
+            <w:tcW w:w="2015" w:type="dxa"/>
             <w:cnfStyle w:val="001000000000" w:firstRow="0" w:lastRow="0" w:firstColumn="1" w:lastColumn="0" w:oddVBand="0" w:evenVBand="0" w:oddHBand="0" w:evenHBand="0" w:firstRowFirstColumn="0" w:firstRowLastColumn="0" w:lastRowFirstColumn="0" w:lastRowLastColumn="0"/>
             <w:tcBorders>
               <w:top w:val="nil"/>
@@ -2071,7 +2098,7 @@
         </w:tc>
         <w:tc>
           <w:tcPr>
-            <w:tcW w:w="5434" w:type="dxa"/>
+            <w:tcW w:w="5435" w:type="dxa"/>
             <w:tcBorders>
               <w:top w:val="nil"/>
               <w:bottom w:val="nil"/>
@@ -2108,7 +2135,7 @@
         </w:trPr>
         <w:tc>
           <w:tcPr>
-            <w:tcW w:w="2016" w:type="dxa"/>
+            <w:tcW w:w="2015" w:type="dxa"/>
             <w:cnfStyle w:val="001000000000" w:firstRow="0" w:lastRow="0" w:firstColumn="1" w:lastColumn="0" w:oddVBand="0" w:evenVBand="0" w:oddHBand="0" w:evenHBand="0" w:firstRowFirstColumn="0" w:firstRowLastColumn="0" w:lastRowFirstColumn="0" w:lastRowLastColumn="0"/>
             <w:tcBorders>
               <w:top w:val="nil"/>
@@ -2174,7 +2201,7 @@
         </w:tc>
         <w:tc>
           <w:tcPr>
-            <w:tcW w:w="5434" w:type="dxa"/>
+            <w:tcW w:w="5435" w:type="dxa"/>
             <w:tcBorders>
               <w:top w:val="nil"/>
               <w:bottom w:val="nil"/>
@@ -2210,7 +2237,7 @@
         <w:trPr/>
         <w:tc>
           <w:tcPr>
-            <w:tcW w:w="2016" w:type="dxa"/>
+            <w:tcW w:w="2015" w:type="dxa"/>
             <w:cnfStyle w:val="001000000000" w:firstRow="0" w:lastRow="0" w:firstColumn="1" w:lastColumn="0" w:oddVBand="0" w:evenVBand="0" w:oddHBand="0" w:evenHBand="0" w:firstRowFirstColumn="0" w:firstRowLastColumn="0" w:lastRowFirstColumn="0" w:lastRowLastColumn="0"/>
             <w:tcBorders>
               <w:top w:val="nil"/>
@@ -2274,7 +2301,7 @@
         </w:tc>
         <w:tc>
           <w:tcPr>
-            <w:tcW w:w="5434" w:type="dxa"/>
+            <w:tcW w:w="5435" w:type="dxa"/>
             <w:tcBorders>
               <w:top w:val="nil"/>
               <w:bottom w:val="nil"/>
@@ -2311,7 +2338,7 @@
         </w:trPr>
         <w:tc>
           <w:tcPr>
-            <w:tcW w:w="2016" w:type="dxa"/>
+            <w:tcW w:w="2015" w:type="dxa"/>
             <w:cnfStyle w:val="001000000000" w:firstRow="0" w:lastRow="0" w:firstColumn="1" w:lastColumn="0" w:oddVBand="0" w:evenVBand="0" w:oddHBand="0" w:evenHBand="0" w:firstRowFirstColumn="0" w:firstRowLastColumn="0" w:lastRowFirstColumn="0" w:lastRowLastColumn="0"/>
             <w:tcBorders>
               <w:top w:val="nil"/>
@@ -2377,7 +2404,7 @@
         </w:tc>
         <w:tc>
           <w:tcPr>
-            <w:tcW w:w="5434" w:type="dxa"/>
+            <w:tcW w:w="5435" w:type="dxa"/>
             <w:tcBorders>
               <w:top w:val="nil"/>
               <w:bottom w:val="nil"/>
@@ -2413,7 +2440,7 @@
         <w:trPr/>
         <w:tc>
           <w:tcPr>
-            <w:tcW w:w="2016" w:type="dxa"/>
+            <w:tcW w:w="2015" w:type="dxa"/>
             <w:cnfStyle w:val="001000000000" w:firstRow="0" w:lastRow="0" w:firstColumn="1" w:lastColumn="0" w:oddVBand="0" w:evenVBand="0" w:oddHBand="0" w:evenHBand="0" w:firstRowFirstColumn="0" w:firstRowLastColumn="0" w:lastRowFirstColumn="0" w:lastRowLastColumn="0"/>
             <w:tcBorders>
               <w:top w:val="nil"/>
@@ -2477,7 +2504,7 @@
         </w:tc>
         <w:tc>
           <w:tcPr>
-            <w:tcW w:w="5434" w:type="dxa"/>
+            <w:tcW w:w="5435" w:type="dxa"/>
             <w:tcBorders>
               <w:top w:val="nil"/>
               <w:bottom w:val="nil"/>
@@ -2514,7 +2541,7 @@
         </w:trPr>
         <w:tc>
           <w:tcPr>
-            <w:tcW w:w="2016" w:type="dxa"/>
+            <w:tcW w:w="2015" w:type="dxa"/>
             <w:cnfStyle w:val="001000000000" w:firstRow="0" w:lastRow="0" w:firstColumn="1" w:lastColumn="0" w:oddVBand="0" w:evenVBand="0" w:oddHBand="0" w:evenHBand="0" w:firstRowFirstColumn="0" w:firstRowLastColumn="0" w:lastRowFirstColumn="0" w:lastRowLastColumn="0"/>
             <w:tcBorders>
               <w:top w:val="nil"/>
@@ -2580,7 +2607,7 @@
         </w:tc>
         <w:tc>
           <w:tcPr>
-            <w:tcW w:w="5434" w:type="dxa"/>
+            <w:tcW w:w="5435" w:type="dxa"/>
             <w:tcBorders>
               <w:top w:val="nil"/>
               <w:bottom w:val="nil"/>
@@ -2616,7 +2643,7 @@
         <w:trPr/>
         <w:tc>
           <w:tcPr>
-            <w:tcW w:w="2016" w:type="dxa"/>
+            <w:tcW w:w="2015" w:type="dxa"/>
             <w:cnfStyle w:val="001000000000" w:firstRow="0" w:lastRow="0" w:firstColumn="1" w:lastColumn="0" w:oddVBand="0" w:evenVBand="0" w:oddHBand="0" w:evenHBand="0" w:firstRowFirstColumn="0" w:firstRowLastColumn="0" w:lastRowFirstColumn="0" w:lastRowLastColumn="0"/>
             <w:tcBorders>
               <w:top w:val="nil"/>
@@ -2680,7 +2707,7 @@
         </w:tc>
         <w:tc>
           <w:tcPr>
-            <w:tcW w:w="5434" w:type="dxa"/>
+            <w:tcW w:w="5435" w:type="dxa"/>
             <w:tcBorders>
               <w:top w:val="nil"/>
               <w:bottom w:val="nil"/>
@@ -2715,7 +2742,7 @@
         <w:trPr/>
         <w:tc>
           <w:tcPr>
-            <w:tcW w:w="2016" w:type="dxa"/>
+            <w:tcW w:w="2015" w:type="dxa"/>
             <w:cnfStyle w:val="001000000000" w:firstRow="0" w:lastRow="0" w:firstColumn="1" w:lastColumn="0" w:oddVBand="0" w:evenVBand="0" w:oddHBand="0" w:evenHBand="0" w:firstRowFirstColumn="0" w:firstRowLastColumn="0" w:lastRowFirstColumn="0" w:lastRowLastColumn="0"/>
             <w:tcBorders>
               <w:top w:val="nil"/>
@@ -2787,7 +2814,7 @@
         </w:tc>
         <w:tc>
           <w:tcPr>
-            <w:tcW w:w="5434" w:type="dxa"/>
+            <w:tcW w:w="5435" w:type="dxa"/>
             <w:tcBorders>
               <w:top w:val="nil"/>
               <w:bottom w:val="nil"/>
@@ -2847,7 +2874,7 @@
         </w:trPr>
         <w:tc>
           <w:tcPr>
-            <w:tcW w:w="2016" w:type="dxa"/>
+            <w:tcW w:w="2015" w:type="dxa"/>
             <w:cnfStyle w:val="001000000000" w:firstRow="0" w:lastRow="0" w:firstColumn="1" w:lastColumn="0" w:oddVBand="0" w:evenVBand="0" w:oddHBand="0" w:evenHBand="0" w:firstRowFirstColumn="0" w:firstRowLastColumn="0" w:lastRowFirstColumn="0" w:lastRowLastColumn="0"/>
             <w:tcBorders>
               <w:top w:val="nil"/>
@@ -2913,7 +2940,7 @@
         </w:tc>
         <w:tc>
           <w:tcPr>
-            <w:tcW w:w="5434" w:type="dxa"/>
+            <w:tcW w:w="5435" w:type="dxa"/>
             <w:tcBorders>
               <w:top w:val="nil"/>
               <w:bottom w:val="nil"/>
@@ -2949,7 +2976,7 @@
         <w:trPr/>
         <w:tc>
           <w:tcPr>
-            <w:tcW w:w="2016" w:type="dxa"/>
+            <w:tcW w:w="2015" w:type="dxa"/>
             <w:cnfStyle w:val="001000000000" w:firstRow="0" w:lastRow="0" w:firstColumn="1" w:lastColumn="0" w:oddVBand="0" w:evenVBand="0" w:oddHBand="0" w:evenHBand="0" w:firstRowFirstColumn="0" w:firstRowLastColumn="0" w:lastRowFirstColumn="0" w:lastRowLastColumn="0"/>
             <w:tcBorders>
               <w:top w:val="nil"/>
@@ -3015,7 +3042,7 @@
         </w:tc>
         <w:tc>
           <w:tcPr>
-            <w:tcW w:w="5434" w:type="dxa"/>
+            <w:tcW w:w="5435" w:type="dxa"/>
             <w:tcBorders>
               <w:top w:val="nil"/>
               <w:bottom w:val="nil"/>
@@ -3053,7 +3080,7 @@
         </w:trPr>
         <w:tc>
           <w:tcPr>
-            <w:tcW w:w="2016" w:type="dxa"/>
+            <w:tcW w:w="2015" w:type="dxa"/>
             <w:cnfStyle w:val="001000000000" w:firstRow="0" w:lastRow="0" w:firstColumn="1" w:lastColumn="0" w:oddVBand="0" w:evenVBand="0" w:oddHBand="0" w:evenHBand="0" w:firstRowFirstColumn="0" w:firstRowLastColumn="0" w:lastRowFirstColumn="0" w:lastRowLastColumn="0"/>
             <w:tcBorders>
               <w:top w:val="nil"/>
@@ -3119,7 +3146,7 @@
         </w:tc>
         <w:tc>
           <w:tcPr>
-            <w:tcW w:w="5434" w:type="dxa"/>
+            <w:tcW w:w="5435" w:type="dxa"/>
             <w:tcBorders>
               <w:top w:val="nil"/>
               <w:bottom w:val="nil"/>
@@ -3155,7 +3182,7 @@
         <w:trPr/>
         <w:tc>
           <w:tcPr>
-            <w:tcW w:w="2016" w:type="dxa"/>
+            <w:tcW w:w="2015" w:type="dxa"/>
             <w:cnfStyle w:val="001000000000" w:firstRow="0" w:lastRow="0" w:firstColumn="1" w:lastColumn="0" w:oddVBand="0" w:evenVBand="0" w:oddHBand="0" w:evenHBand="0" w:firstRowFirstColumn="0" w:firstRowLastColumn="0" w:lastRowFirstColumn="0" w:lastRowLastColumn="0"/>
             <w:tcBorders>
               <w:top w:val="nil"/>
@@ -3221,7 +3248,7 @@
         </w:tc>
         <w:tc>
           <w:tcPr>
-            <w:tcW w:w="5434" w:type="dxa"/>
+            <w:tcW w:w="5435" w:type="dxa"/>
             <w:tcBorders>
               <w:top w:val="nil"/>
               <w:bottom w:val="nil"/>
@@ -3259,7 +3286,7 @@
         </w:trPr>
         <w:tc>
           <w:tcPr>
-            <w:tcW w:w="2016" w:type="dxa"/>
+            <w:tcW w:w="2015" w:type="dxa"/>
             <w:cnfStyle w:val="001000000000" w:firstRow="0" w:lastRow="0" w:firstColumn="1" w:lastColumn="0" w:oddVBand="0" w:evenVBand="0" w:oddHBand="0" w:evenHBand="0" w:firstRowFirstColumn="0" w:firstRowLastColumn="0" w:lastRowFirstColumn="0" w:lastRowLastColumn="0"/>
             <w:tcBorders>
               <w:top w:val="nil"/>
@@ -3325,7 +3352,7 @@
         </w:tc>
         <w:tc>
           <w:tcPr>
-            <w:tcW w:w="5434" w:type="dxa"/>
+            <w:tcW w:w="5435" w:type="dxa"/>
             <w:tcBorders>
               <w:top w:val="nil"/>
               <w:bottom w:val="nil"/>
@@ -3361,7 +3388,7 @@
         <w:trPr/>
         <w:tc>
           <w:tcPr>
-            <w:tcW w:w="2016" w:type="dxa"/>
+            <w:tcW w:w="2015" w:type="dxa"/>
             <w:cnfStyle w:val="001000000000" w:firstRow="0" w:lastRow="0" w:firstColumn="1" w:lastColumn="0" w:oddVBand="0" w:evenVBand="0" w:oddHBand="0" w:evenHBand="0" w:firstRowFirstColumn="0" w:firstRowLastColumn="0" w:lastRowFirstColumn="0" w:lastRowLastColumn="0"/>
             <w:tcBorders>
               <w:top w:val="nil"/>
@@ -3423,7 +3450,7 @@
         </w:tc>
         <w:tc>
           <w:tcPr>
-            <w:tcW w:w="5434" w:type="dxa"/>
+            <w:tcW w:w="5435" w:type="dxa"/>
             <w:tcBorders>
               <w:top w:val="nil"/>
               <w:bottom w:val="nil"/>
@@ -3461,7 +3488,7 @@
         </w:trPr>
         <w:tc>
           <w:tcPr>
-            <w:tcW w:w="2016" w:type="dxa"/>
+            <w:tcW w:w="2015" w:type="dxa"/>
             <w:cnfStyle w:val="001000000000" w:firstRow="0" w:lastRow="0" w:firstColumn="1" w:lastColumn="0" w:oddVBand="0" w:evenVBand="0" w:oddHBand="0" w:evenHBand="0" w:firstRowFirstColumn="0" w:firstRowLastColumn="0" w:lastRowFirstColumn="0" w:lastRowLastColumn="0"/>
             <w:tcBorders>
               <w:top w:val="nil"/>
@@ -3527,7 +3554,7 @@
         </w:tc>
         <w:tc>
           <w:tcPr>
-            <w:tcW w:w="5434" w:type="dxa"/>
+            <w:tcW w:w="5435" w:type="dxa"/>
             <w:tcBorders>
               <w:top w:val="nil"/>
               <w:bottom w:val="nil"/>
@@ -3563,7 +3590,7 @@
         <w:trPr/>
         <w:tc>
           <w:tcPr>
-            <w:tcW w:w="2016" w:type="dxa"/>
+            <w:tcW w:w="2015" w:type="dxa"/>
             <w:cnfStyle w:val="001000000000" w:firstRow="0" w:lastRow="0" w:firstColumn="1" w:lastColumn="0" w:oddVBand="0" w:evenVBand="0" w:oddHBand="0" w:evenHBand="0" w:firstRowFirstColumn="0" w:firstRowLastColumn="0" w:lastRowFirstColumn="0" w:lastRowLastColumn="0"/>
             <w:tcBorders>
               <w:top w:val="nil"/>
@@ -3625,7 +3652,7 @@
         </w:tc>
         <w:tc>
           <w:tcPr>
-            <w:tcW w:w="5434" w:type="dxa"/>
+            <w:tcW w:w="5435" w:type="dxa"/>
             <w:tcBorders>
               <w:top w:val="nil"/>
               <w:bottom w:val="nil"/>
@@ -3663,7 +3690,7 @@
         </w:trPr>
         <w:tc>
           <w:tcPr>
-            <w:tcW w:w="2016" w:type="dxa"/>
+            <w:tcW w:w="2015" w:type="dxa"/>
             <w:cnfStyle w:val="001000000000" w:firstRow="0" w:lastRow="0" w:firstColumn="1" w:lastColumn="0" w:oddVBand="0" w:evenVBand="0" w:oddHBand="0" w:evenHBand="0" w:firstRowFirstColumn="0" w:firstRowLastColumn="0" w:lastRowFirstColumn="0" w:lastRowLastColumn="0"/>
             <w:tcBorders>
               <w:top w:val="nil"/>
@@ -3725,7 +3752,7 @@
         </w:tc>
         <w:tc>
           <w:tcPr>
-            <w:tcW w:w="5434" w:type="dxa"/>
+            <w:tcW w:w="5435" w:type="dxa"/>
             <w:tcBorders>
               <w:top w:val="nil"/>
               <w:bottom w:val="nil"/>
@@ -3761,7 +3788,7 @@
         <w:trPr/>
         <w:tc>
           <w:tcPr>
-            <w:tcW w:w="2016" w:type="dxa"/>
+            <w:tcW w:w="2015" w:type="dxa"/>
             <w:cnfStyle w:val="001000000000" w:firstRow="0" w:lastRow="0" w:firstColumn="1" w:lastColumn="0" w:oddVBand="0" w:evenVBand="0" w:oddHBand="0" w:evenHBand="0" w:firstRowFirstColumn="0" w:firstRowLastColumn="0" w:lastRowFirstColumn="0" w:lastRowLastColumn="0"/>
             <w:tcBorders>
               <w:top w:val="nil"/>
@@ -3827,7 +3854,7 @@
         </w:tc>
         <w:tc>
           <w:tcPr>
-            <w:tcW w:w="5434" w:type="dxa"/>
+            <w:tcW w:w="5435" w:type="dxa"/>
             <w:tcBorders>
               <w:top w:val="nil"/>
               <w:bottom w:val="nil"/>
@@ -3865,7 +3892,7 @@
         </w:trPr>
         <w:tc>
           <w:tcPr>
-            <w:tcW w:w="2016" w:type="dxa"/>
+            <w:tcW w:w="2015" w:type="dxa"/>
             <w:cnfStyle w:val="001000000000" w:firstRow="0" w:lastRow="0" w:firstColumn="1" w:lastColumn="0" w:oddVBand="0" w:evenVBand="0" w:oddHBand="0" w:evenHBand="0" w:firstRowFirstColumn="0" w:firstRowLastColumn="0" w:lastRowFirstColumn="0" w:lastRowLastColumn="0"/>
             <w:tcBorders>
               <w:top w:val="nil"/>
@@ -3880,19 +3907,24 @@
               <w:suppressAutoHyphens w:val="true"/>
               <w:spacing w:lineRule="auto" w:line="240" w:before="60" w:after="60"/>
               <w:rPr>
-                <w:rFonts w:eastAsia="" w:cs=""/>
-                <w:kern w:val="0"/>
-                <w:lang w:eastAsia="ja-JP" w:bidi="ar-SA"/>
-              </w:rPr>
-            </w:pPr>
-            <w:r>
-              <w:rPr>
-                <w:rFonts w:eastAsia="" w:cs=""/>
+                <w:rFonts w:ascii="Century Gothic" w:hAnsi="Century Gothic" w:eastAsia="" w:cs="" w:asciiTheme="majorHAnsi" w:hAnsiTheme="majorHAnsi"/>
+                <w:color w:val="000000" w:themeColor="text1"/>
                 <w:kern w:val="0"/>
                 <w:sz w:val="16"/>
-                <w:lang w:eastAsia="ja-JP" w:bidi="ar-SA"/>
-              </w:rPr>
-              <w:t>Soap.verify.enabled</w:t>
+                <w:szCs w:val="22"/>
+                <w:lang w:val="de-DE" w:eastAsia="ja-JP" w:bidi="ar-SA"/>
+              </w:rPr>
+            </w:pPr>
+            <w:r>
+              <w:rPr>
+                <w:rFonts w:eastAsia="" w:cs=""/>
+                <w:color w:val="000000" w:themeColor="text1"/>
+                <w:kern w:val="0"/>
+                <w:sz w:val="16"/>
+                <w:szCs w:val="22"/>
+                <w:lang w:val="de-DE" w:eastAsia="ja-JP" w:bidi="ar-SA"/>
+              </w:rPr>
+              <w:t>soap.sign.with.verify.enabled</w:t>
             </w:r>
           </w:p>
         </w:tc>
@@ -3911,7 +3943,7 @@
               <w:widowControl w:val="false"/>
               <w:suppressAutoHyphens w:val="true"/>
               <w:spacing w:lineRule="auto" w:line="240" w:before="60" w:after="60"/>
-              <w:cnfStyle w:val="000000010000" w:firstRow="0" w:lastRow="0" w:firstColumn="0" w:lastColumn="0" w:oddVBand="0" w:evenVBand="0" w:oddHBand="0" w:evenHBand="1" w:firstRowFirstColumn="0" w:firstRowLastColumn="0" w:lastRowFirstColumn="0" w:lastRowLastColumn="0"/>
+              <w:cnfStyle w:val="000000000000" w:firstRow="0" w:lastRow="0" w:firstColumn="0" w:lastColumn="0" w:oddVBand="0" w:evenVBand="0" w:oddHBand="0" w:evenHBand="0" w:firstRowFirstColumn="0" w:firstRowLastColumn="0" w:lastRowFirstColumn="0" w:lastRowLastColumn="0"/>
               <w:rPr>
                 <w:i/>
                 <w:i/>
@@ -3931,76 +3963,7 @@
         </w:tc>
         <w:tc>
           <w:tcPr>
-            <w:tcW w:w="5434" w:type="dxa"/>
-            <w:tcBorders>
-              <w:top w:val="nil"/>
-              <w:bottom w:val="nil"/>
-            </w:tcBorders>
-            <w:shd w:color="auto" w:fill="DDDBD5" w:themeFill="text2" w:themeFillTint="33" w:val="clear"/>
-          </w:tcPr>
-          <w:p>
-            <w:pPr>
-              <w:pStyle w:val="Normal"/>
-              <w:widowControl w:val="false"/>
-              <w:suppressAutoHyphens w:val="true"/>
-              <w:spacing w:lineRule="auto" w:line="240" w:before="60" w:after="60"/>
-              <w:cnfStyle w:val="000000010000" w:firstRow="0" w:lastRow="0" w:firstColumn="0" w:lastColumn="0" w:oddVBand="0" w:evenVBand="0" w:oddHBand="0" w:evenHBand="1" w:firstRowFirstColumn="0" w:firstRowLastColumn="0" w:lastRowFirstColumn="0" w:lastRowLastColumn="0"/>
-              <w:rPr>
-                <w:rFonts w:eastAsia="" w:cs=""/>
-                <w:kern w:val="0"/>
-                <w:lang w:eastAsia="ja-JP" w:bidi="ar-SA"/>
-              </w:rPr>
-            </w:pPr>
-            <w:r>
-              <w:rPr>
-                <w:rFonts w:eastAsia="" w:cs=""/>
-                <w:kern w:val="0"/>
-                <w:sz w:val="20"/>
-                <w:lang w:eastAsia="ja-JP" w:bidi="ar-SA"/>
-              </w:rPr>
-              <w:t>Aktiviert oder Deaktiviert die SOAP-Schnittstelle für Verifikation. Standardmäßig ist die SOAP-Schnittstelle deaktiviert.</w:t>
-            </w:r>
-          </w:p>
-        </w:tc>
-      </w:tr>
-      <w:tr>
-        <w:trPr/>
-        <w:tc>
-          <w:tcPr>
-            <w:tcW w:w="2016" w:type="dxa"/>
-            <w:cnfStyle w:val="001000000000" w:firstRow="0" w:lastRow="0" w:firstColumn="1" w:lastColumn="0" w:oddVBand="0" w:evenVBand="0" w:oddHBand="0" w:evenHBand="0" w:firstRowFirstColumn="0" w:firstRowLastColumn="0" w:lastRowFirstColumn="0" w:lastRowLastColumn="0"/>
-            <w:tcBorders>
-              <w:top w:val="nil"/>
-              <w:bottom w:val="nil"/>
-            </w:tcBorders>
-            <w:shd w:color="auto" w:fill="DDDBD5" w:themeFill="text2" w:themeFillTint="33" w:val="clear"/>
-          </w:tcPr>
-          <w:p>
-            <w:pPr>
-              <w:pStyle w:val="Normal"/>
-              <w:widowControl w:val="false"/>
-              <w:suppressAutoHyphens w:val="true"/>
-              <w:spacing w:lineRule="auto" w:line="240" w:before="60" w:after="60"/>
-              <w:rPr>
-                <w:rFonts w:eastAsia="" w:cs=""/>
-                <w:kern w:val="0"/>
-                <w:lang w:eastAsia="ja-JP" w:bidi="ar-SA"/>
-              </w:rPr>
-            </w:pPr>
-            <w:r>
-              <w:rPr>
-                <w:rFonts w:eastAsia="" w:cs=""/>
-                <w:kern w:val="0"/>
-                <w:sz w:val="16"/>
-                <w:lang w:eastAsia="ja-JP" w:bidi="ar-SA"/>
-              </w:rPr>
-              <w:t>whitelist.enabled</w:t>
-            </w:r>
-          </w:p>
-        </w:tc>
-        <w:tc>
-          <w:tcPr>
-            <w:tcW w:w="2909" w:type="dxa"/>
+            <w:tcW w:w="5435" w:type="dxa"/>
             <w:tcBorders>
               <w:top w:val="nil"/>
               <w:bottom w:val="nil"/>
@@ -4015,52 +3978,28 @@
               <w:spacing w:lineRule="auto" w:line="240" w:before="60" w:after="60"/>
               <w:cnfStyle w:val="000000000000" w:firstRow="0" w:lastRow="0" w:firstColumn="0" w:lastColumn="0" w:oddVBand="0" w:evenVBand="0" w:oddHBand="0" w:evenHBand="0" w:firstRowFirstColumn="0" w:firstRowLastColumn="0" w:lastRowFirstColumn="0" w:lastRowLastColumn="0"/>
               <w:rPr>
-                <w:i/>
-                <w:i/>
-              </w:rPr>
-            </w:pPr>
-            <w:r>
-              <w:rPr>
-                <w:rFonts w:eastAsia="" w:cs=""/>
-                <w:i/>
-                <w:kern w:val="0"/>
-                <w:sz w:val="20"/>
-                <w:lang w:eastAsia="ja-JP" w:bidi="ar-SA"/>
-              </w:rPr>
-              <w:t>true | false</w:t>
-            </w:r>
-          </w:p>
-        </w:tc>
-        <w:tc>
-          <w:tcPr>
-            <w:tcW w:w="5434" w:type="dxa"/>
-            <w:tcBorders>
-              <w:top w:val="nil"/>
-              <w:bottom w:val="nil"/>
-            </w:tcBorders>
-            <w:shd w:color="auto" w:fill="DDDBD5" w:themeFill="text2" w:themeFillTint="33" w:val="clear"/>
-          </w:tcPr>
-          <w:p>
-            <w:pPr>
-              <w:pStyle w:val="Normal"/>
-              <w:widowControl w:val="false"/>
-              <w:suppressAutoHyphens w:val="true"/>
-              <w:spacing w:lineRule="auto" w:line="240" w:before="60" w:after="60"/>
-              <w:cnfStyle w:val="000000000000" w:firstRow="0" w:lastRow="0" w:firstColumn="0" w:lastColumn="0" w:oddVBand="0" w:evenVBand="0" w:oddHBand="0" w:evenHBand="0" w:firstRowFirstColumn="0" w:firstRowLastColumn="0" w:lastRowFirstColumn="0" w:lastRowLastColumn="0"/>
-              <w:rPr>
-                <w:rFonts w:eastAsia="" w:cs=""/>
-                <w:kern w:val="0"/>
-                <w:lang w:eastAsia="ja-JP" w:bidi="ar-SA"/>
-              </w:rPr>
-            </w:pPr>
-            <w:r>
-              <w:rPr>
-                <w:rFonts w:eastAsia="" w:cs=""/>
-                <w:kern w:val="0"/>
-                <w:sz w:val="20"/>
-                <w:lang w:eastAsia="ja-JP" w:bidi="ar-SA"/>
-              </w:rPr>
-              <w:t>Legt fest ob PDF-AS externe URLS mit der Whitelist vergleicht.</w:t>
+                <w:rFonts w:eastAsia="" w:cs=""/>
+                <w:kern w:val="0"/>
+                <w:lang w:eastAsia="ja-JP" w:bidi="ar-SA"/>
+              </w:rPr>
+            </w:pPr>
+            <w:r>
+              <w:rPr>
+                <w:rFonts w:eastAsia="" w:cs=""/>
+                <w:kern w:val="0"/>
+                <w:sz w:val="20"/>
+                <w:lang w:eastAsia="ja-JP" w:bidi="ar-SA"/>
+              </w:rPr>
+              <w:t xml:space="preserve">Aktiviert oder Deaktiviert </w:t>
+            </w:r>
+            <w:r>
+              <w:rPr>
+                <w:rFonts w:eastAsia="" w:cs=""/>
+                <w:kern w:val="0"/>
+                <w:sz w:val="20"/>
+                <w:lang w:eastAsia="ja-JP" w:bidi="ar-SA"/>
+              </w:rPr>
+              <w:t>die implizite Signaturprüfung bei Signaturestellung via SOAP-Schnittstelle. Standardmäßig ist die aktiviert.</w:t>
             </w:r>
           </w:p>
         </w:tc>
@@ -4071,7 +4010,7 @@
         </w:trPr>
         <w:tc>
           <w:tcPr>
-            <w:tcW w:w="2016" w:type="dxa"/>
+            <w:tcW w:w="2015" w:type="dxa"/>
             <w:cnfStyle w:val="001000000000" w:firstRow="0" w:lastRow="0" w:firstColumn="1" w:lastColumn="0" w:oddVBand="0" w:evenVBand="0" w:oddHBand="0" w:evenHBand="0" w:firstRowFirstColumn="0" w:firstRowLastColumn="0" w:lastRowFirstColumn="0" w:lastRowLastColumn="0"/>
             <w:tcBorders>
               <w:top w:val="nil"/>
@@ -4098,7 +4037,7 @@
                 <w:sz w:val="16"/>
                 <w:lang w:eastAsia="ja-JP" w:bidi="ar-SA"/>
               </w:rPr>
-              <w:t>whitelist.url.*</w:t>
+              <w:t>Soap.verify.enabled</w:t>
             </w:r>
           </w:p>
         </w:tc>
@@ -4131,13 +4070,13 @@
                 <w:sz w:val="20"/>
                 <w:lang w:eastAsia="ja-JP" w:bidi="ar-SA"/>
               </w:rPr>
-              <w:t>JavaRegularExpression</w:t>
-            </w:r>
-          </w:p>
-        </w:tc>
-        <w:tc>
-          <w:tcPr>
-            <w:tcW w:w="5434" w:type="dxa"/>
+              <w:t>true | false</w:t>
+            </w:r>
+          </w:p>
+        </w:tc>
+        <w:tc>
+          <w:tcPr>
+            <w:tcW w:w="5435" w:type="dxa"/>
             <w:tcBorders>
               <w:top w:val="nil"/>
               <w:bottom w:val="nil"/>
@@ -4164,7 +4103,7 @@
                 <w:sz w:val="20"/>
                 <w:lang w:eastAsia="ja-JP" w:bidi="ar-SA"/>
               </w:rPr>
-              <w:t>Eine Liste von Regular Expressions die eine Whitelist für externe URLS in PDF-AS festlegen.</w:t>
+              <w:t>Aktiviert oder Deaktiviert die SOAP-Schnittstelle für Verifikation. Standardmäßig ist die SOAP-Schnittstelle deaktiviert.</w:t>
             </w:r>
           </w:p>
         </w:tc>
@@ -4173,7 +4112,7 @@
         <w:trPr/>
         <w:tc>
           <w:tcPr>
-            <w:tcW w:w="2016" w:type="dxa"/>
+            <w:tcW w:w="2015" w:type="dxa"/>
             <w:cnfStyle w:val="001000000000" w:firstRow="0" w:lastRow="0" w:firstColumn="1" w:lastColumn="0" w:oddVBand="0" w:evenVBand="0" w:oddHBand="0" w:evenHBand="0" w:firstRowFirstColumn="0" w:firstRowLastColumn="0" w:lastRowFirstColumn="0" w:lastRowLastColumn="0"/>
             <w:tcBorders>
               <w:top w:val="nil"/>
@@ -4200,7 +4139,7 @@
                 <w:sz w:val="16"/>
                 <w:lang w:eastAsia="ja-JP" w:bidi="ar-SA"/>
               </w:rPr>
-              <w:t>request.store</w:t>
+              <w:t>whitelist.enabled</w:t>
             </w:r>
           </w:p>
         </w:tc>
@@ -4233,13 +4172,13 @@
                 <w:sz w:val="20"/>
                 <w:lang w:eastAsia="ja-JP" w:bidi="ar-SA"/>
               </w:rPr>
-              <w:t>at.gv.egiz.pdfas.web.store.InMemoryRequestStore | at.gv.egiz.pdfas.web.store.DBRequestStore</w:t>
-            </w:r>
-          </w:p>
-        </w:tc>
-        <w:tc>
-          <w:tcPr>
-            <w:tcW w:w="5434" w:type="dxa"/>
+              <w:t>true | false</w:t>
+            </w:r>
+          </w:p>
+        </w:tc>
+        <w:tc>
+          <w:tcPr>
+            <w:tcW w:w="5435" w:type="dxa"/>
             <w:tcBorders>
               <w:top w:val="nil"/>
               <w:bottom w:val="nil"/>
@@ -4266,7 +4205,7 @@
                 <w:sz w:val="20"/>
                 <w:lang w:eastAsia="ja-JP" w:bidi="ar-SA"/>
               </w:rPr>
-              <w:t>Legt die Implementierung des Requeststores fest. Nur wenn PDF-AS im Cluster verwendet wird und per SOAP-Schnittstelle eine clientbasierte Signatur erstellt werden soll, sollte dieser Parameter vom InMemoryRequestStore auf den DBRequestStore gestellt werden. Wenn hier der DBReqeustStore verwendet wird, speichert PDF-AS Web Signaturrequests, die per SOAP-Schnittstelle kommen und vom Benutzer bearbeitet werden müssen in eine Datenbank. In diesem Fall müssen die Eigenschaften hibernate.props.* entsprechenden festgelegt werden.</w:t>
+              <w:t>Legt fest ob PDF-AS externe URLS mit der Whitelist vergleicht.</w:t>
             </w:r>
           </w:p>
         </w:tc>
@@ -4277,7 +4216,7 @@
         </w:trPr>
         <w:tc>
           <w:tcPr>
-            <w:tcW w:w="2016" w:type="dxa"/>
+            <w:tcW w:w="2015" w:type="dxa"/>
             <w:cnfStyle w:val="001000000000" w:firstRow="0" w:lastRow="0" w:firstColumn="1" w:lastColumn="0" w:oddVBand="0" w:evenVBand="0" w:oddHBand="0" w:evenHBand="0" w:firstRowFirstColumn="0" w:firstRowLastColumn="0" w:lastRowFirstColumn="0" w:lastRowLastColumn="0"/>
             <w:tcBorders>
               <w:top w:val="nil"/>
@@ -4304,7 +4243,7 @@
                 <w:sz w:val="16"/>
                 <w:lang w:eastAsia="ja-JP" w:bidi="ar-SA"/>
               </w:rPr>
-              <w:t>request.db.timeout</w:t>
+              <w:t>whitelist.url.*</w:t>
             </w:r>
           </w:p>
         </w:tc>
@@ -4337,13 +4276,13 @@
                 <w:sz w:val="20"/>
                 <w:lang w:eastAsia="ja-JP" w:bidi="ar-SA"/>
               </w:rPr>
-              <w:t>Number</w:t>
-            </w:r>
-          </w:p>
-        </w:tc>
-        <w:tc>
-          <w:tcPr>
-            <w:tcW w:w="5434" w:type="dxa"/>
+              <w:t>JavaRegularExpression</w:t>
+            </w:r>
+          </w:p>
+        </w:tc>
+        <w:tc>
+          <w:tcPr>
+            <w:tcW w:w="5435" w:type="dxa"/>
             <w:tcBorders>
               <w:top w:val="nil"/>
               <w:bottom w:val="nil"/>
@@ -4370,7 +4309,7 @@
                 <w:sz w:val="20"/>
                 <w:lang w:eastAsia="ja-JP" w:bidi="ar-SA"/>
               </w:rPr>
-              <w:t>Gibt die Anzahl der Sekunden an, die ein Signaturrequest in der Datenbank gespeichert wird.</w:t>
+              <w:t>Eine Liste von Regular Expressions die eine Whitelist für externe URLS in PDF-AS festlegen.</w:t>
             </w:r>
           </w:p>
         </w:tc>
@@ -4379,7 +4318,7 @@
         <w:trPr/>
         <w:tc>
           <w:tcPr>
-            <w:tcW w:w="2016" w:type="dxa"/>
+            <w:tcW w:w="2015" w:type="dxa"/>
             <w:cnfStyle w:val="001000000000" w:firstRow="0" w:lastRow="0" w:firstColumn="1" w:lastColumn="0" w:oddVBand="0" w:evenVBand="0" w:oddHBand="0" w:evenHBand="0" w:firstRowFirstColumn="0" w:firstRowLastColumn="0" w:lastRowFirstColumn="0" w:lastRowLastColumn="0"/>
             <w:tcBorders>
               <w:top w:val="nil"/>
@@ -4406,7 +4345,7 @@
                 <w:sz w:val="16"/>
                 <w:lang w:eastAsia="ja-JP" w:bidi="ar-SA"/>
               </w:rPr>
-              <w:t>hibernate.props.*</w:t>
+              <w:t>request.store</w:t>
             </w:r>
           </w:p>
         </w:tc>
@@ -4439,13 +4378,13 @@
                 <w:sz w:val="20"/>
                 <w:lang w:eastAsia="ja-JP" w:bidi="ar-SA"/>
               </w:rPr>
-              <w:t>Sammlung von Eigenschaften</w:t>
-            </w:r>
-          </w:p>
-        </w:tc>
-        <w:tc>
-          <w:tcPr>
-            <w:tcW w:w="5434" w:type="dxa"/>
+              <w:t>at.gv.egiz.pdfas.web.store.InMemoryRequestStore | at.gv.egiz.pdfas.web.store.DBRequestStore</w:t>
+            </w:r>
+          </w:p>
+        </w:tc>
+        <w:tc>
+          <w:tcPr>
+            <w:tcW w:w="5435" w:type="dxa"/>
             <w:tcBorders>
               <w:top w:val="nil"/>
               <w:bottom w:val="nil"/>
@@ -4472,7 +4411,7 @@
                 <w:sz w:val="20"/>
                 <w:lang w:eastAsia="ja-JP" w:bidi="ar-SA"/>
               </w:rPr>
-              <w:t>Alle Eigenschaften die unter diesem Prefix eingetragen sind dienen der Konfiguration von Hibernate für die Datenbankverbindung des DBRequestStore. Wenn dieser nicht konfiguriert ist, benötigt PDF-AS Web keine Datenbank. Ein komplettes Beispiel für diese Parameter ist in der Beispielkonfiguration in diesem Dokument zu finden.</w:t>
+              <w:t>Legt die Implementierung des Requeststores fest. Nur wenn PDF-AS im Cluster verwendet wird und per SOAP-Schnittstelle eine clientbasierte Signatur erstellt werden soll, sollte dieser Parameter vom InMemoryRequestStore auf den DBRequestStore gestellt werden. Wenn hier der DBReqeustStore verwendet wird, speichert PDF-AS Web Signaturrequests, die per SOAP-Schnittstelle kommen und vom Benutzer bearbeitet werden müssen in eine Datenbank. In diesem Fall müssen die Eigenschaften hibernate.props.* entsprechenden festgelegt werden.</w:t>
             </w:r>
           </w:p>
         </w:tc>
@@ -4483,7 +4422,7 @@
         </w:trPr>
         <w:tc>
           <w:tcPr>
-            <w:tcW w:w="2016" w:type="dxa"/>
+            <w:tcW w:w="2015" w:type="dxa"/>
             <w:cnfStyle w:val="001000000000" w:firstRow="0" w:lastRow="0" w:firstColumn="1" w:lastColumn="0" w:oddVBand="0" w:evenVBand="0" w:oddHBand="0" w:evenHBand="0" w:firstRowFirstColumn="0" w:firstRowLastColumn="0" w:lastRowFirstColumn="0" w:lastRowLastColumn="0"/>
             <w:tcBorders>
               <w:top w:val="nil"/>
@@ -4510,7 +4449,7 @@
                 <w:sz w:val="16"/>
                 <w:lang w:eastAsia="ja-JP" w:bidi="ar-SA"/>
               </w:rPr>
-              <w:t>reload.pwd</w:t>
+              <w:t>request.db.timeout</w:t>
             </w:r>
           </w:p>
         </w:tc>
@@ -4543,13 +4482,13 @@
                 <w:sz w:val="20"/>
                 <w:lang w:eastAsia="ja-JP" w:bidi="ar-SA"/>
               </w:rPr>
-              <w:t>Text</w:t>
-            </w:r>
-          </w:p>
-        </w:tc>
-        <w:tc>
-          <w:tcPr>
-            <w:tcW w:w="5434" w:type="dxa"/>
+              <w:t>Number</w:t>
+            </w:r>
+          </w:p>
+        </w:tc>
+        <w:tc>
+          <w:tcPr>
+            <w:tcW w:w="5435" w:type="dxa"/>
             <w:tcBorders>
               <w:top w:val="nil"/>
               <w:bottom w:val="nil"/>
@@ -4576,7 +4515,7 @@
                 <w:sz w:val="20"/>
                 <w:lang w:eastAsia="ja-JP" w:bidi="ar-SA"/>
               </w:rPr>
-              <w:t>Passwort um die Konfiguration neu zu laden.</w:t>
+              <w:t>Gibt die Anzahl der Sekunden an, die ein Signaturrequest in der Datenbank gespeichert wird.</w:t>
             </w:r>
           </w:p>
         </w:tc>
@@ -4585,7 +4524,7 @@
         <w:trPr/>
         <w:tc>
           <w:tcPr>
-            <w:tcW w:w="2016" w:type="dxa"/>
+            <w:tcW w:w="2015" w:type="dxa"/>
             <w:cnfStyle w:val="001000000000" w:firstRow="0" w:lastRow="0" w:firstColumn="1" w:lastColumn="0" w:oddVBand="0" w:evenVBand="0" w:oddHBand="0" w:evenHBand="0" w:firstRowFirstColumn="0" w:firstRowLastColumn="0" w:lastRowFirstColumn="0" w:lastRowLastColumn="0"/>
             <w:tcBorders>
               <w:top w:val="nil"/>
@@ -4612,7 +4551,7 @@
                 <w:sz w:val="16"/>
                 <w:lang w:eastAsia="ja-JP" w:bidi="ar-SA"/>
               </w:rPr>
-              <w:t>reload.enabled</w:t>
+              <w:t>hibernate.props.*</w:t>
             </w:r>
           </w:p>
         </w:tc>
@@ -4645,13 +4584,13 @@
                 <w:sz w:val="20"/>
                 <w:lang w:eastAsia="ja-JP" w:bidi="ar-SA"/>
               </w:rPr>
-              <w:t>true | false</w:t>
-            </w:r>
-          </w:p>
-        </w:tc>
-        <w:tc>
-          <w:tcPr>
-            <w:tcW w:w="5434" w:type="dxa"/>
+              <w:t>Sammlung von Eigenschaften</w:t>
+            </w:r>
+          </w:p>
+        </w:tc>
+        <w:tc>
+          <w:tcPr>
+            <w:tcW w:w="5435" w:type="dxa"/>
             <w:tcBorders>
               <w:top w:val="nil"/>
               <w:bottom w:val="nil"/>
@@ -4678,7 +4617,7 @@
                 <w:sz w:val="20"/>
                 <w:lang w:eastAsia="ja-JP" w:bidi="ar-SA"/>
               </w:rPr>
-              <w:t>Aktiviert bzw. Deaktiviert das Servlet um die Konfiguration neu zu laden.</w:t>
+              <w:t>Alle Eigenschaften die unter diesem Prefix eingetragen sind dienen der Konfiguration von Hibernate für die Datenbankverbindung des DBRequestStore. Wenn dieser nicht konfiguriert ist, benötigt PDF-AS Web keine Datenbank. Ein komplettes Beispiel für diese Parameter ist in der Beispielkonfiguration in diesem Dokument zu finden.</w:t>
             </w:r>
           </w:p>
         </w:tc>
@@ -4689,7 +4628,7 @@
         </w:trPr>
         <w:tc>
           <w:tcPr>
-            <w:tcW w:w="2016" w:type="dxa"/>
+            <w:tcW w:w="2015" w:type="dxa"/>
             <w:cnfStyle w:val="001000000000" w:firstRow="0" w:lastRow="0" w:firstColumn="1" w:lastColumn="0" w:oddVBand="0" w:evenVBand="0" w:oddHBand="0" w:evenHBand="0" w:firstRowFirstColumn="0" w:firstRowLastColumn="0" w:lastRowFirstColumn="0" w:lastRowLastColumn="0"/>
             <w:tcBorders>
               <w:top w:val="nil"/>
@@ -4716,7 +4655,7 @@
                 <w:sz w:val="16"/>
                 <w:lang w:eastAsia="ja-JP" w:bidi="ar-SA"/>
               </w:rPr>
-              <w:t>allow.ext.overwrite</w:t>
+              <w:t>reload.pwd</w:t>
             </w:r>
           </w:p>
         </w:tc>
@@ -4749,13 +4688,13 @@
                 <w:sz w:val="20"/>
                 <w:lang w:eastAsia="ja-JP" w:bidi="ar-SA"/>
               </w:rPr>
-              <w:t>true | false</w:t>
-            </w:r>
-          </w:p>
-        </w:tc>
-        <w:tc>
-          <w:tcPr>
-            <w:tcW w:w="5434" w:type="dxa"/>
+              <w:t>Text</w:t>
+            </w:r>
+          </w:p>
+        </w:tc>
+        <w:tc>
+          <w:tcPr>
+            <w:tcW w:w="5435" w:type="dxa"/>
             <w:tcBorders>
               <w:top w:val="nil"/>
               <w:bottom w:val="nil"/>
@@ -4782,26 +4721,7 @@
                 <w:sz w:val="20"/>
                 <w:lang w:eastAsia="ja-JP" w:bidi="ar-SA"/>
               </w:rPr>
-              <w:t xml:space="preserve">Ist dieser Paramter auf true gesetzt, erlaubt PDF-AS-WEB externen Anwendungen Konfigurationseinträge zu überschreiben. </w:t>
-            </w:r>
-            <w:r>
-              <w:rPr>
-                <w:rFonts w:eastAsia="" w:cs=""/>
-                <w:b/>
-                <w:kern w:val="0"/>
-                <w:sz w:val="20"/>
-                <w:lang w:eastAsia="ja-JP" w:bidi="ar-SA"/>
-              </w:rPr>
-              <w:t>Achtung</w:t>
-            </w:r>
-            <w:r>
-              <w:rPr>
-                <w:rFonts w:eastAsia="" w:cs=""/>
-                <w:kern w:val="0"/>
-                <w:sz w:val="20"/>
-                <w:lang w:eastAsia="ja-JP" w:bidi="ar-SA"/>
-              </w:rPr>
-              <w:t>: Es können nur Einträge der PDF-AS Konfiguration (cfg/config.properties), nicht jedoch aus der PDF-AS-WEB Konfiguration (pdf-as-web.properties) überschrieben werden.</w:t>
+              <w:t>Passwort um die Konfiguration neu zu laden.</w:t>
             </w:r>
           </w:p>
         </w:tc>
@@ -4810,7 +4730,7 @@
         <w:trPr/>
         <w:tc>
           <w:tcPr>
-            <w:tcW w:w="2016" w:type="dxa"/>
+            <w:tcW w:w="2015" w:type="dxa"/>
             <w:cnfStyle w:val="001000000000" w:firstRow="0" w:lastRow="0" w:firstColumn="1" w:lastColumn="0" w:oddVBand="0" w:evenVBand="0" w:oddHBand="0" w:evenHBand="0" w:firstRowFirstColumn="0" w:firstRowLastColumn="0" w:lastRowFirstColumn="0" w:lastRowLastColumn="0"/>
             <w:tcBorders>
               <w:top w:val="nil"/>
@@ -4837,7 +4757,7 @@
                 <w:sz w:val="16"/>
                 <w:lang w:eastAsia="ja-JP" w:bidi="ar-SA"/>
               </w:rPr>
-              <w:t>ext.overwrite.wl.*</w:t>
+              <w:t>reload.enabled</w:t>
             </w:r>
           </w:p>
         </w:tc>
@@ -4870,13 +4790,13 @@
                 <w:sz w:val="20"/>
                 <w:lang w:eastAsia="ja-JP" w:bidi="ar-SA"/>
               </w:rPr>
-              <w:t>JavaRegularExpression</w:t>
-            </w:r>
-          </w:p>
-        </w:tc>
-        <w:tc>
-          <w:tcPr>
-            <w:tcW w:w="5434" w:type="dxa"/>
+              <w:t>true | false</w:t>
+            </w:r>
+          </w:p>
+        </w:tc>
+        <w:tc>
+          <w:tcPr>
+            <w:tcW w:w="5435" w:type="dxa"/>
             <w:tcBorders>
               <w:top w:val="nil"/>
               <w:bottom w:val="nil"/>
@@ -4903,7 +4823,7 @@
                 <w:sz w:val="20"/>
                 <w:lang w:eastAsia="ja-JP" w:bidi="ar-SA"/>
               </w:rPr>
-              <w:t>Eine Liste von Regular Expressions die eine Whitelist für Konfigurationseinträge die von externen Anwendungen überschrieben werden können festlegen.</w:t>
+              <w:t>Aktiviert bzw. Deaktiviert das Servlet um die Konfiguration neu zu laden.</w:t>
             </w:r>
           </w:p>
         </w:tc>
@@ -4914,7 +4834,7 @@
         </w:trPr>
         <w:tc>
           <w:tcPr>
-            <w:tcW w:w="2016" w:type="dxa"/>
+            <w:tcW w:w="2015" w:type="dxa"/>
             <w:cnfStyle w:val="001000000000" w:firstRow="0" w:lastRow="0" w:firstColumn="1" w:lastColumn="0" w:oddVBand="0" w:evenVBand="0" w:oddHBand="0" w:evenHBand="0" w:firstRowFirstColumn="0" w:firstRowLastColumn="0" w:lastRowFirstColumn="0" w:lastRowLastColumn="0"/>
             <w:tcBorders>
               <w:top w:val="nil"/>
@@ -4941,28 +4861,7 @@
                 <w:sz w:val="16"/>
                 <w:lang w:eastAsia="ja-JP" w:bidi="ar-SA"/>
               </w:rPr>
-              <w:t>qr.placeholder.generator.enabled</w:t>
-            </w:r>
-          </w:p>
-          <w:p>
-            <w:pPr>
-              <w:pStyle w:val="Normal"/>
-              <w:widowControl w:val="false"/>
-              <w:suppressAutoHyphens w:val="true"/>
-              <w:spacing w:lineRule="auto" w:line="240" w:before="60" w:after="60"/>
-              <w:rPr>
-                <w:rFonts w:eastAsia="" w:cs=""/>
-                <w:kern w:val="0"/>
-                <w:lang w:eastAsia="ja-JP" w:bidi="ar-SA"/>
-              </w:rPr>
-            </w:pPr>
-            <w:r>
-              <w:rPr>
-                <w:rFonts w:eastAsia="" w:cs=""/>
-                <w:kern w:val="0"/>
-                <w:sz w:val="16"/>
-                <w:lang w:eastAsia="ja-JP" w:bidi="ar-SA"/>
-              </w:rPr>
+              <w:t>allow.ext.overwrite</w:t>
             </w:r>
           </w:p>
         </w:tc>
@@ -5001,7 +4900,7 @@
         </w:tc>
         <w:tc>
           <w:tcPr>
-            <w:tcW w:w="5434" w:type="dxa"/>
+            <w:tcW w:w="5435" w:type="dxa"/>
             <w:tcBorders>
               <w:top w:val="nil"/>
               <w:bottom w:val="nil"/>
@@ -5028,7 +4927,26 @@
                 <w:sz w:val="20"/>
                 <w:lang w:eastAsia="ja-JP" w:bidi="ar-SA"/>
               </w:rPr>
-              <w:t>Ist dieser Paramter auf true gesetzt, kann das Platzhalter Servlet verwendet werden.</w:t>
+              <w:t xml:space="preserve">Ist dieser Paramter auf true gesetzt, erlaubt PDF-AS-WEB externen Anwendungen Konfigurationseinträge zu überschreiben. </w:t>
+            </w:r>
+            <w:r>
+              <w:rPr>
+                <w:rFonts w:eastAsia="" w:cs=""/>
+                <w:b/>
+                <w:kern w:val="0"/>
+                <w:sz w:val="20"/>
+                <w:lang w:eastAsia="ja-JP" w:bidi="ar-SA"/>
+              </w:rPr>
+              <w:t>Achtung</w:t>
+            </w:r>
+            <w:r>
+              <w:rPr>
+                <w:rFonts w:eastAsia="" w:cs=""/>
+                <w:kern w:val="0"/>
+                <w:sz w:val="20"/>
+                <w:lang w:eastAsia="ja-JP" w:bidi="ar-SA"/>
+              </w:rPr>
+              <w:t>: Es können nur Einträge der PDF-AS Konfiguration (cfg/config.properties), nicht jedoch aus der PDF-AS-WEB Konfiguration (pdf-as-web.properties) überschrieben werden.</w:t>
             </w:r>
           </w:p>
         </w:tc>
@@ -5037,7 +4955,7 @@
         <w:trPr/>
         <w:tc>
           <w:tcPr>
-            <w:tcW w:w="2016" w:type="dxa"/>
+            <w:tcW w:w="2015" w:type="dxa"/>
             <w:cnfStyle w:val="001000000000" w:firstRow="0" w:lastRow="0" w:firstColumn="1" w:lastColumn="0" w:oddVBand="0" w:evenVBand="0" w:oddHBand="0" w:evenHBand="0" w:firstRowFirstColumn="0" w:firstRowLastColumn="0" w:lastRowFirstColumn="0" w:lastRowLastColumn="0"/>
             <w:tcBorders>
               <w:top w:val="nil"/>
@@ -5052,35 +4970,19 @@
               <w:suppressAutoHyphens w:val="true"/>
               <w:spacing w:lineRule="auto" w:line="240" w:before="60" w:after="60"/>
               <w:rPr>
-                <w:color w:val="auto"/>
-              </w:rPr>
-            </w:pPr>
-            <w:r>
-              <w:rPr>
-                <w:rFonts w:eastAsia="" w:cs=""/>
-                <w:color w:val="auto"/>
+                <w:rFonts w:eastAsia="" w:cs=""/>
+                <w:kern w:val="0"/>
+                <w:lang w:eastAsia="ja-JP" w:bidi="ar-SA"/>
+              </w:rPr>
+            </w:pPr>
+            <w:r>
+              <w:rPr>
+                <w:rFonts w:eastAsia="" w:cs=""/>
                 <w:kern w:val="0"/>
                 <w:sz w:val="16"/>
                 <w:lang w:eastAsia="ja-JP" w:bidi="ar-SA"/>
               </w:rPr>
-              <w:t>sl20.sign.enabled</w:t>
-            </w:r>
-          </w:p>
-          <w:p>
-            <w:pPr>
-              <w:pStyle w:val="Normal"/>
-              <w:widowControl w:val="false"/>
-              <w:suppressAutoHyphens w:val="true"/>
-              <w:spacing w:lineRule="auto" w:line="240" w:before="60" w:after="60"/>
-              <w:rPr>
-                <w:color w:val="auto"/>
-              </w:rPr>
-            </w:pPr>
-            <w:r>
-              <w:rPr>
-                <w:color w:val="auto"/>
-                <w:sz w:val="16"/>
-              </w:rPr>
+              <w:t>ext.overwrite.wl.*</w:t>
             </w:r>
           </w:p>
         </w:tc>
@@ -5103,25 +5005,23 @@
               <w:rPr>
                 <w:i/>
                 <w:i/>
-                <w:color w:val="auto"/>
               </w:rPr>
             </w:pPr>
             <w:r>
               <w:rPr>
                 <w:rFonts w:eastAsia="" w:cs=""/>
                 <w:i/>
-                <w:color w:val="auto"/>
-                <w:kern w:val="0"/>
-                <w:sz w:val="20"/>
-                <w:lang w:eastAsia="ja-JP" w:bidi="ar-SA"/>
-              </w:rPr>
-              <w:t>true | false</w:t>
-            </w:r>
-          </w:p>
-        </w:tc>
-        <w:tc>
-          <w:tcPr>
-            <w:tcW w:w="5434" w:type="dxa"/>
+                <w:kern w:val="0"/>
+                <w:sz w:val="20"/>
+                <w:lang w:eastAsia="ja-JP" w:bidi="ar-SA"/>
+              </w:rPr>
+              <w:t>JavaRegularExpression</w:t>
+            </w:r>
+          </w:p>
+        </w:tc>
+        <w:tc>
+          <w:tcPr>
+            <w:tcW w:w="5435" w:type="dxa"/>
             <w:tcBorders>
               <w:top w:val="nil"/>
               <w:bottom w:val="nil"/>
@@ -5136,18 +5036,19 @@
               <w:spacing w:lineRule="auto" w:line="240" w:before="60" w:after="60"/>
               <w:cnfStyle w:val="000000000000" w:firstRow="0" w:lastRow="0" w:firstColumn="0" w:lastColumn="0" w:oddVBand="0" w:evenVBand="0" w:oddHBand="0" w:evenHBand="0" w:firstRowFirstColumn="0" w:firstRowLastColumn="0" w:lastRowFirstColumn="0" w:lastRowLastColumn="0"/>
               <w:rPr>
-                <w:color w:val="auto"/>
-              </w:rPr>
-            </w:pPr>
-            <w:r>
-              <w:rPr>
-                <w:rFonts w:eastAsia="" w:cs=""/>
-                <w:color w:val="auto"/>
-                <w:kern w:val="0"/>
-                <w:sz w:val="20"/>
-                <w:lang w:eastAsia="ja-JP" w:bidi="ar-SA"/>
-              </w:rPr>
-              <w:t>Ist dieser Paramter auf true gesetzt, kann die Security-Layer 2.0 Schnittstelle verwendet werden.</w:t>
+                <w:rFonts w:eastAsia="" w:cs=""/>
+                <w:kern w:val="0"/>
+                <w:lang w:eastAsia="ja-JP" w:bidi="ar-SA"/>
+              </w:rPr>
+            </w:pPr>
+            <w:r>
+              <w:rPr>
+                <w:rFonts w:eastAsia="" w:cs=""/>
+                <w:kern w:val="0"/>
+                <w:sz w:val="20"/>
+                <w:lang w:eastAsia="ja-JP" w:bidi="ar-SA"/>
+              </w:rPr>
+              <w:t>Eine Liste von Regular Expressions die eine Whitelist für Konfigurationseinträge die von externen Anwendungen überschrieben werden können festlegen.</w:t>
             </w:r>
           </w:p>
         </w:tc>
@@ -5158,7 +5059,7 @@
         </w:trPr>
         <w:tc>
           <w:tcPr>
-            <w:tcW w:w="2016" w:type="dxa"/>
+            <w:tcW w:w="2015" w:type="dxa"/>
             <w:cnfStyle w:val="001000000000" w:firstRow="0" w:lastRow="0" w:firstColumn="1" w:lastColumn="0" w:oddVBand="0" w:evenVBand="0" w:oddHBand="0" w:evenHBand="0" w:firstRowFirstColumn="0" w:firstRowLastColumn="0" w:lastRowFirstColumn="0" w:lastRowLastColumn="0"/>
             <w:tcBorders>
               <w:top w:val="nil"/>
@@ -5173,6 +5074,129 @@
               <w:suppressAutoHyphens w:val="true"/>
               <w:spacing w:lineRule="auto" w:line="240" w:before="60" w:after="60"/>
               <w:rPr>
+                <w:rFonts w:eastAsia="" w:cs=""/>
+                <w:kern w:val="0"/>
+                <w:lang w:eastAsia="ja-JP" w:bidi="ar-SA"/>
+              </w:rPr>
+            </w:pPr>
+            <w:r>
+              <w:rPr>
+                <w:rFonts w:eastAsia="" w:cs=""/>
+                <w:kern w:val="0"/>
+                <w:sz w:val="16"/>
+                <w:lang w:eastAsia="ja-JP" w:bidi="ar-SA"/>
+              </w:rPr>
+              <w:t>qr.placeholder.generator.enabled</w:t>
+            </w:r>
+          </w:p>
+          <w:p>
+            <w:pPr>
+              <w:pStyle w:val="Normal"/>
+              <w:widowControl w:val="false"/>
+              <w:suppressAutoHyphens w:val="true"/>
+              <w:spacing w:lineRule="auto" w:line="240" w:before="60" w:after="60"/>
+              <w:rPr>
+                <w:rFonts w:eastAsia="" w:cs=""/>
+                <w:kern w:val="0"/>
+                <w:lang w:eastAsia="ja-JP" w:bidi="ar-SA"/>
+              </w:rPr>
+            </w:pPr>
+            <w:r>
+              <w:rPr>
+                <w:rFonts w:eastAsia="" w:cs=""/>
+                <w:kern w:val="0"/>
+                <w:sz w:val="16"/>
+                <w:lang w:eastAsia="ja-JP" w:bidi="ar-SA"/>
+              </w:rPr>
+            </w:r>
+          </w:p>
+        </w:tc>
+        <w:tc>
+          <w:tcPr>
+            <w:tcW w:w="2909" w:type="dxa"/>
+            <w:tcBorders>
+              <w:top w:val="nil"/>
+              <w:bottom w:val="nil"/>
+            </w:tcBorders>
+            <w:shd w:color="auto" w:fill="DDDBD5" w:themeFill="text2" w:themeFillTint="33" w:val="clear"/>
+          </w:tcPr>
+          <w:p>
+            <w:pPr>
+              <w:pStyle w:val="Normal"/>
+              <w:widowControl w:val="false"/>
+              <w:suppressAutoHyphens w:val="true"/>
+              <w:spacing w:lineRule="auto" w:line="240" w:before="60" w:after="60"/>
+              <w:cnfStyle w:val="000000010000" w:firstRow="0" w:lastRow="0" w:firstColumn="0" w:lastColumn="0" w:oddVBand="0" w:evenVBand="0" w:oddHBand="0" w:evenHBand="1" w:firstRowFirstColumn="0" w:firstRowLastColumn="0" w:lastRowFirstColumn="0" w:lastRowLastColumn="0"/>
+              <w:rPr>
+                <w:i/>
+                <w:i/>
+              </w:rPr>
+            </w:pPr>
+            <w:r>
+              <w:rPr>
+                <w:rFonts w:eastAsia="" w:cs=""/>
+                <w:i/>
+                <w:kern w:val="0"/>
+                <w:sz w:val="20"/>
+                <w:lang w:eastAsia="ja-JP" w:bidi="ar-SA"/>
+              </w:rPr>
+              <w:t>true | false</w:t>
+            </w:r>
+          </w:p>
+        </w:tc>
+        <w:tc>
+          <w:tcPr>
+            <w:tcW w:w="5435" w:type="dxa"/>
+            <w:tcBorders>
+              <w:top w:val="nil"/>
+              <w:bottom w:val="nil"/>
+            </w:tcBorders>
+            <w:shd w:color="auto" w:fill="DDDBD5" w:themeFill="text2" w:themeFillTint="33" w:val="clear"/>
+          </w:tcPr>
+          <w:p>
+            <w:pPr>
+              <w:pStyle w:val="Normal"/>
+              <w:widowControl w:val="false"/>
+              <w:suppressAutoHyphens w:val="true"/>
+              <w:spacing w:lineRule="auto" w:line="240" w:before="60" w:after="60"/>
+              <w:cnfStyle w:val="000000010000" w:firstRow="0" w:lastRow="0" w:firstColumn="0" w:lastColumn="0" w:oddVBand="0" w:evenVBand="0" w:oddHBand="0" w:evenHBand="1" w:firstRowFirstColumn="0" w:firstRowLastColumn="0" w:lastRowFirstColumn="0" w:lastRowLastColumn="0"/>
+              <w:rPr>
+                <w:rFonts w:eastAsia="" w:cs=""/>
+                <w:kern w:val="0"/>
+                <w:lang w:eastAsia="ja-JP" w:bidi="ar-SA"/>
+              </w:rPr>
+            </w:pPr>
+            <w:r>
+              <w:rPr>
+                <w:rFonts w:eastAsia="" w:cs=""/>
+                <w:kern w:val="0"/>
+                <w:sz w:val="20"/>
+                <w:lang w:eastAsia="ja-JP" w:bidi="ar-SA"/>
+              </w:rPr>
+              <w:t>Ist dieser Paramter auf true gesetzt, kann das Platzhalter Servlet verwendet werden.</w:t>
+            </w:r>
+          </w:p>
+        </w:tc>
+      </w:tr>
+      <w:tr>
+        <w:trPr/>
+        <w:tc>
+          <w:tcPr>
+            <w:tcW w:w="2015" w:type="dxa"/>
+            <w:cnfStyle w:val="001000000000" w:firstRow="0" w:lastRow="0" w:firstColumn="1" w:lastColumn="0" w:oddVBand="0" w:evenVBand="0" w:oddHBand="0" w:evenHBand="0" w:firstRowFirstColumn="0" w:firstRowLastColumn="0" w:lastRowFirstColumn="0" w:lastRowLastColumn="0"/>
+            <w:tcBorders>
+              <w:top w:val="nil"/>
+              <w:bottom w:val="nil"/>
+            </w:tcBorders>
+            <w:shd w:color="auto" w:fill="DDDBD5" w:themeFill="text2" w:themeFillTint="33" w:val="clear"/>
+          </w:tcPr>
+          <w:p>
+            <w:pPr>
+              <w:pStyle w:val="Normal"/>
+              <w:widowControl w:val="false"/>
+              <w:suppressAutoHyphens w:val="true"/>
+              <w:spacing w:lineRule="auto" w:line="240" w:before="60" w:after="60"/>
+              <w:rPr>
                 <w:color w:val="auto"/>
               </w:rPr>
             </w:pPr>
@@ -5184,7 +5208,24 @@
                 <w:sz w:val="16"/>
                 <w:lang w:eastAsia="ja-JP" w:bidi="ar-SA"/>
               </w:rPr>
-              <w:t>sl20.mobile.url</w:t>
+              <w:t>sl20.sign.enabled</w:t>
+            </w:r>
+          </w:p>
+          <w:p>
+            <w:pPr>
+              <w:pStyle w:val="Normal"/>
+              <w:widowControl w:val="false"/>
+              <w:suppressAutoHyphens w:val="true"/>
+              <w:spacing w:lineRule="auto" w:line="240" w:before="60" w:after="60"/>
+              <w:rPr>
+                <w:color w:val="auto"/>
+              </w:rPr>
+            </w:pPr>
+            <w:r>
+              <w:rPr>
+                <w:color w:val="auto"/>
+                <w:sz w:val="16"/>
+              </w:rPr>
             </w:r>
           </w:p>
         </w:tc>
@@ -5203,7 +5244,7 @@
               <w:widowControl w:val="false"/>
               <w:suppressAutoHyphens w:val="true"/>
               <w:spacing w:lineRule="auto" w:line="240" w:before="60" w:after="60"/>
-              <w:cnfStyle w:val="000000010000" w:firstRow="0" w:lastRow="0" w:firstColumn="0" w:lastColumn="0" w:oddVBand="0" w:evenVBand="0" w:oddHBand="0" w:evenHBand="1" w:firstRowFirstColumn="0" w:firstRowLastColumn="0" w:lastRowFirstColumn="0" w:lastRowLastColumn="0"/>
+              <w:cnfStyle w:val="000000000000" w:firstRow="0" w:lastRow="0" w:firstColumn="0" w:lastColumn="0" w:oddVBand="0" w:evenVBand="0" w:oddHBand="0" w:evenHBand="0" w:firstRowFirstColumn="0" w:firstRowLastColumn="0" w:lastRowFirstColumn="0" w:lastRowLastColumn="0"/>
               <w:rPr>
                 <w:i/>
                 <w:i/>
@@ -5219,142 +5260,39 @@
                 <w:sz w:val="20"/>
                 <w:lang w:eastAsia="ja-JP" w:bidi="ar-SA"/>
               </w:rPr>
-              <w:t>URL</w:t>
-            </w:r>
-          </w:p>
-        </w:tc>
-        <w:tc>
-          <w:tcPr>
-            <w:tcW w:w="5434" w:type="dxa"/>
-            <w:tcBorders>
-              <w:top w:val="nil"/>
-              <w:bottom w:val="nil"/>
-            </w:tcBorders>
-            <w:shd w:color="auto" w:fill="DDDBD5" w:themeFill="text2" w:themeFillTint="33" w:val="clear"/>
-          </w:tcPr>
-          <w:p>
-            <w:pPr>
-              <w:pStyle w:val="Normal"/>
-              <w:widowControl w:val="false"/>
-              <w:suppressAutoHyphens w:val="true"/>
-              <w:spacing w:lineRule="auto" w:line="240" w:before="60" w:after="60"/>
-              <w:cnfStyle w:val="000000010000" w:firstRow="0" w:lastRow="0" w:firstColumn="0" w:lastColumn="0" w:oddVBand="0" w:evenVBand="0" w:oddHBand="0" w:evenHBand="1" w:firstRowFirstColumn="0" w:firstRowLastColumn="0" w:lastRowFirstColumn="0" w:lastRowLastColumn="0"/>
+              <w:t>true | false</w:t>
+            </w:r>
+          </w:p>
+        </w:tc>
+        <w:tc>
+          <w:tcPr>
+            <w:tcW w:w="5435" w:type="dxa"/>
+            <w:tcBorders>
+              <w:top w:val="nil"/>
+              <w:bottom w:val="nil"/>
+            </w:tcBorders>
+            <w:shd w:color="auto" w:fill="DDDBD5" w:themeFill="text2" w:themeFillTint="33" w:val="clear"/>
+          </w:tcPr>
+          <w:p>
+            <w:pPr>
+              <w:pStyle w:val="Normal"/>
+              <w:widowControl w:val="false"/>
+              <w:suppressAutoHyphens w:val="true"/>
+              <w:spacing w:lineRule="auto" w:line="240" w:before="60" w:after="60"/>
+              <w:cnfStyle w:val="000000000000" w:firstRow="0" w:lastRow="0" w:firstColumn="0" w:lastColumn="0" w:oddVBand="0" w:evenVBand="0" w:oddHBand="0" w:evenHBand="0" w:firstRowFirstColumn="0" w:firstRowLastColumn="0" w:lastRowFirstColumn="0" w:lastRowLastColumn="0"/>
               <w:rPr>
                 <w:color w:val="auto"/>
               </w:rPr>
             </w:pPr>
             <w:r>
               <w:rPr>
-                <w:rStyle w:val="Tlidtranslation"/>
                 <w:rFonts w:eastAsia="" w:cs=""/>
                 <w:color w:val="auto"/>
                 <w:kern w:val="0"/>
                 <w:sz w:val="20"/>
                 <w:lang w:eastAsia="ja-JP" w:bidi="ar-SA"/>
               </w:rPr>
-              <w:t>URL zum SL 2.0 Endpunkt der Handysignatur.</w:t>
-            </w:r>
-          </w:p>
-        </w:tc>
-      </w:tr>
-      <w:tr>
-        <w:trPr/>
-        <w:tc>
-          <w:tcPr>
-            <w:tcW w:w="2016" w:type="dxa"/>
-            <w:cnfStyle w:val="001000000000" w:firstRow="0" w:lastRow="0" w:firstColumn="1" w:lastColumn="0" w:oddVBand="0" w:evenVBand="0" w:oddHBand="0" w:evenHBand="0" w:firstRowFirstColumn="0" w:firstRowLastColumn="0" w:lastRowFirstColumn="0" w:lastRowLastColumn="0"/>
-            <w:tcBorders>
-              <w:top w:val="nil"/>
-              <w:bottom w:val="nil"/>
-            </w:tcBorders>
-            <w:shd w:color="auto" w:fill="DDDBD5" w:themeFill="text2" w:themeFillTint="33" w:val="clear"/>
-          </w:tcPr>
-          <w:p>
-            <w:pPr>
-              <w:pStyle w:val="Normal"/>
-              <w:widowControl w:val="false"/>
-              <w:suppressAutoHyphens w:val="true"/>
-              <w:spacing w:lineRule="auto" w:line="240" w:before="60" w:after="60"/>
-              <w:rPr>
-                <w:color w:val="auto"/>
-              </w:rPr>
-            </w:pPr>
-            <w:r>
-              <w:rPr>
-                <w:rFonts w:eastAsia="" w:cs=""/>
-                <w:color w:val="auto"/>
-                <w:kern w:val="0"/>
-                <w:sz w:val="16"/>
-                <w:lang w:eastAsia="ja-JP" w:bidi="ar-SA"/>
-              </w:rPr>
-              <w:t>sl20.keystore.file</w:t>
-            </w:r>
-          </w:p>
-        </w:tc>
-        <w:tc>
-          <w:tcPr>
-            <w:tcW w:w="2909" w:type="dxa"/>
-            <w:tcBorders>
-              <w:top w:val="nil"/>
-              <w:bottom w:val="nil"/>
-            </w:tcBorders>
-            <w:shd w:color="auto" w:fill="DDDBD5" w:themeFill="text2" w:themeFillTint="33" w:val="clear"/>
-          </w:tcPr>
-          <w:p>
-            <w:pPr>
-              <w:pStyle w:val="Normal"/>
-              <w:widowControl w:val="false"/>
-              <w:suppressAutoHyphens w:val="true"/>
-              <w:spacing w:lineRule="auto" w:line="240" w:before="60" w:after="60"/>
-              <w:cnfStyle w:val="000000000000" w:firstRow="0" w:lastRow="0" w:firstColumn="0" w:lastColumn="0" w:oddVBand="0" w:evenVBand="0" w:oddHBand="0" w:evenHBand="0" w:firstRowFirstColumn="0" w:firstRowLastColumn="0" w:lastRowFirstColumn="0" w:lastRowLastColumn="0"/>
-              <w:rPr>
-                <w:i/>
-                <w:i/>
-                <w:color w:val="auto"/>
-              </w:rPr>
-            </w:pPr>
-            <w:r>
-              <w:rPr>
-                <w:rFonts w:eastAsia="" w:cs=""/>
-                <w:i/>
-                <w:color w:val="auto"/>
-                <w:kern w:val="0"/>
-                <w:sz w:val="20"/>
-                <w:lang w:eastAsia="ja-JP" w:bidi="ar-SA"/>
-              </w:rPr>
-              <w:t>Dateipfad</w:t>
-            </w:r>
-          </w:p>
-        </w:tc>
-        <w:tc>
-          <w:tcPr>
-            <w:tcW w:w="5434" w:type="dxa"/>
-            <w:tcBorders>
-              <w:top w:val="nil"/>
-              <w:bottom w:val="nil"/>
-            </w:tcBorders>
-            <w:shd w:color="auto" w:fill="DDDBD5" w:themeFill="text2" w:themeFillTint="33" w:val="clear"/>
-          </w:tcPr>
-          <w:p>
-            <w:pPr>
-              <w:pStyle w:val="Normal"/>
-              <w:widowControl w:val="false"/>
-              <w:suppressAutoHyphens w:val="true"/>
-              <w:spacing w:lineRule="auto" w:line="240" w:before="60" w:after="60"/>
-              <w:cnfStyle w:val="000000000000" w:firstRow="0" w:lastRow="0" w:firstColumn="0" w:lastColumn="0" w:oddVBand="0" w:evenVBand="0" w:oddHBand="0" w:evenHBand="0" w:firstRowFirstColumn="0" w:firstRowLastColumn="0" w:lastRowFirstColumn="0" w:lastRowLastColumn="0"/>
-              <w:rPr>
-                <w:color w:val="auto"/>
-              </w:rPr>
-            </w:pPr>
-            <w:r>
-              <w:rPr>
-                <w:rFonts w:eastAsia="" w:cs=""/>
-                <w:color w:val="auto"/>
-                <w:kern w:val="0"/>
-                <w:sz w:val="20"/>
-                <w:lang w:eastAsia="ja-JP" w:bidi="ar-SA"/>
-              </w:rPr>
-              <w:t>Keystore mit Schlüsselmaterial für SL 2.0.</w:t>
+              <w:t>Ist dieser Paramter auf true gesetzt, kann die Security-Layer 2.0 Schnittstelle verwendet werden.</w:t>
             </w:r>
           </w:p>
         </w:tc>
@@ -5365,7 +5303,7 @@
         </w:trPr>
         <w:tc>
           <w:tcPr>
-            <w:tcW w:w="2016" w:type="dxa"/>
+            <w:tcW w:w="2015" w:type="dxa"/>
             <w:cnfStyle w:val="001000000000" w:firstRow="0" w:lastRow="0" w:firstColumn="1" w:lastColumn="0" w:oddVBand="0" w:evenVBand="0" w:oddHBand="0" w:evenHBand="0" w:firstRowFirstColumn="0" w:firstRowLastColumn="0" w:lastRowFirstColumn="0" w:lastRowLastColumn="0"/>
             <w:tcBorders>
               <w:top w:val="nil"/>
@@ -5391,7 +5329,7 @@
                 <w:sz w:val="16"/>
                 <w:lang w:eastAsia="ja-JP" w:bidi="ar-SA"/>
               </w:rPr>
-              <w:t>sl20.keystore.type</w:t>
+              <w:t>sl20.mobile.url</w:t>
             </w:r>
           </w:p>
         </w:tc>
@@ -5426,13 +5364,13 @@
                 <w:sz w:val="20"/>
                 <w:lang w:eastAsia="ja-JP" w:bidi="ar-SA"/>
               </w:rPr>
-              <w:t>JKS | PKCS12</w:t>
-            </w:r>
-          </w:p>
-        </w:tc>
-        <w:tc>
-          <w:tcPr>
-            <w:tcW w:w="5434" w:type="dxa"/>
+              <w:t>URL</w:t>
+            </w:r>
+          </w:p>
+        </w:tc>
+        <w:tc>
+          <w:tcPr>
+            <w:tcW w:w="5435" w:type="dxa"/>
             <w:tcBorders>
               <w:top w:val="nil"/>
               <w:bottom w:val="nil"/>
@@ -5452,13 +5390,14 @@
             </w:pPr>
             <w:r>
               <w:rPr>
+                <w:rStyle w:val="Tlidtranslation"/>
                 <w:rFonts w:eastAsia="" w:cs=""/>
                 <w:color w:val="auto"/>
                 <w:kern w:val="0"/>
                 <w:sz w:val="20"/>
                 <w:lang w:eastAsia="ja-JP" w:bidi="ar-SA"/>
               </w:rPr>
-              <w:t>Type des Keystores.</w:t>
+              <w:t>URL zum SL 2.0 Endpunkt der Handysignatur.</w:t>
             </w:r>
           </w:p>
         </w:tc>
@@ -5467,7 +5406,7 @@
         <w:trPr/>
         <w:tc>
           <w:tcPr>
-            <w:tcW w:w="2016" w:type="dxa"/>
+            <w:tcW w:w="2015" w:type="dxa"/>
             <w:cnfStyle w:val="001000000000" w:firstRow="0" w:lastRow="0" w:firstColumn="1" w:lastColumn="0" w:oddVBand="0" w:evenVBand="0" w:oddHBand="0" w:evenHBand="0" w:firstRowFirstColumn="0" w:firstRowLastColumn="0" w:lastRowFirstColumn="0" w:lastRowLastColumn="0"/>
             <w:tcBorders>
               <w:top w:val="nil"/>
@@ -5493,7 +5432,7 @@
                 <w:sz w:val="16"/>
                 <w:lang w:eastAsia="ja-JP" w:bidi="ar-SA"/>
               </w:rPr>
-              <w:t>sl20.keystore.pass</w:t>
+              <w:t>sl20.keystore.file</w:t>
             </w:r>
           </w:p>
         </w:tc>
@@ -5528,13 +5467,13 @@
                 <w:sz w:val="20"/>
                 <w:lang w:eastAsia="ja-JP" w:bidi="ar-SA"/>
               </w:rPr>
-              <w:t>Passwort</w:t>
-            </w:r>
-          </w:p>
-        </w:tc>
-        <w:tc>
-          <w:tcPr>
-            <w:tcW w:w="5434" w:type="dxa"/>
+              <w:t>Dateipfad</w:t>
+            </w:r>
+          </w:p>
+        </w:tc>
+        <w:tc>
+          <w:tcPr>
+            <w:tcW w:w="5435" w:type="dxa"/>
             <w:tcBorders>
               <w:top w:val="nil"/>
               <w:bottom w:val="nil"/>
@@ -5560,7 +5499,7 @@
                 <w:sz w:val="20"/>
                 <w:lang w:eastAsia="ja-JP" w:bidi="ar-SA"/>
               </w:rPr>
-              <w:t>Das Passwort für den Keystore.</w:t>
+              <w:t>Keystore mit Schlüsselmaterial für SL 2.0.</w:t>
             </w:r>
           </w:p>
         </w:tc>
@@ -5571,7 +5510,7 @@
         </w:trPr>
         <w:tc>
           <w:tcPr>
-            <w:tcW w:w="2016" w:type="dxa"/>
+            <w:tcW w:w="2015" w:type="dxa"/>
             <w:cnfStyle w:val="001000000000" w:firstRow="0" w:lastRow="0" w:firstColumn="1" w:lastColumn="0" w:oddVBand="0" w:evenVBand="0" w:oddHBand="0" w:evenHBand="0" w:firstRowFirstColumn="0" w:firstRowLastColumn="0" w:lastRowFirstColumn="0" w:lastRowLastColumn="0"/>
             <w:tcBorders>
               <w:top w:val="nil"/>
@@ -5587,7 +5526,6 @@
               <w:spacing w:lineRule="auto" w:line="240" w:before="60" w:after="60"/>
               <w:rPr>
                 <w:color w:val="auto"/>
-                <w:lang w:val="en-US"/>
               </w:rPr>
             </w:pPr>
             <w:r>
@@ -5596,28 +5534,9 @@
                 <w:color w:val="auto"/>
                 <w:kern w:val="0"/>
                 <w:sz w:val="16"/>
-                <w:lang w:val="en-US" w:eastAsia="ja-JP" w:bidi="ar-SA"/>
-              </w:rPr>
-              <w:t>sl20.keystore.sign.key.alias</w:t>
-            </w:r>
-          </w:p>
-          <w:p>
-            <w:pPr>
-              <w:pStyle w:val="Normal"/>
-              <w:widowControl w:val="false"/>
-              <w:suppressAutoHyphens w:val="true"/>
-              <w:spacing w:lineRule="auto" w:line="240" w:before="60" w:after="60"/>
-              <w:rPr>
-                <w:color w:val="auto"/>
-                <w:lang w:val="en-US"/>
-              </w:rPr>
-            </w:pPr>
-            <w:r>
-              <w:rPr>
-                <w:color w:val="auto"/>
-                <w:sz w:val="16"/>
-                <w:lang w:val="en-US"/>
-              </w:rPr>
+                <w:lang w:eastAsia="ja-JP" w:bidi="ar-SA"/>
+              </w:rPr>
+              <w:t>sl20.keystore.type</w:t>
             </w:r>
           </w:p>
         </w:tc>
@@ -5641,22 +5560,24 @@
                 <w:i/>
                 <w:i/>
                 <w:color w:val="auto"/>
-                <w:lang w:val="en-US"/>
-              </w:rPr>
-            </w:pPr>
-            <w:r>
-              <w:rPr>
+              </w:rPr>
+            </w:pPr>
+            <w:r>
+              <w:rPr>
+                <w:rFonts w:eastAsia="" w:cs=""/>
                 <w:i/>
                 <w:color w:val="auto"/>
-                <w:sz w:val="20"/>
-                <w:lang w:val="en-US"/>
-              </w:rPr>
-            </w:r>
-          </w:p>
-        </w:tc>
-        <w:tc>
-          <w:tcPr>
-            <w:tcW w:w="5434" w:type="dxa"/>
+                <w:kern w:val="0"/>
+                <w:sz w:val="20"/>
+                <w:lang w:eastAsia="ja-JP" w:bidi="ar-SA"/>
+              </w:rPr>
+              <w:t>JKS | PKCS12</w:t>
+            </w:r>
+          </w:p>
+        </w:tc>
+        <w:tc>
+          <w:tcPr>
+            <w:tcW w:w="5435" w:type="dxa"/>
             <w:tcBorders>
               <w:top w:val="nil"/>
               <w:bottom w:val="nil"/>
@@ -5682,7 +5603,7 @@
                 <w:sz w:val="20"/>
                 <w:lang w:eastAsia="ja-JP" w:bidi="ar-SA"/>
               </w:rPr>
-              <w:t>Der Bezeichner des Signature-Schlüssels im KeyStore mit dem die Signatur durchgeführt werden soll.</w:t>
+              <w:t>Type des Keystores.</w:t>
             </w:r>
           </w:p>
         </w:tc>
@@ -5691,7 +5612,7 @@
         <w:trPr/>
         <w:tc>
           <w:tcPr>
-            <w:tcW w:w="2016" w:type="dxa"/>
+            <w:tcW w:w="2015" w:type="dxa"/>
             <w:cnfStyle w:val="001000000000" w:firstRow="0" w:lastRow="0" w:firstColumn="1" w:lastColumn="0" w:oddVBand="0" w:evenVBand="0" w:oddHBand="0" w:evenHBand="0" w:firstRowFirstColumn="0" w:firstRowLastColumn="0" w:lastRowFirstColumn="0" w:lastRowLastColumn="0"/>
             <w:tcBorders>
               <w:top w:val="nil"/>
@@ -5707,7 +5628,6 @@
               <w:spacing w:lineRule="auto" w:line="240" w:before="60" w:after="60"/>
               <w:rPr>
                 <w:color w:val="auto"/>
-                <w:lang w:val="en-US"/>
               </w:rPr>
             </w:pPr>
             <w:r>
@@ -5716,9 +5636,9 @@
                 <w:color w:val="auto"/>
                 <w:kern w:val="0"/>
                 <w:sz w:val="16"/>
-                <w:lang w:val="en-US" w:eastAsia="ja-JP" w:bidi="ar-SA"/>
-              </w:rPr>
-              <w:t>sl20.keystore.sign.key.pass</w:t>
+                <w:lang w:eastAsia="ja-JP" w:bidi="ar-SA"/>
+              </w:rPr>
+              <w:t>sl20.keystore.pass</w:t>
             </w:r>
           </w:p>
         </w:tc>
@@ -5742,7 +5662,6 @@
                 <w:i/>
                 <w:i/>
                 <w:color w:val="auto"/>
-                <w:lang w:val="en-US"/>
               </w:rPr>
             </w:pPr>
             <w:r>
@@ -5760,7 +5679,7 @@
         </w:tc>
         <w:tc>
           <w:tcPr>
-            <w:tcW w:w="5434" w:type="dxa"/>
+            <w:tcW w:w="5435" w:type="dxa"/>
             <w:tcBorders>
               <w:top w:val="nil"/>
               <w:bottom w:val="nil"/>
@@ -5786,7 +5705,7 @@
                 <w:sz w:val="20"/>
                 <w:lang w:eastAsia="ja-JP" w:bidi="ar-SA"/>
               </w:rPr>
-              <w:t>Das Passwort für den Signature Schlüssel in der KeyStore Datei.</w:t>
+              <w:t>Das Passwort für den Keystore.</w:t>
             </w:r>
           </w:p>
         </w:tc>
@@ -5797,7 +5716,7 @@
         </w:trPr>
         <w:tc>
           <w:tcPr>
-            <w:tcW w:w="2016" w:type="dxa"/>
+            <w:tcW w:w="2015" w:type="dxa"/>
             <w:cnfStyle w:val="001000000000" w:firstRow="0" w:lastRow="0" w:firstColumn="1" w:lastColumn="0" w:oddVBand="0" w:evenVBand="0" w:oddHBand="0" w:evenHBand="0" w:firstRowFirstColumn="0" w:firstRowLastColumn="0" w:lastRowFirstColumn="0" w:lastRowLastColumn="0"/>
             <w:tcBorders>
               <w:top w:val="nil"/>
@@ -5824,7 +5743,7 @@
                 <w:sz w:val="16"/>
                 <w:lang w:val="en-US" w:eastAsia="ja-JP" w:bidi="ar-SA"/>
               </w:rPr>
-              <w:t>sl20.keystore.enc.key.alias</w:t>
+              <w:t>sl20.keystore.sign.key.alias</w:t>
             </w:r>
           </w:p>
           <w:p>
@@ -5882,7 +5801,7 @@
         </w:tc>
         <w:tc>
           <w:tcPr>
-            <w:tcW w:w="5434" w:type="dxa"/>
+            <w:tcW w:w="5435" w:type="dxa"/>
             <w:tcBorders>
               <w:top w:val="nil"/>
               <w:bottom w:val="nil"/>
@@ -5908,28 +5827,7 @@
                 <w:sz w:val="20"/>
                 <w:lang w:eastAsia="ja-JP" w:bidi="ar-SA"/>
               </w:rPr>
-              <w:t xml:space="preserve">Der Bezeichner des </w:t>
-            </w:r>
-            <w:r>
-              <w:rPr>
-                <w:rStyle w:val="Tlidtranslation"/>
-                <w:rFonts w:eastAsia="" w:cs=""/>
-                <w:color w:val="auto"/>
-                <w:kern w:val="0"/>
-                <w:sz w:val="20"/>
-                <w:lang w:eastAsia="ja-JP" w:bidi="ar-SA"/>
-              </w:rPr>
-              <w:t xml:space="preserve">Verschlüsselung - </w:t>
-            </w:r>
-            <w:r>
-              <w:rPr>
-                <w:rFonts w:eastAsia="" w:cs=""/>
-                <w:color w:val="auto"/>
-                <w:kern w:val="0"/>
-                <w:sz w:val="20"/>
-                <w:lang w:eastAsia="ja-JP" w:bidi="ar-SA"/>
-              </w:rPr>
-              <w:t>Schlüssels im KeyStore mit dem die Signatur durchgeführt werden soll.</w:t>
+              <w:t>Der Bezeichner des Signature-Schlüssels im KeyStore mit dem die Signatur durchgeführt werden soll.</w:t>
             </w:r>
           </w:p>
         </w:tc>
@@ -5938,7 +5836,7 @@
         <w:trPr/>
         <w:tc>
           <w:tcPr>
-            <w:tcW w:w="2016" w:type="dxa"/>
+            <w:tcW w:w="2015" w:type="dxa"/>
             <w:cnfStyle w:val="001000000000" w:firstRow="0" w:lastRow="0" w:firstColumn="1" w:lastColumn="0" w:oddVBand="0" w:evenVBand="0" w:oddHBand="0" w:evenHBand="0" w:firstRowFirstColumn="0" w:firstRowLastColumn="0" w:lastRowFirstColumn="0" w:lastRowLastColumn="0"/>
             <w:tcBorders>
               <w:top w:val="nil"/>
@@ -5965,7 +5863,7 @@
                 <w:sz w:val="16"/>
                 <w:lang w:val="en-US" w:eastAsia="ja-JP" w:bidi="ar-SA"/>
               </w:rPr>
-              <w:t>sl20.keystore.enc.key.pass</w:t>
+              <w:t>sl20.keystore.sign.key.pass</w:t>
             </w:r>
           </w:p>
         </w:tc>
@@ -6007,7 +5905,7 @@
         </w:tc>
         <w:tc>
           <w:tcPr>
-            <w:tcW w:w="5434" w:type="dxa"/>
+            <w:tcW w:w="5435" w:type="dxa"/>
             <w:tcBorders>
               <w:top w:val="nil"/>
               <w:bottom w:val="nil"/>
@@ -6033,28 +5931,7 @@
                 <w:sz w:val="20"/>
                 <w:lang w:eastAsia="ja-JP" w:bidi="ar-SA"/>
               </w:rPr>
-              <w:t xml:space="preserve">Das Passwort für den </w:t>
-            </w:r>
-            <w:r>
-              <w:rPr>
-                <w:rStyle w:val="Tlidtranslation"/>
-                <w:rFonts w:eastAsia="" w:cs=""/>
-                <w:color w:val="auto"/>
-                <w:kern w:val="0"/>
-                <w:sz w:val="20"/>
-                <w:lang w:eastAsia="ja-JP" w:bidi="ar-SA"/>
-              </w:rPr>
-              <w:t xml:space="preserve">Verschlüsselung - </w:t>
-            </w:r>
-            <w:r>
-              <w:rPr>
-                <w:rFonts w:eastAsia="" w:cs=""/>
-                <w:color w:val="auto"/>
-                <w:kern w:val="0"/>
-                <w:sz w:val="20"/>
-                <w:lang w:eastAsia="ja-JP" w:bidi="ar-SA"/>
-              </w:rPr>
-              <w:t>Schlüssel im KeyStore.</w:t>
+              <w:t>Das Passwort für den Signature Schlüssel in der KeyStore Datei.</w:t>
             </w:r>
           </w:p>
         </w:tc>
@@ -6065,7 +5942,7 @@
         </w:trPr>
         <w:tc>
           <w:tcPr>
-            <w:tcW w:w="2016" w:type="dxa"/>
+            <w:tcW w:w="2015" w:type="dxa"/>
             <w:cnfStyle w:val="001000000000" w:firstRow="0" w:lastRow="0" w:firstColumn="1" w:lastColumn="0" w:oddVBand="0" w:evenVBand="0" w:oddHBand="0" w:evenHBand="0" w:firstRowFirstColumn="0" w:firstRowLastColumn="0" w:lastRowFirstColumn="0" w:lastRowLastColumn="0"/>
             <w:tcBorders>
               <w:top w:val="nil"/>
@@ -6081,6 +5958,7 @@
               <w:spacing w:lineRule="auto" w:line="240" w:before="60" w:after="60"/>
               <w:rPr>
                 <w:color w:val="auto"/>
+                <w:lang w:val="en-US"/>
               </w:rPr>
             </w:pPr>
             <w:r>
@@ -6089,9 +5967,9 @@
                 <w:color w:val="auto"/>
                 <w:kern w:val="0"/>
                 <w:sz w:val="16"/>
-                <w:lang w:eastAsia="ja-JP" w:bidi="ar-SA"/>
-              </w:rPr>
-              <w:t>sl20.debug.validation.disable</w:t>
+                <w:lang w:val="en-US" w:eastAsia="ja-JP" w:bidi="ar-SA"/>
+              </w:rPr>
+              <w:t>sl20.keystore.enc.key.alias</w:t>
             </w:r>
           </w:p>
           <w:p>
@@ -6102,46 +5980,14 @@
               <w:spacing w:lineRule="auto" w:line="240" w:before="60" w:after="60"/>
               <w:rPr>
                 <w:color w:val="auto"/>
+                <w:lang w:val="en-US"/>
               </w:rPr>
             </w:pPr>
             <w:r>
               <w:rPr>
                 <w:color w:val="auto"/>
                 <w:sz w:val="16"/>
-              </w:rPr>
-            </w:r>
-          </w:p>
-          <w:p>
-            <w:pPr>
-              <w:pStyle w:val="Normal"/>
-              <w:widowControl w:val="false"/>
-              <w:suppressAutoHyphens w:val="true"/>
-              <w:spacing w:lineRule="auto" w:line="240" w:before="60" w:after="60"/>
-              <w:rPr>
-                <w:color w:val="auto"/>
-              </w:rPr>
-            </w:pPr>
-            <w:r>
-              <w:rPr>
-                <w:color w:val="auto"/>
-                <w:sz w:val="16"/>
-              </w:rPr>
-            </w:r>
-          </w:p>
-          <w:p>
-            <w:pPr>
-              <w:pStyle w:val="Normal"/>
-              <w:widowControl w:val="false"/>
-              <w:suppressAutoHyphens w:val="true"/>
-              <w:spacing w:lineRule="auto" w:line="240" w:before="60" w:after="60"/>
-              <w:rPr>
-                <w:color w:val="auto"/>
-              </w:rPr>
-            </w:pPr>
-            <w:r>
-              <w:rPr>
-                <w:color w:val="auto"/>
-                <w:sz w:val="16"/>
+                <w:lang w:val="en-US"/>
               </w:rPr>
             </w:r>
           </w:p>
@@ -6171,130 +6017,64 @@
             </w:pPr>
             <w:r>
               <w:rPr>
-                <w:rFonts w:eastAsia="" w:cs=""/>
                 <w:i/>
                 <w:color w:val="auto"/>
-                <w:kern w:val="0"/>
-                <w:sz w:val="20"/>
-                <w:lang w:eastAsia="ja-JP" w:bidi="ar-SA"/>
-              </w:rPr>
-              <w:t>true | false</w:t>
-            </w:r>
-          </w:p>
-        </w:tc>
-        <w:tc>
-          <w:tcPr>
-            <w:tcW w:w="5434" w:type="dxa"/>
-            <w:tcBorders>
-              <w:top w:val="nil"/>
-              <w:bottom w:val="nil"/>
-            </w:tcBorders>
-            <w:shd w:color="auto" w:fill="DDDBD5" w:themeFill="text2" w:themeFillTint="33" w:val="clear"/>
-          </w:tcPr>
-          <w:p>
-            <w:pPr>
-              <w:pStyle w:val="NormalWeb"/>
-              <w:widowControl w:val="false"/>
-              <w:suppressAutoHyphens w:val="true"/>
-              <w:spacing w:before="0" w:after="280"/>
+                <w:sz w:val="20"/>
+                <w:lang w:val="en-US"/>
+              </w:rPr>
+            </w:r>
+          </w:p>
+        </w:tc>
+        <w:tc>
+          <w:tcPr>
+            <w:tcW w:w="5435" w:type="dxa"/>
+            <w:tcBorders>
+              <w:top w:val="nil"/>
+              <w:bottom w:val="nil"/>
+            </w:tcBorders>
+            <w:shd w:color="auto" w:fill="DDDBD5" w:themeFill="text2" w:themeFillTint="33" w:val="clear"/>
+          </w:tcPr>
+          <w:p>
+            <w:pPr>
+              <w:pStyle w:val="Normal"/>
+              <w:widowControl w:val="false"/>
+              <w:suppressAutoHyphens w:val="true"/>
+              <w:spacing w:lineRule="auto" w:line="240" w:before="60" w:after="60"/>
               <w:cnfStyle w:val="000000010000" w:firstRow="0" w:lastRow="0" w:firstColumn="0" w:lastColumn="0" w:oddVBand="0" w:evenVBand="0" w:oddHBand="0" w:evenHBand="1" w:firstRowFirstColumn="0" w:firstRowLastColumn="0" w:lastRowFirstColumn="0" w:lastRowLastColumn="0"/>
               <w:rPr>
-                <w:rFonts w:ascii="Century Gothic" w:hAnsi="Century Gothic"/>
-                <w:sz w:val="22"/>
-                <w:szCs w:val="22"/>
-                <w:lang w:val="de-DE"/>
-              </w:rPr>
-            </w:pPr>
-            <w:r>
-              <w:rPr>
-                <w:rFonts w:ascii="Century Gothic" w:hAnsi="Century Gothic"/>
-                <w:kern w:val="0"/>
-                <w:sz w:val="22"/>
-                <w:szCs w:val="22"/>
-                <w:lang w:val="de-DE" w:bidi="ar-SA"/>
-              </w:rPr>
-              <w:t>Deaktivierung der Datenvalidierung.</w:t>
-              <w:br/>
-            </w:r>
-            <w:r>
-              <w:rPr>
-                <w:rFonts w:ascii="Century Gothic" w:hAnsi="Century Gothic"/>
-                <w:b/>
-                <w:kern w:val="0"/>
-                <w:sz w:val="22"/>
-                <w:szCs w:val="22"/>
-                <w:lang w:val="de-DE" w:bidi="ar-SA"/>
-              </w:rPr>
-              <w:t>Default: false</w:t>
-            </w:r>
-          </w:p>
-          <w:p>
-            <w:pPr>
-              <w:pStyle w:val="NormalWeb"/>
-              <w:widowControl w:val="false"/>
-              <w:suppressAutoHyphens w:val="true"/>
-              <w:spacing w:before="280" w:after="280"/>
-              <w:cnfStyle w:val="000000010000" w:firstRow="0" w:lastRow="0" w:firstColumn="0" w:lastColumn="0" w:oddVBand="0" w:evenVBand="0" w:oddHBand="0" w:evenHBand="1" w:firstRowFirstColumn="0" w:firstRowLastColumn="0" w:lastRowFirstColumn="0" w:lastRowLastColumn="0"/>
-              <w:rPr>
-                <w:rFonts w:ascii="Century Gothic" w:hAnsi="Century Gothic"/>
-                <w:sz w:val="22"/>
-                <w:szCs w:val="22"/>
-                <w:lang w:val="de-DE"/>
-              </w:rPr>
-            </w:pPr>
-            <w:r>
-              <w:rPr>
-                <w:rFonts w:ascii="Century Gothic" w:hAnsi="Century Gothic"/>
-                <w:sz w:val="22"/>
-                <w:szCs w:val="22"/>
-                <w:lang w:val="de-DE"/>
-              </w:rPr>
-            </w:r>
-          </w:p>
-          <w:p>
-            <w:pPr>
-              <w:pStyle w:val="NormalWeb"/>
-              <w:widowControl w:val="false"/>
-              <w:suppressAutoHyphens w:val="true"/>
-              <w:spacing w:before="280" w:after="280"/>
-              <w:cnfStyle w:val="000000010000" w:firstRow="0" w:lastRow="0" w:firstColumn="0" w:lastColumn="0" w:oddVBand="0" w:evenVBand="0" w:oddHBand="0" w:evenHBand="1" w:firstRowFirstColumn="0" w:firstRowLastColumn="0" w:lastRowFirstColumn="0" w:lastRowLastColumn="0"/>
-              <w:rPr>
-                <w:rFonts w:ascii="Century Gothic" w:hAnsi="Century Gothic"/>
-                <w:sz w:val="22"/>
-                <w:szCs w:val="22"/>
-                <w:lang w:val="de-DE"/>
-              </w:rPr>
-            </w:pPr>
-            <w:r>
-              <w:rPr>
-                <w:rFonts w:ascii="Century Gothic" w:hAnsi="Century Gothic"/>
-                <w:sz w:val="22"/>
-                <w:szCs w:val="22"/>
-                <w:lang w:val="de-DE"/>
-              </w:rPr>
-            </w:r>
-          </w:p>
-          <w:p>
-            <w:pPr>
-              <w:pStyle w:val="NormalWeb"/>
-              <w:widowControl w:val="false"/>
-              <w:suppressAutoHyphens w:val="true"/>
-              <w:spacing w:before="280" w:after="0"/>
-              <w:cnfStyle w:val="000000010000" w:firstRow="0" w:lastRow="0" w:firstColumn="0" w:lastColumn="0" w:oddVBand="0" w:evenVBand="0" w:oddHBand="0" w:evenHBand="1" w:firstRowFirstColumn="0" w:firstRowLastColumn="0" w:lastRowFirstColumn="0" w:lastRowLastColumn="0"/>
-              <w:rPr>
-                <w:rFonts w:ascii="Century Gothic" w:hAnsi="Century Gothic"/>
-                <w:sz w:val="22"/>
-                <w:szCs w:val="22"/>
-                <w:lang w:val="de-DE"/>
-              </w:rPr>
-            </w:pPr>
-            <w:r>
-              <w:rPr>
-                <w:rFonts w:ascii="Century Gothic" w:hAnsi="Century Gothic"/>
-                <w:sz w:val="22"/>
-                <w:szCs w:val="22"/>
-                <w:lang w:val="de-DE"/>
-              </w:rPr>
+                <w:color w:val="auto"/>
+              </w:rPr>
+            </w:pPr>
+            <w:r>
+              <w:rPr>
+                <w:rFonts w:eastAsia="" w:cs=""/>
+                <w:color w:val="auto"/>
+                <w:kern w:val="0"/>
+                <w:sz w:val="20"/>
+                <w:lang w:eastAsia="ja-JP" w:bidi="ar-SA"/>
+              </w:rPr>
+              <w:t xml:space="preserve">Der Bezeichner des </w:t>
+            </w:r>
+            <w:r>
+              <w:rPr>
+                <w:rStyle w:val="Tlidtranslation"/>
+                <w:rFonts w:eastAsia="" w:cs=""/>
+                <w:color w:val="auto"/>
+                <w:kern w:val="0"/>
+                <w:sz w:val="20"/>
+                <w:lang w:eastAsia="ja-JP" w:bidi="ar-SA"/>
+              </w:rPr>
+              <w:t xml:space="preserve">Verschlüsselung - </w:t>
+            </w:r>
+            <w:r>
+              <w:rPr>
+                <w:rFonts w:eastAsia="" w:cs=""/>
+                <w:color w:val="auto"/>
+                <w:kern w:val="0"/>
+                <w:sz w:val="20"/>
+                <w:lang w:eastAsia="ja-JP" w:bidi="ar-SA"/>
+              </w:rPr>
+              <w:t>Schlüssels im KeyStore mit dem die Signatur durchgeführt werden soll.</w:t>
             </w:r>
           </w:p>
         </w:tc>
@@ -6303,7 +6083,7 @@
         <w:trPr/>
         <w:tc>
           <w:tcPr>
-            <w:tcW w:w="2016" w:type="dxa"/>
+            <w:tcW w:w="2015" w:type="dxa"/>
             <w:cnfStyle w:val="001000000000" w:firstRow="0" w:lastRow="0" w:firstColumn="1" w:lastColumn="0" w:oddVBand="0" w:evenVBand="0" w:oddHBand="0" w:evenHBand="0" w:firstRowFirstColumn="0" w:firstRowLastColumn="0" w:lastRowFirstColumn="0" w:lastRowLastColumn="0"/>
             <w:tcBorders>
               <w:top w:val="nil"/>
@@ -6330,26 +6110,7 @@
                 <w:sz w:val="16"/>
                 <w:lang w:val="en-US" w:eastAsia="ja-JP" w:bidi="ar-SA"/>
               </w:rPr>
-              <w:t>sl20.debug.signed.result.enabled</w:t>
-            </w:r>
-          </w:p>
-          <w:p>
-            <w:pPr>
-              <w:pStyle w:val="Normal"/>
-              <w:widowControl w:val="false"/>
-              <w:suppressAutoHyphens w:val="true"/>
-              <w:spacing w:lineRule="auto" w:line="240" w:before="60" w:after="60"/>
-              <w:rPr>
-                <w:color w:val="auto"/>
-                <w:lang w:val="en-US"/>
-              </w:rPr>
-            </w:pPr>
-            <w:r>
-              <w:rPr>
-                <w:color w:val="auto"/>
-                <w:sz w:val="16"/>
-                <w:lang w:val="en-US"/>
-              </w:rPr>
+              <w:t>sl20.keystore.enc.key.pass</w:t>
             </w:r>
           </w:p>
         </w:tc>
@@ -6383,15 +6144,15 @@
                 <w:color w:val="auto"/>
                 <w:kern w:val="0"/>
                 <w:sz w:val="20"/>
-                <w:lang w:val="en-US" w:eastAsia="ja-JP" w:bidi="ar-SA"/>
-              </w:rPr>
-              <w:t>true | false</w:t>
-            </w:r>
-          </w:p>
-        </w:tc>
-        <w:tc>
-          <w:tcPr>
-            <w:tcW w:w="5434" w:type="dxa"/>
+                <w:lang w:eastAsia="ja-JP" w:bidi="ar-SA"/>
+              </w:rPr>
+              <w:t>Passwort</w:t>
+            </w:r>
+          </w:p>
+        </w:tc>
+        <w:tc>
+          <w:tcPr>
+            <w:tcW w:w="5435" w:type="dxa"/>
             <w:tcBorders>
               <w:top w:val="nil"/>
               <w:bottom w:val="nil"/>
@@ -6417,40 +6178,28 @@
                 <w:sz w:val="20"/>
                 <w:lang w:eastAsia="ja-JP" w:bidi="ar-SA"/>
               </w:rPr>
-              <w:t>Deaktivierung von signierten Kommandos.</w:t>
-            </w:r>
-          </w:p>
-          <w:p>
-            <w:pPr>
-              <w:pStyle w:val="Normal"/>
-              <w:widowControl w:val="false"/>
-              <w:suppressAutoHyphens w:val="true"/>
-              <w:spacing w:lineRule="auto" w:line="240" w:before="60" w:after="60"/>
-              <w:cnfStyle w:val="000000000000" w:firstRow="0" w:lastRow="0" w:firstColumn="0" w:lastColumn="0" w:oddVBand="0" w:evenVBand="0" w:oddHBand="0" w:evenHBand="0" w:firstRowFirstColumn="0" w:firstRowLastColumn="0" w:lastRowFirstColumn="0" w:lastRowLastColumn="0"/>
-              <w:rPr>
+              <w:t xml:space="preserve">Das Passwort für den </w:t>
+            </w:r>
+            <w:r>
+              <w:rPr>
+                <w:rStyle w:val="Tlidtranslation"/>
+                <w:rFonts w:eastAsia="" w:cs=""/>
                 <w:color w:val="auto"/>
-              </w:rPr>
-            </w:pPr>
-            <w:r>
-              <w:rPr>
-                <w:rStyle w:val="Strong"/>
+                <w:kern w:val="0"/>
+                <w:sz w:val="20"/>
+                <w:lang w:eastAsia="ja-JP" w:bidi="ar-SA"/>
+              </w:rPr>
+              <w:t xml:space="preserve">Verschlüsselung - </w:t>
+            </w:r>
+            <w:r>
+              <w:rPr>
                 <w:rFonts w:eastAsia="" w:cs=""/>
                 <w:color w:val="auto"/>
                 <w:kern w:val="0"/>
                 <w:sz w:val="20"/>
                 <w:lang w:eastAsia="ja-JP" w:bidi="ar-SA"/>
               </w:rPr>
-              <w:t>Default:</w:t>
-            </w:r>
-            <w:r>
-              <w:rPr>
-                <w:rFonts w:eastAsia="" w:cs=""/>
-                <w:color w:val="auto"/>
-                <w:kern w:val="0"/>
-                <w:sz w:val="20"/>
-                <w:lang w:eastAsia="ja-JP" w:bidi="ar-SA"/>
-              </w:rPr>
-              <w:t xml:space="preserve"> false</w:t>
+              <w:t>Schlüssel im KeyStore.</w:t>
             </w:r>
           </w:p>
         </w:tc>
@@ -6461,7 +6210,7 @@
         </w:trPr>
         <w:tc>
           <w:tcPr>
-            <w:tcW w:w="2016" w:type="dxa"/>
+            <w:tcW w:w="2015" w:type="dxa"/>
             <w:cnfStyle w:val="001000000000" w:firstRow="0" w:lastRow="0" w:firstColumn="1" w:lastColumn="0" w:oddVBand="0" w:evenVBand="0" w:oddHBand="0" w:evenHBand="0" w:firstRowFirstColumn="0" w:firstRowLastColumn="0" w:lastRowFirstColumn="0" w:lastRowLastColumn="0"/>
             <w:tcBorders>
               <w:top w:val="nil"/>
@@ -6477,7 +6226,6 @@
               <w:spacing w:lineRule="auto" w:line="240" w:before="60" w:after="60"/>
               <w:rPr>
                 <w:color w:val="auto"/>
-                <w:lang w:val="en-US"/>
               </w:rPr>
             </w:pPr>
             <w:r>
@@ -6486,9 +6234,9 @@
                 <w:color w:val="auto"/>
                 <w:kern w:val="0"/>
                 <w:sz w:val="16"/>
-                <w:lang w:val="en-US" w:eastAsia="ja-JP" w:bidi="ar-SA"/>
-              </w:rPr>
-              <w:t>sl20.debug.signed.result.required</w:t>
+                <w:lang w:eastAsia="ja-JP" w:bidi="ar-SA"/>
+              </w:rPr>
+              <w:t>sl20.debug.validation.disable</w:t>
             </w:r>
           </w:p>
           <w:p>
@@ -6499,14 +6247,46 @@
               <w:spacing w:lineRule="auto" w:line="240" w:before="60" w:after="60"/>
               <w:rPr>
                 <w:color w:val="auto"/>
-                <w:lang w:val="en-US"/>
               </w:rPr>
             </w:pPr>
             <w:r>
               <w:rPr>
                 <w:color w:val="auto"/>
                 <w:sz w:val="16"/>
-                <w:lang w:val="en-US"/>
+              </w:rPr>
+            </w:r>
+          </w:p>
+          <w:p>
+            <w:pPr>
+              <w:pStyle w:val="Normal"/>
+              <w:widowControl w:val="false"/>
+              <w:suppressAutoHyphens w:val="true"/>
+              <w:spacing w:lineRule="auto" w:line="240" w:before="60" w:after="60"/>
+              <w:rPr>
+                <w:color w:val="auto"/>
+              </w:rPr>
+            </w:pPr>
+            <w:r>
+              <w:rPr>
+                <w:color w:val="auto"/>
+                <w:sz w:val="16"/>
+              </w:rPr>
+            </w:r>
+          </w:p>
+          <w:p>
+            <w:pPr>
+              <w:pStyle w:val="Normal"/>
+              <w:widowControl w:val="false"/>
+              <w:suppressAutoHyphens w:val="true"/>
+              <w:spacing w:lineRule="auto" w:line="240" w:before="60" w:after="60"/>
+              <w:rPr>
+                <w:color w:val="auto"/>
+              </w:rPr>
+            </w:pPr>
+            <w:r>
+              <w:rPr>
+                <w:color w:val="auto"/>
+                <w:sz w:val="16"/>
               </w:rPr>
             </w:r>
           </w:p>
@@ -6541,7 +6321,7 @@
                 <w:color w:val="auto"/>
                 <w:kern w:val="0"/>
                 <w:sz w:val="20"/>
-                <w:lang w:val="en-US" w:eastAsia="ja-JP" w:bidi="ar-SA"/>
+                <w:lang w:eastAsia="ja-JP" w:bidi="ar-SA"/>
               </w:rPr>
               <w:t>true | false</w:t>
             </w:r>
@@ -6549,66 +6329,117 @@
         </w:tc>
         <w:tc>
           <w:tcPr>
-            <w:tcW w:w="5434" w:type="dxa"/>
-            <w:tcBorders>
-              <w:top w:val="nil"/>
-              <w:bottom w:val="nil"/>
-            </w:tcBorders>
-            <w:shd w:color="auto" w:fill="DDDBD5" w:themeFill="text2" w:themeFillTint="33" w:val="clear"/>
-          </w:tcPr>
-          <w:p>
-            <w:pPr>
-              <w:pStyle w:val="Normal"/>
-              <w:widowControl w:val="false"/>
-              <w:suppressAutoHyphens w:val="true"/>
-              <w:spacing w:lineRule="auto" w:line="240" w:before="60" w:after="60"/>
+            <w:tcW w:w="5435" w:type="dxa"/>
+            <w:tcBorders>
+              <w:top w:val="nil"/>
+              <w:bottom w:val="nil"/>
+            </w:tcBorders>
+            <w:shd w:color="auto" w:fill="DDDBD5" w:themeFill="text2" w:themeFillTint="33" w:val="clear"/>
+          </w:tcPr>
+          <w:p>
+            <w:pPr>
+              <w:pStyle w:val="NormalWeb"/>
+              <w:widowControl w:val="false"/>
+              <w:suppressAutoHyphens w:val="true"/>
+              <w:spacing w:before="0" w:after="280"/>
               <w:cnfStyle w:val="000000010000" w:firstRow="0" w:lastRow="0" w:firstColumn="0" w:lastColumn="0" w:oddVBand="0" w:evenVBand="0" w:oddHBand="0" w:evenHBand="1" w:firstRowFirstColumn="0" w:firstRowLastColumn="0" w:lastRowFirstColumn="0" w:lastRowLastColumn="0"/>
               <w:rPr>
-                <w:color w:val="auto"/>
-              </w:rPr>
-            </w:pPr>
-            <w:r>
-              <w:rPr>
-                <w:rFonts w:eastAsia="" w:cs=""/>
-                <w:color w:val="auto"/>
-                <w:kern w:val="0"/>
-                <w:sz w:val="20"/>
-                <w:lang w:eastAsia="ja-JP" w:bidi="ar-SA"/>
-              </w:rPr>
-              <w:t>Deaktivierung von verpflichtend signierten Kommandos.</w:t>
-            </w:r>
-          </w:p>
-          <w:p>
-            <w:pPr>
-              <w:pStyle w:val="Normal"/>
-              <w:widowControl w:val="false"/>
-              <w:suppressAutoHyphens w:val="true"/>
-              <w:spacing w:lineRule="auto" w:line="240" w:before="60" w:after="60"/>
+                <w:rFonts w:ascii="Century Gothic" w:hAnsi="Century Gothic"/>
+                <w:sz w:val="22"/>
+                <w:szCs w:val="22"/>
+                <w:lang w:val="de-DE"/>
+              </w:rPr>
+            </w:pPr>
+            <w:r>
+              <w:rPr>
+                <w:rFonts w:ascii="Century Gothic" w:hAnsi="Century Gothic"/>
+                <w:kern w:val="0"/>
+                <w:sz w:val="22"/>
+                <w:szCs w:val="22"/>
+                <w:lang w:val="de-DE" w:bidi="ar-SA"/>
+              </w:rPr>
+              <w:t>Deaktivierung der Datenvalidierung.</w:t>
+              <w:br/>
+            </w:r>
+            <w:r>
+              <w:rPr>
+                <w:rFonts w:ascii="Century Gothic" w:hAnsi="Century Gothic"/>
+                <w:b/>
+                <w:kern w:val="0"/>
+                <w:sz w:val="22"/>
+                <w:szCs w:val="22"/>
+                <w:lang w:val="de-DE" w:bidi="ar-SA"/>
+              </w:rPr>
+              <w:t>Default: false</w:t>
+            </w:r>
+          </w:p>
+          <w:p>
+            <w:pPr>
+              <w:pStyle w:val="NormalWeb"/>
+              <w:widowControl w:val="false"/>
+              <w:suppressAutoHyphens w:val="true"/>
+              <w:spacing w:before="280" w:after="280"/>
               <w:cnfStyle w:val="000000010000" w:firstRow="0" w:lastRow="0" w:firstColumn="0" w:lastColumn="0" w:oddVBand="0" w:evenVBand="0" w:oddHBand="0" w:evenHBand="1" w:firstRowFirstColumn="0" w:firstRowLastColumn="0" w:lastRowFirstColumn="0" w:lastRowLastColumn="0"/>
               <w:rPr>
-                <w:color w:val="auto"/>
-              </w:rPr>
-            </w:pPr>
-            <w:r>
-              <w:rPr>
-                <w:rStyle w:val="Strong"/>
-                <w:rFonts w:eastAsia="" w:cs=""/>
-                <w:color w:val="auto"/>
-                <w:kern w:val="0"/>
-                <w:sz w:val="20"/>
-                <w:lang w:eastAsia="ja-JP" w:bidi="ar-SA"/>
-              </w:rPr>
-              <w:t>Default:</w:t>
-            </w:r>
-            <w:r>
-              <w:rPr>
-                <w:rFonts w:eastAsia="" w:cs=""/>
-                <w:color w:val="auto"/>
-                <w:kern w:val="0"/>
-                <w:sz w:val="20"/>
-                <w:lang w:eastAsia="ja-JP" w:bidi="ar-SA"/>
-              </w:rPr>
-              <w:t xml:space="preserve"> false</w:t>
+                <w:rFonts w:ascii="Century Gothic" w:hAnsi="Century Gothic"/>
+                <w:sz w:val="22"/>
+                <w:szCs w:val="22"/>
+                <w:lang w:val="de-DE"/>
+              </w:rPr>
+            </w:pPr>
+            <w:r>
+              <w:rPr>
+                <w:rFonts w:ascii="Century Gothic" w:hAnsi="Century Gothic"/>
+                <w:sz w:val="22"/>
+                <w:szCs w:val="22"/>
+                <w:lang w:val="de-DE"/>
+              </w:rPr>
+            </w:r>
+          </w:p>
+          <w:p>
+            <w:pPr>
+              <w:pStyle w:val="NormalWeb"/>
+              <w:widowControl w:val="false"/>
+              <w:suppressAutoHyphens w:val="true"/>
+              <w:spacing w:before="280" w:after="280"/>
+              <w:cnfStyle w:val="000000010000" w:firstRow="0" w:lastRow="0" w:firstColumn="0" w:lastColumn="0" w:oddVBand="0" w:evenVBand="0" w:oddHBand="0" w:evenHBand="1" w:firstRowFirstColumn="0" w:firstRowLastColumn="0" w:lastRowFirstColumn="0" w:lastRowLastColumn="0"/>
+              <w:rPr>
+                <w:rFonts w:ascii="Century Gothic" w:hAnsi="Century Gothic"/>
+                <w:sz w:val="22"/>
+                <w:szCs w:val="22"/>
+                <w:lang w:val="de-DE"/>
+              </w:rPr>
+            </w:pPr>
+            <w:r>
+              <w:rPr>
+                <w:rFonts w:ascii="Century Gothic" w:hAnsi="Century Gothic"/>
+                <w:sz w:val="22"/>
+                <w:szCs w:val="22"/>
+                <w:lang w:val="de-DE"/>
+              </w:rPr>
+            </w:r>
+          </w:p>
+          <w:p>
+            <w:pPr>
+              <w:pStyle w:val="NormalWeb"/>
+              <w:widowControl w:val="false"/>
+              <w:suppressAutoHyphens w:val="true"/>
+              <w:spacing w:before="280" w:after="0"/>
+              <w:cnfStyle w:val="000000010000" w:firstRow="0" w:lastRow="0" w:firstColumn="0" w:lastColumn="0" w:oddVBand="0" w:evenVBand="0" w:oddHBand="0" w:evenHBand="1" w:firstRowFirstColumn="0" w:firstRowLastColumn="0" w:lastRowFirstColumn="0" w:lastRowLastColumn="0"/>
+              <w:rPr>
+                <w:rFonts w:ascii="Century Gothic" w:hAnsi="Century Gothic"/>
+                <w:sz w:val="22"/>
+                <w:szCs w:val="22"/>
+                <w:lang w:val="de-DE"/>
+              </w:rPr>
+            </w:pPr>
+            <w:r>
+              <w:rPr>
+                <w:rFonts w:ascii="Century Gothic" w:hAnsi="Century Gothic"/>
+                <w:sz w:val="22"/>
+                <w:szCs w:val="22"/>
+                <w:lang w:val="de-DE"/>
+              </w:rPr>
             </w:r>
           </w:p>
         </w:tc>
@@ -6617,7 +6448,7 @@
         <w:trPr/>
         <w:tc>
           <w:tcPr>
-            <w:tcW w:w="2016" w:type="dxa"/>
+            <w:tcW w:w="2015" w:type="dxa"/>
             <w:cnfStyle w:val="001000000000" w:firstRow="0" w:lastRow="0" w:firstColumn="1" w:lastColumn="0" w:oddVBand="0" w:evenVBand="0" w:oddHBand="0" w:evenHBand="0" w:firstRowFirstColumn="0" w:firstRowLastColumn="0" w:lastRowFirstColumn="0" w:lastRowLastColumn="0"/>
             <w:tcBorders>
               <w:top w:val="nil"/>
@@ -6633,6 +6464,7 @@
               <w:spacing w:lineRule="auto" w:line="240" w:before="60" w:after="60"/>
               <w:rPr>
                 <w:color w:val="auto"/>
+                <w:lang w:val="en-US"/>
               </w:rPr>
             </w:pPr>
             <w:r>
@@ -6643,17 +6475,7 @@
                 <w:sz w:val="16"/>
                 <w:lang w:val="en-US" w:eastAsia="ja-JP" w:bidi="ar-SA"/>
               </w:rPr>
-              <w:t>sl20.debug.encryption.enabl</w:t>
-            </w:r>
-            <w:r>
-              <w:rPr>
-                <w:rFonts w:eastAsia="" w:cs=""/>
-                <w:color w:val="auto"/>
-                <w:kern w:val="0"/>
-                <w:sz w:val="16"/>
-                <w:lang w:eastAsia="ja-JP" w:bidi="ar-SA"/>
-              </w:rPr>
-              <w:t>ed</w:t>
+              <w:t>sl20.debug.signed.result.enabled</w:t>
             </w:r>
           </w:p>
           <w:p>
@@ -6706,7 +6528,7 @@
                 <w:color w:val="auto"/>
                 <w:kern w:val="0"/>
                 <w:sz w:val="20"/>
-                <w:lang w:eastAsia="ja-JP" w:bidi="ar-SA"/>
+                <w:lang w:val="en-US" w:eastAsia="ja-JP" w:bidi="ar-SA"/>
               </w:rPr>
               <w:t>true | false</w:t>
             </w:r>
@@ -6714,7 +6536,7 @@
         </w:tc>
         <w:tc>
           <w:tcPr>
-            <w:tcW w:w="5434" w:type="dxa"/>
+            <w:tcW w:w="5435" w:type="dxa"/>
             <w:tcBorders>
               <w:top w:val="nil"/>
               <w:bottom w:val="nil"/>
@@ -6730,8 +6552,6 @@
               <w:cnfStyle w:val="000000000000" w:firstRow="0" w:lastRow="0" w:firstColumn="0" w:lastColumn="0" w:oddVBand="0" w:evenVBand="0" w:oddHBand="0" w:evenHBand="0" w:firstRowFirstColumn="0" w:firstRowLastColumn="0" w:lastRowFirstColumn="0" w:lastRowLastColumn="0"/>
               <w:rPr>
                 <w:color w:val="auto"/>
-                <w:sz w:val="24"/>
-                <w:szCs w:val="24"/>
               </w:rPr>
             </w:pPr>
             <w:r>
@@ -6742,7 +6562,7 @@
                 <w:sz w:val="20"/>
                 <w:lang w:eastAsia="ja-JP" w:bidi="ar-SA"/>
               </w:rPr>
-              <w:t>Deaktivierung von Verschlüsselung, wodurch signierte Kommandos Schlüsselmaterial zur Verschlüsselung beinhalten.</w:t>
+              <w:t>Deaktivierung von signierten Kommandos.</w:t>
             </w:r>
           </w:p>
           <w:p>
@@ -6775,7 +6595,7 @@
                 <w:sz w:val="20"/>
                 <w:lang w:eastAsia="ja-JP" w:bidi="ar-SA"/>
               </w:rPr>
-              <w:t>false</w:t>
+              <w:t xml:space="preserve"> false</w:t>
             </w:r>
           </w:p>
         </w:tc>
@@ -6786,7 +6606,7 @@
         </w:trPr>
         <w:tc>
           <w:tcPr>
-            <w:tcW w:w="2016" w:type="dxa"/>
+            <w:tcW w:w="2015" w:type="dxa"/>
             <w:cnfStyle w:val="001000000000" w:firstRow="0" w:lastRow="0" w:firstColumn="1" w:lastColumn="0" w:oddVBand="0" w:evenVBand="0" w:oddHBand="0" w:evenHBand="0" w:firstRowFirstColumn="0" w:firstRowLastColumn="0" w:lastRowFirstColumn="0" w:lastRowLastColumn="0"/>
             <w:tcBorders>
               <w:top w:val="nil"/>
@@ -6802,6 +6622,7 @@
               <w:spacing w:lineRule="auto" w:line="240" w:before="60" w:after="60"/>
               <w:rPr>
                 <w:color w:val="auto"/>
+                <w:lang w:val="en-US"/>
               </w:rPr>
             </w:pPr>
             <w:r>
@@ -6810,9 +6631,9 @@
                 <w:color w:val="auto"/>
                 <w:kern w:val="0"/>
                 <w:sz w:val="16"/>
-                <w:lang w:eastAsia="ja-JP" w:bidi="ar-SA"/>
-              </w:rPr>
-              <w:t>sl20.debug.encryption.required</w:t>
+                <w:lang w:val="en-US" w:eastAsia="ja-JP" w:bidi="ar-SA"/>
+              </w:rPr>
+              <w:t>sl20.debug.signed.result.required</w:t>
             </w:r>
           </w:p>
           <w:p>
@@ -6865,7 +6686,7 @@
                 <w:color w:val="auto"/>
                 <w:kern w:val="0"/>
                 <w:sz w:val="20"/>
-                <w:lang w:eastAsia="ja-JP" w:bidi="ar-SA"/>
+                <w:lang w:val="en-US" w:eastAsia="ja-JP" w:bidi="ar-SA"/>
               </w:rPr>
               <w:t>true | false</w:t>
             </w:r>
@@ -6873,7 +6694,331 @@
         </w:tc>
         <w:tc>
           <w:tcPr>
-            <w:tcW w:w="5434" w:type="dxa"/>
+            <w:tcW w:w="5435" w:type="dxa"/>
+            <w:tcBorders>
+              <w:top w:val="nil"/>
+              <w:bottom w:val="nil"/>
+            </w:tcBorders>
+            <w:shd w:color="auto" w:fill="DDDBD5" w:themeFill="text2" w:themeFillTint="33" w:val="clear"/>
+          </w:tcPr>
+          <w:p>
+            <w:pPr>
+              <w:pStyle w:val="Normal"/>
+              <w:widowControl w:val="false"/>
+              <w:suppressAutoHyphens w:val="true"/>
+              <w:spacing w:lineRule="auto" w:line="240" w:before="60" w:after="60"/>
+              <w:cnfStyle w:val="000000010000" w:firstRow="0" w:lastRow="0" w:firstColumn="0" w:lastColumn="0" w:oddVBand="0" w:evenVBand="0" w:oddHBand="0" w:evenHBand="1" w:firstRowFirstColumn="0" w:firstRowLastColumn="0" w:lastRowFirstColumn="0" w:lastRowLastColumn="0"/>
+              <w:rPr>
+                <w:color w:val="auto"/>
+              </w:rPr>
+            </w:pPr>
+            <w:r>
+              <w:rPr>
+                <w:rFonts w:eastAsia="" w:cs=""/>
+                <w:color w:val="auto"/>
+                <w:kern w:val="0"/>
+                <w:sz w:val="20"/>
+                <w:lang w:eastAsia="ja-JP" w:bidi="ar-SA"/>
+              </w:rPr>
+              <w:t>Deaktivierung von verpflichtend signierten Kommandos.</w:t>
+            </w:r>
+          </w:p>
+          <w:p>
+            <w:pPr>
+              <w:pStyle w:val="Normal"/>
+              <w:widowControl w:val="false"/>
+              <w:suppressAutoHyphens w:val="true"/>
+              <w:spacing w:lineRule="auto" w:line="240" w:before="60" w:after="60"/>
+              <w:cnfStyle w:val="000000010000" w:firstRow="0" w:lastRow="0" w:firstColumn="0" w:lastColumn="0" w:oddVBand="0" w:evenVBand="0" w:oddHBand="0" w:evenHBand="1" w:firstRowFirstColumn="0" w:firstRowLastColumn="0" w:lastRowFirstColumn="0" w:lastRowLastColumn="0"/>
+              <w:rPr>
+                <w:color w:val="auto"/>
+              </w:rPr>
+            </w:pPr>
+            <w:r>
+              <w:rPr>
+                <w:rStyle w:val="Strong"/>
+                <w:rFonts w:eastAsia="" w:cs=""/>
+                <w:color w:val="auto"/>
+                <w:kern w:val="0"/>
+                <w:sz w:val="20"/>
+                <w:lang w:eastAsia="ja-JP" w:bidi="ar-SA"/>
+              </w:rPr>
+              <w:t>Default:</w:t>
+            </w:r>
+            <w:r>
+              <w:rPr>
+                <w:rFonts w:eastAsia="" w:cs=""/>
+                <w:color w:val="auto"/>
+                <w:kern w:val="0"/>
+                <w:sz w:val="20"/>
+                <w:lang w:eastAsia="ja-JP" w:bidi="ar-SA"/>
+              </w:rPr>
+              <w:t xml:space="preserve"> false</w:t>
+            </w:r>
+          </w:p>
+        </w:tc>
+      </w:tr>
+      <w:tr>
+        <w:trPr/>
+        <w:tc>
+          <w:tcPr>
+            <w:tcW w:w="2015" w:type="dxa"/>
+            <w:cnfStyle w:val="001000000000" w:firstRow="0" w:lastRow="0" w:firstColumn="1" w:lastColumn="0" w:oddVBand="0" w:evenVBand="0" w:oddHBand="0" w:evenHBand="0" w:firstRowFirstColumn="0" w:firstRowLastColumn="0" w:lastRowFirstColumn="0" w:lastRowLastColumn="0"/>
+            <w:tcBorders>
+              <w:top w:val="nil"/>
+              <w:bottom w:val="nil"/>
+            </w:tcBorders>
+            <w:shd w:color="auto" w:fill="DDDBD5" w:themeFill="text2" w:themeFillTint="33" w:val="clear"/>
+          </w:tcPr>
+          <w:p>
+            <w:pPr>
+              <w:pStyle w:val="Normal"/>
+              <w:widowControl w:val="false"/>
+              <w:suppressAutoHyphens w:val="true"/>
+              <w:spacing w:lineRule="auto" w:line="240" w:before="60" w:after="60"/>
+              <w:rPr>
+                <w:color w:val="auto"/>
+              </w:rPr>
+            </w:pPr>
+            <w:r>
+              <w:rPr>
+                <w:rFonts w:eastAsia="" w:cs=""/>
+                <w:color w:val="auto"/>
+                <w:kern w:val="0"/>
+                <w:sz w:val="16"/>
+                <w:lang w:val="en-US" w:eastAsia="ja-JP" w:bidi="ar-SA"/>
+              </w:rPr>
+              <w:t>sl20.debug.encryption.enabl</w:t>
+            </w:r>
+            <w:r>
+              <w:rPr>
+                <w:rFonts w:eastAsia="" w:cs=""/>
+                <w:color w:val="auto"/>
+                <w:kern w:val="0"/>
+                <w:sz w:val="16"/>
+                <w:lang w:eastAsia="ja-JP" w:bidi="ar-SA"/>
+              </w:rPr>
+              <w:t>ed</w:t>
+            </w:r>
+          </w:p>
+          <w:p>
+            <w:pPr>
+              <w:pStyle w:val="Normal"/>
+              <w:widowControl w:val="false"/>
+              <w:suppressAutoHyphens w:val="true"/>
+              <w:spacing w:lineRule="auto" w:line="240" w:before="60" w:after="60"/>
+              <w:rPr>
+                <w:color w:val="auto"/>
+                <w:lang w:val="en-US"/>
+              </w:rPr>
+            </w:pPr>
+            <w:r>
+              <w:rPr>
+                <w:color w:val="auto"/>
+                <w:sz w:val="16"/>
+                <w:lang w:val="en-US"/>
+              </w:rPr>
+            </w:r>
+          </w:p>
+        </w:tc>
+        <w:tc>
+          <w:tcPr>
+            <w:tcW w:w="2909" w:type="dxa"/>
+            <w:tcBorders>
+              <w:top w:val="nil"/>
+              <w:bottom w:val="nil"/>
+            </w:tcBorders>
+            <w:shd w:color="auto" w:fill="DDDBD5" w:themeFill="text2" w:themeFillTint="33" w:val="clear"/>
+          </w:tcPr>
+          <w:p>
+            <w:pPr>
+              <w:pStyle w:val="Normal"/>
+              <w:widowControl w:val="false"/>
+              <w:suppressAutoHyphens w:val="true"/>
+              <w:spacing w:lineRule="auto" w:line="240" w:before="60" w:after="60"/>
+              <w:cnfStyle w:val="000000000000" w:firstRow="0" w:lastRow="0" w:firstColumn="0" w:lastColumn="0" w:oddVBand="0" w:evenVBand="0" w:oddHBand="0" w:evenHBand="0" w:firstRowFirstColumn="0" w:firstRowLastColumn="0" w:lastRowFirstColumn="0" w:lastRowLastColumn="0"/>
+              <w:rPr>
+                <w:i/>
+                <w:i/>
+                <w:color w:val="auto"/>
+                <w:lang w:val="en-US"/>
+              </w:rPr>
+            </w:pPr>
+            <w:r>
+              <w:rPr>
+                <w:rFonts w:eastAsia="" w:cs=""/>
+                <w:i/>
+                <w:color w:val="auto"/>
+                <w:kern w:val="0"/>
+                <w:sz w:val="20"/>
+                <w:lang w:eastAsia="ja-JP" w:bidi="ar-SA"/>
+              </w:rPr>
+              <w:t>true | false</w:t>
+            </w:r>
+          </w:p>
+        </w:tc>
+        <w:tc>
+          <w:tcPr>
+            <w:tcW w:w="5435" w:type="dxa"/>
+            <w:tcBorders>
+              <w:top w:val="nil"/>
+              <w:bottom w:val="nil"/>
+            </w:tcBorders>
+            <w:shd w:color="auto" w:fill="DDDBD5" w:themeFill="text2" w:themeFillTint="33" w:val="clear"/>
+          </w:tcPr>
+          <w:p>
+            <w:pPr>
+              <w:pStyle w:val="Normal"/>
+              <w:widowControl w:val="false"/>
+              <w:suppressAutoHyphens w:val="true"/>
+              <w:spacing w:lineRule="auto" w:line="240" w:before="60" w:after="60"/>
+              <w:cnfStyle w:val="000000000000" w:firstRow="0" w:lastRow="0" w:firstColumn="0" w:lastColumn="0" w:oddVBand="0" w:evenVBand="0" w:oddHBand="0" w:evenHBand="0" w:firstRowFirstColumn="0" w:firstRowLastColumn="0" w:lastRowFirstColumn="0" w:lastRowLastColumn="0"/>
+              <w:rPr>
+                <w:color w:val="auto"/>
+                <w:sz w:val="24"/>
+                <w:szCs w:val="24"/>
+              </w:rPr>
+            </w:pPr>
+            <w:r>
+              <w:rPr>
+                <w:rFonts w:eastAsia="" w:cs=""/>
+                <w:color w:val="auto"/>
+                <w:kern w:val="0"/>
+                <w:sz w:val="20"/>
+                <w:lang w:eastAsia="ja-JP" w:bidi="ar-SA"/>
+              </w:rPr>
+              <w:t>Deaktivierung von Verschlüsselung, wodurch signierte Kommandos Schlüsselmaterial zur Verschlüsselung beinhalten.</w:t>
+            </w:r>
+          </w:p>
+          <w:p>
+            <w:pPr>
+              <w:pStyle w:val="Normal"/>
+              <w:widowControl w:val="false"/>
+              <w:suppressAutoHyphens w:val="true"/>
+              <w:spacing w:lineRule="auto" w:line="240" w:before="60" w:after="60"/>
+              <w:cnfStyle w:val="000000000000" w:firstRow="0" w:lastRow="0" w:firstColumn="0" w:lastColumn="0" w:oddVBand="0" w:evenVBand="0" w:oddHBand="0" w:evenHBand="0" w:firstRowFirstColumn="0" w:firstRowLastColumn="0" w:lastRowFirstColumn="0" w:lastRowLastColumn="0"/>
+              <w:rPr>
+                <w:color w:val="auto"/>
+              </w:rPr>
+            </w:pPr>
+            <w:r>
+              <w:rPr>
+                <w:rStyle w:val="Strong"/>
+                <w:rFonts w:eastAsia="" w:cs=""/>
+                <w:color w:val="auto"/>
+                <w:kern w:val="0"/>
+                <w:sz w:val="20"/>
+                <w:lang w:eastAsia="ja-JP" w:bidi="ar-SA"/>
+              </w:rPr>
+              <w:t>Default:</w:t>
+            </w:r>
+            <w:r>
+              <w:rPr>
+                <w:rFonts w:eastAsia="" w:cs=""/>
+                <w:color w:val="auto"/>
+                <w:kern w:val="0"/>
+                <w:sz w:val="20"/>
+                <w:lang w:eastAsia="ja-JP" w:bidi="ar-SA"/>
+              </w:rPr>
+              <w:t>false</w:t>
+            </w:r>
+          </w:p>
+        </w:tc>
+      </w:tr>
+      <w:tr>
+        <w:trPr>
+          <w:cnfStyle w:val="000000010000" w:firstRow="0" w:lastRow="0" w:firstColumn="0" w:lastColumn="0" w:oddVBand="0" w:evenVBand="0" w:oddHBand="0" w:evenHBand="1" w:firstRowFirstColumn="0" w:firstRowLastColumn="0" w:lastRowFirstColumn="0" w:lastRowLastColumn="0"/>
+        </w:trPr>
+        <w:tc>
+          <w:tcPr>
+            <w:tcW w:w="2015" w:type="dxa"/>
+            <w:cnfStyle w:val="001000000000" w:firstRow="0" w:lastRow="0" w:firstColumn="1" w:lastColumn="0" w:oddVBand="0" w:evenVBand="0" w:oddHBand="0" w:evenHBand="0" w:firstRowFirstColumn="0" w:firstRowLastColumn="0" w:lastRowFirstColumn="0" w:lastRowLastColumn="0"/>
+            <w:tcBorders>
+              <w:top w:val="nil"/>
+              <w:bottom w:val="nil"/>
+            </w:tcBorders>
+            <w:shd w:color="auto" w:fill="DDDBD5" w:themeFill="text2" w:themeFillTint="33" w:val="clear"/>
+          </w:tcPr>
+          <w:p>
+            <w:pPr>
+              <w:pStyle w:val="Normal"/>
+              <w:widowControl w:val="false"/>
+              <w:suppressAutoHyphens w:val="true"/>
+              <w:spacing w:lineRule="auto" w:line="240" w:before="60" w:after="60"/>
+              <w:rPr>
+                <w:color w:val="auto"/>
+              </w:rPr>
+            </w:pPr>
+            <w:r>
+              <w:rPr>
+                <w:rFonts w:eastAsia="" w:cs=""/>
+                <w:color w:val="auto"/>
+                <w:kern w:val="0"/>
+                <w:sz w:val="16"/>
+                <w:lang w:eastAsia="ja-JP" w:bidi="ar-SA"/>
+              </w:rPr>
+              <w:t>sl20.debug.encryption.required</w:t>
+            </w:r>
+          </w:p>
+          <w:p>
+            <w:pPr>
+              <w:pStyle w:val="Normal"/>
+              <w:widowControl w:val="false"/>
+              <w:suppressAutoHyphens w:val="true"/>
+              <w:spacing w:lineRule="auto" w:line="240" w:before="60" w:after="60"/>
+              <w:rPr>
+                <w:color w:val="auto"/>
+                <w:lang w:val="en-US"/>
+              </w:rPr>
+            </w:pPr>
+            <w:r>
+              <w:rPr>
+                <w:color w:val="auto"/>
+                <w:sz w:val="16"/>
+                <w:lang w:val="en-US"/>
+              </w:rPr>
+            </w:r>
+          </w:p>
+        </w:tc>
+        <w:tc>
+          <w:tcPr>
+            <w:tcW w:w="2909" w:type="dxa"/>
+            <w:tcBorders>
+              <w:top w:val="nil"/>
+              <w:bottom w:val="nil"/>
+            </w:tcBorders>
+            <w:shd w:color="auto" w:fill="DDDBD5" w:themeFill="text2" w:themeFillTint="33" w:val="clear"/>
+          </w:tcPr>
+          <w:p>
+            <w:pPr>
+              <w:pStyle w:val="Normal"/>
+              <w:widowControl w:val="false"/>
+              <w:suppressAutoHyphens w:val="true"/>
+              <w:spacing w:lineRule="auto" w:line="240" w:before="60" w:after="60"/>
+              <w:cnfStyle w:val="000000010000" w:firstRow="0" w:lastRow="0" w:firstColumn="0" w:lastColumn="0" w:oddVBand="0" w:evenVBand="0" w:oddHBand="0" w:evenHBand="1" w:firstRowFirstColumn="0" w:firstRowLastColumn="0" w:lastRowFirstColumn="0" w:lastRowLastColumn="0"/>
+              <w:rPr>
+                <w:i/>
+                <w:i/>
+                <w:color w:val="auto"/>
+                <w:lang w:val="en-US"/>
+              </w:rPr>
+            </w:pPr>
+            <w:r>
+              <w:rPr>
+                <w:rFonts w:eastAsia="" w:cs=""/>
+                <w:i/>
+                <w:color w:val="auto"/>
+                <w:kern w:val="0"/>
+                <w:sz w:val="20"/>
+                <w:lang w:eastAsia="ja-JP" w:bidi="ar-SA"/>
+              </w:rPr>
+              <w:t>true | false</w:t>
+            </w:r>
+          </w:p>
+        </w:tc>
+        <w:tc>
+          <w:tcPr>
+            <w:tcW w:w="5435" w:type="dxa"/>
             <w:tcBorders>
               <w:top w:val="nil"/>
               <w:bottom w:val="nil"/>
@@ -7837,6 +7982,29 @@
           <w:lang w:val="en-US"/>
         </w:rPr>
         <w:t>soap.sign.enabled=true</w:t>
+      </w:r>
+    </w:p>
+    <w:p>
+      <w:pPr>
+        <w:pStyle w:val="Preformatted"/>
+        <w:rPr>
+          <w:highlight w:val="white"/>
+          <w:lang w:val="en-US"/>
+        </w:rPr>
+      </w:pPr>
+      <w:r>
+        <w:rPr>
+          <w:highlight w:val="white"/>
+          <w:lang w:val="en-US"/>
+        </w:rPr>
+        <w:t>soap.sign.with.verify.enabled</w:t>
+      </w:r>
+      <w:r>
+        <w:rPr>
+          <w:highlight w:val="white"/>
+          <w:lang w:val="en-US"/>
+        </w:rPr>
+        <w:t>=true</w:t>
       </w:r>
     </w:p>
     <w:p>
@@ -10094,6 +10262,154 @@
                 <w:lang w:eastAsia="ja-JP" w:bidi="ar-SA"/>
               </w:rPr>
               <w:t>Bulk-Light Funktion hinzugefügt</w:t>
+            </w:r>
+          </w:p>
+        </w:tc>
+      </w:tr>
+      <w:tr>
+        <w:trPr>
+          <w:cnfStyle w:val="000000010000" w:firstRow="0" w:lastRow="0" w:firstColumn="0" w:lastColumn="0" w:oddVBand="0" w:evenVBand="0" w:oddHBand="0" w:evenHBand="1" w:firstRowFirstColumn="0" w:firstRowLastColumn="0" w:lastRowFirstColumn="0" w:lastRowLastColumn="0"/>
+        </w:trPr>
+        <w:tc>
+          <w:tcPr>
+            <w:tcW w:w="1242" w:type="dxa"/>
+            <w:cnfStyle w:val="001000000000" w:firstRow="0" w:lastRow="0" w:firstColumn="1" w:lastColumn="0" w:oddVBand="0" w:evenVBand="0" w:oddHBand="0" w:evenHBand="0" w:firstRowFirstColumn="0" w:firstRowLastColumn="0" w:lastRowFirstColumn="0" w:lastRowLastColumn="0"/>
+            <w:tcBorders>
+              <w:top w:val="nil"/>
+            </w:tcBorders>
+            <w:shd w:color="auto" w:fill="DDDBD5" w:themeFill="text2" w:themeFillTint="33" w:val="clear"/>
+          </w:tcPr>
+          <w:p>
+            <w:pPr>
+              <w:pStyle w:val="Normal"/>
+              <w:widowControl w:val="false"/>
+              <w:suppressAutoHyphens w:val="true"/>
+              <w:spacing w:lineRule="auto" w:line="240" w:before="60" w:after="60"/>
+              <w:rPr>
+                <w:rFonts w:ascii="Century Gothic" w:hAnsi="Century Gothic" w:eastAsia="" w:cs="" w:asciiTheme="majorHAnsi" w:hAnsiTheme="majorHAnsi"/>
+                <w:color w:val="000000" w:themeColor="text1"/>
+                <w:kern w:val="0"/>
+                <w:sz w:val="16"/>
+                <w:szCs w:val="22"/>
+                <w:lang w:val="de-DE" w:eastAsia="ja-JP" w:bidi="ar-SA"/>
+              </w:rPr>
+            </w:pPr>
+            <w:r>
+              <w:rPr>
+                <w:rFonts w:eastAsia="" w:cs=""/>
+                <w:color w:val="000000" w:themeColor="text1"/>
+                <w:kern w:val="0"/>
+                <w:sz w:val="16"/>
+                <w:szCs w:val="22"/>
+                <w:lang w:val="de-DE" w:eastAsia="ja-JP" w:bidi="ar-SA"/>
+              </w:rPr>
+              <w:t>4.4.2</w:t>
+            </w:r>
+          </w:p>
+        </w:tc>
+        <w:tc>
+          <w:tcPr>
+            <w:tcW w:w="1701" w:type="dxa"/>
+            <w:tcBorders>
+              <w:top w:val="nil"/>
+            </w:tcBorders>
+            <w:shd w:color="auto" w:fill="DDDBD5" w:themeFill="text2" w:themeFillTint="33" w:val="clear"/>
+          </w:tcPr>
+          <w:p>
+            <w:pPr>
+              <w:pStyle w:val="Normal"/>
+              <w:widowControl w:val="false"/>
+              <w:suppressAutoHyphens w:val="true"/>
+              <w:spacing w:lineRule="auto" w:line="240" w:before="60" w:after="60"/>
+              <w:cnfStyle w:val="000000010000" w:firstRow="0" w:lastRow="0" w:firstColumn="0" w:lastColumn="0" w:oddVBand="0" w:evenVBand="0" w:oddHBand="0" w:evenHBand="1" w:firstRowFirstColumn="0" w:firstRowLastColumn="0" w:lastRowFirstColumn="0" w:lastRowLastColumn="0"/>
+              <w:rPr>
+                <w:rFonts w:ascii="Century Gothic" w:hAnsi="Century Gothic" w:eastAsia="" w:cs="" w:asciiTheme="majorHAnsi" w:hAnsiTheme="majorHAnsi"/>
+                <w:color w:val="000000" w:themeColor="text1"/>
+                <w:kern w:val="0"/>
+                <w:sz w:val="20"/>
+                <w:szCs w:val="22"/>
+                <w:lang w:val="de-DE" w:eastAsia="ja-JP" w:bidi="ar-SA"/>
+              </w:rPr>
+            </w:pPr>
+            <w:r>
+              <w:rPr>
+                <w:rFonts w:eastAsia="" w:cs=""/>
+                <w:color w:val="000000" w:themeColor="text1"/>
+                <w:kern w:val="0"/>
+                <w:sz w:val="20"/>
+                <w:szCs w:val="22"/>
+                <w:lang w:val="de-DE" w:eastAsia="ja-JP" w:bidi="ar-SA"/>
+              </w:rPr>
+              <w:t>05.09.2024</w:t>
+            </w:r>
+          </w:p>
+        </w:tc>
+        <w:tc>
+          <w:tcPr>
+            <w:tcW w:w="2410" w:type="dxa"/>
+            <w:tcBorders>
+              <w:top w:val="nil"/>
+            </w:tcBorders>
+            <w:shd w:color="auto" w:fill="DDDBD5" w:themeFill="text2" w:themeFillTint="33" w:val="clear"/>
+          </w:tcPr>
+          <w:p>
+            <w:pPr>
+              <w:pStyle w:val="Normal"/>
+              <w:widowControl w:val="false"/>
+              <w:suppressAutoHyphens w:val="true"/>
+              <w:spacing w:lineRule="auto" w:line="240" w:before="60" w:after="60"/>
+              <w:cnfStyle w:val="000000010000" w:firstRow="0" w:lastRow="0" w:firstColumn="0" w:lastColumn="0" w:oddVBand="0" w:evenVBand="0" w:oddHBand="0" w:evenHBand="1" w:firstRowFirstColumn="0" w:firstRowLastColumn="0" w:lastRowFirstColumn="0" w:lastRowLastColumn="0"/>
+              <w:rPr>
+                <w:rFonts w:ascii="Century Gothic" w:hAnsi="Century Gothic" w:eastAsia="" w:cs="" w:asciiTheme="majorHAnsi" w:hAnsiTheme="majorHAnsi"/>
+                <w:color w:val="000000" w:themeColor="text1"/>
+                <w:kern w:val="0"/>
+                <w:sz w:val="20"/>
+                <w:szCs w:val="22"/>
+                <w:lang w:val="de-DE" w:eastAsia="ja-JP" w:bidi="ar-SA"/>
+              </w:rPr>
+            </w:pPr>
+            <w:r>
+              <w:rPr>
+                <w:rFonts w:eastAsia="" w:cs=""/>
+                <w:color w:val="000000" w:themeColor="text1"/>
+                <w:kern w:val="0"/>
+                <w:sz w:val="20"/>
+                <w:szCs w:val="22"/>
+                <w:lang w:val="de-DE" w:eastAsia="ja-JP" w:bidi="ar-SA"/>
+              </w:rPr>
+              <w:t>Thomas Lenz</w:t>
+            </w:r>
+          </w:p>
+        </w:tc>
+        <w:tc>
+          <w:tcPr>
+            <w:tcW w:w="3786" w:type="dxa"/>
+            <w:tcBorders>
+              <w:top w:val="nil"/>
+            </w:tcBorders>
+            <w:shd w:color="auto" w:fill="DDDBD5" w:themeFill="text2" w:themeFillTint="33" w:val="clear"/>
+          </w:tcPr>
+          <w:p>
+            <w:pPr>
+              <w:pStyle w:val="Normal"/>
+              <w:widowControl w:val="false"/>
+              <w:suppressAutoHyphens w:val="true"/>
+              <w:spacing w:lineRule="auto" w:line="240" w:before="60" w:after="60"/>
+              <w:cnfStyle w:val="000000010000" w:firstRow="0" w:lastRow="0" w:firstColumn="0" w:lastColumn="0" w:oddVBand="0" w:evenVBand="0" w:oddHBand="0" w:evenHBand="1" w:firstRowFirstColumn="0" w:firstRowLastColumn="0" w:lastRowFirstColumn="0" w:lastRowLastColumn="0"/>
+              <w:rPr>
+                <w:rFonts w:eastAsia="" w:cs=""/>
+                <w:kern w:val="0"/>
+                <w:lang w:eastAsia="ja-JP" w:bidi="ar-SA"/>
+              </w:rPr>
+            </w:pPr>
+            <w:r>
+              <w:rPr>
+                <w:rFonts w:eastAsia="" w:cs=""/>
+                <w:kern w:val="0"/>
+                <w:sz w:val="20"/>
+                <w:lang w:eastAsia="ja-JP" w:bidi="ar-SA"/>
+              </w:rPr>
+              <w:t>Konfigurationsparamter update</w:t>
             </w:r>
           </w:p>
         </w:tc>
@@ -10474,7 +10790,7 @@
                                 </w:r>
                                 <w:r>
                                   <w:rPr/>
-                                  <w:t>5</w:t>
+                                  <w:t>14</w:t>
                                 </w:r>
                                 <w:r>
                                   <w:rPr/>
@@ -10651,7 +10967,7 @@
                           </w:r>
                           <w:r>
                             <w:rPr/>
-                            <w:t>5</w:t>
+                            <w:t>14</w:t>
                           </w:r>
                           <w:r>
                             <w:rPr/>
